--- a/docassemble/USCISApplications/data/templates/Court_Accompaniment_Intake.docx
+++ b/docassemble/USCISApplications/data/templates/Court_Accompaniment_Intake.docx
@@ -2,1029 +2,6 @@
 <file path=word/document.xml><?xml version="1.0" encoding="utf-8"?>
 <w:document xmlns:wpc="http://schemas.microsoft.com/office/word/2010/wordprocessingCanvas" xmlns:cx="http://schemas.microsoft.com/office/drawing/2014/chartex" xmlns:cx1="http://schemas.microsoft.com/office/drawing/2015/9/8/chartex" xmlns:cx2="http://schemas.microsoft.com/office/drawing/2015/10/21/chartex" xmlns:cx3="http://schemas.microsoft.com/office/drawing/2016/5/9/chartex" xmlns:cx4="http://schemas.microsoft.com/office/drawing/2016/5/10/chartex" xmlns:cx5="http://schemas.microsoft.com/office/drawing/2016/5/11/chartex" xmlns:cx6="http://schemas.microsoft.com/office/drawing/2016/5/12/chartex" xmlns:cx7="http://schemas.microsoft.com/office/drawing/2016/5/13/chartex" xmlns:cx8="http://schemas.microsoft.com/office/drawing/2016/5/14/chartex" xmlns:mc="http://schemas.openxmlformats.org/markup-compatibility/2006" xmlns:aink="http://schemas.microsoft.com/office/drawing/2016/ink" xmlns:am3d="http://schemas.microsoft.com/office/drawing/2017/model3d" xmlns:o="urn:schemas-microsoft-com:office:office" xmlns:oel="http://schemas.microsoft.com/office/2019/extlst" xmlns:r="http://schemas.openxmlformats.org/officeDocument/2006/relationships" xmlns:m="http://schemas.openxmlformats.org/officeDocument/2006/math" xmlns:v="urn:schemas-microsoft-com:vml" xmlns:wp14="http://schemas.microsoft.com/office/word/2010/wordprocessingDrawing" xmlns:wp="http://schemas.openxmlformats.org/drawingml/2006/wordprocessingDrawing" xmlns:w10="urn:schemas-microsoft-com:office:word" xmlns:w="http://schemas.openxmlformats.org/wordprocessingml/2006/main" xmlns:w14="http://schemas.microsoft.com/office/word/2010/wordml" xmlns:w15="http://schemas.microsoft.com/office/word/2012/wordml" xmlns:w16cex="http://schemas.microsoft.com/office/word/2018/wordml/cex" xmlns:w16cid="http://schemas.microsoft.com/office/word/2016/wordml/cid" xmlns:w16="http://schemas.microsoft.com/office/word/2018/wordml" xmlns:w16sdtdh="http://schemas.microsoft.com/office/word/2020/wordml/sdtdatahash" xmlns:w16se="http://schemas.microsoft.com/office/word/2015/wordml/symex" xmlns:wpg="http://schemas.microsoft.com/office/word/2010/wordprocessingGroup" xmlns:wpi="http://schemas.microsoft.com/office/word/2010/wordprocessingInk" xmlns:wne="http://schemas.microsoft.com/office/word/2006/wordml" xmlns:wps="http://schemas.microsoft.com/office/word/2010/wordprocessingShape" mc:Ignorable="w14 w15 w16se w16cid w16 w16cex w16sdtdh wp14">
   <w:body>
-    <w:p>
-      <w:pPr>
-        <w:pStyle w:val="paragraph"/>
-        <w:spacing w:before="0" w:beforeAutospacing="0" w:after="0" w:afterAutospacing="0"/>
-        <w:jc w:val="center"/>
-        <w:textAlignment w:val="baseline"/>
-        <w:rPr>
-          <w:rFonts w:ascii="Segoe UI" w:hAnsi="Segoe UI" w:cs="Segoe UI"/>
-          <w:sz w:val="18"/>
-          <w:szCs w:val="18"/>
-        </w:rPr>
-      </w:pPr>
-      <w:r>
-        <w:rPr>
-          <w:rStyle w:val="normaltextrun"/>
-          <w:rFonts w:ascii="Calibri" w:eastAsiaTheme="majorEastAsia" w:hAnsi="Calibri" w:cs="Calibri"/>
-          <w:b/>
-          <w:bCs/>
-          <w:sz w:val="22"/>
-          <w:szCs w:val="22"/>
-          <w:lang w:val="en"/>
-        </w:rPr>
-        <w:t xml:space="preserve">Immigration </w:t>
-      </w:r>
-      <w:r>
-        <w:rPr>
-          <w:rStyle w:val="normaltextrun"/>
-          <w:rFonts w:ascii="Calibri" w:eastAsiaTheme="majorEastAsia" w:hAnsi="Calibri" w:cs="Calibri"/>
-          <w:b/>
-          <w:bCs/>
-          <w:sz w:val="22"/>
-          <w:szCs w:val="22"/>
-          <w:shd w:val="clear" w:color="auto" w:fill="FFFFFF"/>
-          <w:lang w:val="en"/>
-        </w:rPr>
-        <w:t>Workshop</w:t>
-      </w:r>
-      <w:r>
-        <w:rPr>
-          <w:rStyle w:val="eop"/>
-          <w:rFonts w:ascii="Calibri" w:eastAsiaTheme="majorEastAsia" w:hAnsi="Calibri" w:cs="Calibri"/>
-          <w:sz w:val="22"/>
-          <w:szCs w:val="22"/>
-        </w:rPr>
-        <w:t> </w:t>
-      </w:r>
-    </w:p>
-    <w:p>
-      <w:pPr>
-        <w:pStyle w:val="paragraph"/>
-        <w:spacing w:before="0" w:beforeAutospacing="0" w:after="0" w:afterAutospacing="0"/>
-        <w:jc w:val="center"/>
-        <w:textAlignment w:val="baseline"/>
-        <w:rPr>
-          <w:rStyle w:val="eop"/>
-          <w:rFonts w:ascii="Calibri" w:eastAsiaTheme="majorEastAsia" w:hAnsi="Calibri" w:cs="Calibri"/>
-          <w:b/>
-          <w:bCs/>
-          <w:sz w:val="22"/>
-          <w:szCs w:val="22"/>
-          <w:u w:val="single"/>
-        </w:rPr>
-      </w:pPr>
-      <w:r>
-        <w:rPr>
-          <w:rStyle w:val="normaltextrun"/>
-          <w:rFonts w:ascii="Calibri" w:eastAsiaTheme="majorEastAsia" w:hAnsi="Calibri" w:cs="Calibri"/>
-          <w:b/>
-          <w:bCs/>
-          <w:sz w:val="22"/>
-          <w:szCs w:val="22"/>
-          <w:u w:val="single"/>
-          <w:lang w:val="en"/>
-        </w:rPr>
-        <w:t>LIMITED SCOPE OF SERVICES AND AUTHORIZATION</w:t>
-      </w:r>
-      <w:r>
-        <w:rPr>
-          <w:rStyle w:val="normaltextrun"/>
-          <w:rFonts w:ascii="Calibri" w:eastAsiaTheme="majorEastAsia" w:hAnsi="Calibri" w:cs="Calibri"/>
-          <w:b/>
-          <w:bCs/>
-          <w:sz w:val="22"/>
-          <w:szCs w:val="22"/>
-          <w:u w:val="single"/>
-          <w:lang w:val="en"/>
-        </w:rPr>
-        <w:t xml:space="preserve">: </w:t>
-      </w:r>
-    </w:p>
-    <w:p>
-      <w:pPr>
-        <w:pStyle w:val="paragraph"/>
-        <w:spacing w:before="0" w:beforeAutospacing="0" w:after="0" w:afterAutospacing="0"/>
-        <w:jc w:val="center"/>
-        <w:textAlignment w:val="baseline"/>
-        <w:rPr>
-          <w:rStyle w:val="eop"/>
-          <w:rFonts w:ascii="Calibri" w:eastAsiaTheme="majorEastAsia" w:hAnsi="Calibri" w:cs="Calibri"/>
-          <w:b/>
-          <w:bCs/>
-          <w:sz w:val="22"/>
-          <w:szCs w:val="22"/>
-          <w:u w:val="single"/>
-        </w:rPr>
-      </w:pPr>
-      <w:r>
-        <w:rPr>
-          <w:rStyle w:val="normaltextrun"/>
-          <w:rFonts w:ascii="Calibri" w:eastAsiaTheme="majorEastAsia" w:hAnsi="Calibri" w:cs="Calibri"/>
-          <w:b/>
-          <w:bCs/>
-          <w:sz w:val="22"/>
-          <w:szCs w:val="22"/>
-          <w:u w:val="single"/>
-          <w:lang w:val="en"/>
-        </w:rPr>
-        <w:t>F</w:t>
-      </w:r>
-      <w:r>
-        <w:rPr>
-          <w:rStyle w:val="eop"/>
-          <w:rFonts w:ascii="Calibri" w:eastAsiaTheme="majorEastAsia" w:hAnsi="Calibri" w:cs="Calibri"/>
-          <w:b/>
-          <w:bCs/>
-          <w:sz w:val="22"/>
-          <w:szCs w:val="22"/>
-          <w:u w:val="single"/>
-        </w:rPr>
-        <w:t>RIEND OF THE COURT</w:t>
-      </w:r>
-      <w:r>
-        <w:rPr>
-          <w:rStyle w:val="eop"/>
-          <w:rFonts w:ascii="Calibri" w:eastAsiaTheme="majorEastAsia" w:hAnsi="Calibri" w:cs="Calibri"/>
-          <w:b/>
-          <w:bCs/>
-          <w:sz w:val="22"/>
-          <w:szCs w:val="22"/>
-          <w:u w:val="single"/>
-        </w:rPr>
-        <w:t xml:space="preserve"> ACCOMPANIMENT</w:t>
-      </w:r>
-    </w:p>
-    <w:p>
-      <w:pPr>
-        <w:pStyle w:val="paragraph"/>
-        <w:spacing w:before="0" w:beforeAutospacing="0" w:after="0" w:afterAutospacing="0"/>
-        <w:textAlignment w:val="baseline"/>
-        <w:rPr>
-          <w:rStyle w:val="normaltextrun"/>
-          <w:rFonts w:ascii="Calibri" w:eastAsiaTheme="majorEastAsia" w:hAnsi="Calibri" w:cs="Calibri"/>
-          <w:sz w:val="22"/>
-          <w:szCs w:val="22"/>
-        </w:rPr>
-      </w:pPr>
-    </w:p>
-    <w:p>
-      <w:pPr>
-        <w:pStyle w:val="paragraph"/>
-        <w:spacing w:before="0" w:beforeAutospacing="0" w:after="0" w:afterAutospacing="0"/>
-        <w:textAlignment w:val="baseline"/>
-        <w:rPr>
-          <w:rFonts w:ascii="Calibri" w:eastAsia="Calibri" w:hAnsi="Calibri" w:cs="Calibri"/>
-          <w:sz w:val="22"/>
-          <w:szCs w:val="22"/>
-        </w:rPr>
-      </w:pPr>
-      <w:r>
-        <w:rPr>
-          <w:rStyle w:val="normaltextrun"/>
-          <w:rFonts w:ascii="Calibri" w:eastAsiaTheme="majorEastAsia" w:hAnsi="Calibri" w:cs="Calibri"/>
-          <w:sz w:val="22"/>
-          <w:szCs w:val="22"/>
-        </w:rPr>
-        <w:t>T</w:t>
-      </w:r>
-      <w:r>
-        <w:rPr>
-          <w:rStyle w:val="normaltextrun"/>
-          <w:rFonts w:ascii="Calibri" w:eastAsia="Calibri" w:hAnsi="Calibri" w:cs="Calibri"/>
-          <w:sz w:val="22"/>
-          <w:szCs w:val="22"/>
-        </w:rPr>
-        <w:t>he services provided by the Immigration Workshop are limited to the information and assistance given today at the workshop. No current or ongoing attorney-client relationship is created by the provision of today’s services.  </w:t>
-      </w:r>
-      <w:r>
-        <w:rPr>
-          <w:rStyle w:val="eop"/>
-          <w:rFonts w:ascii="Calibri" w:eastAsia="Calibri" w:hAnsi="Calibri" w:cs="Calibri"/>
-          <w:sz w:val="22"/>
-          <w:szCs w:val="22"/>
-        </w:rPr>
-        <w:t> </w:t>
-      </w:r>
-    </w:p>
-    <w:p>
-      <w:pPr>
-        <w:pStyle w:val="paragraph"/>
-        <w:spacing w:before="0" w:beforeAutospacing="0" w:after="0" w:afterAutospacing="0"/>
-        <w:textAlignment w:val="baseline"/>
-        <w:rPr>
-          <w:rFonts w:ascii="Calibri" w:eastAsia="Calibri" w:hAnsi="Calibri" w:cs="Calibri"/>
-          <w:sz w:val="22"/>
-          <w:szCs w:val="22"/>
-        </w:rPr>
-      </w:pPr>
-      <w:r>
-        <w:rPr>
-          <w:rStyle w:val="eop"/>
-          <w:rFonts w:ascii="Calibri" w:eastAsia="Calibri" w:hAnsi="Calibri" w:cs="Calibri"/>
-          <w:sz w:val="22"/>
-          <w:szCs w:val="22"/>
-        </w:rPr>
-        <w:t> </w:t>
-      </w:r>
-    </w:p>
-    <w:p>
-      <w:pPr>
-        <w:pStyle w:val="paragraph"/>
-        <w:spacing w:before="0" w:beforeAutospacing="0" w:after="0" w:afterAutospacing="0"/>
-        <w:textAlignment w:val="baseline"/>
-        <w:rPr>
-          <w:rStyle w:val="eop"/>
-          <w:rFonts w:ascii="Calibri" w:eastAsia="Calibri" w:hAnsi="Calibri" w:cs="Calibri"/>
-          <w:sz w:val="22"/>
-          <w:szCs w:val="22"/>
-        </w:rPr>
-      </w:pPr>
-      <w:r>
-        <w:rPr>
-          <w:rStyle w:val="normaltextrun"/>
-          <w:rFonts w:ascii="Calibri" w:eastAsia="Calibri" w:hAnsi="Calibri" w:cs="Calibri"/>
-          <w:sz w:val="22"/>
-          <w:szCs w:val="22"/>
-        </w:rPr>
-        <w:t>We need to</w:t>
-      </w:r>
-      <w:r>
-        <w:rPr>
-          <w:rStyle w:val="normaltextrun"/>
-          <w:rFonts w:ascii="Calibri" w:eastAsia="Calibri" w:hAnsi="Calibri" w:cs="Calibri"/>
-          <w:sz w:val="22"/>
-          <w:szCs w:val="22"/>
-        </w:rPr>
-        <w:t xml:space="preserve"> learn some </w:t>
-      </w:r>
-      <w:r>
-        <w:rPr>
-          <w:rStyle w:val="normaltextrun"/>
-          <w:rFonts w:ascii="Calibri" w:eastAsia="Calibri" w:hAnsi="Calibri" w:cs="Calibri"/>
-          <w:sz w:val="22"/>
-          <w:szCs w:val="22"/>
-        </w:rPr>
-        <w:t>details</w:t>
-      </w:r>
-      <w:r>
-        <w:rPr>
-          <w:rStyle w:val="normaltextrun"/>
-          <w:rFonts w:ascii="Calibri" w:eastAsia="Calibri" w:hAnsi="Calibri" w:cs="Calibri"/>
-          <w:sz w:val="22"/>
-          <w:szCs w:val="22"/>
-        </w:rPr>
-        <w:t xml:space="preserve"> about individual cases</w:t>
-      </w:r>
-      <w:r>
-        <w:rPr>
-          <w:rStyle w:val="normaltextrun"/>
-          <w:rFonts w:ascii="Calibri" w:eastAsia="Calibri" w:hAnsi="Calibri" w:cs="Calibri"/>
-          <w:sz w:val="22"/>
-          <w:szCs w:val="22"/>
-        </w:rPr>
-        <w:t xml:space="preserve"> in order to </w:t>
-      </w:r>
-      <w:r>
-        <w:rPr>
-          <w:rStyle w:val="normaltextrun"/>
-          <w:rFonts w:ascii="Calibri" w:eastAsia="Calibri" w:hAnsi="Calibri" w:cs="Calibri"/>
-          <w:sz w:val="22"/>
-          <w:szCs w:val="22"/>
-        </w:rPr>
-        <w:t xml:space="preserve">prepare </w:t>
-      </w:r>
-      <w:r>
-        <w:rPr>
-          <w:rStyle w:val="normaltextrun"/>
-          <w:rFonts w:ascii="Calibri" w:eastAsia="Calibri" w:hAnsi="Calibri" w:cs="Calibri"/>
-          <w:sz w:val="22"/>
-          <w:szCs w:val="22"/>
-        </w:rPr>
-        <w:t>participants</w:t>
-      </w:r>
-      <w:r>
-        <w:rPr>
-          <w:rStyle w:val="normaltextrun"/>
-          <w:rFonts w:ascii="Calibri" w:eastAsia="Calibri" w:hAnsi="Calibri" w:cs="Calibri"/>
-          <w:sz w:val="22"/>
-          <w:szCs w:val="22"/>
-        </w:rPr>
-        <w:t xml:space="preserve"> </w:t>
-      </w:r>
-      <w:r>
-        <w:rPr>
-          <w:rStyle w:val="normaltextrun"/>
-          <w:rFonts w:ascii="Calibri" w:eastAsia="Calibri" w:hAnsi="Calibri" w:cs="Calibri"/>
-          <w:sz w:val="22"/>
-          <w:szCs w:val="22"/>
-        </w:rPr>
-        <w:t>for</w:t>
-      </w:r>
-      <w:r>
-        <w:rPr>
-          <w:rStyle w:val="normaltextrun"/>
-          <w:rFonts w:ascii="Calibri" w:eastAsia="Calibri" w:hAnsi="Calibri" w:cs="Calibri"/>
-          <w:sz w:val="22"/>
-          <w:szCs w:val="22"/>
-        </w:rPr>
-        <w:t xml:space="preserve"> their Immigration Court hearings. During the legal orientation, participants are responsible for giving accurate</w:t>
-      </w:r>
-      <w:r>
-        <w:rPr>
-          <w:rStyle w:val="normaltextrun"/>
-          <w:rFonts w:ascii="Calibri" w:eastAsia="Calibri" w:hAnsi="Calibri" w:cs="Calibri"/>
-          <w:sz w:val="22"/>
-          <w:szCs w:val="22"/>
-        </w:rPr>
-        <w:t>,</w:t>
-      </w:r>
-      <w:r>
-        <w:rPr>
-          <w:rStyle w:val="normaltextrun"/>
-          <w:rFonts w:ascii="Calibri" w:eastAsia="Calibri" w:hAnsi="Calibri" w:cs="Calibri"/>
-          <w:sz w:val="22"/>
-          <w:szCs w:val="22"/>
-        </w:rPr>
-        <w:t xml:space="preserve">  truthful information. All the information provided to the workshop  during this time will remain confidential with the exceptions noted below.</w:t>
-      </w:r>
-      <w:r>
-        <w:rPr>
-          <w:rStyle w:val="eop"/>
-          <w:rFonts w:ascii="Calibri" w:eastAsia="Calibri" w:hAnsi="Calibri" w:cs="Calibri"/>
-          <w:sz w:val="22"/>
-          <w:szCs w:val="22"/>
-        </w:rPr>
-        <w:t> </w:t>
-      </w:r>
-    </w:p>
-    <w:p>
-      <w:pPr>
-        <w:pStyle w:val="paragraph"/>
-        <w:spacing w:before="0" w:beforeAutospacing="0" w:after="0" w:afterAutospacing="0"/>
-        <w:textAlignment w:val="baseline"/>
-        <w:rPr>
-          <w:rFonts w:ascii="Calibri" w:eastAsia="Calibri" w:hAnsi="Calibri" w:cs="Calibri"/>
-          <w:sz w:val="22"/>
-          <w:szCs w:val="22"/>
-        </w:rPr>
-      </w:pPr>
-    </w:p>
-    <w:p>
-      <w:pPr>
-        <w:pStyle w:val="paragraph"/>
-        <w:spacing w:before="0" w:beforeAutospacing="0" w:after="0" w:afterAutospacing="0"/>
-        <w:textAlignment w:val="baseline"/>
-        <w:rPr>
-          <w:rFonts w:ascii="Calibri" w:eastAsia="Calibri" w:hAnsi="Calibri" w:cs="Calibri"/>
-          <w:sz w:val="22"/>
-          <w:szCs w:val="22"/>
-        </w:rPr>
-      </w:pPr>
-      <w:r>
-        <w:rPr>
-          <w:rStyle w:val="normaltextrun"/>
-          <w:rFonts w:ascii="Calibri" w:eastAsia="Calibri" w:hAnsi="Calibri" w:cs="Calibri"/>
-          <w:b/>
-          <w:bCs/>
-          <w:i/>
-          <w:iCs/>
-          <w:sz w:val="22"/>
-          <w:szCs w:val="22"/>
-          <w:lang w:val="en"/>
-        </w:rPr>
-        <w:t>Please review the following to acknowledge understanding and agreement, then sign and date at the bottom of the page:</w:t>
-      </w:r>
-      <w:r>
-        <w:rPr>
-          <w:rStyle w:val="eop"/>
-          <w:rFonts w:ascii="Calibri" w:eastAsia="Calibri" w:hAnsi="Calibri" w:cs="Calibri"/>
-          <w:sz w:val="22"/>
-          <w:szCs w:val="22"/>
-        </w:rPr>
-        <w:t> </w:t>
-      </w:r>
-    </w:p>
-    <w:p>
-      <w:pPr>
-        <w:pStyle w:val="paragraph"/>
-        <w:spacing w:before="0" w:beforeAutospacing="0" w:after="0" w:afterAutospacing="0"/>
-        <w:textAlignment w:val="baseline"/>
-        <w:rPr>
-          <w:rFonts w:ascii="Calibri" w:eastAsia="Calibri" w:hAnsi="Calibri" w:cs="Calibri"/>
-          <w:sz w:val="22"/>
-          <w:szCs w:val="22"/>
-        </w:rPr>
-      </w:pPr>
-      <w:r>
-        <w:rPr>
-          <w:rStyle w:val="eop"/>
-          <w:rFonts w:ascii="Calibri" w:eastAsia="Calibri" w:hAnsi="Calibri" w:cs="Calibri"/>
-          <w:sz w:val="22"/>
-          <w:szCs w:val="22"/>
-        </w:rPr>
-        <w:t> </w:t>
-      </w:r>
-    </w:p>
-    <w:p>
-      <w:pPr>
-        <w:pStyle w:val="paragraph"/>
-        <w:numPr>
-          <w:ilvl w:val="0"/>
-          <w:numId w:val="1"/>
-        </w:numPr>
-        <w:spacing w:before="0" w:beforeAutospacing="0" w:after="0" w:afterAutospacing="0"/>
-        <w:ind w:left="630"/>
-        <w:textAlignment w:val="baseline"/>
-        <w:rPr>
-          <w:rStyle w:val="normaltextrun"/>
-          <w:rFonts w:ascii="Calibri" w:eastAsia="Calibri" w:hAnsi="Calibri" w:cs="Calibri"/>
-          <w:sz w:val="22"/>
-          <w:szCs w:val="22"/>
-        </w:rPr>
-      </w:pPr>
-      <w:r>
-        <w:rPr>
-          <w:rStyle w:val="normaltextrun"/>
-          <w:rFonts w:ascii="Calibri" w:eastAsia="Calibri" w:hAnsi="Calibri" w:cs="Calibri"/>
-          <w:sz w:val="22"/>
-          <w:szCs w:val="22"/>
-        </w:rPr>
-        <w:t xml:space="preserve">I understand that the organizations here today will help inform me of my legal rights, help me understand the legal process, and review my documents. The organizations or attorneys present today will not serve as my legal representative and will not represent me after today unless explicitly discussed. </w:t>
-      </w:r>
-    </w:p>
-    <w:p>
-      <w:pPr>
-        <w:pStyle w:val="paragraph"/>
-        <w:numPr>
-          <w:ilvl w:val="0"/>
-          <w:numId w:val="1"/>
-        </w:numPr>
-        <w:spacing w:before="0" w:beforeAutospacing="0" w:after="0" w:afterAutospacing="0"/>
-        <w:ind w:left="630"/>
-        <w:textAlignment w:val="baseline"/>
-        <w:rPr>
-          <w:rFonts w:ascii="Calibri" w:eastAsia="Calibri" w:hAnsi="Calibri" w:cs="Calibri"/>
-          <w:sz w:val="22"/>
-          <w:szCs w:val="22"/>
-        </w:rPr>
-      </w:pPr>
-      <w:r>
-        <w:rPr>
-          <w:rFonts w:ascii="Calibri" w:eastAsia="Calibri" w:hAnsi="Calibri" w:cs="Calibri"/>
-          <w:sz w:val="22"/>
-          <w:szCs w:val="22"/>
-        </w:rPr>
-        <w:t>I have voluntarily given my information to the Immigration Workshop today, and I authorize the Immigration Workshop to share my information as follows (check all that apply):</w:t>
-      </w:r>
-    </w:p>
-    <w:p>
-      <w:pPr>
-        <w:pStyle w:val="paragraph"/>
-        <w:spacing w:before="0" w:beforeAutospacing="0" w:after="0" w:afterAutospacing="0"/>
-        <w:ind w:left="630"/>
-        <w:textAlignment w:val="baseline"/>
-        <w:rPr>
-          <w:rFonts w:ascii="Calibri" w:eastAsia="Calibri" w:hAnsi="Calibri" w:cs="Calibri"/>
-          <w:sz w:val="20"/>
-          <w:szCs w:val="20"/>
-        </w:rPr>
-      </w:pPr>
-    </w:p>
-    <w:p>
-      <w:pPr>
-        <w:numPr>
-          <w:ilvl w:val="0"/>
-          <w:numId w:val="3"/>
-        </w:numPr>
-        <w:spacing w:after="0" w:line="259" w:lineRule="auto"/>
-        <w:ind w:left="1350"/>
-        <w:rPr>
-          <w:rFonts w:ascii="Calibri" w:eastAsia="Calibri" w:hAnsi="Calibri" w:cs="Calibri"/>
-          <w:sz w:val="22"/>
-          <w:szCs w:val="22"/>
-        </w:rPr>
-      </w:pPr>
-      <w:r>
-        <w:rPr>
-          <w:rFonts w:ascii="Calibri" w:eastAsia="Calibri" w:hAnsi="Calibri" w:cs="Calibri"/>
-          <w:sz w:val="22"/>
-          <w:szCs w:val="22"/>
-        </w:rPr>
-        <w:t xml:space="preserve">I authorize the Immigration Workshop to contact </w:t>
-      </w:r>
-      <w:r>
-        <w:rPr>
-          <w:rFonts w:ascii="Calibri" w:eastAsia="Calibri" w:hAnsi="Calibri" w:cs="Calibri"/>
-          <w:sz w:val="22"/>
-          <w:szCs w:val="22"/>
-        </w:rPr>
-        <w:t>a volunteer</w:t>
-      </w:r>
-      <w:r>
-        <w:rPr>
-          <w:rFonts w:ascii="Calibri" w:eastAsia="Calibri" w:hAnsi="Calibri" w:cs="Calibri"/>
-          <w:sz w:val="22"/>
-          <w:szCs w:val="22"/>
-        </w:rPr>
-        <w:t xml:space="preserve"> to accompany me to my hearing in Immigration Court. </w:t>
-      </w:r>
-    </w:p>
-    <w:p>
-      <w:pPr>
-        <w:numPr>
-          <w:ilvl w:val="0"/>
-          <w:numId w:val="3"/>
-        </w:numPr>
-        <w:spacing w:after="0" w:line="259" w:lineRule="auto"/>
-        <w:ind w:left="1350"/>
-        <w:rPr>
-          <w:rFonts w:ascii="Calibri" w:eastAsia="Calibri" w:hAnsi="Calibri" w:cs="Calibri"/>
-          <w:sz w:val="22"/>
-          <w:szCs w:val="22"/>
-        </w:rPr>
-      </w:pPr>
-      <w:r>
-        <w:rPr>
-          <w:rFonts w:ascii="Calibri" w:eastAsia="Calibri" w:hAnsi="Calibri" w:cs="Calibri"/>
-          <w:sz w:val="22"/>
-          <w:szCs w:val="22"/>
-        </w:rPr>
-        <w:t>If a</w:t>
-      </w:r>
-      <w:r>
-        <w:rPr>
-          <w:rFonts w:ascii="Calibri" w:eastAsia="Calibri" w:hAnsi="Calibri" w:cs="Calibri"/>
-          <w:sz w:val="22"/>
-          <w:szCs w:val="22"/>
-        </w:rPr>
-        <w:t xml:space="preserve"> volunteer</w:t>
-      </w:r>
-      <w:r>
-        <w:rPr>
-          <w:rFonts w:ascii="Calibri" w:eastAsia="Calibri" w:hAnsi="Calibri" w:cs="Calibri"/>
-          <w:sz w:val="22"/>
-          <w:szCs w:val="22"/>
-        </w:rPr>
-        <w:t xml:space="preserve"> is available to accompany me, I authorize the Immigration Workshop to share a copy of the information I provided today with that </w:t>
-      </w:r>
-      <w:r>
-        <w:rPr>
-          <w:rFonts w:ascii="Calibri" w:eastAsia="Calibri" w:hAnsi="Calibri" w:cs="Calibri"/>
-          <w:sz w:val="22"/>
-          <w:szCs w:val="22"/>
-        </w:rPr>
-        <w:t>volunteer</w:t>
-      </w:r>
-      <w:r>
-        <w:rPr>
-          <w:rFonts w:ascii="Calibri" w:eastAsia="Calibri" w:hAnsi="Calibri" w:cs="Calibri"/>
-          <w:sz w:val="22"/>
-          <w:szCs w:val="22"/>
-        </w:rPr>
-        <w:t xml:space="preserve"> prior to my hearing. </w:t>
-      </w:r>
-    </w:p>
-    <w:p>
-      <w:pPr>
-        <w:numPr>
-          <w:ilvl w:val="0"/>
-          <w:numId w:val="3"/>
-        </w:numPr>
-        <w:spacing w:after="0" w:line="259" w:lineRule="auto"/>
-        <w:ind w:left="1350"/>
-        <w:rPr>
-          <w:rFonts w:ascii="Calibri" w:eastAsia="Calibri" w:hAnsi="Calibri" w:cs="Calibri"/>
-          <w:sz w:val="22"/>
-          <w:szCs w:val="22"/>
-        </w:rPr>
-      </w:pPr>
-      <w:r>
-        <w:rPr>
-          <w:rFonts w:ascii="Calibri" w:eastAsia="Calibri" w:hAnsi="Calibri" w:cs="Calibri"/>
-          <w:sz w:val="22"/>
-          <w:szCs w:val="22"/>
-        </w:rPr>
-        <w:t>If I am detained while attending my hearing, I authorize the Immigration Workshop to notify my family member/friend.</w:t>
-      </w:r>
-    </w:p>
-    <w:p>
-      <w:pPr>
-        <w:numPr>
-          <w:ilvl w:val="0"/>
-          <w:numId w:val="3"/>
-        </w:numPr>
-        <w:spacing w:after="0" w:line="259" w:lineRule="auto"/>
-        <w:ind w:left="1350"/>
-        <w:rPr>
-          <w:rFonts w:ascii="Calibri" w:eastAsia="Calibri" w:hAnsi="Calibri" w:cs="Calibri"/>
-          <w:sz w:val="22"/>
-          <w:szCs w:val="22"/>
-        </w:rPr>
-      </w:pPr>
-      <w:r>
-        <w:rPr>
-          <w:rFonts w:ascii="Calibri" w:eastAsia="Calibri" w:hAnsi="Calibri" w:cs="Calibri"/>
-          <w:sz w:val="22"/>
-          <w:szCs w:val="22"/>
-        </w:rPr>
-        <w:t>If I am detained while attending my hearing, I authorize The Immigration Workshop to use the information I shared today to create a referral to MIDA (Midwest Immigration Defenders Alliance) or other referral networks to try and find me legal representation while I am detained.</w:t>
-      </w:r>
-    </w:p>
-    <w:p>
-      <w:pPr>
-        <w:pStyle w:val="paragraph"/>
-        <w:spacing w:before="0" w:beforeAutospacing="0" w:after="0" w:afterAutospacing="0"/>
-        <w:ind w:left="630"/>
-        <w:textAlignment w:val="baseline"/>
-        <w:rPr>
-          <w:rFonts w:ascii="Calibri" w:eastAsia="Calibri" w:hAnsi="Calibri" w:cs="Calibri"/>
-          <w:sz w:val="20"/>
-          <w:szCs w:val="20"/>
-        </w:rPr>
-      </w:pPr>
-    </w:p>
-    <w:p>
-      <w:pPr>
-        <w:pStyle w:val="paragraph"/>
-        <w:numPr>
-          <w:ilvl w:val="0"/>
-          <w:numId w:val="1"/>
-        </w:numPr>
-        <w:spacing w:before="0" w:beforeAutospacing="0" w:after="0" w:afterAutospacing="0"/>
-        <w:ind w:left="630"/>
-        <w:textAlignment w:val="baseline"/>
-        <w:rPr>
-          <w:rFonts w:ascii="Calibri" w:eastAsia="Calibri" w:hAnsi="Calibri" w:cs="Calibri"/>
-          <w:sz w:val="22"/>
-          <w:szCs w:val="22"/>
-        </w:rPr>
-      </w:pPr>
-      <w:r>
-        <w:rPr>
-          <w:rFonts w:ascii="Calibri" w:eastAsia="Calibri" w:hAnsi="Calibri" w:cs="Calibri"/>
-          <w:sz w:val="22"/>
-          <w:szCs w:val="22"/>
-          <w:lang w:val="en"/>
-        </w:rPr>
-        <w:t>I DO NOT consent to the sharing of my information except as authorized above.</w:t>
-      </w:r>
-      <w:r>
-        <w:rPr>
-          <w:rFonts w:ascii="Calibri" w:eastAsia="Calibri" w:hAnsi="Calibri" w:cs="Calibri"/>
-          <w:sz w:val="22"/>
-          <w:szCs w:val="22"/>
-        </w:rPr>
-        <w:t> </w:t>
-      </w:r>
-    </w:p>
-    <w:p>
-      <w:pPr>
-        <w:pStyle w:val="paragraph"/>
-        <w:numPr>
-          <w:ilvl w:val="0"/>
-          <w:numId w:val="1"/>
-        </w:numPr>
-        <w:spacing w:before="0" w:beforeAutospacing="0" w:after="0" w:afterAutospacing="0"/>
-        <w:ind w:left="630"/>
-        <w:textAlignment w:val="baseline"/>
-        <w:rPr>
-          <w:rFonts w:ascii="Calibri" w:eastAsia="Calibri" w:hAnsi="Calibri" w:cs="Calibri"/>
-          <w:sz w:val="22"/>
-          <w:szCs w:val="22"/>
-        </w:rPr>
-      </w:pPr>
-      <w:r>
-        <w:rPr>
-          <w:rFonts w:ascii="Calibri" w:eastAsia="Calibri" w:hAnsi="Calibri" w:cs="Calibri"/>
-          <w:sz w:val="22"/>
-          <w:szCs w:val="22"/>
-        </w:rPr>
-        <w:t xml:space="preserve">I understand that my participation today does not guarantee that I will have legal representation/accompaniment in the future. </w:t>
-      </w:r>
-    </w:p>
-    <w:p>
-      <w:pPr>
-        <w:pStyle w:val="paragraph"/>
-        <w:numPr>
-          <w:ilvl w:val="0"/>
-          <w:numId w:val="1"/>
-        </w:numPr>
-        <w:spacing w:before="0" w:beforeAutospacing="0" w:after="0" w:afterAutospacing="0"/>
-        <w:ind w:left="630"/>
-        <w:textAlignment w:val="baseline"/>
-        <w:rPr>
-          <w:rStyle w:val="eop"/>
-          <w:rFonts w:ascii="Calibri" w:eastAsia="Calibri" w:hAnsi="Calibri" w:cs="Calibri"/>
-        </w:rPr>
-      </w:pPr>
-      <w:r>
-        <w:rPr>
-          <w:rStyle w:val="normaltextrun"/>
-          <w:rFonts w:ascii="Calibri" w:eastAsia="Calibri" w:hAnsi="Calibri" w:cs="Calibri"/>
-          <w:sz w:val="22"/>
-          <w:szCs w:val="22"/>
-          <w:lang w:val="en"/>
-        </w:rPr>
-        <w:t>This Scope of Services and Authorization has been explained and/or translated to me in a language I understand.</w:t>
-      </w:r>
-      <w:r>
-        <w:rPr>
-          <w:rStyle w:val="eop"/>
-          <w:rFonts w:ascii="Calibri" w:eastAsia="Calibri" w:hAnsi="Calibri" w:cs="Calibri"/>
-          <w:sz w:val="22"/>
-          <w:szCs w:val="22"/>
-        </w:rPr>
-        <w:t> </w:t>
-      </w:r>
-    </w:p>
-    <w:p>
-      <w:pPr>
-        <w:pStyle w:val="paragraph"/>
-        <w:spacing w:before="0" w:beforeAutospacing="0" w:after="0" w:afterAutospacing="0"/>
-        <w:ind w:left="630"/>
-        <w:textAlignment w:val="baseline"/>
-        <w:rPr>
-          <w:rFonts w:ascii="Calibri" w:eastAsia="Calibri" w:hAnsi="Calibri" w:cs="Calibri"/>
-        </w:rPr>
-      </w:pPr>
-    </w:p>
-    <w:p>
-      <w:pPr>
-        <w:spacing w:after="0"/>
-        <w:rPr>
-          <w:rFonts w:ascii="Calibri" w:eastAsia="Calibri" w:hAnsi="Calibri" w:cs="Calibri"/>
-        </w:rPr>
-      </w:pPr>
-      <w:r>
-        <w:rPr>
-          <w:rFonts w:ascii="Calibri" w:eastAsia="Calibri" w:hAnsi="Calibri" w:cs="Calibri"/>
-        </w:rPr>
-        <w:t>I,</w:t>
-      </w:r>
-      <w:r>
-        <w:rPr>
-          <w:rFonts w:asciiTheme="majorHAnsi" w:hAnsiTheme="majorHAnsi" w:cstheme="majorHAnsi"/>
-          <w:u w:val="single"/>
-          <w:lang w:val="es-419"/>
-        </w:rPr>
-        <w:t xml:space="preserve"> </w:t>
-      </w:r>
-      <w:r>
-        <w:rPr>
-          <w:rFonts w:asciiTheme="majorHAnsi" w:hAnsiTheme="majorHAnsi" w:cstheme="majorHAnsi"/>
-          <w:u w:val="single"/>
-          <w:lang w:val="es-419"/>
-        </w:rPr>
-        <w:t xml:space="preserve">{{ </w:t>
-      </w:r>
-      <w:r>
-        <w:rPr>
-          <w:rFonts w:asciiTheme="majorHAnsi" w:hAnsiTheme="majorHAnsi" w:cstheme="majorHAnsi"/>
-          <w:u w:val="single"/>
-          <w:lang w:val="es-419"/>
-        </w:rPr>
-        <w:t>users[0]</w:t>
-      </w:r>
-      <w:r>
-        <w:rPr>
-          <w:rFonts w:asciiTheme="majorHAnsi" w:hAnsiTheme="majorHAnsi" w:cstheme="majorHAnsi"/>
-          <w:u w:val="single"/>
-          <w:lang w:val="es-419"/>
-        </w:rPr>
-        <w:t xml:space="preserve"> }}</w:t>
-      </w:r>
-      <w:r>
-        <w:rPr>
-          <w:rFonts w:ascii="Calibri" w:eastAsia="Calibri" w:hAnsi="Calibri" w:cs="Calibri"/>
-        </w:rPr>
-        <w:t>, affirm that all of the above is understood and acknowledged.</w:t>
-      </w:r>
-    </w:p>
-    <w:tbl>
-      <w:tblPr>
-        <w:tblStyle w:val="TableGrid"/>
-        <w:tblW w:w="0" w:type="auto"/>
-        <w:jc w:val="center"/>
-        <w:tblBorders>
-          <w:top w:val="none" w:sz="0" w:space="0" w:color="auto"/>
-          <w:left w:val="none" w:sz="0" w:space="0" w:color="auto"/>
-          <w:bottom w:val="none" w:sz="0" w:space="0" w:color="auto"/>
-          <w:right w:val="none" w:sz="0" w:space="0" w:color="auto"/>
-          <w:insideH w:val="none" w:sz="0" w:space="0" w:color="auto"/>
-          <w:insideV w:val="none" w:sz="0" w:space="0" w:color="auto"/>
-        </w:tblBorders>
-        <w:tblLook w:val="04A0" w:firstRow="1" w:lastRow="0" w:firstColumn="1" w:lastColumn="0" w:noHBand="0" w:noVBand="1"/>
-      </w:tblPr>
-      <w:tblGrid>
-        <w:gridCol w:w="3300"/>
-        <w:gridCol w:w="1206"/>
-        <w:gridCol w:w="2631"/>
-        <w:gridCol w:w="2223"/>
-      </w:tblGrid>
-      <w:tr>
-        <w:trPr>
-          <w:trHeight w:val="378"/>
-          <w:jc w:val="center"/>
-        </w:trPr>
-        <w:tc>
-          <w:tcPr>
-            <w:tcW w:w="3595" w:type="dxa"/>
-            <w:tcBorders>
-              <w:bottom w:val="single" w:sz="8" w:space="0" w:color="auto"/>
-            </w:tcBorders>
-            <w:vAlign w:val="bottom"/>
-          </w:tcPr>
-          <w:p>
-            <w:pPr>
-              <w:rPr>
-                <w:rFonts w:asciiTheme="majorHAnsi" w:hAnsiTheme="majorHAnsi" w:cstheme="majorHAnsi"/>
-                <w:u w:val="single"/>
-                <w:lang w:val="es-419"/>
-              </w:rPr>
-            </w:pPr>
-            <w:r>
-              <w:rPr>
-                <w:color w:val="000000" w:themeColor="text1"/>
-              </w:rPr>
-              <w:t xml:space="preserve">{{ </w:t>
-            </w:r>
-            <w:r>
-              <w:rPr>
-                <w:color w:val="000000" w:themeColor="text1"/>
-              </w:rPr>
-              <w:t>users[0]</w:t>
-            </w:r>
-            <w:r>
-              <w:rPr>
-                <w:color w:val="000000" w:themeColor="text1"/>
-              </w:rPr>
-              <w:t>.signature}}</w:t>
-            </w:r>
-          </w:p>
-        </w:tc>
-        <w:tc>
-          <w:tcPr>
-            <w:tcW w:w="1440" w:type="dxa"/>
-            <w:vAlign w:val="bottom"/>
-          </w:tcPr>
-          <w:p>
-            <w:pPr>
-              <w:rPr>
-                <w:rFonts w:asciiTheme="majorHAnsi" w:hAnsiTheme="majorHAnsi" w:cstheme="majorHAnsi"/>
-                <w:u w:val="single"/>
-                <w:lang w:val="es-419"/>
-              </w:rPr>
-            </w:pPr>
-          </w:p>
-        </w:tc>
-        <w:tc>
-          <w:tcPr>
-            <w:tcW w:w="3057" w:type="dxa"/>
-            <w:tcBorders>
-              <w:bottom w:val="single" w:sz="8" w:space="0" w:color="auto"/>
-            </w:tcBorders>
-            <w:vAlign w:val="bottom"/>
-          </w:tcPr>
-          <w:p>
-            <w:pPr>
-              <w:rPr>
-                <w:rFonts w:asciiTheme="majorHAnsi" w:hAnsiTheme="majorHAnsi" w:cstheme="majorHAnsi"/>
-                <w:u w:val="single"/>
-                <w:lang w:val="es-419"/>
-              </w:rPr>
-            </w:pPr>
-            <w:r>
-              <w:rPr>
-                <w:rFonts w:asciiTheme="majorHAnsi" w:hAnsiTheme="majorHAnsi" w:cstheme="majorHAnsi"/>
-              </w:rPr>
-              <w:t>{{ today() }}</w:t>
-            </w:r>
-          </w:p>
-        </w:tc>
-        <w:tc>
-          <w:tcPr>
-            <w:tcW w:w="2698" w:type="dxa"/>
-          </w:tcPr>
-          <w:p>
-            <w:pPr>
-              <w:rPr>
-                <w:rFonts w:asciiTheme="majorHAnsi" w:hAnsiTheme="majorHAnsi" w:cstheme="majorHAnsi"/>
-                <w:u w:val="single"/>
-                <w:lang w:val="es-419"/>
-              </w:rPr>
-            </w:pPr>
-          </w:p>
-        </w:tc>
-      </w:tr>
-      <w:tr>
-        <w:trPr>
-          <w:jc w:val="center"/>
-        </w:trPr>
-        <w:tc>
-          <w:tcPr>
-            <w:tcW w:w="3595" w:type="dxa"/>
-            <w:tcBorders>
-              <w:top w:val="single" w:sz="8" w:space="0" w:color="auto"/>
-            </w:tcBorders>
-          </w:tcPr>
-          <w:p>
-            <w:pPr>
-              <w:rPr>
-                <w:rFonts w:asciiTheme="majorHAnsi" w:hAnsiTheme="majorHAnsi" w:cstheme="majorHAnsi"/>
-                <w:u w:val="single"/>
-                <w:lang w:val="es-419"/>
-              </w:rPr>
-            </w:pPr>
-            <w:r>
-              <w:rPr>
-                <w:rFonts w:asciiTheme="majorHAnsi" w:hAnsiTheme="majorHAnsi" w:cstheme="majorHAnsi"/>
-                <w:lang w:val="es-419"/>
-              </w:rPr>
-              <w:t xml:space="preserve">Signature                                                                                </w:t>
-            </w:r>
-            <w:r>
-              <w:rPr>
-                <w:rFonts w:asciiTheme="majorHAnsi" w:hAnsiTheme="majorHAnsi" w:cstheme="majorHAnsi"/>
-                <w:lang w:val="es-419"/>
-              </w:rPr>
-              <w:t xml:space="preserve">     </w:t>
-            </w:r>
-          </w:p>
-        </w:tc>
-        <w:tc>
-          <w:tcPr>
-            <w:tcW w:w="1440" w:type="dxa"/>
-          </w:tcPr>
-          <w:p>
-            <w:pPr>
-              <w:rPr>
-                <w:rFonts w:asciiTheme="majorHAnsi" w:hAnsiTheme="majorHAnsi" w:cstheme="majorHAnsi"/>
-                <w:u w:val="single"/>
-                <w:lang w:val="es-419"/>
-              </w:rPr>
-            </w:pPr>
-          </w:p>
-        </w:tc>
-        <w:tc>
-          <w:tcPr>
-            <w:tcW w:w="3057" w:type="dxa"/>
-            <w:tcBorders>
-              <w:top w:val="single" w:sz="8" w:space="0" w:color="auto"/>
-            </w:tcBorders>
-          </w:tcPr>
-          <w:p>
-            <w:pPr>
-              <w:rPr>
-                <w:rFonts w:asciiTheme="majorHAnsi" w:hAnsiTheme="majorHAnsi" w:cstheme="majorHAnsi"/>
-                <w:u w:val="single"/>
-                <w:lang w:val="es-419"/>
-              </w:rPr>
-            </w:pPr>
-            <w:r>
-              <w:rPr>
-                <w:rFonts w:asciiTheme="majorHAnsi" w:hAnsiTheme="majorHAnsi" w:cstheme="majorBidi"/>
-                <w:color w:val="202124"/>
-                <w:lang w:val="es-419"/>
-              </w:rPr>
-              <w:t>Date</w:t>
-            </w:r>
-          </w:p>
-        </w:tc>
-        <w:tc>
-          <w:tcPr>
-            <w:tcW w:w="2698" w:type="dxa"/>
-          </w:tcPr>
-          <w:p>
-            <w:pPr>
-              <w:rPr>
-                <w:rFonts w:asciiTheme="majorHAnsi" w:hAnsiTheme="majorHAnsi" w:cstheme="majorHAnsi"/>
-                <w:u w:val="single"/>
-                <w:lang w:val="es-419"/>
-              </w:rPr>
-            </w:pPr>
-          </w:p>
-        </w:tc>
-      </w:tr>
-    </w:tbl>
-    <w:p>
-      <w:pPr>
-        <w:rPr>
-          <w:rFonts w:ascii="Calibri" w:eastAsia="Calibri" w:hAnsi="Calibri" w:cs="Calibri"/>
-          <w:b/>
-          <w:bCs/>
-          <w:i/>
-          <w:iCs/>
-          <w:sz w:val="22"/>
-          <w:szCs w:val="22"/>
-          <w:u w:val="single"/>
-        </w:rPr>
-      </w:pPr>
-      <w:r>
-        <w:rPr>
-          <w:rFonts w:ascii="Calibri" w:eastAsia="Calibri" w:hAnsi="Calibri" w:cs="Calibri"/>
-          <w:b/>
-          <w:bCs/>
-          <w:i/>
-          <w:iCs/>
-          <w:sz w:val="22"/>
-          <w:szCs w:val="22"/>
-          <w:u w:val="single"/>
-        </w:rPr>
-        <w:br w:type="page"/>
-      </w:r>
-    </w:p>
     <w:p>
       <w:pPr>
         <w:pStyle w:val="paragraph"/>
@@ -1051,7 +28,6 @@
           <w:szCs w:val="22"/>
           <w:u w:val="single"/>
         </w:rPr>
-        <w:lastRenderedPageBreak/>
         <w:t>Part 2: Intake</w:t>
       </w:r>
       <w:r>
@@ -1133,6 +109,7 @@
         </w:rPr>
         <w:t xml:space="preserve">{{ </w:t>
       </w:r>
+      <w:proofErr w:type="spellStart"/>
       <w:r>
         <w:rPr>
           <w:rFonts w:ascii="Calibri" w:eastAsia="Arial" w:hAnsi="Calibri" w:cs="Calibri"/>
@@ -1141,7 +118,18 @@
           <w:sz w:val="22"/>
           <w:szCs w:val="22"/>
         </w:rPr>
-        <w:t>screener.name_full()</w:t>
+        <w:t>screener.name_full</w:t>
+      </w:r>
+      <w:proofErr w:type="spellEnd"/>
+      <w:r>
+        <w:rPr>
+          <w:rFonts w:ascii="Calibri" w:eastAsia="Arial" w:hAnsi="Calibri" w:cs="Calibri"/>
+          <w:b/>
+          <w:bCs/>
+          <w:sz w:val="22"/>
+          <w:szCs w:val="22"/>
+        </w:rPr>
+        <w:t>()</w:t>
       </w:r>
       <w:r>
         <w:rPr>
@@ -1190,6 +178,8 @@
           <w:rFonts w:ascii="Calibri" w:eastAsia="Calibri" w:hAnsi="Calibri" w:cs="Calibri"/>
           <w:b/>
           <w:bCs/>
+          <w:sz w:val="22"/>
+          <w:szCs w:val="22"/>
         </w:rPr>
       </w:pPr>
       <w:r>
@@ -1207,8 +197,54 @@
           <w:rFonts w:ascii="Calibri" w:eastAsia="Calibri" w:hAnsi="Calibri" w:cs="Calibri"/>
           <w:b/>
           <w:bCs/>
+          <w:sz w:val="22"/>
+          <w:szCs w:val="22"/>
         </w:rPr>
-        <w:t>{{ users[0].hearing_date.format('MM/dd/yyyy') }}</w:t>
+        <w:t>{{ users[0].</w:t>
+      </w:r>
+      <w:proofErr w:type="spellStart"/>
+      <w:r>
+        <w:rPr>
+          <w:rFonts w:ascii="Calibri" w:eastAsia="Calibri" w:hAnsi="Calibri" w:cs="Calibri"/>
+          <w:b/>
+          <w:bCs/>
+          <w:sz w:val="22"/>
+          <w:szCs w:val="22"/>
+        </w:rPr>
+        <w:t>hearing_date.format</w:t>
+      </w:r>
+      <w:proofErr w:type="spellEnd"/>
+      <w:r>
+        <w:rPr>
+          <w:rFonts w:ascii="Calibri" w:eastAsia="Calibri" w:hAnsi="Calibri" w:cs="Calibri"/>
+          <w:b/>
+          <w:bCs/>
+          <w:sz w:val="22"/>
+          <w:szCs w:val="22"/>
+        </w:rPr>
+        <w:t>('MM/dd/</w:t>
+      </w:r>
+      <w:proofErr w:type="spellStart"/>
+      <w:r>
+        <w:rPr>
+          <w:rFonts w:ascii="Calibri" w:eastAsia="Calibri" w:hAnsi="Calibri" w:cs="Calibri"/>
+          <w:b/>
+          <w:bCs/>
+          <w:sz w:val="22"/>
+          <w:szCs w:val="22"/>
+        </w:rPr>
+        <w:t>yyyy</w:t>
+      </w:r>
+      <w:proofErr w:type="spellEnd"/>
+      <w:r>
+        <w:rPr>
+          <w:rFonts w:ascii="Calibri" w:eastAsia="Calibri" w:hAnsi="Calibri" w:cs="Calibri"/>
+          <w:b/>
+          <w:bCs/>
+          <w:sz w:val="22"/>
+          <w:szCs w:val="22"/>
+        </w:rPr>
+        <w:t>') }}</w:t>
       </w:r>
       <w:r>
         <w:rPr>
@@ -1241,19 +277,89 @@
         </w:rPr>
         <w:t xml:space="preserve">{{ </w:t>
       </w:r>
+      <w:proofErr w:type="spellStart"/>
       <w:r>
         <w:rPr>
           <w:rFonts w:ascii="Calibri" w:eastAsia="Calibri" w:hAnsi="Calibri" w:cs="Calibri"/>
           <w:b/>
           <w:bCs/>
+          <w:sz w:val="22"/>
+          <w:szCs w:val="22"/>
         </w:rPr>
-        <w:t>users[0].hearing_time</w:t>
+        <w:t>format_time</w:t>
+      </w:r>
+      <w:proofErr w:type="spellEnd"/>
+      <w:r>
+        <w:rPr>
+          <w:rFonts w:ascii="Calibri" w:eastAsia="Calibri" w:hAnsi="Calibri" w:cs="Calibri"/>
+          <w:b/>
+          <w:bCs/>
+          <w:sz w:val="22"/>
+          <w:szCs w:val="22"/>
+        </w:rPr>
+        <w:t>(</w:t>
       </w:r>
       <w:r>
         <w:rPr>
           <w:rFonts w:ascii="Calibri" w:eastAsia="Calibri" w:hAnsi="Calibri" w:cs="Calibri"/>
           <w:b/>
           <w:bCs/>
+          <w:sz w:val="22"/>
+          <w:szCs w:val="22"/>
+        </w:rPr>
+        <w:t>users[0].</w:t>
+      </w:r>
+      <w:proofErr w:type="spellStart"/>
+      <w:r>
+        <w:rPr>
+          <w:rFonts w:ascii="Calibri" w:eastAsia="Calibri" w:hAnsi="Calibri" w:cs="Calibri"/>
+          <w:b/>
+          <w:bCs/>
+          <w:sz w:val="22"/>
+          <w:szCs w:val="22"/>
+        </w:rPr>
+        <w:t>hearing_time</w:t>
+      </w:r>
+      <w:proofErr w:type="spellEnd"/>
+      <w:r>
+        <w:rPr>
+          <w:rFonts w:ascii="Calibri" w:eastAsia="Calibri" w:hAnsi="Calibri" w:cs="Calibri"/>
+          <w:b/>
+          <w:bCs/>
+          <w:sz w:val="22"/>
+          <w:szCs w:val="22"/>
+        </w:rPr>
+        <w:t>, format='</w:t>
+      </w:r>
+      <w:proofErr w:type="spellStart"/>
+      <w:r>
+        <w:rPr>
+          <w:rFonts w:ascii="Calibri" w:eastAsia="Calibri" w:hAnsi="Calibri" w:cs="Calibri"/>
+          <w:b/>
+          <w:bCs/>
+          <w:sz w:val="22"/>
+          <w:szCs w:val="22"/>
+        </w:rPr>
+        <w:t>h:mm</w:t>
+      </w:r>
+      <w:proofErr w:type="spellEnd"/>
+      <w:r>
+        <w:rPr>
+          <w:rFonts w:ascii="Calibri" w:eastAsia="Calibri" w:hAnsi="Calibri" w:cs="Calibri"/>
+          <w:b/>
+          <w:bCs/>
+          <w:sz w:val="22"/>
+          <w:szCs w:val="22"/>
+        </w:rPr>
+        <w:t xml:space="preserve"> a')</w:t>
+      </w:r>
+      <w:r>
+        <w:rPr>
+          <w:rFonts w:ascii="Calibri" w:eastAsia="Calibri" w:hAnsi="Calibri" w:cs="Calibri"/>
+          <w:b/>
+          <w:bCs/>
+          <w:sz w:val="22"/>
+          <w:szCs w:val="22"/>
         </w:rPr>
         <w:t xml:space="preserve"> </w:t>
       </w:r>
@@ -1262,6 +368,8 @@
           <w:rFonts w:ascii="Calibri" w:eastAsia="Calibri" w:hAnsi="Calibri" w:cs="Calibri"/>
           <w:b/>
           <w:bCs/>
+          <w:sz w:val="22"/>
+          <w:szCs w:val="22"/>
         </w:rPr>
         <w:t>}</w:t>
       </w:r>
@@ -1270,6 +378,8 @@
           <w:rFonts w:ascii="Calibri" w:eastAsia="Calibri" w:hAnsi="Calibri" w:cs="Calibri"/>
           <w:b/>
           <w:bCs/>
+          <w:sz w:val="22"/>
+          <w:szCs w:val="22"/>
         </w:rPr>
         <w:t>}</w:t>
       </w:r>
@@ -1302,7 +412,29 @@
           <w:sz w:val="22"/>
           <w:szCs w:val="22"/>
         </w:rPr>
-        <w:t>{{ immigration_judge.name_full() }}</w:t>
+        <w:t xml:space="preserve">{{ </w:t>
+      </w:r>
+      <w:proofErr w:type="spellStart"/>
+      <w:r>
+        <w:rPr>
+          <w:rFonts w:ascii="Calibri" w:eastAsia="Calibri" w:hAnsi="Calibri" w:cs="Calibri"/>
+          <w:b/>
+          <w:bCs/>
+          <w:sz w:val="22"/>
+          <w:szCs w:val="22"/>
+        </w:rPr>
+        <w:t>immigration_judge.name_full</w:t>
+      </w:r>
+      <w:proofErr w:type="spellEnd"/>
+      <w:r>
+        <w:rPr>
+          <w:rFonts w:ascii="Calibri" w:eastAsia="Calibri" w:hAnsi="Calibri" w:cs="Calibri"/>
+          <w:b/>
+          <w:bCs/>
+          <w:sz w:val="22"/>
+          <w:szCs w:val="22"/>
+        </w:rPr>
+        <w:t>() }}</w:t>
       </w:r>
     </w:p>
     <w:p>
@@ -1343,7 +475,29 @@
           <w:sz w:val="22"/>
           <w:szCs w:val="22"/>
         </w:rPr>
-        <w:t>{% if not users[0].has_riders %}N/A{% endif %}</w:t>
+        <w:t>{% if not users[0].</w:t>
+      </w:r>
+      <w:proofErr w:type="spellStart"/>
+      <w:r>
+        <w:rPr>
+          <w:rFonts w:ascii="Calibri" w:eastAsia="Calibri" w:hAnsi="Calibri" w:cs="Calibri"/>
+          <w:b/>
+          <w:bCs/>
+          <w:sz w:val="22"/>
+          <w:szCs w:val="22"/>
+        </w:rPr>
+        <w:t>has_riders</w:t>
+      </w:r>
+      <w:proofErr w:type="spellEnd"/>
+      <w:r>
+        <w:rPr>
+          <w:rFonts w:ascii="Calibri" w:eastAsia="Calibri" w:hAnsi="Calibri" w:cs="Calibri"/>
+          <w:b/>
+          <w:bCs/>
+          <w:sz w:val="22"/>
+          <w:szCs w:val="22"/>
+        </w:rPr>
+        <w:t xml:space="preserve"> %}N/A{% endif %}</w:t>
       </w:r>
     </w:p>
     <w:p>
@@ -1376,6 +530,7 @@
         </w:rPr>
         <w:t>users[0].</w:t>
       </w:r>
+      <w:proofErr w:type="spellStart"/>
       <w:r>
         <w:rPr>
           <w:rFonts w:ascii="Calibri" w:eastAsia="Calibri" w:hAnsi="Calibri" w:cs="Calibri"/>
@@ -1384,7 +539,18 @@
           <w:sz w:val="22"/>
           <w:szCs w:val="22"/>
         </w:rPr>
-        <w:t>has_riders %}</w:t>
+        <w:t>has_riders</w:t>
+      </w:r>
+      <w:proofErr w:type="spellEnd"/>
+      <w:r>
+        <w:rPr>
+          <w:rFonts w:ascii="Calibri" w:eastAsia="Calibri" w:hAnsi="Calibri" w:cs="Calibri"/>
+          <w:b/>
+          <w:bCs/>
+          <w:sz w:val="22"/>
+          <w:szCs w:val="22"/>
+        </w:rPr>
+        <w:t xml:space="preserve"> %}</w:t>
       </w:r>
     </w:p>
     <w:tbl>
@@ -1418,13 +584,23 @@
                 <w:bCs/>
               </w:rPr>
             </w:pPr>
+            <w:proofErr w:type="spellStart"/>
             <w:r>
               <w:rPr>
                 <w:rFonts w:ascii="Calibri" w:eastAsia="Calibri" w:hAnsi="Calibri" w:cs="Calibri"/>
                 <w:b/>
                 <w:bCs/>
               </w:rPr>
-              <w:t>Additonal Riders</w:t>
+              <w:t>Additonal</w:t>
+            </w:r>
+            <w:proofErr w:type="spellEnd"/>
+            <w:r>
+              <w:rPr>
+                <w:rFonts w:ascii="Calibri" w:eastAsia="Calibri" w:hAnsi="Calibri" w:cs="Calibri"/>
+                <w:b/>
+                <w:bCs/>
+              </w:rPr>
+              <w:t xml:space="preserve"> Riders</w:t>
             </w:r>
           </w:p>
         </w:tc>
@@ -1506,7 +682,21 @@
               <w:rPr>
                 <w:rFonts w:ascii="Calibri" w:eastAsia="Calibri" w:hAnsi="Calibri" w:cs="Calibri"/>
               </w:rPr>
-              <w:t>{%tr for rider in additional_riders %}</w:t>
+              <w:t xml:space="preserve">{%tr for rider in </w:t>
+            </w:r>
+            <w:proofErr w:type="spellStart"/>
+            <w:r>
+              <w:rPr>
+                <w:rFonts w:ascii="Calibri" w:eastAsia="Calibri" w:hAnsi="Calibri" w:cs="Calibri"/>
+              </w:rPr>
+              <w:t>additional_riders</w:t>
+            </w:r>
+            <w:proofErr w:type="spellEnd"/>
+            <w:r>
+              <w:rPr>
+                <w:rFonts w:ascii="Calibri" w:eastAsia="Calibri" w:hAnsi="Calibri" w:cs="Calibri"/>
+              </w:rPr>
+              <w:t xml:space="preserve"> %}</w:t>
             </w:r>
           </w:p>
         </w:tc>
@@ -1553,7 +743,21 @@
               <w:rPr>
                 <w:rFonts w:ascii="Calibri" w:eastAsia="Calibri" w:hAnsi="Calibri" w:cs="Calibri"/>
               </w:rPr>
-              <w:t>{{ rider.name_full() }}</w:t>
+              <w:t xml:space="preserve">{{ </w:t>
+            </w:r>
+            <w:proofErr w:type="spellStart"/>
+            <w:r>
+              <w:rPr>
+                <w:rFonts w:ascii="Calibri" w:eastAsia="Calibri" w:hAnsi="Calibri" w:cs="Calibri"/>
+              </w:rPr>
+              <w:t>rider.name_full</w:t>
+            </w:r>
+            <w:proofErr w:type="spellEnd"/>
+            <w:r>
+              <w:rPr>
+                <w:rFonts w:ascii="Calibri" w:eastAsia="Calibri" w:hAnsi="Calibri" w:cs="Calibri"/>
+              </w:rPr>
+              <w:t>() }}</w:t>
             </w:r>
           </w:p>
         </w:tc>
@@ -1571,7 +775,21 @@
               <w:rPr>
                 <w:rFonts w:ascii="Calibri" w:eastAsia="Calibri" w:hAnsi="Calibri" w:cs="Calibri"/>
               </w:rPr>
-              <w:t>{{ rider.relationship }}</w:t>
+              <w:t xml:space="preserve">{{ </w:t>
+            </w:r>
+            <w:proofErr w:type="spellStart"/>
+            <w:r>
+              <w:rPr>
+                <w:rFonts w:ascii="Calibri" w:eastAsia="Calibri" w:hAnsi="Calibri" w:cs="Calibri"/>
+              </w:rPr>
+              <w:t>rider.relationship</w:t>
+            </w:r>
+            <w:proofErr w:type="spellEnd"/>
+            <w:r>
+              <w:rPr>
+                <w:rFonts w:ascii="Calibri" w:eastAsia="Calibri" w:hAnsi="Calibri" w:cs="Calibri"/>
+              </w:rPr>
+              <w:t xml:space="preserve"> }}</w:t>
             </w:r>
           </w:p>
         </w:tc>
@@ -1589,7 +807,21 @@
               <w:rPr>
                 <w:rFonts w:ascii="Calibri" w:eastAsia="Calibri" w:hAnsi="Calibri" w:cs="Calibri"/>
               </w:rPr>
-              <w:t>{{ rider.a_number }}</w:t>
+              <w:t xml:space="preserve">{{ </w:t>
+            </w:r>
+            <w:proofErr w:type="spellStart"/>
+            <w:r>
+              <w:rPr>
+                <w:rFonts w:ascii="Calibri" w:eastAsia="Calibri" w:hAnsi="Calibri" w:cs="Calibri"/>
+              </w:rPr>
+              <w:t>rider.a_number</w:t>
+            </w:r>
+            <w:proofErr w:type="spellEnd"/>
+            <w:r>
+              <w:rPr>
+                <w:rFonts w:ascii="Calibri" w:eastAsia="Calibri" w:hAnsi="Calibri" w:cs="Calibri"/>
+              </w:rPr>
+              <w:t xml:space="preserve"> }}</w:t>
             </w:r>
           </w:p>
         </w:tc>
@@ -1612,7 +844,21 @@
               <w:rPr>
                 <w:rFonts w:ascii="Calibri" w:eastAsia="Calibri" w:hAnsi="Calibri" w:cs="Calibri"/>
               </w:rPr>
-              <w:t>{%tr endfor %}</w:t>
+              <w:t xml:space="preserve">{%tr </w:t>
+            </w:r>
+            <w:proofErr w:type="spellStart"/>
+            <w:r>
+              <w:rPr>
+                <w:rFonts w:ascii="Calibri" w:eastAsia="Calibri" w:hAnsi="Calibri" w:cs="Calibri"/>
+              </w:rPr>
+              <w:t>endfor</w:t>
+            </w:r>
+            <w:proofErr w:type="spellEnd"/>
+            <w:r>
+              <w:rPr>
+                <w:rFonts w:ascii="Calibri" w:eastAsia="Calibri" w:hAnsi="Calibri" w:cs="Calibri"/>
+              </w:rPr>
+              <w:t xml:space="preserve"> %}</w:t>
             </w:r>
           </w:p>
           <w:p>
@@ -1769,7 +1015,21 @@
               <w:rPr>
                 <w:rFonts w:ascii="Calibri" w:eastAsia="Calibri" w:hAnsi="Calibri" w:cs="Calibri"/>
               </w:rPr>
-              <w:t>].name_full() }}</w:t>
+              <w:t>].</w:t>
+            </w:r>
+            <w:proofErr w:type="spellStart"/>
+            <w:r>
+              <w:rPr>
+                <w:rFonts w:ascii="Calibri" w:eastAsia="Calibri" w:hAnsi="Calibri" w:cs="Calibri"/>
+              </w:rPr>
+              <w:t>name_full</w:t>
+            </w:r>
+            <w:proofErr w:type="spellEnd"/>
+            <w:r>
+              <w:rPr>
+                <w:rFonts w:ascii="Calibri" w:eastAsia="Calibri" w:hAnsi="Calibri" w:cs="Calibri"/>
+              </w:rPr>
+              <w:t>() }}</w:t>
             </w:r>
           </w:p>
         </w:tc>
@@ -1826,7 +1086,35 @@
               <w:rPr>
                 <w:rFonts w:ascii="Calibri" w:eastAsia="Calibri" w:hAnsi="Calibri" w:cs="Calibri"/>
               </w:rPr>
-              <w:t>].birthdate.format('MM/dd/yyyy') }}</w:t>
+              <w:t>].</w:t>
+            </w:r>
+            <w:proofErr w:type="spellStart"/>
+            <w:r>
+              <w:rPr>
+                <w:rFonts w:ascii="Calibri" w:eastAsia="Calibri" w:hAnsi="Calibri" w:cs="Calibri"/>
+              </w:rPr>
+              <w:t>birthdate.format</w:t>
+            </w:r>
+            <w:proofErr w:type="spellEnd"/>
+            <w:r>
+              <w:rPr>
+                <w:rFonts w:ascii="Calibri" w:eastAsia="Calibri" w:hAnsi="Calibri" w:cs="Calibri"/>
+              </w:rPr>
+              <w:t>('MM/dd/</w:t>
+            </w:r>
+            <w:proofErr w:type="spellStart"/>
+            <w:r>
+              <w:rPr>
+                <w:rFonts w:ascii="Calibri" w:eastAsia="Calibri" w:hAnsi="Calibri" w:cs="Calibri"/>
+              </w:rPr>
+              <w:t>yyyy</w:t>
+            </w:r>
+            <w:proofErr w:type="spellEnd"/>
+            <w:r>
+              <w:rPr>
+                <w:rFonts w:ascii="Calibri" w:eastAsia="Calibri" w:hAnsi="Calibri" w:cs="Calibri"/>
+              </w:rPr>
+              <w:t>') }}</w:t>
             </w:r>
           </w:p>
         </w:tc>
@@ -1885,7 +1173,21 @@
               <w:rPr>
                 <w:rFonts w:eastAsia="Arial" w:cstheme="minorHAnsi"/>
               </w:rPr>
-              <w:t>].a_number }}</w:t>
+              <w:t>].</w:t>
+            </w:r>
+            <w:proofErr w:type="spellStart"/>
+            <w:r>
+              <w:rPr>
+                <w:rFonts w:eastAsia="Arial" w:cstheme="minorHAnsi"/>
+              </w:rPr>
+              <w:t>a_number</w:t>
+            </w:r>
+            <w:proofErr w:type="spellEnd"/>
+            <w:r>
+              <w:rPr>
+                <w:rFonts w:eastAsia="Arial" w:cstheme="minorHAnsi"/>
+              </w:rPr>
+              <w:t xml:space="preserve"> }}</w:t>
             </w:r>
           </w:p>
         </w:tc>
@@ -1932,12 +1234,14 @@
               </w:rPr>
               <w:t xml:space="preserve">{{ </w:t>
             </w:r>
+            <w:proofErr w:type="spellStart"/>
             <w:r>
               <w:rPr>
                 <w:rFonts w:ascii="Calibri" w:eastAsia="Calibri" w:hAnsi="Calibri" w:cs="Calibri"/>
               </w:rPr>
               <w:t>phone_number_formatted</w:t>
             </w:r>
+            <w:proofErr w:type="spellEnd"/>
             <w:r>
               <w:rPr>
                 <w:rFonts w:ascii="Calibri" w:eastAsia="Calibri" w:hAnsi="Calibri" w:cs="Calibri"/>
@@ -1960,8 +1264,16 @@
               <w:rPr>
                 <w:rFonts w:ascii="Calibri" w:eastAsia="Calibri" w:hAnsi="Calibri" w:cs="Calibri"/>
               </w:rPr>
-              <w:t>].phone_number</w:t>
-            </w:r>
+              <w:t>].</w:t>
+            </w:r>
+            <w:proofErr w:type="spellStart"/>
+            <w:r>
+              <w:rPr>
+                <w:rFonts w:ascii="Calibri" w:eastAsia="Calibri" w:hAnsi="Calibri" w:cs="Calibri"/>
+              </w:rPr>
+              <w:t>phone_number</w:t>
+            </w:r>
+            <w:proofErr w:type="spellEnd"/>
             <w:r>
               <w:rPr>
                 <w:rFonts w:ascii="Calibri" w:eastAsia="Calibri" w:hAnsi="Calibri" w:cs="Calibri"/>
@@ -2092,7 +1404,21 @@
               <w:rPr>
                 <w:rFonts w:ascii="Calibri" w:eastAsia="Calibri" w:hAnsi="Calibri" w:cs="Calibri"/>
               </w:rPr>
-              <w:t>].country_of_birth }}</w:t>
+              <w:t>].</w:t>
+            </w:r>
+            <w:proofErr w:type="spellStart"/>
+            <w:r>
+              <w:rPr>
+                <w:rFonts w:ascii="Calibri" w:eastAsia="Calibri" w:hAnsi="Calibri" w:cs="Calibri"/>
+              </w:rPr>
+              <w:t>country_of_birth</w:t>
+            </w:r>
+            <w:proofErr w:type="spellEnd"/>
+            <w:r>
+              <w:rPr>
+                <w:rFonts w:ascii="Calibri" w:eastAsia="Calibri" w:hAnsi="Calibri" w:cs="Calibri"/>
+              </w:rPr>
+              <w:t xml:space="preserve"> }}</w:t>
             </w:r>
           </w:p>
         </w:tc>
@@ -2137,7 +1463,21 @@
               <w:rPr>
                 <w:rFonts w:ascii="Calibri" w:eastAsia="Calibri" w:hAnsi="Calibri" w:cs="Calibri"/>
               </w:rPr>
-              <w:t>{{ comma_list(</w:t>
+              <w:t xml:space="preserve">{{ </w:t>
+            </w:r>
+            <w:proofErr w:type="spellStart"/>
+            <w:r>
+              <w:rPr>
+                <w:rFonts w:ascii="Calibri" w:eastAsia="Calibri" w:hAnsi="Calibri" w:cs="Calibri"/>
+              </w:rPr>
+              <w:t>comma_list</w:t>
+            </w:r>
+            <w:proofErr w:type="spellEnd"/>
+            <w:r>
+              <w:rPr>
+                <w:rFonts w:ascii="Calibri" w:eastAsia="Calibri" w:hAnsi="Calibri" w:cs="Calibri"/>
+              </w:rPr>
+              <w:t>(</w:t>
             </w:r>
             <w:r>
               <w:rPr>
@@ -2163,6 +1503,7 @@
               </w:rPr>
               <w:t>].</w:t>
             </w:r>
+            <w:proofErr w:type="spellStart"/>
             <w:r>
               <w:rPr>
                 <w:rFonts w:ascii="Calibri" w:eastAsia="Calibri" w:hAnsi="Calibri" w:cs="Calibri"/>
@@ -2175,6 +1516,7 @@
               </w:rPr>
               <w:t>_of_citizenship</w:t>
             </w:r>
+            <w:proofErr w:type="spellEnd"/>
             <w:r>
               <w:rPr>
                 <w:rFonts w:ascii="Calibri" w:eastAsia="Calibri" w:hAnsi="Calibri" w:cs="Calibri"/>
@@ -2205,12 +1547,14 @@
               </w:rPr>
               <w:t>.</w:t>
             </w:r>
+            <w:proofErr w:type="spellStart"/>
             <w:r>
               <w:rPr>
                 <w:rFonts w:ascii="Calibri" w:eastAsia="Calibri" w:hAnsi="Calibri" w:cs="Calibri"/>
               </w:rPr>
               <w:t>additional_citizenship</w:t>
             </w:r>
+            <w:proofErr w:type="spellEnd"/>
             <w:r>
               <w:rPr>
                 <w:rFonts w:ascii="Calibri" w:eastAsia="Calibri" w:hAnsi="Calibri" w:cs="Calibri"/>
@@ -2283,7 +1627,15 @@
               </w:rPr>
             </w:pPr>
             <w:r>
-              <w:t>{{ output_checkbox(users[</w:t>
+              <w:t xml:space="preserve">{{ </w:t>
+            </w:r>
+            <w:proofErr w:type="spellStart"/>
+            <w:r>
+              <w:t>output_checkbox</w:t>
+            </w:r>
+            <w:proofErr w:type="spellEnd"/>
+            <w:r>
+              <w:t>(users[</w:t>
             </w:r>
             <w:r>
               <w:t>0</w:t>
@@ -2291,9 +1643,11 @@
             <w:r>
               <w:t>].</w:t>
             </w:r>
+            <w:proofErr w:type="spellStart"/>
             <w:r>
               <w:t>fotc_first_hearing</w:t>
             </w:r>
+            <w:proofErr w:type="spellEnd"/>
             <w:r>
               <w:t xml:space="preserve">)  }} </w:t>
             </w:r>
@@ -2309,7 +1663,15 @@
               <w:pStyle w:val="NoSpacing"/>
             </w:pPr>
             <w:r>
-              <w:t xml:space="preserve">{{ output_checkbox(not </w:t>
+              <w:t xml:space="preserve">{{ </w:t>
+            </w:r>
+            <w:proofErr w:type="spellStart"/>
+            <w:r>
+              <w:t>output_checkbox</w:t>
+            </w:r>
+            <w:proofErr w:type="spellEnd"/>
+            <w:r>
+              <w:t xml:space="preserve">(not </w:t>
             </w:r>
             <w:r>
               <w:t>users[</w:t>
@@ -2320,9 +1682,11 @@
             <w:r>
               <w:t>].</w:t>
             </w:r>
+            <w:proofErr w:type="spellStart"/>
             <w:r>
               <w:t>fotc_first_hearing</w:t>
             </w:r>
+            <w:proofErr w:type="spellEnd"/>
             <w:r>
               <w:t xml:space="preserve">)  }} </w:t>
             </w:r>
@@ -2344,11 +1708,24 @@
             <w:r>
               <w:t>.</w:t>
             </w:r>
+            <w:proofErr w:type="spellStart"/>
             <w:r>
               <w:t>fotc_prior_hearing_date</w:t>
             </w:r>
             <w:r>
-              <w:t>.format(“MM/dd/yyyy”) }}</w:t>
+              <w:t>.format</w:t>
+            </w:r>
+            <w:proofErr w:type="spellEnd"/>
+            <w:r>
+              <w:t>(“MM/dd/</w:t>
+            </w:r>
+            <w:proofErr w:type="spellStart"/>
+            <w:r>
+              <w:t>yyyy</w:t>
+            </w:r>
+            <w:proofErr w:type="spellEnd"/>
+            <w:r>
+              <w:t>”) }}</w:t>
             </w:r>
           </w:p>
         </w:tc>
@@ -2419,12 +1796,14 @@
             <w:r>
               <w:t>].</w:t>
             </w:r>
+            <w:proofErr w:type="spellStart"/>
             <w:r>
               <w:t>f</w:t>
             </w:r>
             <w:r>
               <w:t>otc_prior_hearing_details</w:t>
             </w:r>
+            <w:proofErr w:type="spellEnd"/>
             <w:r>
               <w:t xml:space="preserve"> </w:t>
             </w:r>
@@ -2530,13 +1909,29 @@
               <w:pStyle w:val="NoSpacing"/>
             </w:pPr>
             <w:r>
-              <w:t>{{ output_checkbox(</w:t>
+              <w:t xml:space="preserve">{{ </w:t>
+            </w:r>
+            <w:proofErr w:type="spellStart"/>
+            <w:r>
+              <w:t>output_checkbox</w:t>
+            </w:r>
+            <w:proofErr w:type="spellEnd"/>
+            <w:r>
+              <w:t>(</w:t>
             </w:r>
             <w:r>
               <w:t>users[0]</w:t>
             </w:r>
             <w:r>
-              <w:t xml:space="preserve">.notice_to_appear) }} </w:t>
+              <w:t>.</w:t>
+            </w:r>
+            <w:proofErr w:type="spellStart"/>
+            <w:r>
+              <w:t>notice_to_appear</w:t>
+            </w:r>
+            <w:proofErr w:type="spellEnd"/>
+            <w:r>
+              <w:t xml:space="preserve">) }} </w:t>
             </w:r>
             <w:r>
               <w:t xml:space="preserve">Yes   </w:t>
@@ -2547,7 +1942,15 @@
               <w:pStyle w:val="NoSpacing"/>
             </w:pPr>
             <w:r>
-              <w:t>{{ output_checkbox(</w:t>
+              <w:t xml:space="preserve">{{ </w:t>
+            </w:r>
+            <w:proofErr w:type="spellStart"/>
+            <w:r>
+              <w:t>output_checkbox</w:t>
+            </w:r>
+            <w:proofErr w:type="spellEnd"/>
+            <w:r>
+              <w:t>(</w:t>
             </w:r>
             <w:r>
               <w:t xml:space="preserve">not </w:t>
@@ -2556,7 +1959,15 @@
               <w:t>users[0]</w:t>
             </w:r>
             <w:r>
-              <w:t>.notice_to_appear) }}</w:t>
+              <w:t>.</w:t>
+            </w:r>
+            <w:proofErr w:type="spellStart"/>
+            <w:r>
+              <w:t>notice_to_appear</w:t>
+            </w:r>
+            <w:proofErr w:type="spellEnd"/>
+            <w:r>
+              <w:t>) }}</w:t>
             </w:r>
             <w:r>
               <w:t xml:space="preserve"> </w:t>
@@ -2602,7 +2013,15 @@
               <w:pStyle w:val="NoSpacing"/>
             </w:pPr>
             <w:r>
-              <w:t>{{ output_checkbox(</w:t>
+              <w:t xml:space="preserve">{{ </w:t>
+            </w:r>
+            <w:proofErr w:type="spellStart"/>
+            <w:r>
+              <w:t>output_checkbox</w:t>
+            </w:r>
+            <w:proofErr w:type="spellEnd"/>
+            <w:r>
+              <w:t>(</w:t>
             </w:r>
             <w:r>
               <w:t>users[0]</w:t>
@@ -2610,9 +2029,11 @@
             <w:r>
               <w:t>.</w:t>
             </w:r>
+            <w:proofErr w:type="spellStart"/>
             <w:r>
               <w:t>notice_name</w:t>
             </w:r>
+            <w:proofErr w:type="spellEnd"/>
             <w:r>
               <w:t>) }}</w:t>
             </w:r>
@@ -2628,7 +2049,15 @@
               <w:pStyle w:val="NoSpacing"/>
             </w:pPr>
             <w:r>
-              <w:t>{{ output_checkbox(</w:t>
+              <w:t xml:space="preserve">{{ </w:t>
+            </w:r>
+            <w:proofErr w:type="spellStart"/>
+            <w:r>
+              <w:t>output_checkbox</w:t>
+            </w:r>
+            <w:proofErr w:type="spellEnd"/>
+            <w:r>
+              <w:t>(</w:t>
             </w:r>
             <w:r>
               <w:t xml:space="preserve">not </w:t>
@@ -2639,9 +2068,11 @@
             <w:r>
               <w:t>.</w:t>
             </w:r>
+            <w:proofErr w:type="spellStart"/>
             <w:r>
               <w:t>notice_name</w:t>
             </w:r>
+            <w:proofErr w:type="spellEnd"/>
             <w:r>
               <w:t>) }}</w:t>
             </w:r>
@@ -2690,7 +2121,15 @@
               <w:pStyle w:val="NoSpacing"/>
             </w:pPr>
             <w:r>
-              <w:t>{{ output_checkbox(</w:t>
+              <w:t xml:space="preserve">{{ </w:t>
+            </w:r>
+            <w:proofErr w:type="spellStart"/>
+            <w:r>
+              <w:t>output_checkbox</w:t>
+            </w:r>
+            <w:proofErr w:type="spellEnd"/>
+            <w:r>
+              <w:t>(</w:t>
             </w:r>
             <w:r>
               <w:t>users[0]</w:t>
@@ -2698,9 +2137,11 @@
             <w:r>
               <w:t>.</w:t>
             </w:r>
+            <w:proofErr w:type="spellStart"/>
             <w:r>
               <w:t>notice_dob</w:t>
             </w:r>
+            <w:proofErr w:type="spellEnd"/>
             <w:r>
               <w:t>) }}</w:t>
             </w:r>
@@ -2716,7 +2157,15 @@
               <w:pStyle w:val="NoSpacing"/>
             </w:pPr>
             <w:r>
-              <w:t>{{ output_checkbox(</w:t>
+              <w:t xml:space="preserve">{{ </w:t>
+            </w:r>
+            <w:proofErr w:type="spellStart"/>
+            <w:r>
+              <w:t>output_checkbox</w:t>
+            </w:r>
+            <w:proofErr w:type="spellEnd"/>
+            <w:r>
+              <w:t>(</w:t>
             </w:r>
             <w:r>
               <w:t xml:space="preserve">not </w:t>
@@ -2727,9 +2176,11 @@
             <w:r>
               <w:t>.</w:t>
             </w:r>
+            <w:proofErr w:type="spellStart"/>
             <w:r>
               <w:t>notice_dob</w:t>
             </w:r>
+            <w:proofErr w:type="spellEnd"/>
             <w:r>
               <w:t>) }}</w:t>
             </w:r>
@@ -2764,7 +2215,7 @@
               <w:rPr>
                 <w:rFonts w:ascii="Calibri" w:eastAsia="Calibri" w:hAnsi="Calibri" w:cs="Calibri"/>
               </w:rPr>
-              <w:t xml:space="preserve">Let’s review the allegations on the NTA. Please indicate if each one is true or false. </w:t>
+              <w:t>Are all of the allegations in the NTA true?</w:t>
             </w:r>
           </w:p>
         </w:tc>
@@ -2777,17 +2228,30 @@
               <w:pStyle w:val="NoSpacing"/>
             </w:pPr>
             <w:r>
-              <w:t>{{ output_checkbox(</w:t>
+              <w:t xml:space="preserve">{{ </w:t>
+            </w:r>
+            <w:proofErr w:type="spellStart"/>
+            <w:r>
+              <w:t>output_checkbox</w:t>
+            </w:r>
+            <w:proofErr w:type="spellEnd"/>
+            <w:r>
+              <w:t>(</w:t>
             </w:r>
             <w:r>
               <w:t>users[0]</w:t>
             </w:r>
             <w:r>
-              <w:t>.notice_</w:t>
+              <w:t>.</w:t>
+            </w:r>
+            <w:proofErr w:type="spellStart"/>
+            <w:r>
+              <w:t>notice_</w:t>
             </w:r>
             <w:r>
               <w:t>allegations</w:t>
             </w:r>
+            <w:proofErr w:type="spellEnd"/>
             <w:r>
               <w:t xml:space="preserve">) }} </w:t>
             </w:r>
@@ -2800,7 +2264,15 @@
               <w:pStyle w:val="NoSpacing"/>
             </w:pPr>
             <w:r>
-              <w:t>{{ output_checkbox(</w:t>
+              <w:t xml:space="preserve">{{ </w:t>
+            </w:r>
+            <w:proofErr w:type="spellStart"/>
+            <w:r>
+              <w:t>output_checkbox</w:t>
+            </w:r>
+            <w:proofErr w:type="spellEnd"/>
+            <w:r>
+              <w:t>(</w:t>
             </w:r>
             <w:r>
               <w:t xml:space="preserve">not </w:t>
@@ -2809,11 +2281,16 @@
               <w:t>users[0]</w:t>
             </w:r>
             <w:r>
-              <w:t>.notice_</w:t>
+              <w:t>.</w:t>
+            </w:r>
+            <w:proofErr w:type="spellStart"/>
+            <w:r>
+              <w:t>notice_</w:t>
             </w:r>
             <w:r>
               <w:t>allegations</w:t>
             </w:r>
+            <w:proofErr w:type="spellEnd"/>
             <w:r>
               <w:t xml:space="preserve">) }} </w:t>
             </w:r>
@@ -2835,19 +2312,35 @@
               <w:t>users[0]</w:t>
             </w:r>
             <w:r>
-              <w:t>.notice_</w:t>
-            </w:r>
-            <w:r>
-              <w:t xml:space="preserve">allegations %}{{ </w:t>
+              <w:t>.</w:t>
+            </w:r>
+            <w:proofErr w:type="spellStart"/>
+            <w:r>
+              <w:t>notice_</w:t>
+            </w:r>
+            <w:r>
+              <w:t>allegations</w:t>
+            </w:r>
+            <w:proofErr w:type="spellEnd"/>
+            <w:r>
+              <w:t xml:space="preserve"> %}{{ </w:t>
             </w:r>
             <w:r>
               <w:t>users[0]</w:t>
             </w:r>
             <w:r>
-              <w:t>.notice_</w:t>
-            </w:r>
-            <w:r>
-              <w:t>allegations_details }}{% endif %}</w:t>
+              <w:t>.</w:t>
+            </w:r>
+            <w:proofErr w:type="spellStart"/>
+            <w:r>
+              <w:t>notice_</w:t>
+            </w:r>
+            <w:r>
+              <w:t>allegations_details</w:t>
+            </w:r>
+            <w:proofErr w:type="spellEnd"/>
+            <w:r>
+              <w:t xml:space="preserve"> }}{% endif %}</w:t>
             </w:r>
           </w:p>
         </w:tc>
@@ -2887,17 +2380,30 @@
               <w:pStyle w:val="NoSpacing"/>
             </w:pPr>
             <w:r>
-              <w:t>{{ output_checkbox(</w:t>
+              <w:t xml:space="preserve">{{ </w:t>
+            </w:r>
+            <w:proofErr w:type="spellStart"/>
+            <w:r>
+              <w:t>output_checkbox</w:t>
+            </w:r>
+            <w:proofErr w:type="spellEnd"/>
+            <w:r>
+              <w:t>(</w:t>
             </w:r>
             <w:r>
               <w:t>users[0]</w:t>
             </w:r>
             <w:r>
-              <w:t>.notice_</w:t>
+              <w:t>.</w:t>
+            </w:r>
+            <w:proofErr w:type="spellStart"/>
+            <w:r>
+              <w:t>notice_</w:t>
             </w:r>
             <w:r>
               <w:t>hearing</w:t>
             </w:r>
+            <w:proofErr w:type="spellEnd"/>
             <w:r>
               <w:t xml:space="preserve">) }} </w:t>
             </w:r>
@@ -2910,7 +2416,15 @@
               <w:pStyle w:val="NoSpacing"/>
             </w:pPr>
             <w:r>
-              <w:t>{{ output_checkbox(</w:t>
+              <w:t xml:space="preserve">{{ </w:t>
+            </w:r>
+            <w:proofErr w:type="spellStart"/>
+            <w:r>
+              <w:t>output_checkbox</w:t>
+            </w:r>
+            <w:proofErr w:type="spellEnd"/>
+            <w:r>
+              <w:t>(</w:t>
             </w:r>
             <w:r>
               <w:t xml:space="preserve">not </w:t>
@@ -2919,98 +2433,16 @@
               <w:t>users[0]</w:t>
             </w:r>
             <w:r>
-              <w:t>.notice_</w:t>
+              <w:t>.</w:t>
+            </w:r>
+            <w:proofErr w:type="spellStart"/>
+            <w:r>
+              <w:t>notice_</w:t>
             </w:r>
             <w:r>
               <w:t>hearing</w:t>
             </w:r>
-            <w:r>
-              <w:t xml:space="preserve">) }} </w:t>
-            </w:r>
-            <w:r>
-              <w:t>No</w:t>
-            </w:r>
-          </w:p>
-        </w:tc>
-      </w:tr>
-      <w:tr>
-        <w:trPr>
-          <w:gridBefore w:val="1"/>
-          <w:gridAfter w:val="1"/>
-          <w:wBefore w:w="28" w:type="dxa"/>
-          <w:wAfter w:w="29" w:type="dxa"/>
-          <w:trHeight w:val="495"/>
-        </w:trPr>
-        <w:tc>
-          <w:tcPr>
-            <w:tcW w:w="3312" w:type="dxa"/>
-          </w:tcPr>
-          <w:p>
-            <w:pPr>
-              <w:rPr>
-                <w:rFonts w:ascii="Calibri" w:eastAsia="Calibri" w:hAnsi="Calibri" w:cs="Calibri"/>
-              </w:rPr>
-            </w:pPr>
-            <w:r>
-              <w:rPr>
-                <w:rFonts w:ascii="Calibri" w:eastAsia="Calibri" w:hAnsi="Calibri" w:cs="Calibri"/>
-              </w:rPr>
-              <w:t xml:space="preserve">Has the judge already spoken to you about </w:t>
-            </w:r>
-            <w:r>
-              <w:rPr>
-                <w:rFonts w:ascii="Calibri" w:eastAsia="Calibri" w:hAnsi="Calibri" w:cs="Calibri"/>
-              </w:rPr>
-              <w:t>your NTA?</w:t>
-            </w:r>
-          </w:p>
-        </w:tc>
-        <w:tc>
-          <w:tcPr>
-            <w:tcW w:w="7753" w:type="dxa"/>
-          </w:tcPr>
-          <w:p>
-            <w:pPr>
-              <w:pStyle w:val="NoSpacing"/>
-            </w:pPr>
-            <w:r>
-              <w:t>{{ output_checkbox(</w:t>
-            </w:r>
-            <w:r>
-              <w:t>users[0]</w:t>
-            </w:r>
-            <w:r>
-              <w:t>.notice_</w:t>
-            </w:r>
-            <w:r>
-              <w:t>judge</w:t>
-            </w:r>
-            <w:r>
-              <w:t xml:space="preserve">) }} </w:t>
-            </w:r>
-            <w:r>
-              <w:t xml:space="preserve">Yes </w:t>
-            </w:r>
-          </w:p>
-          <w:p>
-            <w:pPr>
-              <w:pStyle w:val="NoSpacing"/>
-            </w:pPr>
-            <w:r>
-              <w:t>{{ output_checkbox(</w:t>
-            </w:r>
-            <w:r>
-              <w:t xml:space="preserve">not </w:t>
-            </w:r>
-            <w:r>
-              <w:t>users[0]</w:t>
-            </w:r>
-            <w:r>
-              <w:t>.notice_</w:t>
-            </w:r>
-            <w:r>
-              <w:t>judge</w:t>
-            </w:r>
+            <w:proofErr w:type="spellEnd"/>
             <w:r>
               <w:t xml:space="preserve">) }} </w:t>
             </w:r>
@@ -3060,7 +2492,7 @@
         </w:trPr>
         <w:tc>
           <w:tcPr>
-            <w:tcW w:w="3312" w:type="dxa"/>
+            <w:tcW w:w="3373" w:type="dxa"/>
             <w:gridSpan w:val="2"/>
           </w:tcPr>
           <w:p>
@@ -3079,7 +2511,7 @@
         </w:tc>
         <w:tc>
           <w:tcPr>
-            <w:tcW w:w="7740" w:type="dxa"/>
+            <w:tcW w:w="7782" w:type="dxa"/>
             <w:gridSpan w:val="2"/>
           </w:tcPr>
           <w:p>
@@ -3108,12 +2540,14 @@
               </w:rPr>
               <w:t>].</w:t>
             </w:r>
+            <w:proofErr w:type="spellStart"/>
             <w:r>
               <w:rPr>
                 <w:rFonts w:ascii="Calibri" w:eastAsia="Calibri" w:hAnsi="Calibri" w:cs="Calibri"/>
               </w:rPr>
               <w:t>address_block</w:t>
             </w:r>
+            <w:proofErr w:type="spellEnd"/>
             <w:r>
               <w:rPr>
                 <w:rFonts w:ascii="Calibri" w:eastAsia="Calibri" w:hAnsi="Calibri" w:cs="Calibri"/>
@@ -3129,7 +2563,7 @@
         </w:trPr>
         <w:tc>
           <w:tcPr>
-            <w:tcW w:w="3312" w:type="dxa"/>
+            <w:tcW w:w="3373" w:type="dxa"/>
             <w:gridSpan w:val="2"/>
           </w:tcPr>
           <w:p>
@@ -3148,7 +2582,7 @@
         </w:tc>
         <w:tc>
           <w:tcPr>
-            <w:tcW w:w="7740" w:type="dxa"/>
+            <w:tcW w:w="7782" w:type="dxa"/>
             <w:gridSpan w:val="2"/>
           </w:tcPr>
           <w:p>
@@ -3156,7 +2590,15 @@
               <w:pStyle w:val="NoSpacing"/>
             </w:pPr>
             <w:r>
-              <w:t>{{ output_checkbox(</w:t>
+              <w:t xml:space="preserve">{{ </w:t>
+            </w:r>
+            <w:proofErr w:type="spellStart"/>
+            <w:r>
+              <w:t>output_checkbox</w:t>
+            </w:r>
+            <w:proofErr w:type="spellEnd"/>
+            <w:r>
+              <w:t>(</w:t>
             </w:r>
             <w:r>
               <w:t>users[0]</w:t>
@@ -3164,9 +2606,11 @@
             <w:r>
               <w:t>.</w:t>
             </w:r>
+            <w:proofErr w:type="spellStart"/>
             <w:r>
               <w:t>moved_since</w:t>
             </w:r>
+            <w:proofErr w:type="spellEnd"/>
             <w:r>
               <w:t xml:space="preserve">) }} </w:t>
             </w:r>
@@ -3179,7 +2623,15 @@
               <w:pStyle w:val="NoSpacing"/>
             </w:pPr>
             <w:r>
-              <w:t>{{ output_checkbox(</w:t>
+              <w:t xml:space="preserve">{{ </w:t>
+            </w:r>
+            <w:proofErr w:type="spellStart"/>
+            <w:r>
+              <w:t>output_checkbox</w:t>
+            </w:r>
+            <w:proofErr w:type="spellEnd"/>
+            <w:r>
+              <w:t>(</w:t>
             </w:r>
             <w:r>
               <w:t xml:space="preserve">not </w:t>
@@ -3190,9 +2642,11 @@
             <w:r>
               <w:t>.</w:t>
             </w:r>
+            <w:proofErr w:type="spellStart"/>
             <w:r>
               <w:t>moved_since</w:t>
             </w:r>
+            <w:proofErr w:type="spellEnd"/>
             <w:r>
               <w:t xml:space="preserve">) }} </w:t>
             </w:r>
@@ -3208,7 +2662,7 @@
         </w:trPr>
         <w:tc>
           <w:tcPr>
-            <w:tcW w:w="3312" w:type="dxa"/>
+            <w:tcW w:w="3373" w:type="dxa"/>
             <w:gridSpan w:val="2"/>
           </w:tcPr>
           <w:p>
@@ -3227,7 +2681,7 @@
         </w:tc>
         <w:tc>
           <w:tcPr>
-            <w:tcW w:w="7740" w:type="dxa"/>
+            <w:tcW w:w="7782" w:type="dxa"/>
             <w:gridSpan w:val="2"/>
           </w:tcPr>
           <w:p>
@@ -3235,7 +2689,15 @@
               <w:pStyle w:val="NoSpacing"/>
             </w:pPr>
             <w:r>
-              <w:t>{{ output_checkbox(</w:t>
+              <w:t xml:space="preserve">{{ </w:t>
+            </w:r>
+            <w:proofErr w:type="spellStart"/>
+            <w:r>
+              <w:t>output_checkbox</w:t>
+            </w:r>
+            <w:proofErr w:type="spellEnd"/>
+            <w:r>
+              <w:t>(</w:t>
             </w:r>
             <w:r>
               <w:t>users[0]</w:t>
@@ -3243,9 +2705,11 @@
             <w:r>
               <w:t>.</w:t>
             </w:r>
+            <w:proofErr w:type="spellStart"/>
             <w:r>
               <w:t>immigration_application</w:t>
             </w:r>
+            <w:proofErr w:type="spellEnd"/>
             <w:r>
               <w:t xml:space="preserve">) }} </w:t>
             </w:r>
@@ -3256,9 +2720,11 @@
               <w:br/>
               <w:t>{{ users[0].</w:t>
             </w:r>
+            <w:proofErr w:type="spellStart"/>
             <w:r>
               <w:t>other_immigration_applications</w:t>
             </w:r>
+            <w:proofErr w:type="spellEnd"/>
             <w:r>
               <w:t xml:space="preserve"> }}</w:t>
             </w:r>
@@ -3268,7 +2734,15 @@
               <w:pStyle w:val="NoSpacing"/>
             </w:pPr>
             <w:r>
-              <w:t>{{ output_checkbox(</w:t>
+              <w:t xml:space="preserve">{{ </w:t>
+            </w:r>
+            <w:proofErr w:type="spellStart"/>
+            <w:r>
+              <w:t>output_checkbox</w:t>
+            </w:r>
+            <w:proofErr w:type="spellEnd"/>
+            <w:r>
+              <w:t>(</w:t>
             </w:r>
             <w:r>
               <w:t xml:space="preserve">not </w:t>
@@ -3280,8 +2754,13 @@
               <w:t>.</w:t>
             </w:r>
             <w:r>
-              <w:t xml:space="preserve"> immigration_application</w:t>
-            </w:r>
+              <w:t xml:space="preserve"> </w:t>
+            </w:r>
+            <w:proofErr w:type="spellStart"/>
+            <w:r>
+              <w:t>immigration_application</w:t>
+            </w:r>
+            <w:proofErr w:type="spellEnd"/>
             <w:r>
               <w:t xml:space="preserve">) }} </w:t>
             </w:r>
@@ -3297,7 +2776,7 @@
         </w:trPr>
         <w:tc>
           <w:tcPr>
-            <w:tcW w:w="3312" w:type="dxa"/>
+            <w:tcW w:w="3373" w:type="dxa"/>
             <w:gridSpan w:val="2"/>
           </w:tcPr>
           <w:p>
@@ -3316,7 +2795,7 @@
         </w:tc>
         <w:tc>
           <w:tcPr>
-            <w:tcW w:w="7740" w:type="dxa"/>
+            <w:tcW w:w="7782" w:type="dxa"/>
             <w:gridSpan w:val="2"/>
           </w:tcPr>
           <w:p>
@@ -3324,7 +2803,15 @@
               <w:pStyle w:val="NoSpacing"/>
             </w:pPr>
             <w:r>
-              <w:t>{{ output_checkbox(</w:t>
+              <w:t xml:space="preserve">{{ </w:t>
+            </w:r>
+            <w:proofErr w:type="spellStart"/>
+            <w:r>
+              <w:t>output_checkbox</w:t>
+            </w:r>
+            <w:proofErr w:type="spellEnd"/>
+            <w:r>
+              <w:t>(</w:t>
             </w:r>
             <w:r>
               <w:t>users[0]</w:t>
@@ -3332,9 +2819,11 @@
             <w:r>
               <w:t>.</w:t>
             </w:r>
+            <w:proofErr w:type="spellStart"/>
             <w:r>
               <w:t>screened_for_relief</w:t>
             </w:r>
+            <w:proofErr w:type="spellEnd"/>
             <w:r>
               <w:t xml:space="preserve">) }} </w:t>
             </w:r>
@@ -3347,7 +2836,15 @@
               <w:pStyle w:val="NoSpacing"/>
             </w:pPr>
             <w:r>
-              <w:t>{{ output_checkbox(</w:t>
+              <w:t xml:space="preserve">{{ </w:t>
+            </w:r>
+            <w:proofErr w:type="spellStart"/>
+            <w:r>
+              <w:t>output_checkbox</w:t>
+            </w:r>
+            <w:proofErr w:type="spellEnd"/>
+            <w:r>
+              <w:t>(</w:t>
             </w:r>
             <w:r>
               <w:t xml:space="preserve">not </w:t>
@@ -3358,9 +2855,11 @@
             <w:r>
               <w:t>.</w:t>
             </w:r>
+            <w:proofErr w:type="spellStart"/>
             <w:r>
               <w:t>screened_for_relief</w:t>
             </w:r>
+            <w:proofErr w:type="spellEnd"/>
             <w:r>
               <w:t xml:space="preserve">) }} </w:t>
             </w:r>
@@ -3376,7 +2875,7 @@
         </w:trPr>
         <w:tc>
           <w:tcPr>
-            <w:tcW w:w="3312" w:type="dxa"/>
+            <w:tcW w:w="3373" w:type="dxa"/>
             <w:gridSpan w:val="2"/>
           </w:tcPr>
           <w:p>
@@ -3395,7 +2894,7 @@
         </w:tc>
         <w:tc>
           <w:tcPr>
-            <w:tcW w:w="7740" w:type="dxa"/>
+            <w:tcW w:w="7782" w:type="dxa"/>
             <w:gridSpan w:val="2"/>
           </w:tcPr>
           <w:p>
@@ -3403,7 +2902,15 @@
               <w:pStyle w:val="NoSpacing"/>
             </w:pPr>
             <w:r>
-              <w:t>{{ output_checkbox(</w:t>
+              <w:t xml:space="preserve">{{ </w:t>
+            </w:r>
+            <w:proofErr w:type="spellStart"/>
+            <w:r>
+              <w:t>output_checkbox</w:t>
+            </w:r>
+            <w:proofErr w:type="spellEnd"/>
+            <w:r>
+              <w:t>(</w:t>
             </w:r>
             <w:r>
               <w:t>users[0]</w:t>
@@ -3411,9 +2918,11 @@
             <w:r>
               <w:t>.</w:t>
             </w:r>
+            <w:proofErr w:type="spellStart"/>
             <w:r>
               <w:t>application_processing</w:t>
             </w:r>
+            <w:proofErr w:type="spellEnd"/>
             <w:r>
               <w:t xml:space="preserve">) }} </w:t>
             </w:r>
@@ -3428,9 +2937,11 @@
             <w:r>
               <w:t>{{ users[0].</w:t>
             </w:r>
+            <w:proofErr w:type="spellStart"/>
             <w:r>
               <w:t>application_status</w:t>
             </w:r>
+            <w:proofErr w:type="spellEnd"/>
             <w:r>
               <w:t xml:space="preserve"> }}</w:t>
             </w:r>
@@ -3440,7 +2951,15 @@
               <w:pStyle w:val="NoSpacing"/>
             </w:pPr>
             <w:r>
-              <w:t>{{ output_checkbox(</w:t>
+              <w:t xml:space="preserve">{{ </w:t>
+            </w:r>
+            <w:proofErr w:type="spellStart"/>
+            <w:r>
+              <w:t>output_checkbox</w:t>
+            </w:r>
+            <w:proofErr w:type="spellEnd"/>
+            <w:r>
+              <w:t>(</w:t>
             </w:r>
             <w:r>
               <w:t>users[0]</w:t>
@@ -3448,9 +2967,11 @@
             <w:r>
               <w:t>.</w:t>
             </w:r>
+            <w:proofErr w:type="spellStart"/>
             <w:r>
               <w:t>application_processing</w:t>
             </w:r>
+            <w:proofErr w:type="spellEnd"/>
             <w:r>
               <w:t xml:space="preserve">) }} </w:t>
             </w:r>
@@ -3466,7 +2987,7 @@
         </w:trPr>
         <w:tc>
           <w:tcPr>
-            <w:tcW w:w="3312" w:type="dxa"/>
+            <w:tcW w:w="3373" w:type="dxa"/>
             <w:gridSpan w:val="2"/>
           </w:tcPr>
           <w:p>
@@ -3485,7 +3006,7 @@
         </w:tc>
         <w:tc>
           <w:tcPr>
-            <w:tcW w:w="7740" w:type="dxa"/>
+            <w:tcW w:w="7782" w:type="dxa"/>
             <w:gridSpan w:val="2"/>
           </w:tcPr>
           <w:p>
@@ -3493,7 +3014,15 @@
               <w:pStyle w:val="NoSpacing"/>
             </w:pPr>
             <w:r>
-              <w:t>{{ output_checkbox(</w:t>
+              <w:t xml:space="preserve">{{ </w:t>
+            </w:r>
+            <w:proofErr w:type="spellStart"/>
+            <w:r>
+              <w:t>output_checkbox</w:t>
+            </w:r>
+            <w:proofErr w:type="spellEnd"/>
+            <w:r>
+              <w:t>(</w:t>
             </w:r>
             <w:r>
               <w:t>users[0]</w:t>
@@ -3501,14 +3030,36 @@
             <w:r>
               <w:t>.</w:t>
             </w:r>
+            <w:proofErr w:type="spellStart"/>
             <w:r>
               <w:t>asylum_clock_running</w:t>
             </w:r>
+            <w:proofErr w:type="spellEnd"/>
             <w:r>
               <w:t xml:space="preserve">) }} </w:t>
             </w:r>
             <w:r>
-              <w:t>Yes</w:t>
+              <w:rPr>
+                <w:rFonts w:ascii="Calibri" w:eastAsia="Calibri" w:hAnsi="Calibri" w:cs="Calibri"/>
+              </w:rPr>
+              <w:t xml:space="preserve"> </w:t>
+            </w:r>
+            <w:r>
+              <w:rPr>
+                <w:rFonts w:ascii="Calibri" w:eastAsia="Calibri" w:hAnsi="Calibri" w:cs="Calibri"/>
+              </w:rPr>
+              <w:t xml:space="preserve">Yes         No. of Days </w:t>
+            </w:r>
+            <w:r>
+              <w:t>{{ users[0].</w:t>
+            </w:r>
+            <w:proofErr w:type="spellStart"/>
+            <w:r>
+              <w:t>asylum_clock_days</w:t>
+            </w:r>
+            <w:proofErr w:type="spellEnd"/>
+            <w:r>
+              <w:t xml:space="preserve"> }}</w:t>
             </w:r>
           </w:p>
           <w:p>
@@ -3516,7 +3067,15 @@
               <w:pStyle w:val="NoSpacing"/>
             </w:pPr>
             <w:r>
-              <w:t>{{ output_checkbox(</w:t>
+              <w:t xml:space="preserve">{{ </w:t>
+            </w:r>
+            <w:proofErr w:type="spellStart"/>
+            <w:r>
+              <w:t>output_checkbox</w:t>
+            </w:r>
+            <w:proofErr w:type="spellEnd"/>
+            <w:r>
+              <w:t>(</w:t>
             </w:r>
             <w:r>
               <w:t xml:space="preserve">not </w:t>
@@ -3528,8 +3087,13 @@
               <w:t>.</w:t>
             </w:r>
             <w:r>
-              <w:t xml:space="preserve"> asylum_clock_running</w:t>
-            </w:r>
+              <w:t xml:space="preserve"> </w:t>
+            </w:r>
+            <w:proofErr w:type="spellStart"/>
+            <w:r>
+              <w:t>asylum_clock_running</w:t>
+            </w:r>
+            <w:proofErr w:type="spellEnd"/>
             <w:r>
               <w:t xml:space="preserve">) }} </w:t>
             </w:r>
@@ -3545,7 +3109,7 @@
         </w:trPr>
         <w:tc>
           <w:tcPr>
-            <w:tcW w:w="3312" w:type="dxa"/>
+            <w:tcW w:w="3373" w:type="dxa"/>
             <w:gridSpan w:val="2"/>
           </w:tcPr>
           <w:p>
@@ -3564,7 +3128,7 @@
         </w:tc>
         <w:tc>
           <w:tcPr>
-            <w:tcW w:w="7740" w:type="dxa"/>
+            <w:tcW w:w="7782" w:type="dxa"/>
             <w:gridSpan w:val="2"/>
           </w:tcPr>
           <w:p>
@@ -3572,7 +3136,15 @@
               <w:pStyle w:val="NoSpacing"/>
             </w:pPr>
             <w:r>
-              <w:t>{{ output_checkbox(</w:t>
+              <w:t xml:space="preserve">{{ </w:t>
+            </w:r>
+            <w:proofErr w:type="spellStart"/>
+            <w:r>
+              <w:t>output_checkbox</w:t>
+            </w:r>
+            <w:proofErr w:type="spellEnd"/>
+            <w:r>
+              <w:t>(</w:t>
             </w:r>
             <w:r>
               <w:t>users[0]</w:t>
@@ -3580,9 +3152,11 @@
             <w:r>
               <w:t>.</w:t>
             </w:r>
+            <w:proofErr w:type="spellStart"/>
             <w:r>
               <w:t>derivative_clock_running</w:t>
             </w:r>
+            <w:proofErr w:type="spellEnd"/>
           </w:p>
           <w:p>
             <w:pPr>
@@ -3600,7 +3174,15 @@
               <w:pStyle w:val="NoSpacing"/>
             </w:pPr>
             <w:r>
-              <w:t>{{ output_checkbox(</w:t>
+              <w:t xml:space="preserve">{{ </w:t>
+            </w:r>
+            <w:proofErr w:type="spellStart"/>
+            <w:r>
+              <w:t>output_checkbox</w:t>
+            </w:r>
+            <w:proofErr w:type="spellEnd"/>
+            <w:r>
+              <w:t>(</w:t>
             </w:r>
             <w:r>
               <w:t xml:space="preserve">not </w:t>
@@ -3611,9 +3193,11 @@
             <w:r>
               <w:t>.</w:t>
             </w:r>
+            <w:proofErr w:type="spellStart"/>
             <w:r>
               <w:t>derivative_clock_running</w:t>
             </w:r>
+            <w:proofErr w:type="spellEnd"/>
           </w:p>
           <w:p>
             <w:pPr>
@@ -3628,9 +3212,11 @@
             <w:r>
               <w:t>{{ users[0].</w:t>
             </w:r>
+            <w:proofErr w:type="spellStart"/>
             <w:r>
               <w:t>derivative_clock_who</w:t>
             </w:r>
+            <w:proofErr w:type="spellEnd"/>
             <w:r>
               <w:t xml:space="preserve"> }}</w:t>
             </w:r>
@@ -3643,7 +3229,7 @@
         </w:trPr>
         <w:tc>
           <w:tcPr>
-            <w:tcW w:w="3312" w:type="dxa"/>
+            <w:tcW w:w="3373" w:type="dxa"/>
             <w:gridSpan w:val="2"/>
           </w:tcPr>
           <w:p>
@@ -3686,7 +3272,7 @@
         </w:tc>
         <w:tc>
           <w:tcPr>
-            <w:tcW w:w="7740" w:type="dxa"/>
+            <w:tcW w:w="7782" w:type="dxa"/>
             <w:gridSpan w:val="2"/>
           </w:tcPr>
           <w:p>
@@ -3694,7 +3280,15 @@
               <w:pStyle w:val="NoSpacing"/>
             </w:pPr>
             <w:r>
-              <w:t>{{ output_checkbox(</w:t>
+              <w:t xml:space="preserve">{{ </w:t>
+            </w:r>
+            <w:proofErr w:type="spellStart"/>
+            <w:r>
+              <w:t>output_checkbox</w:t>
+            </w:r>
+            <w:proofErr w:type="spellEnd"/>
+            <w:r>
+              <w:t>(</w:t>
             </w:r>
             <w:r>
               <w:t>users[0]</w:t>
@@ -3702,9 +3296,11 @@
             <w:r>
               <w:t>.</w:t>
             </w:r>
+            <w:proofErr w:type="spellStart"/>
             <w:r>
               <w:t>family_has_separate_case</w:t>
             </w:r>
+            <w:proofErr w:type="spellEnd"/>
             <w:r>
               <w:t xml:space="preserve">) }} </w:t>
             </w:r>
@@ -3737,7 +3333,15 @@
               <w:t xml:space="preserve"> </w:t>
             </w:r>
             <w:r>
-              <w:t>{{ output_checkbox(</w:t>
+              <w:t xml:space="preserve">{{ </w:t>
+            </w:r>
+            <w:proofErr w:type="spellStart"/>
+            <w:r>
+              <w:t>output_checkbox</w:t>
+            </w:r>
+            <w:proofErr w:type="spellEnd"/>
+            <w:r>
+              <w:t>(</w:t>
             </w:r>
             <w:r>
               <w:t>users[0]</w:t>
@@ -3745,9 +3349,11 @@
             <w:r>
               <w:t>.</w:t>
             </w:r>
+            <w:proofErr w:type="spellStart"/>
             <w:r>
               <w:t>wants_consolidation</w:t>
             </w:r>
+            <w:proofErr w:type="spellEnd"/>
             <w:r>
               <w:t>)</w:t>
             </w:r>
@@ -3761,7 +3367,15 @@
               <w:t xml:space="preserve">Yes         </w:t>
             </w:r>
             <w:r>
-              <w:t>{{ output_checkbox(</w:t>
+              <w:t xml:space="preserve">{{ </w:t>
+            </w:r>
+            <w:proofErr w:type="spellStart"/>
+            <w:r>
+              <w:t>output_checkbox</w:t>
+            </w:r>
+            <w:proofErr w:type="spellEnd"/>
+            <w:r>
+              <w:t>(</w:t>
             </w:r>
             <w:r>
               <w:t xml:space="preserve">not </w:t>
@@ -3773,8 +3387,13 @@
               <w:t>.</w:t>
             </w:r>
             <w:r>
-              <w:t xml:space="preserve"> wants_consolidation</w:t>
-            </w:r>
+              <w:t xml:space="preserve"> </w:t>
+            </w:r>
+            <w:proofErr w:type="spellStart"/>
+            <w:r>
+              <w:t>wants_consolidation</w:t>
+            </w:r>
+            <w:proofErr w:type="spellEnd"/>
             <w:r>
               <w:t xml:space="preserve">) }} </w:t>
             </w:r>
@@ -3787,7 +3406,15 @@
               <w:pStyle w:val="NoSpacing"/>
             </w:pPr>
             <w:r>
-              <w:t>{{ output_checkbox(</w:t>
+              <w:t xml:space="preserve">{{ </w:t>
+            </w:r>
+            <w:proofErr w:type="spellStart"/>
+            <w:r>
+              <w:t>output_checkbox</w:t>
+            </w:r>
+            <w:proofErr w:type="spellEnd"/>
+            <w:r>
+              <w:t>(</w:t>
             </w:r>
             <w:r>
               <w:t xml:space="preserve">not </w:t>
@@ -3798,9 +3425,11 @@
             <w:r>
               <w:t>.</w:t>
             </w:r>
+            <w:proofErr w:type="spellStart"/>
             <w:r>
               <w:t>family_has_separate_case</w:t>
             </w:r>
+            <w:proofErr w:type="spellEnd"/>
             <w:r>
               <w:t xml:space="preserve">) }} </w:t>
             </w:r>
@@ -3816,7 +3445,7 @@
         </w:trPr>
         <w:tc>
           <w:tcPr>
-            <w:tcW w:w="3312" w:type="dxa"/>
+            <w:tcW w:w="3373" w:type="dxa"/>
             <w:gridSpan w:val="2"/>
           </w:tcPr>
           <w:p>
@@ -3847,7 +3476,7 @@
         </w:tc>
         <w:tc>
           <w:tcPr>
-            <w:tcW w:w="7740" w:type="dxa"/>
+            <w:tcW w:w="7782" w:type="dxa"/>
             <w:gridSpan w:val="2"/>
           </w:tcPr>
           <w:p>
@@ -3855,7 +3484,15 @@
               <w:pStyle w:val="NoSpacing"/>
             </w:pPr>
             <w:r>
-              <w:t>{{ output_checkbox(</w:t>
+              <w:t xml:space="preserve">{{ </w:t>
+            </w:r>
+            <w:proofErr w:type="spellStart"/>
+            <w:r>
+              <w:t>output_checkbox</w:t>
+            </w:r>
+            <w:proofErr w:type="spellEnd"/>
+            <w:r>
+              <w:t>(</w:t>
             </w:r>
             <w:r>
               <w:t>users[0]</w:t>
@@ -3863,9 +3500,11 @@
             <w:r>
               <w:t>.</w:t>
             </w:r>
+            <w:proofErr w:type="spellStart"/>
             <w:r>
               <w:t>wants_separate_case</w:t>
             </w:r>
+            <w:proofErr w:type="spellEnd"/>
             <w:r>
               <w:t xml:space="preserve">) }} </w:t>
             </w:r>
@@ -3883,9 +3522,11 @@
             <w:r>
               <w:t>{{ users[0].</w:t>
             </w:r>
+            <w:proofErr w:type="spellStart"/>
             <w:r>
               <w:t>separate_case_who</w:t>
             </w:r>
+            <w:proofErr w:type="spellEnd"/>
             <w:r>
               <w:t xml:space="preserve"> }}</w:t>
             </w:r>
@@ -3895,7 +3536,15 @@
               <w:pStyle w:val="NoSpacing"/>
             </w:pPr>
             <w:r>
-              <w:t>{{ output_checkbox(</w:t>
+              <w:t xml:space="preserve">{{ </w:t>
+            </w:r>
+            <w:proofErr w:type="spellStart"/>
+            <w:r>
+              <w:t>output_checkbox</w:t>
+            </w:r>
+            <w:proofErr w:type="spellEnd"/>
+            <w:r>
+              <w:t>(</w:t>
             </w:r>
             <w:r>
               <w:t>no</w:t>
@@ -3912,9 +3561,11 @@
             <w:r>
               <w:t>.</w:t>
             </w:r>
+            <w:proofErr w:type="spellStart"/>
             <w:r>
               <w:t>wants_separate_case</w:t>
             </w:r>
+            <w:proofErr w:type="spellEnd"/>
             <w:r>
               <w:t xml:space="preserve">) }} </w:t>
             </w:r>
@@ -3930,7 +3581,7 @@
         </w:trPr>
         <w:tc>
           <w:tcPr>
-            <w:tcW w:w="3312" w:type="dxa"/>
+            <w:tcW w:w="3373" w:type="dxa"/>
             <w:gridSpan w:val="2"/>
           </w:tcPr>
           <w:p>
@@ -3961,7 +3612,7 @@
         </w:tc>
         <w:tc>
           <w:tcPr>
-            <w:tcW w:w="7740" w:type="dxa"/>
+            <w:tcW w:w="7782" w:type="dxa"/>
             <w:gridSpan w:val="2"/>
           </w:tcPr>
           <w:p>
@@ -3969,7 +3620,15 @@
               <w:pStyle w:val="NoSpacing"/>
             </w:pPr>
             <w:r>
-              <w:t>{{ output_checkbox(</w:t>
+              <w:t xml:space="preserve">{{ </w:t>
+            </w:r>
+            <w:proofErr w:type="spellStart"/>
+            <w:r>
+              <w:t>output_checkbox</w:t>
+            </w:r>
+            <w:proofErr w:type="spellEnd"/>
+            <w:r>
+              <w:t>(</w:t>
             </w:r>
             <w:r>
               <w:t>users[0]</w:t>
@@ -3977,9 +3636,11 @@
             <w:r>
               <w:t>.</w:t>
             </w:r>
+            <w:proofErr w:type="spellStart"/>
             <w:r>
               <w:t>looked_for_attorney</w:t>
             </w:r>
+            <w:proofErr w:type="spellEnd"/>
             <w:r>
               <w:t xml:space="preserve">) }} </w:t>
             </w:r>
@@ -3994,9 +3655,11 @@
             <w:r>
               <w:t>{{ users[0].</w:t>
             </w:r>
+            <w:proofErr w:type="spellStart"/>
             <w:r>
               <w:t>looked_for_attorney_details</w:t>
             </w:r>
+            <w:proofErr w:type="spellEnd"/>
             <w:r>
               <w:t>}}</w:t>
             </w:r>
@@ -4006,7 +3669,15 @@
               <w:pStyle w:val="NoSpacing"/>
             </w:pPr>
             <w:r>
-              <w:t>{{ output_checkbox(</w:t>
+              <w:t xml:space="preserve">{{ </w:t>
+            </w:r>
+            <w:proofErr w:type="spellStart"/>
+            <w:r>
+              <w:t>output_checkbox</w:t>
+            </w:r>
+            <w:proofErr w:type="spellEnd"/>
+            <w:r>
+              <w:t>(</w:t>
             </w:r>
             <w:r>
               <w:t xml:space="preserve">not </w:t>
@@ -4017,9 +3688,11 @@
             <w:r>
               <w:t>.</w:t>
             </w:r>
+            <w:proofErr w:type="spellStart"/>
             <w:r>
               <w:t>looked_for_attorney</w:t>
             </w:r>
+            <w:proofErr w:type="spellEnd"/>
             <w:r>
               <w:t xml:space="preserve">) }} </w:t>
             </w:r>
@@ -4035,7 +3708,7 @@
         </w:trPr>
         <w:tc>
           <w:tcPr>
-            <w:tcW w:w="3312" w:type="dxa"/>
+            <w:tcW w:w="3373" w:type="dxa"/>
             <w:gridSpan w:val="2"/>
           </w:tcPr>
           <w:p>
@@ -4048,13 +3721,13 @@
               <w:rPr>
                 <w:rFonts w:ascii="Calibri" w:eastAsia="Calibri" w:hAnsi="Calibri" w:cs="Calibri"/>
               </w:rPr>
-              <w:t>Would you like more time to look for an attorney (your asylum clock will stop)?</w:t>
+              <w:t>Additional Notes</w:t>
             </w:r>
           </w:p>
         </w:tc>
         <w:tc>
           <w:tcPr>
-            <w:tcW w:w="7740" w:type="dxa"/>
+            <w:tcW w:w="7782" w:type="dxa"/>
             <w:gridSpan w:val="2"/>
           </w:tcPr>
           <w:p>
@@ -4062,128 +3735,15 @@
               <w:pStyle w:val="NoSpacing"/>
             </w:pPr>
             <w:r>
-              <w:t>{{ output_checkbox(</w:t>
-            </w:r>
-            <w:r>
-              <w:t>users[0]</w:t>
-            </w:r>
-            <w:r>
-              <w:t>.</w:t>
-            </w:r>
-            <w:r>
-              <w:t>more_time_for_attorney</w:t>
-            </w:r>
-            <w:r>
-              <w:t xml:space="preserve">) }} </w:t>
-            </w:r>
-            <w:r>
-              <w:t>Yes</w:t>
-            </w:r>
-          </w:p>
-          <w:p>
-            <w:pPr>
-              <w:pStyle w:val="NoSpacing"/>
-            </w:pPr>
-            <w:r>
-              <w:t>{{ output_checkbox(</w:t>
-            </w:r>
-            <w:r>
-              <w:t xml:space="preserve">not </w:t>
-            </w:r>
-            <w:r>
-              <w:t>users[0]</w:t>
-            </w:r>
-            <w:r>
-              <w:t>.</w:t>
-            </w:r>
-            <w:r>
-              <w:t>more_time_for_attorney</w:t>
-            </w:r>
-            <w:r>
-              <w:t xml:space="preserve">) }} </w:t>
-            </w:r>
-            <w:r>
-              <w:t>No</w:t>
-            </w:r>
-          </w:p>
-        </w:tc>
-      </w:tr>
-      <w:tr>
-        <w:trPr>
-          <w:trHeight w:val="576"/>
-        </w:trPr>
-        <w:tc>
-          <w:tcPr>
-            <w:tcW w:w="3312" w:type="dxa"/>
-            <w:gridSpan w:val="2"/>
-          </w:tcPr>
-          <w:p>
-            <w:pPr>
-              <w:rPr>
-                <w:rFonts w:ascii="Calibri" w:eastAsia="Calibri" w:hAnsi="Calibri" w:cs="Calibri"/>
-              </w:rPr>
-            </w:pPr>
-            <w:r>
-              <w:rPr>
-                <w:rFonts w:ascii="Calibri" w:eastAsia="Calibri" w:hAnsi="Calibri" w:cs="Calibri"/>
-              </w:rPr>
-              <w:lastRenderedPageBreak/>
-              <w:t>Would you like to schedule a final hearing in your asylum case?</w:t>
-            </w:r>
-          </w:p>
-        </w:tc>
-        <w:tc>
-          <w:tcPr>
-            <w:tcW w:w="7740" w:type="dxa"/>
-            <w:gridSpan w:val="2"/>
-          </w:tcPr>
-          <w:p>
-            <w:pPr>
-              <w:pStyle w:val="NoSpacing"/>
-            </w:pPr>
-            <w:r>
-              <w:t>{{ output_checkbox(</w:t>
-            </w:r>
-            <w:r>
-              <w:t>users[0]</w:t>
-            </w:r>
-            <w:r>
-              <w:t>.</w:t>
-            </w:r>
-            <w:r>
-              <w:t>schedule_final_asylum_hearing</w:t>
-            </w:r>
-            <w:r>
-              <w:t xml:space="preserve">) }} </w:t>
-            </w:r>
-            <w:r>
-              <w:t>Yes</w:t>
-            </w:r>
-          </w:p>
-          <w:p>
-            <w:pPr>
-              <w:pStyle w:val="NoSpacing"/>
-            </w:pPr>
-            <w:r>
-              <w:t>{{ output_checkbox(</w:t>
-            </w:r>
-            <w:r>
-              <w:t xml:space="preserve">not </w:t>
-            </w:r>
-            <w:r>
-              <w:t>users[0]</w:t>
-            </w:r>
-            <w:r>
-              <w:t>.</w:t>
-            </w:r>
-            <w:r>
-              <w:t>schedule_final_asylum_hearing</w:t>
-            </w:r>
-            <w:r>
-              <w:t xml:space="preserve">) }} </w:t>
-            </w:r>
-            <w:r>
-              <w:t>No</w:t>
+              <w:t>{{ users[0].</w:t>
+            </w:r>
+            <w:proofErr w:type="spellStart"/>
+            <w:r>
+              <w:t>additional_notes</w:t>
+            </w:r>
+            <w:proofErr w:type="spellEnd"/>
+            <w:r>
+              <w:t>}}</w:t>
             </w:r>
           </w:p>
         </w:tc>
@@ -4202,2678 +3762,12 @@
       </w:pPr>
     </w:p>
     <w:p>
-      <w:r>
-        <w:br w:type="page"/>
-      </w:r>
-    </w:p>
-    <w:p>
-      <w:r>
-        <w:rPr>
-          <w:rFonts w:ascii="Calibri" w:eastAsia="Calibri" w:hAnsi="Calibri" w:cs="Calibri"/>
-          <w:b/>
-          <w:bCs/>
-          <w:i/>
-          <w:iCs/>
-          <w:sz w:val="22"/>
-          <w:szCs w:val="22"/>
-          <w:u w:val="single"/>
-        </w:rPr>
-        <w:lastRenderedPageBreak/>
-        <w:t xml:space="preserve">Part </w:t>
-      </w:r>
-      <w:r>
-        <w:rPr>
-          <w:rFonts w:ascii="Calibri" w:eastAsia="Calibri" w:hAnsi="Calibri" w:cs="Calibri"/>
-          <w:b/>
-          <w:bCs/>
-          <w:i/>
-          <w:iCs/>
-          <w:sz w:val="22"/>
-          <w:szCs w:val="22"/>
-          <w:u w:val="single"/>
-        </w:rPr>
-        <w:t>3: Supervisor Review</w:t>
-      </w:r>
-      <w:r>
-        <w:rPr>
-          <w:rFonts w:ascii="Calibri" w:eastAsia="Calibri" w:hAnsi="Calibri" w:cs="Calibri"/>
-          <w:b/>
-          <w:bCs/>
-          <w:i/>
-          <w:iCs/>
-          <w:sz w:val="22"/>
-          <w:szCs w:val="22"/>
-          <w:u w:val="single"/>
-        </w:rPr>
-        <w:t>/Notes</w:t>
-      </w:r>
-    </w:p>
-    <w:p>
-      <w:pPr>
-        <w:sectPr>
-          <w:headerReference w:type="default" r:id="rId13"/>
-          <w:type w:val="continuous"/>
-          <w:pgSz w:w="12240" w:h="15840"/>
-          <w:pgMar w:top="810" w:right="1440" w:bottom="1260" w:left="1440" w:header="720" w:footer="720" w:gutter="0"/>
-          <w:cols w:space="720"/>
-          <w:docGrid w:linePitch="360"/>
-        </w:sectPr>
-      </w:pPr>
-    </w:p>
-    <w:p>
-      <w:pPr>
-        <w:rPr>
-          <w:rFonts w:ascii="Calibri" w:hAnsi="Calibri" w:cs="Calibri"/>
-          <w:i/>
-          <w:iCs/>
-          <w:sz w:val="22"/>
-          <w:szCs w:val="22"/>
-        </w:rPr>
-      </w:pPr>
-      <w:r>
-        <w:rPr>
-          <w:rFonts w:ascii="Calibri" w:hAnsi="Calibri" w:cs="Calibri"/>
-          <w:i/>
-          <w:iCs/>
-          <w:sz w:val="22"/>
-          <w:szCs w:val="22"/>
-        </w:rPr>
-        <w:t>Check all that apply</w:t>
-      </w:r>
-    </w:p>
-    <w:p>
-      <w:pPr>
-        <w:pStyle w:val="ListParagraph"/>
-        <w:numPr>
-          <w:ilvl w:val="0"/>
-          <w:numId w:val="7"/>
-        </w:numPr>
-        <w:rPr>
-          <w:rFonts w:ascii="Calibri" w:hAnsi="Calibri" w:cs="Calibri"/>
-          <w:sz w:val="22"/>
-          <w:szCs w:val="22"/>
-        </w:rPr>
-      </w:pPr>
-      <w:r>
-        <w:rPr>
-          <w:rFonts w:ascii="Calibri" w:hAnsi="Calibri" w:cs="Calibri"/>
-          <w:sz w:val="22"/>
-          <w:szCs w:val="22"/>
-        </w:rPr>
-        <w:t>Needs copy of NTA</w:t>
-      </w:r>
-    </w:p>
-    <w:p>
-      <w:pPr>
-        <w:pStyle w:val="ListParagraph"/>
-        <w:numPr>
-          <w:ilvl w:val="0"/>
-          <w:numId w:val="7"/>
-        </w:numPr>
-        <w:rPr>
-          <w:rFonts w:ascii="Calibri" w:hAnsi="Calibri" w:cs="Calibri"/>
-          <w:sz w:val="22"/>
-          <w:szCs w:val="22"/>
-        </w:rPr>
-      </w:pPr>
-      <w:r>
-        <w:rPr>
-          <w:rFonts w:ascii="Calibri" w:hAnsi="Calibri" w:cs="Calibri"/>
-          <w:sz w:val="22"/>
-          <w:szCs w:val="22"/>
-        </w:rPr>
-        <w:t>Needs copy of other Dept. Filing</w:t>
-      </w:r>
-    </w:p>
-    <w:p>
-      <w:pPr>
-        <w:pStyle w:val="ListParagraph"/>
-        <w:numPr>
-          <w:ilvl w:val="0"/>
-          <w:numId w:val="7"/>
-        </w:numPr>
-        <w:rPr>
-          <w:rFonts w:ascii="Calibri" w:hAnsi="Calibri" w:cs="Calibri"/>
-          <w:sz w:val="22"/>
-          <w:szCs w:val="22"/>
-        </w:rPr>
-      </w:pPr>
-      <w:r>
-        <w:rPr>
-          <w:rFonts w:ascii="Calibri" w:hAnsi="Calibri" w:cs="Calibri"/>
-          <w:sz w:val="22"/>
-          <w:szCs w:val="22"/>
-        </w:rPr>
-        <w:t>Needs Change of Venue</w:t>
-      </w:r>
-    </w:p>
-    <w:p>
-      <w:pPr>
-        <w:pStyle w:val="ListParagraph"/>
-        <w:numPr>
-          <w:ilvl w:val="0"/>
-          <w:numId w:val="7"/>
-        </w:numPr>
-        <w:rPr>
-          <w:rFonts w:ascii="Calibri" w:hAnsi="Calibri" w:cs="Calibri"/>
-          <w:sz w:val="22"/>
-          <w:szCs w:val="22"/>
-        </w:rPr>
-      </w:pPr>
-      <w:r>
-        <w:rPr>
-          <w:rFonts w:ascii="Calibri" w:hAnsi="Calibri" w:cs="Calibri"/>
-          <w:sz w:val="22"/>
-          <w:szCs w:val="22"/>
-        </w:rPr>
-        <w:t>Needs Change of Address</w:t>
-      </w:r>
-    </w:p>
-    <w:p>
-      <w:pPr>
-        <w:pStyle w:val="ListParagraph"/>
-        <w:numPr>
-          <w:ilvl w:val="0"/>
-          <w:numId w:val="7"/>
-        </w:numPr>
-        <w:rPr>
-          <w:rFonts w:ascii="Calibri" w:hAnsi="Calibri" w:cs="Calibri"/>
-          <w:sz w:val="22"/>
-          <w:szCs w:val="22"/>
-        </w:rPr>
-      </w:pPr>
-      <w:r>
-        <w:rPr>
-          <w:rFonts w:ascii="Calibri" w:hAnsi="Calibri" w:cs="Calibri"/>
-          <w:sz w:val="22"/>
-          <w:szCs w:val="22"/>
-        </w:rPr>
-        <w:t>Needs assistance with the asylum clock</w:t>
-      </w:r>
-    </w:p>
-    <w:p>
-      <w:pPr>
-        <w:pStyle w:val="ListParagraph"/>
-        <w:numPr>
-          <w:ilvl w:val="0"/>
-          <w:numId w:val="9"/>
-        </w:numPr>
-        <w:rPr>
-          <w:rFonts w:ascii="Calibri" w:hAnsi="Calibri" w:cs="Calibri"/>
-          <w:sz w:val="22"/>
-          <w:szCs w:val="22"/>
-        </w:rPr>
-      </w:pPr>
-      <w:r>
-        <w:rPr>
-          <w:rFonts w:ascii="Calibri" w:hAnsi="Calibri" w:cs="Calibri"/>
-          <w:sz w:val="22"/>
-          <w:szCs w:val="22"/>
-        </w:rPr>
-        <w:t xml:space="preserve">Needs </w:t>
-      </w:r>
-      <w:r>
-        <w:rPr>
-          <w:rFonts w:ascii="Calibri" w:hAnsi="Calibri" w:cs="Calibri"/>
-          <w:sz w:val="22"/>
-          <w:szCs w:val="22"/>
-        </w:rPr>
-        <w:t>Motion to Sever</w:t>
-      </w:r>
-    </w:p>
-    <w:p>
-      <w:pPr>
-        <w:pStyle w:val="ListParagraph"/>
-        <w:numPr>
-          <w:ilvl w:val="0"/>
-          <w:numId w:val="9"/>
-        </w:numPr>
-        <w:rPr>
-          <w:rFonts w:ascii="Calibri" w:hAnsi="Calibri" w:cs="Calibri"/>
-          <w:sz w:val="22"/>
-          <w:szCs w:val="22"/>
-        </w:rPr>
-      </w:pPr>
-      <w:r>
-        <w:rPr>
-          <w:rFonts w:ascii="Calibri" w:hAnsi="Calibri" w:cs="Calibri"/>
-          <w:sz w:val="22"/>
-          <w:szCs w:val="22"/>
-        </w:rPr>
-        <w:t xml:space="preserve">Needs </w:t>
-      </w:r>
-      <w:r>
-        <w:rPr>
-          <w:rFonts w:ascii="Calibri" w:hAnsi="Calibri" w:cs="Calibri"/>
-          <w:sz w:val="22"/>
-          <w:szCs w:val="22"/>
-        </w:rPr>
-        <w:t>Motion to Consolidate</w:t>
-      </w:r>
-    </w:p>
-    <w:p>
-      <w:pPr>
-        <w:rPr>
-          <w:rFonts w:ascii="Calibri" w:hAnsi="Calibri" w:cs="Calibri"/>
-          <w:sz w:val="22"/>
-          <w:szCs w:val="22"/>
-        </w:rPr>
-      </w:pPr>
-    </w:p>
-    <w:p>
-      <w:pPr>
-        <w:pStyle w:val="ListParagraph"/>
-        <w:numPr>
-          <w:ilvl w:val="0"/>
-          <w:numId w:val="8"/>
-        </w:numPr>
-        <w:rPr>
-          <w:rFonts w:ascii="Calibri" w:hAnsi="Calibri" w:cs="Calibri"/>
-          <w:sz w:val="22"/>
-          <w:szCs w:val="22"/>
-        </w:rPr>
-      </w:pPr>
-      <w:r>
-        <w:rPr>
-          <w:rFonts w:ascii="Calibri" w:hAnsi="Calibri" w:cs="Calibri"/>
-          <w:sz w:val="22"/>
-          <w:szCs w:val="22"/>
-        </w:rPr>
-        <w:t>Wants a continuance</w:t>
-      </w:r>
-      <w:r>
-        <w:rPr>
-          <w:rFonts w:ascii="Calibri" w:hAnsi="Calibri" w:cs="Calibri"/>
-          <w:sz w:val="22"/>
-          <w:szCs w:val="22"/>
-        </w:rPr>
-        <w:t xml:space="preserve"> to look for an attorney</w:t>
-      </w:r>
-    </w:p>
-    <w:p>
-      <w:pPr>
-        <w:pStyle w:val="ListParagraph"/>
-        <w:numPr>
-          <w:ilvl w:val="0"/>
-          <w:numId w:val="8"/>
-        </w:numPr>
-        <w:rPr>
-          <w:rFonts w:ascii="Calibri" w:hAnsi="Calibri" w:cs="Calibri"/>
-          <w:sz w:val="22"/>
-          <w:szCs w:val="22"/>
-        </w:rPr>
-      </w:pPr>
-      <w:r>
-        <w:rPr>
-          <w:rFonts w:ascii="Calibri" w:hAnsi="Calibri" w:cs="Calibri"/>
-          <w:sz w:val="22"/>
-          <w:szCs w:val="22"/>
-        </w:rPr>
-        <w:t>Wants</w:t>
-      </w:r>
-      <w:r>
-        <w:rPr>
-          <w:rFonts w:ascii="Calibri" w:hAnsi="Calibri" w:cs="Calibri"/>
-          <w:sz w:val="22"/>
-          <w:szCs w:val="22"/>
-        </w:rPr>
-        <w:t xml:space="preserve"> time t</w:t>
-      </w:r>
-      <w:r>
-        <w:rPr>
-          <w:rFonts w:ascii="Calibri" w:hAnsi="Calibri" w:cs="Calibri"/>
-          <w:sz w:val="22"/>
-          <w:szCs w:val="22"/>
-        </w:rPr>
-        <w:t>o apply for relief</w:t>
-      </w:r>
-    </w:p>
-    <w:p>
-      <w:pPr>
-        <w:pStyle w:val="ListParagraph"/>
-        <w:numPr>
-          <w:ilvl w:val="0"/>
-          <w:numId w:val="8"/>
-        </w:numPr>
-        <w:rPr>
-          <w:rFonts w:ascii="Calibri" w:hAnsi="Calibri" w:cs="Calibri"/>
-          <w:sz w:val="22"/>
-          <w:szCs w:val="22"/>
-        </w:rPr>
-      </w:pPr>
-      <w:r>
-        <w:rPr>
-          <w:rFonts w:ascii="Calibri" w:hAnsi="Calibri" w:cs="Calibri"/>
-          <w:sz w:val="22"/>
-          <w:szCs w:val="22"/>
-        </w:rPr>
-        <w:t>Wants</w:t>
-      </w:r>
-      <w:r>
-        <w:rPr>
-          <w:rFonts w:ascii="Calibri" w:hAnsi="Calibri" w:cs="Calibri"/>
-          <w:sz w:val="22"/>
-          <w:szCs w:val="22"/>
-        </w:rPr>
-        <w:t xml:space="preserve"> a continuance to update the court on the status of pending reli</w:t>
-      </w:r>
-      <w:r>
-        <w:rPr>
-          <w:rFonts w:ascii="Calibri" w:hAnsi="Calibri" w:cs="Calibri"/>
-          <w:sz w:val="22"/>
-          <w:szCs w:val="22"/>
-        </w:rPr>
-        <w:t>ef</w:t>
-      </w:r>
-    </w:p>
-    <w:p>
-      <w:pPr>
-        <w:pStyle w:val="ListParagraph"/>
-        <w:numPr>
-          <w:ilvl w:val="0"/>
-          <w:numId w:val="8"/>
-        </w:numPr>
-        <w:rPr>
-          <w:rFonts w:ascii="Calibri" w:hAnsi="Calibri" w:cs="Calibri"/>
-          <w:sz w:val="22"/>
-          <w:szCs w:val="22"/>
-        </w:rPr>
-        <w:sectPr>
-          <w:headerReference w:type="default" r:id="rId14"/>
-          <w:type w:val="continuous"/>
-          <w:pgSz w:w="12240" w:h="15840"/>
-          <w:pgMar w:top="810" w:right="1440" w:bottom="1260" w:left="1440" w:header="720" w:footer="720" w:gutter="0"/>
-          <w:cols w:num="2" w:space="720"/>
-          <w:docGrid w:linePitch="360"/>
-        </w:sectPr>
-      </w:pPr>
-      <w:r>
-        <w:rPr>
-          <w:rFonts w:ascii="Calibri" w:hAnsi="Calibri" w:cs="Calibri"/>
-          <w:sz w:val="22"/>
-          <w:szCs w:val="22"/>
-        </w:rPr>
-        <w:t>Wants to schedule an individual hearing</w:t>
-      </w:r>
-    </w:p>
-    <w:p>
-      <w:pPr>
-        <w:rPr>
-          <w:rFonts w:ascii="Calibri" w:hAnsi="Calibri" w:cs="Calibri"/>
-          <w:sz w:val="22"/>
-          <w:szCs w:val="22"/>
-        </w:rPr>
-        <w:sectPr>
-          <w:headerReference w:type="default" r:id="rId15"/>
-          <w:type w:val="continuous"/>
-          <w:pgSz w:w="12240" w:h="15840"/>
-          <w:pgMar w:top="810" w:right="1440" w:bottom="1260" w:left="1440" w:header="720" w:footer="720" w:gutter="0"/>
-          <w:cols w:space="720"/>
-          <w:docGrid w:linePitch="360"/>
-        </w:sectPr>
-      </w:pPr>
-    </w:p>
-    <w:p>
-      <w:pPr>
-        <w:rPr>
-          <w:rFonts w:ascii="Calibri" w:hAnsi="Calibri" w:cs="Calibri"/>
-          <w:sz w:val="22"/>
-          <w:szCs w:val="22"/>
-        </w:rPr>
-      </w:pPr>
-      <w:r>
-        <w:rPr>
-          <w:rFonts w:ascii="Calibri" w:hAnsi="Calibri" w:cs="Calibri"/>
-          <w:sz w:val="22"/>
-          <w:szCs w:val="22"/>
-        </w:rPr>
-        <w:t>Notes</w:t>
-      </w:r>
-      <w:r>
-        <w:rPr>
-          <w:rFonts w:ascii="Calibri" w:hAnsi="Calibri" w:cs="Calibri"/>
-          <w:sz w:val="22"/>
-          <w:szCs w:val="22"/>
-        </w:rPr>
-        <w:t xml:space="preserve"> for </w:t>
-      </w:r>
-      <w:r>
-        <w:rPr>
-          <w:rFonts w:ascii="Calibri" w:hAnsi="Calibri" w:cs="Calibri"/>
-          <w:sz w:val="22"/>
-          <w:szCs w:val="22"/>
-        </w:rPr>
-        <w:t>FOTC volunteer</w:t>
-      </w:r>
-      <w:r>
-        <w:rPr>
-          <w:rFonts w:ascii="Calibri" w:hAnsi="Calibri" w:cs="Calibri"/>
-          <w:sz w:val="22"/>
-          <w:szCs w:val="22"/>
-        </w:rPr>
-        <w:t>:</w:t>
-      </w:r>
-    </w:p>
-    <w:p>
-      <w:pPr>
-        <w:contextualSpacing/>
-      </w:pPr>
-      <w:r>
-        <w:t>________________________________________________________________________________________________________________________________________________________________________________________________________________________________________________________________________________________________________________________________________________________________________________________________________________________________________________________________________________________________________________________</w:t>
-      </w:r>
-    </w:p>
-    <w:p>
-      <w:pPr>
-        <w:contextualSpacing/>
-      </w:pPr>
-      <w:r>
-        <w:t>________________________________________________________________________________________________________________________________________________________________________________________________________________________________________________________________________________________________________________________________________________________________________________________________________________________________________________________________________________________________________________________</w:t>
-      </w:r>
-    </w:p>
-    <w:p>
-      <w:pPr>
-        <w:spacing w:after="0"/>
-      </w:pPr>
-      <w:r>
-        <w:t>________________________________________________________________________________________________________________________________________________________________________________________________________________________________________________________________________________________________________________________________________________________________________________________________________________________________________________________________________________________________________________________</w:t>
-      </w:r>
-    </w:p>
-    <w:p>
-      <w:pPr>
-        <w:spacing w:after="0"/>
-      </w:pPr>
-      <w:r>
-        <w:t>________________________________________________________________________________________________________________________________________________________________________________________________________________________________________________________________________________________________________________________________________________________________________________________________________________________________________________________________________________________________________________________</w:t>
-      </w:r>
-    </w:p>
-    <w:p>
-      <w:r>
-        <w:br w:type="page"/>
-      </w:r>
-    </w:p>
-    <w:p>
-      <w:pPr>
-        <w:spacing w:after="0"/>
-        <w:rPr>
-          <w:rFonts w:ascii="Calibri" w:hAnsi="Calibri" w:cs="Calibri"/>
-          <w:sz w:val="22"/>
-          <w:szCs w:val="22"/>
-        </w:rPr>
-      </w:pPr>
-      <w:r>
-        <w:rPr>
-          <w:rFonts w:ascii="Calibri" w:hAnsi="Calibri" w:cs="Calibri"/>
-          <w:b/>
-          <w:bCs/>
-          <w:i/>
-          <w:iCs/>
-          <w:sz w:val="22"/>
-          <w:szCs w:val="22"/>
-          <w:u w:val="single"/>
-        </w:rPr>
-        <w:lastRenderedPageBreak/>
-        <w:t xml:space="preserve">Part </w:t>
-      </w:r>
-      <w:r>
-        <w:rPr>
-          <w:rFonts w:ascii="Calibri" w:hAnsi="Calibri" w:cs="Calibri"/>
-          <w:b/>
-          <w:bCs/>
-          <w:i/>
-          <w:iCs/>
-          <w:sz w:val="22"/>
-          <w:szCs w:val="22"/>
-          <w:u w:val="single"/>
-        </w:rPr>
-        <w:t>4</w:t>
-      </w:r>
-      <w:r>
-        <w:rPr>
-          <w:rFonts w:ascii="Calibri" w:hAnsi="Calibri" w:cs="Calibri"/>
-          <w:b/>
-          <w:bCs/>
-          <w:i/>
-          <w:iCs/>
-          <w:sz w:val="22"/>
-          <w:szCs w:val="22"/>
-          <w:u w:val="single"/>
-        </w:rPr>
-        <w:t xml:space="preserve">: </w:t>
-      </w:r>
-      <w:r>
-        <w:rPr>
-          <w:rFonts w:ascii="Calibri" w:hAnsi="Calibri" w:cs="Calibri"/>
-          <w:b/>
-          <w:bCs/>
-          <w:i/>
-          <w:iCs/>
-          <w:sz w:val="22"/>
-          <w:szCs w:val="22"/>
-          <w:u w:val="single"/>
-        </w:rPr>
-        <w:t xml:space="preserve">FOTC </w:t>
-      </w:r>
-      <w:r>
-        <w:rPr>
-          <w:rFonts w:ascii="Calibri" w:hAnsi="Calibri" w:cs="Calibri"/>
-          <w:b/>
-          <w:bCs/>
-          <w:i/>
-          <w:iCs/>
-          <w:sz w:val="22"/>
-          <w:szCs w:val="22"/>
-          <w:u w:val="single"/>
-        </w:rPr>
-        <w:t xml:space="preserve">Accompaniment to </w:t>
-      </w:r>
-      <w:r>
-        <w:rPr>
-          <w:rFonts w:ascii="Calibri" w:hAnsi="Calibri" w:cs="Calibri"/>
-          <w:b/>
-          <w:bCs/>
-          <w:i/>
-          <w:iCs/>
-          <w:sz w:val="22"/>
-          <w:szCs w:val="22"/>
-          <w:u w:val="single"/>
-        </w:rPr>
-        <w:t>Hearing</w:t>
-      </w:r>
-      <w:r>
-        <w:rPr>
-          <w:rFonts w:ascii="Calibri" w:hAnsi="Calibri" w:cs="Calibri"/>
-          <w:i/>
-          <w:iCs/>
-          <w:sz w:val="22"/>
-          <w:szCs w:val="22"/>
-        </w:rPr>
-        <w:t xml:space="preserve"> (to be completed by </w:t>
-      </w:r>
-      <w:r>
-        <w:rPr>
-          <w:rFonts w:ascii="Calibri" w:hAnsi="Calibri" w:cs="Calibri"/>
-          <w:i/>
-          <w:iCs/>
-          <w:sz w:val="22"/>
-          <w:szCs w:val="22"/>
-        </w:rPr>
-        <w:t>FOTC volunteer</w:t>
-      </w:r>
-      <w:r>
-        <w:rPr>
-          <w:rFonts w:ascii="Calibri" w:hAnsi="Calibri" w:cs="Calibri"/>
-          <w:i/>
-          <w:iCs/>
-          <w:sz w:val="22"/>
-          <w:szCs w:val="22"/>
-        </w:rPr>
-        <w:t xml:space="preserve"> during </w:t>
-      </w:r>
-      <w:r>
-        <w:rPr>
-          <w:rFonts w:ascii="Calibri" w:hAnsi="Calibri" w:cs="Calibri"/>
-          <w:i/>
-          <w:iCs/>
-          <w:sz w:val="22"/>
-          <w:szCs w:val="22"/>
-        </w:rPr>
-        <w:t>hearing</w:t>
-      </w:r>
-      <w:r>
-        <w:rPr>
-          <w:rFonts w:ascii="Calibri" w:hAnsi="Calibri" w:cs="Calibri"/>
-          <w:i/>
-          <w:iCs/>
-          <w:sz w:val="22"/>
-          <w:szCs w:val="22"/>
-        </w:rPr>
-        <w:t>)</w:t>
-      </w:r>
-      <w:r>
-        <w:rPr>
-          <w:rFonts w:ascii="Calibri" w:hAnsi="Calibri" w:cs="Calibri"/>
-          <w:sz w:val="22"/>
-          <w:szCs w:val="22"/>
-        </w:rPr>
-        <w:t> </w:t>
-      </w:r>
-    </w:p>
-    <w:p>
-      <w:pPr>
-        <w:spacing w:after="0"/>
-        <w:rPr>
-          <w:rFonts w:ascii="Calibri" w:hAnsi="Calibri" w:cs="Calibri"/>
-          <w:i/>
-          <w:iCs/>
-          <w:sz w:val="22"/>
-          <w:szCs w:val="22"/>
-        </w:rPr>
-      </w:pPr>
-    </w:p>
-    <w:p>
-      <w:pPr>
-        <w:spacing w:after="0"/>
-        <w:rPr>
-          <w:rFonts w:ascii="Calibri" w:hAnsi="Calibri" w:cs="Calibri"/>
-          <w:sz w:val="22"/>
-          <w:szCs w:val="22"/>
-        </w:rPr>
-      </w:pPr>
-      <w:r>
-        <w:rPr>
-          <w:rFonts w:ascii="Calibri" w:hAnsi="Calibri" w:cs="Calibri"/>
-          <w:i/>
-          <w:iCs/>
-          <w:sz w:val="22"/>
-          <w:szCs w:val="22"/>
-        </w:rPr>
-        <w:t xml:space="preserve">Limited Scope Agreement (applicant must sign before the </w:t>
-      </w:r>
-      <w:r>
-        <w:rPr>
-          <w:rFonts w:ascii="Calibri" w:hAnsi="Calibri" w:cs="Calibri"/>
-          <w:i/>
-          <w:iCs/>
-          <w:sz w:val="22"/>
-          <w:szCs w:val="22"/>
-        </w:rPr>
-        <w:t>hearing</w:t>
-      </w:r>
-      <w:r>
-        <w:rPr>
-          <w:rFonts w:ascii="Calibri" w:hAnsi="Calibri" w:cs="Calibri"/>
-          <w:i/>
-          <w:iCs/>
-          <w:sz w:val="22"/>
-          <w:szCs w:val="22"/>
-        </w:rPr>
-        <w:t>)</w:t>
-      </w:r>
-      <w:r>
-        <w:rPr>
-          <w:rFonts w:ascii="Calibri" w:hAnsi="Calibri" w:cs="Calibri"/>
-          <w:sz w:val="22"/>
-          <w:szCs w:val="22"/>
-        </w:rPr>
-        <w:t> </w:t>
-      </w:r>
-    </w:p>
-    <w:p>
-      <w:pPr>
-        <w:spacing w:after="0"/>
-        <w:rPr>
-          <w:rFonts w:ascii="Calibri" w:hAnsi="Calibri" w:cs="Calibri"/>
-          <w:sz w:val="22"/>
-          <w:szCs w:val="22"/>
-        </w:rPr>
-      </w:pPr>
-      <w:r>
-        <w:rPr>
-          <w:rFonts w:ascii="Calibri" w:hAnsi="Calibri" w:cs="Calibri"/>
-          <w:sz w:val="22"/>
-          <w:szCs w:val="22"/>
-        </w:rPr>
-        <w:t>The services provided by the</w:t>
-      </w:r>
-      <w:r>
-        <w:rPr>
-          <w:rFonts w:ascii="Calibri" w:hAnsi="Calibri" w:cs="Calibri"/>
-          <w:sz w:val="22"/>
-          <w:szCs w:val="22"/>
-        </w:rPr>
-        <w:t xml:space="preserve"> legal volunteer</w:t>
-      </w:r>
-      <w:r>
-        <w:rPr>
-          <w:rFonts w:ascii="Calibri" w:hAnsi="Calibri" w:cs="Calibri"/>
-          <w:sz w:val="22"/>
-          <w:szCs w:val="22"/>
-        </w:rPr>
-        <w:t xml:space="preserve"> </w:t>
-      </w:r>
-      <w:r>
-        <w:rPr>
-          <w:rFonts w:ascii="Calibri" w:hAnsi="Calibri" w:cs="Calibri"/>
-          <w:sz w:val="22"/>
-          <w:szCs w:val="22"/>
-        </w:rPr>
-        <w:t>are</w:t>
-      </w:r>
-      <w:r>
-        <w:rPr>
-          <w:rFonts w:ascii="Calibri" w:hAnsi="Calibri" w:cs="Calibri"/>
-          <w:sz w:val="22"/>
-          <w:szCs w:val="22"/>
-        </w:rPr>
-        <w:t xml:space="preserve"> do</w:t>
-      </w:r>
-      <w:r>
-        <w:rPr>
-          <w:rFonts w:ascii="Calibri" w:hAnsi="Calibri" w:cs="Calibri"/>
-          <w:sz w:val="22"/>
-          <w:szCs w:val="22"/>
-        </w:rPr>
-        <w:t>ne as a Friend of the Court and are</w:t>
-      </w:r>
-      <w:r>
-        <w:rPr>
-          <w:rFonts w:ascii="Calibri" w:hAnsi="Calibri" w:cs="Calibri"/>
-          <w:sz w:val="22"/>
-          <w:szCs w:val="22"/>
-        </w:rPr>
-        <w:t xml:space="preserve"> limited to the information and assistance given today at my </w:t>
-      </w:r>
-      <w:r>
-        <w:rPr>
-          <w:rFonts w:ascii="Calibri" w:hAnsi="Calibri" w:cs="Calibri"/>
-          <w:sz w:val="22"/>
-          <w:szCs w:val="22"/>
-        </w:rPr>
-        <w:t>hearing</w:t>
-      </w:r>
-      <w:r>
-        <w:rPr>
-          <w:rFonts w:ascii="Calibri" w:hAnsi="Calibri" w:cs="Calibri"/>
-          <w:sz w:val="22"/>
-          <w:szCs w:val="22"/>
-        </w:rPr>
-        <w:t>.</w:t>
-      </w:r>
-      <w:r>
-        <w:rPr>
-          <w:rFonts w:ascii="Calibri" w:hAnsi="Calibri" w:cs="Calibri"/>
-          <w:sz w:val="22"/>
-          <w:szCs w:val="22"/>
-        </w:rPr>
-        <w:t xml:space="preserve"> No current or ongoing attorney-client relationship is created by the provision of today’s services. </w:t>
-      </w:r>
-    </w:p>
-    <w:p>
-      <w:pPr>
-        <w:spacing w:after="0"/>
-        <w:rPr>
-          <w:rFonts w:ascii="Calibri" w:hAnsi="Calibri" w:cs="Calibri"/>
-          <w:sz w:val="22"/>
-          <w:szCs w:val="22"/>
-        </w:rPr>
-      </w:pPr>
-    </w:p>
-    <w:p>
-      <w:pPr>
-        <w:spacing w:after="0"/>
-        <w:rPr>
-          <w:rFonts w:ascii="Calibri" w:hAnsi="Calibri" w:cs="Calibri"/>
-          <w:sz w:val="22"/>
-          <w:szCs w:val="22"/>
-        </w:rPr>
-      </w:pPr>
-      <w:r>
-        <w:rPr>
-          <w:rFonts w:ascii="Calibri" w:hAnsi="Calibri" w:cs="Calibri"/>
-          <w:sz w:val="22"/>
-          <w:szCs w:val="22"/>
-        </w:rPr>
-        <w:t xml:space="preserve">I understand that the </w:t>
-      </w:r>
-      <w:r>
-        <w:rPr>
-          <w:rFonts w:ascii="Calibri" w:hAnsi="Calibri" w:cs="Calibri"/>
-          <w:sz w:val="22"/>
-          <w:szCs w:val="22"/>
-        </w:rPr>
-        <w:t>volunteer</w:t>
-      </w:r>
-      <w:r>
-        <w:rPr>
-          <w:rFonts w:ascii="Calibri" w:hAnsi="Calibri" w:cs="Calibri"/>
-          <w:sz w:val="22"/>
-          <w:szCs w:val="22"/>
-        </w:rPr>
-        <w:t xml:space="preserve"> here today will accompany me to my </w:t>
-      </w:r>
-      <w:r>
-        <w:rPr>
-          <w:rFonts w:ascii="Calibri" w:hAnsi="Calibri" w:cs="Calibri"/>
-          <w:sz w:val="22"/>
-          <w:szCs w:val="22"/>
-        </w:rPr>
-        <w:t>hearing</w:t>
-      </w:r>
-      <w:r>
-        <w:rPr>
-          <w:rFonts w:ascii="Calibri" w:hAnsi="Calibri" w:cs="Calibri"/>
-          <w:sz w:val="22"/>
-          <w:szCs w:val="22"/>
-        </w:rPr>
-        <w:t xml:space="preserve"> and assist me, </w:t>
-      </w:r>
-      <w:r>
-        <w:rPr>
-          <w:rFonts w:ascii="Calibri" w:hAnsi="Calibri" w:cs="Calibri"/>
-          <w:sz w:val="22"/>
-          <w:szCs w:val="22"/>
-        </w:rPr>
-        <w:t>if</w:t>
-      </w:r>
-      <w:r>
-        <w:rPr>
-          <w:rFonts w:ascii="Calibri" w:hAnsi="Calibri" w:cs="Calibri"/>
-          <w:sz w:val="22"/>
-          <w:szCs w:val="22"/>
-        </w:rPr>
-        <w:t xml:space="preserve"> possible, </w:t>
-      </w:r>
-      <w:r>
-        <w:rPr>
-          <w:rFonts w:ascii="Calibri" w:hAnsi="Calibri" w:cs="Calibri"/>
-          <w:sz w:val="22"/>
-          <w:szCs w:val="22"/>
-        </w:rPr>
-        <w:t>with informing the court of how I would like to proceed in my case</w:t>
-      </w:r>
-      <w:r>
-        <w:rPr>
-          <w:rFonts w:ascii="Calibri" w:hAnsi="Calibri" w:cs="Calibri"/>
-          <w:sz w:val="22"/>
-          <w:szCs w:val="22"/>
-        </w:rPr>
-        <w:t xml:space="preserve">. </w:t>
-      </w:r>
-      <w:r>
-        <w:rPr>
-          <w:rFonts w:ascii="Calibri" w:hAnsi="Calibri" w:cs="Calibri"/>
-          <w:sz w:val="22"/>
-          <w:szCs w:val="22"/>
-        </w:rPr>
-        <w:t>The volunteer will not make any legal arguments or provide any legal guidance today or in the future.</w:t>
-      </w:r>
-      <w:r>
-        <w:rPr>
-          <w:rFonts w:ascii="Calibri" w:hAnsi="Calibri" w:cs="Calibri"/>
-          <w:sz w:val="22"/>
-          <w:szCs w:val="22"/>
-        </w:rPr>
-        <w:t xml:space="preserve"> </w:t>
-      </w:r>
-      <w:r>
-        <w:rPr>
-          <w:rFonts w:ascii="Calibri" w:hAnsi="Calibri" w:cs="Calibri"/>
-          <w:sz w:val="22"/>
-          <w:szCs w:val="22"/>
-        </w:rPr>
-        <w:t xml:space="preserve">The </w:t>
-      </w:r>
-      <w:r>
-        <w:rPr>
-          <w:rFonts w:ascii="Calibri" w:hAnsi="Calibri" w:cs="Calibri"/>
-          <w:sz w:val="22"/>
-          <w:szCs w:val="22"/>
-        </w:rPr>
-        <w:t>volunteer</w:t>
-      </w:r>
-      <w:r>
-        <w:rPr>
-          <w:rFonts w:ascii="Calibri" w:hAnsi="Calibri" w:cs="Calibri"/>
-          <w:sz w:val="22"/>
-          <w:szCs w:val="22"/>
-        </w:rPr>
-        <w:t xml:space="preserve"> present today will not represent me today</w:t>
-      </w:r>
-      <w:r>
-        <w:rPr>
-          <w:rFonts w:ascii="Calibri" w:hAnsi="Calibri" w:cs="Calibri"/>
-          <w:sz w:val="22"/>
-          <w:szCs w:val="22"/>
-        </w:rPr>
-        <w:t xml:space="preserve"> or going forward</w:t>
-      </w:r>
-      <w:r>
-        <w:rPr>
-          <w:rFonts w:ascii="Calibri" w:hAnsi="Calibri" w:cs="Calibri"/>
-          <w:sz w:val="22"/>
-          <w:szCs w:val="22"/>
-        </w:rPr>
-        <w:t xml:space="preserve"> unless explicitly discussed.  </w:t>
-      </w:r>
-    </w:p>
-    <w:p>
-      <w:pPr>
-        <w:spacing w:after="0"/>
-        <w:rPr>
-          <w:rFonts w:ascii="Calibri" w:hAnsi="Calibri" w:cs="Calibri"/>
-          <w:sz w:val="22"/>
-          <w:szCs w:val="22"/>
-        </w:rPr>
-      </w:pPr>
-    </w:p>
-    <w:p>
-      <w:pPr>
-        <w:spacing w:after="0"/>
-        <w:rPr>
-          <w:rFonts w:ascii="Calibri" w:hAnsi="Calibri" w:cs="Calibri"/>
-          <w:sz w:val="22"/>
-          <w:szCs w:val="22"/>
-        </w:rPr>
-      </w:pPr>
-      <w:r>
-        <w:rPr>
-          <w:rFonts w:ascii="Calibri" w:hAnsi="Calibri" w:cs="Calibri"/>
-          <w:sz w:val="22"/>
-          <w:szCs w:val="22"/>
-        </w:rPr>
-        <w:t xml:space="preserve">Everything I share with the </w:t>
-      </w:r>
-      <w:r>
-        <w:rPr>
-          <w:rFonts w:ascii="Calibri" w:hAnsi="Calibri" w:cs="Calibri"/>
-          <w:sz w:val="22"/>
-          <w:szCs w:val="22"/>
-        </w:rPr>
-        <w:t>volunteer</w:t>
-      </w:r>
-      <w:r>
-        <w:rPr>
-          <w:rFonts w:ascii="Calibri" w:hAnsi="Calibri" w:cs="Calibri"/>
-          <w:sz w:val="22"/>
-          <w:szCs w:val="22"/>
-        </w:rPr>
-        <w:t xml:space="preserve"> present today will remain confidential. The </w:t>
-      </w:r>
-      <w:r>
-        <w:rPr>
-          <w:rFonts w:ascii="Calibri" w:hAnsi="Calibri" w:cs="Calibri"/>
-          <w:sz w:val="22"/>
-          <w:szCs w:val="22"/>
-        </w:rPr>
-        <w:t>volunteer</w:t>
-      </w:r>
-      <w:r>
-        <w:rPr>
-          <w:rFonts w:ascii="Calibri" w:hAnsi="Calibri" w:cs="Calibri"/>
-          <w:sz w:val="22"/>
-          <w:szCs w:val="22"/>
-        </w:rPr>
-        <w:t xml:space="preserve"> today will not disclose any information I share with them, except as previously authorized.  </w:t>
-      </w:r>
-    </w:p>
-    <w:p>
-      <w:pPr>
-        <w:spacing w:after="0"/>
-        <w:rPr>
-          <w:rFonts w:ascii="Calibri" w:hAnsi="Calibri" w:cs="Calibri"/>
-          <w:sz w:val="22"/>
-          <w:szCs w:val="22"/>
-        </w:rPr>
-      </w:pPr>
-    </w:p>
-    <w:p>
-      <w:pPr>
-        <w:spacing w:after="0"/>
-        <w:rPr>
-          <w:rFonts w:ascii="Calibri" w:hAnsi="Calibri" w:cs="Calibri"/>
-          <w:sz w:val="22"/>
-          <w:szCs w:val="22"/>
-        </w:rPr>
-      </w:pPr>
-      <w:r>
-        <w:rPr>
-          <w:rFonts w:ascii="Calibri" w:hAnsi="Calibri" w:cs="Calibri"/>
-          <w:sz w:val="22"/>
-          <w:szCs w:val="22"/>
-          <w:lang w:val="en"/>
-        </w:rPr>
-        <w:t>This Scope of Services and Authorization has been explained and/or translated to me in a language I understand</w:t>
-      </w:r>
-      <w:r>
-        <w:rPr>
-          <w:rFonts w:ascii="Calibri" w:hAnsi="Calibri" w:cs="Calibri"/>
-          <w:sz w:val="22"/>
-          <w:szCs w:val="22"/>
-        </w:rPr>
-        <w:t> </w:t>
-      </w:r>
-    </w:p>
-    <w:p>
-      <w:pPr>
-        <w:spacing w:after="0"/>
-        <w:rPr>
-          <w:rFonts w:ascii="Calibri" w:hAnsi="Calibri" w:cs="Calibri"/>
-          <w:sz w:val="22"/>
-          <w:szCs w:val="22"/>
-        </w:rPr>
-      </w:pPr>
-      <w:r>
-        <w:rPr>
-          <w:rFonts w:ascii="Calibri" w:hAnsi="Calibri" w:cs="Calibri"/>
-          <w:sz w:val="22"/>
-          <w:szCs w:val="22"/>
-        </w:rPr>
-        <w:t> </w:t>
-      </w:r>
-    </w:p>
-    <w:p>
-      <w:pPr>
-        <w:spacing w:after="0"/>
-        <w:rPr>
-          <w:rFonts w:ascii="Calibri" w:hAnsi="Calibri" w:cs="Calibri"/>
-          <w:sz w:val="22"/>
-          <w:szCs w:val="22"/>
-        </w:rPr>
-      </w:pPr>
-      <w:r>
-        <w:rPr>
-          <w:rFonts w:ascii="Calibri" w:hAnsi="Calibri" w:cs="Calibri"/>
-          <w:sz w:val="22"/>
-          <w:szCs w:val="22"/>
-        </w:rPr>
-        <w:t> </w:t>
-      </w:r>
-    </w:p>
-    <w:p>
-      <w:pPr>
-        <w:spacing w:after="0"/>
-        <w:rPr>
-          <w:rFonts w:ascii="Calibri" w:hAnsi="Calibri" w:cs="Calibri"/>
-          <w:sz w:val="22"/>
-          <w:szCs w:val="22"/>
-        </w:rPr>
-      </w:pPr>
-      <w:r>
-        <w:rPr>
-          <w:rFonts w:ascii="Calibri" w:hAnsi="Calibri" w:cs="Calibri"/>
-          <w:sz w:val="22"/>
-          <w:szCs w:val="22"/>
-          <w:lang w:val="en"/>
-        </w:rPr>
-        <w:t>_________________________________________</w:t>
-      </w:r>
-      <w:r>
-        <w:rPr>
-          <w:rFonts w:ascii="Calibri" w:hAnsi="Calibri" w:cs="Calibri"/>
-          <w:sz w:val="22"/>
-          <w:szCs w:val="22"/>
-        </w:rPr>
-        <w:tab/>
-      </w:r>
-      <w:r>
-        <w:rPr>
-          <w:rFonts w:ascii="Calibri" w:hAnsi="Calibri" w:cs="Calibri"/>
-          <w:sz w:val="22"/>
-          <w:szCs w:val="22"/>
-        </w:rPr>
-        <w:tab/>
-      </w:r>
-      <w:r>
-        <w:rPr>
-          <w:rFonts w:ascii="Calibri" w:hAnsi="Calibri" w:cs="Calibri"/>
-          <w:sz w:val="22"/>
-          <w:szCs w:val="22"/>
-          <w:lang w:val="en"/>
-        </w:rPr>
-        <w:t>_____________________________</w:t>
-      </w:r>
-      <w:r>
-        <w:rPr>
-          <w:rFonts w:ascii="Calibri" w:hAnsi="Calibri" w:cs="Calibri"/>
-          <w:sz w:val="22"/>
-          <w:szCs w:val="22"/>
-        </w:rPr>
-        <w:t> </w:t>
-      </w:r>
-    </w:p>
-    <w:p>
-      <w:pPr>
-        <w:spacing w:after="0"/>
-        <w:rPr>
-          <w:rFonts w:ascii="Calibri" w:hAnsi="Calibri" w:cs="Calibri"/>
-          <w:sz w:val="22"/>
-          <w:szCs w:val="22"/>
-        </w:rPr>
-      </w:pPr>
-      <w:r>
-        <w:rPr>
-          <w:rFonts w:ascii="Calibri" w:hAnsi="Calibri" w:cs="Calibri"/>
-          <w:sz w:val="22"/>
-          <w:szCs w:val="22"/>
-          <w:lang w:val="en"/>
-        </w:rPr>
-        <w:t>Signature</w:t>
-      </w:r>
-      <w:r>
-        <w:rPr>
-          <w:rFonts w:ascii="Calibri" w:hAnsi="Calibri" w:cs="Calibri"/>
-          <w:sz w:val="22"/>
-          <w:szCs w:val="22"/>
-        </w:rPr>
-        <w:tab/>
-      </w:r>
-      <w:r>
-        <w:rPr>
-          <w:rFonts w:ascii="Calibri" w:hAnsi="Calibri" w:cs="Calibri"/>
-          <w:sz w:val="22"/>
-          <w:szCs w:val="22"/>
-        </w:rPr>
-        <w:tab/>
-      </w:r>
-      <w:r>
-        <w:rPr>
-          <w:rFonts w:ascii="Calibri" w:hAnsi="Calibri" w:cs="Calibri"/>
-          <w:sz w:val="22"/>
-          <w:szCs w:val="22"/>
-        </w:rPr>
-        <w:tab/>
-      </w:r>
-      <w:r>
-        <w:rPr>
-          <w:rFonts w:ascii="Calibri" w:hAnsi="Calibri" w:cs="Calibri"/>
-          <w:sz w:val="22"/>
-          <w:szCs w:val="22"/>
-        </w:rPr>
-        <w:tab/>
-      </w:r>
-      <w:r>
-        <w:rPr>
-          <w:rFonts w:ascii="Calibri" w:hAnsi="Calibri" w:cs="Calibri"/>
-          <w:sz w:val="22"/>
-          <w:szCs w:val="22"/>
-        </w:rPr>
-        <w:tab/>
-      </w:r>
-      <w:r>
-        <w:rPr>
-          <w:rFonts w:ascii="Calibri" w:hAnsi="Calibri" w:cs="Calibri"/>
-          <w:sz w:val="22"/>
-          <w:szCs w:val="22"/>
-        </w:rPr>
-        <w:tab/>
-      </w:r>
-      <w:r>
-        <w:rPr>
-          <w:rFonts w:ascii="Calibri" w:hAnsi="Calibri" w:cs="Calibri"/>
-          <w:sz w:val="22"/>
-          <w:szCs w:val="22"/>
-        </w:rPr>
-        <w:tab/>
-      </w:r>
-      <w:r>
-        <w:rPr>
-          <w:rFonts w:ascii="Calibri" w:hAnsi="Calibri" w:cs="Calibri"/>
-          <w:sz w:val="22"/>
-          <w:szCs w:val="22"/>
-          <w:lang w:val="en"/>
-        </w:rPr>
-        <w:t>Date</w:t>
-      </w:r>
-      <w:r>
-        <w:rPr>
-          <w:rFonts w:ascii="Calibri" w:hAnsi="Calibri" w:cs="Calibri"/>
-          <w:sz w:val="22"/>
-          <w:szCs w:val="22"/>
-        </w:rPr>
-        <w:t> </w:t>
-      </w:r>
-    </w:p>
-    <w:p>
-      <w:pPr>
-        <w:spacing w:after="0"/>
-      </w:pPr>
-    </w:p>
-    <w:tbl>
-      <w:tblPr>
-        <w:tblW w:w="9344" w:type="dxa"/>
-        <w:tblBorders>
-          <w:top w:val="outset" w:sz="6" w:space="0" w:color="auto"/>
-          <w:left w:val="outset" w:sz="6" w:space="0" w:color="auto"/>
-          <w:bottom w:val="outset" w:sz="6" w:space="0" w:color="auto"/>
-          <w:right w:val="outset" w:sz="6" w:space="0" w:color="auto"/>
-        </w:tblBorders>
-        <w:tblCellMar>
-          <w:left w:w="0" w:type="dxa"/>
-          <w:right w:w="0" w:type="dxa"/>
-        </w:tblCellMar>
-        <w:tblLook w:val="04A0" w:firstRow="1" w:lastRow="0" w:firstColumn="1" w:lastColumn="0" w:noHBand="0" w:noVBand="1"/>
-      </w:tblPr>
-      <w:tblGrid>
-        <w:gridCol w:w="3360"/>
-        <w:gridCol w:w="5984"/>
-      </w:tblGrid>
-      <w:tr>
-        <w:trPr>
-          <w:trHeight w:val="300"/>
-        </w:trPr>
-        <w:tc>
-          <w:tcPr>
-            <w:tcW w:w="9344" w:type="dxa"/>
-            <w:gridSpan w:val="2"/>
-            <w:tcBorders>
-              <w:top w:val="single" w:sz="6" w:space="0" w:color="000000"/>
-              <w:left w:val="single" w:sz="6" w:space="0" w:color="000000"/>
-              <w:bottom w:val="single" w:sz="6" w:space="0" w:color="000000"/>
-              <w:right w:val="single" w:sz="6" w:space="0" w:color="000000"/>
-            </w:tcBorders>
-            <w:shd w:val="clear" w:color="auto" w:fill="E8E8E8"/>
-            <w:hideMark/>
-          </w:tcPr>
-          <w:p>
-            <w:pPr>
-              <w:spacing w:after="0" w:line="240" w:lineRule="auto"/>
-              <w:jc w:val="center"/>
-              <w:textAlignment w:val="baseline"/>
-              <w:rPr>
-                <w:rFonts w:ascii="Segoe UI" w:eastAsia="Times New Roman" w:hAnsi="Segoe UI" w:cs="Segoe UI"/>
-                <w:kern w:val="0"/>
-                <w:sz w:val="18"/>
-                <w:szCs w:val="18"/>
-                <w14:ligatures w14:val="none"/>
-              </w:rPr>
-            </w:pPr>
-            <w:r>
-              <w:rPr>
-                <w:rFonts w:ascii="Calibri" w:eastAsia="Times New Roman" w:hAnsi="Calibri" w:cs="Calibri"/>
-                <w:b/>
-                <w:bCs/>
-                <w:kern w:val="0"/>
-                <w:sz w:val="22"/>
-                <w:szCs w:val="22"/>
-                <w14:ligatures w14:val="none"/>
-              </w:rPr>
-              <w:t>Pro Bono Accompaniment</w:t>
-            </w:r>
-            <w:r>
-              <w:rPr>
-                <w:rFonts w:ascii="Calibri" w:eastAsia="Times New Roman" w:hAnsi="Calibri" w:cs="Calibri"/>
-                <w:kern w:val="0"/>
-                <w:sz w:val="22"/>
-                <w:szCs w:val="22"/>
-                <w14:ligatures w14:val="none"/>
-              </w:rPr>
-              <w:t> </w:t>
-            </w:r>
-          </w:p>
-        </w:tc>
-      </w:tr>
-      <w:tr>
-        <w:trPr>
-          <w:trHeight w:val="300"/>
-        </w:trPr>
-        <w:tc>
-          <w:tcPr>
-            <w:tcW w:w="3360" w:type="dxa"/>
-            <w:tcBorders>
-              <w:top w:val="single" w:sz="6" w:space="0" w:color="000000"/>
-              <w:left w:val="single" w:sz="6" w:space="0" w:color="000000"/>
-              <w:bottom w:val="single" w:sz="6" w:space="0" w:color="000000"/>
-              <w:right w:val="single" w:sz="6" w:space="0" w:color="000000"/>
-            </w:tcBorders>
-            <w:hideMark/>
-          </w:tcPr>
-          <w:p>
-            <w:pPr>
-              <w:spacing w:after="0" w:line="240" w:lineRule="auto"/>
-              <w:textAlignment w:val="baseline"/>
-              <w:rPr>
-                <w:rFonts w:ascii="Segoe UI" w:eastAsia="Times New Roman" w:hAnsi="Segoe UI" w:cs="Segoe UI"/>
-                <w:kern w:val="0"/>
-                <w:sz w:val="18"/>
-                <w:szCs w:val="18"/>
-                <w14:ligatures w14:val="none"/>
-              </w:rPr>
-            </w:pPr>
-            <w:r>
-              <w:rPr>
-                <w:rFonts w:ascii="Calibri" w:eastAsia="Times New Roman" w:hAnsi="Calibri" w:cs="Calibri"/>
-                <w:kern w:val="0"/>
-                <w:sz w:val="22"/>
-                <w:szCs w:val="22"/>
-                <w14:ligatures w14:val="none"/>
-              </w:rPr>
-              <w:t xml:space="preserve">Name of </w:t>
-            </w:r>
-            <w:r>
-              <w:rPr>
-                <w:rFonts w:ascii="Calibri" w:eastAsia="Times New Roman" w:hAnsi="Calibri" w:cs="Calibri"/>
-                <w:kern w:val="0"/>
-                <w:sz w:val="22"/>
-                <w:szCs w:val="22"/>
-                <w14:ligatures w14:val="none"/>
-              </w:rPr>
-              <w:t>Volunteer</w:t>
-            </w:r>
-            <w:r>
-              <w:rPr>
-                <w:rFonts w:ascii="Calibri" w:eastAsia="Times New Roman" w:hAnsi="Calibri" w:cs="Calibri"/>
-                <w:kern w:val="0"/>
-                <w:sz w:val="22"/>
-                <w:szCs w:val="22"/>
-                <w14:ligatures w14:val="none"/>
-              </w:rPr>
-              <w:t>: </w:t>
-            </w:r>
-          </w:p>
-        </w:tc>
-        <w:tc>
-          <w:tcPr>
-            <w:tcW w:w="5984" w:type="dxa"/>
-            <w:tcBorders>
-              <w:top w:val="single" w:sz="6" w:space="0" w:color="000000"/>
-              <w:left w:val="single" w:sz="6" w:space="0" w:color="000000"/>
-              <w:bottom w:val="single" w:sz="6" w:space="0" w:color="000000"/>
-              <w:right w:val="single" w:sz="6" w:space="0" w:color="000000"/>
-            </w:tcBorders>
-            <w:hideMark/>
-          </w:tcPr>
-          <w:p>
-            <w:pPr>
-              <w:spacing w:after="0" w:line="240" w:lineRule="auto"/>
-              <w:textAlignment w:val="baseline"/>
-              <w:rPr>
-                <w:rFonts w:ascii="Segoe UI" w:eastAsia="Times New Roman" w:hAnsi="Segoe UI" w:cs="Segoe UI"/>
-                <w:kern w:val="0"/>
-                <w:sz w:val="18"/>
-                <w:szCs w:val="18"/>
-                <w14:ligatures w14:val="none"/>
-              </w:rPr>
-            </w:pPr>
-            <w:r>
-              <w:rPr>
-                <w:rFonts w:ascii="Calibri" w:eastAsia="Times New Roman" w:hAnsi="Calibri" w:cs="Calibri"/>
-                <w:kern w:val="0"/>
-                <w:sz w:val="22"/>
-                <w:szCs w:val="22"/>
-                <w14:ligatures w14:val="none"/>
-              </w:rPr>
-              <w:t> </w:t>
-            </w:r>
-          </w:p>
-        </w:tc>
-      </w:tr>
-      <w:tr>
-        <w:trPr>
-          <w:trHeight w:val="300"/>
-        </w:trPr>
-        <w:tc>
-          <w:tcPr>
-            <w:tcW w:w="3360" w:type="dxa"/>
-            <w:tcBorders>
-              <w:top w:val="single" w:sz="6" w:space="0" w:color="000000"/>
-              <w:left w:val="single" w:sz="6" w:space="0" w:color="000000"/>
-              <w:bottom w:val="single" w:sz="6" w:space="0" w:color="000000"/>
-              <w:right w:val="single" w:sz="6" w:space="0" w:color="000000"/>
-            </w:tcBorders>
-            <w:hideMark/>
-          </w:tcPr>
-          <w:p>
-            <w:pPr>
-              <w:spacing w:after="0" w:line="240" w:lineRule="auto"/>
-              <w:textAlignment w:val="baseline"/>
-              <w:rPr>
-                <w:rFonts w:ascii="Segoe UI" w:eastAsia="Times New Roman" w:hAnsi="Segoe UI" w:cs="Segoe UI"/>
-                <w:kern w:val="0"/>
-                <w:sz w:val="18"/>
-                <w:szCs w:val="18"/>
-                <w14:ligatures w14:val="none"/>
-              </w:rPr>
-            </w:pPr>
-            <w:r>
-              <w:rPr>
-                <w:rFonts w:ascii="Calibri" w:eastAsia="Times New Roman" w:hAnsi="Calibri" w:cs="Calibri"/>
-                <w:kern w:val="0"/>
-                <w:sz w:val="22"/>
-                <w:szCs w:val="22"/>
-                <w14:ligatures w14:val="none"/>
-              </w:rPr>
-              <w:t>Hearing Date and Time:</w:t>
-            </w:r>
-          </w:p>
-        </w:tc>
-        <w:tc>
-          <w:tcPr>
-            <w:tcW w:w="5984" w:type="dxa"/>
-            <w:tcBorders>
-              <w:top w:val="single" w:sz="6" w:space="0" w:color="000000"/>
-              <w:left w:val="single" w:sz="6" w:space="0" w:color="000000"/>
-              <w:bottom w:val="single" w:sz="6" w:space="0" w:color="000000"/>
-              <w:right w:val="single" w:sz="6" w:space="0" w:color="000000"/>
-            </w:tcBorders>
-            <w:hideMark/>
-          </w:tcPr>
-          <w:p>
-            <w:pPr>
-              <w:spacing w:after="0" w:line="240" w:lineRule="auto"/>
-              <w:textAlignment w:val="baseline"/>
-              <w:rPr>
-                <w:rFonts w:ascii="Segoe UI" w:eastAsia="Times New Roman" w:hAnsi="Segoe UI" w:cs="Segoe UI"/>
-                <w:kern w:val="0"/>
-                <w:sz w:val="18"/>
-                <w:szCs w:val="18"/>
-                <w14:ligatures w14:val="none"/>
-              </w:rPr>
-            </w:pPr>
-            <w:r>
-              <w:rPr>
-                <w:rFonts w:ascii="Calibri" w:eastAsia="Times New Roman" w:hAnsi="Calibri" w:cs="Calibri"/>
-                <w:kern w:val="0"/>
-                <w:sz w:val="22"/>
-                <w:szCs w:val="22"/>
-                <w14:ligatures w14:val="none"/>
-              </w:rPr>
-              <w:t> </w:t>
-            </w:r>
-          </w:p>
-        </w:tc>
-      </w:tr>
-      <w:tr>
-        <w:trPr>
-          <w:trHeight w:val="300"/>
-        </w:trPr>
-        <w:tc>
-          <w:tcPr>
-            <w:tcW w:w="3360" w:type="dxa"/>
-            <w:tcBorders>
-              <w:top w:val="single" w:sz="6" w:space="0" w:color="000000"/>
-              <w:left w:val="single" w:sz="6" w:space="0" w:color="000000"/>
-              <w:bottom w:val="single" w:sz="6" w:space="0" w:color="000000"/>
-              <w:right w:val="single" w:sz="6" w:space="0" w:color="000000"/>
-            </w:tcBorders>
-            <w:hideMark/>
-          </w:tcPr>
-          <w:p>
-            <w:pPr>
-              <w:spacing w:after="0" w:line="240" w:lineRule="auto"/>
-              <w:textAlignment w:val="baseline"/>
-              <w:rPr>
-                <w:rFonts w:ascii="Segoe UI" w:eastAsia="Times New Roman" w:hAnsi="Segoe UI" w:cs="Segoe UI"/>
-                <w:kern w:val="0"/>
-                <w:sz w:val="18"/>
-                <w:szCs w:val="18"/>
-                <w14:ligatures w14:val="none"/>
-              </w:rPr>
-            </w:pPr>
-            <w:r>
-              <w:rPr>
-                <w:rFonts w:ascii="Calibri" w:eastAsia="Times New Roman" w:hAnsi="Calibri" w:cs="Calibri"/>
-                <w:kern w:val="0"/>
-                <w:sz w:val="22"/>
-                <w:szCs w:val="22"/>
-                <w14:ligatures w14:val="none"/>
-              </w:rPr>
-              <w:t>Immigration Judge:</w:t>
-            </w:r>
-          </w:p>
-        </w:tc>
-        <w:tc>
-          <w:tcPr>
-            <w:tcW w:w="5984" w:type="dxa"/>
-            <w:tcBorders>
-              <w:top w:val="single" w:sz="6" w:space="0" w:color="000000"/>
-              <w:left w:val="single" w:sz="6" w:space="0" w:color="000000"/>
-              <w:bottom w:val="single" w:sz="6" w:space="0" w:color="000000"/>
-              <w:right w:val="single" w:sz="6" w:space="0" w:color="000000"/>
-            </w:tcBorders>
-            <w:hideMark/>
-          </w:tcPr>
-          <w:p>
-            <w:pPr>
-              <w:spacing w:after="0" w:line="240" w:lineRule="auto"/>
-              <w:textAlignment w:val="baseline"/>
-              <w:rPr>
-                <w:rFonts w:ascii="Segoe UI" w:eastAsia="Times New Roman" w:hAnsi="Segoe UI" w:cs="Segoe UI"/>
-                <w:kern w:val="0"/>
-                <w:sz w:val="18"/>
-                <w:szCs w:val="18"/>
-                <w14:ligatures w14:val="none"/>
-              </w:rPr>
-            </w:pPr>
-          </w:p>
-        </w:tc>
-      </w:tr>
-      <w:tr>
-        <w:trPr>
-          <w:trHeight w:val="300"/>
-        </w:trPr>
-        <w:tc>
-          <w:tcPr>
-            <w:tcW w:w="3360" w:type="dxa"/>
-            <w:tcBorders>
-              <w:top w:val="single" w:sz="6" w:space="0" w:color="000000"/>
-              <w:left w:val="single" w:sz="6" w:space="0" w:color="000000"/>
-              <w:bottom w:val="single" w:sz="6" w:space="0" w:color="000000"/>
-              <w:right w:val="single" w:sz="6" w:space="0" w:color="000000"/>
-            </w:tcBorders>
-          </w:tcPr>
-          <w:p>
-            <w:pPr>
-              <w:spacing w:after="0" w:line="240" w:lineRule="auto"/>
-              <w:textAlignment w:val="baseline"/>
-              <w:rPr>
-                <w:rFonts w:ascii="Calibri" w:eastAsia="Times New Roman" w:hAnsi="Calibri" w:cs="Calibri"/>
-                <w:kern w:val="0"/>
-                <w:sz w:val="22"/>
-                <w:szCs w:val="22"/>
-                <w14:ligatures w14:val="none"/>
-              </w:rPr>
-            </w:pPr>
-            <w:r>
-              <w:rPr>
-                <w:rFonts w:ascii="Calibri" w:eastAsia="Times New Roman" w:hAnsi="Calibri" w:cs="Calibri"/>
-                <w:kern w:val="0"/>
-                <w:sz w:val="22"/>
-                <w:szCs w:val="22"/>
-                <w14:ligatures w14:val="none"/>
-              </w:rPr>
-              <w:t>DHS Attorney</w:t>
-            </w:r>
-            <w:r>
-              <w:rPr>
-                <w:rFonts w:ascii="Calibri" w:eastAsia="Times New Roman" w:hAnsi="Calibri" w:cs="Calibri"/>
-                <w:kern w:val="0"/>
-                <w:sz w:val="22"/>
-                <w:szCs w:val="22"/>
-                <w14:ligatures w14:val="none"/>
-              </w:rPr>
-              <w:t xml:space="preserve"> Name:</w:t>
-            </w:r>
-          </w:p>
-        </w:tc>
-        <w:tc>
-          <w:tcPr>
-            <w:tcW w:w="5984" w:type="dxa"/>
-            <w:tcBorders>
-              <w:top w:val="single" w:sz="6" w:space="0" w:color="000000"/>
-              <w:left w:val="single" w:sz="6" w:space="0" w:color="000000"/>
-              <w:bottom w:val="single" w:sz="6" w:space="0" w:color="000000"/>
-              <w:right w:val="single" w:sz="6" w:space="0" w:color="000000"/>
-            </w:tcBorders>
-          </w:tcPr>
-          <w:p>
-            <w:pPr>
-              <w:spacing w:after="0" w:line="240" w:lineRule="auto"/>
-              <w:textAlignment w:val="baseline"/>
-              <w:rPr>
-                <w:rFonts w:ascii="Segoe UI" w:eastAsia="Times New Roman" w:hAnsi="Segoe UI" w:cs="Segoe UI"/>
-                <w:kern w:val="0"/>
-                <w:sz w:val="18"/>
-                <w:szCs w:val="18"/>
-                <w14:ligatures w14:val="none"/>
-              </w:rPr>
-            </w:pPr>
-          </w:p>
-        </w:tc>
-      </w:tr>
-      <w:tr>
-        <w:trPr>
-          <w:trHeight w:val="300"/>
-        </w:trPr>
-        <w:tc>
-          <w:tcPr>
-            <w:tcW w:w="3360" w:type="dxa"/>
-            <w:tcBorders>
-              <w:top w:val="single" w:sz="6" w:space="0" w:color="000000"/>
-              <w:left w:val="single" w:sz="6" w:space="0" w:color="000000"/>
-              <w:bottom w:val="single" w:sz="6" w:space="0" w:color="000000"/>
-              <w:right w:val="single" w:sz="6" w:space="0" w:color="000000"/>
-            </w:tcBorders>
-            <w:hideMark/>
-          </w:tcPr>
-          <w:p>
-            <w:pPr>
-              <w:spacing w:after="0" w:line="240" w:lineRule="auto"/>
-              <w:textAlignment w:val="baseline"/>
-              <w:rPr>
-                <w:rFonts w:ascii="Segoe UI" w:eastAsia="Times New Roman" w:hAnsi="Segoe UI" w:cs="Segoe UI"/>
-                <w:kern w:val="0"/>
-                <w:sz w:val="18"/>
-                <w:szCs w:val="18"/>
-                <w14:ligatures w14:val="none"/>
-              </w:rPr>
-            </w:pPr>
-            <w:r>
-              <w:rPr>
-                <w:rFonts w:ascii="Calibri" w:eastAsia="Times New Roman" w:hAnsi="Calibri" w:cs="Calibri"/>
-                <w:kern w:val="0"/>
-                <w:sz w:val="22"/>
-                <w:szCs w:val="22"/>
-                <w14:ligatures w14:val="none"/>
-              </w:rPr>
-              <w:t>Pleadings taken?</w:t>
-            </w:r>
-          </w:p>
-        </w:tc>
-        <w:tc>
-          <w:tcPr>
-            <w:tcW w:w="5984" w:type="dxa"/>
-            <w:tcBorders>
-              <w:top w:val="single" w:sz="6" w:space="0" w:color="000000"/>
-              <w:left w:val="single" w:sz="6" w:space="0" w:color="000000"/>
-              <w:bottom w:val="single" w:sz="6" w:space="0" w:color="000000"/>
-              <w:right w:val="single" w:sz="6" w:space="0" w:color="000000"/>
-            </w:tcBorders>
-            <w:hideMark/>
-          </w:tcPr>
-          <w:p>
-            <w:pPr>
-              <w:pStyle w:val="ListParagraph"/>
-              <w:numPr>
-                <w:ilvl w:val="0"/>
-                <w:numId w:val="14"/>
-              </w:numPr>
-              <w:spacing w:after="0" w:line="240" w:lineRule="auto"/>
-              <w:textAlignment w:val="baseline"/>
-              <w:rPr>
-                <w:rFonts w:ascii="Calibri" w:eastAsia="Times New Roman" w:hAnsi="Calibri" w:cs="Calibri"/>
-                <w:kern w:val="0"/>
-                <w:sz w:val="22"/>
-                <w:szCs w:val="22"/>
-                <w14:ligatures w14:val="none"/>
-              </w:rPr>
-            </w:pPr>
-            <w:r>
-              <w:rPr>
-                <w:rFonts w:ascii="Calibri" w:eastAsia="Times New Roman" w:hAnsi="Calibri" w:cs="Calibri"/>
-                <w:kern w:val="0"/>
-                <w:sz w:val="22"/>
-                <w:szCs w:val="22"/>
-                <w14:ligatures w14:val="none"/>
-              </w:rPr>
-              <w:t>Yes</w:t>
-            </w:r>
-          </w:p>
-          <w:p>
-            <w:pPr>
-              <w:pStyle w:val="ListParagraph"/>
-              <w:numPr>
-                <w:ilvl w:val="0"/>
-                <w:numId w:val="14"/>
-              </w:numPr>
-              <w:spacing w:after="0" w:line="240" w:lineRule="auto"/>
-              <w:textAlignment w:val="baseline"/>
-              <w:rPr>
-                <w:rFonts w:ascii="Segoe UI" w:eastAsia="Times New Roman" w:hAnsi="Segoe UI" w:cs="Segoe UI"/>
-                <w:kern w:val="0"/>
-                <w:sz w:val="18"/>
-                <w:szCs w:val="18"/>
-                <w14:ligatures w14:val="none"/>
-              </w:rPr>
-            </w:pPr>
-            <w:r>
-              <w:rPr>
-                <w:rFonts w:ascii="Calibri" w:eastAsia="Times New Roman" w:hAnsi="Calibri" w:cs="Calibri"/>
-                <w:kern w:val="0"/>
-                <w:sz w:val="22"/>
-                <w:szCs w:val="22"/>
-                <w14:ligatures w14:val="none"/>
-              </w:rPr>
-              <w:t>No</w:t>
-            </w:r>
-          </w:p>
-        </w:tc>
-      </w:tr>
-      <w:tr>
-        <w:trPr>
-          <w:trHeight w:val="300"/>
-        </w:trPr>
-        <w:tc>
-          <w:tcPr>
-            <w:tcW w:w="3360" w:type="dxa"/>
-            <w:tcBorders>
-              <w:top w:val="single" w:sz="6" w:space="0" w:color="000000"/>
-              <w:left w:val="single" w:sz="6" w:space="0" w:color="000000"/>
-              <w:bottom w:val="single" w:sz="6" w:space="0" w:color="000000"/>
-              <w:right w:val="single" w:sz="6" w:space="0" w:color="000000"/>
-            </w:tcBorders>
-          </w:tcPr>
-          <w:p>
-            <w:pPr>
-              <w:spacing w:after="0" w:line="240" w:lineRule="auto"/>
-              <w:textAlignment w:val="baseline"/>
-              <w:rPr>
-                <w:rFonts w:ascii="Calibri" w:eastAsia="Times New Roman" w:hAnsi="Calibri" w:cs="Calibri"/>
-                <w:kern w:val="0"/>
-                <w:sz w:val="22"/>
-                <w:szCs w:val="22"/>
-                <w14:ligatures w14:val="none"/>
-              </w:rPr>
-            </w:pPr>
-            <w:r>
-              <w:rPr>
-                <w:rFonts w:ascii="Calibri" w:eastAsia="Times New Roman" w:hAnsi="Calibri" w:cs="Calibri"/>
-                <w:kern w:val="0"/>
-                <w:sz w:val="22"/>
-                <w:szCs w:val="22"/>
-                <w14:ligatures w14:val="none"/>
-              </w:rPr>
-              <w:t>Hearing Outcome</w:t>
-            </w:r>
-          </w:p>
-        </w:tc>
-        <w:tc>
-          <w:tcPr>
-            <w:tcW w:w="5984" w:type="dxa"/>
-            <w:tcBorders>
-              <w:top w:val="single" w:sz="6" w:space="0" w:color="000000"/>
-              <w:left w:val="single" w:sz="6" w:space="0" w:color="000000"/>
-              <w:bottom w:val="single" w:sz="6" w:space="0" w:color="000000"/>
-              <w:right w:val="single" w:sz="6" w:space="0" w:color="000000"/>
-            </w:tcBorders>
-          </w:tcPr>
-          <w:p>
-            <w:pPr>
-              <w:pStyle w:val="ListParagraph"/>
-              <w:numPr>
-                <w:ilvl w:val="0"/>
-                <w:numId w:val="14"/>
-              </w:numPr>
-              <w:spacing w:after="0" w:line="240" w:lineRule="auto"/>
-              <w:textAlignment w:val="baseline"/>
-              <w:rPr>
-                <w:rFonts w:ascii="Calibri" w:eastAsia="Times New Roman" w:hAnsi="Calibri" w:cs="Calibri"/>
-                <w:kern w:val="0"/>
-                <w:sz w:val="22"/>
-                <w:szCs w:val="22"/>
-                <w14:ligatures w14:val="none"/>
-              </w:rPr>
-            </w:pPr>
-            <w:r>
-              <w:rPr>
-                <w:rFonts w:ascii="Calibri" w:eastAsia="Times New Roman" w:hAnsi="Calibri" w:cs="Calibri"/>
-                <w:kern w:val="0"/>
-                <w:sz w:val="22"/>
-                <w:szCs w:val="22"/>
-                <w14:ligatures w14:val="none"/>
-              </w:rPr>
-              <w:t>Dismissed</w:t>
-            </w:r>
-            <w:r>
-              <w:rPr>
-                <w:rFonts w:ascii="Calibri" w:eastAsia="Times New Roman" w:hAnsi="Calibri" w:cs="Calibri"/>
-                <w:kern w:val="0"/>
-                <w:sz w:val="22"/>
-                <w:szCs w:val="22"/>
-                <w14:ligatures w14:val="none"/>
-              </w:rPr>
-              <w:t>/Terminated</w:t>
-            </w:r>
-          </w:p>
-          <w:p>
-            <w:pPr>
-              <w:pStyle w:val="ListParagraph"/>
-              <w:numPr>
-                <w:ilvl w:val="0"/>
-                <w:numId w:val="14"/>
-              </w:numPr>
-              <w:spacing w:after="0" w:line="240" w:lineRule="auto"/>
-              <w:textAlignment w:val="baseline"/>
-              <w:rPr>
-                <w:rFonts w:ascii="Calibri" w:eastAsia="Times New Roman" w:hAnsi="Calibri" w:cs="Calibri"/>
-                <w:kern w:val="0"/>
-                <w:sz w:val="22"/>
-                <w:szCs w:val="22"/>
-                <w14:ligatures w14:val="none"/>
-              </w:rPr>
-            </w:pPr>
-            <w:r>
-              <w:rPr>
-                <w:rFonts w:ascii="Calibri" w:eastAsia="Times New Roman" w:hAnsi="Calibri" w:cs="Calibri"/>
-                <w:kern w:val="0"/>
-                <w:sz w:val="22"/>
-                <w:szCs w:val="22"/>
-                <w14:ligatures w14:val="none"/>
-              </w:rPr>
-              <w:t>Admin Closed</w:t>
-            </w:r>
-          </w:p>
-          <w:p>
-            <w:pPr>
-              <w:pStyle w:val="ListParagraph"/>
-              <w:numPr>
-                <w:ilvl w:val="0"/>
-                <w:numId w:val="14"/>
-              </w:numPr>
-              <w:spacing w:after="0" w:line="240" w:lineRule="auto"/>
-              <w:textAlignment w:val="baseline"/>
-              <w:rPr>
-                <w:rFonts w:ascii="Calibri" w:eastAsia="Times New Roman" w:hAnsi="Calibri" w:cs="Calibri"/>
-                <w:kern w:val="0"/>
-                <w:sz w:val="22"/>
-                <w:szCs w:val="22"/>
-                <w14:ligatures w14:val="none"/>
-              </w:rPr>
-            </w:pPr>
-            <w:r>
-              <w:rPr>
-                <w:rFonts w:ascii="Calibri" w:eastAsia="Times New Roman" w:hAnsi="Calibri" w:cs="Calibri"/>
-                <w:kern w:val="0"/>
-                <w:sz w:val="22"/>
-                <w:szCs w:val="22"/>
-                <w14:ligatures w14:val="none"/>
-              </w:rPr>
-              <w:t>Continued</w:t>
-            </w:r>
-          </w:p>
-          <w:p>
-            <w:pPr>
-              <w:pStyle w:val="ListParagraph"/>
-              <w:numPr>
-                <w:ilvl w:val="0"/>
-                <w:numId w:val="14"/>
-              </w:numPr>
-              <w:spacing w:after="0" w:line="240" w:lineRule="auto"/>
-              <w:textAlignment w:val="baseline"/>
-              <w:rPr>
-                <w:rFonts w:ascii="Calibri" w:eastAsia="Times New Roman" w:hAnsi="Calibri" w:cs="Calibri"/>
-                <w:kern w:val="0"/>
-                <w:sz w:val="22"/>
-                <w:szCs w:val="22"/>
-                <w14:ligatures w14:val="none"/>
-              </w:rPr>
-            </w:pPr>
-            <w:r>
-              <w:rPr>
-                <w:rFonts w:ascii="Calibri" w:eastAsia="Times New Roman" w:hAnsi="Calibri" w:cs="Calibri"/>
-                <w:kern w:val="0"/>
-                <w:sz w:val="22"/>
-                <w:szCs w:val="22"/>
-                <w14:ligatures w14:val="none"/>
-              </w:rPr>
-              <w:t>Other</w:t>
-            </w:r>
-          </w:p>
-        </w:tc>
-      </w:tr>
-      <w:tr>
-        <w:trPr>
-          <w:trHeight w:val="300"/>
-        </w:trPr>
-        <w:tc>
-          <w:tcPr>
-            <w:tcW w:w="3360" w:type="dxa"/>
-            <w:tcBorders>
-              <w:top w:val="single" w:sz="6" w:space="0" w:color="000000"/>
-              <w:left w:val="single" w:sz="6" w:space="0" w:color="000000"/>
-              <w:bottom w:val="single" w:sz="6" w:space="0" w:color="000000"/>
-              <w:right w:val="single" w:sz="6" w:space="0" w:color="000000"/>
-            </w:tcBorders>
-            <w:hideMark/>
-          </w:tcPr>
-          <w:p>
-            <w:pPr>
-              <w:spacing w:after="0" w:line="240" w:lineRule="auto"/>
-              <w:textAlignment w:val="baseline"/>
-              <w:rPr>
-                <w:rFonts w:ascii="Calibri" w:eastAsia="Times New Roman" w:hAnsi="Calibri" w:cs="Calibri"/>
-                <w:kern w:val="0"/>
-                <w:sz w:val="22"/>
-                <w:szCs w:val="22"/>
-                <w14:ligatures w14:val="none"/>
-              </w:rPr>
-            </w:pPr>
-            <w:r>
-              <w:rPr>
-                <w:rFonts w:ascii="Calibri" w:eastAsia="Times New Roman" w:hAnsi="Calibri" w:cs="Calibri"/>
-                <w:kern w:val="0"/>
-                <w:sz w:val="22"/>
-                <w:szCs w:val="22"/>
-                <w14:ligatures w14:val="none"/>
-              </w:rPr>
-              <w:t>Next Hearing Date and Time</w:t>
-            </w:r>
-            <w:r>
-              <w:rPr>
-                <w:rFonts w:ascii="Calibri" w:eastAsia="Times New Roman" w:hAnsi="Calibri" w:cs="Calibri"/>
-                <w:kern w:val="0"/>
-                <w:sz w:val="22"/>
-                <w:szCs w:val="22"/>
-                <w14:ligatures w14:val="none"/>
-              </w:rPr>
-              <w:t>?</w:t>
-            </w:r>
-            <w:r>
-              <w:rPr>
-                <w:rFonts w:ascii="Calibri" w:eastAsia="Times New Roman" w:hAnsi="Calibri" w:cs="Calibri"/>
-                <w:kern w:val="0"/>
-                <w:sz w:val="22"/>
-                <w:szCs w:val="22"/>
-                <w14:ligatures w14:val="none"/>
-              </w:rPr>
-              <w:t> </w:t>
-            </w:r>
-          </w:p>
-          <w:p>
-            <w:pPr>
-              <w:spacing w:after="0" w:line="240" w:lineRule="auto"/>
-              <w:textAlignment w:val="baseline"/>
-              <w:rPr>
-                <w:rFonts w:ascii="Calibri" w:eastAsia="Times New Roman" w:hAnsi="Calibri" w:cs="Calibri"/>
-                <w:kern w:val="0"/>
-                <w:sz w:val="22"/>
-                <w:szCs w:val="22"/>
-                <w14:ligatures w14:val="none"/>
-              </w:rPr>
-            </w:pPr>
-          </w:p>
-          <w:p>
-            <w:pPr>
-              <w:spacing w:after="0" w:line="240" w:lineRule="auto"/>
-              <w:textAlignment w:val="baseline"/>
-              <w:rPr>
-                <w:rFonts w:ascii="Calibri" w:eastAsia="Times New Roman" w:hAnsi="Calibri" w:cs="Calibri"/>
-                <w:kern w:val="0"/>
-                <w:sz w:val="22"/>
-                <w:szCs w:val="22"/>
-                <w14:ligatures w14:val="none"/>
-              </w:rPr>
-            </w:pPr>
-            <w:r>
-              <w:rPr>
-                <w:rFonts w:ascii="Calibri" w:eastAsia="Times New Roman" w:hAnsi="Calibri" w:cs="Calibri"/>
-                <w:kern w:val="0"/>
-                <w:sz w:val="22"/>
-                <w:szCs w:val="22"/>
-                <w14:ligatures w14:val="none"/>
-              </w:rPr>
-              <w:t>Hearing Type?</w:t>
-            </w:r>
-          </w:p>
-        </w:tc>
-        <w:tc>
-          <w:tcPr>
-            <w:tcW w:w="5984" w:type="dxa"/>
-            <w:tcBorders>
-              <w:top w:val="single" w:sz="6" w:space="0" w:color="000000"/>
-              <w:left w:val="single" w:sz="6" w:space="0" w:color="000000"/>
-              <w:bottom w:val="single" w:sz="6" w:space="0" w:color="000000"/>
-              <w:right w:val="single" w:sz="6" w:space="0" w:color="000000"/>
-            </w:tcBorders>
-            <w:hideMark/>
-          </w:tcPr>
-          <w:p>
-            <w:pPr>
-              <w:spacing w:after="0" w:line="240" w:lineRule="auto"/>
-              <w:textAlignment w:val="baseline"/>
-              <w:rPr>
-                <w:rFonts w:ascii="Calibri" w:eastAsia="Times New Roman" w:hAnsi="Calibri" w:cs="Calibri"/>
-                <w:kern w:val="0"/>
-                <w:sz w:val="22"/>
-                <w:szCs w:val="22"/>
-                <w14:ligatures w14:val="none"/>
-              </w:rPr>
-            </w:pPr>
-            <w:r>
-              <w:rPr>
-                <w:rFonts w:ascii="Calibri" w:eastAsia="Times New Roman" w:hAnsi="Calibri" w:cs="Calibri"/>
-                <w:kern w:val="0"/>
-                <w:sz w:val="22"/>
-                <w:szCs w:val="22"/>
-                <w14:ligatures w14:val="none"/>
-              </w:rPr>
-              <w:t xml:space="preserve">  </w:t>
-            </w:r>
-            <w:r>
-              <w:rPr>
-                <w:rFonts w:ascii="Calibri" w:eastAsia="Times New Roman" w:hAnsi="Calibri" w:cs="Calibri"/>
-                <w:kern w:val="0"/>
-                <w:sz w:val="22"/>
-                <w:szCs w:val="22"/>
-                <w14:ligatures w14:val="none"/>
-              </w:rPr>
-              <w:t>__________________________</w:t>
-            </w:r>
-            <w:r>
-              <w:rPr>
-                <w:rFonts w:ascii="Calibri" w:eastAsia="Times New Roman" w:hAnsi="Calibri" w:cs="Calibri"/>
-                <w:kern w:val="0"/>
-                <w:sz w:val="22"/>
-                <w:szCs w:val="22"/>
-                <w14:ligatures w14:val="none"/>
-              </w:rPr>
-              <w:t>________________________</w:t>
-            </w:r>
-          </w:p>
-          <w:p>
-            <w:pPr>
-              <w:spacing w:after="0" w:line="240" w:lineRule="auto"/>
-              <w:textAlignment w:val="baseline"/>
-              <w:rPr>
-                <w:rFonts w:ascii="Calibri" w:eastAsia="Times New Roman" w:hAnsi="Calibri" w:cs="Calibri"/>
-                <w:kern w:val="0"/>
-                <w:sz w:val="22"/>
-                <w:szCs w:val="22"/>
-                <w14:ligatures w14:val="none"/>
-              </w:rPr>
-            </w:pPr>
-            <w:r>
-              <w:rPr>
-                <w:rFonts w:ascii="Calibri" w:eastAsia="Times New Roman" w:hAnsi="Calibri" w:cs="Calibri"/>
-                <w:kern w:val="0"/>
-                <w:sz w:val="22"/>
-                <w:szCs w:val="22"/>
-                <w14:ligatures w14:val="none"/>
-              </w:rPr>
-              <w:t xml:space="preserve">   </w:t>
-            </w:r>
-          </w:p>
-          <w:p>
-            <w:pPr>
-              <w:spacing w:after="0" w:line="240" w:lineRule="auto"/>
-              <w:textAlignment w:val="baseline"/>
-              <w:rPr>
-                <w:rFonts w:ascii="Calibri" w:eastAsia="Times New Roman" w:hAnsi="Calibri" w:cs="Calibri"/>
-                <w:kern w:val="0"/>
-                <w:sz w:val="22"/>
-                <w:szCs w:val="22"/>
-                <w14:ligatures w14:val="none"/>
-              </w:rPr>
-            </w:pPr>
-            <w:r>
-              <w:rPr>
-                <w:rFonts w:ascii="Calibri" w:eastAsia="Times New Roman" w:hAnsi="Calibri" w:cs="Calibri"/>
-                <w:kern w:val="0"/>
-                <w:sz w:val="22"/>
-                <w:szCs w:val="22"/>
-                <w14:ligatures w14:val="none"/>
-              </w:rPr>
-              <w:t xml:space="preserve">  </w:t>
-            </w:r>
-            <w:r>
-              <w:rPr>
-                <w:rFonts w:ascii="Symbol" w:eastAsia="Symbol" w:hAnsi="Symbol" w:cs="Symbol"/>
-                <w:kern w:val="0"/>
-                <w:sz w:val="22"/>
-                <w:szCs w:val="22"/>
-                <w14:ligatures w14:val="none"/>
-              </w:rPr>
-              <w:t>ÿ</w:t>
-            </w:r>
-            <w:r>
-              <w:rPr>
-                <w:rFonts w:ascii="Calibri" w:eastAsia="Times New Roman" w:hAnsi="Calibri" w:cs="Calibri"/>
-                <w:kern w:val="0"/>
-                <w:sz w:val="22"/>
-                <w:szCs w:val="22"/>
-                <w14:ligatures w14:val="none"/>
-              </w:rPr>
-              <w:t xml:space="preserve"> MCH         </w:t>
-            </w:r>
-            <w:r>
-              <w:rPr>
-                <w:rFonts w:ascii="Symbol" w:eastAsia="Symbol" w:hAnsi="Symbol" w:cs="Symbol"/>
-                <w:kern w:val="0"/>
-                <w:sz w:val="22"/>
-                <w:szCs w:val="22"/>
-                <w14:ligatures w14:val="none"/>
-              </w:rPr>
-              <w:t>ÿ</w:t>
-            </w:r>
-            <w:r>
-              <w:rPr>
-                <w:rFonts w:ascii="Calibri" w:eastAsia="Times New Roman" w:hAnsi="Calibri" w:cs="Calibri"/>
-                <w:kern w:val="0"/>
-                <w:sz w:val="22"/>
-                <w:szCs w:val="22"/>
-                <w14:ligatures w14:val="none"/>
-              </w:rPr>
-              <w:t xml:space="preserve"> Individ</w:t>
-            </w:r>
-            <w:r>
-              <w:rPr>
-                <w:rFonts w:ascii="Calibri" w:eastAsia="Times New Roman" w:hAnsi="Calibri" w:cs="Calibri"/>
-                <w:kern w:val="0"/>
-                <w:sz w:val="22"/>
-                <w:szCs w:val="22"/>
-                <w14:ligatures w14:val="none"/>
-              </w:rPr>
-              <w:t>ual</w:t>
-            </w:r>
-          </w:p>
-        </w:tc>
-      </w:tr>
-      <w:tr>
-        <w:trPr>
-          <w:trHeight w:val="300"/>
-        </w:trPr>
-        <w:tc>
-          <w:tcPr>
-            <w:tcW w:w="3360" w:type="dxa"/>
-            <w:tcBorders>
-              <w:top w:val="single" w:sz="6" w:space="0" w:color="000000"/>
-              <w:left w:val="single" w:sz="6" w:space="0" w:color="000000"/>
-              <w:bottom w:val="single" w:sz="6" w:space="0" w:color="000000"/>
-              <w:right w:val="single" w:sz="6" w:space="0" w:color="000000"/>
-            </w:tcBorders>
-          </w:tcPr>
-          <w:p>
-            <w:pPr>
-              <w:spacing w:after="0" w:line="240" w:lineRule="auto"/>
-              <w:textAlignment w:val="baseline"/>
-              <w:rPr>
-                <w:rFonts w:ascii="Calibri" w:eastAsia="Times New Roman" w:hAnsi="Calibri" w:cs="Calibri"/>
-                <w:kern w:val="0"/>
-                <w:sz w:val="22"/>
-                <w:szCs w:val="22"/>
-                <w14:ligatures w14:val="none"/>
-              </w:rPr>
-            </w:pPr>
-            <w:r>
-              <w:rPr>
-                <w:rFonts w:ascii="Calibri" w:eastAsia="Times New Roman" w:hAnsi="Calibri" w:cs="Calibri"/>
-                <w:kern w:val="0"/>
-                <w:sz w:val="22"/>
-                <w:szCs w:val="22"/>
-                <w14:ligatures w14:val="none"/>
-              </w:rPr>
-              <w:t xml:space="preserve">Next </w:t>
-            </w:r>
-            <w:r>
-              <w:rPr>
-                <w:rFonts w:ascii="Calibri" w:eastAsia="Times New Roman" w:hAnsi="Calibri" w:cs="Calibri"/>
-                <w:kern w:val="0"/>
-                <w:sz w:val="22"/>
-                <w:szCs w:val="22"/>
-                <w14:ligatures w14:val="none"/>
-              </w:rPr>
-              <w:t>Hearing Format</w:t>
-            </w:r>
-          </w:p>
-          <w:p>
-            <w:pPr>
-              <w:spacing w:after="0" w:line="240" w:lineRule="auto"/>
-              <w:textAlignment w:val="baseline"/>
-              <w:rPr>
-                <w:rFonts w:ascii="Calibri" w:eastAsia="Times New Roman" w:hAnsi="Calibri" w:cs="Calibri"/>
-                <w:kern w:val="0"/>
-                <w:sz w:val="22"/>
-                <w:szCs w:val="22"/>
-                <w14:ligatures w14:val="none"/>
-              </w:rPr>
-            </w:pPr>
-          </w:p>
-          <w:p>
-            <w:pPr>
-              <w:spacing w:after="0" w:line="240" w:lineRule="auto"/>
-              <w:textAlignment w:val="baseline"/>
-              <w:rPr>
-                <w:rFonts w:ascii="Calibri" w:eastAsia="Times New Roman" w:hAnsi="Calibri" w:cs="Calibri"/>
-                <w:kern w:val="0"/>
-                <w:sz w:val="22"/>
-                <w:szCs w:val="22"/>
-                <w14:ligatures w14:val="none"/>
-              </w:rPr>
-            </w:pPr>
-            <w:r>
-              <w:rPr>
-                <w:rFonts w:ascii="Calibri" w:eastAsia="Times New Roman" w:hAnsi="Calibri" w:cs="Calibri"/>
-                <w:kern w:val="0"/>
-                <w:sz w:val="22"/>
-                <w:szCs w:val="22"/>
-                <w14:ligatures w14:val="none"/>
-              </w:rPr>
-              <w:t>Presence of children waived?</w:t>
-            </w:r>
-          </w:p>
-        </w:tc>
-        <w:tc>
-          <w:tcPr>
-            <w:tcW w:w="5984" w:type="dxa"/>
-            <w:tcBorders>
-              <w:top w:val="single" w:sz="6" w:space="0" w:color="000000"/>
-              <w:left w:val="single" w:sz="6" w:space="0" w:color="000000"/>
-              <w:bottom w:val="single" w:sz="6" w:space="0" w:color="000000"/>
-              <w:right w:val="single" w:sz="6" w:space="0" w:color="000000"/>
-            </w:tcBorders>
-          </w:tcPr>
-          <w:p>
-            <w:pPr>
-              <w:spacing w:after="0" w:line="240" w:lineRule="auto"/>
-              <w:textAlignment w:val="baseline"/>
-              <w:rPr>
-                <w:rFonts w:ascii="Calibri" w:eastAsia="Times New Roman" w:hAnsi="Calibri" w:cs="Calibri"/>
-                <w:kern w:val="0"/>
-                <w:sz w:val="22"/>
-                <w:szCs w:val="22"/>
-                <w14:ligatures w14:val="none"/>
-              </w:rPr>
-            </w:pPr>
-            <w:r>
-              <w:rPr>
-                <w:rFonts w:ascii="Calibri" w:eastAsia="Times New Roman" w:hAnsi="Calibri" w:cs="Calibri"/>
-                <w:kern w:val="0"/>
-                <w:sz w:val="22"/>
-                <w:szCs w:val="22"/>
-                <w14:ligatures w14:val="none"/>
-              </w:rPr>
-              <w:t xml:space="preserve">  </w:t>
-            </w:r>
-            <w:r>
-              <w:rPr>
-                <w:rFonts w:ascii="Symbol" w:eastAsia="Symbol" w:hAnsi="Symbol" w:cs="Symbol"/>
-                <w:kern w:val="0"/>
-                <w:sz w:val="22"/>
-                <w:szCs w:val="22"/>
-                <w14:ligatures w14:val="none"/>
-              </w:rPr>
-              <w:t>ÿ</w:t>
-            </w:r>
-            <w:r>
-              <w:rPr>
-                <w:rFonts w:ascii="Calibri" w:eastAsia="Times New Roman" w:hAnsi="Calibri" w:cs="Calibri"/>
-                <w:kern w:val="0"/>
-                <w:sz w:val="22"/>
-                <w:szCs w:val="22"/>
-                <w14:ligatures w14:val="none"/>
-              </w:rPr>
-              <w:t xml:space="preserve"> In Person       </w:t>
-            </w:r>
-            <w:r>
-              <w:rPr>
-                <w:rFonts w:ascii="Symbol" w:eastAsia="Symbol" w:hAnsi="Symbol" w:cs="Symbol"/>
-                <w:kern w:val="0"/>
-                <w:sz w:val="22"/>
-                <w:szCs w:val="22"/>
-                <w14:ligatures w14:val="none"/>
-              </w:rPr>
-              <w:t>ÿ</w:t>
-            </w:r>
-            <w:r>
-              <w:rPr>
-                <w:rFonts w:ascii="Calibri" w:eastAsia="Times New Roman" w:hAnsi="Calibri" w:cs="Calibri"/>
-                <w:kern w:val="0"/>
-                <w:sz w:val="22"/>
-                <w:szCs w:val="22"/>
-                <w14:ligatures w14:val="none"/>
-              </w:rPr>
-              <w:t xml:space="preserve"> Internet-Based</w:t>
-            </w:r>
-          </w:p>
-          <w:p>
-            <w:pPr>
-              <w:spacing w:after="0" w:line="240" w:lineRule="auto"/>
-              <w:textAlignment w:val="baseline"/>
-              <w:rPr>
-                <w:rFonts w:ascii="Calibri" w:eastAsia="Times New Roman" w:hAnsi="Calibri" w:cs="Calibri"/>
-                <w:kern w:val="0"/>
-                <w:sz w:val="22"/>
-                <w:szCs w:val="22"/>
-                <w14:ligatures w14:val="none"/>
-              </w:rPr>
-            </w:pPr>
-          </w:p>
-          <w:p>
-            <w:pPr>
-              <w:spacing w:after="0" w:line="240" w:lineRule="auto"/>
-              <w:textAlignment w:val="baseline"/>
-              <w:rPr>
-                <w:rFonts w:ascii="Calibri" w:eastAsia="Times New Roman" w:hAnsi="Calibri" w:cs="Calibri"/>
-                <w:kern w:val="0"/>
-                <w:sz w:val="22"/>
-                <w:szCs w:val="22"/>
-                <w14:ligatures w14:val="none"/>
-              </w:rPr>
-            </w:pPr>
-            <w:r>
-              <w:rPr>
-                <w:rFonts w:ascii="Calibri" w:eastAsia="Times New Roman" w:hAnsi="Calibri" w:cs="Calibri"/>
-                <w:kern w:val="0"/>
-                <w:sz w:val="22"/>
-                <w:szCs w:val="22"/>
-                <w14:ligatures w14:val="none"/>
-              </w:rPr>
-              <w:t xml:space="preserve">  </w:t>
-            </w:r>
-            <w:r>
-              <w:rPr>
-                <w:rFonts w:ascii="Symbol" w:eastAsia="Symbol" w:hAnsi="Symbol" w:cs="Symbol"/>
-                <w:kern w:val="0"/>
-                <w:sz w:val="22"/>
-                <w:szCs w:val="22"/>
-                <w14:ligatures w14:val="none"/>
-              </w:rPr>
-              <w:t>ÿ</w:t>
-            </w:r>
-            <w:r>
-              <w:rPr>
-                <w:rFonts w:ascii="Calibri" w:eastAsia="Times New Roman" w:hAnsi="Calibri" w:cs="Calibri"/>
-                <w:kern w:val="0"/>
-                <w:sz w:val="22"/>
-                <w:szCs w:val="22"/>
-                <w14:ligatures w14:val="none"/>
-              </w:rPr>
-              <w:t xml:space="preserve">  Yes                 </w:t>
-            </w:r>
-            <w:r>
-              <w:rPr>
-                <w:rFonts w:ascii="Symbol" w:eastAsia="Symbol" w:hAnsi="Symbol" w:cs="Symbol"/>
-                <w:kern w:val="0"/>
-                <w:sz w:val="22"/>
-                <w:szCs w:val="22"/>
-                <w14:ligatures w14:val="none"/>
-              </w:rPr>
-              <w:t>ÿ</w:t>
-            </w:r>
-            <w:r>
-              <w:rPr>
-                <w:rFonts w:ascii="Calibri" w:eastAsia="Times New Roman" w:hAnsi="Calibri" w:cs="Calibri"/>
-                <w:kern w:val="0"/>
-                <w:sz w:val="22"/>
-                <w:szCs w:val="22"/>
-                <w14:ligatures w14:val="none"/>
-              </w:rPr>
-              <w:t xml:space="preserve"> No</w:t>
-            </w:r>
-          </w:p>
-        </w:tc>
-      </w:tr>
-      <w:tr>
-        <w:trPr>
-          <w:trHeight w:val="300"/>
-        </w:trPr>
-        <w:tc>
-          <w:tcPr>
-            <w:tcW w:w="3360" w:type="dxa"/>
-            <w:tcBorders>
-              <w:top w:val="single" w:sz="6" w:space="0" w:color="000000"/>
-              <w:left w:val="single" w:sz="6" w:space="0" w:color="000000"/>
-              <w:bottom w:val="single" w:sz="6" w:space="0" w:color="000000"/>
-              <w:right w:val="single" w:sz="6" w:space="0" w:color="000000"/>
-            </w:tcBorders>
-            <w:hideMark/>
-          </w:tcPr>
-          <w:p>
-            <w:pPr>
-              <w:spacing w:after="0" w:line="240" w:lineRule="auto"/>
-              <w:textAlignment w:val="baseline"/>
-              <w:rPr>
-                <w:rFonts w:ascii="Calibri" w:eastAsia="Times New Roman" w:hAnsi="Calibri" w:cs="Calibri"/>
-                <w:kern w:val="0"/>
-                <w:sz w:val="22"/>
-                <w:szCs w:val="22"/>
-                <w14:ligatures w14:val="none"/>
-              </w:rPr>
-            </w:pPr>
-            <w:r>
-              <w:rPr>
-                <w:rFonts w:ascii="Calibri" w:eastAsia="Times New Roman" w:hAnsi="Calibri" w:cs="Calibri"/>
-                <w:kern w:val="0"/>
-                <w:sz w:val="22"/>
-                <w:szCs w:val="22"/>
-                <w14:ligatures w14:val="none"/>
-              </w:rPr>
-              <w:t>Outcome of application</w:t>
-            </w:r>
-            <w:r>
-              <w:rPr>
-                <w:rFonts w:ascii="Calibri" w:eastAsia="Times New Roman" w:hAnsi="Calibri" w:cs="Calibri"/>
-                <w:kern w:val="0"/>
-                <w:sz w:val="22"/>
-                <w:szCs w:val="22"/>
-                <w14:ligatures w14:val="none"/>
-              </w:rPr>
-              <w:t>/motion filed at the hearing</w:t>
-            </w:r>
-            <w:r>
-              <w:rPr>
-                <w:rFonts w:ascii="Calibri" w:eastAsia="Times New Roman" w:hAnsi="Calibri" w:cs="Calibri"/>
-                <w:kern w:val="0"/>
-                <w:sz w:val="22"/>
-                <w:szCs w:val="22"/>
-                <w14:ligatures w14:val="none"/>
-              </w:rPr>
-              <w:t> </w:t>
-            </w:r>
-          </w:p>
-          <w:p>
-            <w:pPr>
-              <w:spacing w:after="0" w:line="240" w:lineRule="auto"/>
-              <w:textAlignment w:val="baseline"/>
-              <w:rPr>
-                <w:rFonts w:eastAsia="Times New Roman" w:cs="Segoe UI"/>
-                <w:kern w:val="0"/>
-                <w:sz w:val="22"/>
-                <w:szCs w:val="22"/>
-                <w14:ligatures w14:val="none"/>
-              </w:rPr>
-            </w:pPr>
-            <w:r>
-              <w:rPr>
-                <w:rFonts w:eastAsia="Times New Roman" w:cs="Segoe UI"/>
-                <w:kern w:val="0"/>
-                <w:sz w:val="22"/>
-                <w:szCs w:val="22"/>
-                <w14:ligatures w14:val="none"/>
-              </w:rPr>
-              <w:t>Speci</w:t>
-            </w:r>
-            <w:r>
-              <w:rPr>
-                <w:rFonts w:eastAsia="Times New Roman" w:cs="Segoe UI"/>
-                <w:kern w:val="0"/>
-                <w:sz w:val="22"/>
-                <w:szCs w:val="22"/>
-                <w14:ligatures w14:val="none"/>
-              </w:rPr>
-              <w:t>fy type: ___________________</w:t>
-            </w:r>
-          </w:p>
-          <w:p>
-            <w:r>
-              <w:rPr>
-                <w:rFonts w:eastAsia="Times New Roman" w:cs="Segoe UI"/>
-                <w:kern w:val="0"/>
-                <w:sz w:val="22"/>
-                <w:szCs w:val="22"/>
-                <w14:ligatures w14:val="none"/>
-              </w:rPr>
-              <w:t>________________________________</w:t>
-            </w:r>
-          </w:p>
-        </w:tc>
-        <w:tc>
-          <w:tcPr>
-            <w:tcW w:w="5984" w:type="dxa"/>
-            <w:tcBorders>
-              <w:top w:val="single" w:sz="6" w:space="0" w:color="000000"/>
-              <w:left w:val="single" w:sz="6" w:space="0" w:color="000000"/>
-              <w:bottom w:val="single" w:sz="6" w:space="0" w:color="000000"/>
-              <w:right w:val="single" w:sz="6" w:space="0" w:color="000000"/>
-            </w:tcBorders>
-            <w:hideMark/>
-          </w:tcPr>
-          <w:p>
-            <w:pPr>
-              <w:pStyle w:val="ListParagraph"/>
-              <w:numPr>
-                <w:ilvl w:val="0"/>
-                <w:numId w:val="16"/>
-              </w:numPr>
-              <w:spacing w:after="0" w:line="240" w:lineRule="auto"/>
-              <w:textAlignment w:val="baseline"/>
-              <w:rPr>
-                <w:rFonts w:ascii="Calibri" w:eastAsia="Times New Roman" w:hAnsi="Calibri" w:cs="Calibri"/>
-                <w:kern w:val="0"/>
-                <w:sz w:val="22"/>
-                <w:szCs w:val="22"/>
-                <w14:ligatures w14:val="none"/>
-              </w:rPr>
-            </w:pPr>
-            <w:r>
-              <w:rPr>
-                <w:rFonts w:ascii="Calibri" w:eastAsia="Times New Roman" w:hAnsi="Calibri" w:cs="Calibri"/>
-                <w:kern w:val="0"/>
-                <w:sz w:val="22"/>
-                <w:szCs w:val="22"/>
-                <w14:ligatures w14:val="none"/>
-              </w:rPr>
-              <w:t>Accepted/Approved</w:t>
-            </w:r>
-          </w:p>
-          <w:p>
-            <w:pPr>
-              <w:pStyle w:val="ListParagraph"/>
-              <w:numPr>
-                <w:ilvl w:val="0"/>
-                <w:numId w:val="15"/>
-              </w:numPr>
-              <w:spacing w:after="0" w:line="240" w:lineRule="auto"/>
-              <w:textAlignment w:val="baseline"/>
-              <w:rPr>
-                <w:rFonts w:ascii="Calibri" w:eastAsia="Times New Roman" w:hAnsi="Calibri" w:cs="Calibri"/>
-                <w:kern w:val="0"/>
-                <w:sz w:val="22"/>
-                <w:szCs w:val="22"/>
-                <w14:ligatures w14:val="none"/>
-              </w:rPr>
-            </w:pPr>
-            <w:r>
-              <w:rPr>
-                <w:rFonts w:ascii="Calibri" w:eastAsia="Times New Roman" w:hAnsi="Calibri" w:cs="Calibri"/>
-                <w:kern w:val="0"/>
-                <w:sz w:val="22"/>
-                <w:szCs w:val="22"/>
-                <w14:ligatures w14:val="none"/>
-              </w:rPr>
-              <w:t>Rejected</w:t>
-            </w:r>
-            <w:r>
-              <w:rPr>
-                <w:rFonts w:ascii="Calibri" w:eastAsia="Times New Roman" w:hAnsi="Calibri" w:cs="Calibri"/>
-                <w:kern w:val="0"/>
-                <w:sz w:val="22"/>
-                <w:szCs w:val="22"/>
-                <w14:ligatures w14:val="none"/>
-              </w:rPr>
-              <w:t>/Denied</w:t>
-            </w:r>
-          </w:p>
-          <w:p>
-            <w:pPr>
-              <w:pStyle w:val="ListParagraph"/>
-              <w:numPr>
-                <w:ilvl w:val="0"/>
-                <w:numId w:val="15"/>
-              </w:numPr>
-              <w:spacing w:after="0" w:line="240" w:lineRule="auto"/>
-              <w:textAlignment w:val="baseline"/>
-              <w:rPr>
-                <w:rFonts w:ascii="Calibri" w:eastAsia="Times New Roman" w:hAnsi="Calibri" w:cs="Calibri"/>
-                <w:kern w:val="0"/>
-                <w:sz w:val="22"/>
-                <w:szCs w:val="22"/>
-                <w14:ligatures w14:val="none"/>
-              </w:rPr>
-            </w:pPr>
-            <w:r>
-              <w:rPr>
-                <w:rFonts w:ascii="Calibri" w:eastAsia="Times New Roman" w:hAnsi="Calibri" w:cs="Calibri"/>
-                <w:kern w:val="0"/>
-                <w:sz w:val="22"/>
-                <w:szCs w:val="22"/>
-                <w14:ligatures w14:val="none"/>
-              </w:rPr>
-              <w:t>Other: __________________________________</w:t>
-            </w:r>
-          </w:p>
-          <w:p>
-            <w:pPr>
-              <w:spacing w:after="0" w:line="240" w:lineRule="auto"/>
-              <w:ind w:left="360"/>
-              <w:textAlignment w:val="baseline"/>
-              <w:rPr>
-                <w:rFonts w:ascii="Calibri" w:eastAsia="Times New Roman" w:hAnsi="Calibri" w:cs="Calibri"/>
-                <w:kern w:val="0"/>
-                <w:sz w:val="22"/>
-                <w:szCs w:val="22"/>
-                <w14:ligatures w14:val="none"/>
-              </w:rPr>
-            </w:pPr>
-          </w:p>
-        </w:tc>
-      </w:tr>
-    </w:tbl>
-    <w:p>
-      <w:pPr>
-        <w:spacing w:after="0"/>
-      </w:pPr>
-    </w:p>
-    <w:p>
-      <w:pPr>
-        <w:spacing w:after="0"/>
-      </w:pPr>
-    </w:p>
-    <w:p>
-      <w:pPr>
-        <w:spacing w:after="0"/>
-      </w:pPr>
-    </w:p>
-    <w:p>
-      <w:pPr>
-        <w:spacing w:after="0"/>
-        <w:rPr>
-          <w:sz w:val="22"/>
-          <w:szCs w:val="22"/>
-        </w:rPr>
-      </w:pPr>
-      <w:r>
-        <w:rPr>
-          <w:sz w:val="22"/>
-          <w:szCs w:val="22"/>
-        </w:rPr>
-        <w:t>Additional Notes:</w:t>
-      </w:r>
-    </w:p>
-    <w:p>
-      <w:pPr>
-        <w:contextualSpacing/>
-      </w:pPr>
-      <w:r>
-        <w:t>____________________________________________________________________________________________________________________________________________________________________________________________________________________________________________________________________________________________________________________________________________________________________________________________________________________________________</w:t>
-      </w:r>
-    </w:p>
-    <w:p>
-      <w:pPr>
-        <w:contextualSpacing/>
-      </w:pPr>
-      <w:r>
-        <w:t>________________________________________________________________________________________________________________________________________________________________________________________________________________________________________________________________________________________________________________________________________________________________________________________________________________________________________________________________________________________________________________________</w:t>
-      </w:r>
-    </w:p>
-    <w:p>
-      <w:pPr>
-        <w:spacing w:after="0"/>
-      </w:pPr>
-      <w:r>
-        <w:t>________________________________________________________________________________________________________________________________________________________________________________________________________________________________________________________________________________________________________________________________________________________________________________________________________________________________________________________________________________________________________________________</w:t>
-      </w:r>
-    </w:p>
-    <w:p>
-      <w:pPr>
-        <w:contextualSpacing/>
-      </w:pPr>
-      <w:r>
-        <w:t>____________________________________________________________________________________________________________________________________________________________________________________________________________________________________________________________________________________________________________________________________________________________________________________________________________________________________</w:t>
-      </w:r>
-    </w:p>
-    <w:p>
-      <w:pPr>
-        <w:contextualSpacing/>
-      </w:pPr>
-      <w:r>
-        <w:t>________________________________________________________________________________________________________________________________________________________________________________________________________________________________________________________________________________________________________________________________________________________________________________________________________________________________________________________________________________________________________________________</w:t>
-      </w:r>
-    </w:p>
-    <w:p>
-      <w:pPr>
-        <w:spacing w:after="0"/>
-      </w:pPr>
-      <w:r>
-        <w:t>________________________________________________________________________________________________________________________________________________________________________________________________________________________________________________________________________________________________________________________________________________________________________________________________________________________________________________________________________________________________________________________</w:t>
-      </w:r>
-    </w:p>
-    <w:p>
       <w:pPr>
         <w:spacing w:after="0"/>
       </w:pPr>
     </w:p>
     <w:sectPr>
-      <w:headerReference w:type="default" r:id="rId16"/>
+      <w:headerReference w:type="default" r:id="rId13"/>
       <w:type w:val="continuous"/>
       <w:pgSz w:w="12240" w:h="15840"/>
       <w:pgMar w:top="810" w:right="1440" w:bottom="1260" w:left="1440" w:header="720" w:footer="720" w:gutter="0"/>
@@ -7027,186 +3921,6 @@
 </file>
 
 <file path=word/header2.xml><?xml version="1.0" encoding="utf-8"?>
-<w:hdr xmlns:wpc="http://schemas.microsoft.com/office/word/2010/wordprocessingCanvas" xmlns:cx="http://schemas.microsoft.com/office/drawing/2014/chartex" xmlns:cx1="http://schemas.microsoft.com/office/drawing/2015/9/8/chartex" xmlns:cx2="http://schemas.microsoft.com/office/drawing/2015/10/21/chartex" xmlns:cx3="http://schemas.microsoft.com/office/drawing/2016/5/9/chartex" xmlns:cx4="http://schemas.microsoft.com/office/drawing/2016/5/10/chartex" xmlns:cx5="http://schemas.microsoft.com/office/drawing/2016/5/11/chartex" xmlns:cx6="http://schemas.microsoft.com/office/drawing/2016/5/12/chartex" xmlns:cx7="http://schemas.microsoft.com/office/drawing/2016/5/13/chartex" xmlns:cx8="http://schemas.microsoft.com/office/drawing/2016/5/14/chartex" xmlns:mc="http://schemas.openxmlformats.org/markup-compatibility/2006" xmlns:aink="http://schemas.microsoft.com/office/drawing/2016/ink" xmlns:am3d="http://schemas.microsoft.com/office/drawing/2017/model3d" xmlns:o="urn:schemas-microsoft-com:office:office" xmlns:oel="http://schemas.microsoft.com/office/2019/extlst" xmlns:r="http://schemas.openxmlformats.org/officeDocument/2006/relationships" xmlns:m="http://schemas.openxmlformats.org/officeDocument/2006/math" xmlns:v="urn:schemas-microsoft-com:vml" xmlns:wp14="http://schemas.microsoft.com/office/word/2010/wordprocessingDrawing" xmlns:wp="http://schemas.openxmlformats.org/drawingml/2006/wordprocessingDrawing" xmlns:w10="urn:schemas-microsoft-com:office:word" xmlns:w="http://schemas.openxmlformats.org/wordprocessingml/2006/main" xmlns:w14="http://schemas.microsoft.com/office/word/2010/wordml" xmlns:w15="http://schemas.microsoft.com/office/word/2012/wordml" xmlns:w16cex="http://schemas.microsoft.com/office/word/2018/wordml/cex" xmlns:w16cid="http://schemas.microsoft.com/office/word/2016/wordml/cid" xmlns:w16="http://schemas.microsoft.com/office/word/2018/wordml" xmlns:w16sdtdh="http://schemas.microsoft.com/office/word/2020/wordml/sdtdatahash" xmlns:w16se="http://schemas.microsoft.com/office/word/2015/wordml/symex" xmlns:wpg="http://schemas.microsoft.com/office/word/2010/wordprocessingGroup" xmlns:wpi="http://schemas.microsoft.com/office/word/2010/wordprocessingInk" xmlns:wne="http://schemas.microsoft.com/office/word/2006/wordml" xmlns:wps="http://schemas.microsoft.com/office/word/2010/wordprocessingShape" mc:Ignorable="w14 w15 w16se w16cid w16 w16cex w16sdtdh wp14">
-  <w:tbl>
-    <w:tblPr>
-      <w:tblW w:w="0" w:type="auto"/>
-      <w:tblLook w:val="06A0" w:firstRow="1" w:lastRow="0" w:firstColumn="1" w:lastColumn="0" w:noHBand="1" w:noVBand="1"/>
-    </w:tblPr>
-    <w:tblGrid>
-      <w:gridCol w:w="3120"/>
-      <w:gridCol w:w="3120"/>
-      <w:gridCol w:w="3120"/>
-    </w:tblGrid>
-    <w:tr>
-      <w:trPr>
-        <w:trHeight w:val="300"/>
-      </w:trPr>
-      <w:tc>
-        <w:tcPr>
-          <w:tcW w:w="3120" w:type="dxa"/>
-        </w:tcPr>
-        <w:p>
-          <w:pPr>
-            <w:pStyle w:val="Header"/>
-            <w:ind w:left="-115"/>
-          </w:pPr>
-        </w:p>
-      </w:tc>
-      <w:tc>
-        <w:tcPr>
-          <w:tcW w:w="3120" w:type="dxa"/>
-        </w:tcPr>
-        <w:p>
-          <w:pPr>
-            <w:pStyle w:val="Header"/>
-            <w:jc w:val="center"/>
-          </w:pPr>
-        </w:p>
-      </w:tc>
-      <w:tc>
-        <w:tcPr>
-          <w:tcW w:w="3120" w:type="dxa"/>
-        </w:tcPr>
-        <w:p>
-          <w:pPr>
-            <w:pStyle w:val="Header"/>
-            <w:ind w:right="-115"/>
-            <w:jc w:val="right"/>
-          </w:pPr>
-        </w:p>
-      </w:tc>
-    </w:tr>
-  </w:tbl>
-  <w:p>
-    <w:pPr>
-      <w:pStyle w:val="Header"/>
-    </w:pPr>
-  </w:p>
-</w:hdr>
-</file>
-
-<file path=word/header3.xml><?xml version="1.0" encoding="utf-8"?>
-<w:hdr xmlns:wpc="http://schemas.microsoft.com/office/word/2010/wordprocessingCanvas" xmlns:cx="http://schemas.microsoft.com/office/drawing/2014/chartex" xmlns:cx1="http://schemas.microsoft.com/office/drawing/2015/9/8/chartex" xmlns:cx2="http://schemas.microsoft.com/office/drawing/2015/10/21/chartex" xmlns:cx3="http://schemas.microsoft.com/office/drawing/2016/5/9/chartex" xmlns:cx4="http://schemas.microsoft.com/office/drawing/2016/5/10/chartex" xmlns:cx5="http://schemas.microsoft.com/office/drawing/2016/5/11/chartex" xmlns:cx6="http://schemas.microsoft.com/office/drawing/2016/5/12/chartex" xmlns:cx7="http://schemas.microsoft.com/office/drawing/2016/5/13/chartex" xmlns:cx8="http://schemas.microsoft.com/office/drawing/2016/5/14/chartex" xmlns:mc="http://schemas.openxmlformats.org/markup-compatibility/2006" xmlns:aink="http://schemas.microsoft.com/office/drawing/2016/ink" xmlns:am3d="http://schemas.microsoft.com/office/drawing/2017/model3d" xmlns:o="urn:schemas-microsoft-com:office:office" xmlns:oel="http://schemas.microsoft.com/office/2019/extlst" xmlns:r="http://schemas.openxmlformats.org/officeDocument/2006/relationships" xmlns:m="http://schemas.openxmlformats.org/officeDocument/2006/math" xmlns:v="urn:schemas-microsoft-com:vml" xmlns:wp14="http://schemas.microsoft.com/office/word/2010/wordprocessingDrawing" xmlns:wp="http://schemas.openxmlformats.org/drawingml/2006/wordprocessingDrawing" xmlns:w10="urn:schemas-microsoft-com:office:word" xmlns:w="http://schemas.openxmlformats.org/wordprocessingml/2006/main" xmlns:w14="http://schemas.microsoft.com/office/word/2010/wordml" xmlns:w15="http://schemas.microsoft.com/office/word/2012/wordml" xmlns:w16cex="http://schemas.microsoft.com/office/word/2018/wordml/cex" xmlns:w16cid="http://schemas.microsoft.com/office/word/2016/wordml/cid" xmlns:w16="http://schemas.microsoft.com/office/word/2018/wordml" xmlns:w16sdtdh="http://schemas.microsoft.com/office/word/2020/wordml/sdtdatahash" xmlns:w16se="http://schemas.microsoft.com/office/word/2015/wordml/symex" xmlns:wpg="http://schemas.microsoft.com/office/word/2010/wordprocessingGroup" xmlns:wpi="http://schemas.microsoft.com/office/word/2010/wordprocessingInk" xmlns:wne="http://schemas.microsoft.com/office/word/2006/wordml" xmlns:wps="http://schemas.microsoft.com/office/word/2010/wordprocessingShape" mc:Ignorable="w14 w15 w16se w16cid w16 w16cex w16sdtdh wp14">
-  <w:tbl>
-    <w:tblPr>
-      <w:tblW w:w="0" w:type="auto"/>
-      <w:tblLook w:val="06A0" w:firstRow="1" w:lastRow="0" w:firstColumn="1" w:lastColumn="0" w:noHBand="1" w:noVBand="1"/>
-    </w:tblPr>
-    <w:tblGrid>
-      <w:gridCol w:w="3120"/>
-      <w:gridCol w:w="3120"/>
-      <w:gridCol w:w="3120"/>
-    </w:tblGrid>
-    <w:tr>
-      <w:trPr>
-        <w:trHeight w:val="300"/>
-      </w:trPr>
-      <w:tc>
-        <w:tcPr>
-          <w:tcW w:w="3120" w:type="dxa"/>
-        </w:tcPr>
-        <w:p>
-          <w:pPr>
-            <w:pStyle w:val="Header"/>
-            <w:ind w:left="-115"/>
-          </w:pPr>
-        </w:p>
-      </w:tc>
-      <w:tc>
-        <w:tcPr>
-          <w:tcW w:w="3120" w:type="dxa"/>
-        </w:tcPr>
-        <w:p>
-          <w:pPr>
-            <w:pStyle w:val="Header"/>
-            <w:jc w:val="center"/>
-          </w:pPr>
-        </w:p>
-      </w:tc>
-      <w:tc>
-        <w:tcPr>
-          <w:tcW w:w="3120" w:type="dxa"/>
-        </w:tcPr>
-        <w:p>
-          <w:pPr>
-            <w:pStyle w:val="Header"/>
-            <w:ind w:right="-115"/>
-            <w:jc w:val="right"/>
-          </w:pPr>
-        </w:p>
-      </w:tc>
-    </w:tr>
-  </w:tbl>
-  <w:p>
-    <w:pPr>
-      <w:pStyle w:val="Header"/>
-    </w:pPr>
-  </w:p>
-</w:hdr>
-</file>
-
-<file path=word/header4.xml><?xml version="1.0" encoding="utf-8"?>
-<w:hdr xmlns:wpc="http://schemas.microsoft.com/office/word/2010/wordprocessingCanvas" xmlns:cx="http://schemas.microsoft.com/office/drawing/2014/chartex" xmlns:cx1="http://schemas.microsoft.com/office/drawing/2015/9/8/chartex" xmlns:cx2="http://schemas.microsoft.com/office/drawing/2015/10/21/chartex" xmlns:cx3="http://schemas.microsoft.com/office/drawing/2016/5/9/chartex" xmlns:cx4="http://schemas.microsoft.com/office/drawing/2016/5/10/chartex" xmlns:cx5="http://schemas.microsoft.com/office/drawing/2016/5/11/chartex" xmlns:cx6="http://schemas.microsoft.com/office/drawing/2016/5/12/chartex" xmlns:cx7="http://schemas.microsoft.com/office/drawing/2016/5/13/chartex" xmlns:cx8="http://schemas.microsoft.com/office/drawing/2016/5/14/chartex" xmlns:mc="http://schemas.openxmlformats.org/markup-compatibility/2006" xmlns:aink="http://schemas.microsoft.com/office/drawing/2016/ink" xmlns:am3d="http://schemas.microsoft.com/office/drawing/2017/model3d" xmlns:o="urn:schemas-microsoft-com:office:office" xmlns:oel="http://schemas.microsoft.com/office/2019/extlst" xmlns:r="http://schemas.openxmlformats.org/officeDocument/2006/relationships" xmlns:m="http://schemas.openxmlformats.org/officeDocument/2006/math" xmlns:v="urn:schemas-microsoft-com:vml" xmlns:wp14="http://schemas.microsoft.com/office/word/2010/wordprocessingDrawing" xmlns:wp="http://schemas.openxmlformats.org/drawingml/2006/wordprocessingDrawing" xmlns:w10="urn:schemas-microsoft-com:office:word" xmlns:w="http://schemas.openxmlformats.org/wordprocessingml/2006/main" xmlns:w14="http://schemas.microsoft.com/office/word/2010/wordml" xmlns:w15="http://schemas.microsoft.com/office/word/2012/wordml" xmlns:w16cex="http://schemas.microsoft.com/office/word/2018/wordml/cex" xmlns:w16cid="http://schemas.microsoft.com/office/word/2016/wordml/cid" xmlns:w16="http://schemas.microsoft.com/office/word/2018/wordml" xmlns:w16sdtdh="http://schemas.microsoft.com/office/word/2020/wordml/sdtdatahash" xmlns:w16se="http://schemas.microsoft.com/office/word/2015/wordml/symex" xmlns:wpg="http://schemas.microsoft.com/office/word/2010/wordprocessingGroup" xmlns:wpi="http://schemas.microsoft.com/office/word/2010/wordprocessingInk" xmlns:wne="http://schemas.microsoft.com/office/word/2006/wordml" xmlns:wps="http://schemas.microsoft.com/office/word/2010/wordprocessingShape" mc:Ignorable="w14 w15 w16se w16cid w16 w16cex w16sdtdh wp14">
-  <w:tbl>
-    <w:tblPr>
-      <w:tblW w:w="0" w:type="auto"/>
-      <w:tblLook w:val="06A0" w:firstRow="1" w:lastRow="0" w:firstColumn="1" w:lastColumn="0" w:noHBand="1" w:noVBand="1"/>
-    </w:tblPr>
-    <w:tblGrid>
-      <w:gridCol w:w="3120"/>
-      <w:gridCol w:w="3120"/>
-      <w:gridCol w:w="3120"/>
-    </w:tblGrid>
-    <w:tr>
-      <w:trPr>
-        <w:trHeight w:val="300"/>
-      </w:trPr>
-      <w:tc>
-        <w:tcPr>
-          <w:tcW w:w="3120" w:type="dxa"/>
-        </w:tcPr>
-        <w:p>
-          <w:pPr>
-            <w:pStyle w:val="Header"/>
-            <w:ind w:left="-115"/>
-          </w:pPr>
-        </w:p>
-      </w:tc>
-      <w:tc>
-        <w:tcPr>
-          <w:tcW w:w="3120" w:type="dxa"/>
-        </w:tcPr>
-        <w:p>
-          <w:pPr>
-            <w:pStyle w:val="Header"/>
-            <w:jc w:val="center"/>
-          </w:pPr>
-        </w:p>
-      </w:tc>
-      <w:tc>
-        <w:tcPr>
-          <w:tcW w:w="3120" w:type="dxa"/>
-        </w:tcPr>
-        <w:p>
-          <w:pPr>
-            <w:pStyle w:val="Header"/>
-            <w:ind w:right="-115"/>
-            <w:jc w:val="right"/>
-          </w:pPr>
-        </w:p>
-      </w:tc>
-    </w:tr>
-  </w:tbl>
-  <w:p>
-    <w:pPr>
-      <w:pStyle w:val="Header"/>
-    </w:pPr>
-  </w:p>
-</w:hdr>
-</file>
-
-<file path=word/header5.xml><?xml version="1.0" encoding="utf-8"?>
 <w:hdr xmlns:wpc="http://schemas.microsoft.com/office/word/2010/wordprocessingCanvas" xmlns:cx="http://schemas.microsoft.com/office/drawing/2014/chartex" xmlns:cx1="http://schemas.microsoft.com/office/drawing/2015/9/8/chartex" xmlns:cx2="http://schemas.microsoft.com/office/drawing/2015/10/21/chartex" xmlns:cx3="http://schemas.microsoft.com/office/drawing/2016/5/9/chartex" xmlns:cx4="http://schemas.microsoft.com/office/drawing/2016/5/10/chartex" xmlns:cx5="http://schemas.microsoft.com/office/drawing/2016/5/11/chartex" xmlns:cx6="http://schemas.microsoft.com/office/drawing/2016/5/12/chartex" xmlns:cx7="http://schemas.microsoft.com/office/drawing/2016/5/13/chartex" xmlns:cx8="http://schemas.microsoft.com/office/drawing/2016/5/14/chartex" xmlns:mc="http://schemas.openxmlformats.org/markup-compatibility/2006" xmlns:aink="http://schemas.microsoft.com/office/drawing/2016/ink" xmlns:am3d="http://schemas.microsoft.com/office/drawing/2017/model3d" xmlns:o="urn:schemas-microsoft-com:office:office" xmlns:oel="http://schemas.microsoft.com/office/2019/extlst" xmlns:r="http://schemas.openxmlformats.org/officeDocument/2006/relationships" xmlns:m="http://schemas.openxmlformats.org/officeDocument/2006/math" xmlns:v="urn:schemas-microsoft-com:vml" xmlns:wp14="http://schemas.microsoft.com/office/word/2010/wordprocessingDrawing" xmlns:wp="http://schemas.openxmlformats.org/drawingml/2006/wordprocessingDrawing" xmlns:w10="urn:schemas-microsoft-com:office:word" xmlns:w="http://schemas.openxmlformats.org/wordprocessingml/2006/main" xmlns:w14="http://schemas.microsoft.com/office/word/2010/wordml" xmlns:w15="http://schemas.microsoft.com/office/word/2012/wordml" xmlns:w16cex="http://schemas.microsoft.com/office/word/2018/wordml/cex" xmlns:w16cid="http://schemas.microsoft.com/office/word/2016/wordml/cid" xmlns:w16="http://schemas.microsoft.com/office/word/2018/wordml" xmlns:w16sdtdh="http://schemas.microsoft.com/office/word/2020/wordml/sdtdatahash" xmlns:w16se="http://schemas.microsoft.com/office/word/2015/wordml/symex" xmlns:wpg="http://schemas.microsoft.com/office/word/2010/wordprocessingGroup" xmlns:wpi="http://schemas.microsoft.com/office/word/2010/wordprocessingInk" xmlns:wne="http://schemas.microsoft.com/office/word/2006/wordml" xmlns:wps="http://schemas.microsoft.com/office/word/2010/wordprocessingShape" mc:Ignorable="w14 w15 w16se w16cid w16 w16cex w16sdtdh wp14">
   <w:tbl>
     <w:tblPr>
@@ -10535,6 +7249,26 @@
 </file>
 
 <file path=customXml/item1.xml><?xml version="1.0" encoding="utf-8"?>
+<?mso-contentType ?>
+<FormTemplates xmlns="http://schemas.microsoft.com/sharepoint/v3/contenttype/forms">
+  <Display>DocumentLibraryForm</Display>
+  <Edit>DocumentLibraryForm</Edit>
+  <New>DocumentLibraryForm</New>
+</FormTemplates>
+</file>
+
+<file path=customXml/item2.xml><?xml version="1.0" encoding="utf-8"?>
+<p:properties xmlns:p="http://schemas.microsoft.com/office/2006/metadata/properties" xmlns:xsi="http://www.w3.org/2001/XMLSchema-instance" xmlns:pc="http://schemas.microsoft.com/office/infopath/2007/PartnerControls">
+  <documentManagement>
+    <TaxCatchAll xmlns="63cf8f5e-9a9d-4cda-a6f1-06d9c3ed1b56" xsi:nil="true"/>
+    <lcf76f155ced4ddcb4097134ff3c332f xmlns="80f56af5-a235-4a30-ba2c-31a6d000d72b">
+      <Terms xmlns="http://schemas.microsoft.com/office/infopath/2007/PartnerControls"/>
+    </lcf76f155ced4ddcb4097134ff3c332f>
+  </documentManagement>
+</p:properties>
+</file>
+
+<file path=customXml/item3.xml><?xml version="1.0" encoding="utf-8"?>
 <ct:contentTypeSchema xmlns:ct="http://schemas.microsoft.com/office/2006/metadata/contentType" xmlns:ma="http://schemas.microsoft.com/office/2006/metadata/properties/metaAttributes" ct:_="" ma:_="" ma:contentTypeName="Document" ma:contentTypeID="0x0101008F950FA22BD11B439EF2FCEDF7FF0976" ma:contentTypeVersion="12" ma:contentTypeDescription="Create a new document." ma:contentTypeScope="" ma:versionID="38a263841e6eb95b201700ac59630ea1">
   <xsd:schema xmlns:xsd="http://www.w3.org/2001/XMLSchema" xmlns:xs="http://www.w3.org/2001/XMLSchema" xmlns:p="http://schemas.microsoft.com/office/2006/metadata/properties" xmlns:ns2="80f56af5-a235-4a30-ba2c-31a6d000d72b" xmlns:ns3="63cf8f5e-9a9d-4cda-a6f1-06d9c3ed1b56" targetNamespace="http://schemas.microsoft.com/office/2006/metadata/properties" ma:root="true" ma:fieldsID="22a8da6c9b6d44ed7cdad6a9be670acd" ns2:_="" ns3:_="">
     <xsd:import namespace="80f56af5-a235-4a30-ba2c-31a6d000d72b"/>
@@ -10735,27 +7469,26 @@
 </ct:contentTypeSchema>
 </file>
 
-<file path=customXml/item2.xml><?xml version="1.0" encoding="utf-8"?>
-<?mso-contentType ?>
-<FormTemplates xmlns="http://schemas.microsoft.com/sharepoint/v3/contenttype/forms">
-  <Display>DocumentLibraryForm</Display>
-  <Edit>DocumentLibraryForm</Edit>
-  <New>DocumentLibraryForm</New>
-</FormTemplates>
+<file path=customXml/itemProps1.xml><?xml version="1.0" encoding="utf-8"?>
+<ds:datastoreItem xmlns:ds="http://schemas.openxmlformats.org/officeDocument/2006/customXml" ds:itemID="{B3360DED-8045-43BC-A3F1-77FB7861BCDC}">
+  <ds:schemaRefs>
+    <ds:schemaRef ds:uri="http://schemas.microsoft.com/sharepoint/v3/contenttype/forms"/>
+  </ds:schemaRefs>
+</ds:datastoreItem>
 </file>
 
-<file path=customXml/item3.xml><?xml version="1.0" encoding="utf-8"?>
-<p:properties xmlns:p="http://schemas.microsoft.com/office/2006/metadata/properties" xmlns:xsi="http://www.w3.org/2001/XMLSchema-instance" xmlns:pc="http://schemas.microsoft.com/office/infopath/2007/PartnerControls">
-  <documentManagement>
-    <TaxCatchAll xmlns="63cf8f5e-9a9d-4cda-a6f1-06d9c3ed1b56" xsi:nil="true"/>
-    <lcf76f155ced4ddcb4097134ff3c332f xmlns="80f56af5-a235-4a30-ba2c-31a6d000d72b">
-      <Terms xmlns="http://schemas.microsoft.com/office/infopath/2007/PartnerControls"/>
-    </lcf76f155ced4ddcb4097134ff3c332f>
-  </documentManagement>
-</p:properties>
+<file path=customXml/itemProps2.xml><?xml version="1.0" encoding="utf-8"?>
+<ds:datastoreItem xmlns:ds="http://schemas.openxmlformats.org/officeDocument/2006/customXml" ds:itemID="{8C707276-E6C9-40A6-AF54-110DDA88B001}">
+  <ds:schemaRefs>
+    <ds:schemaRef ds:uri="http://schemas.microsoft.com/office/2006/metadata/properties"/>
+    <ds:schemaRef ds:uri="http://schemas.microsoft.com/office/infopath/2007/PartnerControls"/>
+    <ds:schemaRef ds:uri="63cf8f5e-9a9d-4cda-a6f1-06d9c3ed1b56"/>
+    <ds:schemaRef ds:uri="80f56af5-a235-4a30-ba2c-31a6d000d72b"/>
+  </ds:schemaRefs>
+</ds:datastoreItem>
 </file>
 
-<file path=customXml/itemProps1.xml><?xml version="1.0" encoding="utf-8"?>
+<file path=customXml/itemProps3.xml><?xml version="1.0" encoding="utf-8"?>
 <ds:datastoreItem xmlns:ds="http://schemas.openxmlformats.org/officeDocument/2006/customXml" ds:itemID="{C2CE9F26-E80A-48F8-9E72-0BA6AFEE532E}">
   <ds:schemaRefs>
     <ds:schemaRef ds:uri="http://schemas.microsoft.com/office/2006/metadata/contentType"/>
@@ -10772,23 +7505,4 @@
     <ds:schemaRef ds:uri="http://schemas.microsoft.com/internal/obd"/>
   </ds:schemaRefs>
 </ds:datastoreItem>
-</file>
-
-<file path=customXml/itemProps2.xml><?xml version="1.0" encoding="utf-8"?>
-<ds:datastoreItem xmlns:ds="http://schemas.openxmlformats.org/officeDocument/2006/customXml" ds:itemID="{B3360DED-8045-43BC-A3F1-77FB7861BCDC}">
-  <ds:schemaRefs>
-    <ds:schemaRef ds:uri="http://schemas.microsoft.com/sharepoint/v3/contenttype/forms"/>
-  </ds:schemaRefs>
-</ds:datastoreItem>
-</file>
-
-<file path=customXml/itemProps3.xml><?xml version="1.0" encoding="utf-8"?>
-<ds:datastoreItem xmlns:ds="http://schemas.openxmlformats.org/officeDocument/2006/customXml" ds:itemID="{8C707276-E6C9-40A6-AF54-110DDA88B001}">
-  <ds:schemaRefs>
-    <ds:schemaRef ds:uri="http://schemas.microsoft.com/office/2006/metadata/properties"/>
-    <ds:schemaRef ds:uri="http://schemas.microsoft.com/office/infopath/2007/PartnerControls"/>
-    <ds:schemaRef ds:uri="63cf8f5e-9a9d-4cda-a6f1-06d9c3ed1b56"/>
-    <ds:schemaRef ds:uri="80f56af5-a235-4a30-ba2c-31a6d000d72b"/>
-  </ds:schemaRefs>
-</ds:datastoreItem>
 </file>
--- a/docassemble/USCISApplications/data/templates/Court_Accompaniment_Intake.docx
+++ b/docassemble/USCISApplications/data/templates/Court_Accompaniment_Intake.docx
@@ -109,7 +109,6 @@
         </w:rPr>
         <w:t xml:space="preserve">{{ </w:t>
       </w:r>
-      <w:proofErr w:type="spellStart"/>
       <w:r>
         <w:rPr>
           <w:rFonts w:ascii="Calibri" w:eastAsia="Arial" w:hAnsi="Calibri" w:cs="Calibri"/>
@@ -118,18 +117,7 @@
           <w:sz w:val="22"/>
           <w:szCs w:val="22"/>
         </w:rPr>
-        <w:t>screener.name_full</w:t>
-      </w:r>
-      <w:proofErr w:type="spellEnd"/>
-      <w:r>
-        <w:rPr>
-          <w:rFonts w:ascii="Calibri" w:eastAsia="Arial" w:hAnsi="Calibri" w:cs="Calibri"/>
-          <w:b/>
-          <w:bCs/>
-          <w:sz w:val="22"/>
-          <w:szCs w:val="22"/>
-        </w:rPr>
-        <w:t>()</w:t>
+        <w:t>screener.name_full()</w:t>
       </w:r>
       <w:r>
         <w:rPr>
@@ -200,51 +188,7 @@
           <w:sz w:val="22"/>
           <w:szCs w:val="22"/>
         </w:rPr>
-        <w:t>{{ users[0].</w:t>
-      </w:r>
-      <w:proofErr w:type="spellStart"/>
-      <w:r>
-        <w:rPr>
-          <w:rFonts w:ascii="Calibri" w:eastAsia="Calibri" w:hAnsi="Calibri" w:cs="Calibri"/>
-          <w:b/>
-          <w:bCs/>
-          <w:sz w:val="22"/>
-          <w:szCs w:val="22"/>
-        </w:rPr>
-        <w:t>hearing_date.format</w:t>
-      </w:r>
-      <w:proofErr w:type="spellEnd"/>
-      <w:r>
-        <w:rPr>
-          <w:rFonts w:ascii="Calibri" w:eastAsia="Calibri" w:hAnsi="Calibri" w:cs="Calibri"/>
-          <w:b/>
-          <w:bCs/>
-          <w:sz w:val="22"/>
-          <w:szCs w:val="22"/>
-        </w:rPr>
-        <w:t>('MM/dd/</w:t>
-      </w:r>
-      <w:proofErr w:type="spellStart"/>
-      <w:r>
-        <w:rPr>
-          <w:rFonts w:ascii="Calibri" w:eastAsia="Calibri" w:hAnsi="Calibri" w:cs="Calibri"/>
-          <w:b/>
-          <w:bCs/>
-          <w:sz w:val="22"/>
-          <w:szCs w:val="22"/>
-        </w:rPr>
-        <w:t>yyyy</w:t>
-      </w:r>
-      <w:proofErr w:type="spellEnd"/>
-      <w:r>
-        <w:rPr>
-          <w:rFonts w:ascii="Calibri" w:eastAsia="Calibri" w:hAnsi="Calibri" w:cs="Calibri"/>
-          <w:b/>
-          <w:bCs/>
-          <w:sz w:val="22"/>
-          <w:szCs w:val="22"/>
-        </w:rPr>
-        <w:t>') }}</w:t>
+        <w:t>{{ users[0].hearing_date.format('MM/dd/yyyy') }}</w:t>
       </w:r>
       <w:r>
         <w:rPr>
@@ -277,7 +221,6 @@
         </w:rPr>
         <w:t xml:space="preserve">{{ </w:t>
       </w:r>
-      <w:proofErr w:type="spellStart"/>
       <w:r>
         <w:rPr>
           <w:rFonts w:ascii="Calibri" w:eastAsia="Calibri" w:hAnsi="Calibri" w:cs="Calibri"/>
@@ -286,18 +229,7 @@
           <w:sz w:val="22"/>
           <w:szCs w:val="22"/>
         </w:rPr>
-        <w:t>format_time</w:t>
-      </w:r>
-      <w:proofErr w:type="spellEnd"/>
-      <w:r>
-        <w:rPr>
-          <w:rFonts w:ascii="Calibri" w:eastAsia="Calibri" w:hAnsi="Calibri" w:cs="Calibri"/>
-          <w:b/>
-          <w:bCs/>
-          <w:sz w:val="22"/>
-          <w:szCs w:val="22"/>
-        </w:rPr>
-        <w:t>(</w:t>
+        <w:t>format_time(</w:t>
       </w:r>
       <w:r>
         <w:rPr>
@@ -307,9 +239,8 @@
           <w:sz w:val="22"/>
           <w:szCs w:val="22"/>
         </w:rPr>
-        <w:t>users[0].</w:t>
+        <w:t>users[0].hearing_time</w:t>
       </w:r>
-      <w:proofErr w:type="spellStart"/>
       <w:r>
         <w:rPr>
           <w:rFonts w:ascii="Calibri" w:eastAsia="Calibri" w:hAnsi="Calibri" w:cs="Calibri"/>
@@ -318,40 +249,7 @@
           <w:sz w:val="22"/>
           <w:szCs w:val="22"/>
         </w:rPr>
-        <w:t>hearing_time</w:t>
-      </w:r>
-      <w:proofErr w:type="spellEnd"/>
-      <w:r>
-        <w:rPr>
-          <w:rFonts w:ascii="Calibri" w:eastAsia="Calibri" w:hAnsi="Calibri" w:cs="Calibri"/>
-          <w:b/>
-          <w:bCs/>
-          <w:sz w:val="22"/>
-          <w:szCs w:val="22"/>
-        </w:rPr>
-        <w:t>, format='</w:t>
-      </w:r>
-      <w:proofErr w:type="spellStart"/>
-      <w:r>
-        <w:rPr>
-          <w:rFonts w:ascii="Calibri" w:eastAsia="Calibri" w:hAnsi="Calibri" w:cs="Calibri"/>
-          <w:b/>
-          <w:bCs/>
-          <w:sz w:val="22"/>
-          <w:szCs w:val="22"/>
-        </w:rPr>
-        <w:t>h:mm</w:t>
-      </w:r>
-      <w:proofErr w:type="spellEnd"/>
-      <w:r>
-        <w:rPr>
-          <w:rFonts w:ascii="Calibri" w:eastAsia="Calibri" w:hAnsi="Calibri" w:cs="Calibri"/>
-          <w:b/>
-          <w:bCs/>
-          <w:sz w:val="22"/>
-          <w:szCs w:val="22"/>
-        </w:rPr>
-        <w:t xml:space="preserve"> a')</w:t>
+        <w:t>, format='h:mm a')</w:t>
       </w:r>
       <w:r>
         <w:rPr>
@@ -412,29 +310,7 @@
           <w:sz w:val="22"/>
           <w:szCs w:val="22"/>
         </w:rPr>
-        <w:t xml:space="preserve">{{ </w:t>
-      </w:r>
-      <w:proofErr w:type="spellStart"/>
-      <w:r>
-        <w:rPr>
-          <w:rFonts w:ascii="Calibri" w:eastAsia="Calibri" w:hAnsi="Calibri" w:cs="Calibri"/>
-          <w:b/>
-          <w:bCs/>
-          <w:sz w:val="22"/>
-          <w:szCs w:val="22"/>
-        </w:rPr>
-        <w:t>immigration_judge.name_full</w:t>
-      </w:r>
-      <w:proofErr w:type="spellEnd"/>
-      <w:r>
-        <w:rPr>
-          <w:rFonts w:ascii="Calibri" w:eastAsia="Calibri" w:hAnsi="Calibri" w:cs="Calibri"/>
-          <w:b/>
-          <w:bCs/>
-          <w:sz w:val="22"/>
-          <w:szCs w:val="22"/>
-        </w:rPr>
-        <w:t>() }}</w:t>
+        <w:t>{{ immigration_judge.name_full() }}</w:t>
       </w:r>
     </w:p>
     <w:p>
@@ -475,29 +351,7 @@
           <w:sz w:val="22"/>
           <w:szCs w:val="22"/>
         </w:rPr>
-        <w:t>{% if not users[0].</w:t>
-      </w:r>
-      <w:proofErr w:type="spellStart"/>
-      <w:r>
-        <w:rPr>
-          <w:rFonts w:ascii="Calibri" w:eastAsia="Calibri" w:hAnsi="Calibri" w:cs="Calibri"/>
-          <w:b/>
-          <w:bCs/>
-          <w:sz w:val="22"/>
-          <w:szCs w:val="22"/>
-        </w:rPr>
-        <w:t>has_riders</w:t>
-      </w:r>
-      <w:proofErr w:type="spellEnd"/>
-      <w:r>
-        <w:rPr>
-          <w:rFonts w:ascii="Calibri" w:eastAsia="Calibri" w:hAnsi="Calibri" w:cs="Calibri"/>
-          <w:b/>
-          <w:bCs/>
-          <w:sz w:val="22"/>
-          <w:szCs w:val="22"/>
-        </w:rPr>
-        <w:t xml:space="preserve"> %}N/A{% endif %}</w:t>
+        <w:t>{% if not users[0].has_riders %}N/A{% endif %}</w:t>
       </w:r>
     </w:p>
     <w:p>
@@ -530,7 +384,6 @@
         </w:rPr>
         <w:t>users[0].</w:t>
       </w:r>
-      <w:proofErr w:type="spellStart"/>
       <w:r>
         <w:rPr>
           <w:rFonts w:ascii="Calibri" w:eastAsia="Calibri" w:hAnsi="Calibri" w:cs="Calibri"/>
@@ -539,18 +392,7 @@
           <w:sz w:val="22"/>
           <w:szCs w:val="22"/>
         </w:rPr>
-        <w:t>has_riders</w:t>
-      </w:r>
-      <w:proofErr w:type="spellEnd"/>
-      <w:r>
-        <w:rPr>
-          <w:rFonts w:ascii="Calibri" w:eastAsia="Calibri" w:hAnsi="Calibri" w:cs="Calibri"/>
-          <w:b/>
-          <w:bCs/>
-          <w:sz w:val="22"/>
-          <w:szCs w:val="22"/>
-        </w:rPr>
-        <w:t xml:space="preserve"> %}</w:t>
+        <w:t>has_riders %}</w:t>
       </w:r>
     </w:p>
     <w:tbl>
@@ -584,23 +426,13 @@
                 <w:bCs/>
               </w:rPr>
             </w:pPr>
-            <w:proofErr w:type="spellStart"/>
             <w:r>
               <w:rPr>
                 <w:rFonts w:ascii="Calibri" w:eastAsia="Calibri" w:hAnsi="Calibri" w:cs="Calibri"/>
                 <w:b/>
                 <w:bCs/>
               </w:rPr>
-              <w:t>Additonal</w:t>
-            </w:r>
-            <w:proofErr w:type="spellEnd"/>
-            <w:r>
-              <w:rPr>
-                <w:rFonts w:ascii="Calibri" w:eastAsia="Calibri" w:hAnsi="Calibri" w:cs="Calibri"/>
-                <w:b/>
-                <w:bCs/>
-              </w:rPr>
-              <w:t xml:space="preserve"> Riders</w:t>
+              <w:t>Additonal Riders</w:t>
             </w:r>
           </w:p>
         </w:tc>
@@ -682,21 +514,7 @@
               <w:rPr>
                 <w:rFonts w:ascii="Calibri" w:eastAsia="Calibri" w:hAnsi="Calibri" w:cs="Calibri"/>
               </w:rPr>
-              <w:t xml:space="preserve">{%tr for rider in </w:t>
-            </w:r>
-            <w:proofErr w:type="spellStart"/>
-            <w:r>
-              <w:rPr>
-                <w:rFonts w:ascii="Calibri" w:eastAsia="Calibri" w:hAnsi="Calibri" w:cs="Calibri"/>
-              </w:rPr>
-              <w:t>additional_riders</w:t>
-            </w:r>
-            <w:proofErr w:type="spellEnd"/>
-            <w:r>
-              <w:rPr>
-                <w:rFonts w:ascii="Calibri" w:eastAsia="Calibri" w:hAnsi="Calibri" w:cs="Calibri"/>
-              </w:rPr>
-              <w:t xml:space="preserve"> %}</w:t>
+              <w:t>{%tr for rider in additional_riders %}</w:t>
             </w:r>
           </w:p>
         </w:tc>
@@ -743,21 +561,7 @@
               <w:rPr>
                 <w:rFonts w:ascii="Calibri" w:eastAsia="Calibri" w:hAnsi="Calibri" w:cs="Calibri"/>
               </w:rPr>
-              <w:t xml:space="preserve">{{ </w:t>
-            </w:r>
-            <w:proofErr w:type="spellStart"/>
-            <w:r>
-              <w:rPr>
-                <w:rFonts w:ascii="Calibri" w:eastAsia="Calibri" w:hAnsi="Calibri" w:cs="Calibri"/>
-              </w:rPr>
-              <w:t>rider.name_full</w:t>
-            </w:r>
-            <w:proofErr w:type="spellEnd"/>
-            <w:r>
-              <w:rPr>
-                <w:rFonts w:ascii="Calibri" w:eastAsia="Calibri" w:hAnsi="Calibri" w:cs="Calibri"/>
-              </w:rPr>
-              <w:t>() }}</w:t>
+              <w:t>{{ rider.name_full() }}</w:t>
             </w:r>
           </w:p>
         </w:tc>
@@ -775,21 +579,7 @@
               <w:rPr>
                 <w:rFonts w:ascii="Calibri" w:eastAsia="Calibri" w:hAnsi="Calibri" w:cs="Calibri"/>
               </w:rPr>
-              <w:t xml:space="preserve">{{ </w:t>
-            </w:r>
-            <w:proofErr w:type="spellStart"/>
-            <w:r>
-              <w:rPr>
-                <w:rFonts w:ascii="Calibri" w:eastAsia="Calibri" w:hAnsi="Calibri" w:cs="Calibri"/>
-              </w:rPr>
-              <w:t>rider.relationship</w:t>
-            </w:r>
-            <w:proofErr w:type="spellEnd"/>
-            <w:r>
-              <w:rPr>
-                <w:rFonts w:ascii="Calibri" w:eastAsia="Calibri" w:hAnsi="Calibri" w:cs="Calibri"/>
-              </w:rPr>
-              <w:t xml:space="preserve"> }}</w:t>
+              <w:t>{{ rider.relationship }}</w:t>
             </w:r>
           </w:p>
         </w:tc>
@@ -800,28 +590,14 @@
           <w:p>
             <w:pPr>
               <w:rPr>
-                <w:rFonts w:eastAsia="Arial" w:cstheme="minorHAnsi"/>
-              </w:rPr>
-            </w:pPr>
-            <w:r>
-              <w:rPr>
-                <w:rFonts w:ascii="Calibri" w:eastAsia="Calibri" w:hAnsi="Calibri" w:cs="Calibri"/>
-              </w:rPr>
-              <w:t xml:space="preserve">{{ </w:t>
-            </w:r>
-            <w:proofErr w:type="spellStart"/>
-            <w:r>
-              <w:rPr>
-                <w:rFonts w:ascii="Calibri" w:eastAsia="Calibri" w:hAnsi="Calibri" w:cs="Calibri"/>
-              </w:rPr>
-              <w:t>rider.a_number</w:t>
-            </w:r>
-            <w:proofErr w:type="spellEnd"/>
-            <w:r>
-              <w:rPr>
-                <w:rFonts w:ascii="Calibri" w:eastAsia="Calibri" w:hAnsi="Calibri" w:cs="Calibri"/>
-              </w:rPr>
-              <w:t xml:space="preserve"> }}</w:t>
+                <w:rFonts w:ascii="Calibri" w:eastAsia="Arial" w:hAnsi="Calibri" w:cs="Calibri"/>
+              </w:rPr>
+            </w:pPr>
+            <w:r>
+              <w:rPr>
+                <w:rFonts w:ascii="Calibri" w:eastAsia="Calibri" w:hAnsi="Calibri" w:cs="Calibri"/>
+              </w:rPr>
+              <w:t>{{ rider.a_number }}</w:t>
             </w:r>
           </w:p>
         </w:tc>
@@ -844,29 +620,8 @@
               <w:rPr>
                 <w:rFonts w:ascii="Calibri" w:eastAsia="Calibri" w:hAnsi="Calibri" w:cs="Calibri"/>
               </w:rPr>
-              <w:t xml:space="preserve">{%tr </w:t>
-            </w:r>
-            <w:proofErr w:type="spellStart"/>
-            <w:r>
-              <w:rPr>
-                <w:rFonts w:ascii="Calibri" w:eastAsia="Calibri" w:hAnsi="Calibri" w:cs="Calibri"/>
-              </w:rPr>
-              <w:t>endfor</w:t>
-            </w:r>
-            <w:proofErr w:type="spellEnd"/>
-            <w:r>
-              <w:rPr>
-                <w:rFonts w:ascii="Calibri" w:eastAsia="Calibri" w:hAnsi="Calibri" w:cs="Calibri"/>
-              </w:rPr>
-              <w:t xml:space="preserve"> %}</w:t>
-            </w:r>
-          </w:p>
-          <w:p>
-            <w:pPr>
-              <w:rPr>
-                <w:rFonts w:ascii="Calibri" w:eastAsia="Calibri" w:hAnsi="Calibri" w:cs="Calibri"/>
-              </w:rPr>
-            </w:pPr>
+              <w:t>{%tr endfor %}</w:t>
+            </w:r>
           </w:p>
         </w:tc>
         <w:tc>
@@ -914,6 +669,16 @@
           <w:szCs w:val="22"/>
         </w:rPr>
         <w:t>{%p endif %}</w:t>
+      </w:r>
+      <w:r>
+        <w:rPr>
+          <w:rFonts w:ascii="Calibri" w:eastAsia="Calibri" w:hAnsi="Calibri" w:cs="Calibri"/>
+          <w:b/>
+          <w:bCs/>
+          <w:sz w:val="22"/>
+          <w:szCs w:val="22"/>
+        </w:rPr>
+        <w:br/>
       </w:r>
     </w:p>
     <w:tbl>
@@ -1015,21 +780,7 @@
               <w:rPr>
                 <w:rFonts w:ascii="Calibri" w:eastAsia="Calibri" w:hAnsi="Calibri" w:cs="Calibri"/>
               </w:rPr>
-              <w:t>].</w:t>
-            </w:r>
-            <w:proofErr w:type="spellStart"/>
-            <w:r>
-              <w:rPr>
-                <w:rFonts w:ascii="Calibri" w:eastAsia="Calibri" w:hAnsi="Calibri" w:cs="Calibri"/>
-              </w:rPr>
-              <w:t>name_full</w:t>
-            </w:r>
-            <w:proofErr w:type="spellEnd"/>
-            <w:r>
-              <w:rPr>
-                <w:rFonts w:ascii="Calibri" w:eastAsia="Calibri" w:hAnsi="Calibri" w:cs="Calibri"/>
-              </w:rPr>
-              <w:t>() }}</w:t>
+              <w:t>].name_full() }}</w:t>
             </w:r>
           </w:p>
         </w:tc>
@@ -1086,35 +837,7 @@
               <w:rPr>
                 <w:rFonts w:ascii="Calibri" w:eastAsia="Calibri" w:hAnsi="Calibri" w:cs="Calibri"/>
               </w:rPr>
-              <w:t>].</w:t>
-            </w:r>
-            <w:proofErr w:type="spellStart"/>
-            <w:r>
-              <w:rPr>
-                <w:rFonts w:ascii="Calibri" w:eastAsia="Calibri" w:hAnsi="Calibri" w:cs="Calibri"/>
-              </w:rPr>
-              <w:t>birthdate.format</w:t>
-            </w:r>
-            <w:proofErr w:type="spellEnd"/>
-            <w:r>
-              <w:rPr>
-                <w:rFonts w:ascii="Calibri" w:eastAsia="Calibri" w:hAnsi="Calibri" w:cs="Calibri"/>
-              </w:rPr>
-              <w:t>('MM/dd/</w:t>
-            </w:r>
-            <w:proofErr w:type="spellStart"/>
-            <w:r>
-              <w:rPr>
-                <w:rFonts w:ascii="Calibri" w:eastAsia="Calibri" w:hAnsi="Calibri" w:cs="Calibri"/>
-              </w:rPr>
-              <w:t>yyyy</w:t>
-            </w:r>
-            <w:proofErr w:type="spellEnd"/>
-            <w:r>
-              <w:rPr>
-                <w:rFonts w:ascii="Calibri" w:eastAsia="Calibri" w:hAnsi="Calibri" w:cs="Calibri"/>
-              </w:rPr>
-              <w:t>') }}</w:t>
+              <w:t>].birthdate.format('MM/dd/yyyy') }}</w:t>
             </w:r>
           </w:p>
         </w:tc>
@@ -1159,35 +882,21 @@
             </w:pPr>
             <w:r>
               <w:rPr>
-                <w:rFonts w:eastAsia="Arial" w:cstheme="minorHAnsi"/>
+                <w:rFonts w:ascii="Calibri" w:eastAsia="Arial" w:hAnsi="Calibri" w:cs="Calibri"/>
               </w:rPr>
               <w:t>{{ users[</w:t>
             </w:r>
             <w:r>
               <w:rPr>
-                <w:rFonts w:eastAsia="Arial" w:cstheme="minorHAnsi"/>
+                <w:rFonts w:ascii="Calibri" w:eastAsia="Arial" w:hAnsi="Calibri" w:cs="Calibri"/>
               </w:rPr>
               <w:t>0</w:t>
             </w:r>
             <w:r>
               <w:rPr>
-                <w:rFonts w:eastAsia="Arial" w:cstheme="minorHAnsi"/>
-              </w:rPr>
-              <w:t>].</w:t>
-            </w:r>
-            <w:proofErr w:type="spellStart"/>
-            <w:r>
-              <w:rPr>
-                <w:rFonts w:eastAsia="Arial" w:cstheme="minorHAnsi"/>
-              </w:rPr>
-              <w:t>a_number</w:t>
-            </w:r>
-            <w:proofErr w:type="spellEnd"/>
-            <w:r>
-              <w:rPr>
-                <w:rFonts w:eastAsia="Arial" w:cstheme="minorHAnsi"/>
-              </w:rPr>
-              <w:t xml:space="preserve"> }}</w:t>
+                <w:rFonts w:ascii="Calibri" w:eastAsia="Arial" w:hAnsi="Calibri" w:cs="Calibri"/>
+              </w:rPr>
+              <w:t>].a_number }}</w:t>
             </w:r>
           </w:p>
         </w:tc>
@@ -1234,19 +943,11 @@
               </w:rPr>
               <w:t xml:space="preserve">{{ </w:t>
             </w:r>
-            <w:proofErr w:type="spellStart"/>
-            <w:r>
-              <w:rPr>
-                <w:rFonts w:ascii="Calibri" w:eastAsia="Calibri" w:hAnsi="Calibri" w:cs="Calibri"/>
-              </w:rPr>
-              <w:t>phone_number_formatted</w:t>
-            </w:r>
-            <w:proofErr w:type="spellEnd"/>
-            <w:r>
-              <w:rPr>
-                <w:rFonts w:ascii="Calibri" w:eastAsia="Calibri" w:hAnsi="Calibri" w:cs="Calibri"/>
-              </w:rPr>
-              <w:t>(</w:t>
+            <w:r>
+              <w:rPr>
+                <w:rFonts w:ascii="Calibri" w:eastAsia="Calibri" w:hAnsi="Calibri" w:cs="Calibri"/>
+              </w:rPr>
+              <w:t>phone_number_formatted(</w:t>
             </w:r>
             <w:r>
               <w:rPr>
@@ -1264,16 +965,8 @@
               <w:rPr>
                 <w:rFonts w:ascii="Calibri" w:eastAsia="Calibri" w:hAnsi="Calibri" w:cs="Calibri"/>
               </w:rPr>
-              <w:t>].</w:t>
-            </w:r>
-            <w:proofErr w:type="spellStart"/>
-            <w:r>
-              <w:rPr>
-                <w:rFonts w:ascii="Calibri" w:eastAsia="Calibri" w:hAnsi="Calibri" w:cs="Calibri"/>
-              </w:rPr>
-              <w:t>phone_number</w:t>
-            </w:r>
-            <w:proofErr w:type="spellEnd"/>
+              <w:t>].phone_number</w:t>
+            </w:r>
             <w:r>
               <w:rPr>
                 <w:rFonts w:ascii="Calibri" w:eastAsia="Calibri" w:hAnsi="Calibri" w:cs="Calibri"/>
@@ -1284,13 +977,7 @@
               <w:rPr>
                 <w:rFonts w:ascii="Calibri" w:eastAsia="Calibri" w:hAnsi="Calibri" w:cs="Calibri"/>
               </w:rPr>
-              <w:t xml:space="preserve"> </w:t>
-            </w:r>
-            <w:r>
-              <w:rPr>
-                <w:rFonts w:ascii="Calibri" w:eastAsia="Calibri" w:hAnsi="Calibri" w:cs="Calibri"/>
-              </w:rPr>
-              <w:t>}}</w:t>
+              <w:t xml:space="preserve"> }}</w:t>
             </w:r>
           </w:p>
         </w:tc>
@@ -1404,21 +1091,7 @@
               <w:rPr>
                 <w:rFonts w:ascii="Calibri" w:eastAsia="Calibri" w:hAnsi="Calibri" w:cs="Calibri"/>
               </w:rPr>
-              <w:t>].</w:t>
-            </w:r>
-            <w:proofErr w:type="spellStart"/>
-            <w:r>
-              <w:rPr>
-                <w:rFonts w:ascii="Calibri" w:eastAsia="Calibri" w:hAnsi="Calibri" w:cs="Calibri"/>
-              </w:rPr>
-              <w:t>country_of_birth</w:t>
-            </w:r>
-            <w:proofErr w:type="spellEnd"/>
-            <w:r>
-              <w:rPr>
-                <w:rFonts w:ascii="Calibri" w:eastAsia="Calibri" w:hAnsi="Calibri" w:cs="Calibri"/>
-              </w:rPr>
-              <w:t xml:space="preserve"> }}</w:t>
+              <w:t>].country_of_birth }}</w:t>
             </w:r>
           </w:p>
         </w:tc>
@@ -1463,21 +1136,7 @@
               <w:rPr>
                 <w:rFonts w:ascii="Calibri" w:eastAsia="Calibri" w:hAnsi="Calibri" w:cs="Calibri"/>
               </w:rPr>
-              <w:t xml:space="preserve">{{ </w:t>
-            </w:r>
-            <w:proofErr w:type="spellStart"/>
-            <w:r>
-              <w:rPr>
-                <w:rFonts w:ascii="Calibri" w:eastAsia="Calibri" w:hAnsi="Calibri" w:cs="Calibri"/>
-              </w:rPr>
-              <w:t>comma_list</w:t>
-            </w:r>
-            <w:proofErr w:type="spellEnd"/>
-            <w:r>
-              <w:rPr>
-                <w:rFonts w:ascii="Calibri" w:eastAsia="Calibri" w:hAnsi="Calibri" w:cs="Calibri"/>
-              </w:rPr>
-              <w:t>(</w:t>
+              <w:t>{{ comma_list(</w:t>
             </w:r>
             <w:r>
               <w:rPr>
@@ -1503,7 +1162,6 @@
               </w:rPr>
               <w:t>].</w:t>
             </w:r>
-            <w:proofErr w:type="spellStart"/>
             <w:r>
               <w:rPr>
                 <w:rFonts w:ascii="Calibri" w:eastAsia="Calibri" w:hAnsi="Calibri" w:cs="Calibri"/>
@@ -1516,50 +1174,11 @@
               </w:rPr>
               <w:t>_of_citizenship</w:t>
             </w:r>
-            <w:proofErr w:type="spellEnd"/>
-            <w:r>
-              <w:rPr>
-                <w:rFonts w:ascii="Calibri" w:eastAsia="Calibri" w:hAnsi="Calibri" w:cs="Calibri"/>
-              </w:rPr>
-              <w:t>,</w:t>
-            </w:r>
-            <w:r>
-              <w:rPr>
-                <w:rFonts w:ascii="Calibri" w:eastAsia="Calibri" w:hAnsi="Calibri" w:cs="Calibri"/>
-              </w:rPr>
-              <w:t xml:space="preserve"> users[</w:t>
-            </w:r>
-            <w:r>
-              <w:rPr>
-                <w:rFonts w:ascii="Calibri" w:eastAsia="Calibri" w:hAnsi="Calibri" w:cs="Calibri"/>
-              </w:rPr>
-              <w:t>0</w:t>
-            </w:r>
-            <w:r>
-              <w:rPr>
-                <w:rFonts w:ascii="Calibri" w:eastAsia="Calibri" w:hAnsi="Calibri" w:cs="Calibri"/>
-              </w:rPr>
-              <w:t>]</w:t>
-            </w:r>
-            <w:r>
-              <w:rPr>
-                <w:rFonts w:ascii="Calibri" w:eastAsia="Calibri" w:hAnsi="Calibri" w:cs="Calibri"/>
-              </w:rPr>
-              <w:t>.</w:t>
-            </w:r>
-            <w:proofErr w:type="spellStart"/>
-            <w:r>
-              <w:rPr>
-                <w:rFonts w:ascii="Calibri" w:eastAsia="Calibri" w:hAnsi="Calibri" w:cs="Calibri"/>
-              </w:rPr>
-              <w:t>additional_citizenship</w:t>
-            </w:r>
-            <w:proofErr w:type="spellEnd"/>
-            <w:r>
-              <w:rPr>
-                <w:rFonts w:ascii="Calibri" w:eastAsia="Calibri" w:hAnsi="Calibri" w:cs="Calibri"/>
-              </w:rPr>
-              <w:t>]</w:t>
+            <w:r>
+              <w:rPr>
+                <w:rFonts w:ascii="Calibri" w:eastAsia="Calibri" w:hAnsi="Calibri" w:cs="Calibri"/>
+              </w:rPr>
+              <w:t>, users[0].additional_citizenship]</w:t>
             </w:r>
           </w:p>
           <w:p>
@@ -1599,19 +1218,7 @@
               <w:rPr>
                 <w:rFonts w:ascii="Calibri" w:eastAsia="Calibri" w:hAnsi="Calibri" w:cs="Calibri"/>
               </w:rPr>
-              <w:t xml:space="preserve">Is this your first </w:t>
-            </w:r>
-            <w:r>
-              <w:rPr>
-                <w:rFonts w:ascii="Calibri" w:eastAsia="Calibri" w:hAnsi="Calibri" w:cs="Calibri"/>
-              </w:rPr>
-              <w:t>hearing</w:t>
-            </w:r>
-            <w:r>
-              <w:rPr>
-                <w:rFonts w:ascii="Calibri" w:eastAsia="Calibri" w:hAnsi="Calibri" w:cs="Calibri"/>
-              </w:rPr>
-              <w:t>?</w:t>
+              <w:t>Is this your first hearing?</w:t>
             </w:r>
           </w:p>
         </w:tc>
@@ -1627,105 +1234,114 @@
               </w:rPr>
             </w:pPr>
             <w:r>
+              <w:rPr>
+                <w:rFonts w:ascii="Calibri" w:hAnsi="Calibri" w:cs="Calibri"/>
+              </w:rPr>
+              <w:t>{{ output_checkbox(users[</w:t>
+            </w:r>
+            <w:r>
+              <w:rPr>
+                <w:rFonts w:ascii="Calibri" w:hAnsi="Calibri" w:cs="Calibri"/>
+              </w:rPr>
+              <w:t>0</w:t>
+            </w:r>
+            <w:r>
+              <w:rPr>
+                <w:rFonts w:ascii="Calibri" w:hAnsi="Calibri" w:cs="Calibri"/>
+              </w:rPr>
+              <w:t>].</w:t>
+            </w:r>
+            <w:r>
+              <w:rPr>
+                <w:rFonts w:ascii="Calibri" w:hAnsi="Calibri" w:cs="Calibri"/>
+              </w:rPr>
+              <w:t>fotc_first_hearing</w:t>
+            </w:r>
+            <w:r>
+              <w:rPr>
+                <w:rFonts w:ascii="Calibri" w:hAnsi="Calibri" w:cs="Calibri"/>
+              </w:rPr>
+              <w:t xml:space="preserve">)  }} </w:t>
+            </w:r>
+            <w:r>
+              <w:rPr>
+                <w:rFonts w:ascii="Calibri" w:eastAsia="Calibri" w:hAnsi="Calibri" w:cs="Calibri"/>
+              </w:rPr>
+              <w:t xml:space="preserve">Yes   </w:t>
+            </w:r>
+          </w:p>
+          <w:p>
+            <w:pPr>
+              <w:pStyle w:val="NoSpacing"/>
+              <w:rPr>
+                <w:rFonts w:ascii="Calibri" w:hAnsi="Calibri" w:cs="Calibri"/>
+              </w:rPr>
+            </w:pPr>
+            <w:r>
+              <w:rPr>
+                <w:rFonts w:ascii="Calibri" w:hAnsi="Calibri" w:cs="Calibri"/>
+              </w:rPr>
+              <w:t>{{ output_checkbox(not users[</w:t>
+            </w:r>
+            <w:r>
+              <w:rPr>
+                <w:rFonts w:ascii="Calibri" w:hAnsi="Calibri" w:cs="Calibri"/>
+              </w:rPr>
+              <w:t>0</w:t>
+            </w:r>
+            <w:r>
+              <w:rPr>
+                <w:rFonts w:ascii="Calibri" w:hAnsi="Calibri" w:cs="Calibri"/>
+              </w:rPr>
+              <w:t>].</w:t>
+            </w:r>
+            <w:r>
+              <w:rPr>
+                <w:rFonts w:ascii="Calibri" w:hAnsi="Calibri" w:cs="Calibri"/>
+              </w:rPr>
+              <w:t>fotc_first_hearing</w:t>
+            </w:r>
+            <w:r>
+              <w:rPr>
+                <w:rFonts w:ascii="Calibri" w:hAnsi="Calibri" w:cs="Calibri"/>
+              </w:rPr>
+              <w:t xml:space="preserve">)  }} </w:t>
+            </w:r>
+            <w:r>
+              <w:rPr>
+                <w:rFonts w:ascii="Calibri" w:eastAsia="Calibri" w:hAnsi="Calibri" w:cs="Calibri"/>
+              </w:rPr>
+              <w:t xml:space="preserve">No – Prior Hearing date: </w:t>
+            </w:r>
+            <w:r>
+              <w:rPr>
+                <w:rFonts w:ascii="Calibri" w:hAnsi="Calibri" w:cs="Calibri"/>
+              </w:rPr>
               <w:t xml:space="preserve">{{ </w:t>
             </w:r>
-            <w:proofErr w:type="spellStart"/>
-            <w:r>
-              <w:t>output_checkbox</w:t>
-            </w:r>
-            <w:proofErr w:type="spellEnd"/>
-            <w:r>
-              <w:t>(users[</w:t>
-            </w:r>
-            <w:r>
-              <w:t>0</w:t>
-            </w:r>
-            <w:r>
-              <w:t>].</w:t>
-            </w:r>
-            <w:proofErr w:type="spellStart"/>
-            <w:r>
-              <w:t>fotc_first_hearing</w:t>
-            </w:r>
-            <w:proofErr w:type="spellEnd"/>
-            <w:r>
-              <w:t xml:space="preserve">)  }} </w:t>
-            </w:r>
-            <w:r>
-              <w:rPr>
-                <w:rFonts w:ascii="Calibri" w:eastAsia="Calibri" w:hAnsi="Calibri" w:cs="Calibri"/>
-              </w:rPr>
-              <w:t xml:space="preserve">Yes   </w:t>
-            </w:r>
-          </w:p>
-          <w:p>
-            <w:pPr>
-              <w:pStyle w:val="NoSpacing"/>
-            </w:pPr>
-            <w:r>
-              <w:t xml:space="preserve">{{ </w:t>
-            </w:r>
-            <w:proofErr w:type="spellStart"/>
-            <w:r>
-              <w:t>output_checkbox</w:t>
-            </w:r>
-            <w:proofErr w:type="spellEnd"/>
-            <w:r>
-              <w:t xml:space="preserve">(not </w:t>
-            </w:r>
-            <w:r>
-              <w:t>users[</w:t>
-            </w:r>
-            <w:r>
-              <w:t>0</w:t>
-            </w:r>
-            <w:r>
-              <w:t>].</w:t>
-            </w:r>
-            <w:proofErr w:type="spellStart"/>
-            <w:r>
-              <w:t>fotc_first_hearing</w:t>
-            </w:r>
-            <w:proofErr w:type="spellEnd"/>
-            <w:r>
-              <w:t xml:space="preserve">)  }} </w:t>
-            </w:r>
-            <w:r>
-              <w:rPr>
-                <w:rFonts w:ascii="Calibri" w:eastAsia="Calibri" w:hAnsi="Calibri" w:cs="Calibri"/>
-              </w:rPr>
-              <w:t xml:space="preserve">No – Prior Hearing date: </w:t>
-            </w:r>
-            <w:r>
-              <w:t>{{</w:t>
-            </w:r>
-            <w:r>
-              <w:t xml:space="preserve"> </w:t>
-            </w:r>
-            <w:r>
+            <w:r>
+              <w:rPr>
+                <w:rFonts w:ascii="Calibri" w:hAnsi="Calibri" w:cs="Calibri"/>
+              </w:rPr>
               <w:t>users[0]</w:t>
             </w:r>
             <w:r>
+              <w:rPr>
+                <w:rFonts w:ascii="Calibri" w:hAnsi="Calibri" w:cs="Calibri"/>
+              </w:rPr>
               <w:t>.</w:t>
             </w:r>
-            <w:proofErr w:type="spellStart"/>
-            <w:r>
+            <w:r>
+              <w:rPr>
+                <w:rFonts w:ascii="Calibri" w:hAnsi="Calibri" w:cs="Calibri"/>
+              </w:rPr>
               <w:t>fotc_prior_hearing_date</w:t>
             </w:r>
             <w:r>
-              <w:t>.format</w:t>
-            </w:r>
-            <w:proofErr w:type="spellEnd"/>
-            <w:r>
-              <w:t>(“MM/dd/</w:t>
-            </w:r>
-            <w:proofErr w:type="spellStart"/>
-            <w:r>
-              <w:t>yyyy</w:t>
-            </w:r>
-            <w:proofErr w:type="spellEnd"/>
-            <w:r>
-              <w:t>”) }}</w:t>
+              <w:rPr>
+                <w:rFonts w:ascii="Calibri" w:hAnsi="Calibri" w:cs="Calibri"/>
+              </w:rPr>
+              <w:t>.format(“MM/dd/yyyy”) }}</w:t>
             </w:r>
           </w:p>
         </w:tc>
@@ -1752,19 +1368,7 @@
               <w:rPr>
                 <w:rFonts w:ascii="Calibri" w:eastAsia="Calibri" w:hAnsi="Calibri" w:cs="Calibri"/>
               </w:rPr>
-              <w:t>What happened at your prior hearing</w:t>
-            </w:r>
-            <w:r>
-              <w:rPr>
-                <w:rFonts w:ascii="Calibri" w:eastAsia="Calibri" w:hAnsi="Calibri" w:cs="Calibri"/>
-              </w:rPr>
-              <w:t>?</w:t>
-            </w:r>
-            <w:r>
-              <w:rPr>
-                <w:rFonts w:ascii="Calibri" w:eastAsia="Calibri" w:hAnsi="Calibri" w:cs="Calibri"/>
-              </w:rPr>
-              <w:t xml:space="preserve"> (if applicable)</w:t>
+              <w:t>What happened at your prior hearing? (if applicable)</w:t>
             </w:r>
           </w:p>
         </w:tc>
@@ -1775,39 +1379,52 @@
           <w:p>
             <w:pPr>
               <w:pStyle w:val="NoSpacing"/>
-            </w:pPr>
-            <w:r>
+              <w:rPr>
+                <w:rFonts w:ascii="Calibri" w:hAnsi="Calibri" w:cs="Calibri"/>
+              </w:rPr>
+            </w:pPr>
+            <w:r>
+              <w:rPr>
+                <w:rFonts w:ascii="Calibri" w:hAnsi="Calibri" w:cs="Calibri"/>
+              </w:rPr>
               <w:t>Details:</w:t>
             </w:r>
           </w:p>
           <w:p>
             <w:pPr>
               <w:pStyle w:val="NoSpacing"/>
-            </w:pPr>
-            <w:r>
-              <w:t>{{</w:t>
-            </w:r>
-            <w:r>
-              <w:t xml:space="preserve"> users[</w:t>
-            </w:r>
-            <w:r>
+              <w:rPr>
+                <w:rFonts w:ascii="Calibri" w:hAnsi="Calibri" w:cs="Calibri"/>
+              </w:rPr>
+            </w:pPr>
+            <w:r>
+              <w:rPr>
+                <w:rFonts w:ascii="Calibri" w:hAnsi="Calibri" w:cs="Calibri"/>
+              </w:rPr>
+              <w:t>{{ users[</w:t>
+            </w:r>
+            <w:r>
+              <w:rPr>
+                <w:rFonts w:ascii="Calibri" w:hAnsi="Calibri" w:cs="Calibri"/>
+              </w:rPr>
               <w:t>0</w:t>
             </w:r>
             <w:r>
+              <w:rPr>
+                <w:rFonts w:ascii="Calibri" w:hAnsi="Calibri" w:cs="Calibri"/>
+              </w:rPr>
               <w:t>].</w:t>
             </w:r>
-            <w:proofErr w:type="spellStart"/>
-            <w:r>
-              <w:t>f</w:t>
-            </w:r>
-            <w:r>
-              <w:t>otc_prior_hearing_details</w:t>
-            </w:r>
-            <w:proofErr w:type="spellEnd"/>
-            <w:r>
-              <w:t xml:space="preserve"> </w:t>
-            </w:r>
-            <w:r>
+            <w:r>
+              <w:rPr>
+                <w:rFonts w:ascii="Calibri" w:hAnsi="Calibri" w:cs="Calibri"/>
+              </w:rPr>
+              <w:t xml:space="preserve">fotc_prior_hearing_details </w:t>
+            </w:r>
+            <w:r>
+              <w:rPr>
+                <w:rFonts w:ascii="Calibri" w:hAnsi="Calibri" w:cs="Calibri"/>
+              </w:rPr>
               <w:t>}}</w:t>
             </w:r>
           </w:p>
@@ -1907,72 +1524,64 @@
           <w:p>
             <w:pPr>
               <w:pStyle w:val="NoSpacing"/>
-            </w:pPr>
-            <w:r>
-              <w:t xml:space="preserve">{{ </w:t>
-            </w:r>
-            <w:proofErr w:type="spellStart"/>
-            <w:r>
-              <w:t>output_checkbox</w:t>
-            </w:r>
-            <w:proofErr w:type="spellEnd"/>
-            <w:r>
-              <w:t>(</w:t>
-            </w:r>
-            <w:r>
+              <w:rPr>
+                <w:rFonts w:ascii="Calibri" w:hAnsi="Calibri" w:cs="Calibri"/>
+              </w:rPr>
+            </w:pPr>
+            <w:r>
+              <w:rPr>
+                <w:rFonts w:ascii="Calibri" w:hAnsi="Calibri" w:cs="Calibri"/>
+              </w:rPr>
+              <w:t>{{ output_checkbox(</w:t>
+            </w:r>
+            <w:r>
+              <w:rPr>
+                <w:rFonts w:ascii="Calibri" w:hAnsi="Calibri" w:cs="Calibri"/>
+              </w:rPr>
               <w:t>users[0]</w:t>
             </w:r>
             <w:r>
-              <w:t>.</w:t>
-            </w:r>
-            <w:proofErr w:type="spellStart"/>
-            <w:r>
-              <w:t>notice_to_appear</w:t>
-            </w:r>
-            <w:proofErr w:type="spellEnd"/>
-            <w:r>
-              <w:t xml:space="preserve">) }} </w:t>
-            </w:r>
-            <w:r>
+              <w:rPr>
+                <w:rFonts w:ascii="Calibri" w:hAnsi="Calibri" w:cs="Calibri"/>
+              </w:rPr>
+              <w:t xml:space="preserve">.notice_to_appear) }} </w:t>
+            </w:r>
+            <w:r>
+              <w:rPr>
+                <w:rFonts w:ascii="Calibri" w:hAnsi="Calibri" w:cs="Calibri"/>
+              </w:rPr>
               <w:t xml:space="preserve">Yes   </w:t>
             </w:r>
           </w:p>
           <w:p>
             <w:pPr>
               <w:pStyle w:val="NoSpacing"/>
-            </w:pPr>
-            <w:r>
-              <w:t xml:space="preserve">{{ </w:t>
-            </w:r>
-            <w:proofErr w:type="spellStart"/>
-            <w:r>
-              <w:t>output_checkbox</w:t>
-            </w:r>
-            <w:proofErr w:type="spellEnd"/>
-            <w:r>
-              <w:t>(</w:t>
-            </w:r>
-            <w:r>
-              <w:t xml:space="preserve">not </w:t>
-            </w:r>
-            <w:r>
+              <w:rPr>
+                <w:rFonts w:ascii="Calibri" w:hAnsi="Calibri" w:cs="Calibri"/>
+              </w:rPr>
+            </w:pPr>
+            <w:r>
+              <w:rPr>
+                <w:rFonts w:ascii="Calibri" w:hAnsi="Calibri" w:cs="Calibri"/>
+              </w:rPr>
+              <w:t xml:space="preserve">{{ output_checkbox(not </w:t>
+            </w:r>
+            <w:r>
+              <w:rPr>
+                <w:rFonts w:ascii="Calibri" w:hAnsi="Calibri" w:cs="Calibri"/>
+              </w:rPr>
               <w:t>users[0]</w:t>
             </w:r>
             <w:r>
-              <w:t>.</w:t>
-            </w:r>
-            <w:proofErr w:type="spellStart"/>
-            <w:r>
-              <w:t>notice_to_appear</w:t>
-            </w:r>
-            <w:proofErr w:type="spellEnd"/>
-            <w:r>
-              <w:t>) }}</w:t>
-            </w:r>
-            <w:r>
-              <w:t xml:space="preserve"> </w:t>
-            </w:r>
-            <w:r>
+              <w:rPr>
+                <w:rFonts w:ascii="Calibri" w:hAnsi="Calibri" w:cs="Calibri"/>
+              </w:rPr>
+              <w:t xml:space="preserve">.notice_to_appear) }} </w:t>
+            </w:r>
+            <w:r>
+              <w:rPr>
+                <w:rFonts w:ascii="Calibri" w:hAnsi="Calibri" w:cs="Calibri"/>
+              </w:rPr>
               <w:t xml:space="preserve">No </w:t>
             </w:r>
           </w:p>
@@ -2011,75 +1620,89 @@
           <w:p>
             <w:pPr>
               <w:pStyle w:val="NoSpacing"/>
-            </w:pPr>
-            <w:r>
-              <w:t xml:space="preserve">{{ </w:t>
-            </w:r>
-            <w:proofErr w:type="spellStart"/>
-            <w:r>
-              <w:t>output_checkbox</w:t>
-            </w:r>
-            <w:proofErr w:type="spellEnd"/>
-            <w:r>
-              <w:t>(</w:t>
-            </w:r>
-            <w:r>
+              <w:rPr>
+                <w:rFonts w:ascii="Calibri" w:hAnsi="Calibri" w:cs="Calibri"/>
+              </w:rPr>
+            </w:pPr>
+            <w:r>
+              <w:rPr>
+                <w:rFonts w:ascii="Calibri" w:hAnsi="Calibri" w:cs="Calibri"/>
+              </w:rPr>
+              <w:t>{{ output_checkbox(</w:t>
+            </w:r>
+            <w:r>
+              <w:rPr>
+                <w:rFonts w:ascii="Calibri" w:hAnsi="Calibri" w:cs="Calibri"/>
+              </w:rPr>
               <w:t>users[0]</w:t>
             </w:r>
             <w:r>
+              <w:rPr>
+                <w:rFonts w:ascii="Calibri" w:hAnsi="Calibri" w:cs="Calibri"/>
+              </w:rPr>
               <w:t>.</w:t>
             </w:r>
-            <w:proofErr w:type="spellStart"/>
-            <w:r>
+            <w:r>
+              <w:rPr>
+                <w:rFonts w:ascii="Calibri" w:hAnsi="Calibri" w:cs="Calibri"/>
+              </w:rPr>
               <w:t>notice_name</w:t>
             </w:r>
-            <w:proofErr w:type="spellEnd"/>
-            <w:r>
-              <w:t>) }}</w:t>
-            </w:r>
-            <w:r>
-              <w:t xml:space="preserve"> </w:t>
-            </w:r>
-            <w:r>
+            <w:r>
+              <w:rPr>
+                <w:rFonts w:ascii="Calibri" w:hAnsi="Calibri" w:cs="Calibri"/>
+              </w:rPr>
+              <w:t xml:space="preserve">) }} </w:t>
+            </w:r>
+            <w:r>
+              <w:rPr>
+                <w:rFonts w:ascii="Calibri" w:hAnsi="Calibri" w:cs="Calibri"/>
+              </w:rPr>
               <w:t xml:space="preserve">Yes   </w:t>
             </w:r>
           </w:p>
           <w:p>
             <w:pPr>
               <w:pStyle w:val="NoSpacing"/>
-            </w:pPr>
-            <w:r>
-              <w:t xml:space="preserve">{{ </w:t>
-            </w:r>
-            <w:proofErr w:type="spellStart"/>
-            <w:r>
-              <w:t>output_checkbox</w:t>
-            </w:r>
-            <w:proofErr w:type="spellEnd"/>
-            <w:r>
-              <w:t>(</w:t>
-            </w:r>
-            <w:r>
-              <w:t xml:space="preserve">not </w:t>
-            </w:r>
-            <w:r>
+              <w:rPr>
+                <w:rFonts w:ascii="Calibri" w:hAnsi="Calibri" w:cs="Calibri"/>
+              </w:rPr>
+            </w:pPr>
+            <w:r>
+              <w:rPr>
+                <w:rFonts w:ascii="Calibri" w:hAnsi="Calibri" w:cs="Calibri"/>
+              </w:rPr>
+              <w:lastRenderedPageBreak/>
+              <w:t xml:space="preserve">{{ output_checkbox(not </w:t>
+            </w:r>
+            <w:r>
+              <w:rPr>
+                <w:rFonts w:ascii="Calibri" w:hAnsi="Calibri" w:cs="Calibri"/>
+              </w:rPr>
               <w:t>users[0]</w:t>
             </w:r>
             <w:r>
+              <w:rPr>
+                <w:rFonts w:ascii="Calibri" w:hAnsi="Calibri" w:cs="Calibri"/>
+              </w:rPr>
               <w:t>.</w:t>
             </w:r>
-            <w:proofErr w:type="spellStart"/>
-            <w:r>
+            <w:r>
+              <w:rPr>
+                <w:rFonts w:ascii="Calibri" w:hAnsi="Calibri" w:cs="Calibri"/>
+              </w:rPr>
               <w:t>notice_name</w:t>
             </w:r>
-            <w:proofErr w:type="spellEnd"/>
-            <w:r>
-              <w:t>) }}</w:t>
-            </w:r>
-            <w:r>
-              <w:t xml:space="preserve"> </w:t>
-            </w:r>
-            <w:r>
+            <w:r>
+              <w:rPr>
+                <w:rFonts w:ascii="Calibri" w:hAnsi="Calibri" w:cs="Calibri"/>
+              </w:rPr>
+              <w:t xml:space="preserve">) }} </w:t>
+            </w:r>
+            <w:r>
+              <w:rPr>
+                <w:rFonts w:ascii="Calibri" w:hAnsi="Calibri" w:cs="Calibri"/>
+              </w:rPr>
               <w:t>No</w:t>
             </w:r>
           </w:p>
@@ -2119,75 +1742,64 @@
           <w:p>
             <w:pPr>
               <w:pStyle w:val="NoSpacing"/>
-            </w:pPr>
-            <w:r>
-              <w:t xml:space="preserve">{{ </w:t>
-            </w:r>
-            <w:proofErr w:type="spellStart"/>
-            <w:r>
-              <w:t>output_checkbox</w:t>
-            </w:r>
-            <w:proofErr w:type="spellEnd"/>
-            <w:r>
-              <w:t>(</w:t>
-            </w:r>
-            <w:r>
+              <w:rPr>
+                <w:rFonts w:ascii="Calibri" w:hAnsi="Calibri" w:cs="Calibri"/>
+              </w:rPr>
+            </w:pPr>
+            <w:r>
+              <w:rPr>
+                <w:rFonts w:ascii="Calibri" w:hAnsi="Calibri" w:cs="Calibri"/>
+              </w:rPr>
+              <w:t>{{ output_checkbox(</w:t>
+            </w:r>
+            <w:r>
+              <w:rPr>
+                <w:rFonts w:ascii="Calibri" w:hAnsi="Calibri" w:cs="Calibri"/>
+              </w:rPr>
               <w:t>users[0]</w:t>
             </w:r>
             <w:r>
-              <w:t>.</w:t>
-            </w:r>
-            <w:proofErr w:type="spellStart"/>
-            <w:r>
-              <w:t>notice_dob</w:t>
-            </w:r>
-            <w:proofErr w:type="spellEnd"/>
-            <w:r>
-              <w:t>) }}</w:t>
-            </w:r>
-            <w:r>
-              <w:t xml:space="preserve"> </w:t>
-            </w:r>
-            <w:r>
+              <w:rPr>
+                <w:rFonts w:ascii="Calibri" w:hAnsi="Calibri" w:cs="Calibri"/>
+              </w:rPr>
+              <w:t xml:space="preserve">.notice_dob) }} </w:t>
+            </w:r>
+            <w:r>
+              <w:rPr>
+                <w:rFonts w:ascii="Calibri" w:hAnsi="Calibri" w:cs="Calibri"/>
+              </w:rPr>
               <w:t xml:space="preserve">Yes   </w:t>
             </w:r>
           </w:p>
           <w:p>
             <w:pPr>
               <w:pStyle w:val="NoSpacing"/>
-            </w:pPr>
-            <w:r>
-              <w:t xml:space="preserve">{{ </w:t>
-            </w:r>
-            <w:proofErr w:type="spellStart"/>
-            <w:r>
-              <w:t>output_checkbox</w:t>
-            </w:r>
-            <w:proofErr w:type="spellEnd"/>
-            <w:r>
-              <w:t>(</w:t>
-            </w:r>
-            <w:r>
-              <w:t xml:space="preserve">not </w:t>
-            </w:r>
-            <w:r>
+              <w:rPr>
+                <w:rFonts w:ascii="Calibri" w:hAnsi="Calibri" w:cs="Calibri"/>
+              </w:rPr>
+            </w:pPr>
+            <w:r>
+              <w:rPr>
+                <w:rFonts w:ascii="Calibri" w:hAnsi="Calibri" w:cs="Calibri"/>
+              </w:rPr>
+              <w:t xml:space="preserve">{{ output_checkbox(not </w:t>
+            </w:r>
+            <w:r>
+              <w:rPr>
+                <w:rFonts w:ascii="Calibri" w:hAnsi="Calibri" w:cs="Calibri"/>
+              </w:rPr>
               <w:t>users[0]</w:t>
             </w:r>
             <w:r>
-              <w:t>.</w:t>
-            </w:r>
-            <w:proofErr w:type="spellStart"/>
-            <w:r>
-              <w:t>notice_dob</w:t>
-            </w:r>
-            <w:proofErr w:type="spellEnd"/>
-            <w:r>
-              <w:t>) }}</w:t>
-            </w:r>
-            <w:r>
-              <w:t xml:space="preserve"> </w:t>
-            </w:r>
-            <w:r>
+              <w:rPr>
+                <w:rFonts w:ascii="Calibri" w:hAnsi="Calibri" w:cs="Calibri"/>
+              </w:rPr>
+              <w:t xml:space="preserve">.notice_dob) }} </w:t>
+            </w:r>
+            <w:r>
+              <w:rPr>
+                <w:rFonts w:ascii="Calibri" w:hAnsi="Calibri" w:cs="Calibri"/>
+              </w:rPr>
               <w:t>No</w:t>
             </w:r>
           </w:p>
@@ -2226,121 +1838,139 @@
           <w:p>
             <w:pPr>
               <w:pStyle w:val="NoSpacing"/>
-            </w:pPr>
-            <w:r>
-              <w:t xml:space="preserve">{{ </w:t>
-            </w:r>
-            <w:proofErr w:type="spellStart"/>
-            <w:r>
-              <w:t>output_checkbox</w:t>
-            </w:r>
-            <w:proofErr w:type="spellEnd"/>
-            <w:r>
-              <w:t>(</w:t>
-            </w:r>
-            <w:r>
+              <w:rPr>
+                <w:rFonts w:ascii="Calibri" w:hAnsi="Calibri" w:cs="Calibri"/>
+              </w:rPr>
+            </w:pPr>
+            <w:r>
+              <w:rPr>
+                <w:rFonts w:ascii="Calibri" w:hAnsi="Calibri" w:cs="Calibri"/>
+              </w:rPr>
+              <w:t>{{ output_checkbox(</w:t>
+            </w:r>
+            <w:r>
+              <w:rPr>
+                <w:rFonts w:ascii="Calibri" w:hAnsi="Calibri" w:cs="Calibri"/>
+              </w:rPr>
               <w:t>users[0]</w:t>
             </w:r>
             <w:r>
-              <w:t>.</w:t>
-            </w:r>
-            <w:proofErr w:type="spellStart"/>
-            <w:r>
-              <w:t>notice_</w:t>
-            </w:r>
-            <w:r>
+              <w:rPr>
+                <w:rFonts w:ascii="Calibri" w:hAnsi="Calibri" w:cs="Calibri"/>
+              </w:rPr>
+              <w:t>.notice_</w:t>
+            </w:r>
+            <w:r>
+              <w:rPr>
+                <w:rFonts w:ascii="Calibri" w:hAnsi="Calibri" w:cs="Calibri"/>
+              </w:rPr>
               <w:t>allegations</w:t>
             </w:r>
-            <w:proofErr w:type="spellEnd"/>
-            <w:r>
+            <w:r>
+              <w:rPr>
+                <w:rFonts w:ascii="Calibri" w:hAnsi="Calibri" w:cs="Calibri"/>
+              </w:rPr>
               <w:t xml:space="preserve">) }} </w:t>
             </w:r>
             <w:r>
+              <w:rPr>
+                <w:rFonts w:ascii="Calibri" w:hAnsi="Calibri" w:cs="Calibri"/>
+              </w:rPr>
               <w:t xml:space="preserve">Yes </w:t>
             </w:r>
           </w:p>
           <w:p>
             <w:pPr>
               <w:pStyle w:val="NoSpacing"/>
-            </w:pPr>
-            <w:r>
-              <w:t xml:space="preserve">{{ </w:t>
-            </w:r>
-            <w:proofErr w:type="spellStart"/>
-            <w:r>
-              <w:t>output_checkbox</w:t>
-            </w:r>
-            <w:proofErr w:type="spellEnd"/>
-            <w:r>
-              <w:t>(</w:t>
-            </w:r>
-            <w:r>
+              <w:rPr>
+                <w:rFonts w:ascii="Calibri" w:hAnsi="Calibri" w:cs="Calibri"/>
+              </w:rPr>
+            </w:pPr>
+            <w:r>
+              <w:rPr>
+                <w:rFonts w:ascii="Calibri" w:hAnsi="Calibri" w:cs="Calibri"/>
+              </w:rPr>
+              <w:t>{{ output_checkbox(</w:t>
+            </w:r>
+            <w:r>
+              <w:rPr>
+                <w:rFonts w:ascii="Calibri" w:hAnsi="Calibri" w:cs="Calibri"/>
+              </w:rPr>
               <w:t xml:space="preserve">not </w:t>
             </w:r>
             <w:r>
+              <w:rPr>
+                <w:rFonts w:ascii="Calibri" w:hAnsi="Calibri" w:cs="Calibri"/>
+              </w:rPr>
               <w:t>users[0]</w:t>
             </w:r>
             <w:r>
-              <w:t>.</w:t>
-            </w:r>
-            <w:proofErr w:type="spellStart"/>
-            <w:r>
-              <w:t>notice_</w:t>
-            </w:r>
-            <w:r>
+              <w:rPr>
+                <w:rFonts w:ascii="Calibri" w:hAnsi="Calibri" w:cs="Calibri"/>
+              </w:rPr>
+              <w:t>.notice_</w:t>
+            </w:r>
+            <w:r>
+              <w:rPr>
+                <w:rFonts w:ascii="Calibri" w:hAnsi="Calibri" w:cs="Calibri"/>
+              </w:rPr>
               <w:t>allegations</w:t>
             </w:r>
-            <w:proofErr w:type="spellEnd"/>
-            <w:r>
+            <w:r>
+              <w:rPr>
+                <w:rFonts w:ascii="Calibri" w:hAnsi="Calibri" w:cs="Calibri"/>
+              </w:rPr>
               <w:t xml:space="preserve">) }} </w:t>
             </w:r>
             <w:r>
+              <w:rPr>
+                <w:rFonts w:ascii="Calibri" w:hAnsi="Calibri" w:cs="Calibri"/>
+              </w:rPr>
               <w:t>No</w:t>
             </w:r>
             <w:r>
+              <w:rPr>
+                <w:rFonts w:ascii="Calibri" w:hAnsi="Calibri" w:cs="Calibri"/>
+              </w:rPr>
               <w:t xml:space="preserve"> (details) </w:t>
             </w:r>
           </w:p>
           <w:p>
             <w:pPr>
               <w:pStyle w:val="NoSpacing"/>
-            </w:pPr>
-            <w:r>
+              <w:rPr>
+                <w:rFonts w:ascii="Calibri" w:hAnsi="Calibri" w:cs="Calibri"/>
+              </w:rPr>
+            </w:pPr>
+            <w:r>
+              <w:rPr>
+                <w:rFonts w:ascii="Calibri" w:hAnsi="Calibri" w:cs="Calibri"/>
+              </w:rPr>
               <w:t xml:space="preserve">{% if not </w:t>
             </w:r>
             <w:r>
+              <w:rPr>
+                <w:rFonts w:ascii="Calibri" w:hAnsi="Calibri" w:cs="Calibri"/>
+              </w:rPr>
               <w:t>users[0]</w:t>
             </w:r>
             <w:r>
-              <w:t>.</w:t>
-            </w:r>
-            <w:proofErr w:type="spellStart"/>
-            <w:r>
-              <w:t>notice_</w:t>
-            </w:r>
-            <w:r>
-              <w:t>allegations</w:t>
-            </w:r>
-            <w:proofErr w:type="spellEnd"/>
-            <w:r>
-              <w:t xml:space="preserve"> %}{{ </w:t>
-            </w:r>
-            <w:r>
+              <w:rPr>
+                <w:rFonts w:ascii="Calibri" w:hAnsi="Calibri" w:cs="Calibri"/>
+              </w:rPr>
+              <w:t xml:space="preserve">.notice_allegations %}{{ </w:t>
+            </w:r>
+            <w:r>
+              <w:rPr>
+                <w:rFonts w:ascii="Calibri" w:hAnsi="Calibri" w:cs="Calibri"/>
+              </w:rPr>
               <w:t>users[0]</w:t>
             </w:r>
             <w:r>
-              <w:t>.</w:t>
-            </w:r>
-            <w:proofErr w:type="spellStart"/>
-            <w:r>
-              <w:t>notice_</w:t>
-            </w:r>
-            <w:r>
-              <w:t>allegations_details</w:t>
-            </w:r>
-            <w:proofErr w:type="spellEnd"/>
-            <w:r>
-              <w:t xml:space="preserve"> }}{% endif %}</w:t>
+              <w:rPr>
+                <w:rFonts w:ascii="Calibri" w:hAnsi="Calibri" w:cs="Calibri"/>
+              </w:rPr>
+              <w:t>.notice_allegations_details }}{% endif %}</w:t>
             </w:r>
           </w:p>
         </w:tc>
@@ -2378,75 +2008,94 @@
           <w:p>
             <w:pPr>
               <w:pStyle w:val="NoSpacing"/>
-            </w:pPr>
-            <w:r>
-              <w:t xml:space="preserve">{{ </w:t>
-            </w:r>
-            <w:proofErr w:type="spellStart"/>
-            <w:r>
-              <w:t>output_checkbox</w:t>
-            </w:r>
-            <w:proofErr w:type="spellEnd"/>
-            <w:r>
-              <w:t>(</w:t>
-            </w:r>
-            <w:r>
+              <w:rPr>
+                <w:rFonts w:ascii="Calibri" w:hAnsi="Calibri" w:cs="Calibri"/>
+              </w:rPr>
+            </w:pPr>
+            <w:r>
+              <w:rPr>
+                <w:rFonts w:ascii="Calibri" w:hAnsi="Calibri" w:cs="Calibri"/>
+              </w:rPr>
+              <w:t>{{ output_checkbox(</w:t>
+            </w:r>
+            <w:r>
+              <w:rPr>
+                <w:rFonts w:ascii="Calibri" w:hAnsi="Calibri" w:cs="Calibri"/>
+              </w:rPr>
               <w:t>users[0]</w:t>
             </w:r>
             <w:r>
-              <w:t>.</w:t>
-            </w:r>
-            <w:proofErr w:type="spellStart"/>
-            <w:r>
-              <w:t>notice_</w:t>
-            </w:r>
-            <w:r>
+              <w:rPr>
+                <w:rFonts w:ascii="Calibri" w:hAnsi="Calibri" w:cs="Calibri"/>
+              </w:rPr>
+              <w:t>.notice_</w:t>
+            </w:r>
+            <w:r>
+              <w:rPr>
+                <w:rFonts w:ascii="Calibri" w:hAnsi="Calibri" w:cs="Calibri"/>
+              </w:rPr>
               <w:t>hearing</w:t>
             </w:r>
-            <w:proofErr w:type="spellEnd"/>
-            <w:r>
+            <w:r>
+              <w:rPr>
+                <w:rFonts w:ascii="Calibri" w:hAnsi="Calibri" w:cs="Calibri"/>
+              </w:rPr>
               <w:t xml:space="preserve">) }} </w:t>
             </w:r>
             <w:r>
+              <w:rPr>
+                <w:rFonts w:ascii="Calibri" w:hAnsi="Calibri" w:cs="Calibri"/>
+              </w:rPr>
               <w:t>Yes</w:t>
             </w:r>
           </w:p>
           <w:p>
             <w:pPr>
               <w:pStyle w:val="NoSpacing"/>
-            </w:pPr>
-            <w:r>
-              <w:t xml:space="preserve">{{ </w:t>
-            </w:r>
-            <w:proofErr w:type="spellStart"/>
-            <w:r>
-              <w:t>output_checkbox</w:t>
-            </w:r>
-            <w:proofErr w:type="spellEnd"/>
-            <w:r>
-              <w:t>(</w:t>
-            </w:r>
-            <w:r>
+              <w:rPr>
+                <w:rFonts w:ascii="Calibri" w:hAnsi="Calibri" w:cs="Calibri"/>
+              </w:rPr>
+            </w:pPr>
+            <w:r>
+              <w:rPr>
+                <w:rFonts w:ascii="Calibri" w:hAnsi="Calibri" w:cs="Calibri"/>
+              </w:rPr>
+              <w:t>{{ output_checkbox(</w:t>
+            </w:r>
+            <w:r>
+              <w:rPr>
+                <w:rFonts w:ascii="Calibri" w:hAnsi="Calibri" w:cs="Calibri"/>
+              </w:rPr>
               <w:t xml:space="preserve">not </w:t>
             </w:r>
             <w:r>
+              <w:rPr>
+                <w:rFonts w:ascii="Calibri" w:hAnsi="Calibri" w:cs="Calibri"/>
+              </w:rPr>
               <w:t>users[0]</w:t>
             </w:r>
             <w:r>
-              <w:t>.</w:t>
-            </w:r>
-            <w:proofErr w:type="spellStart"/>
-            <w:r>
-              <w:t>notice_</w:t>
-            </w:r>
-            <w:r>
+              <w:rPr>
+                <w:rFonts w:ascii="Calibri" w:hAnsi="Calibri" w:cs="Calibri"/>
+              </w:rPr>
+              <w:t>.notice_</w:t>
+            </w:r>
+            <w:r>
+              <w:rPr>
+                <w:rFonts w:ascii="Calibri" w:hAnsi="Calibri" w:cs="Calibri"/>
+              </w:rPr>
               <w:t>hearing</w:t>
             </w:r>
-            <w:proofErr w:type="spellEnd"/>
-            <w:r>
+            <w:r>
+              <w:rPr>
+                <w:rFonts w:ascii="Calibri" w:hAnsi="Calibri" w:cs="Calibri"/>
+              </w:rPr>
               <w:t xml:space="preserve">) }} </w:t>
             </w:r>
             <w:r>
+              <w:rPr>
+                <w:rFonts w:ascii="Calibri" w:hAnsi="Calibri" w:cs="Calibri"/>
+              </w:rPr>
               <w:t>No</w:t>
             </w:r>
           </w:p>
@@ -2526,33 +2175,7 @@
               <w:rPr>
                 <w:rFonts w:ascii="Calibri" w:eastAsia="Calibri" w:hAnsi="Calibri" w:cs="Calibri"/>
               </w:rPr>
-              <w:t>{{ users[</w:t>
-            </w:r>
-            <w:r>
-              <w:rPr>
-                <w:rFonts w:ascii="Calibri" w:eastAsia="Calibri" w:hAnsi="Calibri" w:cs="Calibri"/>
-              </w:rPr>
-              <w:t>0</w:t>
-            </w:r>
-            <w:r>
-              <w:rPr>
-                <w:rFonts w:ascii="Calibri" w:eastAsia="Calibri" w:hAnsi="Calibri" w:cs="Calibri"/>
-              </w:rPr>
-              <w:t>].</w:t>
-            </w:r>
-            <w:proofErr w:type="spellStart"/>
-            <w:r>
-              <w:rPr>
-                <w:rFonts w:ascii="Calibri" w:eastAsia="Calibri" w:hAnsi="Calibri" w:cs="Calibri"/>
-              </w:rPr>
-              <w:t>address_block</w:t>
-            </w:r>
-            <w:proofErr w:type="spellEnd"/>
-            <w:r>
-              <w:rPr>
-                <w:rFonts w:ascii="Calibri" w:eastAsia="Calibri" w:hAnsi="Calibri" w:cs="Calibri"/>
-              </w:rPr>
-              <w:t>() }}</w:t>
+              <w:t>{{ users[0].address_block() }}</w:t>
             </w:r>
           </w:p>
         </w:tc>
@@ -2588,69 +2211,94 @@
           <w:p>
             <w:pPr>
               <w:pStyle w:val="NoSpacing"/>
-            </w:pPr>
-            <w:r>
-              <w:t xml:space="preserve">{{ </w:t>
-            </w:r>
-            <w:proofErr w:type="spellStart"/>
-            <w:r>
-              <w:t>output_checkbox</w:t>
-            </w:r>
-            <w:proofErr w:type="spellEnd"/>
-            <w:r>
-              <w:t>(</w:t>
-            </w:r>
-            <w:r>
+              <w:rPr>
+                <w:rFonts w:ascii="Calibri" w:hAnsi="Calibri" w:cs="Calibri"/>
+              </w:rPr>
+            </w:pPr>
+            <w:r>
+              <w:rPr>
+                <w:rFonts w:ascii="Calibri" w:hAnsi="Calibri" w:cs="Calibri"/>
+              </w:rPr>
+              <w:t>{{ output_checkbox(</w:t>
+            </w:r>
+            <w:r>
+              <w:rPr>
+                <w:rFonts w:ascii="Calibri" w:hAnsi="Calibri" w:cs="Calibri"/>
+              </w:rPr>
               <w:t>users[0]</w:t>
             </w:r>
             <w:r>
+              <w:rPr>
+                <w:rFonts w:ascii="Calibri" w:hAnsi="Calibri" w:cs="Calibri"/>
+              </w:rPr>
               <w:t>.</w:t>
             </w:r>
-            <w:proofErr w:type="spellStart"/>
-            <w:r>
+            <w:r>
+              <w:rPr>
+                <w:rFonts w:ascii="Calibri" w:hAnsi="Calibri" w:cs="Calibri"/>
+              </w:rPr>
               <w:t>moved_since</w:t>
             </w:r>
-            <w:proofErr w:type="spellEnd"/>
-            <w:r>
+            <w:r>
+              <w:rPr>
+                <w:rFonts w:ascii="Calibri" w:hAnsi="Calibri" w:cs="Calibri"/>
+              </w:rPr>
               <w:t xml:space="preserve">) }} </w:t>
             </w:r>
             <w:r>
+              <w:rPr>
+                <w:rFonts w:ascii="Calibri" w:hAnsi="Calibri" w:cs="Calibri"/>
+              </w:rPr>
               <w:t xml:space="preserve">Yes   </w:t>
             </w:r>
           </w:p>
           <w:p>
             <w:pPr>
               <w:pStyle w:val="NoSpacing"/>
-            </w:pPr>
-            <w:r>
-              <w:t xml:space="preserve">{{ </w:t>
-            </w:r>
-            <w:proofErr w:type="spellStart"/>
-            <w:r>
-              <w:t>output_checkbox</w:t>
-            </w:r>
-            <w:proofErr w:type="spellEnd"/>
-            <w:r>
-              <w:t>(</w:t>
-            </w:r>
-            <w:r>
+              <w:rPr>
+                <w:rFonts w:ascii="Calibri" w:hAnsi="Calibri" w:cs="Calibri"/>
+              </w:rPr>
+            </w:pPr>
+            <w:r>
+              <w:rPr>
+                <w:rFonts w:ascii="Calibri" w:hAnsi="Calibri" w:cs="Calibri"/>
+              </w:rPr>
+              <w:t>{{ output_checkbox(</w:t>
+            </w:r>
+            <w:r>
+              <w:rPr>
+                <w:rFonts w:ascii="Calibri" w:hAnsi="Calibri" w:cs="Calibri"/>
+              </w:rPr>
               <w:t xml:space="preserve">not </w:t>
             </w:r>
             <w:r>
+              <w:rPr>
+                <w:rFonts w:ascii="Calibri" w:hAnsi="Calibri" w:cs="Calibri"/>
+              </w:rPr>
               <w:t>users[0]</w:t>
             </w:r>
             <w:r>
+              <w:rPr>
+                <w:rFonts w:ascii="Calibri" w:hAnsi="Calibri" w:cs="Calibri"/>
+              </w:rPr>
               <w:t>.</w:t>
             </w:r>
-            <w:proofErr w:type="spellStart"/>
-            <w:r>
+            <w:r>
+              <w:rPr>
+                <w:rFonts w:ascii="Calibri" w:hAnsi="Calibri" w:cs="Calibri"/>
+              </w:rPr>
               <w:t>moved_since</w:t>
             </w:r>
-            <w:proofErr w:type="spellEnd"/>
-            <w:r>
+            <w:r>
+              <w:rPr>
+                <w:rFonts w:ascii="Calibri" w:hAnsi="Calibri" w:cs="Calibri"/>
+              </w:rPr>
               <w:t xml:space="preserve">) }} </w:t>
             </w:r>
             <w:r>
+              <w:rPr>
+                <w:rFonts w:ascii="Calibri" w:hAnsi="Calibri" w:cs="Calibri"/>
+              </w:rPr>
               <w:t>No</w:t>
             </w:r>
           </w:p>
@@ -2687,84 +2335,101 @@
           <w:p>
             <w:pPr>
               <w:pStyle w:val="NoSpacing"/>
-            </w:pPr>
-            <w:r>
-              <w:t xml:space="preserve">{{ </w:t>
-            </w:r>
-            <w:proofErr w:type="spellStart"/>
-            <w:r>
-              <w:t>output_checkbox</w:t>
-            </w:r>
-            <w:proofErr w:type="spellEnd"/>
-            <w:r>
-              <w:t>(</w:t>
-            </w:r>
-            <w:r>
+              <w:rPr>
+                <w:rFonts w:ascii="Calibri" w:hAnsi="Calibri" w:cs="Calibri"/>
+              </w:rPr>
+            </w:pPr>
+            <w:r>
+              <w:rPr>
+                <w:rFonts w:ascii="Calibri" w:hAnsi="Calibri" w:cs="Calibri"/>
+              </w:rPr>
+              <w:t>{{ output_checkbox(</w:t>
+            </w:r>
+            <w:r>
+              <w:rPr>
+                <w:rFonts w:ascii="Calibri" w:hAnsi="Calibri" w:cs="Calibri"/>
+              </w:rPr>
               <w:t>users[0]</w:t>
             </w:r>
             <w:r>
+              <w:rPr>
+                <w:rFonts w:ascii="Calibri" w:hAnsi="Calibri" w:cs="Calibri"/>
+              </w:rPr>
               <w:t>.</w:t>
             </w:r>
-            <w:proofErr w:type="spellStart"/>
-            <w:r>
+            <w:r>
+              <w:rPr>
+                <w:rFonts w:ascii="Calibri" w:hAnsi="Calibri" w:cs="Calibri"/>
+              </w:rPr>
               <w:t>immigration_application</w:t>
             </w:r>
-            <w:proofErr w:type="spellEnd"/>
-            <w:r>
+            <w:r>
+              <w:rPr>
+                <w:rFonts w:ascii="Calibri" w:hAnsi="Calibri" w:cs="Calibri"/>
+              </w:rPr>
               <w:t xml:space="preserve">) }} </w:t>
             </w:r>
             <w:r>
+              <w:rPr>
+                <w:rFonts w:ascii="Calibri" w:hAnsi="Calibri" w:cs="Calibri"/>
+              </w:rPr>
               <w:t xml:space="preserve">Yes – For what and when? </w:t>
             </w:r>
             <w:r>
+              <w:rPr>
+                <w:rFonts w:ascii="Calibri" w:hAnsi="Calibri" w:cs="Calibri"/>
+              </w:rPr>
               <w:br/>
-              <w:t>{{ users[0].</w:t>
-            </w:r>
-            <w:proofErr w:type="spellStart"/>
-            <w:r>
-              <w:t>other_immigration_applications</w:t>
-            </w:r>
-            <w:proofErr w:type="spellEnd"/>
-            <w:r>
-              <w:t xml:space="preserve"> }}</w:t>
+              <w:t>{{ users[0].other_immigration_applications }}</w:t>
             </w:r>
           </w:p>
           <w:p>
             <w:pPr>
               <w:pStyle w:val="NoSpacing"/>
-            </w:pPr>
-            <w:r>
-              <w:t xml:space="preserve">{{ </w:t>
-            </w:r>
-            <w:proofErr w:type="spellStart"/>
-            <w:r>
-              <w:t>output_checkbox</w:t>
-            </w:r>
-            <w:proofErr w:type="spellEnd"/>
-            <w:r>
-              <w:t>(</w:t>
-            </w:r>
-            <w:r>
+              <w:rPr>
+                <w:rFonts w:ascii="Calibri" w:hAnsi="Calibri" w:cs="Calibri"/>
+              </w:rPr>
+            </w:pPr>
+            <w:r>
+              <w:rPr>
+                <w:rFonts w:ascii="Calibri" w:hAnsi="Calibri" w:cs="Calibri"/>
+              </w:rPr>
+              <w:t>{{ output_checkbox(</w:t>
+            </w:r>
+            <w:r>
+              <w:rPr>
+                <w:rFonts w:ascii="Calibri" w:hAnsi="Calibri" w:cs="Calibri"/>
+              </w:rPr>
               <w:t xml:space="preserve">not </w:t>
             </w:r>
             <w:r>
+              <w:rPr>
+                <w:rFonts w:ascii="Calibri" w:hAnsi="Calibri" w:cs="Calibri"/>
+              </w:rPr>
               <w:t>users[0]</w:t>
             </w:r>
             <w:r>
+              <w:rPr>
+                <w:rFonts w:ascii="Calibri" w:hAnsi="Calibri" w:cs="Calibri"/>
+              </w:rPr>
               <w:t>.</w:t>
             </w:r>
             <w:r>
-              <w:t xml:space="preserve"> </w:t>
-            </w:r>
-            <w:proofErr w:type="spellStart"/>
-            <w:r>
-              <w:t>immigration_application</w:t>
-            </w:r>
-            <w:proofErr w:type="spellEnd"/>
-            <w:r>
+              <w:rPr>
+                <w:rFonts w:ascii="Calibri" w:hAnsi="Calibri" w:cs="Calibri"/>
+              </w:rPr>
+              <w:t xml:space="preserve"> immigration_application</w:t>
+            </w:r>
+            <w:r>
+              <w:rPr>
+                <w:rFonts w:ascii="Calibri" w:hAnsi="Calibri" w:cs="Calibri"/>
+              </w:rPr>
               <w:t xml:space="preserve">) }} </w:t>
             </w:r>
             <w:r>
+              <w:rPr>
+                <w:rFonts w:ascii="Calibri" w:hAnsi="Calibri" w:cs="Calibri"/>
+              </w:rPr>
               <w:t>No</w:t>
             </w:r>
           </w:p>
@@ -2801,69 +2466,94 @@
           <w:p>
             <w:pPr>
               <w:pStyle w:val="NoSpacing"/>
-            </w:pPr>
-            <w:r>
-              <w:t xml:space="preserve">{{ </w:t>
-            </w:r>
-            <w:proofErr w:type="spellStart"/>
-            <w:r>
-              <w:t>output_checkbox</w:t>
-            </w:r>
-            <w:proofErr w:type="spellEnd"/>
-            <w:r>
-              <w:t>(</w:t>
-            </w:r>
-            <w:r>
+              <w:rPr>
+                <w:rFonts w:ascii="Calibri" w:hAnsi="Calibri" w:cs="Calibri"/>
+              </w:rPr>
+            </w:pPr>
+            <w:r>
+              <w:rPr>
+                <w:rFonts w:ascii="Calibri" w:hAnsi="Calibri" w:cs="Calibri"/>
+              </w:rPr>
+              <w:t>{{ output_checkbox(</w:t>
+            </w:r>
+            <w:r>
+              <w:rPr>
+                <w:rFonts w:ascii="Calibri" w:hAnsi="Calibri" w:cs="Calibri"/>
+              </w:rPr>
               <w:t>users[0]</w:t>
             </w:r>
             <w:r>
+              <w:rPr>
+                <w:rFonts w:ascii="Calibri" w:hAnsi="Calibri" w:cs="Calibri"/>
+              </w:rPr>
               <w:t>.</w:t>
             </w:r>
-            <w:proofErr w:type="spellStart"/>
-            <w:r>
+            <w:r>
+              <w:rPr>
+                <w:rFonts w:ascii="Calibri" w:hAnsi="Calibri" w:cs="Calibri"/>
+              </w:rPr>
               <w:t>screened_for_relief</w:t>
             </w:r>
-            <w:proofErr w:type="spellEnd"/>
-            <w:r>
+            <w:r>
+              <w:rPr>
+                <w:rFonts w:ascii="Calibri" w:hAnsi="Calibri" w:cs="Calibri"/>
+              </w:rPr>
               <w:t xml:space="preserve">) }} </w:t>
             </w:r>
             <w:r>
+              <w:rPr>
+                <w:rFonts w:ascii="Calibri" w:hAnsi="Calibri" w:cs="Calibri"/>
+              </w:rPr>
               <w:t>Yes</w:t>
             </w:r>
           </w:p>
           <w:p>
             <w:pPr>
               <w:pStyle w:val="NoSpacing"/>
-            </w:pPr>
-            <w:r>
-              <w:t xml:space="preserve">{{ </w:t>
-            </w:r>
-            <w:proofErr w:type="spellStart"/>
-            <w:r>
-              <w:t>output_checkbox</w:t>
-            </w:r>
-            <w:proofErr w:type="spellEnd"/>
-            <w:r>
-              <w:t>(</w:t>
-            </w:r>
-            <w:r>
+              <w:rPr>
+                <w:rFonts w:ascii="Calibri" w:hAnsi="Calibri" w:cs="Calibri"/>
+              </w:rPr>
+            </w:pPr>
+            <w:r>
+              <w:rPr>
+                <w:rFonts w:ascii="Calibri" w:hAnsi="Calibri" w:cs="Calibri"/>
+              </w:rPr>
+              <w:t>{{ output_checkbox(</w:t>
+            </w:r>
+            <w:r>
+              <w:rPr>
+                <w:rFonts w:ascii="Calibri" w:hAnsi="Calibri" w:cs="Calibri"/>
+              </w:rPr>
               <w:t xml:space="preserve">not </w:t>
             </w:r>
             <w:r>
+              <w:rPr>
+                <w:rFonts w:ascii="Calibri" w:hAnsi="Calibri" w:cs="Calibri"/>
+              </w:rPr>
               <w:t>users[0]</w:t>
             </w:r>
             <w:r>
+              <w:rPr>
+                <w:rFonts w:ascii="Calibri" w:hAnsi="Calibri" w:cs="Calibri"/>
+              </w:rPr>
               <w:t>.</w:t>
             </w:r>
-            <w:proofErr w:type="spellStart"/>
-            <w:r>
+            <w:r>
+              <w:rPr>
+                <w:rFonts w:ascii="Calibri" w:hAnsi="Calibri" w:cs="Calibri"/>
+              </w:rPr>
               <w:t>screened_for_relief</w:t>
             </w:r>
-            <w:proofErr w:type="spellEnd"/>
-            <w:r>
+            <w:r>
+              <w:rPr>
+                <w:rFonts w:ascii="Calibri" w:hAnsi="Calibri" w:cs="Calibri"/>
+              </w:rPr>
               <w:t xml:space="preserve">) }} </w:t>
             </w:r>
             <w:r>
+              <w:rPr>
+                <w:rFonts w:ascii="Calibri" w:hAnsi="Calibri" w:cs="Calibri"/>
+              </w:rPr>
               <w:t>No</w:t>
             </w:r>
           </w:p>
@@ -2900,82 +2590,102 @@
           <w:p>
             <w:pPr>
               <w:pStyle w:val="NoSpacing"/>
-            </w:pPr>
-            <w:r>
-              <w:t xml:space="preserve">{{ </w:t>
-            </w:r>
-            <w:proofErr w:type="spellStart"/>
-            <w:r>
-              <w:t>output_checkbox</w:t>
-            </w:r>
-            <w:proofErr w:type="spellEnd"/>
-            <w:r>
-              <w:t>(</w:t>
-            </w:r>
-            <w:r>
+              <w:rPr>
+                <w:rFonts w:ascii="Calibri" w:hAnsi="Calibri" w:cs="Calibri"/>
+              </w:rPr>
+            </w:pPr>
+            <w:r>
+              <w:rPr>
+                <w:rFonts w:ascii="Calibri" w:hAnsi="Calibri" w:cs="Calibri"/>
+              </w:rPr>
+              <w:t>{{ output_checkbox(</w:t>
+            </w:r>
+            <w:r>
+              <w:rPr>
+                <w:rFonts w:ascii="Calibri" w:hAnsi="Calibri" w:cs="Calibri"/>
+              </w:rPr>
               <w:t>users[0]</w:t>
             </w:r>
             <w:r>
+              <w:rPr>
+                <w:rFonts w:ascii="Calibri" w:hAnsi="Calibri" w:cs="Calibri"/>
+              </w:rPr>
               <w:t>.</w:t>
             </w:r>
-            <w:proofErr w:type="spellStart"/>
-            <w:r>
+            <w:r>
+              <w:rPr>
+                <w:rFonts w:ascii="Calibri" w:hAnsi="Calibri" w:cs="Calibri"/>
+              </w:rPr>
               <w:t>application_processing</w:t>
             </w:r>
-            <w:proofErr w:type="spellEnd"/>
-            <w:r>
+            <w:r>
+              <w:rPr>
+                <w:rFonts w:ascii="Calibri" w:hAnsi="Calibri" w:cs="Calibri"/>
+              </w:rPr>
               <w:t xml:space="preserve">) }} </w:t>
             </w:r>
             <w:r>
+              <w:rPr>
+                <w:rFonts w:ascii="Calibri" w:hAnsi="Calibri" w:cs="Calibri"/>
+              </w:rPr>
               <w:t xml:space="preserve">Yes – Status of application </w:t>
             </w:r>
           </w:p>
           <w:p>
             <w:pPr>
               <w:pStyle w:val="NoSpacing"/>
-            </w:pPr>
-            <w:r>
-              <w:t>{{ users[0].</w:t>
-            </w:r>
-            <w:proofErr w:type="spellStart"/>
-            <w:r>
-              <w:t>application_status</w:t>
-            </w:r>
-            <w:proofErr w:type="spellEnd"/>
-            <w:r>
-              <w:t xml:space="preserve"> }}</w:t>
+              <w:rPr>
+                <w:rFonts w:ascii="Calibri" w:hAnsi="Calibri" w:cs="Calibri"/>
+              </w:rPr>
+            </w:pPr>
+            <w:r>
+              <w:rPr>
+                <w:rFonts w:ascii="Calibri" w:hAnsi="Calibri" w:cs="Calibri"/>
+              </w:rPr>
+              <w:t>{{ users[0].application_status }}</w:t>
             </w:r>
           </w:p>
           <w:p>
             <w:pPr>
               <w:pStyle w:val="NoSpacing"/>
-            </w:pPr>
-            <w:r>
-              <w:t xml:space="preserve">{{ </w:t>
-            </w:r>
-            <w:proofErr w:type="spellStart"/>
-            <w:r>
-              <w:t>output_checkbox</w:t>
-            </w:r>
-            <w:proofErr w:type="spellEnd"/>
-            <w:r>
-              <w:t>(</w:t>
-            </w:r>
-            <w:r>
+              <w:rPr>
+                <w:rFonts w:ascii="Calibri" w:hAnsi="Calibri" w:cs="Calibri"/>
+              </w:rPr>
+            </w:pPr>
+            <w:r>
+              <w:rPr>
+                <w:rFonts w:ascii="Calibri" w:hAnsi="Calibri" w:cs="Calibri"/>
+              </w:rPr>
+              <w:t>{{ output_checkbox(</w:t>
+            </w:r>
+            <w:r>
+              <w:rPr>
+                <w:rFonts w:ascii="Calibri" w:hAnsi="Calibri" w:cs="Calibri"/>
+              </w:rPr>
               <w:t>users[0]</w:t>
             </w:r>
             <w:r>
+              <w:rPr>
+                <w:rFonts w:ascii="Calibri" w:hAnsi="Calibri" w:cs="Calibri"/>
+              </w:rPr>
               <w:t>.</w:t>
             </w:r>
-            <w:proofErr w:type="spellStart"/>
-            <w:r>
+            <w:r>
+              <w:rPr>
+                <w:rFonts w:ascii="Calibri" w:hAnsi="Calibri" w:cs="Calibri"/>
+              </w:rPr>
               <w:t>application_processing</w:t>
             </w:r>
-            <w:proofErr w:type="spellEnd"/>
-            <w:r>
+            <w:r>
+              <w:rPr>
+                <w:rFonts w:ascii="Calibri" w:hAnsi="Calibri" w:cs="Calibri"/>
+              </w:rPr>
               <w:t xml:space="preserve">) }} </w:t>
             </w:r>
             <w:r>
+              <w:rPr>
+                <w:rFonts w:ascii="Calibri" w:hAnsi="Calibri" w:cs="Calibri"/>
+              </w:rPr>
               <w:t>No</w:t>
             </w:r>
           </w:p>
@@ -3012,92 +2722,94 @@
           <w:p>
             <w:pPr>
               <w:pStyle w:val="NoSpacing"/>
-            </w:pPr>
-            <w:r>
-              <w:t xml:space="preserve">{{ </w:t>
-            </w:r>
-            <w:proofErr w:type="spellStart"/>
-            <w:r>
-              <w:t>output_checkbox</w:t>
-            </w:r>
-            <w:proofErr w:type="spellEnd"/>
-            <w:r>
-              <w:t>(</w:t>
-            </w:r>
-            <w:r>
+              <w:rPr>
+                <w:rFonts w:ascii="Calibri" w:eastAsia="Calibri" w:hAnsi="Calibri" w:cs="Calibri"/>
+              </w:rPr>
+            </w:pPr>
+            <w:r>
+              <w:rPr>
+                <w:rFonts w:ascii="Calibri" w:hAnsi="Calibri" w:cs="Calibri"/>
+              </w:rPr>
+              <w:t>{{ output_checkbox(</w:t>
+            </w:r>
+            <w:r>
+              <w:rPr>
+                <w:rFonts w:ascii="Calibri" w:hAnsi="Calibri" w:cs="Calibri"/>
+              </w:rPr>
               <w:t>users[0]</w:t>
             </w:r>
             <w:r>
+              <w:rPr>
+                <w:rFonts w:ascii="Calibri" w:hAnsi="Calibri" w:cs="Calibri"/>
+              </w:rPr>
               <w:t>.</w:t>
             </w:r>
-            <w:proofErr w:type="spellStart"/>
-            <w:r>
+            <w:r>
+              <w:rPr>
+                <w:rFonts w:ascii="Calibri" w:hAnsi="Calibri" w:cs="Calibri"/>
+              </w:rPr>
               <w:t>asylum_clock_running</w:t>
             </w:r>
-            <w:proofErr w:type="spellEnd"/>
-            <w:r>
+            <w:r>
+              <w:rPr>
+                <w:rFonts w:ascii="Calibri" w:hAnsi="Calibri" w:cs="Calibri"/>
+              </w:rPr>
               <w:t xml:space="preserve">) }} </w:t>
             </w:r>
             <w:r>
               <w:rPr>
                 <w:rFonts w:ascii="Calibri" w:eastAsia="Calibri" w:hAnsi="Calibri" w:cs="Calibri"/>
               </w:rPr>
-              <w:t xml:space="preserve"> </w:t>
-            </w:r>
-            <w:r>
-              <w:rPr>
-                <w:rFonts w:ascii="Calibri" w:eastAsia="Calibri" w:hAnsi="Calibri" w:cs="Calibri"/>
-              </w:rPr>
-              <w:t xml:space="preserve">Yes         No. of Days </w:t>
-            </w:r>
-            <w:r>
-              <w:t>{{ users[0].</w:t>
-            </w:r>
-            <w:proofErr w:type="spellStart"/>
-            <w:r>
-              <w:t>asylum_clock_days</w:t>
-            </w:r>
-            <w:proofErr w:type="spellEnd"/>
-            <w:r>
-              <w:t xml:space="preserve"> }}</w:t>
+              <w:t xml:space="preserve"> Yes</w:t>
             </w:r>
           </w:p>
           <w:p>
             <w:pPr>
               <w:pStyle w:val="NoSpacing"/>
-            </w:pPr>
-            <w:r>
-              <w:t xml:space="preserve">{{ </w:t>
-            </w:r>
-            <w:proofErr w:type="spellStart"/>
-            <w:r>
-              <w:t>output_checkbox</w:t>
-            </w:r>
-            <w:proofErr w:type="spellEnd"/>
-            <w:r>
-              <w:t>(</w:t>
-            </w:r>
-            <w:r>
+              <w:rPr>
+                <w:rFonts w:ascii="Calibri" w:hAnsi="Calibri" w:cs="Calibri"/>
+              </w:rPr>
+            </w:pPr>
+            <w:r>
+              <w:rPr>
+                <w:rFonts w:ascii="Calibri" w:hAnsi="Calibri" w:cs="Calibri"/>
+              </w:rPr>
+              <w:t>{{ output_checkbox(</w:t>
+            </w:r>
+            <w:r>
+              <w:rPr>
+                <w:rFonts w:ascii="Calibri" w:hAnsi="Calibri" w:cs="Calibri"/>
+              </w:rPr>
               <w:t xml:space="preserve">not </w:t>
             </w:r>
             <w:r>
+              <w:rPr>
+                <w:rFonts w:ascii="Calibri" w:hAnsi="Calibri" w:cs="Calibri"/>
+              </w:rPr>
               <w:t>users[0]</w:t>
             </w:r>
             <w:r>
+              <w:rPr>
+                <w:rFonts w:ascii="Calibri" w:hAnsi="Calibri" w:cs="Calibri"/>
+              </w:rPr>
               <w:t>.</w:t>
             </w:r>
             <w:r>
-              <w:t xml:space="preserve"> </w:t>
-            </w:r>
-            <w:proofErr w:type="spellStart"/>
-            <w:r>
-              <w:t>asylum_clock_running</w:t>
-            </w:r>
-            <w:proofErr w:type="spellEnd"/>
-            <w:r>
+              <w:rPr>
+                <w:rFonts w:ascii="Calibri" w:hAnsi="Calibri" w:cs="Calibri"/>
+              </w:rPr>
+              <w:t xml:space="preserve"> asylum_clock_running</w:t>
+            </w:r>
+            <w:r>
+              <w:rPr>
+                <w:rFonts w:ascii="Calibri" w:hAnsi="Calibri" w:cs="Calibri"/>
+              </w:rPr>
               <w:t xml:space="preserve">) }} </w:t>
             </w:r>
             <w:r>
+              <w:rPr>
+                <w:rFonts w:ascii="Calibri" w:hAnsi="Calibri" w:cs="Calibri"/>
+              </w:rPr>
               <w:t>No</w:t>
             </w:r>
           </w:p>
@@ -3134,91 +2846,117 @@
           <w:p>
             <w:pPr>
               <w:pStyle w:val="NoSpacing"/>
-            </w:pPr>
-            <w:r>
-              <w:t xml:space="preserve">{{ </w:t>
-            </w:r>
-            <w:proofErr w:type="spellStart"/>
-            <w:r>
-              <w:t>output_checkbox</w:t>
-            </w:r>
-            <w:proofErr w:type="spellEnd"/>
-            <w:r>
-              <w:t>(</w:t>
-            </w:r>
-            <w:r>
+              <w:rPr>
+                <w:rFonts w:ascii="Calibri" w:hAnsi="Calibri" w:cs="Calibri"/>
+              </w:rPr>
+            </w:pPr>
+            <w:r>
+              <w:rPr>
+                <w:rFonts w:ascii="Calibri" w:hAnsi="Calibri" w:cs="Calibri"/>
+              </w:rPr>
+              <w:t>{{ output_checkbox(</w:t>
+            </w:r>
+            <w:r>
+              <w:rPr>
+                <w:rFonts w:ascii="Calibri" w:hAnsi="Calibri" w:cs="Calibri"/>
+              </w:rPr>
               <w:t>users[0]</w:t>
             </w:r>
             <w:r>
+              <w:rPr>
+                <w:rFonts w:ascii="Calibri" w:hAnsi="Calibri" w:cs="Calibri"/>
+              </w:rPr>
               <w:t>.</w:t>
             </w:r>
-            <w:proofErr w:type="spellStart"/>
-            <w:r>
+            <w:r>
+              <w:rPr>
+                <w:rFonts w:ascii="Calibri" w:hAnsi="Calibri" w:cs="Calibri"/>
+              </w:rPr>
               <w:t>derivative_clock_running</w:t>
             </w:r>
-            <w:proofErr w:type="spellEnd"/>
           </w:p>
           <w:p>
             <w:pPr>
               <w:pStyle w:val="NoSpacing"/>
-            </w:pPr>
-            <w:r>
+              <w:rPr>
+                <w:rFonts w:ascii="Calibri" w:hAnsi="Calibri" w:cs="Calibri"/>
+              </w:rPr>
+            </w:pPr>
+            <w:r>
+              <w:rPr>
+                <w:rFonts w:ascii="Calibri" w:hAnsi="Calibri" w:cs="Calibri"/>
+              </w:rPr>
               <w:t xml:space="preserve">) }} </w:t>
             </w:r>
             <w:r>
+              <w:rPr>
+                <w:rFonts w:ascii="Calibri" w:hAnsi="Calibri" w:cs="Calibri"/>
+              </w:rPr>
               <w:t>Yes</w:t>
             </w:r>
           </w:p>
           <w:p>
             <w:pPr>
               <w:pStyle w:val="NoSpacing"/>
-            </w:pPr>
-            <w:r>
-              <w:t xml:space="preserve">{{ </w:t>
-            </w:r>
-            <w:proofErr w:type="spellStart"/>
-            <w:r>
-              <w:t>output_checkbox</w:t>
-            </w:r>
-            <w:proofErr w:type="spellEnd"/>
-            <w:r>
-              <w:t>(</w:t>
-            </w:r>
-            <w:r>
+              <w:rPr>
+                <w:rFonts w:ascii="Calibri" w:hAnsi="Calibri" w:cs="Calibri"/>
+              </w:rPr>
+            </w:pPr>
+            <w:r>
+              <w:rPr>
+                <w:rFonts w:ascii="Calibri" w:hAnsi="Calibri" w:cs="Calibri"/>
+              </w:rPr>
+              <w:t>{{ output_checkbox(</w:t>
+            </w:r>
+            <w:r>
+              <w:rPr>
+                <w:rFonts w:ascii="Calibri" w:hAnsi="Calibri" w:cs="Calibri"/>
+              </w:rPr>
               <w:t xml:space="preserve">not </w:t>
             </w:r>
             <w:r>
+              <w:rPr>
+                <w:rFonts w:ascii="Calibri" w:hAnsi="Calibri" w:cs="Calibri"/>
+              </w:rPr>
               <w:t>users[0]</w:t>
             </w:r>
             <w:r>
+              <w:rPr>
+                <w:rFonts w:ascii="Calibri" w:hAnsi="Calibri" w:cs="Calibri"/>
+              </w:rPr>
               <w:t>.</w:t>
             </w:r>
-            <w:proofErr w:type="spellStart"/>
-            <w:r>
+            <w:r>
+              <w:rPr>
+                <w:rFonts w:ascii="Calibri" w:hAnsi="Calibri" w:cs="Calibri"/>
+              </w:rPr>
               <w:t>derivative_clock_running</w:t>
             </w:r>
-            <w:proofErr w:type="spellEnd"/>
           </w:p>
           <w:p>
             <w:pPr>
               <w:pStyle w:val="NoSpacing"/>
-            </w:pPr>
-            <w:r>
+              <w:rPr>
+                <w:rFonts w:ascii="Calibri" w:hAnsi="Calibri" w:cs="Calibri"/>
+              </w:rPr>
+            </w:pPr>
+            <w:r>
+              <w:rPr>
+                <w:rFonts w:ascii="Calibri" w:hAnsi="Calibri" w:cs="Calibri"/>
+              </w:rPr>
               <w:t xml:space="preserve">) }} </w:t>
             </w:r>
             <w:r>
+              <w:rPr>
+                <w:rFonts w:ascii="Calibri" w:hAnsi="Calibri" w:cs="Calibri"/>
+              </w:rPr>
               <w:t xml:space="preserve">No – Who? </w:t>
             </w:r>
             <w:r>
-              <w:t>{{ users[0].</w:t>
-            </w:r>
-            <w:proofErr w:type="spellStart"/>
-            <w:r>
-              <w:t>derivative_clock_who</w:t>
-            </w:r>
-            <w:proofErr w:type="spellEnd"/>
-            <w:r>
-              <w:t xml:space="preserve"> }}</w:t>
+              <w:rPr>
+                <w:rFonts w:ascii="Calibri" w:hAnsi="Calibri" w:cs="Calibri"/>
+              </w:rPr>
+              <w:t>{{ users[0].derivative_clock_who }}</w:t>
             </w:r>
           </w:p>
         </w:tc>
@@ -3278,162 +3016,218 @@
           <w:p>
             <w:pPr>
               <w:pStyle w:val="NoSpacing"/>
-            </w:pPr>
-            <w:r>
-              <w:t xml:space="preserve">{{ </w:t>
-            </w:r>
-            <w:proofErr w:type="spellStart"/>
-            <w:r>
-              <w:t>output_checkbox</w:t>
-            </w:r>
-            <w:proofErr w:type="spellEnd"/>
-            <w:r>
-              <w:t>(</w:t>
-            </w:r>
-            <w:r>
+              <w:rPr>
+                <w:rFonts w:ascii="Calibri" w:hAnsi="Calibri" w:cs="Calibri"/>
+              </w:rPr>
+            </w:pPr>
+            <w:r>
+              <w:rPr>
+                <w:rFonts w:ascii="Calibri" w:hAnsi="Calibri" w:cs="Calibri"/>
+              </w:rPr>
+              <w:t>{{ output_checkbox(</w:t>
+            </w:r>
+            <w:r>
+              <w:rPr>
+                <w:rFonts w:ascii="Calibri" w:hAnsi="Calibri" w:cs="Calibri"/>
+              </w:rPr>
               <w:t>users[0]</w:t>
             </w:r>
             <w:r>
+              <w:rPr>
+                <w:rFonts w:ascii="Calibri" w:hAnsi="Calibri" w:cs="Calibri"/>
+              </w:rPr>
               <w:t>.</w:t>
             </w:r>
-            <w:proofErr w:type="spellStart"/>
-            <w:r>
+            <w:r>
+              <w:rPr>
+                <w:rFonts w:ascii="Calibri" w:hAnsi="Calibri" w:cs="Calibri"/>
+              </w:rPr>
               <w:t>family_has_separate_case</w:t>
             </w:r>
-            <w:proofErr w:type="spellEnd"/>
-            <w:r>
+            <w:r>
+              <w:rPr>
+                <w:rFonts w:ascii="Calibri" w:hAnsi="Calibri" w:cs="Calibri"/>
+              </w:rPr>
               <w:t xml:space="preserve">) }} </w:t>
             </w:r>
             <w:r>
+              <w:rPr>
+                <w:rFonts w:ascii="Calibri" w:hAnsi="Calibri" w:cs="Calibri"/>
+              </w:rPr>
               <w:t>Yes</w:t>
             </w:r>
           </w:p>
           <w:p>
             <w:pPr>
               <w:pStyle w:val="NoSpacing"/>
-            </w:pPr>
-            <w:r>
-              <w:t xml:space="preserve">         </w:t>
-            </w:r>
-            <w:r>
+              <w:rPr>
+                <w:rFonts w:ascii="Calibri" w:hAnsi="Calibri" w:cs="Calibri"/>
+              </w:rPr>
+            </w:pPr>
+            <w:r>
+              <w:rPr>
+                <w:rFonts w:ascii="Calibri" w:hAnsi="Calibri" w:cs="Calibri"/>
+              </w:rPr>
+              <w:t xml:space="preserve">          </w:t>
+            </w:r>
+            <w:r>
+              <w:rPr>
+                <w:rFonts w:ascii="Calibri" w:hAnsi="Calibri" w:cs="Calibri"/>
+              </w:rPr>
+              <w:t>Consolidate?</w:t>
+            </w:r>
+          </w:p>
+          <w:p>
+            <w:pPr>
+              <w:pStyle w:val="NoSpacing"/>
+              <w:rPr>
+                <w:rFonts w:ascii="Calibri" w:hAnsi="Calibri" w:cs="Calibri"/>
+              </w:rPr>
+            </w:pPr>
+            <w:r>
+              <w:rPr>
+                <w:rFonts w:ascii="Calibri" w:hAnsi="Calibri" w:cs="Calibri"/>
+              </w:rPr>
+              <w:t xml:space="preserve">          </w:t>
+            </w:r>
+            <w:r>
+              <w:rPr>
+                <w:rFonts w:ascii="Calibri" w:hAnsi="Calibri" w:cs="Calibri"/>
+              </w:rPr>
+              <w:t>{{ output_checkbox(</w:t>
+            </w:r>
+            <w:r>
+              <w:rPr>
+                <w:rFonts w:ascii="Calibri" w:hAnsi="Calibri" w:cs="Calibri"/>
+              </w:rPr>
+              <w:t>users[0]</w:t>
+            </w:r>
+            <w:r>
+              <w:rPr>
+                <w:rFonts w:ascii="Calibri" w:hAnsi="Calibri" w:cs="Calibri"/>
+              </w:rPr>
+              <w:t>.</w:t>
+            </w:r>
+            <w:r>
+              <w:rPr>
+                <w:rFonts w:ascii="Calibri" w:hAnsi="Calibri" w:cs="Calibri"/>
+              </w:rPr>
+              <w:t>wants_consolidation</w:t>
+            </w:r>
+            <w:r>
+              <w:rPr>
+                <w:rFonts w:ascii="Calibri" w:hAnsi="Calibri" w:cs="Calibri"/>
+              </w:rPr>
+              <w:t>)</w:t>
+            </w:r>
+            <w:r>
+              <w:rPr>
+                <w:rFonts w:ascii="Calibri" w:hAnsi="Calibri" w:cs="Calibri"/>
+              </w:rPr>
+              <w:t xml:space="preserve"> }}</w:t>
+            </w:r>
+            <w:r>
+              <w:rPr>
+                <w:rFonts w:ascii="Calibri" w:hAnsi="Calibri" w:cs="Calibri"/>
+              </w:rPr>
               <w:t xml:space="preserve"> </w:t>
             </w:r>
             <w:r>
-              <w:t>Consolidate?</w:t>
+              <w:rPr>
+                <w:rFonts w:ascii="Calibri" w:hAnsi="Calibri" w:cs="Calibri"/>
+              </w:rPr>
+              <w:t xml:space="preserve">Yes         </w:t>
+            </w:r>
+            <w:r>
+              <w:rPr>
+                <w:rFonts w:ascii="Calibri" w:hAnsi="Calibri" w:cs="Calibri"/>
+              </w:rPr>
+              <w:t>{{ output_checkbox(</w:t>
+            </w:r>
+            <w:r>
+              <w:rPr>
+                <w:rFonts w:ascii="Calibri" w:hAnsi="Calibri" w:cs="Calibri"/>
+              </w:rPr>
+              <w:t xml:space="preserve">not </w:t>
+            </w:r>
+            <w:r>
+              <w:rPr>
+                <w:rFonts w:ascii="Calibri" w:hAnsi="Calibri" w:cs="Calibri"/>
+              </w:rPr>
+              <w:t>users[0]</w:t>
+            </w:r>
+            <w:r>
+              <w:rPr>
+                <w:rFonts w:ascii="Calibri" w:hAnsi="Calibri" w:cs="Calibri"/>
+              </w:rPr>
+              <w:t>.</w:t>
+            </w:r>
+            <w:r>
+              <w:rPr>
+                <w:rFonts w:ascii="Calibri" w:hAnsi="Calibri" w:cs="Calibri"/>
+              </w:rPr>
+              <w:t xml:space="preserve"> wants_consolidation</w:t>
+            </w:r>
+            <w:r>
+              <w:rPr>
+                <w:rFonts w:ascii="Calibri" w:hAnsi="Calibri" w:cs="Calibri"/>
+              </w:rPr>
+              <w:t xml:space="preserve">) }} </w:t>
+            </w:r>
+            <w:r>
+              <w:rPr>
+                <w:rFonts w:ascii="Calibri" w:hAnsi="Calibri" w:cs="Calibri"/>
+              </w:rPr>
+              <w:t>No</w:t>
             </w:r>
           </w:p>
           <w:p>
             <w:pPr>
               <w:pStyle w:val="NoSpacing"/>
-            </w:pPr>
-            <w:r>
-              <w:t xml:space="preserve">         </w:t>
-            </w:r>
-            <w:r>
-              <w:t xml:space="preserve"> </w:t>
-            </w:r>
-            <w:r>
-              <w:t xml:space="preserve">{{ </w:t>
-            </w:r>
-            <w:proofErr w:type="spellStart"/>
-            <w:r>
-              <w:t>output_checkbox</w:t>
-            </w:r>
-            <w:proofErr w:type="spellEnd"/>
-            <w:r>
-              <w:t>(</w:t>
-            </w:r>
-            <w:r>
+              <w:rPr>
+                <w:rFonts w:ascii="Calibri" w:hAnsi="Calibri" w:cs="Calibri"/>
+              </w:rPr>
+            </w:pPr>
+            <w:r>
+              <w:rPr>
+                <w:rFonts w:ascii="Calibri" w:hAnsi="Calibri" w:cs="Calibri"/>
+              </w:rPr>
+              <w:t>{{ output_checkbox(</w:t>
+            </w:r>
+            <w:r>
+              <w:rPr>
+                <w:rFonts w:ascii="Calibri" w:hAnsi="Calibri" w:cs="Calibri"/>
+              </w:rPr>
+              <w:t xml:space="preserve">not </w:t>
+            </w:r>
+            <w:r>
+              <w:rPr>
+                <w:rFonts w:ascii="Calibri" w:hAnsi="Calibri" w:cs="Calibri"/>
+              </w:rPr>
               <w:t>users[0]</w:t>
             </w:r>
             <w:r>
+              <w:rPr>
+                <w:rFonts w:ascii="Calibri" w:hAnsi="Calibri" w:cs="Calibri"/>
+              </w:rPr>
               <w:t>.</w:t>
             </w:r>
-            <w:proofErr w:type="spellStart"/>
-            <w:r>
-              <w:t>wants_consolidation</w:t>
-            </w:r>
-            <w:proofErr w:type="spellEnd"/>
-            <w:r>
-              <w:t>)</w:t>
-            </w:r>
-            <w:r>
-              <w:t xml:space="preserve"> }}</w:t>
-            </w:r>
-            <w:r>
-              <w:t xml:space="preserve"> </w:t>
-            </w:r>
-            <w:r>
-              <w:t xml:space="preserve">Yes         </w:t>
-            </w:r>
-            <w:r>
-              <w:t xml:space="preserve">{{ </w:t>
-            </w:r>
-            <w:proofErr w:type="spellStart"/>
-            <w:r>
-              <w:t>output_checkbox</w:t>
-            </w:r>
-            <w:proofErr w:type="spellEnd"/>
-            <w:r>
-              <w:t>(</w:t>
-            </w:r>
-            <w:r>
-              <w:t xml:space="preserve">not </w:t>
-            </w:r>
-            <w:r>
-              <w:t>users[0]</w:t>
-            </w:r>
-            <w:r>
-              <w:t>.</w:t>
-            </w:r>
-            <w:r>
-              <w:t xml:space="preserve"> </w:t>
-            </w:r>
-            <w:proofErr w:type="spellStart"/>
-            <w:r>
-              <w:t>wants_consolidation</w:t>
-            </w:r>
-            <w:proofErr w:type="spellEnd"/>
-            <w:r>
+            <w:r>
+              <w:rPr>
+                <w:rFonts w:ascii="Calibri" w:hAnsi="Calibri" w:cs="Calibri"/>
+              </w:rPr>
+              <w:t>family_has_separate_case</w:t>
+            </w:r>
+            <w:r>
+              <w:rPr>
+                <w:rFonts w:ascii="Calibri" w:hAnsi="Calibri" w:cs="Calibri"/>
+              </w:rPr>
               <w:t xml:space="preserve">) }} </w:t>
             </w:r>
             <w:r>
-              <w:t>No</w:t>
-            </w:r>
-          </w:p>
-          <w:p>
-            <w:pPr>
-              <w:pStyle w:val="NoSpacing"/>
-            </w:pPr>
-            <w:r>
-              <w:t xml:space="preserve">{{ </w:t>
-            </w:r>
-            <w:proofErr w:type="spellStart"/>
-            <w:r>
-              <w:t>output_checkbox</w:t>
-            </w:r>
-            <w:proofErr w:type="spellEnd"/>
-            <w:r>
-              <w:t>(</w:t>
-            </w:r>
-            <w:r>
-              <w:t xml:space="preserve">not </w:t>
-            </w:r>
-            <w:r>
-              <w:t>users[0]</w:t>
-            </w:r>
-            <w:r>
-              <w:t>.</w:t>
-            </w:r>
-            <w:proofErr w:type="spellStart"/>
-            <w:r>
-              <w:t>family_has_separate_case</w:t>
-            </w:r>
-            <w:proofErr w:type="spellEnd"/>
-            <w:r>
-              <w:t xml:space="preserve">) }} </w:t>
-            </w:r>
-            <w:r>
+              <w:rPr>
+                <w:rFonts w:ascii="Calibri" w:hAnsi="Calibri" w:cs="Calibri"/>
+              </w:rPr>
               <w:t>No</w:t>
             </w:r>
           </w:p>
@@ -3482,94 +3276,162 @@
           <w:p>
             <w:pPr>
               <w:pStyle w:val="NoSpacing"/>
-            </w:pPr>
-            <w:r>
+              <w:rPr>
+                <w:rFonts w:ascii="Calibri" w:hAnsi="Calibri" w:cs="Calibri"/>
+              </w:rPr>
+            </w:pPr>
+            <w:r>
+              <w:rPr>
+                <w:rFonts w:ascii="Calibri" w:hAnsi="Calibri" w:cs="Calibri"/>
+              </w:rPr>
+              <w:t>{{ output_checkbox(</w:t>
+            </w:r>
+            <w:r>
+              <w:rPr>
+                <w:rFonts w:ascii="Calibri" w:hAnsi="Calibri" w:cs="Calibri"/>
+              </w:rPr>
+              <w:t>users[0]</w:t>
+            </w:r>
+            <w:r>
+              <w:rPr>
+                <w:rFonts w:ascii="Calibri" w:hAnsi="Calibri" w:cs="Calibri"/>
+              </w:rPr>
+              <w:t>.</w:t>
+            </w:r>
+            <w:r>
+              <w:rPr>
+                <w:rFonts w:ascii="Calibri" w:hAnsi="Calibri" w:cs="Calibri"/>
+              </w:rPr>
+              <w:t>wants_separate_case</w:t>
+            </w:r>
+            <w:r>
+              <w:rPr>
+                <w:rFonts w:ascii="Calibri" w:hAnsi="Calibri" w:cs="Calibri"/>
+              </w:rPr>
+              <w:t xml:space="preserve">) }} </w:t>
+            </w:r>
+            <w:r>
+              <w:rPr>
+                <w:rFonts w:ascii="Calibri" w:hAnsi="Calibri" w:cs="Calibri"/>
+              </w:rPr>
+              <w:t xml:space="preserve">Yes: </w:t>
+            </w:r>
+            <w:r>
+              <w:rPr>
+                <w:rFonts w:ascii="Calibri" w:hAnsi="Calibri" w:cs="Calibri"/>
+              </w:rPr>
+              <w:t xml:space="preserve"> Who? </w:t>
+            </w:r>
+          </w:p>
+          <w:p>
+            <w:pPr>
+              <w:pStyle w:val="NoSpacing"/>
+              <w:rPr>
+                <w:rFonts w:ascii="Calibri" w:hAnsi="Calibri" w:cs="Calibri"/>
+              </w:rPr>
+            </w:pPr>
+            <w:r>
+              <w:rPr>
+                <w:rFonts w:ascii="Calibri" w:hAnsi="Calibri" w:cs="Calibri"/>
+              </w:rPr>
               <w:t xml:space="preserve">{{ </w:t>
             </w:r>
-            <w:proofErr w:type="spellStart"/>
-            <w:r>
-              <w:t>output_checkbox</w:t>
-            </w:r>
-            <w:proofErr w:type="spellEnd"/>
-            <w:r>
-              <w:t>(</w:t>
-            </w:r>
-            <w:r>
+            <w:r>
+              <w:rPr>
+                <w:rFonts w:ascii="Calibri" w:hAnsi="Calibri" w:cs="Calibri"/>
+              </w:rPr>
+              <w:t>comma_list(</w:t>
+            </w:r>
+            <w:r>
+              <w:rPr>
+                <w:rFonts w:ascii="Calibri" w:hAnsi="Calibri" w:cs="Calibri"/>
+              </w:rPr>
               <w:t>users[0]</w:t>
             </w:r>
             <w:r>
+              <w:rPr>
+                <w:rFonts w:ascii="Calibri" w:hAnsi="Calibri" w:cs="Calibri"/>
+              </w:rPr>
               <w:t>.</w:t>
             </w:r>
-            <w:proofErr w:type="spellStart"/>
-            <w:r>
+            <w:r>
+              <w:rPr>
+                <w:rFonts w:ascii="Calibri" w:hAnsi="Calibri" w:cs="Calibri"/>
+              </w:rPr>
+              <w:t>separate_case_name_list</w:t>
+            </w:r>
+            <w:r>
+              <w:rPr>
+                <w:rFonts w:ascii="Calibri" w:hAnsi="Calibri" w:cs="Calibri"/>
+              </w:rPr>
+              <w:t>)</w:t>
+            </w:r>
+            <w:r>
+              <w:rPr>
+                <w:rFonts w:ascii="Calibri" w:hAnsi="Calibri" w:cs="Calibri"/>
+              </w:rPr>
+              <w:t xml:space="preserve"> }}</w:t>
+            </w:r>
+          </w:p>
+          <w:p>
+            <w:pPr>
+              <w:pStyle w:val="NoSpacing"/>
+              <w:rPr>
+                <w:rFonts w:ascii="Calibri" w:hAnsi="Calibri" w:cs="Calibri"/>
+              </w:rPr>
+            </w:pPr>
+            <w:r>
+              <w:rPr>
+                <w:rFonts w:ascii="Calibri" w:hAnsi="Calibri" w:cs="Calibri"/>
+              </w:rPr>
+              <w:t>{{ output_checkbox(</w:t>
+            </w:r>
+            <w:r>
+              <w:rPr>
+                <w:rFonts w:ascii="Calibri" w:hAnsi="Calibri" w:cs="Calibri"/>
+              </w:rPr>
+              <w:t>no</w:t>
+            </w:r>
+            <w:r>
+              <w:rPr>
+                <w:rFonts w:ascii="Calibri" w:hAnsi="Calibri" w:cs="Calibri"/>
+              </w:rPr>
+              <w:t>t</w:t>
+            </w:r>
+            <w:r>
+              <w:rPr>
+                <w:rFonts w:ascii="Calibri" w:hAnsi="Calibri" w:cs="Calibri"/>
+              </w:rPr>
+              <w:t xml:space="preserve"> </w:t>
+            </w:r>
+            <w:r>
+              <w:rPr>
+                <w:rFonts w:ascii="Calibri" w:hAnsi="Calibri" w:cs="Calibri"/>
+              </w:rPr>
+              <w:t>users[0]</w:t>
+            </w:r>
+            <w:r>
+              <w:rPr>
+                <w:rFonts w:ascii="Calibri" w:hAnsi="Calibri" w:cs="Calibri"/>
+              </w:rPr>
+              <w:t>.</w:t>
+            </w:r>
+            <w:r>
+              <w:rPr>
+                <w:rFonts w:ascii="Calibri" w:hAnsi="Calibri" w:cs="Calibri"/>
+              </w:rPr>
               <w:t>wants_separate_case</w:t>
             </w:r>
-            <w:proofErr w:type="spellEnd"/>
-            <w:r>
+            <w:r>
+              <w:rPr>
+                <w:rFonts w:ascii="Calibri" w:hAnsi="Calibri" w:cs="Calibri"/>
+              </w:rPr>
               <w:t xml:space="preserve">) }} </w:t>
             </w:r>
             <w:r>
-              <w:t xml:space="preserve">Yes: </w:t>
-            </w:r>
-            <w:r>
-              <w:t xml:space="preserve"> Who? </w:t>
-            </w:r>
-          </w:p>
-          <w:p>
-            <w:pPr>
-              <w:pStyle w:val="NoSpacing"/>
-            </w:pPr>
-            <w:r>
-              <w:t>{{ users[0].</w:t>
-            </w:r>
-            <w:proofErr w:type="spellStart"/>
-            <w:r>
-              <w:t>separate_case_who</w:t>
-            </w:r>
-            <w:proofErr w:type="spellEnd"/>
-            <w:r>
-              <w:t xml:space="preserve"> }}</w:t>
-            </w:r>
-          </w:p>
-          <w:p>
-            <w:pPr>
-              <w:pStyle w:val="NoSpacing"/>
-            </w:pPr>
-            <w:r>
-              <w:t xml:space="preserve">{{ </w:t>
-            </w:r>
-            <w:proofErr w:type="spellStart"/>
-            <w:r>
-              <w:t>output_checkbox</w:t>
-            </w:r>
-            <w:proofErr w:type="spellEnd"/>
-            <w:r>
-              <w:t>(</w:t>
-            </w:r>
-            <w:r>
-              <w:t>no</w:t>
-            </w:r>
-            <w:r>
-              <w:t>t</w:t>
-            </w:r>
-            <w:r>
-              <w:t xml:space="preserve"> </w:t>
-            </w:r>
-            <w:r>
-              <w:t>users[0]</w:t>
-            </w:r>
-            <w:r>
-              <w:t>.</w:t>
-            </w:r>
-            <w:proofErr w:type="spellStart"/>
-            <w:r>
-              <w:t>wants_separate_case</w:t>
-            </w:r>
-            <w:proofErr w:type="spellEnd"/>
-            <w:r>
-              <w:t xml:space="preserve">) }} </w:t>
-            </w:r>
-            <w:r>
+              <w:rPr>
+                <w:rFonts w:ascii="Calibri" w:hAnsi="Calibri" w:cs="Calibri"/>
+              </w:rPr>
               <w:t>No</w:t>
             </w:r>
           </w:p>
@@ -3618,85 +3480,108 @@
           <w:p>
             <w:pPr>
               <w:pStyle w:val="NoSpacing"/>
-            </w:pPr>
-            <w:r>
-              <w:t xml:space="preserve">{{ </w:t>
-            </w:r>
-            <w:proofErr w:type="spellStart"/>
-            <w:r>
-              <w:t>output_checkbox</w:t>
-            </w:r>
-            <w:proofErr w:type="spellEnd"/>
-            <w:r>
-              <w:t>(</w:t>
-            </w:r>
-            <w:r>
+              <w:rPr>
+                <w:rFonts w:ascii="Calibri" w:hAnsi="Calibri" w:cs="Calibri"/>
+              </w:rPr>
+            </w:pPr>
+            <w:r>
+              <w:rPr>
+                <w:rFonts w:ascii="Calibri" w:hAnsi="Calibri" w:cs="Calibri"/>
+              </w:rPr>
+              <w:t>{{ output_checkbox(</w:t>
+            </w:r>
+            <w:r>
+              <w:rPr>
+                <w:rFonts w:ascii="Calibri" w:hAnsi="Calibri" w:cs="Calibri"/>
+              </w:rPr>
               <w:t>users[0]</w:t>
             </w:r>
             <w:r>
+              <w:rPr>
+                <w:rFonts w:ascii="Calibri" w:hAnsi="Calibri" w:cs="Calibri"/>
+              </w:rPr>
               <w:t>.</w:t>
             </w:r>
-            <w:proofErr w:type="spellStart"/>
-            <w:r>
+            <w:r>
+              <w:rPr>
+                <w:rFonts w:ascii="Calibri" w:hAnsi="Calibri" w:cs="Calibri"/>
+              </w:rPr>
               <w:t>looked_for_attorney</w:t>
             </w:r>
-            <w:proofErr w:type="spellEnd"/>
-            <w:r>
+            <w:r>
+              <w:rPr>
+                <w:rFonts w:ascii="Calibri" w:hAnsi="Calibri" w:cs="Calibri"/>
+              </w:rPr>
               <w:t xml:space="preserve">) }} </w:t>
             </w:r>
             <w:r>
+              <w:rPr>
+                <w:rFonts w:ascii="Calibri" w:hAnsi="Calibri" w:cs="Calibri"/>
+              </w:rPr>
               <w:t>Yes</w:t>
             </w:r>
           </w:p>
           <w:p>
             <w:pPr>
               <w:pStyle w:val="NoSpacing"/>
-            </w:pPr>
-            <w:r>
-              <w:t>{{ users[0].</w:t>
-            </w:r>
-            <w:proofErr w:type="spellStart"/>
-            <w:r>
-              <w:t>looked_for_attorney_details</w:t>
-            </w:r>
-            <w:proofErr w:type="spellEnd"/>
-            <w:r>
-              <w:t>}}</w:t>
+              <w:rPr>
+                <w:rFonts w:ascii="Calibri" w:hAnsi="Calibri" w:cs="Calibri"/>
+              </w:rPr>
+            </w:pPr>
+            <w:r>
+              <w:rPr>
+                <w:rFonts w:ascii="Calibri" w:hAnsi="Calibri" w:cs="Calibri"/>
+              </w:rPr>
+              <w:t>{{ users[0].looked_for_attorney_details}}</w:t>
             </w:r>
           </w:p>
           <w:p>
             <w:pPr>
               <w:pStyle w:val="NoSpacing"/>
-            </w:pPr>
-            <w:r>
-              <w:t xml:space="preserve">{{ </w:t>
-            </w:r>
-            <w:proofErr w:type="spellStart"/>
-            <w:r>
-              <w:t>output_checkbox</w:t>
-            </w:r>
-            <w:proofErr w:type="spellEnd"/>
-            <w:r>
-              <w:t>(</w:t>
-            </w:r>
-            <w:r>
+              <w:rPr>
+                <w:rFonts w:ascii="Calibri" w:hAnsi="Calibri" w:cs="Calibri"/>
+              </w:rPr>
+            </w:pPr>
+            <w:r>
+              <w:rPr>
+                <w:rFonts w:ascii="Calibri" w:hAnsi="Calibri" w:cs="Calibri"/>
+              </w:rPr>
+              <w:t>{{ output_checkbox(</w:t>
+            </w:r>
+            <w:r>
+              <w:rPr>
+                <w:rFonts w:ascii="Calibri" w:hAnsi="Calibri" w:cs="Calibri"/>
+              </w:rPr>
               <w:t xml:space="preserve">not </w:t>
             </w:r>
             <w:r>
+              <w:rPr>
+                <w:rFonts w:ascii="Calibri" w:hAnsi="Calibri" w:cs="Calibri"/>
+              </w:rPr>
               <w:t>users[0]</w:t>
             </w:r>
             <w:r>
+              <w:rPr>
+                <w:rFonts w:ascii="Calibri" w:hAnsi="Calibri" w:cs="Calibri"/>
+              </w:rPr>
               <w:t>.</w:t>
             </w:r>
-            <w:proofErr w:type="spellStart"/>
-            <w:r>
+            <w:r>
+              <w:rPr>
+                <w:rFonts w:ascii="Calibri" w:hAnsi="Calibri" w:cs="Calibri"/>
+              </w:rPr>
               <w:t>looked_for_attorney</w:t>
             </w:r>
-            <w:proofErr w:type="spellEnd"/>
-            <w:r>
+            <w:r>
+              <w:rPr>
+                <w:rFonts w:ascii="Calibri" w:hAnsi="Calibri" w:cs="Calibri"/>
+              </w:rPr>
               <w:t xml:space="preserve">) }} </w:t>
             </w:r>
             <w:r>
+              <w:rPr>
+                <w:rFonts w:ascii="Calibri" w:hAnsi="Calibri" w:cs="Calibri"/>
+              </w:rPr>
               <w:t>No</w:t>
             </w:r>
           </w:p>
@@ -3704,7 +3589,7 @@
       </w:tr>
       <w:tr>
         <w:trPr>
-          <w:trHeight w:val="576"/>
+          <w:trHeight w:val="1142"/>
         </w:trPr>
         <w:tc>
           <w:tcPr>
@@ -3733,17 +3618,15 @@
           <w:p>
             <w:pPr>
               <w:pStyle w:val="NoSpacing"/>
-            </w:pPr>
-            <w:r>
-              <w:t>{{ users[0].</w:t>
-            </w:r>
-            <w:proofErr w:type="spellStart"/>
-            <w:r>
-              <w:t>additional_notes</w:t>
-            </w:r>
-            <w:proofErr w:type="spellEnd"/>
-            <w:r>
-              <w:t>}}</w:t>
+              <w:rPr>
+                <w:rFonts w:ascii="Calibri" w:hAnsi="Calibri" w:cs="Calibri"/>
+              </w:rPr>
+            </w:pPr>
+            <w:r>
+              <w:rPr>
+                <w:rFonts w:ascii="Calibri" w:hAnsi="Calibri" w:cs="Calibri"/>
+              </w:rPr>
+              <w:t>{{ users[0].additional_notes}}</w:t>
             </w:r>
           </w:p>
         </w:tc>
@@ -3751,6 +3634,11 @@
     </w:tbl>
     <w:p>
       <w:pPr>
+        <w:rPr>
+          <w:rFonts w:ascii="Calibri" w:hAnsi="Calibri" w:cs="Calibri"/>
+          <w:sz w:val="22"/>
+          <w:szCs w:val="22"/>
+        </w:rPr>
         <w:sectPr>
           <w:headerReference w:type="default" r:id="rId11"/>
           <w:footerReference w:type="default" r:id="rId12"/>
@@ -3764,6 +3652,11 @@
     <w:p>
       <w:pPr>
         <w:spacing w:after="0"/>
+        <w:rPr>
+          <w:rFonts w:ascii="Calibri" w:hAnsi="Calibri" w:cs="Calibri"/>
+          <w:sz w:val="22"/>
+          <w:szCs w:val="22"/>
+        </w:rPr>
       </w:pPr>
     </w:p>
     <w:sectPr>
@@ -6441,7 +6334,6 @@
   <w:style w:type="character" w:default="1" w:styleId="DefaultParagraphFont">
     <w:name w:val="Default Paragraph Font"/>
     <w:uiPriority w:val="1"/>
-    <w:semiHidden/>
     <w:unhideWhenUsed/>
   </w:style>
   <w:style w:type="table" w:default="1" w:styleId="TableNormal">

--- a/docassemble/USCISApplications/data/templates/Court_Accompaniment_Intake.docx
+++ b/docassemble/USCISApplications/data/templates/Court_Accompaniment_Intake.docx
@@ -99,6 +99,7 @@
         </w:rPr>
         <w:t xml:space="preserve">Name of volunteer/staff: </w:t>
       </w:r>
+      <w:proofErr w:type="gramStart"/>
       <w:r>
         <w:rPr>
           <w:rFonts w:ascii="Calibri" w:eastAsia="Arial" w:hAnsi="Calibri" w:cs="Calibri"/>
@@ -109,6 +110,7 @@
         </w:rPr>
         <w:t xml:space="preserve">{{ </w:t>
       </w:r>
+      <w:proofErr w:type="spellStart"/>
       <w:r>
         <w:rPr>
           <w:rFonts w:ascii="Calibri" w:eastAsia="Arial" w:hAnsi="Calibri" w:cs="Calibri"/>
@@ -117,7 +119,29 @@
           <w:sz w:val="22"/>
           <w:szCs w:val="22"/>
         </w:rPr>
-        <w:t>screener.name_full()</w:t>
+        <w:t>screener.name</w:t>
+      </w:r>
+      <w:proofErr w:type="gramEnd"/>
+      <w:r>
+        <w:rPr>
+          <w:rFonts w:ascii="Calibri" w:eastAsia="Arial" w:hAnsi="Calibri" w:cs="Calibri"/>
+          <w:b/>
+          <w:bCs/>
+          <w:sz w:val="22"/>
+          <w:szCs w:val="22"/>
+        </w:rPr>
+        <w:t>_full</w:t>
+      </w:r>
+      <w:proofErr w:type="spellEnd"/>
+      <w:r>
+        <w:rPr>
+          <w:rFonts w:ascii="Calibri" w:eastAsia="Arial" w:hAnsi="Calibri" w:cs="Calibri"/>
+          <w:b/>
+          <w:bCs/>
+          <w:sz w:val="22"/>
+          <w:szCs w:val="22"/>
+        </w:rPr>
+        <w:t>()</w:t>
       </w:r>
       <w:r>
         <w:rPr>
@@ -180,6 +204,7 @@
         </w:rPr>
         <w:t xml:space="preserve">Hearing Date: </w:t>
       </w:r>
+      <w:proofErr w:type="gramStart"/>
       <w:r>
         <w:rPr>
           <w:rFonts w:ascii="Calibri" w:eastAsia="Calibri" w:hAnsi="Calibri" w:cs="Calibri"/>
@@ -188,7 +213,62 @@
           <w:sz w:val="22"/>
           <w:szCs w:val="22"/>
         </w:rPr>
-        <w:t>{{ users[0].hearing_date.format('MM/dd/yyyy') }}</w:t>
+        <w:t>{{ users</w:t>
+      </w:r>
+      <w:proofErr w:type="gramEnd"/>
+      <w:r>
+        <w:rPr>
+          <w:rFonts w:ascii="Calibri" w:eastAsia="Calibri" w:hAnsi="Calibri" w:cs="Calibri"/>
+          <w:b/>
+          <w:bCs/>
+          <w:sz w:val="22"/>
+          <w:szCs w:val="22"/>
+        </w:rPr>
+        <w:t>[0].</w:t>
+      </w:r>
+      <w:proofErr w:type="spellStart"/>
+      <w:r>
+        <w:rPr>
+          <w:rFonts w:ascii="Calibri" w:eastAsia="Calibri" w:hAnsi="Calibri" w:cs="Calibri"/>
+          <w:b/>
+          <w:bCs/>
+          <w:sz w:val="22"/>
+          <w:szCs w:val="22"/>
+        </w:rPr>
+        <w:t>hearing_date.format</w:t>
+      </w:r>
+      <w:proofErr w:type="spellEnd"/>
+      <w:r>
+        <w:rPr>
+          <w:rFonts w:ascii="Calibri" w:eastAsia="Calibri" w:hAnsi="Calibri" w:cs="Calibri"/>
+          <w:b/>
+          <w:bCs/>
+          <w:sz w:val="22"/>
+          <w:szCs w:val="22"/>
+        </w:rPr>
+        <w:t>('MM/dd/</w:t>
+      </w:r>
+      <w:proofErr w:type="spellStart"/>
+      <w:r>
+        <w:rPr>
+          <w:rFonts w:ascii="Calibri" w:eastAsia="Calibri" w:hAnsi="Calibri" w:cs="Calibri"/>
+          <w:b/>
+          <w:bCs/>
+          <w:sz w:val="22"/>
+          <w:szCs w:val="22"/>
+        </w:rPr>
+        <w:t>yyyy</w:t>
+      </w:r>
+      <w:proofErr w:type="spellEnd"/>
+      <w:r>
+        <w:rPr>
+          <w:rFonts w:ascii="Calibri" w:eastAsia="Calibri" w:hAnsi="Calibri" w:cs="Calibri"/>
+          <w:b/>
+          <w:bCs/>
+          <w:sz w:val="22"/>
+          <w:szCs w:val="22"/>
+        </w:rPr>
+        <w:t>') }}</w:t>
       </w:r>
       <w:r>
         <w:rPr>
@@ -221,6 +301,7 @@
         </w:rPr>
         <w:t xml:space="preserve">{{ </w:t>
       </w:r>
+      <w:proofErr w:type="spellStart"/>
       <w:r>
         <w:rPr>
           <w:rFonts w:ascii="Calibri" w:eastAsia="Calibri" w:hAnsi="Calibri" w:cs="Calibri"/>
@@ -229,7 +310,18 @@
           <w:sz w:val="22"/>
           <w:szCs w:val="22"/>
         </w:rPr>
-        <w:t>format_time(</w:t>
+        <w:t>format_time</w:t>
+      </w:r>
+      <w:proofErr w:type="spellEnd"/>
+      <w:r>
+        <w:rPr>
+          <w:rFonts w:ascii="Calibri" w:eastAsia="Calibri" w:hAnsi="Calibri" w:cs="Calibri"/>
+          <w:b/>
+          <w:bCs/>
+          <w:sz w:val="22"/>
+          <w:szCs w:val="22"/>
+        </w:rPr>
+        <w:t>(</w:t>
       </w:r>
       <w:r>
         <w:rPr>
@@ -239,8 +331,9 @@
           <w:sz w:val="22"/>
           <w:szCs w:val="22"/>
         </w:rPr>
-        <w:t>users[0].hearing_time</w:t>
+        <w:t>users[0].</w:t>
       </w:r>
+      <w:proofErr w:type="spellStart"/>
       <w:r>
         <w:rPr>
           <w:rFonts w:ascii="Calibri" w:eastAsia="Calibri" w:hAnsi="Calibri" w:cs="Calibri"/>
@@ -249,7 +342,40 @@
           <w:sz w:val="22"/>
           <w:szCs w:val="22"/>
         </w:rPr>
-        <w:t>, format='h:mm a')</w:t>
+        <w:t>hearing_time</w:t>
+      </w:r>
+      <w:proofErr w:type="spellEnd"/>
+      <w:r>
+        <w:rPr>
+          <w:rFonts w:ascii="Calibri" w:eastAsia="Calibri" w:hAnsi="Calibri" w:cs="Calibri"/>
+          <w:b/>
+          <w:bCs/>
+          <w:sz w:val="22"/>
+          <w:szCs w:val="22"/>
+        </w:rPr>
+        <w:t>, format='</w:t>
+      </w:r>
+      <w:proofErr w:type="spellStart"/>
+      <w:r>
+        <w:rPr>
+          <w:rFonts w:ascii="Calibri" w:eastAsia="Calibri" w:hAnsi="Calibri" w:cs="Calibri"/>
+          <w:b/>
+          <w:bCs/>
+          <w:sz w:val="22"/>
+          <w:szCs w:val="22"/>
+        </w:rPr>
+        <w:t>h:mm</w:t>
+      </w:r>
+      <w:proofErr w:type="spellEnd"/>
+      <w:r>
+        <w:rPr>
+          <w:rFonts w:ascii="Calibri" w:eastAsia="Calibri" w:hAnsi="Calibri" w:cs="Calibri"/>
+          <w:b/>
+          <w:bCs/>
+          <w:sz w:val="22"/>
+          <w:szCs w:val="22"/>
+        </w:rPr>
+        <w:t xml:space="preserve"> a')</w:t>
       </w:r>
       <w:r>
         <w:rPr>
@@ -302,6 +428,7 @@
         </w:rPr>
         <w:t xml:space="preserve">Immigration Judge: </w:t>
       </w:r>
+      <w:proofErr w:type="gramStart"/>
       <w:r>
         <w:rPr>
           <w:rFonts w:ascii="Calibri" w:eastAsia="Calibri" w:hAnsi="Calibri" w:cs="Calibri"/>
@@ -310,7 +437,40 @@
           <w:sz w:val="22"/>
           <w:szCs w:val="22"/>
         </w:rPr>
-        <w:t>{{ immigration_judge.name_full() }}</w:t>
+        <w:t xml:space="preserve">{{ </w:t>
+      </w:r>
+      <w:proofErr w:type="spellStart"/>
+      <w:r>
+        <w:rPr>
+          <w:rFonts w:ascii="Calibri" w:eastAsia="Calibri" w:hAnsi="Calibri" w:cs="Calibri"/>
+          <w:b/>
+          <w:bCs/>
+          <w:sz w:val="22"/>
+          <w:szCs w:val="22"/>
+        </w:rPr>
+        <w:t>immigration_judge.name</w:t>
+      </w:r>
+      <w:proofErr w:type="gramEnd"/>
+      <w:r>
+        <w:rPr>
+          <w:rFonts w:ascii="Calibri" w:eastAsia="Calibri" w:hAnsi="Calibri" w:cs="Calibri"/>
+          <w:b/>
+          <w:bCs/>
+          <w:sz w:val="22"/>
+          <w:szCs w:val="22"/>
+        </w:rPr>
+        <w:t>_full</w:t>
+      </w:r>
+      <w:proofErr w:type="spellEnd"/>
+      <w:r>
+        <w:rPr>
+          <w:rFonts w:ascii="Calibri" w:eastAsia="Calibri" w:hAnsi="Calibri" w:cs="Calibri"/>
+          <w:b/>
+          <w:bCs/>
+          <w:sz w:val="22"/>
+          <w:szCs w:val="22"/>
+        </w:rPr>
+        <w:t>() }}</w:t>
       </w:r>
     </w:p>
     <w:p>
@@ -351,7 +511,51 @@
           <w:sz w:val="22"/>
           <w:szCs w:val="22"/>
         </w:rPr>
-        <w:t>{% if not users[0].has_riders %}N/A{% endif %}</w:t>
+        <w:t xml:space="preserve">{% if not </w:t>
+      </w:r>
+      <w:proofErr w:type="gramStart"/>
+      <w:r>
+        <w:rPr>
+          <w:rFonts w:ascii="Calibri" w:eastAsia="Calibri" w:hAnsi="Calibri" w:cs="Calibri"/>
+          <w:b/>
+          <w:bCs/>
+          <w:sz w:val="22"/>
+          <w:szCs w:val="22"/>
+        </w:rPr>
+        <w:t>users[</w:t>
+      </w:r>
+      <w:proofErr w:type="gramEnd"/>
+      <w:r>
+        <w:rPr>
+          <w:rFonts w:ascii="Calibri" w:eastAsia="Calibri" w:hAnsi="Calibri" w:cs="Calibri"/>
+          <w:b/>
+          <w:bCs/>
+          <w:sz w:val="22"/>
+          <w:szCs w:val="22"/>
+        </w:rPr>
+        <w:t>0].</w:t>
+      </w:r>
+      <w:proofErr w:type="spellStart"/>
+      <w:r>
+        <w:rPr>
+          <w:rFonts w:ascii="Calibri" w:eastAsia="Calibri" w:hAnsi="Calibri" w:cs="Calibri"/>
+          <w:b/>
+          <w:bCs/>
+          <w:sz w:val="22"/>
+          <w:szCs w:val="22"/>
+        </w:rPr>
+        <w:t>has_riders</w:t>
+      </w:r>
+      <w:proofErr w:type="spellEnd"/>
+      <w:r>
+        <w:rPr>
+          <w:rFonts w:ascii="Calibri" w:eastAsia="Calibri" w:hAnsi="Calibri" w:cs="Calibri"/>
+          <w:b/>
+          <w:bCs/>
+          <w:sz w:val="22"/>
+          <w:szCs w:val="22"/>
+        </w:rPr>
+        <w:t xml:space="preserve"> %}N/A{% endif %}</w:t>
       </w:r>
     </w:p>
     <w:p>
@@ -374,6 +578,7 @@
         </w:rPr>
         <w:t xml:space="preserve">{%p if </w:t>
       </w:r>
+      <w:proofErr w:type="gramStart"/>
       <w:r>
         <w:rPr>
           <w:rFonts w:ascii="Calibri" w:eastAsia="Calibri" w:hAnsi="Calibri" w:cs="Calibri"/>
@@ -382,8 +587,9 @@
           <w:sz w:val="22"/>
           <w:szCs w:val="22"/>
         </w:rPr>
-        <w:t>users[0].</w:t>
+        <w:t>users[</w:t>
       </w:r>
+      <w:proofErr w:type="gramEnd"/>
       <w:r>
         <w:rPr>
           <w:rFonts w:ascii="Calibri" w:eastAsia="Calibri" w:hAnsi="Calibri" w:cs="Calibri"/>
@@ -392,7 +598,29 @@
           <w:sz w:val="22"/>
           <w:szCs w:val="22"/>
         </w:rPr>
-        <w:t>has_riders %}</w:t>
+        <w:t>0].</w:t>
+      </w:r>
+      <w:proofErr w:type="spellStart"/>
+      <w:r>
+        <w:rPr>
+          <w:rFonts w:ascii="Calibri" w:eastAsia="Calibri" w:hAnsi="Calibri" w:cs="Calibri"/>
+          <w:b/>
+          <w:bCs/>
+          <w:sz w:val="22"/>
+          <w:szCs w:val="22"/>
+        </w:rPr>
+        <w:t>has_riders</w:t>
+      </w:r>
+      <w:proofErr w:type="spellEnd"/>
+      <w:r>
+        <w:rPr>
+          <w:rFonts w:ascii="Calibri" w:eastAsia="Calibri" w:hAnsi="Calibri" w:cs="Calibri"/>
+          <w:b/>
+          <w:bCs/>
+          <w:sz w:val="22"/>
+          <w:szCs w:val="22"/>
+        </w:rPr>
+        <w:t xml:space="preserve"> %}</w:t>
       </w:r>
     </w:p>
     <w:tbl>
@@ -426,13 +654,23 @@
                 <w:bCs/>
               </w:rPr>
             </w:pPr>
+            <w:proofErr w:type="spellStart"/>
             <w:r>
               <w:rPr>
                 <w:rFonts w:ascii="Calibri" w:eastAsia="Calibri" w:hAnsi="Calibri" w:cs="Calibri"/>
                 <w:b/>
                 <w:bCs/>
               </w:rPr>
-              <w:t>Additonal Riders</w:t>
+              <w:t>Additonal</w:t>
+            </w:r>
+            <w:proofErr w:type="spellEnd"/>
+            <w:r>
+              <w:rPr>
+                <w:rFonts w:ascii="Calibri" w:eastAsia="Calibri" w:hAnsi="Calibri" w:cs="Calibri"/>
+                <w:b/>
+                <w:bCs/>
+              </w:rPr>
+              <w:t xml:space="preserve"> Riders</w:t>
             </w:r>
           </w:p>
         </w:tc>
@@ -514,7 +752,21 @@
               <w:rPr>
                 <w:rFonts w:ascii="Calibri" w:eastAsia="Calibri" w:hAnsi="Calibri" w:cs="Calibri"/>
               </w:rPr>
-              <w:t>{%tr for rider in additional_riders %}</w:t>
+              <w:t xml:space="preserve">{%tr for rider in </w:t>
+            </w:r>
+            <w:proofErr w:type="spellStart"/>
+            <w:r>
+              <w:rPr>
+                <w:rFonts w:ascii="Calibri" w:eastAsia="Calibri" w:hAnsi="Calibri" w:cs="Calibri"/>
+              </w:rPr>
+              <w:t>additional_riders</w:t>
+            </w:r>
+            <w:proofErr w:type="spellEnd"/>
+            <w:r>
+              <w:rPr>
+                <w:rFonts w:ascii="Calibri" w:eastAsia="Calibri" w:hAnsi="Calibri" w:cs="Calibri"/>
+              </w:rPr>
+              <w:t xml:space="preserve"> %}</w:t>
             </w:r>
           </w:p>
         </w:tc>
@@ -557,11 +809,33 @@
                 <w:rFonts w:ascii="Calibri" w:eastAsia="Calibri" w:hAnsi="Calibri" w:cs="Calibri"/>
               </w:rPr>
             </w:pPr>
-            <w:r>
-              <w:rPr>
-                <w:rFonts w:ascii="Calibri" w:eastAsia="Calibri" w:hAnsi="Calibri" w:cs="Calibri"/>
-              </w:rPr>
-              <w:t>{{ rider.name_full() }}</w:t>
+            <w:proofErr w:type="gramStart"/>
+            <w:r>
+              <w:rPr>
+                <w:rFonts w:ascii="Calibri" w:eastAsia="Calibri" w:hAnsi="Calibri" w:cs="Calibri"/>
+              </w:rPr>
+              <w:t xml:space="preserve">{{ </w:t>
+            </w:r>
+            <w:proofErr w:type="spellStart"/>
+            <w:r>
+              <w:rPr>
+                <w:rFonts w:ascii="Calibri" w:eastAsia="Calibri" w:hAnsi="Calibri" w:cs="Calibri"/>
+              </w:rPr>
+              <w:t>rider.name</w:t>
+            </w:r>
+            <w:proofErr w:type="gramEnd"/>
+            <w:r>
+              <w:rPr>
+                <w:rFonts w:ascii="Calibri" w:eastAsia="Calibri" w:hAnsi="Calibri" w:cs="Calibri"/>
+              </w:rPr>
+              <w:t>_full</w:t>
+            </w:r>
+            <w:proofErr w:type="spellEnd"/>
+            <w:r>
+              <w:rPr>
+                <w:rFonts w:ascii="Calibri" w:eastAsia="Calibri" w:hAnsi="Calibri" w:cs="Calibri"/>
+              </w:rPr>
+              <w:t>() }}</w:t>
             </w:r>
           </w:p>
         </w:tc>
@@ -575,11 +849,33 @@
                 <w:rFonts w:ascii="Calibri" w:eastAsia="Calibri" w:hAnsi="Calibri" w:cs="Calibri"/>
               </w:rPr>
             </w:pPr>
-            <w:r>
-              <w:rPr>
-                <w:rFonts w:ascii="Calibri" w:eastAsia="Calibri" w:hAnsi="Calibri" w:cs="Calibri"/>
-              </w:rPr>
-              <w:t>{{ rider.relationship }}</w:t>
+            <w:proofErr w:type="gramStart"/>
+            <w:r>
+              <w:rPr>
+                <w:rFonts w:ascii="Calibri" w:eastAsia="Calibri" w:hAnsi="Calibri" w:cs="Calibri"/>
+              </w:rPr>
+              <w:t xml:space="preserve">{{ </w:t>
+            </w:r>
+            <w:proofErr w:type="spellStart"/>
+            <w:r>
+              <w:rPr>
+                <w:rFonts w:ascii="Calibri" w:eastAsia="Calibri" w:hAnsi="Calibri" w:cs="Calibri"/>
+              </w:rPr>
+              <w:t>rider</w:t>
+            </w:r>
+            <w:proofErr w:type="gramEnd"/>
+            <w:r>
+              <w:rPr>
+                <w:rFonts w:ascii="Calibri" w:eastAsia="Calibri" w:hAnsi="Calibri" w:cs="Calibri"/>
+              </w:rPr>
+              <w:t>.relationship</w:t>
+            </w:r>
+            <w:proofErr w:type="spellEnd"/>
+            <w:r>
+              <w:rPr>
+                <w:rFonts w:ascii="Calibri" w:eastAsia="Calibri" w:hAnsi="Calibri" w:cs="Calibri"/>
+              </w:rPr>
+              <w:t xml:space="preserve"> }}</w:t>
             </w:r>
           </w:p>
         </w:tc>
@@ -593,11 +889,33 @@
                 <w:rFonts w:ascii="Calibri" w:eastAsia="Arial" w:hAnsi="Calibri" w:cs="Calibri"/>
               </w:rPr>
             </w:pPr>
-            <w:r>
-              <w:rPr>
-                <w:rFonts w:ascii="Calibri" w:eastAsia="Calibri" w:hAnsi="Calibri" w:cs="Calibri"/>
-              </w:rPr>
-              <w:t>{{ rider.a_number }}</w:t>
+            <w:proofErr w:type="gramStart"/>
+            <w:r>
+              <w:rPr>
+                <w:rFonts w:ascii="Calibri" w:eastAsia="Calibri" w:hAnsi="Calibri" w:cs="Calibri"/>
+              </w:rPr>
+              <w:t xml:space="preserve">{{ </w:t>
+            </w:r>
+            <w:proofErr w:type="spellStart"/>
+            <w:r>
+              <w:rPr>
+                <w:rFonts w:ascii="Calibri" w:eastAsia="Calibri" w:hAnsi="Calibri" w:cs="Calibri"/>
+              </w:rPr>
+              <w:t>rider</w:t>
+            </w:r>
+            <w:proofErr w:type="gramEnd"/>
+            <w:r>
+              <w:rPr>
+                <w:rFonts w:ascii="Calibri" w:eastAsia="Calibri" w:hAnsi="Calibri" w:cs="Calibri"/>
+              </w:rPr>
+              <w:t>.a_number</w:t>
+            </w:r>
+            <w:proofErr w:type="spellEnd"/>
+            <w:r>
+              <w:rPr>
+                <w:rFonts w:ascii="Calibri" w:eastAsia="Calibri" w:hAnsi="Calibri" w:cs="Calibri"/>
+              </w:rPr>
+              <w:t xml:space="preserve"> }}</w:t>
             </w:r>
           </w:p>
         </w:tc>
@@ -620,7 +938,21 @@
               <w:rPr>
                 <w:rFonts w:ascii="Calibri" w:eastAsia="Calibri" w:hAnsi="Calibri" w:cs="Calibri"/>
               </w:rPr>
-              <w:t>{%tr endfor %}</w:t>
+              <w:t xml:space="preserve">{%tr </w:t>
+            </w:r>
+            <w:proofErr w:type="spellStart"/>
+            <w:r>
+              <w:rPr>
+                <w:rFonts w:ascii="Calibri" w:eastAsia="Calibri" w:hAnsi="Calibri" w:cs="Calibri"/>
+              </w:rPr>
+              <w:t>endfor</w:t>
+            </w:r>
+            <w:proofErr w:type="spellEnd"/>
+            <w:r>
+              <w:rPr>
+                <w:rFonts w:ascii="Calibri" w:eastAsia="Calibri" w:hAnsi="Calibri" w:cs="Calibri"/>
+              </w:rPr>
+              <w:t xml:space="preserve"> %}</w:t>
             </w:r>
           </w:p>
         </w:tc>
@@ -670,7 +1002,9 @@
         </w:rPr>
         <w:t>{%p endif %}</w:t>
       </w:r>
-      <w:r>
+    </w:p>
+    <w:p>
+      <w:pPr>
         <w:rPr>
           <w:rFonts w:ascii="Calibri" w:eastAsia="Calibri" w:hAnsi="Calibri" w:cs="Calibri"/>
           <w:b/>
@@ -678,8 +1012,7 @@
           <w:sz w:val="22"/>
           <w:szCs w:val="22"/>
         </w:rPr>
-        <w:br/>
-      </w:r>
+      </w:pPr>
     </w:p>
     <w:tbl>
       <w:tblPr>
@@ -764,11 +1097,19 @@
                 <w:rFonts w:ascii="Calibri" w:eastAsia="Calibri" w:hAnsi="Calibri" w:cs="Calibri"/>
               </w:rPr>
             </w:pPr>
-            <w:r>
-              <w:rPr>
-                <w:rFonts w:ascii="Calibri" w:eastAsia="Calibri" w:hAnsi="Calibri" w:cs="Calibri"/>
-              </w:rPr>
-              <w:t>{{ users[</w:t>
+            <w:proofErr w:type="gramStart"/>
+            <w:r>
+              <w:rPr>
+                <w:rFonts w:ascii="Calibri" w:eastAsia="Calibri" w:hAnsi="Calibri" w:cs="Calibri"/>
+              </w:rPr>
+              <w:t>{{ users</w:t>
+            </w:r>
+            <w:proofErr w:type="gramEnd"/>
+            <w:r>
+              <w:rPr>
+                <w:rFonts w:ascii="Calibri" w:eastAsia="Calibri" w:hAnsi="Calibri" w:cs="Calibri"/>
+              </w:rPr>
+              <w:t>[</w:t>
             </w:r>
             <w:r>
               <w:rPr>
@@ -780,7 +1121,21 @@
               <w:rPr>
                 <w:rFonts w:ascii="Calibri" w:eastAsia="Calibri" w:hAnsi="Calibri" w:cs="Calibri"/>
               </w:rPr>
-              <w:t>].name_full() }}</w:t>
+              <w:t>].</w:t>
+            </w:r>
+            <w:proofErr w:type="spellStart"/>
+            <w:r>
+              <w:rPr>
+                <w:rFonts w:ascii="Calibri" w:eastAsia="Calibri" w:hAnsi="Calibri" w:cs="Calibri"/>
+              </w:rPr>
+              <w:t>name_full</w:t>
+            </w:r>
+            <w:proofErr w:type="spellEnd"/>
+            <w:r>
+              <w:rPr>
+                <w:rFonts w:ascii="Calibri" w:eastAsia="Calibri" w:hAnsi="Calibri" w:cs="Calibri"/>
+              </w:rPr>
+              <w:t>() }}</w:t>
             </w:r>
           </w:p>
         </w:tc>
@@ -821,11 +1176,19 @@
                 <w:rFonts w:ascii="Calibri" w:eastAsia="Calibri" w:hAnsi="Calibri" w:cs="Calibri"/>
               </w:rPr>
             </w:pPr>
-            <w:r>
-              <w:rPr>
-                <w:rFonts w:ascii="Calibri" w:eastAsia="Calibri" w:hAnsi="Calibri" w:cs="Calibri"/>
-              </w:rPr>
-              <w:t>{{ users[</w:t>
+            <w:proofErr w:type="gramStart"/>
+            <w:r>
+              <w:rPr>
+                <w:rFonts w:ascii="Calibri" w:eastAsia="Calibri" w:hAnsi="Calibri" w:cs="Calibri"/>
+              </w:rPr>
+              <w:t>{{ users</w:t>
+            </w:r>
+            <w:proofErr w:type="gramEnd"/>
+            <w:r>
+              <w:rPr>
+                <w:rFonts w:ascii="Calibri" w:eastAsia="Calibri" w:hAnsi="Calibri" w:cs="Calibri"/>
+              </w:rPr>
+              <w:t>[</w:t>
             </w:r>
             <w:r>
               <w:rPr>
@@ -837,7 +1200,35 @@
               <w:rPr>
                 <w:rFonts w:ascii="Calibri" w:eastAsia="Calibri" w:hAnsi="Calibri" w:cs="Calibri"/>
               </w:rPr>
-              <w:t>].birthdate.format('MM/dd/yyyy') }}</w:t>
+              <w:t>].</w:t>
+            </w:r>
+            <w:proofErr w:type="spellStart"/>
+            <w:r>
+              <w:rPr>
+                <w:rFonts w:ascii="Calibri" w:eastAsia="Calibri" w:hAnsi="Calibri" w:cs="Calibri"/>
+              </w:rPr>
+              <w:t>birthdate.format</w:t>
+            </w:r>
+            <w:proofErr w:type="spellEnd"/>
+            <w:r>
+              <w:rPr>
+                <w:rFonts w:ascii="Calibri" w:eastAsia="Calibri" w:hAnsi="Calibri" w:cs="Calibri"/>
+              </w:rPr>
+              <w:t>('MM/dd/</w:t>
+            </w:r>
+            <w:proofErr w:type="spellStart"/>
+            <w:r>
+              <w:rPr>
+                <w:rFonts w:ascii="Calibri" w:eastAsia="Calibri" w:hAnsi="Calibri" w:cs="Calibri"/>
+              </w:rPr>
+              <w:t>yyyy</w:t>
+            </w:r>
+            <w:proofErr w:type="spellEnd"/>
+            <w:r>
+              <w:rPr>
+                <w:rFonts w:ascii="Calibri" w:eastAsia="Calibri" w:hAnsi="Calibri" w:cs="Calibri"/>
+              </w:rPr>
+              <w:t>') }}</w:t>
             </w:r>
           </w:p>
         </w:tc>
@@ -880,23 +1271,45 @@
                 <w:bCs/>
               </w:rPr>
             </w:pPr>
+            <w:proofErr w:type="gramStart"/>
             <w:r>
               <w:rPr>
                 <w:rFonts w:ascii="Calibri" w:eastAsia="Arial" w:hAnsi="Calibri" w:cs="Calibri"/>
               </w:rPr>
-              <w:t>{{ users[</w:t>
-            </w:r>
+              <w:t>{{ users</w:t>
+            </w:r>
+            <w:proofErr w:type="gramEnd"/>
             <w:r>
               <w:rPr>
                 <w:rFonts w:ascii="Calibri" w:eastAsia="Arial" w:hAnsi="Calibri" w:cs="Calibri"/>
               </w:rPr>
+              <w:t>[</w:t>
+            </w:r>
+            <w:r>
+              <w:rPr>
+                <w:rFonts w:ascii="Calibri" w:eastAsia="Arial" w:hAnsi="Calibri" w:cs="Calibri"/>
+              </w:rPr>
               <w:t>0</w:t>
             </w:r>
             <w:r>
               <w:rPr>
                 <w:rFonts w:ascii="Calibri" w:eastAsia="Arial" w:hAnsi="Calibri" w:cs="Calibri"/>
               </w:rPr>
-              <w:t>].a_number }}</w:t>
+              <w:t>].</w:t>
+            </w:r>
+            <w:proofErr w:type="spellStart"/>
+            <w:r>
+              <w:rPr>
+                <w:rFonts w:ascii="Calibri" w:eastAsia="Arial" w:hAnsi="Calibri" w:cs="Calibri"/>
+              </w:rPr>
+              <w:t>a_number</w:t>
+            </w:r>
+            <w:proofErr w:type="spellEnd"/>
+            <w:r>
+              <w:rPr>
+                <w:rFonts w:ascii="Calibri" w:eastAsia="Arial" w:hAnsi="Calibri" w:cs="Calibri"/>
+              </w:rPr>
+              <w:t xml:space="preserve"> }}</w:t>
             </w:r>
           </w:p>
         </w:tc>
@@ -937,17 +1350,33 @@
                 <w:rFonts w:ascii="Calibri" w:eastAsia="Calibri" w:hAnsi="Calibri" w:cs="Calibri"/>
               </w:rPr>
             </w:pPr>
+            <w:proofErr w:type="gramStart"/>
             <w:r>
               <w:rPr>
                 <w:rFonts w:ascii="Calibri" w:eastAsia="Calibri" w:hAnsi="Calibri" w:cs="Calibri"/>
               </w:rPr>
               <w:t xml:space="preserve">{{ </w:t>
             </w:r>
-            <w:r>
-              <w:rPr>
-                <w:rFonts w:ascii="Calibri" w:eastAsia="Calibri" w:hAnsi="Calibri" w:cs="Calibri"/>
-              </w:rPr>
-              <w:t>phone_number_formatted(</w:t>
+            <w:proofErr w:type="spellStart"/>
+            <w:r>
+              <w:rPr>
+                <w:rFonts w:ascii="Calibri" w:eastAsia="Calibri" w:hAnsi="Calibri" w:cs="Calibri"/>
+              </w:rPr>
+              <w:t>phone</w:t>
+            </w:r>
+            <w:proofErr w:type="gramEnd"/>
+            <w:r>
+              <w:rPr>
+                <w:rFonts w:ascii="Calibri" w:eastAsia="Calibri" w:hAnsi="Calibri" w:cs="Calibri"/>
+              </w:rPr>
+              <w:t>_number_formatted</w:t>
+            </w:r>
+            <w:proofErr w:type="spellEnd"/>
+            <w:r>
+              <w:rPr>
+                <w:rFonts w:ascii="Calibri" w:eastAsia="Calibri" w:hAnsi="Calibri" w:cs="Calibri"/>
+              </w:rPr>
+              <w:t>(</w:t>
             </w:r>
             <w:r>
               <w:rPr>
@@ -965,8 +1394,16 @@
               <w:rPr>
                 <w:rFonts w:ascii="Calibri" w:eastAsia="Calibri" w:hAnsi="Calibri" w:cs="Calibri"/>
               </w:rPr>
-              <w:t>].phone_number</w:t>
-            </w:r>
+              <w:t>].</w:t>
+            </w:r>
+            <w:proofErr w:type="spellStart"/>
+            <w:r>
+              <w:rPr>
+                <w:rFonts w:ascii="Calibri" w:eastAsia="Calibri" w:hAnsi="Calibri" w:cs="Calibri"/>
+              </w:rPr>
+              <w:t>phone_number</w:t>
+            </w:r>
+            <w:proofErr w:type="spellEnd"/>
             <w:r>
               <w:rPr>
                 <w:rFonts w:ascii="Calibri" w:eastAsia="Calibri" w:hAnsi="Calibri" w:cs="Calibri"/>
@@ -1018,11 +1455,19 @@
                 <w:rFonts w:ascii="Calibri" w:eastAsia="Calibri" w:hAnsi="Calibri" w:cs="Calibri"/>
               </w:rPr>
             </w:pPr>
-            <w:r>
-              <w:rPr>
-                <w:rFonts w:ascii="Calibri" w:eastAsia="Calibri" w:hAnsi="Calibri" w:cs="Calibri"/>
-              </w:rPr>
-              <w:t>{{ users[</w:t>
+            <w:proofErr w:type="gramStart"/>
+            <w:r>
+              <w:rPr>
+                <w:rFonts w:ascii="Calibri" w:eastAsia="Calibri" w:hAnsi="Calibri" w:cs="Calibri"/>
+              </w:rPr>
+              <w:t>{{ users</w:t>
+            </w:r>
+            <w:proofErr w:type="gramEnd"/>
+            <w:r>
+              <w:rPr>
+                <w:rFonts w:ascii="Calibri" w:eastAsia="Calibri" w:hAnsi="Calibri" w:cs="Calibri"/>
+              </w:rPr>
+              <w:t>[</w:t>
             </w:r>
             <w:r>
               <w:rPr>
@@ -1075,11 +1520,19 @@
                 <w:rFonts w:ascii="Calibri" w:eastAsia="Calibri" w:hAnsi="Calibri" w:cs="Calibri"/>
               </w:rPr>
             </w:pPr>
-            <w:r>
-              <w:rPr>
-                <w:rFonts w:ascii="Calibri" w:eastAsia="Calibri" w:hAnsi="Calibri" w:cs="Calibri"/>
-              </w:rPr>
-              <w:t>{{ users[</w:t>
+            <w:proofErr w:type="gramStart"/>
+            <w:r>
+              <w:rPr>
+                <w:rFonts w:ascii="Calibri" w:eastAsia="Calibri" w:hAnsi="Calibri" w:cs="Calibri"/>
+              </w:rPr>
+              <w:t>{{ users</w:t>
+            </w:r>
+            <w:proofErr w:type="gramEnd"/>
+            <w:r>
+              <w:rPr>
+                <w:rFonts w:ascii="Calibri" w:eastAsia="Calibri" w:hAnsi="Calibri" w:cs="Calibri"/>
+              </w:rPr>
+              <w:t>[</w:t>
             </w:r>
             <w:r>
               <w:rPr>
@@ -1091,7 +1544,21 @@
               <w:rPr>
                 <w:rFonts w:ascii="Calibri" w:eastAsia="Calibri" w:hAnsi="Calibri" w:cs="Calibri"/>
               </w:rPr>
-              <w:t>].country_of_birth }}</w:t>
+              <w:t>].</w:t>
+            </w:r>
+            <w:proofErr w:type="spellStart"/>
+            <w:r>
+              <w:rPr>
+                <w:rFonts w:ascii="Calibri" w:eastAsia="Calibri" w:hAnsi="Calibri" w:cs="Calibri"/>
+              </w:rPr>
+              <w:t>country_of_birth</w:t>
+            </w:r>
+            <w:proofErr w:type="spellEnd"/>
+            <w:r>
+              <w:rPr>
+                <w:rFonts w:ascii="Calibri" w:eastAsia="Calibri" w:hAnsi="Calibri" w:cs="Calibri"/>
+              </w:rPr>
+              <w:t xml:space="preserve"> }}</w:t>
             </w:r>
           </w:p>
         </w:tc>
@@ -1132,11 +1599,33 @@
                 <w:rFonts w:ascii="Calibri" w:eastAsia="Calibri" w:hAnsi="Calibri" w:cs="Calibri"/>
               </w:rPr>
             </w:pPr>
-            <w:r>
-              <w:rPr>
-                <w:rFonts w:ascii="Calibri" w:eastAsia="Calibri" w:hAnsi="Calibri" w:cs="Calibri"/>
-              </w:rPr>
-              <w:t>{{ comma_list(</w:t>
+            <w:proofErr w:type="gramStart"/>
+            <w:r>
+              <w:rPr>
+                <w:rFonts w:ascii="Calibri" w:eastAsia="Calibri" w:hAnsi="Calibri" w:cs="Calibri"/>
+              </w:rPr>
+              <w:t xml:space="preserve">{{ </w:t>
+            </w:r>
+            <w:proofErr w:type="spellStart"/>
+            <w:r>
+              <w:rPr>
+                <w:rFonts w:ascii="Calibri" w:eastAsia="Calibri" w:hAnsi="Calibri" w:cs="Calibri"/>
+              </w:rPr>
+              <w:t>comma</w:t>
+            </w:r>
+            <w:proofErr w:type="gramEnd"/>
+            <w:r>
+              <w:rPr>
+                <w:rFonts w:ascii="Calibri" w:eastAsia="Calibri" w:hAnsi="Calibri" w:cs="Calibri"/>
+              </w:rPr>
+              <w:t>_list</w:t>
+            </w:r>
+            <w:proofErr w:type="spellEnd"/>
+            <w:r>
+              <w:rPr>
+                <w:rFonts w:ascii="Calibri" w:eastAsia="Calibri" w:hAnsi="Calibri" w:cs="Calibri"/>
+              </w:rPr>
+              <w:t>(</w:t>
             </w:r>
             <w:r>
               <w:rPr>
@@ -1162,6 +1651,7 @@
               </w:rPr>
               <w:t>].</w:t>
             </w:r>
+            <w:proofErr w:type="spellStart"/>
             <w:r>
               <w:rPr>
                 <w:rFonts w:ascii="Calibri" w:eastAsia="Calibri" w:hAnsi="Calibri" w:cs="Calibri"/>
@@ -1174,11 +1664,26 @@
               </w:rPr>
               <w:t>_of_citizenship</w:t>
             </w:r>
-            <w:r>
-              <w:rPr>
-                <w:rFonts w:ascii="Calibri" w:eastAsia="Calibri" w:hAnsi="Calibri" w:cs="Calibri"/>
-              </w:rPr>
-              <w:t>, users[0].additional_citizenship]</w:t>
+            <w:proofErr w:type="spellEnd"/>
+            <w:r>
+              <w:rPr>
+                <w:rFonts w:ascii="Calibri" w:eastAsia="Calibri" w:hAnsi="Calibri" w:cs="Calibri"/>
+              </w:rPr>
+              <w:t>, users[0].</w:t>
+            </w:r>
+            <w:proofErr w:type="spellStart"/>
+            <w:r>
+              <w:rPr>
+                <w:rFonts w:ascii="Calibri" w:eastAsia="Calibri" w:hAnsi="Calibri" w:cs="Calibri"/>
+              </w:rPr>
+              <w:t>additional_citizenship</w:t>
+            </w:r>
+            <w:proofErr w:type="spellEnd"/>
+            <w:r>
+              <w:rPr>
+                <w:rFonts w:ascii="Calibri" w:eastAsia="Calibri" w:hAnsi="Calibri" w:cs="Calibri"/>
+              </w:rPr>
+              <w:t>]</w:t>
             </w:r>
           </w:p>
           <w:p>
@@ -1233,11 +1738,33 @@
                 <w:rFonts w:ascii="Calibri" w:eastAsia="Calibri" w:hAnsi="Calibri" w:cs="Calibri"/>
               </w:rPr>
             </w:pPr>
-            <w:r>
-              <w:rPr>
-                <w:rFonts w:ascii="Calibri" w:hAnsi="Calibri" w:cs="Calibri"/>
-              </w:rPr>
-              <w:t>{{ output_checkbox(users[</w:t>
+            <w:proofErr w:type="gramStart"/>
+            <w:r>
+              <w:rPr>
+                <w:rFonts w:ascii="Calibri" w:hAnsi="Calibri" w:cs="Calibri"/>
+              </w:rPr>
+              <w:t xml:space="preserve">{{ </w:t>
+            </w:r>
+            <w:proofErr w:type="spellStart"/>
+            <w:r>
+              <w:rPr>
+                <w:rFonts w:ascii="Calibri" w:hAnsi="Calibri" w:cs="Calibri"/>
+              </w:rPr>
+              <w:t>output</w:t>
+            </w:r>
+            <w:proofErr w:type="gramEnd"/>
+            <w:r>
+              <w:rPr>
+                <w:rFonts w:ascii="Calibri" w:hAnsi="Calibri" w:cs="Calibri"/>
+              </w:rPr>
+              <w:t>_checkbox</w:t>
+            </w:r>
+            <w:proofErr w:type="spellEnd"/>
+            <w:r>
+              <w:rPr>
+                <w:rFonts w:ascii="Calibri" w:hAnsi="Calibri" w:cs="Calibri"/>
+              </w:rPr>
+              <w:t>(users[</w:t>
             </w:r>
             <w:r>
               <w:rPr>
@@ -1251,12 +1778,14 @@
               </w:rPr>
               <w:t>].</w:t>
             </w:r>
+            <w:proofErr w:type="spellStart"/>
             <w:r>
               <w:rPr>
                 <w:rFonts w:ascii="Calibri" w:hAnsi="Calibri" w:cs="Calibri"/>
               </w:rPr>
               <w:t>fotc_first_hearing</w:t>
             </w:r>
+            <w:proofErr w:type="spellEnd"/>
             <w:r>
               <w:rPr>
                 <w:rFonts w:ascii="Calibri" w:hAnsi="Calibri" w:cs="Calibri"/>
@@ -1277,11 +1806,33 @@
                 <w:rFonts w:ascii="Calibri" w:hAnsi="Calibri" w:cs="Calibri"/>
               </w:rPr>
             </w:pPr>
-            <w:r>
-              <w:rPr>
-                <w:rFonts w:ascii="Calibri" w:hAnsi="Calibri" w:cs="Calibri"/>
-              </w:rPr>
-              <w:t>{{ output_checkbox(not users[</w:t>
+            <w:proofErr w:type="gramStart"/>
+            <w:r>
+              <w:rPr>
+                <w:rFonts w:ascii="Calibri" w:hAnsi="Calibri" w:cs="Calibri"/>
+              </w:rPr>
+              <w:t xml:space="preserve">{{ </w:t>
+            </w:r>
+            <w:proofErr w:type="spellStart"/>
+            <w:r>
+              <w:rPr>
+                <w:rFonts w:ascii="Calibri" w:hAnsi="Calibri" w:cs="Calibri"/>
+              </w:rPr>
+              <w:t>output</w:t>
+            </w:r>
+            <w:proofErr w:type="gramEnd"/>
+            <w:r>
+              <w:rPr>
+                <w:rFonts w:ascii="Calibri" w:hAnsi="Calibri" w:cs="Calibri"/>
+              </w:rPr>
+              <w:t>_checkbox</w:t>
+            </w:r>
+            <w:proofErr w:type="spellEnd"/>
+            <w:r>
+              <w:rPr>
+                <w:rFonts w:ascii="Calibri" w:hAnsi="Calibri" w:cs="Calibri"/>
+              </w:rPr>
+              <w:t>(not users[</w:t>
             </w:r>
             <w:r>
               <w:rPr>
@@ -1295,12 +1846,14 @@
               </w:rPr>
               <w:t>].</w:t>
             </w:r>
+            <w:proofErr w:type="spellStart"/>
             <w:r>
               <w:rPr>
                 <w:rFonts w:ascii="Calibri" w:hAnsi="Calibri" w:cs="Calibri"/>
               </w:rPr>
               <w:t>fotc_first_hearing</w:t>
             </w:r>
+            <w:proofErr w:type="spellEnd"/>
             <w:r>
               <w:rPr>
                 <w:rFonts w:ascii="Calibri" w:hAnsi="Calibri" w:cs="Calibri"/>
@@ -1331,6 +1884,7 @@
               </w:rPr>
               <w:t>.</w:t>
             </w:r>
+            <w:proofErr w:type="spellStart"/>
             <w:r>
               <w:rPr>
                 <w:rFonts w:ascii="Calibri" w:hAnsi="Calibri" w:cs="Calibri"/>
@@ -1341,7 +1895,28 @@
               <w:rPr>
                 <w:rFonts w:ascii="Calibri" w:hAnsi="Calibri" w:cs="Calibri"/>
               </w:rPr>
-              <w:t>.format(“MM/dd/yyyy”) }}</w:t>
+              <w:t>.format</w:t>
+            </w:r>
+            <w:proofErr w:type="spellEnd"/>
+            <w:r>
+              <w:rPr>
+                <w:rFonts w:ascii="Calibri" w:hAnsi="Calibri" w:cs="Calibri"/>
+              </w:rPr>
+              <w:t>(“MM/dd/</w:t>
+            </w:r>
+            <w:proofErr w:type="spellStart"/>
+            <w:r>
+              <w:rPr>
+                <w:rFonts w:ascii="Calibri" w:hAnsi="Calibri" w:cs="Calibri"/>
+              </w:rPr>
+              <w:t>yyyy</w:t>
+            </w:r>
+            <w:proofErr w:type="spellEnd"/>
+            <w:r>
+              <w:rPr>
+                <w:rFonts w:ascii="Calibri" w:hAnsi="Calibri" w:cs="Calibri"/>
+              </w:rPr>
+              <w:t>”) }}</w:t>
             </w:r>
           </w:p>
         </w:tc>
@@ -1397,11 +1972,19 @@
                 <w:rFonts w:ascii="Calibri" w:hAnsi="Calibri" w:cs="Calibri"/>
               </w:rPr>
             </w:pPr>
-            <w:r>
-              <w:rPr>
-                <w:rFonts w:ascii="Calibri" w:hAnsi="Calibri" w:cs="Calibri"/>
-              </w:rPr>
-              <w:t>{{ users[</w:t>
+            <w:proofErr w:type="gramStart"/>
+            <w:r>
+              <w:rPr>
+                <w:rFonts w:ascii="Calibri" w:hAnsi="Calibri" w:cs="Calibri"/>
+              </w:rPr>
+              <w:t>{{ users</w:t>
+            </w:r>
+            <w:proofErr w:type="gramEnd"/>
+            <w:r>
+              <w:rPr>
+                <w:rFonts w:ascii="Calibri" w:hAnsi="Calibri" w:cs="Calibri"/>
+              </w:rPr>
+              <w:t>[</w:t>
             </w:r>
             <w:r>
               <w:rPr>
@@ -1415,11 +1998,19 @@
               </w:rPr>
               <w:t>].</w:t>
             </w:r>
-            <w:r>
-              <w:rPr>
-                <w:rFonts w:ascii="Calibri" w:hAnsi="Calibri" w:cs="Calibri"/>
-              </w:rPr>
-              <w:t xml:space="preserve">fotc_prior_hearing_details </w:t>
+            <w:proofErr w:type="spellStart"/>
+            <w:r>
+              <w:rPr>
+                <w:rFonts w:ascii="Calibri" w:hAnsi="Calibri" w:cs="Calibri"/>
+              </w:rPr>
+              <w:t>fotc_prior_hearing_details</w:t>
+            </w:r>
+            <w:proofErr w:type="spellEnd"/>
+            <w:r>
+              <w:rPr>
+                <w:rFonts w:ascii="Calibri" w:hAnsi="Calibri" w:cs="Calibri"/>
+              </w:rPr>
+              <w:t xml:space="preserve"> </w:t>
             </w:r>
             <w:r>
               <w:rPr>
@@ -1528,11 +2119,33 @@
                 <w:rFonts w:ascii="Calibri" w:hAnsi="Calibri" w:cs="Calibri"/>
               </w:rPr>
             </w:pPr>
-            <w:r>
-              <w:rPr>
-                <w:rFonts w:ascii="Calibri" w:hAnsi="Calibri" w:cs="Calibri"/>
-              </w:rPr>
-              <w:t>{{ output_checkbox(</w:t>
+            <w:proofErr w:type="gramStart"/>
+            <w:r>
+              <w:rPr>
+                <w:rFonts w:ascii="Calibri" w:hAnsi="Calibri" w:cs="Calibri"/>
+              </w:rPr>
+              <w:t xml:space="preserve">{{ </w:t>
+            </w:r>
+            <w:proofErr w:type="spellStart"/>
+            <w:r>
+              <w:rPr>
+                <w:rFonts w:ascii="Calibri" w:hAnsi="Calibri" w:cs="Calibri"/>
+              </w:rPr>
+              <w:t>output</w:t>
+            </w:r>
+            <w:proofErr w:type="gramEnd"/>
+            <w:r>
+              <w:rPr>
+                <w:rFonts w:ascii="Calibri" w:hAnsi="Calibri" w:cs="Calibri"/>
+              </w:rPr>
+              <w:t>_checkbox</w:t>
+            </w:r>
+            <w:proofErr w:type="spellEnd"/>
+            <w:r>
+              <w:rPr>
+                <w:rFonts w:ascii="Calibri" w:hAnsi="Calibri" w:cs="Calibri"/>
+              </w:rPr>
+              <w:t>(</w:t>
             </w:r>
             <w:r>
               <w:rPr>
@@ -1544,7 +2157,21 @@
               <w:rPr>
                 <w:rFonts w:ascii="Calibri" w:hAnsi="Calibri" w:cs="Calibri"/>
               </w:rPr>
-              <w:t xml:space="preserve">.notice_to_appear) }} </w:t>
+              <w:t>.</w:t>
+            </w:r>
+            <w:proofErr w:type="spellStart"/>
+            <w:r>
+              <w:rPr>
+                <w:rFonts w:ascii="Calibri" w:hAnsi="Calibri" w:cs="Calibri"/>
+              </w:rPr>
+              <w:t>notice_to_appear</w:t>
+            </w:r>
+            <w:proofErr w:type="spellEnd"/>
+            <w:r>
+              <w:rPr>
+                <w:rFonts w:ascii="Calibri" w:hAnsi="Calibri" w:cs="Calibri"/>
+              </w:rPr>
+              <w:t xml:space="preserve">) }} </w:t>
             </w:r>
             <w:r>
               <w:rPr>
@@ -1560,11 +2187,33 @@
                 <w:rFonts w:ascii="Calibri" w:hAnsi="Calibri" w:cs="Calibri"/>
               </w:rPr>
             </w:pPr>
-            <w:r>
-              <w:rPr>
-                <w:rFonts w:ascii="Calibri" w:hAnsi="Calibri" w:cs="Calibri"/>
-              </w:rPr>
-              <w:t xml:space="preserve">{{ output_checkbox(not </w:t>
+            <w:proofErr w:type="gramStart"/>
+            <w:r>
+              <w:rPr>
+                <w:rFonts w:ascii="Calibri" w:hAnsi="Calibri" w:cs="Calibri"/>
+              </w:rPr>
+              <w:t xml:space="preserve">{{ </w:t>
+            </w:r>
+            <w:proofErr w:type="spellStart"/>
+            <w:r>
+              <w:rPr>
+                <w:rFonts w:ascii="Calibri" w:hAnsi="Calibri" w:cs="Calibri"/>
+              </w:rPr>
+              <w:t>output</w:t>
+            </w:r>
+            <w:proofErr w:type="gramEnd"/>
+            <w:r>
+              <w:rPr>
+                <w:rFonts w:ascii="Calibri" w:hAnsi="Calibri" w:cs="Calibri"/>
+              </w:rPr>
+              <w:t>_checkbox</w:t>
+            </w:r>
+            <w:proofErr w:type="spellEnd"/>
+            <w:r>
+              <w:rPr>
+                <w:rFonts w:ascii="Calibri" w:hAnsi="Calibri" w:cs="Calibri"/>
+              </w:rPr>
+              <w:t xml:space="preserve">(not </w:t>
             </w:r>
             <w:r>
               <w:rPr>
@@ -1576,7 +2225,21 @@
               <w:rPr>
                 <w:rFonts w:ascii="Calibri" w:hAnsi="Calibri" w:cs="Calibri"/>
               </w:rPr>
-              <w:t xml:space="preserve">.notice_to_appear) }} </w:t>
+              <w:t>.</w:t>
+            </w:r>
+            <w:proofErr w:type="spellStart"/>
+            <w:r>
+              <w:rPr>
+                <w:rFonts w:ascii="Calibri" w:hAnsi="Calibri" w:cs="Calibri"/>
+              </w:rPr>
+              <w:t>notice_to_appear</w:t>
+            </w:r>
+            <w:proofErr w:type="spellEnd"/>
+            <w:r>
+              <w:rPr>
+                <w:rFonts w:ascii="Calibri" w:hAnsi="Calibri" w:cs="Calibri"/>
+              </w:rPr>
+              <w:t xml:space="preserve">) }} </w:t>
             </w:r>
             <w:r>
               <w:rPr>
@@ -1609,6 +2272,7 @@
               <w:rPr>
                 <w:rFonts w:ascii="Calibri" w:eastAsia="Calibri" w:hAnsi="Calibri" w:cs="Calibri"/>
               </w:rPr>
+              <w:lastRenderedPageBreak/>
               <w:t>Is your name correct on the NTA?</w:t>
             </w:r>
           </w:p>
@@ -1624,11 +2288,33 @@
                 <w:rFonts w:ascii="Calibri" w:hAnsi="Calibri" w:cs="Calibri"/>
               </w:rPr>
             </w:pPr>
-            <w:r>
-              <w:rPr>
-                <w:rFonts w:ascii="Calibri" w:hAnsi="Calibri" w:cs="Calibri"/>
-              </w:rPr>
-              <w:t>{{ output_checkbox(</w:t>
+            <w:proofErr w:type="gramStart"/>
+            <w:r>
+              <w:rPr>
+                <w:rFonts w:ascii="Calibri" w:hAnsi="Calibri" w:cs="Calibri"/>
+              </w:rPr>
+              <w:t xml:space="preserve">{{ </w:t>
+            </w:r>
+            <w:proofErr w:type="spellStart"/>
+            <w:r>
+              <w:rPr>
+                <w:rFonts w:ascii="Calibri" w:hAnsi="Calibri" w:cs="Calibri"/>
+              </w:rPr>
+              <w:t>output</w:t>
+            </w:r>
+            <w:proofErr w:type="gramEnd"/>
+            <w:r>
+              <w:rPr>
+                <w:rFonts w:ascii="Calibri" w:hAnsi="Calibri" w:cs="Calibri"/>
+              </w:rPr>
+              <w:t>_checkbox</w:t>
+            </w:r>
+            <w:proofErr w:type="spellEnd"/>
+            <w:r>
+              <w:rPr>
+                <w:rFonts w:ascii="Calibri" w:hAnsi="Calibri" w:cs="Calibri"/>
+              </w:rPr>
+              <w:t>(</w:t>
             </w:r>
             <w:r>
               <w:rPr>
@@ -1642,12 +2328,14 @@
               </w:rPr>
               <w:t>.</w:t>
             </w:r>
+            <w:proofErr w:type="spellStart"/>
             <w:r>
               <w:rPr>
                 <w:rFonts w:ascii="Calibri" w:hAnsi="Calibri" w:cs="Calibri"/>
               </w:rPr>
               <w:t>notice_name</w:t>
             </w:r>
+            <w:proofErr w:type="spellEnd"/>
             <w:r>
               <w:rPr>
                 <w:rFonts w:ascii="Calibri" w:hAnsi="Calibri" w:cs="Calibri"/>
@@ -1668,12 +2356,33 @@
                 <w:rFonts w:ascii="Calibri" w:hAnsi="Calibri" w:cs="Calibri"/>
               </w:rPr>
             </w:pPr>
-            <w:r>
-              <w:rPr>
-                <w:rFonts w:ascii="Calibri" w:hAnsi="Calibri" w:cs="Calibri"/>
-              </w:rPr>
-              <w:lastRenderedPageBreak/>
-              <w:t xml:space="preserve">{{ output_checkbox(not </w:t>
+            <w:proofErr w:type="gramStart"/>
+            <w:r>
+              <w:rPr>
+                <w:rFonts w:ascii="Calibri" w:hAnsi="Calibri" w:cs="Calibri"/>
+              </w:rPr>
+              <w:t xml:space="preserve">{{ </w:t>
+            </w:r>
+            <w:proofErr w:type="spellStart"/>
+            <w:r>
+              <w:rPr>
+                <w:rFonts w:ascii="Calibri" w:hAnsi="Calibri" w:cs="Calibri"/>
+              </w:rPr>
+              <w:t>output</w:t>
+            </w:r>
+            <w:proofErr w:type="gramEnd"/>
+            <w:r>
+              <w:rPr>
+                <w:rFonts w:ascii="Calibri" w:hAnsi="Calibri" w:cs="Calibri"/>
+              </w:rPr>
+              <w:t>_checkbox</w:t>
+            </w:r>
+            <w:proofErr w:type="spellEnd"/>
+            <w:r>
+              <w:rPr>
+                <w:rFonts w:ascii="Calibri" w:hAnsi="Calibri" w:cs="Calibri"/>
+              </w:rPr>
+              <w:t xml:space="preserve">(not </w:t>
             </w:r>
             <w:r>
               <w:rPr>
@@ -1687,12 +2396,14 @@
               </w:rPr>
               <w:t>.</w:t>
             </w:r>
+            <w:proofErr w:type="spellStart"/>
             <w:r>
               <w:rPr>
                 <w:rFonts w:ascii="Calibri" w:hAnsi="Calibri" w:cs="Calibri"/>
               </w:rPr>
               <w:t>notice_name</w:t>
             </w:r>
+            <w:proofErr w:type="spellEnd"/>
             <w:r>
               <w:rPr>
                 <w:rFonts w:ascii="Calibri" w:hAnsi="Calibri" w:cs="Calibri"/>
@@ -1730,7 +2441,6 @@
               <w:rPr>
                 <w:rFonts w:ascii="Calibri" w:eastAsia="Calibri" w:hAnsi="Calibri" w:cs="Calibri"/>
               </w:rPr>
-              <w:lastRenderedPageBreak/>
               <w:t>Is your date of birth correct on the NTA?</w:t>
             </w:r>
           </w:p>
@@ -1746,11 +2456,33 @@
                 <w:rFonts w:ascii="Calibri" w:hAnsi="Calibri" w:cs="Calibri"/>
               </w:rPr>
             </w:pPr>
-            <w:r>
-              <w:rPr>
-                <w:rFonts w:ascii="Calibri" w:hAnsi="Calibri" w:cs="Calibri"/>
-              </w:rPr>
-              <w:t>{{ output_checkbox(</w:t>
+            <w:proofErr w:type="gramStart"/>
+            <w:r>
+              <w:rPr>
+                <w:rFonts w:ascii="Calibri" w:hAnsi="Calibri" w:cs="Calibri"/>
+              </w:rPr>
+              <w:t xml:space="preserve">{{ </w:t>
+            </w:r>
+            <w:proofErr w:type="spellStart"/>
+            <w:r>
+              <w:rPr>
+                <w:rFonts w:ascii="Calibri" w:hAnsi="Calibri" w:cs="Calibri"/>
+              </w:rPr>
+              <w:t>output</w:t>
+            </w:r>
+            <w:proofErr w:type="gramEnd"/>
+            <w:r>
+              <w:rPr>
+                <w:rFonts w:ascii="Calibri" w:hAnsi="Calibri" w:cs="Calibri"/>
+              </w:rPr>
+              <w:t>_checkbox</w:t>
+            </w:r>
+            <w:proofErr w:type="spellEnd"/>
+            <w:r>
+              <w:rPr>
+                <w:rFonts w:ascii="Calibri" w:hAnsi="Calibri" w:cs="Calibri"/>
+              </w:rPr>
+              <w:t>(</w:t>
             </w:r>
             <w:r>
               <w:rPr>
@@ -1762,7 +2494,21 @@
               <w:rPr>
                 <w:rFonts w:ascii="Calibri" w:hAnsi="Calibri" w:cs="Calibri"/>
               </w:rPr>
-              <w:t xml:space="preserve">.notice_dob) }} </w:t>
+              <w:t>.</w:t>
+            </w:r>
+            <w:proofErr w:type="spellStart"/>
+            <w:r>
+              <w:rPr>
+                <w:rFonts w:ascii="Calibri" w:hAnsi="Calibri" w:cs="Calibri"/>
+              </w:rPr>
+              <w:t>notice_dob</w:t>
+            </w:r>
+            <w:proofErr w:type="spellEnd"/>
+            <w:r>
+              <w:rPr>
+                <w:rFonts w:ascii="Calibri" w:hAnsi="Calibri" w:cs="Calibri"/>
+              </w:rPr>
+              <w:t xml:space="preserve">) }} </w:t>
             </w:r>
             <w:r>
               <w:rPr>
@@ -1778,11 +2524,33 @@
                 <w:rFonts w:ascii="Calibri" w:hAnsi="Calibri" w:cs="Calibri"/>
               </w:rPr>
             </w:pPr>
-            <w:r>
-              <w:rPr>
-                <w:rFonts w:ascii="Calibri" w:hAnsi="Calibri" w:cs="Calibri"/>
-              </w:rPr>
-              <w:t xml:space="preserve">{{ output_checkbox(not </w:t>
+            <w:proofErr w:type="gramStart"/>
+            <w:r>
+              <w:rPr>
+                <w:rFonts w:ascii="Calibri" w:hAnsi="Calibri" w:cs="Calibri"/>
+              </w:rPr>
+              <w:t xml:space="preserve">{{ </w:t>
+            </w:r>
+            <w:proofErr w:type="spellStart"/>
+            <w:r>
+              <w:rPr>
+                <w:rFonts w:ascii="Calibri" w:hAnsi="Calibri" w:cs="Calibri"/>
+              </w:rPr>
+              <w:t>output</w:t>
+            </w:r>
+            <w:proofErr w:type="gramEnd"/>
+            <w:r>
+              <w:rPr>
+                <w:rFonts w:ascii="Calibri" w:hAnsi="Calibri" w:cs="Calibri"/>
+              </w:rPr>
+              <w:t>_checkbox</w:t>
+            </w:r>
+            <w:proofErr w:type="spellEnd"/>
+            <w:r>
+              <w:rPr>
+                <w:rFonts w:ascii="Calibri" w:hAnsi="Calibri" w:cs="Calibri"/>
+              </w:rPr>
+              <w:t xml:space="preserve">(not </w:t>
             </w:r>
             <w:r>
               <w:rPr>
@@ -1794,7 +2562,21 @@
               <w:rPr>
                 <w:rFonts w:ascii="Calibri" w:hAnsi="Calibri" w:cs="Calibri"/>
               </w:rPr>
-              <w:t xml:space="preserve">.notice_dob) }} </w:t>
+              <w:t>.</w:t>
+            </w:r>
+            <w:proofErr w:type="spellStart"/>
+            <w:r>
+              <w:rPr>
+                <w:rFonts w:ascii="Calibri" w:hAnsi="Calibri" w:cs="Calibri"/>
+              </w:rPr>
+              <w:t>notice_dob</w:t>
+            </w:r>
+            <w:proofErr w:type="spellEnd"/>
+            <w:r>
+              <w:rPr>
+                <w:rFonts w:ascii="Calibri" w:hAnsi="Calibri" w:cs="Calibri"/>
+              </w:rPr>
+              <w:t xml:space="preserve">) }} </w:t>
             </w:r>
             <w:r>
               <w:rPr>
@@ -1827,7 +2609,21 @@
               <w:rPr>
                 <w:rFonts w:ascii="Calibri" w:eastAsia="Calibri" w:hAnsi="Calibri" w:cs="Calibri"/>
               </w:rPr>
-              <w:t>Are all of the allegations in the NTA true?</w:t>
+              <w:t xml:space="preserve">Are </w:t>
+            </w:r>
+            <w:proofErr w:type="gramStart"/>
+            <w:r>
+              <w:rPr>
+                <w:rFonts w:ascii="Calibri" w:eastAsia="Calibri" w:hAnsi="Calibri" w:cs="Calibri"/>
+              </w:rPr>
+              <w:t>all of</w:t>
+            </w:r>
+            <w:proofErr w:type="gramEnd"/>
+            <w:r>
+              <w:rPr>
+                <w:rFonts w:ascii="Calibri" w:eastAsia="Calibri" w:hAnsi="Calibri" w:cs="Calibri"/>
+              </w:rPr>
+              <w:t xml:space="preserve"> the allegations in the NTA true?</w:t>
             </w:r>
           </w:p>
         </w:tc>
@@ -1842,11 +2638,33 @@
                 <w:rFonts w:ascii="Calibri" w:hAnsi="Calibri" w:cs="Calibri"/>
               </w:rPr>
             </w:pPr>
-            <w:r>
-              <w:rPr>
-                <w:rFonts w:ascii="Calibri" w:hAnsi="Calibri" w:cs="Calibri"/>
-              </w:rPr>
-              <w:t>{{ output_checkbox(</w:t>
+            <w:proofErr w:type="gramStart"/>
+            <w:r>
+              <w:rPr>
+                <w:rFonts w:ascii="Calibri" w:hAnsi="Calibri" w:cs="Calibri"/>
+              </w:rPr>
+              <w:t xml:space="preserve">{{ </w:t>
+            </w:r>
+            <w:proofErr w:type="spellStart"/>
+            <w:r>
+              <w:rPr>
+                <w:rFonts w:ascii="Calibri" w:hAnsi="Calibri" w:cs="Calibri"/>
+              </w:rPr>
+              <w:t>output</w:t>
+            </w:r>
+            <w:proofErr w:type="gramEnd"/>
+            <w:r>
+              <w:rPr>
+                <w:rFonts w:ascii="Calibri" w:hAnsi="Calibri" w:cs="Calibri"/>
+              </w:rPr>
+              <w:t>_checkbox</w:t>
+            </w:r>
+            <w:proofErr w:type="spellEnd"/>
+            <w:r>
+              <w:rPr>
+                <w:rFonts w:ascii="Calibri" w:hAnsi="Calibri" w:cs="Calibri"/>
+              </w:rPr>
+              <w:t>(</w:t>
             </w:r>
             <w:r>
               <w:rPr>
@@ -1858,7 +2676,14 @@
               <w:rPr>
                 <w:rFonts w:ascii="Calibri" w:hAnsi="Calibri" w:cs="Calibri"/>
               </w:rPr>
-              <w:t>.notice_</w:t>
+              <w:t>.</w:t>
+            </w:r>
+            <w:proofErr w:type="spellStart"/>
+            <w:r>
+              <w:rPr>
+                <w:rFonts w:ascii="Calibri" w:hAnsi="Calibri" w:cs="Calibri"/>
+              </w:rPr>
+              <w:t>notice_</w:t>
             </w:r>
             <w:r>
               <w:rPr>
@@ -1866,6 +2691,7 @@
               </w:rPr>
               <w:t>allegations</w:t>
             </w:r>
+            <w:proofErr w:type="spellEnd"/>
             <w:r>
               <w:rPr>
                 <w:rFonts w:ascii="Calibri" w:hAnsi="Calibri" w:cs="Calibri"/>
@@ -1886,11 +2712,33 @@
                 <w:rFonts w:ascii="Calibri" w:hAnsi="Calibri" w:cs="Calibri"/>
               </w:rPr>
             </w:pPr>
-            <w:r>
-              <w:rPr>
-                <w:rFonts w:ascii="Calibri" w:hAnsi="Calibri" w:cs="Calibri"/>
-              </w:rPr>
-              <w:t>{{ output_checkbox(</w:t>
+            <w:proofErr w:type="gramStart"/>
+            <w:r>
+              <w:rPr>
+                <w:rFonts w:ascii="Calibri" w:hAnsi="Calibri" w:cs="Calibri"/>
+              </w:rPr>
+              <w:t xml:space="preserve">{{ </w:t>
+            </w:r>
+            <w:proofErr w:type="spellStart"/>
+            <w:r>
+              <w:rPr>
+                <w:rFonts w:ascii="Calibri" w:hAnsi="Calibri" w:cs="Calibri"/>
+              </w:rPr>
+              <w:t>output</w:t>
+            </w:r>
+            <w:proofErr w:type="gramEnd"/>
+            <w:r>
+              <w:rPr>
+                <w:rFonts w:ascii="Calibri" w:hAnsi="Calibri" w:cs="Calibri"/>
+              </w:rPr>
+              <w:t>_checkbox</w:t>
+            </w:r>
+            <w:proofErr w:type="spellEnd"/>
+            <w:r>
+              <w:rPr>
+                <w:rFonts w:ascii="Calibri" w:hAnsi="Calibri" w:cs="Calibri"/>
+              </w:rPr>
+              <w:t>(</w:t>
             </w:r>
             <w:r>
               <w:rPr>
@@ -1908,7 +2756,14 @@
               <w:rPr>
                 <w:rFonts w:ascii="Calibri" w:hAnsi="Calibri" w:cs="Calibri"/>
               </w:rPr>
-              <w:t>.notice_</w:t>
+              <w:t>.</w:t>
+            </w:r>
+            <w:proofErr w:type="spellStart"/>
+            <w:r>
+              <w:rPr>
+                <w:rFonts w:ascii="Calibri" w:hAnsi="Calibri" w:cs="Calibri"/>
+              </w:rPr>
+              <w:t>notice_</w:t>
             </w:r>
             <w:r>
               <w:rPr>
@@ -1916,6 +2771,7 @@
               </w:rPr>
               <w:t>allegations</w:t>
             </w:r>
+            <w:proofErr w:type="spellEnd"/>
             <w:r>
               <w:rPr>
                 <w:rFonts w:ascii="Calibri" w:hAnsi="Calibri" w:cs="Calibri"/>
@@ -1948,6 +2804,40 @@
               </w:rPr>
               <w:t xml:space="preserve">{% if not </w:t>
             </w:r>
+            <w:proofErr w:type="gramStart"/>
+            <w:r>
+              <w:rPr>
+                <w:rFonts w:ascii="Calibri" w:hAnsi="Calibri" w:cs="Calibri"/>
+              </w:rPr>
+              <w:t>users[</w:t>
+            </w:r>
+            <w:proofErr w:type="gramEnd"/>
+            <w:r>
+              <w:rPr>
+                <w:rFonts w:ascii="Calibri" w:hAnsi="Calibri" w:cs="Calibri"/>
+              </w:rPr>
+              <w:t>0]</w:t>
+            </w:r>
+            <w:r>
+              <w:rPr>
+                <w:rFonts w:ascii="Calibri" w:hAnsi="Calibri" w:cs="Calibri"/>
+              </w:rPr>
+              <w:t>.</w:t>
+            </w:r>
+            <w:proofErr w:type="spellStart"/>
+            <w:r>
+              <w:rPr>
+                <w:rFonts w:ascii="Calibri" w:hAnsi="Calibri" w:cs="Calibri"/>
+              </w:rPr>
+              <w:t>notice_allegations</w:t>
+            </w:r>
+            <w:proofErr w:type="spellEnd"/>
+            <w:r>
+              <w:rPr>
+                <w:rFonts w:ascii="Calibri" w:hAnsi="Calibri" w:cs="Calibri"/>
+              </w:rPr>
+              <w:t xml:space="preserve"> %}{{ </w:t>
+            </w:r>
             <w:r>
               <w:rPr>
                 <w:rFonts w:ascii="Calibri" w:hAnsi="Calibri" w:cs="Calibri"/>
@@ -1958,19 +2848,21 @@
               <w:rPr>
                 <w:rFonts w:ascii="Calibri" w:hAnsi="Calibri" w:cs="Calibri"/>
               </w:rPr>
-              <w:t xml:space="preserve">.notice_allegations %}{{ </w:t>
-            </w:r>
-            <w:r>
-              <w:rPr>
-                <w:rFonts w:ascii="Calibri" w:hAnsi="Calibri" w:cs="Calibri"/>
-              </w:rPr>
-              <w:t>users[0]</w:t>
-            </w:r>
-            <w:r>
-              <w:rPr>
-                <w:rFonts w:ascii="Calibri" w:hAnsi="Calibri" w:cs="Calibri"/>
-              </w:rPr>
-              <w:t>.notice_allegations_details }}{% endif %}</w:t>
+              <w:t>.</w:t>
+            </w:r>
+            <w:proofErr w:type="spellStart"/>
+            <w:r>
+              <w:rPr>
+                <w:rFonts w:ascii="Calibri" w:hAnsi="Calibri" w:cs="Calibri"/>
+              </w:rPr>
+              <w:t>notice_allegations_details</w:t>
+            </w:r>
+            <w:proofErr w:type="spellEnd"/>
+            <w:r>
+              <w:rPr>
+                <w:rFonts w:ascii="Calibri" w:hAnsi="Calibri" w:cs="Calibri"/>
+              </w:rPr>
+              <w:t xml:space="preserve"> }}{% endif %}</w:t>
             </w:r>
           </w:p>
         </w:tc>
@@ -2012,11 +2904,33 @@
                 <w:rFonts w:ascii="Calibri" w:hAnsi="Calibri" w:cs="Calibri"/>
               </w:rPr>
             </w:pPr>
-            <w:r>
-              <w:rPr>
-                <w:rFonts w:ascii="Calibri" w:hAnsi="Calibri" w:cs="Calibri"/>
-              </w:rPr>
-              <w:t>{{ output_checkbox(</w:t>
+            <w:proofErr w:type="gramStart"/>
+            <w:r>
+              <w:rPr>
+                <w:rFonts w:ascii="Calibri" w:hAnsi="Calibri" w:cs="Calibri"/>
+              </w:rPr>
+              <w:t xml:space="preserve">{{ </w:t>
+            </w:r>
+            <w:proofErr w:type="spellStart"/>
+            <w:r>
+              <w:rPr>
+                <w:rFonts w:ascii="Calibri" w:hAnsi="Calibri" w:cs="Calibri"/>
+              </w:rPr>
+              <w:t>output</w:t>
+            </w:r>
+            <w:proofErr w:type="gramEnd"/>
+            <w:r>
+              <w:rPr>
+                <w:rFonts w:ascii="Calibri" w:hAnsi="Calibri" w:cs="Calibri"/>
+              </w:rPr>
+              <w:t>_checkbox</w:t>
+            </w:r>
+            <w:proofErr w:type="spellEnd"/>
+            <w:r>
+              <w:rPr>
+                <w:rFonts w:ascii="Calibri" w:hAnsi="Calibri" w:cs="Calibri"/>
+              </w:rPr>
+              <w:t>(</w:t>
             </w:r>
             <w:r>
               <w:rPr>
@@ -2028,7 +2942,14 @@
               <w:rPr>
                 <w:rFonts w:ascii="Calibri" w:hAnsi="Calibri" w:cs="Calibri"/>
               </w:rPr>
-              <w:t>.notice_</w:t>
+              <w:t>.</w:t>
+            </w:r>
+            <w:proofErr w:type="spellStart"/>
+            <w:r>
+              <w:rPr>
+                <w:rFonts w:ascii="Calibri" w:hAnsi="Calibri" w:cs="Calibri"/>
+              </w:rPr>
+              <w:t>notice_</w:t>
             </w:r>
             <w:r>
               <w:rPr>
@@ -2036,6 +2957,7 @@
               </w:rPr>
               <w:t>hearing</w:t>
             </w:r>
+            <w:proofErr w:type="spellEnd"/>
             <w:r>
               <w:rPr>
                 <w:rFonts w:ascii="Calibri" w:hAnsi="Calibri" w:cs="Calibri"/>
@@ -2056,11 +2978,33 @@
                 <w:rFonts w:ascii="Calibri" w:hAnsi="Calibri" w:cs="Calibri"/>
               </w:rPr>
             </w:pPr>
-            <w:r>
-              <w:rPr>
-                <w:rFonts w:ascii="Calibri" w:hAnsi="Calibri" w:cs="Calibri"/>
-              </w:rPr>
-              <w:t>{{ output_checkbox(</w:t>
+            <w:proofErr w:type="gramStart"/>
+            <w:r>
+              <w:rPr>
+                <w:rFonts w:ascii="Calibri" w:hAnsi="Calibri" w:cs="Calibri"/>
+              </w:rPr>
+              <w:t xml:space="preserve">{{ </w:t>
+            </w:r>
+            <w:proofErr w:type="spellStart"/>
+            <w:r>
+              <w:rPr>
+                <w:rFonts w:ascii="Calibri" w:hAnsi="Calibri" w:cs="Calibri"/>
+              </w:rPr>
+              <w:t>output</w:t>
+            </w:r>
+            <w:proofErr w:type="gramEnd"/>
+            <w:r>
+              <w:rPr>
+                <w:rFonts w:ascii="Calibri" w:hAnsi="Calibri" w:cs="Calibri"/>
+              </w:rPr>
+              <w:t>_checkbox</w:t>
+            </w:r>
+            <w:proofErr w:type="spellEnd"/>
+            <w:r>
+              <w:rPr>
+                <w:rFonts w:ascii="Calibri" w:hAnsi="Calibri" w:cs="Calibri"/>
+              </w:rPr>
+              <w:t>(</w:t>
             </w:r>
             <w:r>
               <w:rPr>
@@ -2078,7 +3022,14 @@
               <w:rPr>
                 <w:rFonts w:ascii="Calibri" w:hAnsi="Calibri" w:cs="Calibri"/>
               </w:rPr>
-              <w:t>.notice_</w:t>
+              <w:t>.</w:t>
+            </w:r>
+            <w:proofErr w:type="spellStart"/>
+            <w:r>
+              <w:rPr>
+                <w:rFonts w:ascii="Calibri" w:hAnsi="Calibri" w:cs="Calibri"/>
+              </w:rPr>
+              <w:t>notice_</w:t>
             </w:r>
             <w:r>
               <w:rPr>
@@ -2086,6 +3037,7 @@
               </w:rPr>
               <w:t>hearing</w:t>
             </w:r>
+            <w:proofErr w:type="spellEnd"/>
             <w:r>
               <w:rPr>
                 <w:rFonts w:ascii="Calibri" w:hAnsi="Calibri" w:cs="Calibri"/>
@@ -2171,11 +3123,33 @@
                 <w:bCs/>
               </w:rPr>
             </w:pPr>
-            <w:r>
-              <w:rPr>
-                <w:rFonts w:ascii="Calibri" w:eastAsia="Calibri" w:hAnsi="Calibri" w:cs="Calibri"/>
-              </w:rPr>
-              <w:t>{{ users[0].address_block() }}</w:t>
+            <w:proofErr w:type="gramStart"/>
+            <w:r>
+              <w:rPr>
+                <w:rFonts w:ascii="Calibri" w:eastAsia="Calibri" w:hAnsi="Calibri" w:cs="Calibri"/>
+              </w:rPr>
+              <w:t>{{ users</w:t>
+            </w:r>
+            <w:proofErr w:type="gramEnd"/>
+            <w:r>
+              <w:rPr>
+                <w:rFonts w:ascii="Calibri" w:eastAsia="Calibri" w:hAnsi="Calibri" w:cs="Calibri"/>
+              </w:rPr>
+              <w:t>[0].</w:t>
+            </w:r>
+            <w:proofErr w:type="spellStart"/>
+            <w:r>
+              <w:rPr>
+                <w:rFonts w:ascii="Calibri" w:eastAsia="Calibri" w:hAnsi="Calibri" w:cs="Calibri"/>
+              </w:rPr>
+              <w:t>address_block</w:t>
+            </w:r>
+            <w:proofErr w:type="spellEnd"/>
+            <w:r>
+              <w:rPr>
+                <w:rFonts w:ascii="Calibri" w:eastAsia="Calibri" w:hAnsi="Calibri" w:cs="Calibri"/>
+              </w:rPr>
+              <w:t>() }}</w:t>
             </w:r>
           </w:p>
         </w:tc>
@@ -2215,11 +3189,33 @@
                 <w:rFonts w:ascii="Calibri" w:hAnsi="Calibri" w:cs="Calibri"/>
               </w:rPr>
             </w:pPr>
-            <w:r>
-              <w:rPr>
-                <w:rFonts w:ascii="Calibri" w:hAnsi="Calibri" w:cs="Calibri"/>
-              </w:rPr>
-              <w:t>{{ output_checkbox(</w:t>
+            <w:proofErr w:type="gramStart"/>
+            <w:r>
+              <w:rPr>
+                <w:rFonts w:ascii="Calibri" w:hAnsi="Calibri" w:cs="Calibri"/>
+              </w:rPr>
+              <w:t xml:space="preserve">{{ </w:t>
+            </w:r>
+            <w:proofErr w:type="spellStart"/>
+            <w:r>
+              <w:rPr>
+                <w:rFonts w:ascii="Calibri" w:hAnsi="Calibri" w:cs="Calibri"/>
+              </w:rPr>
+              <w:t>output</w:t>
+            </w:r>
+            <w:proofErr w:type="gramEnd"/>
+            <w:r>
+              <w:rPr>
+                <w:rFonts w:ascii="Calibri" w:hAnsi="Calibri" w:cs="Calibri"/>
+              </w:rPr>
+              <w:t>_checkbox</w:t>
+            </w:r>
+            <w:proofErr w:type="spellEnd"/>
+            <w:r>
+              <w:rPr>
+                <w:rFonts w:ascii="Calibri" w:hAnsi="Calibri" w:cs="Calibri"/>
+              </w:rPr>
+              <w:t>(</w:t>
             </w:r>
             <w:r>
               <w:rPr>
@@ -2233,12 +3229,14 @@
               </w:rPr>
               <w:t>.</w:t>
             </w:r>
+            <w:proofErr w:type="spellStart"/>
             <w:r>
               <w:rPr>
                 <w:rFonts w:ascii="Calibri" w:hAnsi="Calibri" w:cs="Calibri"/>
               </w:rPr>
               <w:t>moved_since</w:t>
             </w:r>
+            <w:proofErr w:type="spellEnd"/>
             <w:r>
               <w:rPr>
                 <w:rFonts w:ascii="Calibri" w:hAnsi="Calibri" w:cs="Calibri"/>
@@ -2259,11 +3257,33 @@
                 <w:rFonts w:ascii="Calibri" w:hAnsi="Calibri" w:cs="Calibri"/>
               </w:rPr>
             </w:pPr>
-            <w:r>
-              <w:rPr>
-                <w:rFonts w:ascii="Calibri" w:hAnsi="Calibri" w:cs="Calibri"/>
-              </w:rPr>
-              <w:t>{{ output_checkbox(</w:t>
+            <w:proofErr w:type="gramStart"/>
+            <w:r>
+              <w:rPr>
+                <w:rFonts w:ascii="Calibri" w:hAnsi="Calibri" w:cs="Calibri"/>
+              </w:rPr>
+              <w:t xml:space="preserve">{{ </w:t>
+            </w:r>
+            <w:proofErr w:type="spellStart"/>
+            <w:r>
+              <w:rPr>
+                <w:rFonts w:ascii="Calibri" w:hAnsi="Calibri" w:cs="Calibri"/>
+              </w:rPr>
+              <w:t>output</w:t>
+            </w:r>
+            <w:proofErr w:type="gramEnd"/>
+            <w:r>
+              <w:rPr>
+                <w:rFonts w:ascii="Calibri" w:hAnsi="Calibri" w:cs="Calibri"/>
+              </w:rPr>
+              <w:t>_checkbox</w:t>
+            </w:r>
+            <w:proofErr w:type="spellEnd"/>
+            <w:r>
+              <w:rPr>
+                <w:rFonts w:ascii="Calibri" w:hAnsi="Calibri" w:cs="Calibri"/>
+              </w:rPr>
+              <w:t>(</w:t>
             </w:r>
             <w:r>
               <w:rPr>
@@ -2283,12 +3303,14 @@
               </w:rPr>
               <w:t>.</w:t>
             </w:r>
+            <w:proofErr w:type="spellStart"/>
             <w:r>
               <w:rPr>
                 <w:rFonts w:ascii="Calibri" w:hAnsi="Calibri" w:cs="Calibri"/>
               </w:rPr>
               <w:t>moved_since</w:t>
             </w:r>
+            <w:proofErr w:type="spellEnd"/>
             <w:r>
               <w:rPr>
                 <w:rFonts w:ascii="Calibri" w:hAnsi="Calibri" w:cs="Calibri"/>
@@ -2339,11 +3361,33 @@
                 <w:rFonts w:ascii="Calibri" w:hAnsi="Calibri" w:cs="Calibri"/>
               </w:rPr>
             </w:pPr>
-            <w:r>
-              <w:rPr>
-                <w:rFonts w:ascii="Calibri" w:hAnsi="Calibri" w:cs="Calibri"/>
-              </w:rPr>
-              <w:t>{{ output_checkbox(</w:t>
+            <w:proofErr w:type="gramStart"/>
+            <w:r>
+              <w:rPr>
+                <w:rFonts w:ascii="Calibri" w:hAnsi="Calibri" w:cs="Calibri"/>
+              </w:rPr>
+              <w:t xml:space="preserve">{{ </w:t>
+            </w:r>
+            <w:proofErr w:type="spellStart"/>
+            <w:r>
+              <w:rPr>
+                <w:rFonts w:ascii="Calibri" w:hAnsi="Calibri" w:cs="Calibri"/>
+              </w:rPr>
+              <w:t>output</w:t>
+            </w:r>
+            <w:proofErr w:type="gramEnd"/>
+            <w:r>
+              <w:rPr>
+                <w:rFonts w:ascii="Calibri" w:hAnsi="Calibri" w:cs="Calibri"/>
+              </w:rPr>
+              <w:t>_checkbox</w:t>
+            </w:r>
+            <w:proofErr w:type="spellEnd"/>
+            <w:r>
+              <w:rPr>
+                <w:rFonts w:ascii="Calibri" w:hAnsi="Calibri" w:cs="Calibri"/>
+              </w:rPr>
+              <w:t>(</w:t>
             </w:r>
             <w:r>
               <w:rPr>
@@ -2357,12 +3401,14 @@
               </w:rPr>
               <w:t>.</w:t>
             </w:r>
+            <w:proofErr w:type="spellStart"/>
             <w:r>
               <w:rPr>
                 <w:rFonts w:ascii="Calibri" w:hAnsi="Calibri" w:cs="Calibri"/>
               </w:rPr>
               <w:t>immigration_application</w:t>
             </w:r>
+            <w:proofErr w:type="spellEnd"/>
             <w:r>
               <w:rPr>
                 <w:rFonts w:ascii="Calibri" w:hAnsi="Calibri" w:cs="Calibri"/>
@@ -2380,7 +3426,34 @@
                 <w:rFonts w:ascii="Calibri" w:hAnsi="Calibri" w:cs="Calibri"/>
               </w:rPr>
               <w:br/>
-              <w:t>{{ users[0].other_immigration_applications }}</w:t>
+            </w:r>
+            <w:proofErr w:type="gramStart"/>
+            <w:r>
+              <w:rPr>
+                <w:rFonts w:ascii="Calibri" w:hAnsi="Calibri" w:cs="Calibri"/>
+              </w:rPr>
+              <w:t>{{ users</w:t>
+            </w:r>
+            <w:proofErr w:type="gramEnd"/>
+            <w:r>
+              <w:rPr>
+                <w:rFonts w:ascii="Calibri" w:hAnsi="Calibri" w:cs="Calibri"/>
+              </w:rPr>
+              <w:t>[0].</w:t>
+            </w:r>
+            <w:proofErr w:type="spellStart"/>
+            <w:r>
+              <w:rPr>
+                <w:rFonts w:ascii="Calibri" w:hAnsi="Calibri" w:cs="Calibri"/>
+              </w:rPr>
+              <w:t>other_immigration_applications</w:t>
+            </w:r>
+            <w:proofErr w:type="spellEnd"/>
+            <w:r>
+              <w:rPr>
+                <w:rFonts w:ascii="Calibri" w:hAnsi="Calibri" w:cs="Calibri"/>
+              </w:rPr>
+              <w:t xml:space="preserve"> }}</w:t>
             </w:r>
           </w:p>
           <w:p>
@@ -2390,11 +3463,33 @@
                 <w:rFonts w:ascii="Calibri" w:hAnsi="Calibri" w:cs="Calibri"/>
               </w:rPr>
             </w:pPr>
-            <w:r>
-              <w:rPr>
-                <w:rFonts w:ascii="Calibri" w:hAnsi="Calibri" w:cs="Calibri"/>
-              </w:rPr>
-              <w:t>{{ output_checkbox(</w:t>
+            <w:proofErr w:type="gramStart"/>
+            <w:r>
+              <w:rPr>
+                <w:rFonts w:ascii="Calibri" w:hAnsi="Calibri" w:cs="Calibri"/>
+              </w:rPr>
+              <w:t xml:space="preserve">{{ </w:t>
+            </w:r>
+            <w:proofErr w:type="spellStart"/>
+            <w:r>
+              <w:rPr>
+                <w:rFonts w:ascii="Calibri" w:hAnsi="Calibri" w:cs="Calibri"/>
+              </w:rPr>
+              <w:t>output</w:t>
+            </w:r>
+            <w:proofErr w:type="gramEnd"/>
+            <w:r>
+              <w:rPr>
+                <w:rFonts w:ascii="Calibri" w:hAnsi="Calibri" w:cs="Calibri"/>
+              </w:rPr>
+              <w:t>_checkbox</w:t>
+            </w:r>
+            <w:proofErr w:type="spellEnd"/>
+            <w:r>
+              <w:rPr>
+                <w:rFonts w:ascii="Calibri" w:hAnsi="Calibri" w:cs="Calibri"/>
+              </w:rPr>
+              <w:t>(</w:t>
             </w:r>
             <w:r>
               <w:rPr>
@@ -2418,13 +3513,29 @@
               <w:rPr>
                 <w:rFonts w:ascii="Calibri" w:hAnsi="Calibri" w:cs="Calibri"/>
               </w:rPr>
-              <w:t xml:space="preserve"> immigration_application</w:t>
-            </w:r>
-            <w:r>
-              <w:rPr>
-                <w:rFonts w:ascii="Calibri" w:hAnsi="Calibri" w:cs="Calibri"/>
-              </w:rPr>
-              <w:t xml:space="preserve">) }} </w:t>
+              <w:t xml:space="preserve"> </w:t>
+            </w:r>
+            <w:proofErr w:type="spellStart"/>
+            <w:r>
+              <w:rPr>
+                <w:rFonts w:ascii="Calibri" w:hAnsi="Calibri" w:cs="Calibri"/>
+              </w:rPr>
+              <w:t>immigration_application</w:t>
+            </w:r>
+            <w:proofErr w:type="spellEnd"/>
+            <w:proofErr w:type="gramStart"/>
+            <w:r>
+              <w:rPr>
+                <w:rFonts w:ascii="Calibri" w:hAnsi="Calibri" w:cs="Calibri"/>
+              </w:rPr>
+              <w:t>) }</w:t>
+            </w:r>
+            <w:proofErr w:type="gramEnd"/>
+            <w:r>
+              <w:rPr>
+                <w:rFonts w:ascii="Calibri" w:hAnsi="Calibri" w:cs="Calibri"/>
+              </w:rPr>
+              <w:t xml:space="preserve">} </w:t>
             </w:r>
             <w:r>
               <w:rPr>
@@ -2470,11 +3581,33 @@
                 <w:rFonts w:ascii="Calibri" w:hAnsi="Calibri" w:cs="Calibri"/>
               </w:rPr>
             </w:pPr>
-            <w:r>
-              <w:rPr>
-                <w:rFonts w:ascii="Calibri" w:hAnsi="Calibri" w:cs="Calibri"/>
-              </w:rPr>
-              <w:t>{{ output_checkbox(</w:t>
+            <w:proofErr w:type="gramStart"/>
+            <w:r>
+              <w:rPr>
+                <w:rFonts w:ascii="Calibri" w:hAnsi="Calibri" w:cs="Calibri"/>
+              </w:rPr>
+              <w:t xml:space="preserve">{{ </w:t>
+            </w:r>
+            <w:proofErr w:type="spellStart"/>
+            <w:r>
+              <w:rPr>
+                <w:rFonts w:ascii="Calibri" w:hAnsi="Calibri" w:cs="Calibri"/>
+              </w:rPr>
+              <w:t>output</w:t>
+            </w:r>
+            <w:proofErr w:type="gramEnd"/>
+            <w:r>
+              <w:rPr>
+                <w:rFonts w:ascii="Calibri" w:hAnsi="Calibri" w:cs="Calibri"/>
+              </w:rPr>
+              <w:t>_checkbox</w:t>
+            </w:r>
+            <w:proofErr w:type="spellEnd"/>
+            <w:r>
+              <w:rPr>
+                <w:rFonts w:ascii="Calibri" w:hAnsi="Calibri" w:cs="Calibri"/>
+              </w:rPr>
+              <w:t>(</w:t>
             </w:r>
             <w:r>
               <w:rPr>
@@ -2488,12 +3621,14 @@
               </w:rPr>
               <w:t>.</w:t>
             </w:r>
+            <w:proofErr w:type="spellStart"/>
             <w:r>
               <w:rPr>
                 <w:rFonts w:ascii="Calibri" w:hAnsi="Calibri" w:cs="Calibri"/>
               </w:rPr>
               <w:t>screened_for_relief</w:t>
             </w:r>
+            <w:proofErr w:type="spellEnd"/>
             <w:r>
               <w:rPr>
                 <w:rFonts w:ascii="Calibri" w:hAnsi="Calibri" w:cs="Calibri"/>
@@ -2514,11 +3649,33 @@
                 <w:rFonts w:ascii="Calibri" w:hAnsi="Calibri" w:cs="Calibri"/>
               </w:rPr>
             </w:pPr>
-            <w:r>
-              <w:rPr>
-                <w:rFonts w:ascii="Calibri" w:hAnsi="Calibri" w:cs="Calibri"/>
-              </w:rPr>
-              <w:t>{{ output_checkbox(</w:t>
+            <w:proofErr w:type="gramStart"/>
+            <w:r>
+              <w:rPr>
+                <w:rFonts w:ascii="Calibri" w:hAnsi="Calibri" w:cs="Calibri"/>
+              </w:rPr>
+              <w:t xml:space="preserve">{{ </w:t>
+            </w:r>
+            <w:proofErr w:type="spellStart"/>
+            <w:r>
+              <w:rPr>
+                <w:rFonts w:ascii="Calibri" w:hAnsi="Calibri" w:cs="Calibri"/>
+              </w:rPr>
+              <w:t>output</w:t>
+            </w:r>
+            <w:proofErr w:type="gramEnd"/>
+            <w:r>
+              <w:rPr>
+                <w:rFonts w:ascii="Calibri" w:hAnsi="Calibri" w:cs="Calibri"/>
+              </w:rPr>
+              <w:t>_checkbox</w:t>
+            </w:r>
+            <w:proofErr w:type="spellEnd"/>
+            <w:r>
+              <w:rPr>
+                <w:rFonts w:ascii="Calibri" w:hAnsi="Calibri" w:cs="Calibri"/>
+              </w:rPr>
+              <w:t>(</w:t>
             </w:r>
             <w:r>
               <w:rPr>
@@ -2538,12 +3695,14 @@
               </w:rPr>
               <w:t>.</w:t>
             </w:r>
+            <w:proofErr w:type="spellStart"/>
             <w:r>
               <w:rPr>
                 <w:rFonts w:ascii="Calibri" w:hAnsi="Calibri" w:cs="Calibri"/>
               </w:rPr>
               <w:t>screened_for_relief</w:t>
             </w:r>
+            <w:proofErr w:type="spellEnd"/>
             <w:r>
               <w:rPr>
                 <w:rFonts w:ascii="Calibri" w:hAnsi="Calibri" w:cs="Calibri"/>
@@ -2594,11 +3753,33 @@
                 <w:rFonts w:ascii="Calibri" w:hAnsi="Calibri" w:cs="Calibri"/>
               </w:rPr>
             </w:pPr>
-            <w:r>
-              <w:rPr>
-                <w:rFonts w:ascii="Calibri" w:hAnsi="Calibri" w:cs="Calibri"/>
-              </w:rPr>
-              <w:t>{{ output_checkbox(</w:t>
+            <w:proofErr w:type="gramStart"/>
+            <w:r>
+              <w:rPr>
+                <w:rFonts w:ascii="Calibri" w:hAnsi="Calibri" w:cs="Calibri"/>
+              </w:rPr>
+              <w:t xml:space="preserve">{{ </w:t>
+            </w:r>
+            <w:proofErr w:type="spellStart"/>
+            <w:r>
+              <w:rPr>
+                <w:rFonts w:ascii="Calibri" w:hAnsi="Calibri" w:cs="Calibri"/>
+              </w:rPr>
+              <w:t>output</w:t>
+            </w:r>
+            <w:proofErr w:type="gramEnd"/>
+            <w:r>
+              <w:rPr>
+                <w:rFonts w:ascii="Calibri" w:hAnsi="Calibri" w:cs="Calibri"/>
+              </w:rPr>
+              <w:t>_checkbox</w:t>
+            </w:r>
+            <w:proofErr w:type="spellEnd"/>
+            <w:r>
+              <w:rPr>
+                <w:rFonts w:ascii="Calibri" w:hAnsi="Calibri" w:cs="Calibri"/>
+              </w:rPr>
+              <w:t>(</w:t>
             </w:r>
             <w:r>
               <w:rPr>
@@ -2612,12 +3793,14 @@
               </w:rPr>
               <w:t>.</w:t>
             </w:r>
+            <w:proofErr w:type="spellStart"/>
             <w:r>
               <w:rPr>
                 <w:rFonts w:ascii="Calibri" w:hAnsi="Calibri" w:cs="Calibri"/>
               </w:rPr>
               <w:t>application_processing</w:t>
             </w:r>
+            <w:proofErr w:type="spellEnd"/>
             <w:r>
               <w:rPr>
                 <w:rFonts w:ascii="Calibri" w:hAnsi="Calibri" w:cs="Calibri"/>
@@ -2638,11 +3821,33 @@
                 <w:rFonts w:ascii="Calibri" w:hAnsi="Calibri" w:cs="Calibri"/>
               </w:rPr>
             </w:pPr>
-            <w:r>
-              <w:rPr>
-                <w:rFonts w:ascii="Calibri" w:hAnsi="Calibri" w:cs="Calibri"/>
-              </w:rPr>
-              <w:t>{{ users[0].application_status }}</w:t>
+            <w:proofErr w:type="gramStart"/>
+            <w:r>
+              <w:rPr>
+                <w:rFonts w:ascii="Calibri" w:hAnsi="Calibri" w:cs="Calibri"/>
+              </w:rPr>
+              <w:t>{{ users</w:t>
+            </w:r>
+            <w:proofErr w:type="gramEnd"/>
+            <w:r>
+              <w:rPr>
+                <w:rFonts w:ascii="Calibri" w:hAnsi="Calibri" w:cs="Calibri"/>
+              </w:rPr>
+              <w:t>[0].</w:t>
+            </w:r>
+            <w:proofErr w:type="spellStart"/>
+            <w:r>
+              <w:rPr>
+                <w:rFonts w:ascii="Calibri" w:hAnsi="Calibri" w:cs="Calibri"/>
+              </w:rPr>
+              <w:t>application_status</w:t>
+            </w:r>
+            <w:proofErr w:type="spellEnd"/>
+            <w:r>
+              <w:rPr>
+                <w:rFonts w:ascii="Calibri" w:hAnsi="Calibri" w:cs="Calibri"/>
+              </w:rPr>
+              <w:t xml:space="preserve"> }}</w:t>
             </w:r>
           </w:p>
           <w:p>
@@ -2652,11 +3857,39 @@
                 <w:rFonts w:ascii="Calibri" w:hAnsi="Calibri" w:cs="Calibri"/>
               </w:rPr>
             </w:pPr>
-            <w:r>
-              <w:rPr>
-                <w:rFonts w:ascii="Calibri" w:hAnsi="Calibri" w:cs="Calibri"/>
-              </w:rPr>
-              <w:t>{{ output_checkbox(</w:t>
+            <w:proofErr w:type="gramStart"/>
+            <w:r>
+              <w:rPr>
+                <w:rFonts w:ascii="Calibri" w:hAnsi="Calibri" w:cs="Calibri"/>
+              </w:rPr>
+              <w:t xml:space="preserve">{{ </w:t>
+            </w:r>
+            <w:proofErr w:type="spellStart"/>
+            <w:r>
+              <w:rPr>
+                <w:rFonts w:ascii="Calibri" w:hAnsi="Calibri" w:cs="Calibri"/>
+              </w:rPr>
+              <w:t>output</w:t>
+            </w:r>
+            <w:proofErr w:type="gramEnd"/>
+            <w:r>
+              <w:rPr>
+                <w:rFonts w:ascii="Calibri" w:hAnsi="Calibri" w:cs="Calibri"/>
+              </w:rPr>
+              <w:t>_checkbox</w:t>
+            </w:r>
+            <w:proofErr w:type="spellEnd"/>
+            <w:r>
+              <w:rPr>
+                <w:rFonts w:ascii="Calibri" w:hAnsi="Calibri" w:cs="Calibri"/>
+              </w:rPr>
+              <w:t>(</w:t>
+            </w:r>
+            <w:r>
+              <w:rPr>
+                <w:rFonts w:ascii="Calibri" w:hAnsi="Calibri" w:cs="Calibri"/>
+              </w:rPr>
+              <w:t xml:space="preserve">not </w:t>
             </w:r>
             <w:r>
               <w:rPr>
@@ -2670,12 +3903,14 @@
               </w:rPr>
               <w:t>.</w:t>
             </w:r>
+            <w:proofErr w:type="spellStart"/>
             <w:r>
               <w:rPr>
                 <w:rFonts w:ascii="Calibri" w:hAnsi="Calibri" w:cs="Calibri"/>
               </w:rPr>
               <w:t>application_processing</w:t>
             </w:r>
+            <w:proofErr w:type="spellEnd"/>
             <w:r>
               <w:rPr>
                 <w:rFonts w:ascii="Calibri" w:hAnsi="Calibri" w:cs="Calibri"/>
@@ -2726,11 +3961,33 @@
                 <w:rFonts w:ascii="Calibri" w:eastAsia="Calibri" w:hAnsi="Calibri" w:cs="Calibri"/>
               </w:rPr>
             </w:pPr>
-            <w:r>
-              <w:rPr>
-                <w:rFonts w:ascii="Calibri" w:hAnsi="Calibri" w:cs="Calibri"/>
-              </w:rPr>
-              <w:t>{{ output_checkbox(</w:t>
+            <w:proofErr w:type="gramStart"/>
+            <w:r>
+              <w:rPr>
+                <w:rFonts w:ascii="Calibri" w:hAnsi="Calibri" w:cs="Calibri"/>
+              </w:rPr>
+              <w:t xml:space="preserve">{{ </w:t>
+            </w:r>
+            <w:proofErr w:type="spellStart"/>
+            <w:r>
+              <w:rPr>
+                <w:rFonts w:ascii="Calibri" w:hAnsi="Calibri" w:cs="Calibri"/>
+              </w:rPr>
+              <w:t>output</w:t>
+            </w:r>
+            <w:proofErr w:type="gramEnd"/>
+            <w:r>
+              <w:rPr>
+                <w:rFonts w:ascii="Calibri" w:hAnsi="Calibri" w:cs="Calibri"/>
+              </w:rPr>
+              <w:t>_checkbox</w:t>
+            </w:r>
+            <w:proofErr w:type="spellEnd"/>
+            <w:r>
+              <w:rPr>
+                <w:rFonts w:ascii="Calibri" w:hAnsi="Calibri" w:cs="Calibri"/>
+              </w:rPr>
+              <w:t>(</w:t>
             </w:r>
             <w:r>
               <w:rPr>
@@ -2744,12 +4001,14 @@
               </w:rPr>
               <w:t>.</w:t>
             </w:r>
+            <w:proofErr w:type="spellStart"/>
             <w:r>
               <w:rPr>
                 <w:rFonts w:ascii="Calibri" w:hAnsi="Calibri" w:cs="Calibri"/>
               </w:rPr>
               <w:t>asylum_clock_running</w:t>
             </w:r>
+            <w:proofErr w:type="spellEnd"/>
             <w:r>
               <w:rPr>
                 <w:rFonts w:ascii="Calibri" w:hAnsi="Calibri" w:cs="Calibri"/>
@@ -2770,11 +4029,33 @@
                 <w:rFonts w:ascii="Calibri" w:hAnsi="Calibri" w:cs="Calibri"/>
               </w:rPr>
             </w:pPr>
-            <w:r>
-              <w:rPr>
-                <w:rFonts w:ascii="Calibri" w:hAnsi="Calibri" w:cs="Calibri"/>
-              </w:rPr>
-              <w:t>{{ output_checkbox(</w:t>
+            <w:proofErr w:type="gramStart"/>
+            <w:r>
+              <w:rPr>
+                <w:rFonts w:ascii="Calibri" w:hAnsi="Calibri" w:cs="Calibri"/>
+              </w:rPr>
+              <w:t xml:space="preserve">{{ </w:t>
+            </w:r>
+            <w:proofErr w:type="spellStart"/>
+            <w:r>
+              <w:rPr>
+                <w:rFonts w:ascii="Calibri" w:hAnsi="Calibri" w:cs="Calibri"/>
+              </w:rPr>
+              <w:t>output</w:t>
+            </w:r>
+            <w:proofErr w:type="gramEnd"/>
+            <w:r>
+              <w:rPr>
+                <w:rFonts w:ascii="Calibri" w:hAnsi="Calibri" w:cs="Calibri"/>
+              </w:rPr>
+              <w:t>_checkbox</w:t>
+            </w:r>
+            <w:proofErr w:type="spellEnd"/>
+            <w:r>
+              <w:rPr>
+                <w:rFonts w:ascii="Calibri" w:hAnsi="Calibri" w:cs="Calibri"/>
+              </w:rPr>
+              <w:t>(</w:t>
             </w:r>
             <w:r>
               <w:rPr>
@@ -2798,13 +4079,29 @@
               <w:rPr>
                 <w:rFonts w:ascii="Calibri" w:hAnsi="Calibri" w:cs="Calibri"/>
               </w:rPr>
-              <w:t xml:space="preserve"> asylum_clock_running</w:t>
-            </w:r>
-            <w:r>
-              <w:rPr>
-                <w:rFonts w:ascii="Calibri" w:hAnsi="Calibri" w:cs="Calibri"/>
-              </w:rPr>
-              <w:t xml:space="preserve">) }} </w:t>
+              <w:t xml:space="preserve"> </w:t>
+            </w:r>
+            <w:proofErr w:type="spellStart"/>
+            <w:r>
+              <w:rPr>
+                <w:rFonts w:ascii="Calibri" w:hAnsi="Calibri" w:cs="Calibri"/>
+              </w:rPr>
+              <w:t>asylum_clock_running</w:t>
+            </w:r>
+            <w:proofErr w:type="spellEnd"/>
+            <w:proofErr w:type="gramStart"/>
+            <w:r>
+              <w:rPr>
+                <w:rFonts w:ascii="Calibri" w:hAnsi="Calibri" w:cs="Calibri"/>
+              </w:rPr>
+              <w:t>) }</w:t>
+            </w:r>
+            <w:proofErr w:type="gramEnd"/>
+            <w:r>
+              <w:rPr>
+                <w:rFonts w:ascii="Calibri" w:hAnsi="Calibri" w:cs="Calibri"/>
+              </w:rPr>
+              <w:t xml:space="preserve">} </w:t>
             </w:r>
             <w:r>
               <w:rPr>
@@ -2850,11 +4147,33 @@
                 <w:rFonts w:ascii="Calibri" w:hAnsi="Calibri" w:cs="Calibri"/>
               </w:rPr>
             </w:pPr>
-            <w:r>
-              <w:rPr>
-                <w:rFonts w:ascii="Calibri" w:hAnsi="Calibri" w:cs="Calibri"/>
-              </w:rPr>
-              <w:t>{{ output_checkbox(</w:t>
+            <w:proofErr w:type="gramStart"/>
+            <w:r>
+              <w:rPr>
+                <w:rFonts w:ascii="Calibri" w:hAnsi="Calibri" w:cs="Calibri"/>
+              </w:rPr>
+              <w:t xml:space="preserve">{{ </w:t>
+            </w:r>
+            <w:proofErr w:type="spellStart"/>
+            <w:r>
+              <w:rPr>
+                <w:rFonts w:ascii="Calibri" w:hAnsi="Calibri" w:cs="Calibri"/>
+              </w:rPr>
+              <w:t>output</w:t>
+            </w:r>
+            <w:proofErr w:type="gramEnd"/>
+            <w:r>
+              <w:rPr>
+                <w:rFonts w:ascii="Calibri" w:hAnsi="Calibri" w:cs="Calibri"/>
+              </w:rPr>
+              <w:t>_checkbox</w:t>
+            </w:r>
+            <w:proofErr w:type="spellEnd"/>
+            <w:r>
+              <w:rPr>
+                <w:rFonts w:ascii="Calibri" w:hAnsi="Calibri" w:cs="Calibri"/>
+              </w:rPr>
+              <w:t>(</w:t>
             </w:r>
             <w:r>
               <w:rPr>
@@ -2868,12 +4187,14 @@
               </w:rPr>
               <w:t>.</w:t>
             </w:r>
+            <w:proofErr w:type="spellStart"/>
             <w:r>
               <w:rPr>
                 <w:rFonts w:ascii="Calibri" w:hAnsi="Calibri" w:cs="Calibri"/>
               </w:rPr>
               <w:t>derivative_clock_running</w:t>
             </w:r>
+            <w:proofErr w:type="spellEnd"/>
           </w:p>
           <w:p>
             <w:pPr>
@@ -2882,11 +4203,19 @@
                 <w:rFonts w:ascii="Calibri" w:hAnsi="Calibri" w:cs="Calibri"/>
               </w:rPr>
             </w:pPr>
-            <w:r>
-              <w:rPr>
-                <w:rFonts w:ascii="Calibri" w:hAnsi="Calibri" w:cs="Calibri"/>
-              </w:rPr>
-              <w:t xml:space="preserve">) }} </w:t>
+            <w:proofErr w:type="gramStart"/>
+            <w:r>
+              <w:rPr>
+                <w:rFonts w:ascii="Calibri" w:hAnsi="Calibri" w:cs="Calibri"/>
+              </w:rPr>
+              <w:t>) }</w:t>
+            </w:r>
+            <w:proofErr w:type="gramEnd"/>
+            <w:r>
+              <w:rPr>
+                <w:rFonts w:ascii="Calibri" w:hAnsi="Calibri" w:cs="Calibri"/>
+              </w:rPr>
+              <w:t xml:space="preserve">} </w:t>
             </w:r>
             <w:r>
               <w:rPr>
@@ -2902,11 +4231,33 @@
                 <w:rFonts w:ascii="Calibri" w:hAnsi="Calibri" w:cs="Calibri"/>
               </w:rPr>
             </w:pPr>
-            <w:r>
-              <w:rPr>
-                <w:rFonts w:ascii="Calibri" w:hAnsi="Calibri" w:cs="Calibri"/>
-              </w:rPr>
-              <w:t>{{ output_checkbox(</w:t>
+            <w:proofErr w:type="gramStart"/>
+            <w:r>
+              <w:rPr>
+                <w:rFonts w:ascii="Calibri" w:hAnsi="Calibri" w:cs="Calibri"/>
+              </w:rPr>
+              <w:t xml:space="preserve">{{ </w:t>
+            </w:r>
+            <w:proofErr w:type="spellStart"/>
+            <w:r>
+              <w:rPr>
+                <w:rFonts w:ascii="Calibri" w:hAnsi="Calibri" w:cs="Calibri"/>
+              </w:rPr>
+              <w:t>output</w:t>
+            </w:r>
+            <w:proofErr w:type="gramEnd"/>
+            <w:r>
+              <w:rPr>
+                <w:rFonts w:ascii="Calibri" w:hAnsi="Calibri" w:cs="Calibri"/>
+              </w:rPr>
+              <w:t>_checkbox</w:t>
+            </w:r>
+            <w:proofErr w:type="spellEnd"/>
+            <w:r>
+              <w:rPr>
+                <w:rFonts w:ascii="Calibri" w:hAnsi="Calibri" w:cs="Calibri"/>
+              </w:rPr>
+              <w:t>(</w:t>
             </w:r>
             <w:r>
               <w:rPr>
@@ -2926,12 +4277,14 @@
               </w:rPr>
               <w:t>.</w:t>
             </w:r>
+            <w:proofErr w:type="spellStart"/>
             <w:r>
               <w:rPr>
                 <w:rFonts w:ascii="Calibri" w:hAnsi="Calibri" w:cs="Calibri"/>
               </w:rPr>
               <w:t>derivative_clock_running</w:t>
             </w:r>
+            <w:proofErr w:type="spellEnd"/>
           </w:p>
           <w:p>
             <w:pPr>
@@ -2940,11 +4293,19 @@
                 <w:rFonts w:ascii="Calibri" w:hAnsi="Calibri" w:cs="Calibri"/>
               </w:rPr>
             </w:pPr>
-            <w:r>
-              <w:rPr>
-                <w:rFonts w:ascii="Calibri" w:hAnsi="Calibri" w:cs="Calibri"/>
-              </w:rPr>
-              <w:t xml:space="preserve">) }} </w:t>
+            <w:proofErr w:type="gramStart"/>
+            <w:r>
+              <w:rPr>
+                <w:rFonts w:ascii="Calibri" w:hAnsi="Calibri" w:cs="Calibri"/>
+              </w:rPr>
+              <w:t>) }</w:t>
+            </w:r>
+            <w:proofErr w:type="gramEnd"/>
+            <w:r>
+              <w:rPr>
+                <w:rFonts w:ascii="Calibri" w:hAnsi="Calibri" w:cs="Calibri"/>
+              </w:rPr>
+              <w:t xml:space="preserve">} </w:t>
             </w:r>
             <w:r>
               <w:rPr>
@@ -2952,11 +4313,33 @@
               </w:rPr>
               <w:t xml:space="preserve">No – Who? </w:t>
             </w:r>
-            <w:r>
-              <w:rPr>
-                <w:rFonts w:ascii="Calibri" w:hAnsi="Calibri" w:cs="Calibri"/>
-              </w:rPr>
-              <w:t>{{ users[0].derivative_clock_who }}</w:t>
+            <w:proofErr w:type="gramStart"/>
+            <w:r>
+              <w:rPr>
+                <w:rFonts w:ascii="Calibri" w:hAnsi="Calibri" w:cs="Calibri"/>
+              </w:rPr>
+              <w:t>{{ users</w:t>
+            </w:r>
+            <w:proofErr w:type="gramEnd"/>
+            <w:r>
+              <w:rPr>
+                <w:rFonts w:ascii="Calibri" w:hAnsi="Calibri" w:cs="Calibri"/>
+              </w:rPr>
+              <w:t>[0].</w:t>
+            </w:r>
+            <w:proofErr w:type="spellStart"/>
+            <w:r>
+              <w:rPr>
+                <w:rFonts w:ascii="Calibri" w:hAnsi="Calibri" w:cs="Calibri"/>
+              </w:rPr>
+              <w:t>derivative_clock_who</w:t>
+            </w:r>
+            <w:proofErr w:type="spellEnd"/>
+            <w:r>
+              <w:rPr>
+                <w:rFonts w:ascii="Calibri" w:hAnsi="Calibri" w:cs="Calibri"/>
+              </w:rPr>
+              <w:t xml:space="preserve"> }}</w:t>
             </w:r>
           </w:p>
         </w:tc>
@@ -3020,11 +4403,33 @@
                 <w:rFonts w:ascii="Calibri" w:hAnsi="Calibri" w:cs="Calibri"/>
               </w:rPr>
             </w:pPr>
-            <w:r>
-              <w:rPr>
-                <w:rFonts w:ascii="Calibri" w:hAnsi="Calibri" w:cs="Calibri"/>
-              </w:rPr>
-              <w:t>{{ output_checkbox(</w:t>
+            <w:proofErr w:type="gramStart"/>
+            <w:r>
+              <w:rPr>
+                <w:rFonts w:ascii="Calibri" w:hAnsi="Calibri" w:cs="Calibri"/>
+              </w:rPr>
+              <w:t xml:space="preserve">{{ </w:t>
+            </w:r>
+            <w:proofErr w:type="spellStart"/>
+            <w:r>
+              <w:rPr>
+                <w:rFonts w:ascii="Calibri" w:hAnsi="Calibri" w:cs="Calibri"/>
+              </w:rPr>
+              <w:t>output</w:t>
+            </w:r>
+            <w:proofErr w:type="gramEnd"/>
+            <w:r>
+              <w:rPr>
+                <w:rFonts w:ascii="Calibri" w:hAnsi="Calibri" w:cs="Calibri"/>
+              </w:rPr>
+              <w:t>_checkbox</w:t>
+            </w:r>
+            <w:proofErr w:type="spellEnd"/>
+            <w:r>
+              <w:rPr>
+                <w:rFonts w:ascii="Calibri" w:hAnsi="Calibri" w:cs="Calibri"/>
+              </w:rPr>
+              <w:t>(</w:t>
             </w:r>
             <w:r>
               <w:rPr>
@@ -3038,12 +4443,14 @@
               </w:rPr>
               <w:t>.</w:t>
             </w:r>
+            <w:proofErr w:type="spellStart"/>
             <w:r>
               <w:rPr>
                 <w:rFonts w:ascii="Calibri" w:hAnsi="Calibri" w:cs="Calibri"/>
               </w:rPr>
               <w:t>family_has_separate_case</w:t>
             </w:r>
+            <w:proofErr w:type="spellEnd"/>
             <w:r>
               <w:rPr>
                 <w:rFonts w:ascii="Calibri" w:hAnsi="Calibri" w:cs="Calibri"/>
@@ -3090,11 +4497,33 @@
               </w:rPr>
               <w:t xml:space="preserve">          </w:t>
             </w:r>
-            <w:r>
-              <w:rPr>
-                <w:rFonts w:ascii="Calibri" w:hAnsi="Calibri" w:cs="Calibri"/>
-              </w:rPr>
-              <w:t>{{ output_checkbox(</w:t>
+            <w:proofErr w:type="gramStart"/>
+            <w:r>
+              <w:rPr>
+                <w:rFonts w:ascii="Calibri" w:hAnsi="Calibri" w:cs="Calibri"/>
+              </w:rPr>
+              <w:t xml:space="preserve">{{ </w:t>
+            </w:r>
+            <w:proofErr w:type="spellStart"/>
+            <w:r>
+              <w:rPr>
+                <w:rFonts w:ascii="Calibri" w:hAnsi="Calibri" w:cs="Calibri"/>
+              </w:rPr>
+              <w:t>output</w:t>
+            </w:r>
+            <w:proofErr w:type="gramEnd"/>
+            <w:r>
+              <w:rPr>
+                <w:rFonts w:ascii="Calibri" w:hAnsi="Calibri" w:cs="Calibri"/>
+              </w:rPr>
+              <w:t>_checkbox</w:t>
+            </w:r>
+            <w:proofErr w:type="spellEnd"/>
+            <w:r>
+              <w:rPr>
+                <w:rFonts w:ascii="Calibri" w:hAnsi="Calibri" w:cs="Calibri"/>
+              </w:rPr>
+              <w:t>(</w:t>
             </w:r>
             <w:r>
               <w:rPr>
@@ -3108,12 +4537,14 @@
               </w:rPr>
               <w:t>.</w:t>
             </w:r>
+            <w:proofErr w:type="spellStart"/>
             <w:r>
               <w:rPr>
                 <w:rFonts w:ascii="Calibri" w:hAnsi="Calibri" w:cs="Calibri"/>
               </w:rPr>
               <w:t>wants_consolidation</w:t>
             </w:r>
+            <w:proofErr w:type="spellEnd"/>
             <w:r>
               <w:rPr>
                 <w:rFonts w:ascii="Calibri" w:hAnsi="Calibri" w:cs="Calibri"/>
@@ -3142,7 +4573,21 @@
               <w:rPr>
                 <w:rFonts w:ascii="Calibri" w:hAnsi="Calibri" w:cs="Calibri"/>
               </w:rPr>
-              <w:t>{{ output_checkbox(</w:t>
+              <w:t xml:space="preserve">{{ </w:t>
+            </w:r>
+            <w:proofErr w:type="spellStart"/>
+            <w:r>
+              <w:rPr>
+                <w:rFonts w:ascii="Calibri" w:hAnsi="Calibri" w:cs="Calibri"/>
+              </w:rPr>
+              <w:t>output_checkbox</w:t>
+            </w:r>
+            <w:proofErr w:type="spellEnd"/>
+            <w:r>
+              <w:rPr>
+                <w:rFonts w:ascii="Calibri" w:hAnsi="Calibri" w:cs="Calibri"/>
+              </w:rPr>
+              <w:t>(</w:t>
             </w:r>
             <w:r>
               <w:rPr>
@@ -3166,13 +4611,29 @@
               <w:rPr>
                 <w:rFonts w:ascii="Calibri" w:hAnsi="Calibri" w:cs="Calibri"/>
               </w:rPr>
-              <w:t xml:space="preserve"> wants_consolidation</w:t>
-            </w:r>
-            <w:r>
-              <w:rPr>
-                <w:rFonts w:ascii="Calibri" w:hAnsi="Calibri" w:cs="Calibri"/>
-              </w:rPr>
-              <w:t xml:space="preserve">) }} </w:t>
+              <w:t xml:space="preserve"> </w:t>
+            </w:r>
+            <w:proofErr w:type="spellStart"/>
+            <w:r>
+              <w:rPr>
+                <w:rFonts w:ascii="Calibri" w:hAnsi="Calibri" w:cs="Calibri"/>
+              </w:rPr>
+              <w:t>wants_consolidation</w:t>
+            </w:r>
+            <w:proofErr w:type="spellEnd"/>
+            <w:proofErr w:type="gramStart"/>
+            <w:r>
+              <w:rPr>
+                <w:rFonts w:ascii="Calibri" w:hAnsi="Calibri" w:cs="Calibri"/>
+              </w:rPr>
+              <w:t>) }</w:t>
+            </w:r>
+            <w:proofErr w:type="gramEnd"/>
+            <w:r>
+              <w:rPr>
+                <w:rFonts w:ascii="Calibri" w:hAnsi="Calibri" w:cs="Calibri"/>
+              </w:rPr>
+              <w:t xml:space="preserve">} </w:t>
             </w:r>
             <w:r>
               <w:rPr>
@@ -3188,11 +4649,33 @@
                 <w:rFonts w:ascii="Calibri" w:hAnsi="Calibri" w:cs="Calibri"/>
               </w:rPr>
             </w:pPr>
-            <w:r>
-              <w:rPr>
-                <w:rFonts w:ascii="Calibri" w:hAnsi="Calibri" w:cs="Calibri"/>
-              </w:rPr>
-              <w:t>{{ output_checkbox(</w:t>
+            <w:proofErr w:type="gramStart"/>
+            <w:r>
+              <w:rPr>
+                <w:rFonts w:ascii="Calibri" w:hAnsi="Calibri" w:cs="Calibri"/>
+              </w:rPr>
+              <w:t xml:space="preserve">{{ </w:t>
+            </w:r>
+            <w:proofErr w:type="spellStart"/>
+            <w:r>
+              <w:rPr>
+                <w:rFonts w:ascii="Calibri" w:hAnsi="Calibri" w:cs="Calibri"/>
+              </w:rPr>
+              <w:t>output</w:t>
+            </w:r>
+            <w:proofErr w:type="gramEnd"/>
+            <w:r>
+              <w:rPr>
+                <w:rFonts w:ascii="Calibri" w:hAnsi="Calibri" w:cs="Calibri"/>
+              </w:rPr>
+              <w:t>_checkbox</w:t>
+            </w:r>
+            <w:proofErr w:type="spellEnd"/>
+            <w:r>
+              <w:rPr>
+                <w:rFonts w:ascii="Calibri" w:hAnsi="Calibri" w:cs="Calibri"/>
+              </w:rPr>
+              <w:t>(</w:t>
             </w:r>
             <w:r>
               <w:rPr>
@@ -3212,12 +4695,14 @@
               </w:rPr>
               <w:t>.</w:t>
             </w:r>
+            <w:proofErr w:type="spellStart"/>
             <w:r>
               <w:rPr>
                 <w:rFonts w:ascii="Calibri" w:hAnsi="Calibri" w:cs="Calibri"/>
               </w:rPr>
               <w:t>family_has_separate_case</w:t>
             </w:r>
+            <w:proofErr w:type="spellEnd"/>
             <w:r>
               <w:rPr>
                 <w:rFonts w:ascii="Calibri" w:hAnsi="Calibri" w:cs="Calibri"/>
@@ -3280,11 +4765,33 @@
                 <w:rFonts w:ascii="Calibri" w:hAnsi="Calibri" w:cs="Calibri"/>
               </w:rPr>
             </w:pPr>
-            <w:r>
-              <w:rPr>
-                <w:rFonts w:ascii="Calibri" w:hAnsi="Calibri" w:cs="Calibri"/>
-              </w:rPr>
-              <w:t>{{ output_checkbox(</w:t>
+            <w:proofErr w:type="gramStart"/>
+            <w:r>
+              <w:rPr>
+                <w:rFonts w:ascii="Calibri" w:hAnsi="Calibri" w:cs="Calibri"/>
+              </w:rPr>
+              <w:t xml:space="preserve">{{ </w:t>
+            </w:r>
+            <w:proofErr w:type="spellStart"/>
+            <w:r>
+              <w:rPr>
+                <w:rFonts w:ascii="Calibri" w:hAnsi="Calibri" w:cs="Calibri"/>
+              </w:rPr>
+              <w:t>output</w:t>
+            </w:r>
+            <w:proofErr w:type="gramEnd"/>
+            <w:r>
+              <w:rPr>
+                <w:rFonts w:ascii="Calibri" w:hAnsi="Calibri" w:cs="Calibri"/>
+              </w:rPr>
+              <w:t>_checkbox</w:t>
+            </w:r>
+            <w:proofErr w:type="spellEnd"/>
+            <w:r>
+              <w:rPr>
+                <w:rFonts w:ascii="Calibri" w:hAnsi="Calibri" w:cs="Calibri"/>
+              </w:rPr>
+              <w:t>(</w:t>
             </w:r>
             <w:r>
               <w:rPr>
@@ -3298,12 +4805,14 @@
               </w:rPr>
               <w:t>.</w:t>
             </w:r>
+            <w:proofErr w:type="spellStart"/>
             <w:r>
               <w:rPr>
                 <w:rFonts w:ascii="Calibri" w:hAnsi="Calibri" w:cs="Calibri"/>
               </w:rPr>
               <w:t>wants_separate_case</w:t>
             </w:r>
+            <w:proofErr w:type="spellEnd"/>
             <w:r>
               <w:rPr>
                 <w:rFonts w:ascii="Calibri" w:hAnsi="Calibri" w:cs="Calibri"/>
@@ -3320,7 +4829,7 @@
               <w:rPr>
                 <w:rFonts w:ascii="Calibri" w:hAnsi="Calibri" w:cs="Calibri"/>
               </w:rPr>
-              <w:t xml:space="preserve"> Who? </w:t>
+              <w:t xml:space="preserve">  </w:t>
             </w:r>
           </w:p>
           <w:p>
@@ -3334,13 +4843,35 @@
               <w:rPr>
                 <w:rFonts w:ascii="Calibri" w:hAnsi="Calibri" w:cs="Calibri"/>
               </w:rPr>
+              <w:t xml:space="preserve">Separate case from: </w:t>
+            </w:r>
+            <w:proofErr w:type="gramStart"/>
+            <w:r>
+              <w:rPr>
+                <w:rFonts w:ascii="Calibri" w:hAnsi="Calibri" w:cs="Calibri"/>
+              </w:rPr>
               <w:t xml:space="preserve">{{ </w:t>
             </w:r>
-            <w:r>
-              <w:rPr>
-                <w:rFonts w:ascii="Calibri" w:hAnsi="Calibri" w:cs="Calibri"/>
-              </w:rPr>
-              <w:t>comma_list(</w:t>
+            <w:proofErr w:type="spellStart"/>
+            <w:r>
+              <w:rPr>
+                <w:rFonts w:ascii="Calibri" w:hAnsi="Calibri" w:cs="Calibri"/>
+              </w:rPr>
+              <w:t>comma</w:t>
+            </w:r>
+            <w:proofErr w:type="gramEnd"/>
+            <w:r>
+              <w:rPr>
+                <w:rFonts w:ascii="Calibri" w:hAnsi="Calibri" w:cs="Calibri"/>
+              </w:rPr>
+              <w:t>_list</w:t>
+            </w:r>
+            <w:proofErr w:type="spellEnd"/>
+            <w:r>
+              <w:rPr>
+                <w:rFonts w:ascii="Calibri" w:hAnsi="Calibri" w:cs="Calibri"/>
+              </w:rPr>
+              <w:t>(</w:t>
             </w:r>
             <w:r>
               <w:rPr>
@@ -3354,12 +4885,14 @@
               </w:rPr>
               <w:t>.</w:t>
             </w:r>
+            <w:proofErr w:type="spellStart"/>
             <w:r>
               <w:rPr>
                 <w:rFonts w:ascii="Calibri" w:hAnsi="Calibri" w:cs="Calibri"/>
               </w:rPr>
               <w:t>separate_case_name_list</w:t>
             </w:r>
+            <w:proofErr w:type="spellEnd"/>
             <w:r>
               <w:rPr>
                 <w:rFonts w:ascii="Calibri" w:hAnsi="Calibri" w:cs="Calibri"/>
@@ -3380,11 +4913,33 @@
                 <w:rFonts w:ascii="Calibri" w:hAnsi="Calibri" w:cs="Calibri"/>
               </w:rPr>
             </w:pPr>
-            <w:r>
-              <w:rPr>
-                <w:rFonts w:ascii="Calibri" w:hAnsi="Calibri" w:cs="Calibri"/>
-              </w:rPr>
-              <w:t>{{ output_checkbox(</w:t>
+            <w:proofErr w:type="gramStart"/>
+            <w:r>
+              <w:rPr>
+                <w:rFonts w:ascii="Calibri" w:hAnsi="Calibri" w:cs="Calibri"/>
+              </w:rPr>
+              <w:t xml:space="preserve">{{ </w:t>
+            </w:r>
+            <w:proofErr w:type="spellStart"/>
+            <w:r>
+              <w:rPr>
+                <w:rFonts w:ascii="Calibri" w:hAnsi="Calibri" w:cs="Calibri"/>
+              </w:rPr>
+              <w:t>output</w:t>
+            </w:r>
+            <w:proofErr w:type="gramEnd"/>
+            <w:r>
+              <w:rPr>
+                <w:rFonts w:ascii="Calibri" w:hAnsi="Calibri" w:cs="Calibri"/>
+              </w:rPr>
+              <w:t>_checkbox</w:t>
+            </w:r>
+            <w:proofErr w:type="spellEnd"/>
+            <w:r>
+              <w:rPr>
+                <w:rFonts w:ascii="Calibri" w:hAnsi="Calibri" w:cs="Calibri"/>
+              </w:rPr>
+              <w:t>(</w:t>
             </w:r>
             <w:r>
               <w:rPr>
@@ -3416,12 +4971,14 @@
               </w:rPr>
               <w:t>.</w:t>
             </w:r>
+            <w:proofErr w:type="spellStart"/>
             <w:r>
               <w:rPr>
                 <w:rFonts w:ascii="Calibri" w:hAnsi="Calibri" w:cs="Calibri"/>
               </w:rPr>
               <w:t>wants_separate_case</w:t>
             </w:r>
+            <w:proofErr w:type="spellEnd"/>
             <w:r>
               <w:rPr>
                 <w:rFonts w:ascii="Calibri" w:hAnsi="Calibri" w:cs="Calibri"/>
@@ -3484,11 +5041,33 @@
                 <w:rFonts w:ascii="Calibri" w:hAnsi="Calibri" w:cs="Calibri"/>
               </w:rPr>
             </w:pPr>
-            <w:r>
-              <w:rPr>
-                <w:rFonts w:ascii="Calibri" w:hAnsi="Calibri" w:cs="Calibri"/>
-              </w:rPr>
-              <w:t>{{ output_checkbox(</w:t>
+            <w:proofErr w:type="gramStart"/>
+            <w:r>
+              <w:rPr>
+                <w:rFonts w:ascii="Calibri" w:hAnsi="Calibri" w:cs="Calibri"/>
+              </w:rPr>
+              <w:t xml:space="preserve">{{ </w:t>
+            </w:r>
+            <w:proofErr w:type="spellStart"/>
+            <w:r>
+              <w:rPr>
+                <w:rFonts w:ascii="Calibri" w:hAnsi="Calibri" w:cs="Calibri"/>
+              </w:rPr>
+              <w:t>output</w:t>
+            </w:r>
+            <w:proofErr w:type="gramEnd"/>
+            <w:r>
+              <w:rPr>
+                <w:rFonts w:ascii="Calibri" w:hAnsi="Calibri" w:cs="Calibri"/>
+              </w:rPr>
+              <w:t>_checkbox</w:t>
+            </w:r>
+            <w:proofErr w:type="spellEnd"/>
+            <w:r>
+              <w:rPr>
+                <w:rFonts w:ascii="Calibri" w:hAnsi="Calibri" w:cs="Calibri"/>
+              </w:rPr>
+              <w:t>(</w:t>
             </w:r>
             <w:r>
               <w:rPr>
@@ -3502,12 +5081,14 @@
               </w:rPr>
               <w:t>.</w:t>
             </w:r>
+            <w:proofErr w:type="spellStart"/>
             <w:r>
               <w:rPr>
                 <w:rFonts w:ascii="Calibri" w:hAnsi="Calibri" w:cs="Calibri"/>
               </w:rPr>
               <w:t>looked_for_attorney</w:t>
             </w:r>
+            <w:proofErr w:type="spellEnd"/>
             <w:r>
               <w:rPr>
                 <w:rFonts w:ascii="Calibri" w:hAnsi="Calibri" w:cs="Calibri"/>
@@ -3528,11 +5109,33 @@
                 <w:rFonts w:ascii="Calibri" w:hAnsi="Calibri" w:cs="Calibri"/>
               </w:rPr>
             </w:pPr>
-            <w:r>
-              <w:rPr>
-                <w:rFonts w:ascii="Calibri" w:hAnsi="Calibri" w:cs="Calibri"/>
-              </w:rPr>
-              <w:t>{{ users[0].looked_for_attorney_details}}</w:t>
+            <w:proofErr w:type="gramStart"/>
+            <w:r>
+              <w:rPr>
+                <w:rFonts w:ascii="Calibri" w:hAnsi="Calibri" w:cs="Calibri"/>
+              </w:rPr>
+              <w:t>{{ users</w:t>
+            </w:r>
+            <w:proofErr w:type="gramEnd"/>
+            <w:r>
+              <w:rPr>
+                <w:rFonts w:ascii="Calibri" w:hAnsi="Calibri" w:cs="Calibri"/>
+              </w:rPr>
+              <w:t>[0].</w:t>
+            </w:r>
+            <w:proofErr w:type="spellStart"/>
+            <w:r>
+              <w:rPr>
+                <w:rFonts w:ascii="Calibri" w:hAnsi="Calibri" w:cs="Calibri"/>
+              </w:rPr>
+              <w:t>looked_for_attorney_details</w:t>
+            </w:r>
+            <w:proofErr w:type="spellEnd"/>
+            <w:r>
+              <w:rPr>
+                <w:rFonts w:ascii="Calibri" w:hAnsi="Calibri" w:cs="Calibri"/>
+              </w:rPr>
+              <w:t>}}</w:t>
             </w:r>
           </w:p>
           <w:p>
@@ -3542,11 +5145,33 @@
                 <w:rFonts w:ascii="Calibri" w:hAnsi="Calibri" w:cs="Calibri"/>
               </w:rPr>
             </w:pPr>
-            <w:r>
-              <w:rPr>
-                <w:rFonts w:ascii="Calibri" w:hAnsi="Calibri" w:cs="Calibri"/>
-              </w:rPr>
-              <w:t>{{ output_checkbox(</w:t>
+            <w:proofErr w:type="gramStart"/>
+            <w:r>
+              <w:rPr>
+                <w:rFonts w:ascii="Calibri" w:hAnsi="Calibri" w:cs="Calibri"/>
+              </w:rPr>
+              <w:t xml:space="preserve">{{ </w:t>
+            </w:r>
+            <w:proofErr w:type="spellStart"/>
+            <w:r>
+              <w:rPr>
+                <w:rFonts w:ascii="Calibri" w:hAnsi="Calibri" w:cs="Calibri"/>
+              </w:rPr>
+              <w:t>output</w:t>
+            </w:r>
+            <w:proofErr w:type="gramEnd"/>
+            <w:r>
+              <w:rPr>
+                <w:rFonts w:ascii="Calibri" w:hAnsi="Calibri" w:cs="Calibri"/>
+              </w:rPr>
+              <w:t>_checkbox</w:t>
+            </w:r>
+            <w:proofErr w:type="spellEnd"/>
+            <w:r>
+              <w:rPr>
+                <w:rFonts w:ascii="Calibri" w:hAnsi="Calibri" w:cs="Calibri"/>
+              </w:rPr>
+              <w:t>(</w:t>
             </w:r>
             <w:r>
               <w:rPr>
@@ -3566,12 +5191,14 @@
               </w:rPr>
               <w:t>.</w:t>
             </w:r>
+            <w:proofErr w:type="spellStart"/>
             <w:r>
               <w:rPr>
                 <w:rFonts w:ascii="Calibri" w:hAnsi="Calibri" w:cs="Calibri"/>
               </w:rPr>
               <w:t>looked_for_attorney</w:t>
             </w:r>
+            <w:proofErr w:type="spellEnd"/>
             <w:r>
               <w:rPr>
                 <w:rFonts w:ascii="Calibri" w:hAnsi="Calibri" w:cs="Calibri"/>
@@ -3622,11 +5249,33 @@
                 <w:rFonts w:ascii="Calibri" w:hAnsi="Calibri" w:cs="Calibri"/>
               </w:rPr>
             </w:pPr>
-            <w:r>
-              <w:rPr>
-                <w:rFonts w:ascii="Calibri" w:hAnsi="Calibri" w:cs="Calibri"/>
-              </w:rPr>
-              <w:t>{{ users[0].additional_notes}}</w:t>
+            <w:proofErr w:type="gramStart"/>
+            <w:r>
+              <w:rPr>
+                <w:rFonts w:ascii="Calibri" w:hAnsi="Calibri" w:cs="Calibri"/>
+              </w:rPr>
+              <w:t>{{ users</w:t>
+            </w:r>
+            <w:proofErr w:type="gramEnd"/>
+            <w:r>
+              <w:rPr>
+                <w:rFonts w:ascii="Calibri" w:hAnsi="Calibri" w:cs="Calibri"/>
+              </w:rPr>
+              <w:t>[0].</w:t>
+            </w:r>
+            <w:proofErr w:type="spellStart"/>
+            <w:r>
+              <w:rPr>
+                <w:rFonts w:ascii="Calibri" w:hAnsi="Calibri" w:cs="Calibri"/>
+              </w:rPr>
+              <w:t>additional_notes</w:t>
+            </w:r>
+            <w:proofErr w:type="spellEnd"/>
+            <w:r>
+              <w:rPr>
+                <w:rFonts w:ascii="Calibri" w:hAnsi="Calibri" w:cs="Calibri"/>
+              </w:rPr>
+              <w:t>}}</w:t>
             </w:r>
           </w:p>
         </w:tc>
@@ -6334,6 +7983,7 @@
   <w:style w:type="character" w:default="1" w:styleId="DefaultParagraphFont">
     <w:name w:val="Default Paragraph Font"/>
     <w:uiPriority w:val="1"/>
+    <w:semiHidden/>
     <w:unhideWhenUsed/>
   </w:style>
   <w:style w:type="table" w:default="1" w:styleId="TableNormal">
@@ -7141,26 +8791,6 @@
 </file>
 
 <file path=customXml/item1.xml><?xml version="1.0" encoding="utf-8"?>
-<?mso-contentType ?>
-<FormTemplates xmlns="http://schemas.microsoft.com/sharepoint/v3/contenttype/forms">
-  <Display>DocumentLibraryForm</Display>
-  <Edit>DocumentLibraryForm</Edit>
-  <New>DocumentLibraryForm</New>
-</FormTemplates>
-</file>
-
-<file path=customXml/item2.xml><?xml version="1.0" encoding="utf-8"?>
-<p:properties xmlns:p="http://schemas.microsoft.com/office/2006/metadata/properties" xmlns:xsi="http://www.w3.org/2001/XMLSchema-instance" xmlns:pc="http://schemas.microsoft.com/office/infopath/2007/PartnerControls">
-  <documentManagement>
-    <TaxCatchAll xmlns="63cf8f5e-9a9d-4cda-a6f1-06d9c3ed1b56" xsi:nil="true"/>
-    <lcf76f155ced4ddcb4097134ff3c332f xmlns="80f56af5-a235-4a30-ba2c-31a6d000d72b">
-      <Terms xmlns="http://schemas.microsoft.com/office/infopath/2007/PartnerControls"/>
-    </lcf76f155ced4ddcb4097134ff3c332f>
-  </documentManagement>
-</p:properties>
-</file>
-
-<file path=customXml/item3.xml><?xml version="1.0" encoding="utf-8"?>
 <ct:contentTypeSchema xmlns:ct="http://schemas.microsoft.com/office/2006/metadata/contentType" xmlns:ma="http://schemas.microsoft.com/office/2006/metadata/properties/metaAttributes" ct:_="" ma:_="" ma:contentTypeName="Document" ma:contentTypeID="0x0101008F950FA22BD11B439EF2FCEDF7FF0976" ma:contentTypeVersion="12" ma:contentTypeDescription="Create a new document." ma:contentTypeScope="" ma:versionID="38a263841e6eb95b201700ac59630ea1">
   <xsd:schema xmlns:xsd="http://www.w3.org/2001/XMLSchema" xmlns:xs="http://www.w3.org/2001/XMLSchema" xmlns:p="http://schemas.microsoft.com/office/2006/metadata/properties" xmlns:ns2="80f56af5-a235-4a30-ba2c-31a6d000d72b" xmlns:ns3="63cf8f5e-9a9d-4cda-a6f1-06d9c3ed1b56" targetNamespace="http://schemas.microsoft.com/office/2006/metadata/properties" ma:root="true" ma:fieldsID="22a8da6c9b6d44ed7cdad6a9be670acd" ns2:_="" ns3:_="">
     <xsd:import namespace="80f56af5-a235-4a30-ba2c-31a6d000d72b"/>
@@ -7361,10 +8991,41 @@
 </ct:contentTypeSchema>
 </file>
 
+<file path=customXml/item2.xml><?xml version="1.0" encoding="utf-8"?>
+<p:properties xmlns:p="http://schemas.microsoft.com/office/2006/metadata/properties" xmlns:xsi="http://www.w3.org/2001/XMLSchema-instance" xmlns:pc="http://schemas.microsoft.com/office/infopath/2007/PartnerControls">
+  <documentManagement>
+    <TaxCatchAll xmlns="63cf8f5e-9a9d-4cda-a6f1-06d9c3ed1b56" xsi:nil="true"/>
+    <lcf76f155ced4ddcb4097134ff3c332f xmlns="80f56af5-a235-4a30-ba2c-31a6d000d72b">
+      <Terms xmlns="http://schemas.microsoft.com/office/infopath/2007/PartnerControls"/>
+    </lcf76f155ced4ddcb4097134ff3c332f>
+  </documentManagement>
+</p:properties>
+</file>
+
+<file path=customXml/item3.xml><?xml version="1.0" encoding="utf-8"?>
+<?mso-contentType ?>
+<FormTemplates xmlns="http://schemas.microsoft.com/sharepoint/v3/contenttype/forms">
+  <Display>DocumentLibraryForm</Display>
+  <Edit>DocumentLibraryForm</Edit>
+  <New>DocumentLibraryForm</New>
+</FormTemplates>
+</file>
+
 <file path=customXml/itemProps1.xml><?xml version="1.0" encoding="utf-8"?>
-<ds:datastoreItem xmlns:ds="http://schemas.openxmlformats.org/officeDocument/2006/customXml" ds:itemID="{B3360DED-8045-43BC-A3F1-77FB7861BCDC}">
+<ds:datastoreItem xmlns:ds="http://schemas.openxmlformats.org/officeDocument/2006/customXml" ds:itemID="{C2CE9F26-E80A-48F8-9E72-0BA6AFEE532E}">
   <ds:schemaRefs>
-    <ds:schemaRef ds:uri="http://schemas.microsoft.com/sharepoint/v3/contenttype/forms"/>
+    <ds:schemaRef ds:uri="http://schemas.microsoft.com/office/2006/metadata/contentType"/>
+    <ds:schemaRef ds:uri="http://schemas.microsoft.com/office/2006/metadata/properties/metaAttributes"/>
+    <ds:schemaRef ds:uri="http://www.w3.org/2001/XMLSchema"/>
+    <ds:schemaRef ds:uri="http://schemas.microsoft.com/office/2006/metadata/properties"/>
+    <ds:schemaRef ds:uri="80f56af5-a235-4a30-ba2c-31a6d000d72b"/>
+    <ds:schemaRef ds:uri="63cf8f5e-9a9d-4cda-a6f1-06d9c3ed1b56"/>
+    <ds:schemaRef ds:uri="http://schemas.microsoft.com/office/2006/documentManagement/types"/>
+    <ds:schemaRef ds:uri="http://schemas.microsoft.com/office/infopath/2007/PartnerControls"/>
+    <ds:schemaRef ds:uri="http://schemas.openxmlformats.org/package/2006/metadata/core-properties"/>
+    <ds:schemaRef ds:uri="http://purl.org/dc/elements/1.1/"/>
+    <ds:schemaRef ds:uri="http://purl.org/dc/terms/"/>
+    <ds:schemaRef ds:uri="http://schemas.microsoft.com/internal/obd"/>
   </ds:schemaRefs>
 </ds:datastoreItem>
 </file>
@@ -7381,20 +9042,9 @@
 </file>
 
 <file path=customXml/itemProps3.xml><?xml version="1.0" encoding="utf-8"?>
-<ds:datastoreItem xmlns:ds="http://schemas.openxmlformats.org/officeDocument/2006/customXml" ds:itemID="{C2CE9F26-E80A-48F8-9E72-0BA6AFEE532E}">
+<ds:datastoreItem xmlns:ds="http://schemas.openxmlformats.org/officeDocument/2006/customXml" ds:itemID="{B3360DED-8045-43BC-A3F1-77FB7861BCDC}">
   <ds:schemaRefs>
-    <ds:schemaRef ds:uri="http://schemas.microsoft.com/office/2006/metadata/contentType"/>
-    <ds:schemaRef ds:uri="http://schemas.microsoft.com/office/2006/metadata/properties/metaAttributes"/>
-    <ds:schemaRef ds:uri="http://www.w3.org/2001/XMLSchema"/>
-    <ds:schemaRef ds:uri="http://schemas.microsoft.com/office/2006/metadata/properties"/>
-    <ds:schemaRef ds:uri="80f56af5-a235-4a30-ba2c-31a6d000d72b"/>
-    <ds:schemaRef ds:uri="63cf8f5e-9a9d-4cda-a6f1-06d9c3ed1b56"/>
-    <ds:schemaRef ds:uri="http://schemas.microsoft.com/office/2006/documentManagement/types"/>
-    <ds:schemaRef ds:uri="http://schemas.microsoft.com/office/infopath/2007/PartnerControls"/>
-    <ds:schemaRef ds:uri="http://schemas.openxmlformats.org/package/2006/metadata/core-properties"/>
-    <ds:schemaRef ds:uri="http://purl.org/dc/elements/1.1/"/>
-    <ds:schemaRef ds:uri="http://purl.org/dc/terms/"/>
-    <ds:schemaRef ds:uri="http://schemas.microsoft.com/internal/obd"/>
+    <ds:schemaRef ds:uri="http://schemas.microsoft.com/sharepoint/v3/contenttype/forms"/>
   </ds:schemaRefs>
 </ds:datastoreItem>
 </file>
--- a/docassemble/USCISApplications/data/templates/Court_Accompaniment_Intake.docx
+++ b/docassemble/USCISApplications/data/templates/Court_Accompaniment_Intake.docx
@@ -99,7 +99,6 @@
         </w:rPr>
         <w:t xml:space="preserve">Name of volunteer/staff: </w:t>
       </w:r>
-      <w:proofErr w:type="gramStart"/>
       <w:r>
         <w:rPr>
           <w:rFonts w:ascii="Calibri" w:eastAsia="Arial" w:hAnsi="Calibri" w:cs="Calibri"/>
@@ -110,7 +109,6 @@
         </w:rPr>
         <w:t xml:space="preserve">{{ </w:t>
       </w:r>
-      <w:proofErr w:type="spellStart"/>
       <w:r>
         <w:rPr>
           <w:rFonts w:ascii="Calibri" w:eastAsia="Arial" w:hAnsi="Calibri" w:cs="Calibri"/>
@@ -119,29 +117,7 @@
           <w:sz w:val="22"/>
           <w:szCs w:val="22"/>
         </w:rPr>
-        <w:t>screener.name</w:t>
-      </w:r>
-      <w:proofErr w:type="gramEnd"/>
-      <w:r>
-        <w:rPr>
-          <w:rFonts w:ascii="Calibri" w:eastAsia="Arial" w:hAnsi="Calibri" w:cs="Calibri"/>
-          <w:b/>
-          <w:bCs/>
-          <w:sz w:val="22"/>
-          <w:szCs w:val="22"/>
-        </w:rPr>
-        <w:t>_full</w:t>
-      </w:r>
-      <w:proofErr w:type="spellEnd"/>
-      <w:r>
-        <w:rPr>
-          <w:rFonts w:ascii="Calibri" w:eastAsia="Arial" w:hAnsi="Calibri" w:cs="Calibri"/>
-          <w:b/>
-          <w:bCs/>
-          <w:sz w:val="22"/>
-          <w:szCs w:val="22"/>
-        </w:rPr>
-        <w:t>()</w:t>
+        <w:t>screener.name_full()</w:t>
       </w:r>
       <w:r>
         <w:rPr>
@@ -204,7 +180,6 @@
         </w:rPr>
         <w:t xml:space="preserve">Hearing Date: </w:t>
       </w:r>
-      <w:proofErr w:type="gramStart"/>
       <w:r>
         <w:rPr>
           <w:rFonts w:ascii="Calibri" w:eastAsia="Calibri" w:hAnsi="Calibri" w:cs="Calibri"/>
@@ -213,62 +188,7 @@
           <w:sz w:val="22"/>
           <w:szCs w:val="22"/>
         </w:rPr>
-        <w:t>{{ users</w:t>
-      </w:r>
-      <w:proofErr w:type="gramEnd"/>
-      <w:r>
-        <w:rPr>
-          <w:rFonts w:ascii="Calibri" w:eastAsia="Calibri" w:hAnsi="Calibri" w:cs="Calibri"/>
-          <w:b/>
-          <w:bCs/>
-          <w:sz w:val="22"/>
-          <w:szCs w:val="22"/>
-        </w:rPr>
-        <w:t>[0].</w:t>
-      </w:r>
-      <w:proofErr w:type="spellStart"/>
-      <w:r>
-        <w:rPr>
-          <w:rFonts w:ascii="Calibri" w:eastAsia="Calibri" w:hAnsi="Calibri" w:cs="Calibri"/>
-          <w:b/>
-          <w:bCs/>
-          <w:sz w:val="22"/>
-          <w:szCs w:val="22"/>
-        </w:rPr>
-        <w:t>hearing_date.format</w:t>
-      </w:r>
-      <w:proofErr w:type="spellEnd"/>
-      <w:r>
-        <w:rPr>
-          <w:rFonts w:ascii="Calibri" w:eastAsia="Calibri" w:hAnsi="Calibri" w:cs="Calibri"/>
-          <w:b/>
-          <w:bCs/>
-          <w:sz w:val="22"/>
-          <w:szCs w:val="22"/>
-        </w:rPr>
-        <w:t>('MM/dd/</w:t>
-      </w:r>
-      <w:proofErr w:type="spellStart"/>
-      <w:r>
-        <w:rPr>
-          <w:rFonts w:ascii="Calibri" w:eastAsia="Calibri" w:hAnsi="Calibri" w:cs="Calibri"/>
-          <w:b/>
-          <w:bCs/>
-          <w:sz w:val="22"/>
-          <w:szCs w:val="22"/>
-        </w:rPr>
-        <w:t>yyyy</w:t>
-      </w:r>
-      <w:proofErr w:type="spellEnd"/>
-      <w:r>
-        <w:rPr>
-          <w:rFonts w:ascii="Calibri" w:eastAsia="Calibri" w:hAnsi="Calibri" w:cs="Calibri"/>
-          <w:b/>
-          <w:bCs/>
-          <w:sz w:val="22"/>
-          <w:szCs w:val="22"/>
-        </w:rPr>
-        <w:t>') }}</w:t>
+        <w:t>{{ users[0].hearing_date.format('MM/dd/yyyy') }}</w:t>
       </w:r>
       <w:r>
         <w:rPr>
@@ -301,7 +221,6 @@
         </w:rPr>
         <w:t xml:space="preserve">{{ </w:t>
       </w:r>
-      <w:proofErr w:type="spellStart"/>
       <w:r>
         <w:rPr>
           <w:rFonts w:ascii="Calibri" w:eastAsia="Calibri" w:hAnsi="Calibri" w:cs="Calibri"/>
@@ -310,18 +229,7 @@
           <w:sz w:val="22"/>
           <w:szCs w:val="22"/>
         </w:rPr>
-        <w:t>format_time</w:t>
-      </w:r>
-      <w:proofErr w:type="spellEnd"/>
-      <w:r>
-        <w:rPr>
-          <w:rFonts w:ascii="Calibri" w:eastAsia="Calibri" w:hAnsi="Calibri" w:cs="Calibri"/>
-          <w:b/>
-          <w:bCs/>
-          <w:sz w:val="22"/>
-          <w:szCs w:val="22"/>
-        </w:rPr>
-        <w:t>(</w:t>
+        <w:t>format_time(</w:t>
       </w:r>
       <w:r>
         <w:rPr>
@@ -331,9 +239,8 @@
           <w:sz w:val="22"/>
           <w:szCs w:val="22"/>
         </w:rPr>
-        <w:t>users[0].</w:t>
+        <w:t>users[0].hearing_time</w:t>
       </w:r>
-      <w:proofErr w:type="spellStart"/>
       <w:r>
         <w:rPr>
           <w:rFonts w:ascii="Calibri" w:eastAsia="Calibri" w:hAnsi="Calibri" w:cs="Calibri"/>
@@ -342,40 +249,7 @@
           <w:sz w:val="22"/>
           <w:szCs w:val="22"/>
         </w:rPr>
-        <w:t>hearing_time</w:t>
-      </w:r>
-      <w:proofErr w:type="spellEnd"/>
-      <w:r>
-        <w:rPr>
-          <w:rFonts w:ascii="Calibri" w:eastAsia="Calibri" w:hAnsi="Calibri" w:cs="Calibri"/>
-          <w:b/>
-          <w:bCs/>
-          <w:sz w:val="22"/>
-          <w:szCs w:val="22"/>
-        </w:rPr>
-        <w:t>, format='</w:t>
-      </w:r>
-      <w:proofErr w:type="spellStart"/>
-      <w:r>
-        <w:rPr>
-          <w:rFonts w:ascii="Calibri" w:eastAsia="Calibri" w:hAnsi="Calibri" w:cs="Calibri"/>
-          <w:b/>
-          <w:bCs/>
-          <w:sz w:val="22"/>
-          <w:szCs w:val="22"/>
-        </w:rPr>
-        <w:t>h:mm</w:t>
-      </w:r>
-      <w:proofErr w:type="spellEnd"/>
-      <w:r>
-        <w:rPr>
-          <w:rFonts w:ascii="Calibri" w:eastAsia="Calibri" w:hAnsi="Calibri" w:cs="Calibri"/>
-          <w:b/>
-          <w:bCs/>
-          <w:sz w:val="22"/>
-          <w:szCs w:val="22"/>
-        </w:rPr>
-        <w:t xml:space="preserve"> a')</w:t>
+        <w:t>, format='h:mm a')</w:t>
       </w:r>
       <w:r>
         <w:rPr>
@@ -428,7 +302,6 @@
         </w:rPr>
         <w:t xml:space="preserve">Immigration Judge: </w:t>
       </w:r>
-      <w:proofErr w:type="gramStart"/>
       <w:r>
         <w:rPr>
           <w:rFonts w:ascii="Calibri" w:eastAsia="Calibri" w:hAnsi="Calibri" w:cs="Calibri"/>
@@ -437,9 +310,19 @@
           <w:sz w:val="22"/>
           <w:szCs w:val="22"/>
         </w:rPr>
-        <w:t xml:space="preserve">{{ </w:t>
+        <w:t>{{ immigration_judge.name_full() }}</w:t>
       </w:r>
-      <w:proofErr w:type="spellStart"/>
+    </w:p>
+    <w:p>
+      <w:pPr>
+        <w:rPr>
+          <w:rFonts w:ascii="Calibri" w:eastAsia="Calibri" w:hAnsi="Calibri" w:cs="Calibri"/>
+          <w:b/>
+          <w:bCs/>
+          <w:sz w:val="22"/>
+          <w:szCs w:val="22"/>
+        </w:rPr>
+      </w:pPr>
       <w:r>
         <w:rPr>
           <w:rFonts w:ascii="Calibri" w:eastAsia="Calibri" w:hAnsi="Calibri" w:cs="Calibri"/>
@@ -448,50 +331,7 @@
           <w:sz w:val="22"/>
           <w:szCs w:val="22"/>
         </w:rPr>
-        <w:t>immigration_judge.name</w:t>
-      </w:r>
-      <w:proofErr w:type="gramEnd"/>
-      <w:r>
-        <w:rPr>
-          <w:rFonts w:ascii="Calibri" w:eastAsia="Calibri" w:hAnsi="Calibri" w:cs="Calibri"/>
-          <w:b/>
-          <w:bCs/>
-          <w:sz w:val="22"/>
-          <w:szCs w:val="22"/>
-        </w:rPr>
-        <w:t>_full</w:t>
-      </w:r>
-      <w:proofErr w:type="spellEnd"/>
-      <w:r>
-        <w:rPr>
-          <w:rFonts w:ascii="Calibri" w:eastAsia="Calibri" w:hAnsi="Calibri" w:cs="Calibri"/>
-          <w:b/>
-          <w:bCs/>
-          <w:sz w:val="22"/>
-          <w:szCs w:val="22"/>
-        </w:rPr>
-        <w:t>() }}</w:t>
-      </w:r>
-    </w:p>
-    <w:p>
-      <w:pPr>
-        <w:rPr>
-          <w:rFonts w:ascii="Calibri" w:eastAsia="Calibri" w:hAnsi="Calibri" w:cs="Calibri"/>
-          <w:b/>
-          <w:bCs/>
-          <w:sz w:val="22"/>
-          <w:szCs w:val="22"/>
-        </w:rPr>
-      </w:pPr>
-      <w:r>
-        <w:rPr>
-          <w:rFonts w:ascii="Calibri" w:eastAsia="Calibri" w:hAnsi="Calibri" w:cs="Calibri"/>
-          <w:b/>
-          <w:bCs/>
-          <w:sz w:val="22"/>
-          <w:szCs w:val="22"/>
-        </w:rPr>
-        <w:t>Riders</w:t>
+        <w:t>{%</w:t>
       </w:r>
       <w:r>
         <w:rPr>
@@ -501,7 +341,7 @@
           <w:sz w:val="22"/>
           <w:szCs w:val="22"/>
         </w:rPr>
-        <w:t xml:space="preserve"> on the case: </w:t>
+        <w:t>p</w:t>
       </w:r>
       <w:r>
         <w:rPr>
@@ -511,9 +351,8 @@
           <w:sz w:val="22"/>
           <w:szCs w:val="22"/>
         </w:rPr>
-        <w:t xml:space="preserve">{% if not </w:t>
+        <w:t xml:space="preserve"> if not users[0].has_riders %}</w:t>
       </w:r>
-      <w:proofErr w:type="gramStart"/>
       <w:r>
         <w:rPr>
           <w:rFonts w:ascii="Calibri" w:eastAsia="Calibri" w:hAnsi="Calibri" w:cs="Calibri"/>
@@ -522,9 +361,8 @@
           <w:sz w:val="22"/>
           <w:szCs w:val="22"/>
         </w:rPr>
-        <w:t>users[</w:t>
+        <w:t xml:space="preserve">Riders on the case: </w:t>
       </w:r>
-      <w:proofErr w:type="gramEnd"/>
       <w:r>
         <w:rPr>
           <w:rFonts w:ascii="Calibri" w:eastAsia="Calibri" w:hAnsi="Calibri" w:cs="Calibri"/>
@@ -533,29 +371,7 @@
           <w:sz w:val="22"/>
           <w:szCs w:val="22"/>
         </w:rPr>
-        <w:t>0].</w:t>
-      </w:r>
-      <w:proofErr w:type="spellStart"/>
-      <w:r>
-        <w:rPr>
-          <w:rFonts w:ascii="Calibri" w:eastAsia="Calibri" w:hAnsi="Calibri" w:cs="Calibri"/>
-          <w:b/>
-          <w:bCs/>
-          <w:sz w:val="22"/>
-          <w:szCs w:val="22"/>
-        </w:rPr>
-        <w:t>has_riders</w:t>
-      </w:r>
-      <w:proofErr w:type="spellEnd"/>
-      <w:r>
-        <w:rPr>
-          <w:rFonts w:ascii="Calibri" w:eastAsia="Calibri" w:hAnsi="Calibri" w:cs="Calibri"/>
-          <w:b/>
-          <w:bCs/>
-          <w:sz w:val="22"/>
-          <w:szCs w:val="22"/>
-        </w:rPr>
-        <w:t xml:space="preserve"> %}N/A{% endif %}</w:t>
+        <w:t>N/A{% endif %}</w:t>
       </w:r>
     </w:p>
     <w:p>
@@ -578,7 +394,6 @@
         </w:rPr>
         <w:t xml:space="preserve">{%p if </w:t>
       </w:r>
-      <w:proofErr w:type="gramStart"/>
       <w:r>
         <w:rPr>
           <w:rFonts w:ascii="Calibri" w:eastAsia="Calibri" w:hAnsi="Calibri" w:cs="Calibri"/>
@@ -587,9 +402,8 @@
           <w:sz w:val="22"/>
           <w:szCs w:val="22"/>
         </w:rPr>
-        <w:t>users[</w:t>
+        <w:t>users[0].</w:t>
       </w:r>
-      <w:proofErr w:type="gramEnd"/>
       <w:r>
         <w:rPr>
           <w:rFonts w:ascii="Calibri" w:eastAsia="Calibri" w:hAnsi="Calibri" w:cs="Calibri"/>
@@ -598,29 +412,7 @@
           <w:sz w:val="22"/>
           <w:szCs w:val="22"/>
         </w:rPr>
-        <w:t>0].</w:t>
-      </w:r>
-      <w:proofErr w:type="spellStart"/>
-      <w:r>
-        <w:rPr>
-          <w:rFonts w:ascii="Calibri" w:eastAsia="Calibri" w:hAnsi="Calibri" w:cs="Calibri"/>
-          <w:b/>
-          <w:bCs/>
-          <w:sz w:val="22"/>
-          <w:szCs w:val="22"/>
-        </w:rPr>
-        <w:t>has_riders</w:t>
-      </w:r>
-      <w:proofErr w:type="spellEnd"/>
-      <w:r>
-        <w:rPr>
-          <w:rFonts w:ascii="Calibri" w:eastAsia="Calibri" w:hAnsi="Calibri" w:cs="Calibri"/>
-          <w:b/>
-          <w:bCs/>
-          <w:sz w:val="22"/>
-          <w:szCs w:val="22"/>
-        </w:rPr>
-        <w:t xml:space="preserve"> %}</w:t>
+        <w:t>has_riders %}</w:t>
       </w:r>
     </w:p>
     <w:tbl>
@@ -654,23 +446,13 @@
                 <w:bCs/>
               </w:rPr>
             </w:pPr>
-            <w:proofErr w:type="spellStart"/>
             <w:r>
               <w:rPr>
                 <w:rFonts w:ascii="Calibri" w:eastAsia="Calibri" w:hAnsi="Calibri" w:cs="Calibri"/>
                 <w:b/>
                 <w:bCs/>
               </w:rPr>
-              <w:t>Additonal</w:t>
-            </w:r>
-            <w:proofErr w:type="spellEnd"/>
-            <w:r>
-              <w:rPr>
-                <w:rFonts w:ascii="Calibri" w:eastAsia="Calibri" w:hAnsi="Calibri" w:cs="Calibri"/>
-                <w:b/>
-                <w:bCs/>
-              </w:rPr>
-              <w:t xml:space="preserve"> Riders</w:t>
+              <w:t>Additonal Riders</w:t>
             </w:r>
           </w:p>
         </w:tc>
@@ -752,21 +534,7 @@
               <w:rPr>
                 <w:rFonts w:ascii="Calibri" w:eastAsia="Calibri" w:hAnsi="Calibri" w:cs="Calibri"/>
               </w:rPr>
-              <w:t xml:space="preserve">{%tr for rider in </w:t>
-            </w:r>
-            <w:proofErr w:type="spellStart"/>
-            <w:r>
-              <w:rPr>
-                <w:rFonts w:ascii="Calibri" w:eastAsia="Calibri" w:hAnsi="Calibri" w:cs="Calibri"/>
-              </w:rPr>
-              <w:t>additional_riders</w:t>
-            </w:r>
-            <w:proofErr w:type="spellEnd"/>
-            <w:r>
-              <w:rPr>
-                <w:rFonts w:ascii="Calibri" w:eastAsia="Calibri" w:hAnsi="Calibri" w:cs="Calibri"/>
-              </w:rPr>
-              <w:t xml:space="preserve"> %}</w:t>
+              <w:t>{%tr for rider in additional_riders %}</w:t>
             </w:r>
           </w:p>
         </w:tc>
@@ -809,33 +577,11 @@
                 <w:rFonts w:ascii="Calibri" w:eastAsia="Calibri" w:hAnsi="Calibri" w:cs="Calibri"/>
               </w:rPr>
             </w:pPr>
-            <w:proofErr w:type="gramStart"/>
-            <w:r>
-              <w:rPr>
-                <w:rFonts w:ascii="Calibri" w:eastAsia="Calibri" w:hAnsi="Calibri" w:cs="Calibri"/>
-              </w:rPr>
-              <w:t xml:space="preserve">{{ </w:t>
-            </w:r>
-            <w:proofErr w:type="spellStart"/>
-            <w:r>
-              <w:rPr>
-                <w:rFonts w:ascii="Calibri" w:eastAsia="Calibri" w:hAnsi="Calibri" w:cs="Calibri"/>
-              </w:rPr>
-              <w:t>rider.name</w:t>
-            </w:r>
-            <w:proofErr w:type="gramEnd"/>
-            <w:r>
-              <w:rPr>
-                <w:rFonts w:ascii="Calibri" w:eastAsia="Calibri" w:hAnsi="Calibri" w:cs="Calibri"/>
-              </w:rPr>
-              <w:t>_full</w:t>
-            </w:r>
-            <w:proofErr w:type="spellEnd"/>
-            <w:r>
-              <w:rPr>
-                <w:rFonts w:ascii="Calibri" w:eastAsia="Calibri" w:hAnsi="Calibri" w:cs="Calibri"/>
-              </w:rPr>
-              <w:t>() }}</w:t>
+            <w:r>
+              <w:rPr>
+                <w:rFonts w:ascii="Calibri" w:eastAsia="Calibri" w:hAnsi="Calibri" w:cs="Calibri"/>
+              </w:rPr>
+              <w:t>{{ rider.name_full() }}</w:t>
             </w:r>
           </w:p>
         </w:tc>
@@ -849,33 +595,11 @@
                 <w:rFonts w:ascii="Calibri" w:eastAsia="Calibri" w:hAnsi="Calibri" w:cs="Calibri"/>
               </w:rPr>
             </w:pPr>
-            <w:proofErr w:type="gramStart"/>
-            <w:r>
-              <w:rPr>
-                <w:rFonts w:ascii="Calibri" w:eastAsia="Calibri" w:hAnsi="Calibri" w:cs="Calibri"/>
-              </w:rPr>
-              <w:t xml:space="preserve">{{ </w:t>
-            </w:r>
-            <w:proofErr w:type="spellStart"/>
-            <w:r>
-              <w:rPr>
-                <w:rFonts w:ascii="Calibri" w:eastAsia="Calibri" w:hAnsi="Calibri" w:cs="Calibri"/>
-              </w:rPr>
-              <w:t>rider</w:t>
-            </w:r>
-            <w:proofErr w:type="gramEnd"/>
-            <w:r>
-              <w:rPr>
-                <w:rFonts w:ascii="Calibri" w:eastAsia="Calibri" w:hAnsi="Calibri" w:cs="Calibri"/>
-              </w:rPr>
-              <w:t>.relationship</w:t>
-            </w:r>
-            <w:proofErr w:type="spellEnd"/>
-            <w:r>
-              <w:rPr>
-                <w:rFonts w:ascii="Calibri" w:eastAsia="Calibri" w:hAnsi="Calibri" w:cs="Calibri"/>
-              </w:rPr>
-              <w:t xml:space="preserve"> }}</w:t>
+            <w:r>
+              <w:rPr>
+                <w:rFonts w:ascii="Calibri" w:eastAsia="Calibri" w:hAnsi="Calibri" w:cs="Calibri"/>
+              </w:rPr>
+              <w:t>{{ rider.relationship }}</w:t>
             </w:r>
           </w:p>
         </w:tc>
@@ -889,33 +613,11 @@
                 <w:rFonts w:ascii="Calibri" w:eastAsia="Arial" w:hAnsi="Calibri" w:cs="Calibri"/>
               </w:rPr>
             </w:pPr>
-            <w:proofErr w:type="gramStart"/>
-            <w:r>
-              <w:rPr>
-                <w:rFonts w:ascii="Calibri" w:eastAsia="Calibri" w:hAnsi="Calibri" w:cs="Calibri"/>
-              </w:rPr>
-              <w:t xml:space="preserve">{{ </w:t>
-            </w:r>
-            <w:proofErr w:type="spellStart"/>
-            <w:r>
-              <w:rPr>
-                <w:rFonts w:ascii="Calibri" w:eastAsia="Calibri" w:hAnsi="Calibri" w:cs="Calibri"/>
-              </w:rPr>
-              <w:t>rider</w:t>
-            </w:r>
-            <w:proofErr w:type="gramEnd"/>
-            <w:r>
-              <w:rPr>
-                <w:rFonts w:ascii="Calibri" w:eastAsia="Calibri" w:hAnsi="Calibri" w:cs="Calibri"/>
-              </w:rPr>
-              <w:t>.a_number</w:t>
-            </w:r>
-            <w:proofErr w:type="spellEnd"/>
-            <w:r>
-              <w:rPr>
-                <w:rFonts w:ascii="Calibri" w:eastAsia="Calibri" w:hAnsi="Calibri" w:cs="Calibri"/>
-              </w:rPr>
-              <w:t xml:space="preserve"> }}</w:t>
+            <w:r>
+              <w:rPr>
+                <w:rFonts w:ascii="Calibri" w:eastAsia="Calibri" w:hAnsi="Calibri" w:cs="Calibri"/>
+              </w:rPr>
+              <w:t>{{ rider.a_number }}</w:t>
             </w:r>
           </w:p>
         </w:tc>
@@ -938,21 +640,7 @@
               <w:rPr>
                 <w:rFonts w:ascii="Calibri" w:eastAsia="Calibri" w:hAnsi="Calibri" w:cs="Calibri"/>
               </w:rPr>
-              <w:t xml:space="preserve">{%tr </w:t>
-            </w:r>
-            <w:proofErr w:type="spellStart"/>
-            <w:r>
-              <w:rPr>
-                <w:rFonts w:ascii="Calibri" w:eastAsia="Calibri" w:hAnsi="Calibri" w:cs="Calibri"/>
-              </w:rPr>
-              <w:t>endfor</w:t>
-            </w:r>
-            <w:proofErr w:type="spellEnd"/>
-            <w:r>
-              <w:rPr>
-                <w:rFonts w:ascii="Calibri" w:eastAsia="Calibri" w:hAnsi="Calibri" w:cs="Calibri"/>
-              </w:rPr>
-              <w:t xml:space="preserve"> %}</w:t>
+              <w:t>{%tr endfor %}</w:t>
             </w:r>
           </w:p>
         </w:tc>
@@ -1018,26 +706,20 @@
       <w:tblPr>
         <w:tblStyle w:val="TableGrid"/>
         <w:tblpPr w:leftFromText="187" w:rightFromText="187" w:vertAnchor="text" w:horzAnchor="page" w:tblpXSpec="center" w:tblpY="1"/>
-        <w:tblW w:w="11155" w:type="dxa"/>
+        <w:tblW w:w="11070" w:type="dxa"/>
         <w:tblLook w:val="04A0" w:firstRow="1" w:lastRow="0" w:firstColumn="1" w:lastColumn="0" w:noHBand="0" w:noVBand="1"/>
       </w:tblPr>
       <w:tblGrid>
-        <w:gridCol w:w="28"/>
-        <w:gridCol w:w="3345"/>
-        <w:gridCol w:w="7753"/>
-        <w:gridCol w:w="29"/>
+        <w:gridCol w:w="3288"/>
+        <w:gridCol w:w="7782"/>
       </w:tblGrid>
       <w:tr>
         <w:trPr>
-          <w:gridBefore w:val="1"/>
-          <w:gridAfter w:val="1"/>
-          <w:wBefore w:w="28" w:type="dxa"/>
-          <w:wAfter w:w="29" w:type="dxa"/>
           <w:trHeight w:val="288"/>
         </w:trPr>
         <w:tc>
           <w:tcPr>
-            <w:tcW w:w="11098" w:type="dxa"/>
+            <w:tcW w:w="11070" w:type="dxa"/>
             <w:gridSpan w:val="2"/>
             <w:shd w:val="clear" w:color="auto" w:fill="E8E8E8" w:themeFill="background2"/>
           </w:tcPr>
@@ -1057,2032 +739,6 @@
                 <w:bCs/>
               </w:rPr>
               <w:t>General Information</w:t>
-            </w:r>
-          </w:p>
-        </w:tc>
-      </w:tr>
-      <w:tr>
-        <w:trPr>
-          <w:gridBefore w:val="1"/>
-          <w:gridAfter w:val="1"/>
-          <w:wBefore w:w="28" w:type="dxa"/>
-          <w:wAfter w:w="29" w:type="dxa"/>
-          <w:trHeight w:val="432"/>
-        </w:trPr>
-        <w:tc>
-          <w:tcPr>
-            <w:tcW w:w="3345" w:type="dxa"/>
-          </w:tcPr>
-          <w:p>
-            <w:pPr>
-              <w:rPr>
-                <w:rFonts w:ascii="Calibri" w:eastAsia="Calibri" w:hAnsi="Calibri" w:cs="Calibri"/>
-              </w:rPr>
-            </w:pPr>
-            <w:r>
-              <w:rPr>
-                <w:rFonts w:ascii="Calibri" w:eastAsia="Calibri" w:hAnsi="Calibri" w:cs="Calibri"/>
-              </w:rPr>
-              <w:t>Full Legal Name</w:t>
-            </w:r>
-          </w:p>
-        </w:tc>
-        <w:tc>
-          <w:tcPr>
-            <w:tcW w:w="7753" w:type="dxa"/>
-          </w:tcPr>
-          <w:p>
-            <w:pPr>
-              <w:rPr>
-                <w:rFonts w:ascii="Calibri" w:eastAsia="Calibri" w:hAnsi="Calibri" w:cs="Calibri"/>
-              </w:rPr>
-            </w:pPr>
-            <w:proofErr w:type="gramStart"/>
-            <w:r>
-              <w:rPr>
-                <w:rFonts w:ascii="Calibri" w:eastAsia="Calibri" w:hAnsi="Calibri" w:cs="Calibri"/>
-              </w:rPr>
-              <w:t>{{ users</w:t>
-            </w:r>
-            <w:proofErr w:type="gramEnd"/>
-            <w:r>
-              <w:rPr>
-                <w:rFonts w:ascii="Calibri" w:eastAsia="Calibri" w:hAnsi="Calibri" w:cs="Calibri"/>
-              </w:rPr>
-              <w:t>[</w:t>
-            </w:r>
-            <w:r>
-              <w:rPr>
-                <w:rFonts w:ascii="Calibri" w:eastAsia="Calibri" w:hAnsi="Calibri" w:cs="Calibri"/>
-              </w:rPr>
-              <w:t>0</w:t>
-            </w:r>
-            <w:r>
-              <w:rPr>
-                <w:rFonts w:ascii="Calibri" w:eastAsia="Calibri" w:hAnsi="Calibri" w:cs="Calibri"/>
-              </w:rPr>
-              <w:t>].</w:t>
-            </w:r>
-            <w:proofErr w:type="spellStart"/>
-            <w:r>
-              <w:rPr>
-                <w:rFonts w:ascii="Calibri" w:eastAsia="Calibri" w:hAnsi="Calibri" w:cs="Calibri"/>
-              </w:rPr>
-              <w:t>name_full</w:t>
-            </w:r>
-            <w:proofErr w:type="spellEnd"/>
-            <w:r>
-              <w:rPr>
-                <w:rFonts w:ascii="Calibri" w:eastAsia="Calibri" w:hAnsi="Calibri" w:cs="Calibri"/>
-              </w:rPr>
-              <w:t>() }}</w:t>
-            </w:r>
-          </w:p>
-        </w:tc>
-      </w:tr>
-      <w:tr>
-        <w:trPr>
-          <w:gridBefore w:val="1"/>
-          <w:gridAfter w:val="1"/>
-          <w:wBefore w:w="28" w:type="dxa"/>
-          <w:wAfter w:w="29" w:type="dxa"/>
-          <w:trHeight w:val="432"/>
-        </w:trPr>
-        <w:tc>
-          <w:tcPr>
-            <w:tcW w:w="3345" w:type="dxa"/>
-          </w:tcPr>
-          <w:p>
-            <w:pPr>
-              <w:rPr>
-                <w:rFonts w:ascii="Calibri" w:eastAsia="Calibri" w:hAnsi="Calibri" w:cs="Calibri"/>
-              </w:rPr>
-            </w:pPr>
-            <w:r>
-              <w:rPr>
-                <w:rFonts w:ascii="Calibri" w:eastAsia="Calibri" w:hAnsi="Calibri" w:cs="Calibri"/>
-              </w:rPr>
-              <w:t>Date of Birth</w:t>
-            </w:r>
-          </w:p>
-        </w:tc>
-        <w:tc>
-          <w:tcPr>
-            <w:tcW w:w="7753" w:type="dxa"/>
-          </w:tcPr>
-          <w:p>
-            <w:pPr>
-              <w:rPr>
-                <w:rFonts w:ascii="Calibri" w:eastAsia="Calibri" w:hAnsi="Calibri" w:cs="Calibri"/>
-              </w:rPr>
-            </w:pPr>
-            <w:proofErr w:type="gramStart"/>
-            <w:r>
-              <w:rPr>
-                <w:rFonts w:ascii="Calibri" w:eastAsia="Calibri" w:hAnsi="Calibri" w:cs="Calibri"/>
-              </w:rPr>
-              <w:t>{{ users</w:t>
-            </w:r>
-            <w:proofErr w:type="gramEnd"/>
-            <w:r>
-              <w:rPr>
-                <w:rFonts w:ascii="Calibri" w:eastAsia="Calibri" w:hAnsi="Calibri" w:cs="Calibri"/>
-              </w:rPr>
-              <w:t>[</w:t>
-            </w:r>
-            <w:r>
-              <w:rPr>
-                <w:rFonts w:ascii="Calibri" w:eastAsia="Calibri" w:hAnsi="Calibri" w:cs="Calibri"/>
-              </w:rPr>
-              <w:t>0</w:t>
-            </w:r>
-            <w:r>
-              <w:rPr>
-                <w:rFonts w:ascii="Calibri" w:eastAsia="Calibri" w:hAnsi="Calibri" w:cs="Calibri"/>
-              </w:rPr>
-              <w:t>].</w:t>
-            </w:r>
-            <w:proofErr w:type="spellStart"/>
-            <w:r>
-              <w:rPr>
-                <w:rFonts w:ascii="Calibri" w:eastAsia="Calibri" w:hAnsi="Calibri" w:cs="Calibri"/>
-              </w:rPr>
-              <w:t>birthdate.format</w:t>
-            </w:r>
-            <w:proofErr w:type="spellEnd"/>
-            <w:r>
-              <w:rPr>
-                <w:rFonts w:ascii="Calibri" w:eastAsia="Calibri" w:hAnsi="Calibri" w:cs="Calibri"/>
-              </w:rPr>
-              <w:t>('MM/dd/</w:t>
-            </w:r>
-            <w:proofErr w:type="spellStart"/>
-            <w:r>
-              <w:rPr>
-                <w:rFonts w:ascii="Calibri" w:eastAsia="Calibri" w:hAnsi="Calibri" w:cs="Calibri"/>
-              </w:rPr>
-              <w:t>yyyy</w:t>
-            </w:r>
-            <w:proofErr w:type="spellEnd"/>
-            <w:r>
-              <w:rPr>
-                <w:rFonts w:ascii="Calibri" w:eastAsia="Calibri" w:hAnsi="Calibri" w:cs="Calibri"/>
-              </w:rPr>
-              <w:t>') }}</w:t>
-            </w:r>
-          </w:p>
-        </w:tc>
-      </w:tr>
-      <w:tr>
-        <w:trPr>
-          <w:gridBefore w:val="1"/>
-          <w:gridAfter w:val="1"/>
-          <w:wBefore w:w="28" w:type="dxa"/>
-          <w:wAfter w:w="29" w:type="dxa"/>
-          <w:trHeight w:val="432"/>
-        </w:trPr>
-        <w:tc>
-          <w:tcPr>
-            <w:tcW w:w="3345" w:type="dxa"/>
-          </w:tcPr>
-          <w:p>
-            <w:pPr>
-              <w:rPr>
-                <w:rFonts w:ascii="Calibri" w:eastAsia="Calibri" w:hAnsi="Calibri" w:cs="Calibri"/>
-              </w:rPr>
-            </w:pPr>
-            <w:r>
-              <w:rPr>
-                <w:rFonts w:ascii="Calibri" w:eastAsia="Calibri" w:hAnsi="Calibri" w:cs="Calibri"/>
-              </w:rPr>
-              <w:t>A#</w:t>
-            </w:r>
-          </w:p>
-        </w:tc>
-        <w:tc>
-          <w:tcPr>
-            <w:tcW w:w="7753" w:type="dxa"/>
-          </w:tcPr>
-          <w:p>
-            <w:pPr>
-              <w:rPr>
-                <w:rFonts w:ascii="Calibri" w:eastAsia="Calibri" w:hAnsi="Calibri" w:cs="Calibri"/>
-                <w:b/>
-                <w:bCs/>
-              </w:rPr>
-            </w:pPr>
-            <w:proofErr w:type="gramStart"/>
-            <w:r>
-              <w:rPr>
-                <w:rFonts w:ascii="Calibri" w:eastAsia="Arial" w:hAnsi="Calibri" w:cs="Calibri"/>
-              </w:rPr>
-              <w:t>{{ users</w:t>
-            </w:r>
-            <w:proofErr w:type="gramEnd"/>
-            <w:r>
-              <w:rPr>
-                <w:rFonts w:ascii="Calibri" w:eastAsia="Arial" w:hAnsi="Calibri" w:cs="Calibri"/>
-              </w:rPr>
-              <w:t>[</w:t>
-            </w:r>
-            <w:r>
-              <w:rPr>
-                <w:rFonts w:ascii="Calibri" w:eastAsia="Arial" w:hAnsi="Calibri" w:cs="Calibri"/>
-              </w:rPr>
-              <w:t>0</w:t>
-            </w:r>
-            <w:r>
-              <w:rPr>
-                <w:rFonts w:ascii="Calibri" w:eastAsia="Arial" w:hAnsi="Calibri" w:cs="Calibri"/>
-              </w:rPr>
-              <w:t>].</w:t>
-            </w:r>
-            <w:proofErr w:type="spellStart"/>
-            <w:r>
-              <w:rPr>
-                <w:rFonts w:ascii="Calibri" w:eastAsia="Arial" w:hAnsi="Calibri" w:cs="Calibri"/>
-              </w:rPr>
-              <w:t>a_number</w:t>
-            </w:r>
-            <w:proofErr w:type="spellEnd"/>
-            <w:r>
-              <w:rPr>
-                <w:rFonts w:ascii="Calibri" w:eastAsia="Arial" w:hAnsi="Calibri" w:cs="Calibri"/>
-              </w:rPr>
-              <w:t xml:space="preserve"> }}</w:t>
-            </w:r>
-          </w:p>
-        </w:tc>
-      </w:tr>
-      <w:tr>
-        <w:trPr>
-          <w:gridBefore w:val="1"/>
-          <w:gridAfter w:val="1"/>
-          <w:wBefore w:w="28" w:type="dxa"/>
-          <w:wAfter w:w="29" w:type="dxa"/>
-          <w:trHeight w:val="432"/>
-        </w:trPr>
-        <w:tc>
-          <w:tcPr>
-            <w:tcW w:w="3345" w:type="dxa"/>
-          </w:tcPr>
-          <w:p>
-            <w:pPr>
-              <w:rPr>
-                <w:rFonts w:ascii="Calibri" w:eastAsia="Calibri" w:hAnsi="Calibri" w:cs="Calibri"/>
-              </w:rPr>
-            </w:pPr>
-            <w:r>
-              <w:rPr>
-                <w:rFonts w:ascii="Calibri" w:eastAsia="Calibri" w:hAnsi="Calibri" w:cs="Calibri"/>
-              </w:rPr>
-              <w:t>Phone Number</w:t>
-            </w:r>
-          </w:p>
-        </w:tc>
-        <w:tc>
-          <w:tcPr>
-            <w:tcW w:w="7753" w:type="dxa"/>
-          </w:tcPr>
-          <w:p>
-            <w:pPr>
-              <w:rPr>
-                <w:rFonts w:ascii="Calibri" w:eastAsia="Calibri" w:hAnsi="Calibri" w:cs="Calibri"/>
-              </w:rPr>
-            </w:pPr>
-            <w:proofErr w:type="gramStart"/>
-            <w:r>
-              <w:rPr>
-                <w:rFonts w:ascii="Calibri" w:eastAsia="Calibri" w:hAnsi="Calibri" w:cs="Calibri"/>
-              </w:rPr>
-              <w:t xml:space="preserve">{{ </w:t>
-            </w:r>
-            <w:proofErr w:type="spellStart"/>
-            <w:r>
-              <w:rPr>
-                <w:rFonts w:ascii="Calibri" w:eastAsia="Calibri" w:hAnsi="Calibri" w:cs="Calibri"/>
-              </w:rPr>
-              <w:t>phone</w:t>
-            </w:r>
-            <w:proofErr w:type="gramEnd"/>
-            <w:r>
-              <w:rPr>
-                <w:rFonts w:ascii="Calibri" w:eastAsia="Calibri" w:hAnsi="Calibri" w:cs="Calibri"/>
-              </w:rPr>
-              <w:t>_number_formatted</w:t>
-            </w:r>
-            <w:proofErr w:type="spellEnd"/>
-            <w:r>
-              <w:rPr>
-                <w:rFonts w:ascii="Calibri" w:eastAsia="Calibri" w:hAnsi="Calibri" w:cs="Calibri"/>
-              </w:rPr>
-              <w:t>(</w:t>
-            </w:r>
-            <w:r>
-              <w:rPr>
-                <w:rFonts w:ascii="Calibri" w:eastAsia="Calibri" w:hAnsi="Calibri" w:cs="Calibri"/>
-              </w:rPr>
-              <w:t>users[</w:t>
-            </w:r>
-            <w:r>
-              <w:rPr>
-                <w:rFonts w:ascii="Calibri" w:eastAsia="Calibri" w:hAnsi="Calibri" w:cs="Calibri"/>
-              </w:rPr>
-              <w:t>0</w:t>
-            </w:r>
-            <w:r>
-              <w:rPr>
-                <w:rFonts w:ascii="Calibri" w:eastAsia="Calibri" w:hAnsi="Calibri" w:cs="Calibri"/>
-              </w:rPr>
-              <w:t>].</w:t>
-            </w:r>
-            <w:proofErr w:type="spellStart"/>
-            <w:r>
-              <w:rPr>
-                <w:rFonts w:ascii="Calibri" w:eastAsia="Calibri" w:hAnsi="Calibri" w:cs="Calibri"/>
-              </w:rPr>
-              <w:t>phone_number</w:t>
-            </w:r>
-            <w:proofErr w:type="spellEnd"/>
-            <w:r>
-              <w:rPr>
-                <w:rFonts w:ascii="Calibri" w:eastAsia="Calibri" w:hAnsi="Calibri" w:cs="Calibri"/>
-              </w:rPr>
-              <w:t>)</w:t>
-            </w:r>
-            <w:r>
-              <w:rPr>
-                <w:rFonts w:ascii="Calibri" w:eastAsia="Calibri" w:hAnsi="Calibri" w:cs="Calibri"/>
-              </w:rPr>
-              <w:t xml:space="preserve"> }}</w:t>
-            </w:r>
-          </w:p>
-        </w:tc>
-      </w:tr>
-      <w:tr>
-        <w:trPr>
-          <w:gridBefore w:val="1"/>
-          <w:gridAfter w:val="1"/>
-          <w:wBefore w:w="28" w:type="dxa"/>
-          <w:wAfter w:w="29" w:type="dxa"/>
-          <w:trHeight w:val="432"/>
-        </w:trPr>
-        <w:tc>
-          <w:tcPr>
-            <w:tcW w:w="3345" w:type="dxa"/>
-          </w:tcPr>
-          <w:p>
-            <w:pPr>
-              <w:rPr>
-                <w:rFonts w:ascii="Calibri" w:eastAsia="Calibri" w:hAnsi="Calibri" w:cs="Calibri"/>
-              </w:rPr>
-            </w:pPr>
-            <w:r>
-              <w:rPr>
-                <w:rFonts w:ascii="Calibri" w:eastAsia="Calibri" w:hAnsi="Calibri" w:cs="Calibri"/>
-              </w:rPr>
-              <w:t>Email Address</w:t>
-            </w:r>
-          </w:p>
-        </w:tc>
-        <w:tc>
-          <w:tcPr>
-            <w:tcW w:w="7753" w:type="dxa"/>
-          </w:tcPr>
-          <w:p>
-            <w:pPr>
-              <w:rPr>
-                <w:rFonts w:ascii="Calibri" w:eastAsia="Calibri" w:hAnsi="Calibri" w:cs="Calibri"/>
-              </w:rPr>
-            </w:pPr>
-            <w:proofErr w:type="gramStart"/>
-            <w:r>
-              <w:rPr>
-                <w:rFonts w:ascii="Calibri" w:eastAsia="Calibri" w:hAnsi="Calibri" w:cs="Calibri"/>
-              </w:rPr>
-              <w:t>{{ users</w:t>
-            </w:r>
-            <w:proofErr w:type="gramEnd"/>
-            <w:r>
-              <w:rPr>
-                <w:rFonts w:ascii="Calibri" w:eastAsia="Calibri" w:hAnsi="Calibri" w:cs="Calibri"/>
-              </w:rPr>
-              <w:t>[</w:t>
-            </w:r>
-            <w:r>
-              <w:rPr>
-                <w:rFonts w:ascii="Calibri" w:eastAsia="Calibri" w:hAnsi="Calibri" w:cs="Calibri"/>
-              </w:rPr>
-              <w:t>0</w:t>
-            </w:r>
-            <w:r>
-              <w:rPr>
-                <w:rFonts w:ascii="Calibri" w:eastAsia="Calibri" w:hAnsi="Calibri" w:cs="Calibri"/>
-              </w:rPr>
-              <w:t>].email }}</w:t>
-            </w:r>
-          </w:p>
-        </w:tc>
-      </w:tr>
-      <w:tr>
-        <w:trPr>
-          <w:gridBefore w:val="1"/>
-          <w:gridAfter w:val="1"/>
-          <w:wBefore w:w="28" w:type="dxa"/>
-          <w:wAfter w:w="29" w:type="dxa"/>
-          <w:trHeight w:val="432"/>
-        </w:trPr>
-        <w:tc>
-          <w:tcPr>
-            <w:tcW w:w="3345" w:type="dxa"/>
-          </w:tcPr>
-          <w:p>
-            <w:pPr>
-              <w:rPr>
-                <w:rFonts w:ascii="Calibri" w:eastAsia="Calibri" w:hAnsi="Calibri" w:cs="Calibri"/>
-              </w:rPr>
-            </w:pPr>
-            <w:r>
-              <w:rPr>
-                <w:rFonts w:ascii="Calibri" w:eastAsia="Calibri" w:hAnsi="Calibri" w:cs="Calibri"/>
-              </w:rPr>
-              <w:t>Country of Birth</w:t>
-            </w:r>
-          </w:p>
-        </w:tc>
-        <w:tc>
-          <w:tcPr>
-            <w:tcW w:w="7753" w:type="dxa"/>
-          </w:tcPr>
-          <w:p>
-            <w:pPr>
-              <w:rPr>
-                <w:rFonts w:ascii="Calibri" w:eastAsia="Calibri" w:hAnsi="Calibri" w:cs="Calibri"/>
-              </w:rPr>
-            </w:pPr>
-            <w:proofErr w:type="gramStart"/>
-            <w:r>
-              <w:rPr>
-                <w:rFonts w:ascii="Calibri" w:eastAsia="Calibri" w:hAnsi="Calibri" w:cs="Calibri"/>
-              </w:rPr>
-              <w:t>{{ users</w:t>
-            </w:r>
-            <w:proofErr w:type="gramEnd"/>
-            <w:r>
-              <w:rPr>
-                <w:rFonts w:ascii="Calibri" w:eastAsia="Calibri" w:hAnsi="Calibri" w:cs="Calibri"/>
-              </w:rPr>
-              <w:t>[</w:t>
-            </w:r>
-            <w:r>
-              <w:rPr>
-                <w:rFonts w:ascii="Calibri" w:eastAsia="Calibri" w:hAnsi="Calibri" w:cs="Calibri"/>
-              </w:rPr>
-              <w:t>0</w:t>
-            </w:r>
-            <w:r>
-              <w:rPr>
-                <w:rFonts w:ascii="Calibri" w:eastAsia="Calibri" w:hAnsi="Calibri" w:cs="Calibri"/>
-              </w:rPr>
-              <w:t>].</w:t>
-            </w:r>
-            <w:proofErr w:type="spellStart"/>
-            <w:r>
-              <w:rPr>
-                <w:rFonts w:ascii="Calibri" w:eastAsia="Calibri" w:hAnsi="Calibri" w:cs="Calibri"/>
-              </w:rPr>
-              <w:t>country_of_birth</w:t>
-            </w:r>
-            <w:proofErr w:type="spellEnd"/>
-            <w:r>
-              <w:rPr>
-                <w:rFonts w:ascii="Calibri" w:eastAsia="Calibri" w:hAnsi="Calibri" w:cs="Calibri"/>
-              </w:rPr>
-              <w:t xml:space="preserve"> }}</w:t>
-            </w:r>
-          </w:p>
-        </w:tc>
-      </w:tr>
-      <w:tr>
-        <w:trPr>
-          <w:gridBefore w:val="1"/>
-          <w:gridAfter w:val="1"/>
-          <w:wBefore w:w="28" w:type="dxa"/>
-          <w:wAfter w:w="29" w:type="dxa"/>
-          <w:trHeight w:val="432"/>
-        </w:trPr>
-        <w:tc>
-          <w:tcPr>
-            <w:tcW w:w="3345" w:type="dxa"/>
-          </w:tcPr>
-          <w:p>
-            <w:pPr>
-              <w:rPr>
-                <w:rFonts w:ascii="Calibri" w:eastAsia="Calibri" w:hAnsi="Calibri" w:cs="Calibri"/>
-              </w:rPr>
-            </w:pPr>
-            <w:r>
-              <w:rPr>
-                <w:rFonts w:ascii="Calibri" w:eastAsia="Calibri" w:hAnsi="Calibri" w:cs="Calibri"/>
-              </w:rPr>
-              <w:t>Country/Countries of Citizenship</w:t>
-            </w:r>
-          </w:p>
-        </w:tc>
-        <w:tc>
-          <w:tcPr>
-            <w:tcW w:w="7753" w:type="dxa"/>
-          </w:tcPr>
-          <w:p>
-            <w:pPr>
-              <w:rPr>
-                <w:rFonts w:ascii="Calibri" w:eastAsia="Calibri" w:hAnsi="Calibri" w:cs="Calibri"/>
-              </w:rPr>
-            </w:pPr>
-            <w:proofErr w:type="gramStart"/>
-            <w:r>
-              <w:rPr>
-                <w:rFonts w:ascii="Calibri" w:eastAsia="Calibri" w:hAnsi="Calibri" w:cs="Calibri"/>
-              </w:rPr>
-              <w:t xml:space="preserve">{{ </w:t>
-            </w:r>
-            <w:proofErr w:type="spellStart"/>
-            <w:r>
-              <w:rPr>
-                <w:rFonts w:ascii="Calibri" w:eastAsia="Calibri" w:hAnsi="Calibri" w:cs="Calibri"/>
-              </w:rPr>
-              <w:t>comma</w:t>
-            </w:r>
-            <w:proofErr w:type="gramEnd"/>
-            <w:r>
-              <w:rPr>
-                <w:rFonts w:ascii="Calibri" w:eastAsia="Calibri" w:hAnsi="Calibri" w:cs="Calibri"/>
-              </w:rPr>
-              <w:t>_list</w:t>
-            </w:r>
-            <w:proofErr w:type="spellEnd"/>
-            <w:r>
-              <w:rPr>
-                <w:rFonts w:ascii="Calibri" w:eastAsia="Calibri" w:hAnsi="Calibri" w:cs="Calibri"/>
-              </w:rPr>
-              <w:t>(</w:t>
-            </w:r>
-            <w:r>
-              <w:rPr>
-                <w:rFonts w:ascii="Calibri" w:eastAsia="Calibri" w:hAnsi="Calibri" w:cs="Calibri"/>
-              </w:rPr>
-              <w:t>[</w:t>
-            </w:r>
-            <w:r>
-              <w:rPr>
-                <w:rFonts w:ascii="Calibri" w:eastAsia="Calibri" w:hAnsi="Calibri" w:cs="Calibri"/>
-              </w:rPr>
-              <w:t>users[</w:t>
-            </w:r>
-            <w:r>
-              <w:rPr>
-                <w:rFonts w:ascii="Calibri" w:eastAsia="Calibri" w:hAnsi="Calibri" w:cs="Calibri"/>
-              </w:rPr>
-              <w:t>0</w:t>
-            </w:r>
-            <w:r>
-              <w:rPr>
-                <w:rFonts w:ascii="Calibri" w:eastAsia="Calibri" w:hAnsi="Calibri" w:cs="Calibri"/>
-              </w:rPr>
-              <w:t>].</w:t>
-            </w:r>
-            <w:proofErr w:type="spellStart"/>
-            <w:r>
-              <w:rPr>
-                <w:rFonts w:ascii="Calibri" w:eastAsia="Calibri" w:hAnsi="Calibri" w:cs="Calibri"/>
-              </w:rPr>
-              <w:t>country</w:t>
-            </w:r>
-            <w:r>
-              <w:rPr>
-                <w:rFonts w:ascii="Calibri" w:eastAsia="Calibri" w:hAnsi="Calibri" w:cs="Calibri"/>
-              </w:rPr>
-              <w:t>_of_citizenship</w:t>
-            </w:r>
-            <w:proofErr w:type="spellEnd"/>
-            <w:r>
-              <w:rPr>
-                <w:rFonts w:ascii="Calibri" w:eastAsia="Calibri" w:hAnsi="Calibri" w:cs="Calibri"/>
-              </w:rPr>
-              <w:t>, users[0].</w:t>
-            </w:r>
-            <w:proofErr w:type="spellStart"/>
-            <w:r>
-              <w:rPr>
-                <w:rFonts w:ascii="Calibri" w:eastAsia="Calibri" w:hAnsi="Calibri" w:cs="Calibri"/>
-              </w:rPr>
-              <w:t>additional_citizenship</w:t>
-            </w:r>
-            <w:proofErr w:type="spellEnd"/>
-            <w:r>
-              <w:rPr>
-                <w:rFonts w:ascii="Calibri" w:eastAsia="Calibri" w:hAnsi="Calibri" w:cs="Calibri"/>
-              </w:rPr>
-              <w:t>]</w:t>
-            </w:r>
-          </w:p>
-          <w:p>
-            <w:pPr>
-              <w:rPr>
-                <w:rFonts w:ascii="Calibri" w:eastAsia="Calibri" w:hAnsi="Calibri" w:cs="Calibri"/>
-              </w:rPr>
-            </w:pPr>
-            <w:r>
-              <w:rPr>
-                <w:rFonts w:ascii="Calibri" w:eastAsia="Calibri" w:hAnsi="Calibri" w:cs="Calibri"/>
-              </w:rPr>
-              <w:t>) }}</w:t>
-            </w:r>
-          </w:p>
-        </w:tc>
-      </w:tr>
-      <w:tr>
-        <w:trPr>
-          <w:gridBefore w:val="1"/>
-          <w:gridAfter w:val="1"/>
-          <w:wBefore w:w="28" w:type="dxa"/>
-          <w:wAfter w:w="29" w:type="dxa"/>
-          <w:trHeight w:val="560"/>
-        </w:trPr>
-        <w:tc>
-          <w:tcPr>
-            <w:tcW w:w="3345" w:type="dxa"/>
-          </w:tcPr>
-          <w:p>
-            <w:pPr>
-              <w:rPr>
-                <w:rFonts w:ascii="Calibri" w:eastAsia="Calibri" w:hAnsi="Calibri" w:cs="Calibri"/>
-              </w:rPr>
-            </w:pPr>
-            <w:r>
-              <w:rPr>
-                <w:rFonts w:ascii="Calibri" w:eastAsia="Calibri" w:hAnsi="Calibri" w:cs="Calibri"/>
-              </w:rPr>
-              <w:t>Is this your first hearing?</w:t>
-            </w:r>
-          </w:p>
-        </w:tc>
-        <w:tc>
-          <w:tcPr>
-            <w:tcW w:w="7753" w:type="dxa"/>
-          </w:tcPr>
-          <w:p>
-            <w:pPr>
-              <w:pStyle w:val="NoSpacing"/>
-              <w:rPr>
-                <w:rFonts w:ascii="Calibri" w:eastAsia="Calibri" w:hAnsi="Calibri" w:cs="Calibri"/>
-              </w:rPr>
-            </w:pPr>
-            <w:proofErr w:type="gramStart"/>
-            <w:r>
-              <w:rPr>
-                <w:rFonts w:ascii="Calibri" w:hAnsi="Calibri" w:cs="Calibri"/>
-              </w:rPr>
-              <w:t xml:space="preserve">{{ </w:t>
-            </w:r>
-            <w:proofErr w:type="spellStart"/>
-            <w:r>
-              <w:rPr>
-                <w:rFonts w:ascii="Calibri" w:hAnsi="Calibri" w:cs="Calibri"/>
-              </w:rPr>
-              <w:t>output</w:t>
-            </w:r>
-            <w:proofErr w:type="gramEnd"/>
-            <w:r>
-              <w:rPr>
-                <w:rFonts w:ascii="Calibri" w:hAnsi="Calibri" w:cs="Calibri"/>
-              </w:rPr>
-              <w:t>_checkbox</w:t>
-            </w:r>
-            <w:proofErr w:type="spellEnd"/>
-            <w:r>
-              <w:rPr>
-                <w:rFonts w:ascii="Calibri" w:hAnsi="Calibri" w:cs="Calibri"/>
-              </w:rPr>
-              <w:t>(users[</w:t>
-            </w:r>
-            <w:r>
-              <w:rPr>
-                <w:rFonts w:ascii="Calibri" w:hAnsi="Calibri" w:cs="Calibri"/>
-              </w:rPr>
-              <w:t>0</w:t>
-            </w:r>
-            <w:r>
-              <w:rPr>
-                <w:rFonts w:ascii="Calibri" w:hAnsi="Calibri" w:cs="Calibri"/>
-              </w:rPr>
-              <w:t>].</w:t>
-            </w:r>
-            <w:proofErr w:type="spellStart"/>
-            <w:r>
-              <w:rPr>
-                <w:rFonts w:ascii="Calibri" w:hAnsi="Calibri" w:cs="Calibri"/>
-              </w:rPr>
-              <w:t>fotc_first_hearing</w:t>
-            </w:r>
-            <w:proofErr w:type="spellEnd"/>
-            <w:r>
-              <w:rPr>
-                <w:rFonts w:ascii="Calibri" w:hAnsi="Calibri" w:cs="Calibri"/>
-              </w:rPr>
-              <w:t xml:space="preserve">)  }} </w:t>
-            </w:r>
-            <w:r>
-              <w:rPr>
-                <w:rFonts w:ascii="Calibri" w:eastAsia="Calibri" w:hAnsi="Calibri" w:cs="Calibri"/>
-              </w:rPr>
-              <w:t xml:space="preserve">Yes   </w:t>
-            </w:r>
-          </w:p>
-          <w:p>
-            <w:pPr>
-              <w:pStyle w:val="NoSpacing"/>
-              <w:rPr>
-                <w:rFonts w:ascii="Calibri" w:hAnsi="Calibri" w:cs="Calibri"/>
-              </w:rPr>
-            </w:pPr>
-            <w:proofErr w:type="gramStart"/>
-            <w:r>
-              <w:rPr>
-                <w:rFonts w:ascii="Calibri" w:hAnsi="Calibri" w:cs="Calibri"/>
-              </w:rPr>
-              <w:t xml:space="preserve">{{ </w:t>
-            </w:r>
-            <w:proofErr w:type="spellStart"/>
-            <w:r>
-              <w:rPr>
-                <w:rFonts w:ascii="Calibri" w:hAnsi="Calibri" w:cs="Calibri"/>
-              </w:rPr>
-              <w:t>output</w:t>
-            </w:r>
-            <w:proofErr w:type="gramEnd"/>
-            <w:r>
-              <w:rPr>
-                <w:rFonts w:ascii="Calibri" w:hAnsi="Calibri" w:cs="Calibri"/>
-              </w:rPr>
-              <w:t>_checkbox</w:t>
-            </w:r>
-            <w:proofErr w:type="spellEnd"/>
-            <w:r>
-              <w:rPr>
-                <w:rFonts w:ascii="Calibri" w:hAnsi="Calibri" w:cs="Calibri"/>
-              </w:rPr>
-              <w:t>(not users[</w:t>
-            </w:r>
-            <w:r>
-              <w:rPr>
-                <w:rFonts w:ascii="Calibri" w:hAnsi="Calibri" w:cs="Calibri"/>
-              </w:rPr>
-              <w:t>0</w:t>
-            </w:r>
-            <w:r>
-              <w:rPr>
-                <w:rFonts w:ascii="Calibri" w:hAnsi="Calibri" w:cs="Calibri"/>
-              </w:rPr>
-              <w:t>].</w:t>
-            </w:r>
-            <w:proofErr w:type="spellStart"/>
-            <w:r>
-              <w:rPr>
-                <w:rFonts w:ascii="Calibri" w:hAnsi="Calibri" w:cs="Calibri"/>
-              </w:rPr>
-              <w:t>fotc_first_hearing</w:t>
-            </w:r>
-            <w:proofErr w:type="spellEnd"/>
-            <w:r>
-              <w:rPr>
-                <w:rFonts w:ascii="Calibri" w:hAnsi="Calibri" w:cs="Calibri"/>
-              </w:rPr>
-              <w:t xml:space="preserve">)  }} </w:t>
-            </w:r>
-            <w:r>
-              <w:rPr>
-                <w:rFonts w:ascii="Calibri" w:eastAsia="Calibri" w:hAnsi="Calibri" w:cs="Calibri"/>
-              </w:rPr>
-              <w:t xml:space="preserve">No – Prior Hearing date: </w:t>
-            </w:r>
-            <w:r>
-              <w:rPr>
-                <w:rFonts w:ascii="Calibri" w:hAnsi="Calibri" w:cs="Calibri"/>
-              </w:rPr>
-              <w:t xml:space="preserve">{{ </w:t>
-            </w:r>
-            <w:r>
-              <w:rPr>
-                <w:rFonts w:ascii="Calibri" w:hAnsi="Calibri" w:cs="Calibri"/>
-              </w:rPr>
-              <w:t>users[0]</w:t>
-            </w:r>
-            <w:r>
-              <w:rPr>
-                <w:rFonts w:ascii="Calibri" w:hAnsi="Calibri" w:cs="Calibri"/>
-              </w:rPr>
-              <w:t>.</w:t>
-            </w:r>
-            <w:proofErr w:type="spellStart"/>
-            <w:r>
-              <w:rPr>
-                <w:rFonts w:ascii="Calibri" w:hAnsi="Calibri" w:cs="Calibri"/>
-              </w:rPr>
-              <w:t>fotc_prior_hearing_date</w:t>
-            </w:r>
-            <w:r>
-              <w:rPr>
-                <w:rFonts w:ascii="Calibri" w:hAnsi="Calibri" w:cs="Calibri"/>
-              </w:rPr>
-              <w:t>.format</w:t>
-            </w:r>
-            <w:proofErr w:type="spellEnd"/>
-            <w:r>
-              <w:rPr>
-                <w:rFonts w:ascii="Calibri" w:hAnsi="Calibri" w:cs="Calibri"/>
-              </w:rPr>
-              <w:t>(“MM/dd/</w:t>
-            </w:r>
-            <w:proofErr w:type="spellStart"/>
-            <w:r>
-              <w:rPr>
-                <w:rFonts w:ascii="Calibri" w:hAnsi="Calibri" w:cs="Calibri"/>
-              </w:rPr>
-              <w:t>yyyy</w:t>
-            </w:r>
-            <w:proofErr w:type="spellEnd"/>
-            <w:r>
-              <w:rPr>
-                <w:rFonts w:ascii="Calibri" w:hAnsi="Calibri" w:cs="Calibri"/>
-              </w:rPr>
-              <w:t>”) }}</w:t>
-            </w:r>
-          </w:p>
-        </w:tc>
-      </w:tr>
-      <w:tr>
-        <w:trPr>
-          <w:gridBefore w:val="1"/>
-          <w:gridAfter w:val="1"/>
-          <w:wBefore w:w="28" w:type="dxa"/>
-          <w:wAfter w:w="29" w:type="dxa"/>
-          <w:trHeight w:val="432"/>
-        </w:trPr>
-        <w:tc>
-          <w:tcPr>
-            <w:tcW w:w="3345" w:type="dxa"/>
-          </w:tcPr>
-          <w:p>
-            <w:pPr>
-              <w:rPr>
-                <w:rFonts w:ascii="Calibri" w:eastAsia="Calibri" w:hAnsi="Calibri" w:cs="Calibri"/>
-              </w:rPr>
-            </w:pPr>
-            <w:r>
-              <w:rPr>
-                <w:rFonts w:ascii="Calibri" w:eastAsia="Calibri" w:hAnsi="Calibri" w:cs="Calibri"/>
-              </w:rPr>
-              <w:t>What happened at your prior hearing? (if applicable)</w:t>
-            </w:r>
-          </w:p>
-        </w:tc>
-        <w:tc>
-          <w:tcPr>
-            <w:tcW w:w="7753" w:type="dxa"/>
-          </w:tcPr>
-          <w:p>
-            <w:pPr>
-              <w:pStyle w:val="NoSpacing"/>
-              <w:rPr>
-                <w:rFonts w:ascii="Calibri" w:hAnsi="Calibri" w:cs="Calibri"/>
-              </w:rPr>
-            </w:pPr>
-            <w:r>
-              <w:rPr>
-                <w:rFonts w:ascii="Calibri" w:hAnsi="Calibri" w:cs="Calibri"/>
-              </w:rPr>
-              <w:t>Details:</w:t>
-            </w:r>
-          </w:p>
-          <w:p>
-            <w:pPr>
-              <w:pStyle w:val="NoSpacing"/>
-              <w:rPr>
-                <w:rFonts w:ascii="Calibri" w:hAnsi="Calibri" w:cs="Calibri"/>
-              </w:rPr>
-            </w:pPr>
-            <w:proofErr w:type="gramStart"/>
-            <w:r>
-              <w:rPr>
-                <w:rFonts w:ascii="Calibri" w:hAnsi="Calibri" w:cs="Calibri"/>
-              </w:rPr>
-              <w:t>{{ users</w:t>
-            </w:r>
-            <w:proofErr w:type="gramEnd"/>
-            <w:r>
-              <w:rPr>
-                <w:rFonts w:ascii="Calibri" w:hAnsi="Calibri" w:cs="Calibri"/>
-              </w:rPr>
-              <w:t>[</w:t>
-            </w:r>
-            <w:r>
-              <w:rPr>
-                <w:rFonts w:ascii="Calibri" w:hAnsi="Calibri" w:cs="Calibri"/>
-              </w:rPr>
-              <w:t>0</w:t>
-            </w:r>
-            <w:r>
-              <w:rPr>
-                <w:rFonts w:ascii="Calibri" w:hAnsi="Calibri" w:cs="Calibri"/>
-              </w:rPr>
-              <w:t>].</w:t>
-            </w:r>
-            <w:proofErr w:type="spellStart"/>
-            <w:r>
-              <w:rPr>
-                <w:rFonts w:ascii="Calibri" w:hAnsi="Calibri" w:cs="Calibri"/>
-              </w:rPr>
-              <w:t>fotc_prior_hearing_details</w:t>
-            </w:r>
-            <w:proofErr w:type="spellEnd"/>
-            <w:r>
-              <w:rPr>
-                <w:rFonts w:ascii="Calibri" w:hAnsi="Calibri" w:cs="Calibri"/>
-              </w:rPr>
-              <w:t xml:space="preserve"> </w:t>
-            </w:r>
-            <w:r>
-              <w:rPr>
-                <w:rFonts w:ascii="Calibri" w:hAnsi="Calibri" w:cs="Calibri"/>
-              </w:rPr>
-              <w:t>}}</w:t>
-            </w:r>
-          </w:p>
-          <w:p>
-            <w:pPr>
-              <w:pStyle w:val="ListParagraph"/>
-              <w:spacing w:line="120" w:lineRule="auto"/>
-              <w:rPr>
-                <w:rFonts w:ascii="Calibri" w:eastAsia="Calibri" w:hAnsi="Calibri" w:cs="Calibri"/>
-              </w:rPr>
-            </w:pPr>
-          </w:p>
-          <w:p>
-            <w:pPr>
-              <w:pStyle w:val="ListParagraph"/>
-              <w:spacing w:line="120" w:lineRule="auto"/>
-              <w:rPr>
-                <w:rFonts w:ascii="Calibri" w:eastAsia="Calibri" w:hAnsi="Calibri" w:cs="Calibri"/>
-                <w:b/>
-                <w:bCs/>
-              </w:rPr>
-            </w:pPr>
-            <w:r>
-              <w:rPr>
-                <w:rFonts w:ascii="Calibri" w:eastAsia="Calibri" w:hAnsi="Calibri" w:cs="Calibri"/>
-              </w:rPr>
-              <w:t>______________________________________________________________</w:t>
-            </w:r>
-          </w:p>
-        </w:tc>
-      </w:tr>
-      <w:tr>
-        <w:trPr>
-          <w:gridBefore w:val="1"/>
-          <w:gridAfter w:val="1"/>
-          <w:wBefore w:w="28" w:type="dxa"/>
-          <w:wAfter w:w="29" w:type="dxa"/>
-          <w:trHeight w:val="432"/>
-        </w:trPr>
-        <w:tc>
-          <w:tcPr>
-            <w:tcW w:w="11098" w:type="dxa"/>
-            <w:gridSpan w:val="2"/>
-            <w:shd w:val="clear" w:color="auto" w:fill="E8E8E8" w:themeFill="background2"/>
-          </w:tcPr>
-          <w:p>
-            <w:pPr>
-              <w:pStyle w:val="ListParagraph"/>
-              <w:jc w:val="center"/>
-              <w:rPr>
-                <w:rFonts w:ascii="Calibri" w:eastAsia="Calibri" w:hAnsi="Calibri" w:cs="Calibri"/>
-                <w:b/>
-                <w:bCs/>
-              </w:rPr>
-            </w:pPr>
-            <w:r>
-              <w:rPr>
-                <w:rFonts w:ascii="Calibri" w:eastAsia="Calibri" w:hAnsi="Calibri" w:cs="Calibri"/>
-                <w:b/>
-                <w:bCs/>
-              </w:rPr>
-              <w:t>Review the NTA</w:t>
-            </w:r>
-          </w:p>
-        </w:tc>
-      </w:tr>
-      <w:tr>
-        <w:trPr>
-          <w:gridBefore w:val="1"/>
-          <w:gridAfter w:val="1"/>
-          <w:wBefore w:w="28" w:type="dxa"/>
-          <w:wAfter w:w="29" w:type="dxa"/>
-          <w:trHeight w:val="432"/>
-        </w:trPr>
-        <w:tc>
-          <w:tcPr>
-            <w:tcW w:w="3345" w:type="dxa"/>
-          </w:tcPr>
-          <w:p>
-            <w:pPr>
-              <w:rPr>
-                <w:rFonts w:ascii="Calibri" w:eastAsia="Calibri" w:hAnsi="Calibri" w:cs="Calibri"/>
-              </w:rPr>
-            </w:pPr>
-            <w:r>
-              <w:rPr>
-                <w:rFonts w:ascii="Calibri" w:eastAsia="Calibri" w:hAnsi="Calibri" w:cs="Calibri"/>
-              </w:rPr>
-              <w:t>Do you have a Notice to Appear (NTA)?</w:t>
-            </w:r>
-          </w:p>
-        </w:tc>
-        <w:tc>
-          <w:tcPr>
-            <w:tcW w:w="7753" w:type="dxa"/>
-          </w:tcPr>
-          <w:p>
-            <w:pPr>
-              <w:pStyle w:val="NoSpacing"/>
-              <w:rPr>
-                <w:rFonts w:ascii="Calibri" w:hAnsi="Calibri" w:cs="Calibri"/>
-              </w:rPr>
-            </w:pPr>
-            <w:proofErr w:type="gramStart"/>
-            <w:r>
-              <w:rPr>
-                <w:rFonts w:ascii="Calibri" w:hAnsi="Calibri" w:cs="Calibri"/>
-              </w:rPr>
-              <w:t xml:space="preserve">{{ </w:t>
-            </w:r>
-            <w:proofErr w:type="spellStart"/>
-            <w:r>
-              <w:rPr>
-                <w:rFonts w:ascii="Calibri" w:hAnsi="Calibri" w:cs="Calibri"/>
-              </w:rPr>
-              <w:t>output</w:t>
-            </w:r>
-            <w:proofErr w:type="gramEnd"/>
-            <w:r>
-              <w:rPr>
-                <w:rFonts w:ascii="Calibri" w:hAnsi="Calibri" w:cs="Calibri"/>
-              </w:rPr>
-              <w:t>_checkbox</w:t>
-            </w:r>
-            <w:proofErr w:type="spellEnd"/>
-            <w:r>
-              <w:rPr>
-                <w:rFonts w:ascii="Calibri" w:hAnsi="Calibri" w:cs="Calibri"/>
-              </w:rPr>
-              <w:t>(</w:t>
-            </w:r>
-            <w:r>
-              <w:rPr>
-                <w:rFonts w:ascii="Calibri" w:hAnsi="Calibri" w:cs="Calibri"/>
-              </w:rPr>
-              <w:t>users[0]</w:t>
-            </w:r>
-            <w:r>
-              <w:rPr>
-                <w:rFonts w:ascii="Calibri" w:hAnsi="Calibri" w:cs="Calibri"/>
-              </w:rPr>
-              <w:t>.</w:t>
-            </w:r>
-            <w:proofErr w:type="spellStart"/>
-            <w:r>
-              <w:rPr>
-                <w:rFonts w:ascii="Calibri" w:hAnsi="Calibri" w:cs="Calibri"/>
-              </w:rPr>
-              <w:t>notice_to_appear</w:t>
-            </w:r>
-            <w:proofErr w:type="spellEnd"/>
-            <w:r>
-              <w:rPr>
-                <w:rFonts w:ascii="Calibri" w:hAnsi="Calibri" w:cs="Calibri"/>
-              </w:rPr>
-              <w:t xml:space="preserve">) }} </w:t>
-            </w:r>
-            <w:r>
-              <w:rPr>
-                <w:rFonts w:ascii="Calibri" w:hAnsi="Calibri" w:cs="Calibri"/>
-              </w:rPr>
-              <w:t xml:space="preserve">Yes   </w:t>
-            </w:r>
-          </w:p>
-          <w:p>
-            <w:pPr>
-              <w:pStyle w:val="NoSpacing"/>
-              <w:rPr>
-                <w:rFonts w:ascii="Calibri" w:hAnsi="Calibri" w:cs="Calibri"/>
-              </w:rPr>
-            </w:pPr>
-            <w:proofErr w:type="gramStart"/>
-            <w:r>
-              <w:rPr>
-                <w:rFonts w:ascii="Calibri" w:hAnsi="Calibri" w:cs="Calibri"/>
-              </w:rPr>
-              <w:t xml:space="preserve">{{ </w:t>
-            </w:r>
-            <w:proofErr w:type="spellStart"/>
-            <w:r>
-              <w:rPr>
-                <w:rFonts w:ascii="Calibri" w:hAnsi="Calibri" w:cs="Calibri"/>
-              </w:rPr>
-              <w:t>output</w:t>
-            </w:r>
-            <w:proofErr w:type="gramEnd"/>
-            <w:r>
-              <w:rPr>
-                <w:rFonts w:ascii="Calibri" w:hAnsi="Calibri" w:cs="Calibri"/>
-              </w:rPr>
-              <w:t>_checkbox</w:t>
-            </w:r>
-            <w:proofErr w:type="spellEnd"/>
-            <w:r>
-              <w:rPr>
-                <w:rFonts w:ascii="Calibri" w:hAnsi="Calibri" w:cs="Calibri"/>
-              </w:rPr>
-              <w:t xml:space="preserve">(not </w:t>
-            </w:r>
-            <w:r>
-              <w:rPr>
-                <w:rFonts w:ascii="Calibri" w:hAnsi="Calibri" w:cs="Calibri"/>
-              </w:rPr>
-              <w:t>users[0]</w:t>
-            </w:r>
-            <w:r>
-              <w:rPr>
-                <w:rFonts w:ascii="Calibri" w:hAnsi="Calibri" w:cs="Calibri"/>
-              </w:rPr>
-              <w:t>.</w:t>
-            </w:r>
-            <w:proofErr w:type="spellStart"/>
-            <w:r>
-              <w:rPr>
-                <w:rFonts w:ascii="Calibri" w:hAnsi="Calibri" w:cs="Calibri"/>
-              </w:rPr>
-              <w:t>notice_to_appear</w:t>
-            </w:r>
-            <w:proofErr w:type="spellEnd"/>
-            <w:r>
-              <w:rPr>
-                <w:rFonts w:ascii="Calibri" w:hAnsi="Calibri" w:cs="Calibri"/>
-              </w:rPr>
-              <w:t xml:space="preserve">) }} </w:t>
-            </w:r>
-            <w:r>
-              <w:rPr>
-                <w:rFonts w:ascii="Calibri" w:hAnsi="Calibri" w:cs="Calibri"/>
-              </w:rPr>
-              <w:t xml:space="preserve">No </w:t>
-            </w:r>
-          </w:p>
-        </w:tc>
-      </w:tr>
-      <w:tr>
-        <w:trPr>
-          <w:gridBefore w:val="1"/>
-          <w:gridAfter w:val="1"/>
-          <w:wBefore w:w="28" w:type="dxa"/>
-          <w:wAfter w:w="29" w:type="dxa"/>
-          <w:trHeight w:val="432"/>
-        </w:trPr>
-        <w:tc>
-          <w:tcPr>
-            <w:tcW w:w="3345" w:type="dxa"/>
-          </w:tcPr>
-          <w:p>
-            <w:pPr>
-              <w:rPr>
-                <w:rFonts w:ascii="Calibri" w:eastAsia="Calibri" w:hAnsi="Calibri" w:cs="Calibri"/>
-              </w:rPr>
-            </w:pPr>
-            <w:r>
-              <w:rPr>
-                <w:rFonts w:ascii="Calibri" w:eastAsia="Calibri" w:hAnsi="Calibri" w:cs="Calibri"/>
-              </w:rPr>
-              <w:lastRenderedPageBreak/>
-              <w:t>Is your name correct on the NTA?</w:t>
-            </w:r>
-          </w:p>
-        </w:tc>
-        <w:tc>
-          <w:tcPr>
-            <w:tcW w:w="7753" w:type="dxa"/>
-          </w:tcPr>
-          <w:p>
-            <w:pPr>
-              <w:pStyle w:val="NoSpacing"/>
-              <w:rPr>
-                <w:rFonts w:ascii="Calibri" w:hAnsi="Calibri" w:cs="Calibri"/>
-              </w:rPr>
-            </w:pPr>
-            <w:proofErr w:type="gramStart"/>
-            <w:r>
-              <w:rPr>
-                <w:rFonts w:ascii="Calibri" w:hAnsi="Calibri" w:cs="Calibri"/>
-              </w:rPr>
-              <w:t xml:space="preserve">{{ </w:t>
-            </w:r>
-            <w:proofErr w:type="spellStart"/>
-            <w:r>
-              <w:rPr>
-                <w:rFonts w:ascii="Calibri" w:hAnsi="Calibri" w:cs="Calibri"/>
-              </w:rPr>
-              <w:t>output</w:t>
-            </w:r>
-            <w:proofErr w:type="gramEnd"/>
-            <w:r>
-              <w:rPr>
-                <w:rFonts w:ascii="Calibri" w:hAnsi="Calibri" w:cs="Calibri"/>
-              </w:rPr>
-              <w:t>_checkbox</w:t>
-            </w:r>
-            <w:proofErr w:type="spellEnd"/>
-            <w:r>
-              <w:rPr>
-                <w:rFonts w:ascii="Calibri" w:hAnsi="Calibri" w:cs="Calibri"/>
-              </w:rPr>
-              <w:t>(</w:t>
-            </w:r>
-            <w:r>
-              <w:rPr>
-                <w:rFonts w:ascii="Calibri" w:hAnsi="Calibri" w:cs="Calibri"/>
-              </w:rPr>
-              <w:t>users[0]</w:t>
-            </w:r>
-            <w:r>
-              <w:rPr>
-                <w:rFonts w:ascii="Calibri" w:hAnsi="Calibri" w:cs="Calibri"/>
-              </w:rPr>
-              <w:t>.</w:t>
-            </w:r>
-            <w:proofErr w:type="spellStart"/>
-            <w:r>
-              <w:rPr>
-                <w:rFonts w:ascii="Calibri" w:hAnsi="Calibri" w:cs="Calibri"/>
-              </w:rPr>
-              <w:t>notice_name</w:t>
-            </w:r>
-            <w:proofErr w:type="spellEnd"/>
-            <w:r>
-              <w:rPr>
-                <w:rFonts w:ascii="Calibri" w:hAnsi="Calibri" w:cs="Calibri"/>
-              </w:rPr>
-              <w:t xml:space="preserve">) }} </w:t>
-            </w:r>
-            <w:r>
-              <w:rPr>
-                <w:rFonts w:ascii="Calibri" w:hAnsi="Calibri" w:cs="Calibri"/>
-              </w:rPr>
-              <w:t xml:space="preserve">Yes   </w:t>
-            </w:r>
-          </w:p>
-          <w:p>
-            <w:pPr>
-              <w:pStyle w:val="NoSpacing"/>
-              <w:rPr>
-                <w:rFonts w:ascii="Calibri" w:hAnsi="Calibri" w:cs="Calibri"/>
-              </w:rPr>
-            </w:pPr>
-            <w:proofErr w:type="gramStart"/>
-            <w:r>
-              <w:rPr>
-                <w:rFonts w:ascii="Calibri" w:hAnsi="Calibri" w:cs="Calibri"/>
-              </w:rPr>
-              <w:t xml:space="preserve">{{ </w:t>
-            </w:r>
-            <w:proofErr w:type="spellStart"/>
-            <w:r>
-              <w:rPr>
-                <w:rFonts w:ascii="Calibri" w:hAnsi="Calibri" w:cs="Calibri"/>
-              </w:rPr>
-              <w:t>output</w:t>
-            </w:r>
-            <w:proofErr w:type="gramEnd"/>
-            <w:r>
-              <w:rPr>
-                <w:rFonts w:ascii="Calibri" w:hAnsi="Calibri" w:cs="Calibri"/>
-              </w:rPr>
-              <w:t>_checkbox</w:t>
-            </w:r>
-            <w:proofErr w:type="spellEnd"/>
-            <w:r>
-              <w:rPr>
-                <w:rFonts w:ascii="Calibri" w:hAnsi="Calibri" w:cs="Calibri"/>
-              </w:rPr>
-              <w:t xml:space="preserve">(not </w:t>
-            </w:r>
-            <w:r>
-              <w:rPr>
-                <w:rFonts w:ascii="Calibri" w:hAnsi="Calibri" w:cs="Calibri"/>
-              </w:rPr>
-              <w:t>users[0]</w:t>
-            </w:r>
-            <w:r>
-              <w:rPr>
-                <w:rFonts w:ascii="Calibri" w:hAnsi="Calibri" w:cs="Calibri"/>
-              </w:rPr>
-              <w:t>.</w:t>
-            </w:r>
-            <w:proofErr w:type="spellStart"/>
-            <w:r>
-              <w:rPr>
-                <w:rFonts w:ascii="Calibri" w:hAnsi="Calibri" w:cs="Calibri"/>
-              </w:rPr>
-              <w:t>notice_name</w:t>
-            </w:r>
-            <w:proofErr w:type="spellEnd"/>
-            <w:r>
-              <w:rPr>
-                <w:rFonts w:ascii="Calibri" w:hAnsi="Calibri" w:cs="Calibri"/>
-              </w:rPr>
-              <w:t xml:space="preserve">) }} </w:t>
-            </w:r>
-            <w:r>
-              <w:rPr>
-                <w:rFonts w:ascii="Calibri" w:hAnsi="Calibri" w:cs="Calibri"/>
-              </w:rPr>
-              <w:t>No</w:t>
-            </w:r>
-          </w:p>
-        </w:tc>
-      </w:tr>
-      <w:tr>
-        <w:trPr>
-          <w:gridBefore w:val="1"/>
-          <w:gridAfter w:val="1"/>
-          <w:wBefore w:w="28" w:type="dxa"/>
-          <w:wAfter w:w="29" w:type="dxa"/>
-          <w:trHeight w:val="432"/>
-        </w:trPr>
-        <w:tc>
-          <w:tcPr>
-            <w:tcW w:w="3345" w:type="dxa"/>
-          </w:tcPr>
-          <w:p>
-            <w:pPr>
-              <w:rPr>
-                <w:rFonts w:ascii="Calibri" w:eastAsia="Calibri" w:hAnsi="Calibri" w:cs="Calibri"/>
-              </w:rPr>
-            </w:pPr>
-            <w:r>
-              <w:rPr>
-                <w:rFonts w:ascii="Calibri" w:eastAsia="Calibri" w:hAnsi="Calibri" w:cs="Calibri"/>
-              </w:rPr>
-              <w:t>Is your date of birth correct on the NTA?</w:t>
-            </w:r>
-          </w:p>
-        </w:tc>
-        <w:tc>
-          <w:tcPr>
-            <w:tcW w:w="7753" w:type="dxa"/>
-          </w:tcPr>
-          <w:p>
-            <w:pPr>
-              <w:pStyle w:val="NoSpacing"/>
-              <w:rPr>
-                <w:rFonts w:ascii="Calibri" w:hAnsi="Calibri" w:cs="Calibri"/>
-              </w:rPr>
-            </w:pPr>
-            <w:proofErr w:type="gramStart"/>
-            <w:r>
-              <w:rPr>
-                <w:rFonts w:ascii="Calibri" w:hAnsi="Calibri" w:cs="Calibri"/>
-              </w:rPr>
-              <w:t xml:space="preserve">{{ </w:t>
-            </w:r>
-            <w:proofErr w:type="spellStart"/>
-            <w:r>
-              <w:rPr>
-                <w:rFonts w:ascii="Calibri" w:hAnsi="Calibri" w:cs="Calibri"/>
-              </w:rPr>
-              <w:t>output</w:t>
-            </w:r>
-            <w:proofErr w:type="gramEnd"/>
-            <w:r>
-              <w:rPr>
-                <w:rFonts w:ascii="Calibri" w:hAnsi="Calibri" w:cs="Calibri"/>
-              </w:rPr>
-              <w:t>_checkbox</w:t>
-            </w:r>
-            <w:proofErr w:type="spellEnd"/>
-            <w:r>
-              <w:rPr>
-                <w:rFonts w:ascii="Calibri" w:hAnsi="Calibri" w:cs="Calibri"/>
-              </w:rPr>
-              <w:t>(</w:t>
-            </w:r>
-            <w:r>
-              <w:rPr>
-                <w:rFonts w:ascii="Calibri" w:hAnsi="Calibri" w:cs="Calibri"/>
-              </w:rPr>
-              <w:t>users[0]</w:t>
-            </w:r>
-            <w:r>
-              <w:rPr>
-                <w:rFonts w:ascii="Calibri" w:hAnsi="Calibri" w:cs="Calibri"/>
-              </w:rPr>
-              <w:t>.</w:t>
-            </w:r>
-            <w:proofErr w:type="spellStart"/>
-            <w:r>
-              <w:rPr>
-                <w:rFonts w:ascii="Calibri" w:hAnsi="Calibri" w:cs="Calibri"/>
-              </w:rPr>
-              <w:t>notice_dob</w:t>
-            </w:r>
-            <w:proofErr w:type="spellEnd"/>
-            <w:r>
-              <w:rPr>
-                <w:rFonts w:ascii="Calibri" w:hAnsi="Calibri" w:cs="Calibri"/>
-              </w:rPr>
-              <w:t xml:space="preserve">) }} </w:t>
-            </w:r>
-            <w:r>
-              <w:rPr>
-                <w:rFonts w:ascii="Calibri" w:hAnsi="Calibri" w:cs="Calibri"/>
-              </w:rPr>
-              <w:t xml:space="preserve">Yes   </w:t>
-            </w:r>
-          </w:p>
-          <w:p>
-            <w:pPr>
-              <w:pStyle w:val="NoSpacing"/>
-              <w:rPr>
-                <w:rFonts w:ascii="Calibri" w:hAnsi="Calibri" w:cs="Calibri"/>
-              </w:rPr>
-            </w:pPr>
-            <w:proofErr w:type="gramStart"/>
-            <w:r>
-              <w:rPr>
-                <w:rFonts w:ascii="Calibri" w:hAnsi="Calibri" w:cs="Calibri"/>
-              </w:rPr>
-              <w:t xml:space="preserve">{{ </w:t>
-            </w:r>
-            <w:proofErr w:type="spellStart"/>
-            <w:r>
-              <w:rPr>
-                <w:rFonts w:ascii="Calibri" w:hAnsi="Calibri" w:cs="Calibri"/>
-              </w:rPr>
-              <w:t>output</w:t>
-            </w:r>
-            <w:proofErr w:type="gramEnd"/>
-            <w:r>
-              <w:rPr>
-                <w:rFonts w:ascii="Calibri" w:hAnsi="Calibri" w:cs="Calibri"/>
-              </w:rPr>
-              <w:t>_checkbox</w:t>
-            </w:r>
-            <w:proofErr w:type="spellEnd"/>
-            <w:r>
-              <w:rPr>
-                <w:rFonts w:ascii="Calibri" w:hAnsi="Calibri" w:cs="Calibri"/>
-              </w:rPr>
-              <w:t xml:space="preserve">(not </w:t>
-            </w:r>
-            <w:r>
-              <w:rPr>
-                <w:rFonts w:ascii="Calibri" w:hAnsi="Calibri" w:cs="Calibri"/>
-              </w:rPr>
-              <w:t>users[0]</w:t>
-            </w:r>
-            <w:r>
-              <w:rPr>
-                <w:rFonts w:ascii="Calibri" w:hAnsi="Calibri" w:cs="Calibri"/>
-              </w:rPr>
-              <w:t>.</w:t>
-            </w:r>
-            <w:proofErr w:type="spellStart"/>
-            <w:r>
-              <w:rPr>
-                <w:rFonts w:ascii="Calibri" w:hAnsi="Calibri" w:cs="Calibri"/>
-              </w:rPr>
-              <w:t>notice_dob</w:t>
-            </w:r>
-            <w:proofErr w:type="spellEnd"/>
-            <w:r>
-              <w:rPr>
-                <w:rFonts w:ascii="Calibri" w:hAnsi="Calibri" w:cs="Calibri"/>
-              </w:rPr>
-              <w:t xml:space="preserve">) }} </w:t>
-            </w:r>
-            <w:r>
-              <w:rPr>
-                <w:rFonts w:ascii="Calibri" w:hAnsi="Calibri" w:cs="Calibri"/>
-              </w:rPr>
-              <w:t>No</w:t>
-            </w:r>
-          </w:p>
-        </w:tc>
-      </w:tr>
-      <w:tr>
-        <w:trPr>
-          <w:gridBefore w:val="1"/>
-          <w:gridAfter w:val="1"/>
-          <w:wBefore w:w="28" w:type="dxa"/>
-          <w:wAfter w:w="29" w:type="dxa"/>
-          <w:trHeight w:val="576"/>
-        </w:trPr>
-        <w:tc>
-          <w:tcPr>
-            <w:tcW w:w="3345" w:type="dxa"/>
-          </w:tcPr>
-          <w:p>
-            <w:pPr>
-              <w:rPr>
-                <w:rFonts w:ascii="Calibri" w:eastAsia="Calibri" w:hAnsi="Calibri" w:cs="Calibri"/>
-              </w:rPr>
-            </w:pPr>
-            <w:r>
-              <w:rPr>
-                <w:rFonts w:ascii="Calibri" w:eastAsia="Calibri" w:hAnsi="Calibri" w:cs="Calibri"/>
-              </w:rPr>
-              <w:t xml:space="preserve">Are </w:t>
-            </w:r>
-            <w:proofErr w:type="gramStart"/>
-            <w:r>
-              <w:rPr>
-                <w:rFonts w:ascii="Calibri" w:eastAsia="Calibri" w:hAnsi="Calibri" w:cs="Calibri"/>
-              </w:rPr>
-              <w:t>all of</w:t>
-            </w:r>
-            <w:proofErr w:type="gramEnd"/>
-            <w:r>
-              <w:rPr>
-                <w:rFonts w:ascii="Calibri" w:eastAsia="Calibri" w:hAnsi="Calibri" w:cs="Calibri"/>
-              </w:rPr>
-              <w:t xml:space="preserve"> the allegations in the NTA true?</w:t>
-            </w:r>
-          </w:p>
-        </w:tc>
-        <w:tc>
-          <w:tcPr>
-            <w:tcW w:w="7753" w:type="dxa"/>
-          </w:tcPr>
-          <w:p>
-            <w:pPr>
-              <w:pStyle w:val="NoSpacing"/>
-              <w:rPr>
-                <w:rFonts w:ascii="Calibri" w:hAnsi="Calibri" w:cs="Calibri"/>
-              </w:rPr>
-            </w:pPr>
-            <w:proofErr w:type="gramStart"/>
-            <w:r>
-              <w:rPr>
-                <w:rFonts w:ascii="Calibri" w:hAnsi="Calibri" w:cs="Calibri"/>
-              </w:rPr>
-              <w:t xml:space="preserve">{{ </w:t>
-            </w:r>
-            <w:proofErr w:type="spellStart"/>
-            <w:r>
-              <w:rPr>
-                <w:rFonts w:ascii="Calibri" w:hAnsi="Calibri" w:cs="Calibri"/>
-              </w:rPr>
-              <w:t>output</w:t>
-            </w:r>
-            <w:proofErr w:type="gramEnd"/>
-            <w:r>
-              <w:rPr>
-                <w:rFonts w:ascii="Calibri" w:hAnsi="Calibri" w:cs="Calibri"/>
-              </w:rPr>
-              <w:t>_checkbox</w:t>
-            </w:r>
-            <w:proofErr w:type="spellEnd"/>
-            <w:r>
-              <w:rPr>
-                <w:rFonts w:ascii="Calibri" w:hAnsi="Calibri" w:cs="Calibri"/>
-              </w:rPr>
-              <w:t>(</w:t>
-            </w:r>
-            <w:r>
-              <w:rPr>
-                <w:rFonts w:ascii="Calibri" w:hAnsi="Calibri" w:cs="Calibri"/>
-              </w:rPr>
-              <w:t>users[0]</w:t>
-            </w:r>
-            <w:r>
-              <w:rPr>
-                <w:rFonts w:ascii="Calibri" w:hAnsi="Calibri" w:cs="Calibri"/>
-              </w:rPr>
-              <w:t>.</w:t>
-            </w:r>
-            <w:proofErr w:type="spellStart"/>
-            <w:r>
-              <w:rPr>
-                <w:rFonts w:ascii="Calibri" w:hAnsi="Calibri" w:cs="Calibri"/>
-              </w:rPr>
-              <w:t>notice_</w:t>
-            </w:r>
-            <w:r>
-              <w:rPr>
-                <w:rFonts w:ascii="Calibri" w:hAnsi="Calibri" w:cs="Calibri"/>
-              </w:rPr>
-              <w:t>allegations</w:t>
-            </w:r>
-            <w:proofErr w:type="spellEnd"/>
-            <w:r>
-              <w:rPr>
-                <w:rFonts w:ascii="Calibri" w:hAnsi="Calibri" w:cs="Calibri"/>
-              </w:rPr>
-              <w:t xml:space="preserve">) }} </w:t>
-            </w:r>
-            <w:r>
-              <w:rPr>
-                <w:rFonts w:ascii="Calibri" w:hAnsi="Calibri" w:cs="Calibri"/>
-              </w:rPr>
-              <w:t xml:space="preserve">Yes </w:t>
-            </w:r>
-          </w:p>
-          <w:p>
-            <w:pPr>
-              <w:pStyle w:val="NoSpacing"/>
-              <w:rPr>
-                <w:rFonts w:ascii="Calibri" w:hAnsi="Calibri" w:cs="Calibri"/>
-              </w:rPr>
-            </w:pPr>
-            <w:proofErr w:type="gramStart"/>
-            <w:r>
-              <w:rPr>
-                <w:rFonts w:ascii="Calibri" w:hAnsi="Calibri" w:cs="Calibri"/>
-              </w:rPr>
-              <w:t xml:space="preserve">{{ </w:t>
-            </w:r>
-            <w:proofErr w:type="spellStart"/>
-            <w:r>
-              <w:rPr>
-                <w:rFonts w:ascii="Calibri" w:hAnsi="Calibri" w:cs="Calibri"/>
-              </w:rPr>
-              <w:t>output</w:t>
-            </w:r>
-            <w:proofErr w:type="gramEnd"/>
-            <w:r>
-              <w:rPr>
-                <w:rFonts w:ascii="Calibri" w:hAnsi="Calibri" w:cs="Calibri"/>
-              </w:rPr>
-              <w:t>_checkbox</w:t>
-            </w:r>
-            <w:proofErr w:type="spellEnd"/>
-            <w:r>
-              <w:rPr>
-                <w:rFonts w:ascii="Calibri" w:hAnsi="Calibri" w:cs="Calibri"/>
-              </w:rPr>
-              <w:t>(</w:t>
-            </w:r>
-            <w:r>
-              <w:rPr>
-                <w:rFonts w:ascii="Calibri" w:hAnsi="Calibri" w:cs="Calibri"/>
-              </w:rPr>
-              <w:t xml:space="preserve">not </w:t>
-            </w:r>
-            <w:r>
-              <w:rPr>
-                <w:rFonts w:ascii="Calibri" w:hAnsi="Calibri" w:cs="Calibri"/>
-              </w:rPr>
-              <w:t>users[0]</w:t>
-            </w:r>
-            <w:r>
-              <w:rPr>
-                <w:rFonts w:ascii="Calibri" w:hAnsi="Calibri" w:cs="Calibri"/>
-              </w:rPr>
-              <w:t>.</w:t>
-            </w:r>
-            <w:proofErr w:type="spellStart"/>
-            <w:r>
-              <w:rPr>
-                <w:rFonts w:ascii="Calibri" w:hAnsi="Calibri" w:cs="Calibri"/>
-              </w:rPr>
-              <w:t>notice_</w:t>
-            </w:r>
-            <w:r>
-              <w:rPr>
-                <w:rFonts w:ascii="Calibri" w:hAnsi="Calibri" w:cs="Calibri"/>
-              </w:rPr>
-              <w:t>allegations</w:t>
-            </w:r>
-            <w:proofErr w:type="spellEnd"/>
-            <w:r>
-              <w:rPr>
-                <w:rFonts w:ascii="Calibri" w:hAnsi="Calibri" w:cs="Calibri"/>
-              </w:rPr>
-              <w:t xml:space="preserve">) }} </w:t>
-            </w:r>
-            <w:r>
-              <w:rPr>
-                <w:rFonts w:ascii="Calibri" w:hAnsi="Calibri" w:cs="Calibri"/>
-              </w:rPr>
-              <w:t>No</w:t>
-            </w:r>
-            <w:r>
-              <w:rPr>
-                <w:rFonts w:ascii="Calibri" w:hAnsi="Calibri" w:cs="Calibri"/>
-              </w:rPr>
-              <w:t xml:space="preserve"> (details) </w:t>
-            </w:r>
-          </w:p>
-          <w:p>
-            <w:pPr>
-              <w:pStyle w:val="NoSpacing"/>
-              <w:rPr>
-                <w:rFonts w:ascii="Calibri" w:hAnsi="Calibri" w:cs="Calibri"/>
-              </w:rPr>
-            </w:pPr>
-            <w:r>
-              <w:rPr>
-                <w:rFonts w:ascii="Calibri" w:hAnsi="Calibri" w:cs="Calibri"/>
-              </w:rPr>
-              <w:t xml:space="preserve">{% if not </w:t>
-            </w:r>
-            <w:proofErr w:type="gramStart"/>
-            <w:r>
-              <w:rPr>
-                <w:rFonts w:ascii="Calibri" w:hAnsi="Calibri" w:cs="Calibri"/>
-              </w:rPr>
-              <w:t>users[</w:t>
-            </w:r>
-            <w:proofErr w:type="gramEnd"/>
-            <w:r>
-              <w:rPr>
-                <w:rFonts w:ascii="Calibri" w:hAnsi="Calibri" w:cs="Calibri"/>
-              </w:rPr>
-              <w:t>0]</w:t>
-            </w:r>
-            <w:r>
-              <w:rPr>
-                <w:rFonts w:ascii="Calibri" w:hAnsi="Calibri" w:cs="Calibri"/>
-              </w:rPr>
-              <w:t>.</w:t>
-            </w:r>
-            <w:proofErr w:type="spellStart"/>
-            <w:r>
-              <w:rPr>
-                <w:rFonts w:ascii="Calibri" w:hAnsi="Calibri" w:cs="Calibri"/>
-              </w:rPr>
-              <w:t>notice_allegations</w:t>
-            </w:r>
-            <w:proofErr w:type="spellEnd"/>
-            <w:r>
-              <w:rPr>
-                <w:rFonts w:ascii="Calibri" w:hAnsi="Calibri" w:cs="Calibri"/>
-              </w:rPr>
-              <w:t xml:space="preserve"> %}{{ </w:t>
-            </w:r>
-            <w:r>
-              <w:rPr>
-                <w:rFonts w:ascii="Calibri" w:hAnsi="Calibri" w:cs="Calibri"/>
-              </w:rPr>
-              <w:t>users[0]</w:t>
-            </w:r>
-            <w:r>
-              <w:rPr>
-                <w:rFonts w:ascii="Calibri" w:hAnsi="Calibri" w:cs="Calibri"/>
-              </w:rPr>
-              <w:t>.</w:t>
-            </w:r>
-            <w:proofErr w:type="spellStart"/>
-            <w:r>
-              <w:rPr>
-                <w:rFonts w:ascii="Calibri" w:hAnsi="Calibri" w:cs="Calibri"/>
-              </w:rPr>
-              <w:t>notice_allegations_details</w:t>
-            </w:r>
-            <w:proofErr w:type="spellEnd"/>
-            <w:r>
-              <w:rPr>
-                <w:rFonts w:ascii="Calibri" w:hAnsi="Calibri" w:cs="Calibri"/>
-              </w:rPr>
-              <w:t xml:space="preserve"> }}{% endif %}</w:t>
-            </w:r>
-          </w:p>
-        </w:tc>
-      </w:tr>
-      <w:tr>
-        <w:trPr>
-          <w:gridBefore w:val="1"/>
-          <w:gridAfter w:val="1"/>
-          <w:wBefore w:w="28" w:type="dxa"/>
-          <w:wAfter w:w="29" w:type="dxa"/>
-          <w:trHeight w:val="495"/>
-        </w:trPr>
-        <w:tc>
-          <w:tcPr>
-            <w:tcW w:w="3345" w:type="dxa"/>
-          </w:tcPr>
-          <w:p>
-            <w:pPr>
-              <w:rPr>
-                <w:rFonts w:ascii="Calibri" w:eastAsia="Calibri" w:hAnsi="Calibri" w:cs="Calibri"/>
-              </w:rPr>
-            </w:pPr>
-            <w:r>
-              <w:rPr>
-                <w:rFonts w:ascii="Calibri" w:eastAsia="Calibri" w:hAnsi="Calibri" w:cs="Calibri"/>
-              </w:rPr>
-              <w:t>Does the NTA have a date/time of your first hearing?</w:t>
-            </w:r>
-          </w:p>
-        </w:tc>
-        <w:tc>
-          <w:tcPr>
-            <w:tcW w:w="7753" w:type="dxa"/>
-          </w:tcPr>
-          <w:p>
-            <w:pPr>
-              <w:pStyle w:val="NoSpacing"/>
-              <w:rPr>
-                <w:rFonts w:ascii="Calibri" w:hAnsi="Calibri" w:cs="Calibri"/>
-              </w:rPr>
-            </w:pPr>
-            <w:proofErr w:type="gramStart"/>
-            <w:r>
-              <w:rPr>
-                <w:rFonts w:ascii="Calibri" w:hAnsi="Calibri" w:cs="Calibri"/>
-              </w:rPr>
-              <w:t xml:space="preserve">{{ </w:t>
-            </w:r>
-            <w:proofErr w:type="spellStart"/>
-            <w:r>
-              <w:rPr>
-                <w:rFonts w:ascii="Calibri" w:hAnsi="Calibri" w:cs="Calibri"/>
-              </w:rPr>
-              <w:t>output</w:t>
-            </w:r>
-            <w:proofErr w:type="gramEnd"/>
-            <w:r>
-              <w:rPr>
-                <w:rFonts w:ascii="Calibri" w:hAnsi="Calibri" w:cs="Calibri"/>
-              </w:rPr>
-              <w:t>_checkbox</w:t>
-            </w:r>
-            <w:proofErr w:type="spellEnd"/>
-            <w:r>
-              <w:rPr>
-                <w:rFonts w:ascii="Calibri" w:hAnsi="Calibri" w:cs="Calibri"/>
-              </w:rPr>
-              <w:t>(</w:t>
-            </w:r>
-            <w:r>
-              <w:rPr>
-                <w:rFonts w:ascii="Calibri" w:hAnsi="Calibri" w:cs="Calibri"/>
-              </w:rPr>
-              <w:t>users[0]</w:t>
-            </w:r>
-            <w:r>
-              <w:rPr>
-                <w:rFonts w:ascii="Calibri" w:hAnsi="Calibri" w:cs="Calibri"/>
-              </w:rPr>
-              <w:t>.</w:t>
-            </w:r>
-            <w:proofErr w:type="spellStart"/>
-            <w:r>
-              <w:rPr>
-                <w:rFonts w:ascii="Calibri" w:hAnsi="Calibri" w:cs="Calibri"/>
-              </w:rPr>
-              <w:t>notice_</w:t>
-            </w:r>
-            <w:r>
-              <w:rPr>
-                <w:rFonts w:ascii="Calibri" w:hAnsi="Calibri" w:cs="Calibri"/>
-              </w:rPr>
-              <w:t>hearing</w:t>
-            </w:r>
-            <w:proofErr w:type="spellEnd"/>
-            <w:r>
-              <w:rPr>
-                <w:rFonts w:ascii="Calibri" w:hAnsi="Calibri" w:cs="Calibri"/>
-              </w:rPr>
-              <w:t xml:space="preserve">) }} </w:t>
-            </w:r>
-            <w:r>
-              <w:rPr>
-                <w:rFonts w:ascii="Calibri" w:hAnsi="Calibri" w:cs="Calibri"/>
-              </w:rPr>
-              <w:t>Yes</w:t>
-            </w:r>
-          </w:p>
-          <w:p>
-            <w:pPr>
-              <w:pStyle w:val="NoSpacing"/>
-              <w:rPr>
-                <w:rFonts w:ascii="Calibri" w:hAnsi="Calibri" w:cs="Calibri"/>
-              </w:rPr>
-            </w:pPr>
-            <w:proofErr w:type="gramStart"/>
-            <w:r>
-              <w:rPr>
-                <w:rFonts w:ascii="Calibri" w:hAnsi="Calibri" w:cs="Calibri"/>
-              </w:rPr>
-              <w:t xml:space="preserve">{{ </w:t>
-            </w:r>
-            <w:proofErr w:type="spellStart"/>
-            <w:r>
-              <w:rPr>
-                <w:rFonts w:ascii="Calibri" w:hAnsi="Calibri" w:cs="Calibri"/>
-              </w:rPr>
-              <w:t>output</w:t>
-            </w:r>
-            <w:proofErr w:type="gramEnd"/>
-            <w:r>
-              <w:rPr>
-                <w:rFonts w:ascii="Calibri" w:hAnsi="Calibri" w:cs="Calibri"/>
-              </w:rPr>
-              <w:t>_checkbox</w:t>
-            </w:r>
-            <w:proofErr w:type="spellEnd"/>
-            <w:r>
-              <w:rPr>
-                <w:rFonts w:ascii="Calibri" w:hAnsi="Calibri" w:cs="Calibri"/>
-              </w:rPr>
-              <w:t>(</w:t>
-            </w:r>
-            <w:r>
-              <w:rPr>
-                <w:rFonts w:ascii="Calibri" w:hAnsi="Calibri" w:cs="Calibri"/>
-              </w:rPr>
-              <w:t xml:space="preserve">not </w:t>
-            </w:r>
-            <w:r>
-              <w:rPr>
-                <w:rFonts w:ascii="Calibri" w:hAnsi="Calibri" w:cs="Calibri"/>
-              </w:rPr>
-              <w:t>users[0]</w:t>
-            </w:r>
-            <w:r>
-              <w:rPr>
-                <w:rFonts w:ascii="Calibri" w:hAnsi="Calibri" w:cs="Calibri"/>
-              </w:rPr>
-              <w:t>.</w:t>
-            </w:r>
-            <w:proofErr w:type="spellStart"/>
-            <w:r>
-              <w:rPr>
-                <w:rFonts w:ascii="Calibri" w:hAnsi="Calibri" w:cs="Calibri"/>
-              </w:rPr>
-              <w:t>notice_</w:t>
-            </w:r>
-            <w:r>
-              <w:rPr>
-                <w:rFonts w:ascii="Calibri" w:hAnsi="Calibri" w:cs="Calibri"/>
-              </w:rPr>
-              <w:t>hearing</w:t>
-            </w:r>
-            <w:proofErr w:type="spellEnd"/>
-            <w:r>
-              <w:rPr>
-                <w:rFonts w:ascii="Calibri" w:hAnsi="Calibri" w:cs="Calibri"/>
-              </w:rPr>
-              <w:t xml:space="preserve">) }} </w:t>
-            </w:r>
-            <w:r>
-              <w:rPr>
-                <w:rFonts w:ascii="Calibri" w:hAnsi="Calibri" w:cs="Calibri"/>
-              </w:rPr>
-              <w:t>No</w:t>
-            </w:r>
-          </w:p>
-        </w:tc>
-      </w:tr>
-      <w:tr>
-        <w:trPr>
-          <w:gridBefore w:val="1"/>
-          <w:gridAfter w:val="1"/>
-          <w:wBefore w:w="28" w:type="dxa"/>
-          <w:wAfter w:w="29" w:type="dxa"/>
-          <w:trHeight w:val="395"/>
-        </w:trPr>
-        <w:tc>
-          <w:tcPr>
-            <w:tcW w:w="11098" w:type="dxa"/>
-            <w:gridSpan w:val="2"/>
-            <w:shd w:val="clear" w:color="auto" w:fill="E8E8E8" w:themeFill="background2"/>
-          </w:tcPr>
-          <w:p>
-            <w:pPr>
-              <w:jc w:val="center"/>
-              <w:rPr>
-                <w:rFonts w:ascii="Calibri" w:eastAsia="Calibri" w:hAnsi="Calibri" w:cs="Calibri"/>
-                <w:b/>
-                <w:bCs/>
-              </w:rPr>
-            </w:pPr>
-            <w:r>
-              <w:rPr>
-                <w:rFonts w:ascii="Calibri" w:eastAsia="Calibri" w:hAnsi="Calibri" w:cs="Calibri"/>
-                <w:b/>
-                <w:bCs/>
-              </w:rPr>
-              <w:t>Court Filings</w:t>
             </w:r>
           </w:p>
         </w:tc>
@@ -3093,8 +749,7 @@
         </w:trPr>
         <w:tc>
           <w:tcPr>
-            <w:tcW w:w="3373" w:type="dxa"/>
-            <w:gridSpan w:val="2"/>
+            <w:tcW w:w="3288" w:type="dxa"/>
           </w:tcPr>
           <w:p>
             <w:pPr>
@@ -3106,50 +761,37 @@
               <w:rPr>
                 <w:rFonts w:ascii="Calibri" w:eastAsia="Calibri" w:hAnsi="Calibri" w:cs="Calibri"/>
               </w:rPr>
-              <w:t>What is your current address</w:t>
+              <w:t>Full Legal Name</w:t>
             </w:r>
           </w:p>
         </w:tc>
         <w:tc>
           <w:tcPr>
             <w:tcW w:w="7782" w:type="dxa"/>
-            <w:gridSpan w:val="2"/>
           </w:tcPr>
           <w:p>
             <w:pPr>
               <w:rPr>
                 <w:rFonts w:ascii="Calibri" w:eastAsia="Calibri" w:hAnsi="Calibri" w:cs="Calibri"/>
-                <w:b/>
-                <w:bCs/>
-              </w:rPr>
-            </w:pPr>
-            <w:proofErr w:type="gramStart"/>
-            <w:r>
-              <w:rPr>
-                <w:rFonts w:ascii="Calibri" w:eastAsia="Calibri" w:hAnsi="Calibri" w:cs="Calibri"/>
-              </w:rPr>
-              <w:t>{{ users</w:t>
-            </w:r>
-            <w:proofErr w:type="gramEnd"/>
-            <w:r>
-              <w:rPr>
-                <w:rFonts w:ascii="Calibri" w:eastAsia="Calibri" w:hAnsi="Calibri" w:cs="Calibri"/>
-              </w:rPr>
-              <w:t>[0].</w:t>
-            </w:r>
-            <w:proofErr w:type="spellStart"/>
-            <w:r>
-              <w:rPr>
-                <w:rFonts w:ascii="Calibri" w:eastAsia="Calibri" w:hAnsi="Calibri" w:cs="Calibri"/>
-              </w:rPr>
-              <w:t>address_block</w:t>
-            </w:r>
-            <w:proofErr w:type="spellEnd"/>
-            <w:r>
-              <w:rPr>
-                <w:rFonts w:ascii="Calibri" w:eastAsia="Calibri" w:hAnsi="Calibri" w:cs="Calibri"/>
-              </w:rPr>
-              <w:t>() }}</w:t>
+              </w:rPr>
+            </w:pPr>
+            <w:r>
+              <w:rPr>
+                <w:rFonts w:ascii="Calibri" w:eastAsia="Calibri" w:hAnsi="Calibri" w:cs="Calibri"/>
+              </w:rPr>
+              <w:t>{{ users[</w:t>
+            </w:r>
+            <w:r>
+              <w:rPr>
+                <w:rFonts w:ascii="Calibri" w:eastAsia="Calibri" w:hAnsi="Calibri" w:cs="Calibri"/>
+              </w:rPr>
+              <w:t>0</w:t>
+            </w:r>
+            <w:r>
+              <w:rPr>
+                <w:rFonts w:ascii="Calibri" w:eastAsia="Calibri" w:hAnsi="Calibri" w:cs="Calibri"/>
+              </w:rPr>
+              <w:t>].name_full() }}</w:t>
             </w:r>
           </w:p>
         </w:tc>
@@ -3160,8 +802,7 @@
         </w:trPr>
         <w:tc>
           <w:tcPr>
-            <w:tcW w:w="3373" w:type="dxa"/>
-            <w:gridSpan w:val="2"/>
+            <w:tcW w:w="3288" w:type="dxa"/>
           </w:tcPr>
           <w:p>
             <w:pPr>
@@ -3173,155 +814,37 @@
               <w:rPr>
                 <w:rFonts w:ascii="Calibri" w:eastAsia="Calibri" w:hAnsi="Calibri" w:cs="Calibri"/>
               </w:rPr>
-              <w:t>Have you moved since you last updated your address with the court?</w:t>
+              <w:t>Date of Birth</w:t>
             </w:r>
           </w:p>
         </w:tc>
         <w:tc>
           <w:tcPr>
             <w:tcW w:w="7782" w:type="dxa"/>
-            <w:gridSpan w:val="2"/>
           </w:tcPr>
           <w:p>
             <w:pPr>
-              <w:pStyle w:val="NoSpacing"/>
-              <w:rPr>
-                <w:rFonts w:ascii="Calibri" w:hAnsi="Calibri" w:cs="Calibri"/>
-              </w:rPr>
-            </w:pPr>
-            <w:proofErr w:type="gramStart"/>
-            <w:r>
-              <w:rPr>
-                <w:rFonts w:ascii="Calibri" w:hAnsi="Calibri" w:cs="Calibri"/>
-              </w:rPr>
-              <w:t xml:space="preserve">{{ </w:t>
-            </w:r>
-            <w:proofErr w:type="spellStart"/>
-            <w:r>
-              <w:rPr>
-                <w:rFonts w:ascii="Calibri" w:hAnsi="Calibri" w:cs="Calibri"/>
-              </w:rPr>
-              <w:t>output</w:t>
-            </w:r>
-            <w:proofErr w:type="gramEnd"/>
-            <w:r>
-              <w:rPr>
-                <w:rFonts w:ascii="Calibri" w:hAnsi="Calibri" w:cs="Calibri"/>
-              </w:rPr>
-              <w:t>_checkbox</w:t>
-            </w:r>
-            <w:proofErr w:type="spellEnd"/>
-            <w:r>
-              <w:rPr>
-                <w:rFonts w:ascii="Calibri" w:hAnsi="Calibri" w:cs="Calibri"/>
-              </w:rPr>
-              <w:t>(</w:t>
-            </w:r>
-            <w:r>
-              <w:rPr>
-                <w:rFonts w:ascii="Calibri" w:hAnsi="Calibri" w:cs="Calibri"/>
-              </w:rPr>
-              <w:t>users[0]</w:t>
-            </w:r>
-            <w:r>
-              <w:rPr>
-                <w:rFonts w:ascii="Calibri" w:hAnsi="Calibri" w:cs="Calibri"/>
-              </w:rPr>
-              <w:t>.</w:t>
-            </w:r>
-            <w:proofErr w:type="spellStart"/>
-            <w:r>
-              <w:rPr>
-                <w:rFonts w:ascii="Calibri" w:hAnsi="Calibri" w:cs="Calibri"/>
-              </w:rPr>
-              <w:t>moved_since</w:t>
-            </w:r>
-            <w:proofErr w:type="spellEnd"/>
-            <w:r>
-              <w:rPr>
-                <w:rFonts w:ascii="Calibri" w:hAnsi="Calibri" w:cs="Calibri"/>
-              </w:rPr>
-              <w:t xml:space="preserve">) }} </w:t>
-            </w:r>
-            <w:r>
-              <w:rPr>
-                <w:rFonts w:ascii="Calibri" w:hAnsi="Calibri" w:cs="Calibri"/>
-              </w:rPr>
-              <w:t xml:space="preserve">Yes   </w:t>
-            </w:r>
-          </w:p>
-          <w:p>
-            <w:pPr>
-              <w:pStyle w:val="NoSpacing"/>
-              <w:rPr>
-                <w:rFonts w:ascii="Calibri" w:hAnsi="Calibri" w:cs="Calibri"/>
-              </w:rPr>
-            </w:pPr>
-            <w:proofErr w:type="gramStart"/>
-            <w:r>
-              <w:rPr>
-                <w:rFonts w:ascii="Calibri" w:hAnsi="Calibri" w:cs="Calibri"/>
-              </w:rPr>
-              <w:t xml:space="preserve">{{ </w:t>
-            </w:r>
-            <w:proofErr w:type="spellStart"/>
-            <w:r>
-              <w:rPr>
-                <w:rFonts w:ascii="Calibri" w:hAnsi="Calibri" w:cs="Calibri"/>
-              </w:rPr>
-              <w:t>output</w:t>
-            </w:r>
-            <w:proofErr w:type="gramEnd"/>
-            <w:r>
-              <w:rPr>
-                <w:rFonts w:ascii="Calibri" w:hAnsi="Calibri" w:cs="Calibri"/>
-              </w:rPr>
-              <w:t>_checkbox</w:t>
-            </w:r>
-            <w:proofErr w:type="spellEnd"/>
-            <w:r>
-              <w:rPr>
-                <w:rFonts w:ascii="Calibri" w:hAnsi="Calibri" w:cs="Calibri"/>
-              </w:rPr>
-              <w:t>(</w:t>
-            </w:r>
-            <w:r>
-              <w:rPr>
-                <w:rFonts w:ascii="Calibri" w:hAnsi="Calibri" w:cs="Calibri"/>
-              </w:rPr>
-              <w:t xml:space="preserve">not </w:t>
-            </w:r>
-            <w:r>
-              <w:rPr>
-                <w:rFonts w:ascii="Calibri" w:hAnsi="Calibri" w:cs="Calibri"/>
-              </w:rPr>
-              <w:t>users[0]</w:t>
-            </w:r>
-            <w:r>
-              <w:rPr>
-                <w:rFonts w:ascii="Calibri" w:hAnsi="Calibri" w:cs="Calibri"/>
-              </w:rPr>
-              <w:t>.</w:t>
-            </w:r>
-            <w:proofErr w:type="spellStart"/>
-            <w:r>
-              <w:rPr>
-                <w:rFonts w:ascii="Calibri" w:hAnsi="Calibri" w:cs="Calibri"/>
-              </w:rPr>
-              <w:t>moved_since</w:t>
-            </w:r>
-            <w:proofErr w:type="spellEnd"/>
-            <w:r>
-              <w:rPr>
-                <w:rFonts w:ascii="Calibri" w:hAnsi="Calibri" w:cs="Calibri"/>
-              </w:rPr>
-              <w:t xml:space="preserve">) }} </w:t>
-            </w:r>
-            <w:r>
-              <w:rPr>
-                <w:rFonts w:ascii="Calibri" w:hAnsi="Calibri" w:cs="Calibri"/>
-              </w:rPr>
-              <w:t>No</w:t>
+              <w:rPr>
+                <w:rFonts w:ascii="Calibri" w:eastAsia="Calibri" w:hAnsi="Calibri" w:cs="Calibri"/>
+              </w:rPr>
+            </w:pPr>
+            <w:r>
+              <w:rPr>
+                <w:rFonts w:ascii="Calibri" w:eastAsia="Calibri" w:hAnsi="Calibri" w:cs="Calibri"/>
+              </w:rPr>
+              <w:t>{{ users[</w:t>
+            </w:r>
+            <w:r>
+              <w:rPr>
+                <w:rFonts w:ascii="Calibri" w:eastAsia="Calibri" w:hAnsi="Calibri" w:cs="Calibri"/>
+              </w:rPr>
+              <w:t>0</w:t>
+            </w:r>
+            <w:r>
+              <w:rPr>
+                <w:rFonts w:ascii="Calibri" w:eastAsia="Calibri" w:hAnsi="Calibri" w:cs="Calibri"/>
+              </w:rPr>
+              <w:t>].birthdate.format('MM/dd/yyyy') }}</w:t>
             </w:r>
           </w:p>
         </w:tc>
@@ -3332,8 +855,7 @@
         </w:trPr>
         <w:tc>
           <w:tcPr>
-            <w:tcW w:w="3373" w:type="dxa"/>
-            <w:gridSpan w:val="2"/>
+            <w:tcW w:w="3288" w:type="dxa"/>
           </w:tcPr>
           <w:p>
             <w:pPr>
@@ -3345,203 +867,39 @@
               <w:rPr>
                 <w:rFonts w:ascii="Calibri" w:eastAsia="Calibri" w:hAnsi="Calibri" w:cs="Calibri"/>
               </w:rPr>
-              <w:t>Have you filed any immigration applications?</w:t>
+              <w:t>A#</w:t>
             </w:r>
           </w:p>
         </w:tc>
         <w:tc>
           <w:tcPr>
             <w:tcW w:w="7782" w:type="dxa"/>
-            <w:gridSpan w:val="2"/>
           </w:tcPr>
           <w:p>
             <w:pPr>
-              <w:pStyle w:val="NoSpacing"/>
-              <w:rPr>
-                <w:rFonts w:ascii="Calibri" w:hAnsi="Calibri" w:cs="Calibri"/>
-              </w:rPr>
-            </w:pPr>
-            <w:proofErr w:type="gramStart"/>
-            <w:r>
-              <w:rPr>
-                <w:rFonts w:ascii="Calibri" w:hAnsi="Calibri" w:cs="Calibri"/>
-              </w:rPr>
-              <w:t xml:space="preserve">{{ </w:t>
-            </w:r>
-            <w:proofErr w:type="spellStart"/>
-            <w:r>
-              <w:rPr>
-                <w:rFonts w:ascii="Calibri" w:hAnsi="Calibri" w:cs="Calibri"/>
-              </w:rPr>
-              <w:t>output</w:t>
-            </w:r>
-            <w:proofErr w:type="gramEnd"/>
-            <w:r>
-              <w:rPr>
-                <w:rFonts w:ascii="Calibri" w:hAnsi="Calibri" w:cs="Calibri"/>
-              </w:rPr>
-              <w:t>_checkbox</w:t>
-            </w:r>
-            <w:proofErr w:type="spellEnd"/>
-            <w:r>
-              <w:rPr>
-                <w:rFonts w:ascii="Calibri" w:hAnsi="Calibri" w:cs="Calibri"/>
-              </w:rPr>
-              <w:t>(</w:t>
-            </w:r>
-            <w:r>
-              <w:rPr>
-                <w:rFonts w:ascii="Calibri" w:hAnsi="Calibri" w:cs="Calibri"/>
-              </w:rPr>
-              <w:t>users[0]</w:t>
-            </w:r>
-            <w:r>
-              <w:rPr>
-                <w:rFonts w:ascii="Calibri" w:hAnsi="Calibri" w:cs="Calibri"/>
-              </w:rPr>
-              <w:t>.</w:t>
-            </w:r>
-            <w:proofErr w:type="spellStart"/>
-            <w:r>
-              <w:rPr>
-                <w:rFonts w:ascii="Calibri" w:hAnsi="Calibri" w:cs="Calibri"/>
-              </w:rPr>
-              <w:t>immigration_application</w:t>
-            </w:r>
-            <w:proofErr w:type="spellEnd"/>
-            <w:r>
-              <w:rPr>
-                <w:rFonts w:ascii="Calibri" w:hAnsi="Calibri" w:cs="Calibri"/>
-              </w:rPr>
-              <w:t xml:space="preserve">) }} </w:t>
-            </w:r>
-            <w:r>
-              <w:rPr>
-                <w:rFonts w:ascii="Calibri" w:hAnsi="Calibri" w:cs="Calibri"/>
-              </w:rPr>
-              <w:t xml:space="preserve">Yes – For what and when? </w:t>
-            </w:r>
-            <w:r>
-              <w:rPr>
-                <w:rFonts w:ascii="Calibri" w:hAnsi="Calibri" w:cs="Calibri"/>
-              </w:rPr>
-              <w:br/>
-            </w:r>
-            <w:proofErr w:type="gramStart"/>
-            <w:r>
-              <w:rPr>
-                <w:rFonts w:ascii="Calibri" w:hAnsi="Calibri" w:cs="Calibri"/>
-              </w:rPr>
-              <w:t>{{ users</w:t>
-            </w:r>
-            <w:proofErr w:type="gramEnd"/>
-            <w:r>
-              <w:rPr>
-                <w:rFonts w:ascii="Calibri" w:hAnsi="Calibri" w:cs="Calibri"/>
-              </w:rPr>
-              <w:t>[0].</w:t>
-            </w:r>
-            <w:proofErr w:type="spellStart"/>
-            <w:r>
-              <w:rPr>
-                <w:rFonts w:ascii="Calibri" w:hAnsi="Calibri" w:cs="Calibri"/>
-              </w:rPr>
-              <w:t>other_immigration_applications</w:t>
-            </w:r>
-            <w:proofErr w:type="spellEnd"/>
-            <w:r>
-              <w:rPr>
-                <w:rFonts w:ascii="Calibri" w:hAnsi="Calibri" w:cs="Calibri"/>
-              </w:rPr>
-              <w:t xml:space="preserve"> }}</w:t>
-            </w:r>
-          </w:p>
-          <w:p>
-            <w:pPr>
-              <w:pStyle w:val="NoSpacing"/>
-              <w:rPr>
-                <w:rFonts w:ascii="Calibri" w:hAnsi="Calibri" w:cs="Calibri"/>
-              </w:rPr>
-            </w:pPr>
-            <w:proofErr w:type="gramStart"/>
-            <w:r>
-              <w:rPr>
-                <w:rFonts w:ascii="Calibri" w:hAnsi="Calibri" w:cs="Calibri"/>
-              </w:rPr>
-              <w:t xml:space="preserve">{{ </w:t>
-            </w:r>
-            <w:proofErr w:type="spellStart"/>
-            <w:r>
-              <w:rPr>
-                <w:rFonts w:ascii="Calibri" w:hAnsi="Calibri" w:cs="Calibri"/>
-              </w:rPr>
-              <w:t>output</w:t>
-            </w:r>
-            <w:proofErr w:type="gramEnd"/>
-            <w:r>
-              <w:rPr>
-                <w:rFonts w:ascii="Calibri" w:hAnsi="Calibri" w:cs="Calibri"/>
-              </w:rPr>
-              <w:t>_checkbox</w:t>
-            </w:r>
-            <w:proofErr w:type="spellEnd"/>
-            <w:r>
-              <w:rPr>
-                <w:rFonts w:ascii="Calibri" w:hAnsi="Calibri" w:cs="Calibri"/>
-              </w:rPr>
-              <w:t>(</w:t>
-            </w:r>
-            <w:r>
-              <w:rPr>
-                <w:rFonts w:ascii="Calibri" w:hAnsi="Calibri" w:cs="Calibri"/>
-              </w:rPr>
-              <w:t xml:space="preserve">not </w:t>
-            </w:r>
-            <w:r>
-              <w:rPr>
-                <w:rFonts w:ascii="Calibri" w:hAnsi="Calibri" w:cs="Calibri"/>
-              </w:rPr>
-              <w:t>users[0]</w:t>
-            </w:r>
-            <w:r>
-              <w:rPr>
-                <w:rFonts w:ascii="Calibri" w:hAnsi="Calibri" w:cs="Calibri"/>
-              </w:rPr>
-              <w:t>.</w:t>
-            </w:r>
-            <w:r>
-              <w:rPr>
-                <w:rFonts w:ascii="Calibri" w:hAnsi="Calibri" w:cs="Calibri"/>
-              </w:rPr>
-              <w:t xml:space="preserve"> </w:t>
-            </w:r>
-            <w:proofErr w:type="spellStart"/>
-            <w:r>
-              <w:rPr>
-                <w:rFonts w:ascii="Calibri" w:hAnsi="Calibri" w:cs="Calibri"/>
-              </w:rPr>
-              <w:t>immigration_application</w:t>
-            </w:r>
-            <w:proofErr w:type="spellEnd"/>
-            <w:proofErr w:type="gramStart"/>
-            <w:r>
-              <w:rPr>
-                <w:rFonts w:ascii="Calibri" w:hAnsi="Calibri" w:cs="Calibri"/>
-              </w:rPr>
-              <w:t>) }</w:t>
-            </w:r>
-            <w:proofErr w:type="gramEnd"/>
-            <w:r>
-              <w:rPr>
-                <w:rFonts w:ascii="Calibri" w:hAnsi="Calibri" w:cs="Calibri"/>
-              </w:rPr>
-              <w:t xml:space="preserve">} </w:t>
-            </w:r>
-            <w:r>
-              <w:rPr>
-                <w:rFonts w:ascii="Calibri" w:hAnsi="Calibri" w:cs="Calibri"/>
-              </w:rPr>
-              <w:t>No</w:t>
+              <w:rPr>
+                <w:rFonts w:ascii="Calibri" w:eastAsia="Calibri" w:hAnsi="Calibri" w:cs="Calibri"/>
+                <w:b/>
+                <w:bCs/>
+              </w:rPr>
+            </w:pPr>
+            <w:r>
+              <w:rPr>
+                <w:rFonts w:ascii="Calibri" w:eastAsia="Arial" w:hAnsi="Calibri" w:cs="Calibri"/>
+              </w:rPr>
+              <w:t>{{ users[</w:t>
+            </w:r>
+            <w:r>
+              <w:rPr>
+                <w:rFonts w:ascii="Calibri" w:eastAsia="Arial" w:hAnsi="Calibri" w:cs="Calibri"/>
+              </w:rPr>
+              <w:t>0</w:t>
+            </w:r>
+            <w:r>
+              <w:rPr>
+                <w:rFonts w:ascii="Calibri" w:eastAsia="Arial" w:hAnsi="Calibri" w:cs="Calibri"/>
+              </w:rPr>
+              <w:t>].a_number }}</w:t>
             </w:r>
           </w:p>
         </w:tc>
@@ -3552,8 +910,7 @@
         </w:trPr>
         <w:tc>
           <w:tcPr>
-            <w:tcW w:w="3373" w:type="dxa"/>
-            <w:gridSpan w:val="2"/>
+            <w:tcW w:w="3288" w:type="dxa"/>
           </w:tcPr>
           <w:p>
             <w:pPr>
@@ -3565,49 +922,586 @@
               <w:rPr>
                 <w:rFonts w:ascii="Calibri" w:eastAsia="Calibri" w:hAnsi="Calibri" w:cs="Calibri"/>
               </w:rPr>
-              <w:t>Have you been screened for eligibility for immigration relief?</w:t>
+              <w:t>Phone Number</w:t>
             </w:r>
           </w:p>
         </w:tc>
         <w:tc>
           <w:tcPr>
             <w:tcW w:w="7782" w:type="dxa"/>
+          </w:tcPr>
+          <w:p>
+            <w:pPr>
+              <w:rPr>
+                <w:rFonts w:ascii="Calibri" w:eastAsia="Calibri" w:hAnsi="Calibri" w:cs="Calibri"/>
+              </w:rPr>
+            </w:pPr>
+            <w:r>
+              <w:rPr>
+                <w:rFonts w:ascii="Calibri" w:eastAsia="Calibri" w:hAnsi="Calibri" w:cs="Calibri"/>
+              </w:rPr>
+              <w:t xml:space="preserve">{{ </w:t>
+            </w:r>
+            <w:r>
+              <w:rPr>
+                <w:rFonts w:ascii="Calibri" w:eastAsia="Calibri" w:hAnsi="Calibri" w:cs="Calibri"/>
+              </w:rPr>
+              <w:t>phone_number_formatted(</w:t>
+            </w:r>
+            <w:r>
+              <w:rPr>
+                <w:rFonts w:ascii="Calibri" w:eastAsia="Calibri" w:hAnsi="Calibri" w:cs="Calibri"/>
+              </w:rPr>
+              <w:t>users[</w:t>
+            </w:r>
+            <w:r>
+              <w:rPr>
+                <w:rFonts w:ascii="Calibri" w:eastAsia="Calibri" w:hAnsi="Calibri" w:cs="Calibri"/>
+              </w:rPr>
+              <w:t>0</w:t>
+            </w:r>
+            <w:r>
+              <w:rPr>
+                <w:rFonts w:ascii="Calibri" w:eastAsia="Calibri" w:hAnsi="Calibri" w:cs="Calibri"/>
+              </w:rPr>
+              <w:t>].phone_number</w:t>
+            </w:r>
+            <w:r>
+              <w:rPr>
+                <w:rFonts w:ascii="Calibri" w:eastAsia="Calibri" w:hAnsi="Calibri" w:cs="Calibri"/>
+              </w:rPr>
+              <w:t>)</w:t>
+            </w:r>
+            <w:r>
+              <w:rPr>
+                <w:rFonts w:ascii="Calibri" w:eastAsia="Calibri" w:hAnsi="Calibri" w:cs="Calibri"/>
+              </w:rPr>
+              <w:t xml:space="preserve"> }}</w:t>
+            </w:r>
+            <w:r>
+              <w:rPr>
+                <w:rFonts w:ascii="Calibri" w:eastAsia="Calibri" w:hAnsi="Calibri" w:cs="Calibri"/>
+              </w:rPr>
+              <w:t xml:space="preserve"> </w:t>
+            </w:r>
+            <w:r>
+              <w:rPr>
+                <w:rFonts w:ascii="Calibri" w:eastAsia="Calibri" w:hAnsi="Calibri" w:cs="Calibri"/>
+              </w:rPr>
+              <w:t>{{ phone_number_formatted(users[0].</w:t>
+            </w:r>
+            <w:r>
+              <w:rPr>
+                <w:rFonts w:ascii="Calibri" w:eastAsia="Calibri" w:hAnsi="Calibri" w:cs="Calibri"/>
+              </w:rPr>
+              <w:t>mobile</w:t>
+            </w:r>
+            <w:r>
+              <w:rPr>
+                <w:rFonts w:ascii="Calibri" w:eastAsia="Calibri" w:hAnsi="Calibri" w:cs="Calibri"/>
+              </w:rPr>
+              <w:t>_number) }}</w:t>
+            </w:r>
+          </w:p>
+        </w:tc>
+      </w:tr>
+      <w:tr>
+        <w:trPr>
+          <w:trHeight w:val="432"/>
+        </w:trPr>
+        <w:tc>
+          <w:tcPr>
+            <w:tcW w:w="3288" w:type="dxa"/>
+          </w:tcPr>
+          <w:p>
+            <w:pPr>
+              <w:rPr>
+                <w:rFonts w:ascii="Calibri" w:eastAsia="Calibri" w:hAnsi="Calibri" w:cs="Calibri"/>
+              </w:rPr>
+            </w:pPr>
+            <w:r>
+              <w:rPr>
+                <w:rFonts w:ascii="Calibri" w:eastAsia="Calibri" w:hAnsi="Calibri" w:cs="Calibri"/>
+              </w:rPr>
+              <w:t>Email Address</w:t>
+            </w:r>
+          </w:p>
+        </w:tc>
+        <w:tc>
+          <w:tcPr>
+            <w:tcW w:w="7782" w:type="dxa"/>
+          </w:tcPr>
+          <w:p>
+            <w:pPr>
+              <w:rPr>
+                <w:rFonts w:ascii="Calibri" w:eastAsia="Calibri" w:hAnsi="Calibri" w:cs="Calibri"/>
+              </w:rPr>
+            </w:pPr>
+            <w:r>
+              <w:rPr>
+                <w:rFonts w:ascii="Calibri" w:eastAsia="Calibri" w:hAnsi="Calibri" w:cs="Calibri"/>
+              </w:rPr>
+              <w:t>{{ users[</w:t>
+            </w:r>
+            <w:r>
+              <w:rPr>
+                <w:rFonts w:ascii="Calibri" w:eastAsia="Calibri" w:hAnsi="Calibri" w:cs="Calibri"/>
+              </w:rPr>
+              <w:t>0</w:t>
+            </w:r>
+            <w:r>
+              <w:rPr>
+                <w:rFonts w:ascii="Calibri" w:eastAsia="Calibri" w:hAnsi="Calibri" w:cs="Calibri"/>
+              </w:rPr>
+              <w:t>].email }}</w:t>
+            </w:r>
+          </w:p>
+        </w:tc>
+      </w:tr>
+      <w:tr>
+        <w:trPr>
+          <w:trHeight w:val="432"/>
+        </w:trPr>
+        <w:tc>
+          <w:tcPr>
+            <w:tcW w:w="3288" w:type="dxa"/>
+          </w:tcPr>
+          <w:p>
+            <w:pPr>
+              <w:rPr>
+                <w:rFonts w:ascii="Calibri" w:eastAsia="Calibri" w:hAnsi="Calibri" w:cs="Calibri"/>
+              </w:rPr>
+            </w:pPr>
+            <w:r>
+              <w:rPr>
+                <w:rFonts w:ascii="Calibri" w:eastAsia="Calibri" w:hAnsi="Calibri" w:cs="Calibri"/>
+              </w:rPr>
+              <w:t>Country of Birth</w:t>
+            </w:r>
+          </w:p>
+        </w:tc>
+        <w:tc>
+          <w:tcPr>
+            <w:tcW w:w="7782" w:type="dxa"/>
+          </w:tcPr>
+          <w:p>
+            <w:pPr>
+              <w:rPr>
+                <w:rFonts w:ascii="Calibri" w:eastAsia="Calibri" w:hAnsi="Calibri" w:cs="Calibri"/>
+              </w:rPr>
+            </w:pPr>
+            <w:r>
+              <w:rPr>
+                <w:rFonts w:ascii="Calibri" w:eastAsia="Calibri" w:hAnsi="Calibri" w:cs="Calibri"/>
+              </w:rPr>
+              <w:t>{{ users[</w:t>
+            </w:r>
+            <w:r>
+              <w:rPr>
+                <w:rFonts w:ascii="Calibri" w:eastAsia="Calibri" w:hAnsi="Calibri" w:cs="Calibri"/>
+              </w:rPr>
+              <w:t>0</w:t>
+            </w:r>
+            <w:r>
+              <w:rPr>
+                <w:rFonts w:ascii="Calibri" w:eastAsia="Calibri" w:hAnsi="Calibri" w:cs="Calibri"/>
+              </w:rPr>
+              <w:t>].country_of_birth }}</w:t>
+            </w:r>
+          </w:p>
+        </w:tc>
+      </w:tr>
+      <w:tr>
+        <w:trPr>
+          <w:trHeight w:val="432"/>
+        </w:trPr>
+        <w:tc>
+          <w:tcPr>
+            <w:tcW w:w="3288" w:type="dxa"/>
+          </w:tcPr>
+          <w:p>
+            <w:pPr>
+              <w:rPr>
+                <w:rFonts w:ascii="Calibri" w:eastAsia="Calibri" w:hAnsi="Calibri" w:cs="Calibri"/>
+              </w:rPr>
+            </w:pPr>
+            <w:r>
+              <w:rPr>
+                <w:rFonts w:ascii="Calibri" w:eastAsia="Calibri" w:hAnsi="Calibri" w:cs="Calibri"/>
+              </w:rPr>
+              <w:t>Country/Countries of Citizenship</w:t>
+            </w:r>
+          </w:p>
+        </w:tc>
+        <w:tc>
+          <w:tcPr>
+            <w:tcW w:w="7782" w:type="dxa"/>
+          </w:tcPr>
+          <w:p>
+            <w:pPr>
+              <w:rPr>
+                <w:rFonts w:ascii="Calibri" w:eastAsia="Calibri" w:hAnsi="Calibri" w:cs="Calibri"/>
+              </w:rPr>
+            </w:pPr>
+            <w:r>
+              <w:rPr>
+                <w:rFonts w:ascii="Calibri" w:eastAsia="Calibri" w:hAnsi="Calibri" w:cs="Calibri"/>
+              </w:rPr>
+              <w:t>{{ comma_list(</w:t>
+            </w:r>
+            <w:r>
+              <w:rPr>
+                <w:rFonts w:ascii="Calibri" w:eastAsia="Calibri" w:hAnsi="Calibri" w:cs="Calibri"/>
+              </w:rPr>
+              <w:t>[</w:t>
+            </w:r>
+            <w:r>
+              <w:rPr>
+                <w:rFonts w:ascii="Calibri" w:eastAsia="Calibri" w:hAnsi="Calibri" w:cs="Calibri"/>
+              </w:rPr>
+              <w:t>users[</w:t>
+            </w:r>
+            <w:r>
+              <w:rPr>
+                <w:rFonts w:ascii="Calibri" w:eastAsia="Calibri" w:hAnsi="Calibri" w:cs="Calibri"/>
+              </w:rPr>
+              <w:t>0</w:t>
+            </w:r>
+            <w:r>
+              <w:rPr>
+                <w:rFonts w:ascii="Calibri" w:eastAsia="Calibri" w:hAnsi="Calibri" w:cs="Calibri"/>
+              </w:rPr>
+              <w:t>].</w:t>
+            </w:r>
+            <w:r>
+              <w:rPr>
+                <w:rFonts w:ascii="Calibri" w:eastAsia="Calibri" w:hAnsi="Calibri" w:cs="Calibri"/>
+              </w:rPr>
+              <w:t>country</w:t>
+            </w:r>
+            <w:r>
+              <w:rPr>
+                <w:rFonts w:ascii="Calibri" w:eastAsia="Calibri" w:hAnsi="Calibri" w:cs="Calibri"/>
+              </w:rPr>
+              <w:t>_of_citizenship</w:t>
+            </w:r>
+            <w:r>
+              <w:rPr>
+                <w:rFonts w:ascii="Calibri" w:eastAsia="Calibri" w:hAnsi="Calibri" w:cs="Calibri"/>
+              </w:rPr>
+              <w:t>, users[0].additional_citizenship]</w:t>
+            </w:r>
+          </w:p>
+          <w:p>
+            <w:pPr>
+              <w:rPr>
+                <w:rFonts w:ascii="Calibri" w:eastAsia="Calibri" w:hAnsi="Calibri" w:cs="Calibri"/>
+              </w:rPr>
+            </w:pPr>
+            <w:r>
+              <w:rPr>
+                <w:rFonts w:ascii="Calibri" w:eastAsia="Calibri" w:hAnsi="Calibri" w:cs="Calibri"/>
+              </w:rPr>
+              <w:t>) }}</w:t>
+            </w:r>
+          </w:p>
+        </w:tc>
+      </w:tr>
+      <w:tr>
+        <w:trPr>
+          <w:trHeight w:val="560"/>
+        </w:trPr>
+        <w:tc>
+          <w:tcPr>
+            <w:tcW w:w="3288" w:type="dxa"/>
+          </w:tcPr>
+          <w:p>
+            <w:pPr>
+              <w:rPr>
+                <w:rFonts w:ascii="Calibri" w:eastAsia="Calibri" w:hAnsi="Calibri" w:cs="Calibri"/>
+              </w:rPr>
+            </w:pPr>
+            <w:r>
+              <w:rPr>
+                <w:rFonts w:ascii="Calibri" w:eastAsia="Calibri" w:hAnsi="Calibri" w:cs="Calibri"/>
+              </w:rPr>
+              <w:t>Is this your first hearing?</w:t>
+            </w:r>
+          </w:p>
+        </w:tc>
+        <w:tc>
+          <w:tcPr>
+            <w:tcW w:w="7782" w:type="dxa"/>
+          </w:tcPr>
+          <w:p>
+            <w:pPr>
+              <w:pStyle w:val="NoSpacing"/>
+              <w:rPr>
+                <w:rFonts w:ascii="Calibri" w:eastAsia="Calibri" w:hAnsi="Calibri" w:cs="Calibri"/>
+              </w:rPr>
+            </w:pPr>
+            <w:r>
+              <w:rPr>
+                <w:rFonts w:ascii="Calibri" w:hAnsi="Calibri" w:cs="Calibri"/>
+              </w:rPr>
+              <w:t>{{ output_checkbox(users[</w:t>
+            </w:r>
+            <w:r>
+              <w:rPr>
+                <w:rFonts w:ascii="Calibri" w:hAnsi="Calibri" w:cs="Calibri"/>
+              </w:rPr>
+              <w:t>0</w:t>
+            </w:r>
+            <w:r>
+              <w:rPr>
+                <w:rFonts w:ascii="Calibri" w:hAnsi="Calibri" w:cs="Calibri"/>
+              </w:rPr>
+              <w:t>].</w:t>
+            </w:r>
+            <w:r>
+              <w:rPr>
+                <w:rFonts w:ascii="Calibri" w:hAnsi="Calibri" w:cs="Calibri"/>
+              </w:rPr>
+              <w:t>fotc_first_hearing</w:t>
+            </w:r>
+            <w:r>
+              <w:rPr>
+                <w:rFonts w:ascii="Calibri" w:hAnsi="Calibri" w:cs="Calibri"/>
+              </w:rPr>
+              <w:t xml:space="preserve">)  }} </w:t>
+            </w:r>
+            <w:r>
+              <w:rPr>
+                <w:rFonts w:ascii="Calibri" w:eastAsia="Calibri" w:hAnsi="Calibri" w:cs="Calibri"/>
+              </w:rPr>
+              <w:t xml:space="preserve">Yes   </w:t>
+            </w:r>
+          </w:p>
+          <w:p>
+            <w:pPr>
+              <w:pStyle w:val="NoSpacing"/>
+              <w:rPr>
+                <w:rFonts w:ascii="Calibri" w:hAnsi="Calibri" w:cs="Calibri"/>
+              </w:rPr>
+            </w:pPr>
+            <w:r>
+              <w:rPr>
+                <w:rFonts w:ascii="Calibri" w:hAnsi="Calibri" w:cs="Calibri"/>
+              </w:rPr>
+              <w:t>{{ output_checkbox(not users[</w:t>
+            </w:r>
+            <w:r>
+              <w:rPr>
+                <w:rFonts w:ascii="Calibri" w:hAnsi="Calibri" w:cs="Calibri"/>
+              </w:rPr>
+              <w:t>0</w:t>
+            </w:r>
+            <w:r>
+              <w:rPr>
+                <w:rFonts w:ascii="Calibri" w:hAnsi="Calibri" w:cs="Calibri"/>
+              </w:rPr>
+              <w:t>].</w:t>
+            </w:r>
+            <w:r>
+              <w:rPr>
+                <w:rFonts w:ascii="Calibri" w:hAnsi="Calibri" w:cs="Calibri"/>
+              </w:rPr>
+              <w:t>fotc_first_hearing</w:t>
+            </w:r>
+            <w:r>
+              <w:rPr>
+                <w:rFonts w:ascii="Calibri" w:hAnsi="Calibri" w:cs="Calibri"/>
+              </w:rPr>
+              <w:t xml:space="preserve">)  }} </w:t>
+            </w:r>
+            <w:r>
+              <w:rPr>
+                <w:rFonts w:ascii="Calibri" w:eastAsia="Calibri" w:hAnsi="Calibri" w:cs="Calibri"/>
+              </w:rPr>
+              <w:t xml:space="preserve">No – Prior Hearing date: </w:t>
+            </w:r>
+            <w:r>
+              <w:rPr>
+                <w:rFonts w:ascii="Calibri" w:hAnsi="Calibri" w:cs="Calibri"/>
+              </w:rPr>
+              <w:t xml:space="preserve">{{ </w:t>
+            </w:r>
+            <w:r>
+              <w:rPr>
+                <w:rFonts w:ascii="Calibri" w:hAnsi="Calibri" w:cs="Calibri"/>
+              </w:rPr>
+              <w:t>users[0]</w:t>
+            </w:r>
+            <w:r>
+              <w:rPr>
+                <w:rFonts w:ascii="Calibri" w:hAnsi="Calibri" w:cs="Calibri"/>
+              </w:rPr>
+              <w:t>.</w:t>
+            </w:r>
+            <w:r>
+              <w:rPr>
+                <w:rFonts w:ascii="Calibri" w:hAnsi="Calibri" w:cs="Calibri"/>
+              </w:rPr>
+              <w:t>fotc_prior_hearing_date</w:t>
+            </w:r>
+            <w:r>
+              <w:rPr>
+                <w:rFonts w:ascii="Calibri" w:hAnsi="Calibri" w:cs="Calibri"/>
+              </w:rPr>
+              <w:t>.format(“MM/dd/yyyy”) }}</w:t>
+            </w:r>
+          </w:p>
+        </w:tc>
+      </w:tr>
+      <w:tr>
+        <w:trPr>
+          <w:trHeight w:val="432"/>
+        </w:trPr>
+        <w:tc>
+          <w:tcPr>
+            <w:tcW w:w="3288" w:type="dxa"/>
+          </w:tcPr>
+          <w:p>
+            <w:pPr>
+              <w:rPr>
+                <w:rFonts w:ascii="Calibri" w:eastAsia="Calibri" w:hAnsi="Calibri" w:cs="Calibri"/>
+              </w:rPr>
+            </w:pPr>
+            <w:r>
+              <w:rPr>
+                <w:rFonts w:ascii="Calibri" w:eastAsia="Calibri" w:hAnsi="Calibri" w:cs="Calibri"/>
+              </w:rPr>
+              <w:t>What happened at your prior hearing? (if applicable)</w:t>
+            </w:r>
+          </w:p>
+        </w:tc>
+        <w:tc>
+          <w:tcPr>
+            <w:tcW w:w="7782" w:type="dxa"/>
+          </w:tcPr>
+          <w:p>
+            <w:pPr>
+              <w:pStyle w:val="NoSpacing"/>
+              <w:rPr>
+                <w:rFonts w:ascii="Calibri" w:hAnsi="Calibri" w:cs="Calibri"/>
+              </w:rPr>
+            </w:pPr>
+            <w:r>
+              <w:rPr>
+                <w:rFonts w:ascii="Calibri" w:hAnsi="Calibri" w:cs="Calibri"/>
+              </w:rPr>
+              <w:t>Details:</w:t>
+            </w:r>
+          </w:p>
+          <w:p>
+            <w:pPr>
+              <w:pStyle w:val="NoSpacing"/>
+              <w:rPr>
+                <w:rFonts w:ascii="Calibri" w:hAnsi="Calibri" w:cs="Calibri"/>
+              </w:rPr>
+            </w:pPr>
+            <w:r>
+              <w:rPr>
+                <w:rFonts w:ascii="Calibri" w:hAnsi="Calibri" w:cs="Calibri"/>
+              </w:rPr>
+              <w:t>{{ users[</w:t>
+            </w:r>
+            <w:r>
+              <w:rPr>
+                <w:rFonts w:ascii="Calibri" w:hAnsi="Calibri" w:cs="Calibri"/>
+              </w:rPr>
+              <w:t>0</w:t>
+            </w:r>
+            <w:r>
+              <w:rPr>
+                <w:rFonts w:ascii="Calibri" w:hAnsi="Calibri" w:cs="Calibri"/>
+              </w:rPr>
+              <w:t>].</w:t>
+            </w:r>
+            <w:r>
+              <w:rPr>
+                <w:rFonts w:ascii="Calibri" w:hAnsi="Calibri" w:cs="Calibri"/>
+              </w:rPr>
+              <w:t xml:space="preserve">fotc_prior_hearing_details </w:t>
+            </w:r>
+            <w:r>
+              <w:rPr>
+                <w:rFonts w:ascii="Calibri" w:hAnsi="Calibri" w:cs="Calibri"/>
+              </w:rPr>
+              <w:t>}}</w:t>
+            </w:r>
+          </w:p>
+        </w:tc>
+      </w:tr>
+      <w:tr>
+        <w:trPr>
+          <w:trHeight w:val="432"/>
+        </w:trPr>
+        <w:tc>
+          <w:tcPr>
+            <w:tcW w:w="11070" w:type="dxa"/>
             <w:gridSpan w:val="2"/>
+            <w:shd w:val="clear" w:color="auto" w:fill="E8E8E8" w:themeFill="background2"/>
           </w:tcPr>
           <w:p>
             <w:pPr>
+              <w:pStyle w:val="ListParagraph"/>
+              <w:jc w:val="center"/>
+              <w:rPr>
+                <w:rFonts w:ascii="Calibri" w:eastAsia="Calibri" w:hAnsi="Calibri" w:cs="Calibri"/>
+                <w:b/>
+                <w:bCs/>
+              </w:rPr>
+            </w:pPr>
+            <w:r>
+              <w:rPr>
+                <w:rFonts w:ascii="Calibri" w:eastAsia="Calibri" w:hAnsi="Calibri" w:cs="Calibri"/>
+                <w:b/>
+                <w:bCs/>
+              </w:rPr>
+              <w:t>Review the NTA</w:t>
+            </w:r>
+          </w:p>
+        </w:tc>
+      </w:tr>
+      <w:tr>
+        <w:trPr>
+          <w:trHeight w:val="432"/>
+        </w:trPr>
+        <w:tc>
+          <w:tcPr>
+            <w:tcW w:w="3288" w:type="dxa"/>
+          </w:tcPr>
+          <w:p>
+            <w:pPr>
+              <w:rPr>
+                <w:rFonts w:ascii="Calibri" w:eastAsia="Calibri" w:hAnsi="Calibri" w:cs="Calibri"/>
+              </w:rPr>
+            </w:pPr>
+            <w:r>
+              <w:rPr>
+                <w:rFonts w:ascii="Calibri" w:eastAsia="Calibri" w:hAnsi="Calibri" w:cs="Calibri"/>
+              </w:rPr>
+              <w:t>Do you have a Notice to Appear (NTA)?</w:t>
+            </w:r>
+          </w:p>
+        </w:tc>
+        <w:tc>
+          <w:tcPr>
+            <w:tcW w:w="7782" w:type="dxa"/>
+          </w:tcPr>
+          <w:p>
+            <w:pPr>
               <w:pStyle w:val="NoSpacing"/>
               <w:rPr>
                 <w:rFonts w:ascii="Calibri" w:hAnsi="Calibri" w:cs="Calibri"/>
               </w:rPr>
             </w:pPr>
-            <w:proofErr w:type="gramStart"/>
-            <w:r>
-              <w:rPr>
-                <w:rFonts w:ascii="Calibri" w:hAnsi="Calibri" w:cs="Calibri"/>
-              </w:rPr>
-              <w:t xml:space="preserve">{{ </w:t>
-            </w:r>
-            <w:proofErr w:type="spellStart"/>
-            <w:r>
-              <w:rPr>
-                <w:rFonts w:ascii="Calibri" w:hAnsi="Calibri" w:cs="Calibri"/>
-              </w:rPr>
-              <w:t>output</w:t>
-            </w:r>
-            <w:proofErr w:type="gramEnd"/>
-            <w:r>
-              <w:rPr>
-                <w:rFonts w:ascii="Calibri" w:hAnsi="Calibri" w:cs="Calibri"/>
-              </w:rPr>
-              <w:t>_checkbox</w:t>
-            </w:r>
-            <w:proofErr w:type="spellEnd"/>
-            <w:r>
-              <w:rPr>
-                <w:rFonts w:ascii="Calibri" w:hAnsi="Calibri" w:cs="Calibri"/>
-              </w:rPr>
-              <w:t>(</w:t>
+            <w:r>
+              <w:rPr>
+                <w:rFonts w:ascii="Calibri" w:hAnsi="Calibri" w:cs="Calibri"/>
+              </w:rPr>
+              <w:t>{{ output_checkbox(</w:t>
             </w:r>
             <w:r>
               <w:rPr>
@@ -3619,16 +1513,106 @@
               <w:rPr>
                 <w:rFonts w:ascii="Calibri" w:hAnsi="Calibri" w:cs="Calibri"/>
               </w:rPr>
+              <w:t xml:space="preserve">.notice_to_appear) }} </w:t>
+            </w:r>
+            <w:r>
+              <w:rPr>
+                <w:rFonts w:ascii="Calibri" w:hAnsi="Calibri" w:cs="Calibri"/>
+              </w:rPr>
+              <w:t xml:space="preserve">Yes   </w:t>
+            </w:r>
+          </w:p>
+          <w:p>
+            <w:pPr>
+              <w:pStyle w:val="NoSpacing"/>
+              <w:rPr>
+                <w:rFonts w:ascii="Calibri" w:hAnsi="Calibri" w:cs="Calibri"/>
+              </w:rPr>
+            </w:pPr>
+            <w:r>
+              <w:rPr>
+                <w:rFonts w:ascii="Calibri" w:hAnsi="Calibri" w:cs="Calibri"/>
+              </w:rPr>
+              <w:t xml:space="preserve">{{ output_checkbox(not </w:t>
+            </w:r>
+            <w:r>
+              <w:rPr>
+                <w:rFonts w:ascii="Calibri" w:hAnsi="Calibri" w:cs="Calibri"/>
+              </w:rPr>
+              <w:t>users[0]</w:t>
+            </w:r>
+            <w:r>
+              <w:rPr>
+                <w:rFonts w:ascii="Calibri" w:hAnsi="Calibri" w:cs="Calibri"/>
+              </w:rPr>
+              <w:t xml:space="preserve">.notice_to_appear) }} </w:t>
+            </w:r>
+            <w:r>
+              <w:rPr>
+                <w:rFonts w:ascii="Calibri" w:hAnsi="Calibri" w:cs="Calibri"/>
+              </w:rPr>
+              <w:t xml:space="preserve">No </w:t>
+            </w:r>
+          </w:p>
+        </w:tc>
+      </w:tr>
+      <w:tr>
+        <w:trPr>
+          <w:trHeight w:val="432"/>
+        </w:trPr>
+        <w:tc>
+          <w:tcPr>
+            <w:tcW w:w="3288" w:type="dxa"/>
+          </w:tcPr>
+          <w:p>
+            <w:pPr>
+              <w:rPr>
+                <w:rFonts w:ascii="Calibri" w:eastAsia="Calibri" w:hAnsi="Calibri" w:cs="Calibri"/>
+              </w:rPr>
+            </w:pPr>
+            <w:r>
+              <w:rPr>
+                <w:rFonts w:ascii="Calibri" w:eastAsia="Calibri" w:hAnsi="Calibri" w:cs="Calibri"/>
+              </w:rPr>
+              <w:t>Is your name correct on the NTA?</w:t>
+            </w:r>
+          </w:p>
+        </w:tc>
+        <w:tc>
+          <w:tcPr>
+            <w:tcW w:w="7782" w:type="dxa"/>
+          </w:tcPr>
+          <w:p>
+            <w:pPr>
+              <w:pStyle w:val="NoSpacing"/>
+              <w:rPr>
+                <w:rFonts w:ascii="Calibri" w:hAnsi="Calibri" w:cs="Calibri"/>
+              </w:rPr>
+            </w:pPr>
+            <w:r>
+              <w:rPr>
+                <w:rFonts w:ascii="Calibri" w:hAnsi="Calibri" w:cs="Calibri"/>
+              </w:rPr>
+              <w:t>{{ output_checkbox(</w:t>
+            </w:r>
+            <w:r>
+              <w:rPr>
+                <w:rFonts w:ascii="Calibri" w:hAnsi="Calibri" w:cs="Calibri"/>
+              </w:rPr>
+              <w:t>users[0]</w:t>
+            </w:r>
+            <w:r>
+              <w:rPr>
+                <w:rFonts w:ascii="Calibri" w:hAnsi="Calibri" w:cs="Calibri"/>
+              </w:rPr>
               <w:t>.</w:t>
             </w:r>
-            <w:proofErr w:type="spellStart"/>
-            <w:r>
-              <w:rPr>
-                <w:rFonts w:ascii="Calibri" w:hAnsi="Calibri" w:cs="Calibri"/>
-              </w:rPr>
-              <w:t>screened_for_relief</w:t>
-            </w:r>
-            <w:proofErr w:type="spellEnd"/>
+            <w:r>
+              <w:rPr>
+                <w:rFonts w:ascii="Calibri" w:hAnsi="Calibri" w:cs="Calibri"/>
+              </w:rPr>
+              <w:t>notice_name</w:t>
+            </w:r>
             <w:r>
               <w:rPr>
                 <w:rFonts w:ascii="Calibri" w:hAnsi="Calibri" w:cs="Calibri"/>
@@ -3639,7 +1623,7 @@
               <w:rPr>
                 <w:rFonts w:ascii="Calibri" w:hAnsi="Calibri" w:cs="Calibri"/>
               </w:rPr>
-              <w:t>Yes</w:t>
+              <w:t xml:space="preserve">Yes   </w:t>
             </w:r>
           </w:p>
           <w:p>
@@ -3649,39 +1633,11 @@
                 <w:rFonts w:ascii="Calibri" w:hAnsi="Calibri" w:cs="Calibri"/>
               </w:rPr>
             </w:pPr>
-            <w:proofErr w:type="gramStart"/>
-            <w:r>
-              <w:rPr>
-                <w:rFonts w:ascii="Calibri" w:hAnsi="Calibri" w:cs="Calibri"/>
-              </w:rPr>
-              <w:t xml:space="preserve">{{ </w:t>
-            </w:r>
-            <w:proofErr w:type="spellStart"/>
-            <w:r>
-              <w:rPr>
-                <w:rFonts w:ascii="Calibri" w:hAnsi="Calibri" w:cs="Calibri"/>
-              </w:rPr>
-              <w:t>output</w:t>
-            </w:r>
-            <w:proofErr w:type="gramEnd"/>
-            <w:r>
-              <w:rPr>
-                <w:rFonts w:ascii="Calibri" w:hAnsi="Calibri" w:cs="Calibri"/>
-              </w:rPr>
-              <w:t>_checkbox</w:t>
-            </w:r>
-            <w:proofErr w:type="spellEnd"/>
-            <w:r>
-              <w:rPr>
-                <w:rFonts w:ascii="Calibri" w:hAnsi="Calibri" w:cs="Calibri"/>
-              </w:rPr>
-              <w:t>(</w:t>
-            </w:r>
-            <w:r>
-              <w:rPr>
-                <w:rFonts w:ascii="Calibri" w:hAnsi="Calibri" w:cs="Calibri"/>
-              </w:rPr>
-              <w:t xml:space="preserve">not </w:t>
+            <w:r>
+              <w:rPr>
+                <w:rFonts w:ascii="Calibri" w:hAnsi="Calibri" w:cs="Calibri"/>
+              </w:rPr>
+              <w:t xml:space="preserve">{{ output_checkbox(not </w:t>
             </w:r>
             <w:r>
               <w:rPr>
@@ -3695,19 +1651,110 @@
               </w:rPr>
               <w:t>.</w:t>
             </w:r>
-            <w:proofErr w:type="spellStart"/>
-            <w:r>
-              <w:rPr>
-                <w:rFonts w:ascii="Calibri" w:hAnsi="Calibri" w:cs="Calibri"/>
-              </w:rPr>
-              <w:t>screened_for_relief</w:t>
-            </w:r>
-            <w:proofErr w:type="spellEnd"/>
+            <w:r>
+              <w:rPr>
+                <w:rFonts w:ascii="Calibri" w:hAnsi="Calibri" w:cs="Calibri"/>
+              </w:rPr>
+              <w:t>notice_name</w:t>
+            </w:r>
             <w:r>
               <w:rPr>
                 <w:rFonts w:ascii="Calibri" w:hAnsi="Calibri" w:cs="Calibri"/>
               </w:rPr>
               <w:t xml:space="preserve">) }} </w:t>
+            </w:r>
+            <w:r>
+              <w:rPr>
+                <w:rFonts w:ascii="Calibri" w:hAnsi="Calibri" w:cs="Calibri"/>
+              </w:rPr>
+              <w:t>No</w:t>
+            </w:r>
+          </w:p>
+        </w:tc>
+      </w:tr>
+      <w:tr>
+        <w:trPr>
+          <w:trHeight w:val="432"/>
+        </w:trPr>
+        <w:tc>
+          <w:tcPr>
+            <w:tcW w:w="3288" w:type="dxa"/>
+          </w:tcPr>
+          <w:p>
+            <w:pPr>
+              <w:rPr>
+                <w:rFonts w:ascii="Calibri" w:eastAsia="Calibri" w:hAnsi="Calibri" w:cs="Calibri"/>
+              </w:rPr>
+            </w:pPr>
+            <w:r>
+              <w:rPr>
+                <w:rFonts w:ascii="Calibri" w:eastAsia="Calibri" w:hAnsi="Calibri" w:cs="Calibri"/>
+              </w:rPr>
+              <w:lastRenderedPageBreak/>
+              <w:t>Is your date of birth correct on the NTA?</w:t>
+            </w:r>
+          </w:p>
+        </w:tc>
+        <w:tc>
+          <w:tcPr>
+            <w:tcW w:w="7782" w:type="dxa"/>
+          </w:tcPr>
+          <w:p>
+            <w:pPr>
+              <w:pStyle w:val="NoSpacing"/>
+              <w:rPr>
+                <w:rFonts w:ascii="Calibri" w:hAnsi="Calibri" w:cs="Calibri"/>
+              </w:rPr>
+            </w:pPr>
+            <w:r>
+              <w:rPr>
+                <w:rFonts w:ascii="Calibri" w:hAnsi="Calibri" w:cs="Calibri"/>
+              </w:rPr>
+              <w:t>{{ output_checkbox(</w:t>
+            </w:r>
+            <w:r>
+              <w:rPr>
+                <w:rFonts w:ascii="Calibri" w:hAnsi="Calibri" w:cs="Calibri"/>
+              </w:rPr>
+              <w:t>users[0]</w:t>
+            </w:r>
+            <w:r>
+              <w:rPr>
+                <w:rFonts w:ascii="Calibri" w:hAnsi="Calibri" w:cs="Calibri"/>
+              </w:rPr>
+              <w:t xml:space="preserve">.notice_dob) }} </w:t>
+            </w:r>
+            <w:r>
+              <w:rPr>
+                <w:rFonts w:ascii="Calibri" w:hAnsi="Calibri" w:cs="Calibri"/>
+              </w:rPr>
+              <w:t xml:space="preserve">Yes   </w:t>
+            </w:r>
+          </w:p>
+          <w:p>
+            <w:pPr>
+              <w:pStyle w:val="NoSpacing"/>
+              <w:rPr>
+                <w:rFonts w:ascii="Calibri" w:hAnsi="Calibri" w:cs="Calibri"/>
+              </w:rPr>
+            </w:pPr>
+            <w:r>
+              <w:rPr>
+                <w:rFonts w:ascii="Calibri" w:hAnsi="Calibri" w:cs="Calibri"/>
+              </w:rPr>
+              <w:t xml:space="preserve">{{ output_checkbox(not </w:t>
+            </w:r>
+            <w:r>
+              <w:rPr>
+                <w:rFonts w:ascii="Calibri" w:hAnsi="Calibri" w:cs="Calibri"/>
+              </w:rPr>
+              <w:t>users[0]</w:t>
+            </w:r>
+            <w:r>
+              <w:rPr>
+                <w:rFonts w:ascii="Calibri" w:hAnsi="Calibri" w:cs="Calibri"/>
+              </w:rPr>
+              <w:t xml:space="preserve">.notice_dob) }} </w:t>
             </w:r>
             <w:r>
               <w:rPr>
@@ -3724,8 +1771,7 @@
         </w:trPr>
         <w:tc>
           <w:tcPr>
-            <w:tcW w:w="3373" w:type="dxa"/>
-            <w:gridSpan w:val="2"/>
+            <w:tcW w:w="3288" w:type="dxa"/>
           </w:tcPr>
           <w:p>
             <w:pPr>
@@ -3737,49 +1783,387 @@
               <w:rPr>
                 <w:rFonts w:ascii="Calibri" w:eastAsia="Calibri" w:hAnsi="Calibri" w:cs="Calibri"/>
               </w:rPr>
-              <w:t>Are you in the process of applying for an immigration application?</w:t>
+              <w:t>Are all of the allegations in the NTA true?</w:t>
             </w:r>
           </w:p>
         </w:tc>
         <w:tc>
           <w:tcPr>
             <w:tcW w:w="7782" w:type="dxa"/>
+          </w:tcPr>
+          <w:p>
+            <w:pPr>
+              <w:pStyle w:val="NoSpacing"/>
+              <w:rPr>
+                <w:rFonts w:ascii="Calibri" w:hAnsi="Calibri" w:cs="Calibri"/>
+              </w:rPr>
+            </w:pPr>
+            <w:r>
+              <w:rPr>
+                <w:rFonts w:ascii="Calibri" w:hAnsi="Calibri" w:cs="Calibri"/>
+              </w:rPr>
+              <w:t>{{ output_checkbox(</w:t>
+            </w:r>
+            <w:r>
+              <w:rPr>
+                <w:rFonts w:ascii="Calibri" w:hAnsi="Calibri" w:cs="Calibri"/>
+              </w:rPr>
+              <w:t>users[0]</w:t>
+            </w:r>
+            <w:r>
+              <w:rPr>
+                <w:rFonts w:ascii="Calibri" w:hAnsi="Calibri" w:cs="Calibri"/>
+              </w:rPr>
+              <w:t>.notice_</w:t>
+            </w:r>
+            <w:r>
+              <w:rPr>
+                <w:rFonts w:ascii="Calibri" w:hAnsi="Calibri" w:cs="Calibri"/>
+              </w:rPr>
+              <w:t>allegations</w:t>
+            </w:r>
+            <w:r>
+              <w:rPr>
+                <w:rFonts w:ascii="Calibri" w:hAnsi="Calibri" w:cs="Calibri"/>
+              </w:rPr>
+              <w:t xml:space="preserve">) }} </w:t>
+            </w:r>
+            <w:r>
+              <w:rPr>
+                <w:rFonts w:ascii="Calibri" w:hAnsi="Calibri" w:cs="Calibri"/>
+              </w:rPr>
+              <w:t xml:space="preserve">Yes </w:t>
+            </w:r>
+          </w:p>
+          <w:p>
+            <w:pPr>
+              <w:pStyle w:val="NoSpacing"/>
+              <w:rPr>
+                <w:rFonts w:ascii="Calibri" w:hAnsi="Calibri" w:cs="Calibri"/>
+              </w:rPr>
+            </w:pPr>
+            <w:r>
+              <w:rPr>
+                <w:rFonts w:ascii="Calibri" w:hAnsi="Calibri" w:cs="Calibri"/>
+              </w:rPr>
+              <w:t>{{ output_checkbox(</w:t>
+            </w:r>
+            <w:r>
+              <w:rPr>
+                <w:rFonts w:ascii="Calibri" w:hAnsi="Calibri" w:cs="Calibri"/>
+              </w:rPr>
+              <w:t xml:space="preserve">not </w:t>
+            </w:r>
+            <w:r>
+              <w:rPr>
+                <w:rFonts w:ascii="Calibri" w:hAnsi="Calibri" w:cs="Calibri"/>
+              </w:rPr>
+              <w:t>users[0]</w:t>
+            </w:r>
+            <w:r>
+              <w:rPr>
+                <w:rFonts w:ascii="Calibri" w:hAnsi="Calibri" w:cs="Calibri"/>
+              </w:rPr>
+              <w:t>.notice_</w:t>
+            </w:r>
+            <w:r>
+              <w:rPr>
+                <w:rFonts w:ascii="Calibri" w:hAnsi="Calibri" w:cs="Calibri"/>
+              </w:rPr>
+              <w:t>allegations</w:t>
+            </w:r>
+            <w:r>
+              <w:rPr>
+                <w:rFonts w:ascii="Calibri" w:hAnsi="Calibri" w:cs="Calibri"/>
+              </w:rPr>
+              <w:t xml:space="preserve">) }} </w:t>
+            </w:r>
+            <w:r>
+              <w:rPr>
+                <w:rFonts w:ascii="Calibri" w:hAnsi="Calibri" w:cs="Calibri"/>
+              </w:rPr>
+              <w:t>No</w:t>
+            </w:r>
+            <w:r>
+              <w:rPr>
+                <w:rFonts w:ascii="Calibri" w:hAnsi="Calibri" w:cs="Calibri"/>
+              </w:rPr>
+              <w:t xml:space="preserve"> (details) </w:t>
+            </w:r>
+          </w:p>
+          <w:p>
+            <w:pPr>
+              <w:pStyle w:val="NoSpacing"/>
+              <w:rPr>
+                <w:rFonts w:ascii="Calibri" w:hAnsi="Calibri" w:cs="Calibri"/>
+              </w:rPr>
+            </w:pPr>
+            <w:r>
+              <w:rPr>
+                <w:rFonts w:ascii="Calibri" w:hAnsi="Calibri" w:cs="Calibri"/>
+              </w:rPr>
+              <w:t xml:space="preserve">{% if not </w:t>
+            </w:r>
+            <w:r>
+              <w:rPr>
+                <w:rFonts w:ascii="Calibri" w:hAnsi="Calibri" w:cs="Calibri"/>
+              </w:rPr>
+              <w:t>users[0]</w:t>
+            </w:r>
+            <w:r>
+              <w:rPr>
+                <w:rFonts w:ascii="Calibri" w:hAnsi="Calibri" w:cs="Calibri"/>
+              </w:rPr>
+              <w:t xml:space="preserve">.notice_allegations %}{{ </w:t>
+            </w:r>
+            <w:r>
+              <w:rPr>
+                <w:rFonts w:ascii="Calibri" w:hAnsi="Calibri" w:cs="Calibri"/>
+              </w:rPr>
+              <w:t>users[0]</w:t>
+            </w:r>
+            <w:r>
+              <w:rPr>
+                <w:rFonts w:ascii="Calibri" w:hAnsi="Calibri" w:cs="Calibri"/>
+              </w:rPr>
+              <w:t>.notice_allegations_details }}{% endif %}</w:t>
+            </w:r>
+          </w:p>
+        </w:tc>
+      </w:tr>
+      <w:tr>
+        <w:trPr>
+          <w:trHeight w:val="495"/>
+        </w:trPr>
+        <w:tc>
+          <w:tcPr>
+            <w:tcW w:w="3288" w:type="dxa"/>
+          </w:tcPr>
+          <w:p>
+            <w:pPr>
+              <w:rPr>
+                <w:rFonts w:ascii="Calibri" w:eastAsia="Calibri" w:hAnsi="Calibri" w:cs="Calibri"/>
+              </w:rPr>
+            </w:pPr>
+            <w:r>
+              <w:rPr>
+                <w:rFonts w:ascii="Calibri" w:eastAsia="Calibri" w:hAnsi="Calibri" w:cs="Calibri"/>
+              </w:rPr>
+              <w:t>Does the NTA have a date/time of your first hearing?</w:t>
+            </w:r>
+          </w:p>
+        </w:tc>
+        <w:tc>
+          <w:tcPr>
+            <w:tcW w:w="7782" w:type="dxa"/>
+          </w:tcPr>
+          <w:p>
+            <w:pPr>
+              <w:pStyle w:val="NoSpacing"/>
+              <w:rPr>
+                <w:rFonts w:ascii="Calibri" w:hAnsi="Calibri" w:cs="Calibri"/>
+              </w:rPr>
+            </w:pPr>
+            <w:r>
+              <w:rPr>
+                <w:rFonts w:ascii="Calibri" w:hAnsi="Calibri" w:cs="Calibri"/>
+              </w:rPr>
+              <w:t>{{ output_checkbox(</w:t>
+            </w:r>
+            <w:r>
+              <w:rPr>
+                <w:rFonts w:ascii="Calibri" w:hAnsi="Calibri" w:cs="Calibri"/>
+              </w:rPr>
+              <w:t>users[0]</w:t>
+            </w:r>
+            <w:r>
+              <w:rPr>
+                <w:rFonts w:ascii="Calibri" w:hAnsi="Calibri" w:cs="Calibri"/>
+              </w:rPr>
+              <w:t>.notice_</w:t>
+            </w:r>
+            <w:r>
+              <w:rPr>
+                <w:rFonts w:ascii="Calibri" w:hAnsi="Calibri" w:cs="Calibri"/>
+              </w:rPr>
+              <w:t>hearing</w:t>
+            </w:r>
+            <w:r>
+              <w:rPr>
+                <w:rFonts w:ascii="Calibri" w:hAnsi="Calibri" w:cs="Calibri"/>
+              </w:rPr>
+              <w:t xml:space="preserve">) }} </w:t>
+            </w:r>
+            <w:r>
+              <w:rPr>
+                <w:rFonts w:ascii="Calibri" w:hAnsi="Calibri" w:cs="Calibri"/>
+              </w:rPr>
+              <w:t>Yes</w:t>
+            </w:r>
+          </w:p>
+          <w:p>
+            <w:pPr>
+              <w:pStyle w:val="NoSpacing"/>
+              <w:rPr>
+                <w:rFonts w:ascii="Calibri" w:hAnsi="Calibri" w:cs="Calibri"/>
+              </w:rPr>
+            </w:pPr>
+            <w:r>
+              <w:rPr>
+                <w:rFonts w:ascii="Calibri" w:hAnsi="Calibri" w:cs="Calibri"/>
+              </w:rPr>
+              <w:t>{{ output_checkbox(</w:t>
+            </w:r>
+            <w:r>
+              <w:rPr>
+                <w:rFonts w:ascii="Calibri" w:hAnsi="Calibri" w:cs="Calibri"/>
+              </w:rPr>
+              <w:t xml:space="preserve">not </w:t>
+            </w:r>
+            <w:r>
+              <w:rPr>
+                <w:rFonts w:ascii="Calibri" w:hAnsi="Calibri" w:cs="Calibri"/>
+              </w:rPr>
+              <w:t>users[0]</w:t>
+            </w:r>
+            <w:r>
+              <w:rPr>
+                <w:rFonts w:ascii="Calibri" w:hAnsi="Calibri" w:cs="Calibri"/>
+              </w:rPr>
+              <w:t>.notice_</w:t>
+            </w:r>
+            <w:r>
+              <w:rPr>
+                <w:rFonts w:ascii="Calibri" w:hAnsi="Calibri" w:cs="Calibri"/>
+              </w:rPr>
+              <w:t>hearing</w:t>
+            </w:r>
+            <w:r>
+              <w:rPr>
+                <w:rFonts w:ascii="Calibri" w:hAnsi="Calibri" w:cs="Calibri"/>
+              </w:rPr>
+              <w:t xml:space="preserve">) }} </w:t>
+            </w:r>
+            <w:r>
+              <w:rPr>
+                <w:rFonts w:ascii="Calibri" w:hAnsi="Calibri" w:cs="Calibri"/>
+              </w:rPr>
+              <w:t>No</w:t>
+            </w:r>
+          </w:p>
+        </w:tc>
+      </w:tr>
+      <w:tr>
+        <w:trPr>
+          <w:trHeight w:val="395"/>
+        </w:trPr>
+        <w:tc>
+          <w:tcPr>
+            <w:tcW w:w="11070" w:type="dxa"/>
             <w:gridSpan w:val="2"/>
+            <w:shd w:val="clear" w:color="auto" w:fill="E8E8E8" w:themeFill="background2"/>
           </w:tcPr>
           <w:p>
             <w:pPr>
+              <w:jc w:val="center"/>
+              <w:rPr>
+                <w:rFonts w:ascii="Calibri" w:eastAsia="Calibri" w:hAnsi="Calibri" w:cs="Calibri"/>
+                <w:b/>
+                <w:bCs/>
+              </w:rPr>
+            </w:pPr>
+            <w:r>
+              <w:rPr>
+                <w:rFonts w:ascii="Calibri" w:eastAsia="Calibri" w:hAnsi="Calibri" w:cs="Calibri"/>
+                <w:b/>
+                <w:bCs/>
+              </w:rPr>
+              <w:t>Court Filings</w:t>
+            </w:r>
+          </w:p>
+        </w:tc>
+      </w:tr>
+      <w:tr>
+        <w:trPr>
+          <w:trHeight w:val="432"/>
+        </w:trPr>
+        <w:tc>
+          <w:tcPr>
+            <w:tcW w:w="3288" w:type="dxa"/>
+          </w:tcPr>
+          <w:p>
+            <w:pPr>
+              <w:rPr>
+                <w:rFonts w:ascii="Calibri" w:eastAsia="Calibri" w:hAnsi="Calibri" w:cs="Calibri"/>
+              </w:rPr>
+            </w:pPr>
+            <w:r>
+              <w:rPr>
+                <w:rFonts w:ascii="Calibri" w:eastAsia="Calibri" w:hAnsi="Calibri" w:cs="Calibri"/>
+              </w:rPr>
+              <w:t>What is your current address</w:t>
+            </w:r>
+          </w:p>
+        </w:tc>
+        <w:tc>
+          <w:tcPr>
+            <w:tcW w:w="7782" w:type="dxa"/>
+          </w:tcPr>
+          <w:p>
+            <w:pPr>
+              <w:rPr>
+                <w:rFonts w:ascii="Calibri" w:eastAsia="Calibri" w:hAnsi="Calibri" w:cs="Calibri"/>
+                <w:b/>
+                <w:bCs/>
+              </w:rPr>
+            </w:pPr>
+            <w:r>
+              <w:rPr>
+                <w:rFonts w:ascii="Calibri" w:eastAsia="Calibri" w:hAnsi="Calibri" w:cs="Calibri"/>
+              </w:rPr>
+              <w:t>{{ users[0].address_block() }}</w:t>
+            </w:r>
+          </w:p>
+        </w:tc>
+      </w:tr>
+      <w:tr>
+        <w:trPr>
+          <w:trHeight w:val="432"/>
+        </w:trPr>
+        <w:tc>
+          <w:tcPr>
+            <w:tcW w:w="3288" w:type="dxa"/>
+          </w:tcPr>
+          <w:p>
+            <w:pPr>
+              <w:rPr>
+                <w:rFonts w:ascii="Calibri" w:eastAsia="Calibri" w:hAnsi="Calibri" w:cs="Calibri"/>
+              </w:rPr>
+            </w:pPr>
+            <w:r>
+              <w:rPr>
+                <w:rFonts w:ascii="Calibri" w:eastAsia="Calibri" w:hAnsi="Calibri" w:cs="Calibri"/>
+              </w:rPr>
+              <w:t>Have you moved since you last updated your address with the court?</w:t>
+            </w:r>
+          </w:p>
+        </w:tc>
+        <w:tc>
+          <w:tcPr>
+            <w:tcW w:w="7782" w:type="dxa"/>
+          </w:tcPr>
+          <w:p>
+            <w:pPr>
               <w:pStyle w:val="NoSpacing"/>
               <w:rPr>
                 <w:rFonts w:ascii="Calibri" w:hAnsi="Calibri" w:cs="Calibri"/>
               </w:rPr>
             </w:pPr>
-            <w:proofErr w:type="gramStart"/>
-            <w:r>
-              <w:rPr>
-                <w:rFonts w:ascii="Calibri" w:hAnsi="Calibri" w:cs="Calibri"/>
-              </w:rPr>
-              <w:t xml:space="preserve">{{ </w:t>
-            </w:r>
-            <w:proofErr w:type="spellStart"/>
-            <w:r>
-              <w:rPr>
-                <w:rFonts w:ascii="Calibri" w:hAnsi="Calibri" w:cs="Calibri"/>
-              </w:rPr>
-              <w:t>output</w:t>
-            </w:r>
-            <w:proofErr w:type="gramEnd"/>
-            <w:r>
-              <w:rPr>
-                <w:rFonts w:ascii="Calibri" w:hAnsi="Calibri" w:cs="Calibri"/>
-              </w:rPr>
-              <w:t>_checkbox</w:t>
-            </w:r>
-            <w:proofErr w:type="spellEnd"/>
-            <w:r>
-              <w:rPr>
-                <w:rFonts w:ascii="Calibri" w:hAnsi="Calibri" w:cs="Calibri"/>
-              </w:rPr>
-              <w:t>(</w:t>
+            <w:r>
+              <w:rPr>
+                <w:rFonts w:ascii="Calibri" w:hAnsi="Calibri" w:cs="Calibri"/>
+              </w:rPr>
+              <w:t>{{ output_checkbox(</w:t>
             </w:r>
             <w:r>
               <w:rPr>
@@ -3793,14 +2177,385 @@
               </w:rPr>
               <w:t>.</w:t>
             </w:r>
-            <w:proofErr w:type="spellStart"/>
+            <w:r>
+              <w:rPr>
+                <w:rFonts w:ascii="Calibri" w:hAnsi="Calibri" w:cs="Calibri"/>
+              </w:rPr>
+              <w:t>moved_since</w:t>
+            </w:r>
+            <w:r>
+              <w:rPr>
+                <w:rFonts w:ascii="Calibri" w:hAnsi="Calibri" w:cs="Calibri"/>
+              </w:rPr>
+              <w:t xml:space="preserve">) }} </w:t>
+            </w:r>
+            <w:r>
+              <w:rPr>
+                <w:rFonts w:ascii="Calibri" w:hAnsi="Calibri" w:cs="Calibri"/>
+              </w:rPr>
+              <w:t xml:space="preserve">Yes   </w:t>
+            </w:r>
+          </w:p>
+          <w:p>
+            <w:pPr>
+              <w:pStyle w:val="NoSpacing"/>
+              <w:rPr>
+                <w:rFonts w:ascii="Calibri" w:hAnsi="Calibri" w:cs="Calibri"/>
+              </w:rPr>
+            </w:pPr>
+            <w:r>
+              <w:rPr>
+                <w:rFonts w:ascii="Calibri" w:hAnsi="Calibri" w:cs="Calibri"/>
+              </w:rPr>
+              <w:t>{{ output_checkbox(</w:t>
+            </w:r>
+            <w:r>
+              <w:rPr>
+                <w:rFonts w:ascii="Calibri" w:hAnsi="Calibri" w:cs="Calibri"/>
+              </w:rPr>
+              <w:t xml:space="preserve">not </w:t>
+            </w:r>
+            <w:r>
+              <w:rPr>
+                <w:rFonts w:ascii="Calibri" w:hAnsi="Calibri" w:cs="Calibri"/>
+              </w:rPr>
+              <w:t>users[0]</w:t>
+            </w:r>
+            <w:r>
+              <w:rPr>
+                <w:rFonts w:ascii="Calibri" w:hAnsi="Calibri" w:cs="Calibri"/>
+              </w:rPr>
+              <w:t>.</w:t>
+            </w:r>
+            <w:r>
+              <w:rPr>
+                <w:rFonts w:ascii="Calibri" w:hAnsi="Calibri" w:cs="Calibri"/>
+              </w:rPr>
+              <w:t>moved_since</w:t>
+            </w:r>
+            <w:r>
+              <w:rPr>
+                <w:rFonts w:ascii="Calibri" w:hAnsi="Calibri" w:cs="Calibri"/>
+              </w:rPr>
+              <w:t xml:space="preserve">) }} </w:t>
+            </w:r>
+            <w:r>
+              <w:rPr>
+                <w:rFonts w:ascii="Calibri" w:hAnsi="Calibri" w:cs="Calibri"/>
+              </w:rPr>
+              <w:t>No</w:t>
+            </w:r>
+          </w:p>
+        </w:tc>
+      </w:tr>
+      <w:tr>
+        <w:trPr>
+          <w:trHeight w:val="432"/>
+        </w:trPr>
+        <w:tc>
+          <w:tcPr>
+            <w:tcW w:w="3288" w:type="dxa"/>
+          </w:tcPr>
+          <w:p>
+            <w:pPr>
+              <w:rPr>
+                <w:rFonts w:ascii="Calibri" w:eastAsia="Calibri" w:hAnsi="Calibri" w:cs="Calibri"/>
+              </w:rPr>
+            </w:pPr>
+            <w:r>
+              <w:rPr>
+                <w:rFonts w:ascii="Calibri" w:eastAsia="Calibri" w:hAnsi="Calibri" w:cs="Calibri"/>
+              </w:rPr>
+              <w:t>Have you filed any immigration applications?</w:t>
+            </w:r>
+          </w:p>
+        </w:tc>
+        <w:tc>
+          <w:tcPr>
+            <w:tcW w:w="7782" w:type="dxa"/>
+          </w:tcPr>
+          <w:p>
+            <w:pPr>
+              <w:pStyle w:val="NoSpacing"/>
+              <w:rPr>
+                <w:rFonts w:ascii="Calibri" w:hAnsi="Calibri" w:cs="Calibri"/>
+              </w:rPr>
+            </w:pPr>
+            <w:r>
+              <w:rPr>
+                <w:rFonts w:ascii="Calibri" w:hAnsi="Calibri" w:cs="Calibri"/>
+              </w:rPr>
+              <w:t>{{ output_checkbox(</w:t>
+            </w:r>
+            <w:r>
+              <w:rPr>
+                <w:rFonts w:ascii="Calibri" w:hAnsi="Calibri" w:cs="Calibri"/>
+              </w:rPr>
+              <w:t>users[0]</w:t>
+            </w:r>
+            <w:r>
+              <w:rPr>
+                <w:rFonts w:ascii="Calibri" w:hAnsi="Calibri" w:cs="Calibri"/>
+              </w:rPr>
+              <w:t>.</w:t>
+            </w:r>
+            <w:r>
+              <w:rPr>
+                <w:rFonts w:ascii="Calibri" w:hAnsi="Calibri" w:cs="Calibri"/>
+              </w:rPr>
+              <w:t>immigration_application</w:t>
+            </w:r>
+            <w:r>
+              <w:rPr>
+                <w:rFonts w:ascii="Calibri" w:hAnsi="Calibri" w:cs="Calibri"/>
+              </w:rPr>
+              <w:t xml:space="preserve">) }} </w:t>
+            </w:r>
+            <w:r>
+              <w:rPr>
+                <w:rFonts w:ascii="Calibri" w:hAnsi="Calibri" w:cs="Calibri"/>
+              </w:rPr>
+              <w:t xml:space="preserve">Yes – For what and when? </w:t>
+            </w:r>
+            <w:r>
+              <w:rPr>
+                <w:rFonts w:ascii="Calibri" w:hAnsi="Calibri" w:cs="Calibri"/>
+              </w:rPr>
+              <w:br/>
+              <w:t>{{ users[0].other_immigration_applications }}</w:t>
+            </w:r>
+          </w:p>
+          <w:p>
+            <w:pPr>
+              <w:pStyle w:val="NoSpacing"/>
+              <w:rPr>
+                <w:rFonts w:ascii="Calibri" w:hAnsi="Calibri" w:cs="Calibri"/>
+              </w:rPr>
+            </w:pPr>
+            <w:r>
+              <w:rPr>
+                <w:rFonts w:ascii="Calibri" w:hAnsi="Calibri" w:cs="Calibri"/>
+              </w:rPr>
+              <w:t>{{ output_checkbox(</w:t>
+            </w:r>
+            <w:r>
+              <w:rPr>
+                <w:rFonts w:ascii="Calibri" w:hAnsi="Calibri" w:cs="Calibri"/>
+              </w:rPr>
+              <w:t xml:space="preserve">not </w:t>
+            </w:r>
+            <w:r>
+              <w:rPr>
+                <w:rFonts w:ascii="Calibri" w:hAnsi="Calibri" w:cs="Calibri"/>
+              </w:rPr>
+              <w:t>users[0]</w:t>
+            </w:r>
+            <w:r>
+              <w:rPr>
+                <w:rFonts w:ascii="Calibri" w:hAnsi="Calibri" w:cs="Calibri"/>
+              </w:rPr>
+              <w:t>.</w:t>
+            </w:r>
+            <w:r>
+              <w:rPr>
+                <w:rFonts w:ascii="Calibri" w:hAnsi="Calibri" w:cs="Calibri"/>
+              </w:rPr>
+              <w:t xml:space="preserve"> immigration_application</w:t>
+            </w:r>
+            <w:r>
+              <w:rPr>
+                <w:rFonts w:ascii="Calibri" w:hAnsi="Calibri" w:cs="Calibri"/>
+              </w:rPr>
+              <w:t xml:space="preserve">) }} </w:t>
+            </w:r>
+            <w:r>
+              <w:rPr>
+                <w:rFonts w:ascii="Calibri" w:hAnsi="Calibri" w:cs="Calibri"/>
+              </w:rPr>
+              <w:t>No</w:t>
+            </w:r>
+          </w:p>
+        </w:tc>
+      </w:tr>
+      <w:tr>
+        <w:trPr>
+          <w:trHeight w:val="432"/>
+        </w:trPr>
+        <w:tc>
+          <w:tcPr>
+            <w:tcW w:w="3288" w:type="dxa"/>
+          </w:tcPr>
+          <w:p>
+            <w:pPr>
+              <w:rPr>
+                <w:rFonts w:ascii="Calibri" w:eastAsia="Calibri" w:hAnsi="Calibri" w:cs="Calibri"/>
+              </w:rPr>
+            </w:pPr>
+            <w:r>
+              <w:rPr>
+                <w:rFonts w:ascii="Calibri" w:eastAsia="Calibri" w:hAnsi="Calibri" w:cs="Calibri"/>
+              </w:rPr>
+              <w:t>Have you been screened for eligibility for immigration relief?</w:t>
+            </w:r>
+          </w:p>
+        </w:tc>
+        <w:tc>
+          <w:tcPr>
+            <w:tcW w:w="7782" w:type="dxa"/>
+          </w:tcPr>
+          <w:p>
+            <w:pPr>
+              <w:pStyle w:val="NoSpacing"/>
+              <w:rPr>
+                <w:rFonts w:ascii="Calibri" w:hAnsi="Calibri" w:cs="Calibri"/>
+              </w:rPr>
+            </w:pPr>
+            <w:r>
+              <w:rPr>
+                <w:rFonts w:ascii="Calibri" w:hAnsi="Calibri" w:cs="Calibri"/>
+              </w:rPr>
+              <w:t>{{ output_checkbox(</w:t>
+            </w:r>
+            <w:r>
+              <w:rPr>
+                <w:rFonts w:ascii="Calibri" w:hAnsi="Calibri" w:cs="Calibri"/>
+              </w:rPr>
+              <w:t>users[0]</w:t>
+            </w:r>
+            <w:r>
+              <w:rPr>
+                <w:rFonts w:ascii="Calibri" w:hAnsi="Calibri" w:cs="Calibri"/>
+              </w:rPr>
+              <w:t>.</w:t>
+            </w:r>
+            <w:r>
+              <w:rPr>
+                <w:rFonts w:ascii="Calibri" w:hAnsi="Calibri" w:cs="Calibri"/>
+              </w:rPr>
+              <w:t>screened_for_relief</w:t>
+            </w:r>
+            <w:r>
+              <w:rPr>
+                <w:rFonts w:ascii="Calibri" w:hAnsi="Calibri" w:cs="Calibri"/>
+              </w:rPr>
+              <w:t xml:space="preserve">) }} </w:t>
+            </w:r>
+            <w:r>
+              <w:rPr>
+                <w:rFonts w:ascii="Calibri" w:hAnsi="Calibri" w:cs="Calibri"/>
+              </w:rPr>
+              <w:t>Yes</w:t>
+            </w:r>
+          </w:p>
+          <w:p>
+            <w:pPr>
+              <w:pStyle w:val="NoSpacing"/>
+              <w:rPr>
+                <w:rFonts w:ascii="Calibri" w:hAnsi="Calibri" w:cs="Calibri"/>
+              </w:rPr>
+            </w:pPr>
+            <w:r>
+              <w:rPr>
+                <w:rFonts w:ascii="Calibri" w:hAnsi="Calibri" w:cs="Calibri"/>
+              </w:rPr>
+              <w:t>{{ output_checkbox(</w:t>
+            </w:r>
+            <w:r>
+              <w:rPr>
+                <w:rFonts w:ascii="Calibri" w:hAnsi="Calibri" w:cs="Calibri"/>
+              </w:rPr>
+              <w:t xml:space="preserve">not </w:t>
+            </w:r>
+            <w:r>
+              <w:rPr>
+                <w:rFonts w:ascii="Calibri" w:hAnsi="Calibri" w:cs="Calibri"/>
+              </w:rPr>
+              <w:t>users[0]</w:t>
+            </w:r>
+            <w:r>
+              <w:rPr>
+                <w:rFonts w:ascii="Calibri" w:hAnsi="Calibri" w:cs="Calibri"/>
+              </w:rPr>
+              <w:t>.</w:t>
+            </w:r>
+            <w:r>
+              <w:rPr>
+                <w:rFonts w:ascii="Calibri" w:hAnsi="Calibri" w:cs="Calibri"/>
+              </w:rPr>
+              <w:t>screened_for_relief</w:t>
+            </w:r>
+            <w:r>
+              <w:rPr>
+                <w:rFonts w:ascii="Calibri" w:hAnsi="Calibri" w:cs="Calibri"/>
+              </w:rPr>
+              <w:t xml:space="preserve">) }} </w:t>
+            </w:r>
+            <w:r>
+              <w:rPr>
+                <w:rFonts w:ascii="Calibri" w:hAnsi="Calibri" w:cs="Calibri"/>
+              </w:rPr>
+              <w:t>No</w:t>
+            </w:r>
+          </w:p>
+        </w:tc>
+      </w:tr>
+      <w:tr>
+        <w:trPr>
+          <w:trHeight w:val="576"/>
+        </w:trPr>
+        <w:tc>
+          <w:tcPr>
+            <w:tcW w:w="3288" w:type="dxa"/>
+          </w:tcPr>
+          <w:p>
+            <w:pPr>
+              <w:rPr>
+                <w:rFonts w:ascii="Calibri" w:eastAsia="Calibri" w:hAnsi="Calibri" w:cs="Calibri"/>
+              </w:rPr>
+            </w:pPr>
+            <w:r>
+              <w:rPr>
+                <w:rFonts w:ascii="Calibri" w:eastAsia="Calibri" w:hAnsi="Calibri" w:cs="Calibri"/>
+              </w:rPr>
+              <w:t>Are you in the process of applying for an immigration application?</w:t>
+            </w:r>
+          </w:p>
+        </w:tc>
+        <w:tc>
+          <w:tcPr>
+            <w:tcW w:w="7782" w:type="dxa"/>
+          </w:tcPr>
+          <w:p>
+            <w:pPr>
+              <w:pStyle w:val="NoSpacing"/>
+              <w:rPr>
+                <w:rFonts w:ascii="Calibri" w:hAnsi="Calibri" w:cs="Calibri"/>
+              </w:rPr>
+            </w:pPr>
+            <w:r>
+              <w:rPr>
+                <w:rFonts w:ascii="Calibri" w:hAnsi="Calibri" w:cs="Calibri"/>
+              </w:rPr>
+              <w:t>{{ output_checkbox(</w:t>
+            </w:r>
+            <w:r>
+              <w:rPr>
+                <w:rFonts w:ascii="Calibri" w:hAnsi="Calibri" w:cs="Calibri"/>
+              </w:rPr>
+              <w:t>users[0]</w:t>
+            </w:r>
+            <w:r>
+              <w:rPr>
+                <w:rFonts w:ascii="Calibri" w:hAnsi="Calibri" w:cs="Calibri"/>
+              </w:rPr>
+              <w:t>.</w:t>
+            </w:r>
             <w:r>
               <w:rPr>
                 <w:rFonts w:ascii="Calibri" w:hAnsi="Calibri" w:cs="Calibri"/>
               </w:rPr>
               <w:t>application_processing</w:t>
             </w:r>
-            <w:proofErr w:type="spellEnd"/>
             <w:r>
               <w:rPr>
                 <w:rFonts w:ascii="Calibri" w:hAnsi="Calibri" w:cs="Calibri"/>
@@ -3821,33 +2576,11 @@
                 <w:rFonts w:ascii="Calibri" w:hAnsi="Calibri" w:cs="Calibri"/>
               </w:rPr>
             </w:pPr>
-            <w:proofErr w:type="gramStart"/>
-            <w:r>
-              <w:rPr>
-                <w:rFonts w:ascii="Calibri" w:hAnsi="Calibri" w:cs="Calibri"/>
-              </w:rPr>
-              <w:t>{{ users</w:t>
-            </w:r>
-            <w:proofErr w:type="gramEnd"/>
-            <w:r>
-              <w:rPr>
-                <w:rFonts w:ascii="Calibri" w:hAnsi="Calibri" w:cs="Calibri"/>
-              </w:rPr>
-              <w:t>[0].</w:t>
-            </w:r>
-            <w:proofErr w:type="spellStart"/>
-            <w:r>
-              <w:rPr>
-                <w:rFonts w:ascii="Calibri" w:hAnsi="Calibri" w:cs="Calibri"/>
-              </w:rPr>
-              <w:t>application_status</w:t>
-            </w:r>
-            <w:proofErr w:type="spellEnd"/>
-            <w:r>
-              <w:rPr>
-                <w:rFonts w:ascii="Calibri" w:hAnsi="Calibri" w:cs="Calibri"/>
-              </w:rPr>
-              <w:t xml:space="preserve"> }}</w:t>
+            <w:r>
+              <w:rPr>
+                <w:rFonts w:ascii="Calibri" w:hAnsi="Calibri" w:cs="Calibri"/>
+              </w:rPr>
+              <w:t>{{ users[0].application_status }}</w:t>
             </w:r>
           </w:p>
           <w:p>
@@ -3857,33 +2590,11 @@
                 <w:rFonts w:ascii="Calibri" w:hAnsi="Calibri" w:cs="Calibri"/>
               </w:rPr>
             </w:pPr>
-            <w:proofErr w:type="gramStart"/>
-            <w:r>
-              <w:rPr>
-                <w:rFonts w:ascii="Calibri" w:hAnsi="Calibri" w:cs="Calibri"/>
-              </w:rPr>
-              <w:t xml:space="preserve">{{ </w:t>
-            </w:r>
-            <w:proofErr w:type="spellStart"/>
-            <w:r>
-              <w:rPr>
-                <w:rFonts w:ascii="Calibri" w:hAnsi="Calibri" w:cs="Calibri"/>
-              </w:rPr>
-              <w:t>output</w:t>
-            </w:r>
-            <w:proofErr w:type="gramEnd"/>
-            <w:r>
-              <w:rPr>
-                <w:rFonts w:ascii="Calibri" w:hAnsi="Calibri" w:cs="Calibri"/>
-              </w:rPr>
-              <w:t>_checkbox</w:t>
-            </w:r>
-            <w:proofErr w:type="spellEnd"/>
-            <w:r>
-              <w:rPr>
-                <w:rFonts w:ascii="Calibri" w:hAnsi="Calibri" w:cs="Calibri"/>
-              </w:rPr>
-              <w:t>(</w:t>
+            <w:r>
+              <w:rPr>
+                <w:rFonts w:ascii="Calibri" w:hAnsi="Calibri" w:cs="Calibri"/>
+              </w:rPr>
+              <w:t>{{ output_checkbox(</w:t>
             </w:r>
             <w:r>
               <w:rPr>
@@ -3903,14 +2614,12 @@
               </w:rPr>
               <w:t>.</w:t>
             </w:r>
-            <w:proofErr w:type="spellStart"/>
             <w:r>
               <w:rPr>
                 <w:rFonts w:ascii="Calibri" w:hAnsi="Calibri" w:cs="Calibri"/>
               </w:rPr>
               <w:t>application_processing</w:t>
             </w:r>
-            <w:proofErr w:type="spellEnd"/>
             <w:r>
               <w:rPr>
                 <w:rFonts w:ascii="Calibri" w:hAnsi="Calibri" w:cs="Calibri"/>
@@ -3932,8 +2641,7 @@
         </w:trPr>
         <w:tc>
           <w:tcPr>
-            <w:tcW w:w="3373" w:type="dxa"/>
-            <w:gridSpan w:val="2"/>
+            <w:tcW w:w="3288" w:type="dxa"/>
           </w:tcPr>
           <w:p>
             <w:pPr>
@@ -3952,7 +2660,6 @@
         <w:tc>
           <w:tcPr>
             <w:tcW w:w="7782" w:type="dxa"/>
-            <w:gridSpan w:val="2"/>
           </w:tcPr>
           <w:p>
             <w:pPr>
@@ -3961,33 +2668,11 @@
                 <w:rFonts w:ascii="Calibri" w:eastAsia="Calibri" w:hAnsi="Calibri" w:cs="Calibri"/>
               </w:rPr>
             </w:pPr>
-            <w:proofErr w:type="gramStart"/>
-            <w:r>
-              <w:rPr>
-                <w:rFonts w:ascii="Calibri" w:hAnsi="Calibri" w:cs="Calibri"/>
-              </w:rPr>
-              <w:t xml:space="preserve">{{ </w:t>
-            </w:r>
-            <w:proofErr w:type="spellStart"/>
-            <w:r>
-              <w:rPr>
-                <w:rFonts w:ascii="Calibri" w:hAnsi="Calibri" w:cs="Calibri"/>
-              </w:rPr>
-              <w:t>output</w:t>
-            </w:r>
-            <w:proofErr w:type="gramEnd"/>
-            <w:r>
-              <w:rPr>
-                <w:rFonts w:ascii="Calibri" w:hAnsi="Calibri" w:cs="Calibri"/>
-              </w:rPr>
-              <w:t>_checkbox</w:t>
-            </w:r>
-            <w:proofErr w:type="spellEnd"/>
-            <w:r>
-              <w:rPr>
-                <w:rFonts w:ascii="Calibri" w:hAnsi="Calibri" w:cs="Calibri"/>
-              </w:rPr>
-              <w:t>(</w:t>
+            <w:r>
+              <w:rPr>
+                <w:rFonts w:ascii="Calibri" w:hAnsi="Calibri" w:cs="Calibri"/>
+              </w:rPr>
+              <w:t>{{ output_checkbox(</w:t>
             </w:r>
             <w:r>
               <w:rPr>
@@ -4001,14 +2686,12 @@
               </w:rPr>
               <w:t>.</w:t>
             </w:r>
-            <w:proofErr w:type="spellStart"/>
             <w:r>
               <w:rPr>
                 <w:rFonts w:ascii="Calibri" w:hAnsi="Calibri" w:cs="Calibri"/>
               </w:rPr>
               <w:t>asylum_clock_running</w:t>
             </w:r>
-            <w:proofErr w:type="spellEnd"/>
             <w:r>
               <w:rPr>
                 <w:rFonts w:ascii="Calibri" w:hAnsi="Calibri" w:cs="Calibri"/>
@@ -4029,33 +2712,11 @@
                 <w:rFonts w:ascii="Calibri" w:hAnsi="Calibri" w:cs="Calibri"/>
               </w:rPr>
             </w:pPr>
-            <w:proofErr w:type="gramStart"/>
-            <w:r>
-              <w:rPr>
-                <w:rFonts w:ascii="Calibri" w:hAnsi="Calibri" w:cs="Calibri"/>
-              </w:rPr>
-              <w:t xml:space="preserve">{{ </w:t>
-            </w:r>
-            <w:proofErr w:type="spellStart"/>
-            <w:r>
-              <w:rPr>
-                <w:rFonts w:ascii="Calibri" w:hAnsi="Calibri" w:cs="Calibri"/>
-              </w:rPr>
-              <w:t>output</w:t>
-            </w:r>
-            <w:proofErr w:type="gramEnd"/>
-            <w:r>
-              <w:rPr>
-                <w:rFonts w:ascii="Calibri" w:hAnsi="Calibri" w:cs="Calibri"/>
-              </w:rPr>
-              <w:t>_checkbox</w:t>
-            </w:r>
-            <w:proofErr w:type="spellEnd"/>
-            <w:r>
-              <w:rPr>
-                <w:rFonts w:ascii="Calibri" w:hAnsi="Calibri" w:cs="Calibri"/>
-              </w:rPr>
-              <w:t>(</w:t>
+            <w:r>
+              <w:rPr>
+                <w:rFonts w:ascii="Calibri" w:hAnsi="Calibri" w:cs="Calibri"/>
+              </w:rPr>
+              <w:t>{{ output_checkbox(</w:t>
             </w:r>
             <w:r>
               <w:rPr>
@@ -4079,29 +2740,13 @@
               <w:rPr>
                 <w:rFonts w:ascii="Calibri" w:hAnsi="Calibri" w:cs="Calibri"/>
               </w:rPr>
-              <w:t xml:space="preserve"> </w:t>
-            </w:r>
-            <w:proofErr w:type="spellStart"/>
-            <w:r>
-              <w:rPr>
-                <w:rFonts w:ascii="Calibri" w:hAnsi="Calibri" w:cs="Calibri"/>
-              </w:rPr>
-              <w:t>asylum_clock_running</w:t>
-            </w:r>
-            <w:proofErr w:type="spellEnd"/>
-            <w:proofErr w:type="gramStart"/>
-            <w:r>
-              <w:rPr>
-                <w:rFonts w:ascii="Calibri" w:hAnsi="Calibri" w:cs="Calibri"/>
-              </w:rPr>
-              <w:t>) }</w:t>
-            </w:r>
-            <w:proofErr w:type="gramEnd"/>
-            <w:r>
-              <w:rPr>
-                <w:rFonts w:ascii="Calibri" w:hAnsi="Calibri" w:cs="Calibri"/>
-              </w:rPr>
-              <w:t xml:space="preserve">} </w:t>
+              <w:t xml:space="preserve"> asylum_clock_running</w:t>
+            </w:r>
+            <w:r>
+              <w:rPr>
+                <w:rFonts w:ascii="Calibri" w:hAnsi="Calibri" w:cs="Calibri"/>
+              </w:rPr>
+              <w:t xml:space="preserve">) }} </w:t>
             </w:r>
             <w:r>
               <w:rPr>
@@ -4118,8 +2763,7 @@
         </w:trPr>
         <w:tc>
           <w:tcPr>
-            <w:tcW w:w="3373" w:type="dxa"/>
-            <w:gridSpan w:val="2"/>
+            <w:tcW w:w="3288" w:type="dxa"/>
           </w:tcPr>
           <w:p>
             <w:pPr>
@@ -4138,7 +2782,6 @@
         <w:tc>
           <w:tcPr>
             <w:tcW w:w="7782" w:type="dxa"/>
-            <w:gridSpan w:val="2"/>
           </w:tcPr>
           <w:p>
             <w:pPr>
@@ -4147,33 +2790,11 @@
                 <w:rFonts w:ascii="Calibri" w:hAnsi="Calibri" w:cs="Calibri"/>
               </w:rPr>
             </w:pPr>
-            <w:proofErr w:type="gramStart"/>
-            <w:r>
-              <w:rPr>
-                <w:rFonts w:ascii="Calibri" w:hAnsi="Calibri" w:cs="Calibri"/>
-              </w:rPr>
-              <w:t xml:space="preserve">{{ </w:t>
-            </w:r>
-            <w:proofErr w:type="spellStart"/>
-            <w:r>
-              <w:rPr>
-                <w:rFonts w:ascii="Calibri" w:hAnsi="Calibri" w:cs="Calibri"/>
-              </w:rPr>
-              <w:t>output</w:t>
-            </w:r>
-            <w:proofErr w:type="gramEnd"/>
-            <w:r>
-              <w:rPr>
-                <w:rFonts w:ascii="Calibri" w:hAnsi="Calibri" w:cs="Calibri"/>
-              </w:rPr>
-              <w:t>_checkbox</w:t>
-            </w:r>
-            <w:proofErr w:type="spellEnd"/>
-            <w:r>
-              <w:rPr>
-                <w:rFonts w:ascii="Calibri" w:hAnsi="Calibri" w:cs="Calibri"/>
-              </w:rPr>
-              <w:t>(</w:t>
+            <w:r>
+              <w:rPr>
+                <w:rFonts w:ascii="Calibri" w:hAnsi="Calibri" w:cs="Calibri"/>
+              </w:rPr>
+              <w:t>{{ output_checkbox(</w:t>
             </w:r>
             <w:r>
               <w:rPr>
@@ -4187,14 +2808,12 @@
               </w:rPr>
               <w:t>.</w:t>
             </w:r>
-            <w:proofErr w:type="spellStart"/>
             <w:r>
               <w:rPr>
                 <w:rFonts w:ascii="Calibri" w:hAnsi="Calibri" w:cs="Calibri"/>
               </w:rPr>
               <w:t>derivative_clock_running</w:t>
             </w:r>
-            <w:proofErr w:type="spellEnd"/>
           </w:p>
           <w:p>
             <w:pPr>
@@ -4203,19 +2822,11 @@
                 <w:rFonts w:ascii="Calibri" w:hAnsi="Calibri" w:cs="Calibri"/>
               </w:rPr>
             </w:pPr>
-            <w:proofErr w:type="gramStart"/>
-            <w:r>
-              <w:rPr>
-                <w:rFonts w:ascii="Calibri" w:hAnsi="Calibri" w:cs="Calibri"/>
-              </w:rPr>
-              <w:t>) }</w:t>
-            </w:r>
-            <w:proofErr w:type="gramEnd"/>
-            <w:r>
-              <w:rPr>
-                <w:rFonts w:ascii="Calibri" w:hAnsi="Calibri" w:cs="Calibri"/>
-              </w:rPr>
-              <w:t xml:space="preserve">} </w:t>
+            <w:r>
+              <w:rPr>
+                <w:rFonts w:ascii="Calibri" w:hAnsi="Calibri" w:cs="Calibri"/>
+              </w:rPr>
+              <w:t xml:space="preserve">) }} </w:t>
             </w:r>
             <w:r>
               <w:rPr>
@@ -4231,33 +2842,11 @@
                 <w:rFonts w:ascii="Calibri" w:hAnsi="Calibri" w:cs="Calibri"/>
               </w:rPr>
             </w:pPr>
-            <w:proofErr w:type="gramStart"/>
-            <w:r>
-              <w:rPr>
-                <w:rFonts w:ascii="Calibri" w:hAnsi="Calibri" w:cs="Calibri"/>
-              </w:rPr>
-              <w:t xml:space="preserve">{{ </w:t>
-            </w:r>
-            <w:proofErr w:type="spellStart"/>
-            <w:r>
-              <w:rPr>
-                <w:rFonts w:ascii="Calibri" w:hAnsi="Calibri" w:cs="Calibri"/>
-              </w:rPr>
-              <w:t>output</w:t>
-            </w:r>
-            <w:proofErr w:type="gramEnd"/>
-            <w:r>
-              <w:rPr>
-                <w:rFonts w:ascii="Calibri" w:hAnsi="Calibri" w:cs="Calibri"/>
-              </w:rPr>
-              <w:t>_checkbox</w:t>
-            </w:r>
-            <w:proofErr w:type="spellEnd"/>
-            <w:r>
-              <w:rPr>
-                <w:rFonts w:ascii="Calibri" w:hAnsi="Calibri" w:cs="Calibri"/>
-              </w:rPr>
-              <w:t>(</w:t>
+            <w:r>
+              <w:rPr>
+                <w:rFonts w:ascii="Calibri" w:hAnsi="Calibri" w:cs="Calibri"/>
+              </w:rPr>
+              <w:t>{{ output_checkbox(</w:t>
             </w:r>
             <w:r>
               <w:rPr>
@@ -4277,14 +2866,12 @@
               </w:rPr>
               <w:t>.</w:t>
             </w:r>
-            <w:proofErr w:type="spellStart"/>
             <w:r>
               <w:rPr>
                 <w:rFonts w:ascii="Calibri" w:hAnsi="Calibri" w:cs="Calibri"/>
               </w:rPr>
               <w:t>derivative_clock_running</w:t>
             </w:r>
-            <w:proofErr w:type="spellEnd"/>
           </w:p>
           <w:p>
             <w:pPr>
@@ -4293,19 +2880,11 @@
                 <w:rFonts w:ascii="Calibri" w:hAnsi="Calibri" w:cs="Calibri"/>
               </w:rPr>
             </w:pPr>
-            <w:proofErr w:type="gramStart"/>
-            <w:r>
-              <w:rPr>
-                <w:rFonts w:ascii="Calibri" w:hAnsi="Calibri" w:cs="Calibri"/>
-              </w:rPr>
-              <w:t>) }</w:t>
-            </w:r>
-            <w:proofErr w:type="gramEnd"/>
-            <w:r>
-              <w:rPr>
-                <w:rFonts w:ascii="Calibri" w:hAnsi="Calibri" w:cs="Calibri"/>
-              </w:rPr>
-              <w:t xml:space="preserve">} </w:t>
+            <w:r>
+              <w:rPr>
+                <w:rFonts w:ascii="Calibri" w:hAnsi="Calibri" w:cs="Calibri"/>
+              </w:rPr>
+              <w:t xml:space="preserve">) }} </w:t>
             </w:r>
             <w:r>
               <w:rPr>
@@ -4313,33 +2892,11 @@
               </w:rPr>
               <w:t xml:space="preserve">No – Who? </w:t>
             </w:r>
-            <w:proofErr w:type="gramStart"/>
-            <w:r>
-              <w:rPr>
-                <w:rFonts w:ascii="Calibri" w:hAnsi="Calibri" w:cs="Calibri"/>
-              </w:rPr>
-              <w:t>{{ users</w:t>
-            </w:r>
-            <w:proofErr w:type="gramEnd"/>
-            <w:r>
-              <w:rPr>
-                <w:rFonts w:ascii="Calibri" w:hAnsi="Calibri" w:cs="Calibri"/>
-              </w:rPr>
-              <w:t>[0].</w:t>
-            </w:r>
-            <w:proofErr w:type="spellStart"/>
-            <w:r>
-              <w:rPr>
-                <w:rFonts w:ascii="Calibri" w:hAnsi="Calibri" w:cs="Calibri"/>
-              </w:rPr>
-              <w:t>derivative_clock_who</w:t>
-            </w:r>
-            <w:proofErr w:type="spellEnd"/>
-            <w:r>
-              <w:rPr>
-                <w:rFonts w:ascii="Calibri" w:hAnsi="Calibri" w:cs="Calibri"/>
-              </w:rPr>
-              <w:t xml:space="preserve"> }}</w:t>
+            <w:r>
+              <w:rPr>
+                <w:rFonts w:ascii="Calibri" w:hAnsi="Calibri" w:cs="Calibri"/>
+              </w:rPr>
+              <w:t>{{ users[0].derivative_clock_who }}</w:t>
             </w:r>
           </w:p>
         </w:tc>
@@ -4350,8 +2907,7 @@
         </w:trPr>
         <w:tc>
           <w:tcPr>
-            <w:tcW w:w="3373" w:type="dxa"/>
-            <w:gridSpan w:val="2"/>
+            <w:tcW w:w="3288" w:type="dxa"/>
           </w:tcPr>
           <w:p>
             <w:pPr>
@@ -4394,7 +2950,6 @@
         <w:tc>
           <w:tcPr>
             <w:tcW w:w="7782" w:type="dxa"/>
-            <w:gridSpan w:val="2"/>
           </w:tcPr>
           <w:p>
             <w:pPr>
@@ -4403,33 +2958,11 @@
                 <w:rFonts w:ascii="Calibri" w:hAnsi="Calibri" w:cs="Calibri"/>
               </w:rPr>
             </w:pPr>
-            <w:proofErr w:type="gramStart"/>
-            <w:r>
-              <w:rPr>
-                <w:rFonts w:ascii="Calibri" w:hAnsi="Calibri" w:cs="Calibri"/>
-              </w:rPr>
-              <w:t xml:space="preserve">{{ </w:t>
-            </w:r>
-            <w:proofErr w:type="spellStart"/>
-            <w:r>
-              <w:rPr>
-                <w:rFonts w:ascii="Calibri" w:hAnsi="Calibri" w:cs="Calibri"/>
-              </w:rPr>
-              <w:t>output</w:t>
-            </w:r>
-            <w:proofErr w:type="gramEnd"/>
-            <w:r>
-              <w:rPr>
-                <w:rFonts w:ascii="Calibri" w:hAnsi="Calibri" w:cs="Calibri"/>
-              </w:rPr>
-              <w:t>_checkbox</w:t>
-            </w:r>
-            <w:proofErr w:type="spellEnd"/>
-            <w:r>
-              <w:rPr>
-                <w:rFonts w:ascii="Calibri" w:hAnsi="Calibri" w:cs="Calibri"/>
-              </w:rPr>
-              <w:t>(</w:t>
+            <w:r>
+              <w:rPr>
+                <w:rFonts w:ascii="Calibri" w:hAnsi="Calibri" w:cs="Calibri"/>
+              </w:rPr>
+              <w:t>{{ output_checkbox(</w:t>
             </w:r>
             <w:r>
               <w:rPr>
@@ -4443,14 +2976,12 @@
               </w:rPr>
               <w:t>.</w:t>
             </w:r>
-            <w:proofErr w:type="spellStart"/>
             <w:r>
               <w:rPr>
                 <w:rFonts w:ascii="Calibri" w:hAnsi="Calibri" w:cs="Calibri"/>
               </w:rPr>
               <w:t>family_has_separate_case</w:t>
             </w:r>
-            <w:proofErr w:type="spellEnd"/>
             <w:r>
               <w:rPr>
                 <w:rFonts w:ascii="Calibri" w:hAnsi="Calibri" w:cs="Calibri"/>
@@ -4497,33 +3028,11 @@
               </w:rPr>
               <w:t xml:space="preserve">          </w:t>
             </w:r>
-            <w:proofErr w:type="gramStart"/>
-            <w:r>
-              <w:rPr>
-                <w:rFonts w:ascii="Calibri" w:hAnsi="Calibri" w:cs="Calibri"/>
-              </w:rPr>
-              <w:t xml:space="preserve">{{ </w:t>
-            </w:r>
-            <w:proofErr w:type="spellStart"/>
-            <w:r>
-              <w:rPr>
-                <w:rFonts w:ascii="Calibri" w:hAnsi="Calibri" w:cs="Calibri"/>
-              </w:rPr>
-              <w:t>output</w:t>
-            </w:r>
-            <w:proofErr w:type="gramEnd"/>
-            <w:r>
-              <w:rPr>
-                <w:rFonts w:ascii="Calibri" w:hAnsi="Calibri" w:cs="Calibri"/>
-              </w:rPr>
-              <w:t>_checkbox</w:t>
-            </w:r>
-            <w:proofErr w:type="spellEnd"/>
-            <w:r>
-              <w:rPr>
-                <w:rFonts w:ascii="Calibri" w:hAnsi="Calibri" w:cs="Calibri"/>
-              </w:rPr>
-              <w:t>(</w:t>
+            <w:r>
+              <w:rPr>
+                <w:rFonts w:ascii="Calibri" w:hAnsi="Calibri" w:cs="Calibri"/>
+              </w:rPr>
+              <w:t>{{ output_checkbox(</w:t>
             </w:r>
             <w:r>
               <w:rPr>
@@ -4537,14 +3046,12 @@
               </w:rPr>
               <w:t>.</w:t>
             </w:r>
-            <w:proofErr w:type="spellStart"/>
             <w:r>
               <w:rPr>
                 <w:rFonts w:ascii="Calibri" w:hAnsi="Calibri" w:cs="Calibri"/>
               </w:rPr>
               <w:t>wants_consolidation</w:t>
             </w:r>
-            <w:proofErr w:type="spellEnd"/>
             <w:r>
               <w:rPr>
                 <w:rFonts w:ascii="Calibri" w:hAnsi="Calibri" w:cs="Calibri"/>
@@ -4573,21 +3080,7 @@
               <w:rPr>
                 <w:rFonts w:ascii="Calibri" w:hAnsi="Calibri" w:cs="Calibri"/>
               </w:rPr>
-              <w:t xml:space="preserve">{{ </w:t>
-            </w:r>
-            <w:proofErr w:type="spellStart"/>
-            <w:r>
-              <w:rPr>
-                <w:rFonts w:ascii="Calibri" w:hAnsi="Calibri" w:cs="Calibri"/>
-              </w:rPr>
-              <w:t>output_checkbox</w:t>
-            </w:r>
-            <w:proofErr w:type="spellEnd"/>
-            <w:r>
-              <w:rPr>
-                <w:rFonts w:ascii="Calibri" w:hAnsi="Calibri" w:cs="Calibri"/>
-              </w:rPr>
-              <w:t>(</w:t>
+              <w:t>{{ output_checkbox(</w:t>
             </w:r>
             <w:r>
               <w:rPr>
@@ -4611,29 +3104,13 @@
               <w:rPr>
                 <w:rFonts w:ascii="Calibri" w:hAnsi="Calibri" w:cs="Calibri"/>
               </w:rPr>
-              <w:t xml:space="preserve"> </w:t>
-            </w:r>
-            <w:proofErr w:type="spellStart"/>
-            <w:r>
-              <w:rPr>
-                <w:rFonts w:ascii="Calibri" w:hAnsi="Calibri" w:cs="Calibri"/>
-              </w:rPr>
-              <w:t>wants_consolidation</w:t>
-            </w:r>
-            <w:proofErr w:type="spellEnd"/>
-            <w:proofErr w:type="gramStart"/>
-            <w:r>
-              <w:rPr>
-                <w:rFonts w:ascii="Calibri" w:hAnsi="Calibri" w:cs="Calibri"/>
-              </w:rPr>
-              <w:t>) }</w:t>
-            </w:r>
-            <w:proofErr w:type="gramEnd"/>
-            <w:r>
-              <w:rPr>
-                <w:rFonts w:ascii="Calibri" w:hAnsi="Calibri" w:cs="Calibri"/>
-              </w:rPr>
-              <w:t xml:space="preserve">} </w:t>
+              <w:t xml:space="preserve"> wants_consolidation</w:t>
+            </w:r>
+            <w:r>
+              <w:rPr>
+                <w:rFonts w:ascii="Calibri" w:hAnsi="Calibri" w:cs="Calibri"/>
+              </w:rPr>
+              <w:t xml:space="preserve">) }} </w:t>
             </w:r>
             <w:r>
               <w:rPr>
@@ -4649,33 +3126,11 @@
                 <w:rFonts w:ascii="Calibri" w:hAnsi="Calibri" w:cs="Calibri"/>
               </w:rPr>
             </w:pPr>
-            <w:proofErr w:type="gramStart"/>
-            <w:r>
-              <w:rPr>
-                <w:rFonts w:ascii="Calibri" w:hAnsi="Calibri" w:cs="Calibri"/>
-              </w:rPr>
-              <w:t xml:space="preserve">{{ </w:t>
-            </w:r>
-            <w:proofErr w:type="spellStart"/>
-            <w:r>
-              <w:rPr>
-                <w:rFonts w:ascii="Calibri" w:hAnsi="Calibri" w:cs="Calibri"/>
-              </w:rPr>
-              <w:t>output</w:t>
-            </w:r>
-            <w:proofErr w:type="gramEnd"/>
-            <w:r>
-              <w:rPr>
-                <w:rFonts w:ascii="Calibri" w:hAnsi="Calibri" w:cs="Calibri"/>
-              </w:rPr>
-              <w:t>_checkbox</w:t>
-            </w:r>
-            <w:proofErr w:type="spellEnd"/>
-            <w:r>
-              <w:rPr>
-                <w:rFonts w:ascii="Calibri" w:hAnsi="Calibri" w:cs="Calibri"/>
-              </w:rPr>
-              <w:t>(</w:t>
+            <w:r>
+              <w:rPr>
+                <w:rFonts w:ascii="Calibri" w:hAnsi="Calibri" w:cs="Calibri"/>
+              </w:rPr>
+              <w:t>{{ output_checkbox(</w:t>
             </w:r>
             <w:r>
               <w:rPr>
@@ -4695,14 +3150,12 @@
               </w:rPr>
               <w:t>.</w:t>
             </w:r>
-            <w:proofErr w:type="spellStart"/>
             <w:r>
               <w:rPr>
                 <w:rFonts w:ascii="Calibri" w:hAnsi="Calibri" w:cs="Calibri"/>
               </w:rPr>
               <w:t>family_has_separate_case</w:t>
             </w:r>
-            <w:proofErr w:type="spellEnd"/>
             <w:r>
               <w:rPr>
                 <w:rFonts w:ascii="Calibri" w:hAnsi="Calibri" w:cs="Calibri"/>
@@ -4724,8 +3177,7 @@
         </w:trPr>
         <w:tc>
           <w:tcPr>
-            <w:tcW w:w="3373" w:type="dxa"/>
-            <w:gridSpan w:val="2"/>
+            <w:tcW w:w="3288" w:type="dxa"/>
           </w:tcPr>
           <w:p>
             <w:pPr>
@@ -4756,7 +3208,6 @@
         <w:tc>
           <w:tcPr>
             <w:tcW w:w="7782" w:type="dxa"/>
-            <w:gridSpan w:val="2"/>
           </w:tcPr>
           <w:p>
             <w:pPr>
@@ -4765,33 +3216,73 @@
                 <w:rFonts w:ascii="Calibri" w:hAnsi="Calibri" w:cs="Calibri"/>
               </w:rPr>
             </w:pPr>
-            <w:proofErr w:type="gramStart"/>
+            <w:r>
+              <w:rPr>
+                <w:rFonts w:ascii="Calibri" w:hAnsi="Calibri" w:cs="Calibri"/>
+              </w:rPr>
+              <w:t>{{ output_checkbox(</w:t>
+            </w:r>
+            <w:r>
+              <w:rPr>
+                <w:rFonts w:ascii="Calibri" w:hAnsi="Calibri" w:cs="Calibri"/>
+              </w:rPr>
+              <w:t>users[0]</w:t>
+            </w:r>
+            <w:r>
+              <w:rPr>
+                <w:rFonts w:ascii="Calibri" w:hAnsi="Calibri" w:cs="Calibri"/>
+              </w:rPr>
+              <w:t>.</w:t>
+            </w:r>
+            <w:r>
+              <w:rPr>
+                <w:rFonts w:ascii="Calibri" w:hAnsi="Calibri" w:cs="Calibri"/>
+              </w:rPr>
+              <w:t>wants_separate_case</w:t>
+            </w:r>
+            <w:r>
+              <w:rPr>
+                <w:rFonts w:ascii="Calibri" w:hAnsi="Calibri" w:cs="Calibri"/>
+              </w:rPr>
+              <w:t xml:space="preserve">) }} </w:t>
+            </w:r>
+            <w:r>
+              <w:rPr>
+                <w:rFonts w:ascii="Calibri" w:hAnsi="Calibri" w:cs="Calibri"/>
+              </w:rPr>
+              <w:t xml:space="preserve">Yes: </w:t>
+            </w:r>
+            <w:r>
+              <w:rPr>
+                <w:rFonts w:ascii="Calibri" w:hAnsi="Calibri" w:cs="Calibri"/>
+              </w:rPr>
+              <w:t xml:space="preserve">  </w:t>
+            </w:r>
+          </w:p>
+          <w:p>
+            <w:pPr>
+              <w:pStyle w:val="NoSpacing"/>
+              <w:rPr>
+                <w:rFonts w:ascii="Calibri" w:hAnsi="Calibri" w:cs="Calibri"/>
+              </w:rPr>
+            </w:pPr>
+            <w:r>
+              <w:rPr>
+                <w:rFonts w:ascii="Calibri" w:hAnsi="Calibri" w:cs="Calibri"/>
+              </w:rPr>
+              <w:t xml:space="preserve">Separate case from: </w:t>
+            </w:r>
             <w:r>
               <w:rPr>
                 <w:rFonts w:ascii="Calibri" w:hAnsi="Calibri" w:cs="Calibri"/>
               </w:rPr>
               <w:t xml:space="preserve">{{ </w:t>
             </w:r>
-            <w:proofErr w:type="spellStart"/>
-            <w:r>
-              <w:rPr>
-                <w:rFonts w:ascii="Calibri" w:hAnsi="Calibri" w:cs="Calibri"/>
-              </w:rPr>
-              <w:t>output</w:t>
-            </w:r>
-            <w:proofErr w:type="gramEnd"/>
-            <w:r>
-              <w:rPr>
-                <w:rFonts w:ascii="Calibri" w:hAnsi="Calibri" w:cs="Calibri"/>
-              </w:rPr>
-              <w:t>_checkbox</w:t>
-            </w:r>
-            <w:proofErr w:type="spellEnd"/>
-            <w:r>
-              <w:rPr>
-                <w:rFonts w:ascii="Calibri" w:hAnsi="Calibri" w:cs="Calibri"/>
-              </w:rPr>
-              <w:t>(</w:t>
+            <w:r>
+              <w:rPr>
+                <w:rFonts w:ascii="Calibri" w:hAnsi="Calibri" w:cs="Calibri"/>
+              </w:rPr>
+              <w:t>comma_list(</w:t>
             </w:r>
             <w:r>
               <w:rPr>
@@ -4803,182 +3294,70 @@
               <w:rPr>
                 <w:rFonts w:ascii="Calibri" w:hAnsi="Calibri" w:cs="Calibri"/>
               </w:rPr>
+              <w:t>.separate_case_name_list</w:t>
+            </w:r>
+            <w:r>
+              <w:rPr>
+                <w:rFonts w:ascii="Calibri" w:hAnsi="Calibri" w:cs="Calibri"/>
+              </w:rPr>
+              <w:t>)</w:t>
+            </w:r>
+            <w:r>
+              <w:rPr>
+                <w:rFonts w:ascii="Calibri" w:hAnsi="Calibri" w:cs="Calibri"/>
+              </w:rPr>
+              <w:t xml:space="preserve"> }}</w:t>
+            </w:r>
+          </w:p>
+          <w:p>
+            <w:pPr>
+              <w:pStyle w:val="NoSpacing"/>
+              <w:rPr>
+                <w:rFonts w:ascii="Calibri" w:hAnsi="Calibri" w:cs="Calibri"/>
+              </w:rPr>
+            </w:pPr>
+            <w:r>
+              <w:rPr>
+                <w:rFonts w:ascii="Calibri" w:hAnsi="Calibri" w:cs="Calibri"/>
+              </w:rPr>
+              <w:t>{{ output_checkbox(</w:t>
+            </w:r>
+            <w:r>
+              <w:rPr>
+                <w:rFonts w:ascii="Calibri" w:hAnsi="Calibri" w:cs="Calibri"/>
+              </w:rPr>
+              <w:t>no</w:t>
+            </w:r>
+            <w:r>
+              <w:rPr>
+                <w:rFonts w:ascii="Calibri" w:hAnsi="Calibri" w:cs="Calibri"/>
+              </w:rPr>
+              <w:t>t</w:t>
+            </w:r>
+            <w:r>
+              <w:rPr>
+                <w:rFonts w:ascii="Calibri" w:hAnsi="Calibri" w:cs="Calibri"/>
+              </w:rPr>
+              <w:t xml:space="preserve"> </w:t>
+            </w:r>
+            <w:r>
+              <w:rPr>
+                <w:rFonts w:ascii="Calibri" w:hAnsi="Calibri" w:cs="Calibri"/>
+              </w:rPr>
+              <w:t>users[0]</w:t>
+            </w:r>
+            <w:r>
+              <w:rPr>
+                <w:rFonts w:ascii="Calibri" w:hAnsi="Calibri" w:cs="Calibri"/>
+              </w:rPr>
               <w:t>.</w:t>
             </w:r>
-            <w:proofErr w:type="spellStart"/>
             <w:r>
               <w:rPr>
                 <w:rFonts w:ascii="Calibri" w:hAnsi="Calibri" w:cs="Calibri"/>
               </w:rPr>
               <w:t>wants_separate_case</w:t>
             </w:r>
-            <w:proofErr w:type="spellEnd"/>
-            <w:r>
-              <w:rPr>
-                <w:rFonts w:ascii="Calibri" w:hAnsi="Calibri" w:cs="Calibri"/>
-              </w:rPr>
-              <w:t xml:space="preserve">) }} </w:t>
-            </w:r>
-            <w:r>
-              <w:rPr>
-                <w:rFonts w:ascii="Calibri" w:hAnsi="Calibri" w:cs="Calibri"/>
-              </w:rPr>
-              <w:t xml:space="preserve">Yes: </w:t>
-            </w:r>
-            <w:r>
-              <w:rPr>
-                <w:rFonts w:ascii="Calibri" w:hAnsi="Calibri" w:cs="Calibri"/>
-              </w:rPr>
-              <w:t xml:space="preserve">  </w:t>
-            </w:r>
-          </w:p>
-          <w:p>
-            <w:pPr>
-              <w:pStyle w:val="NoSpacing"/>
-              <w:rPr>
-                <w:rFonts w:ascii="Calibri" w:hAnsi="Calibri" w:cs="Calibri"/>
-              </w:rPr>
-            </w:pPr>
-            <w:r>
-              <w:rPr>
-                <w:rFonts w:ascii="Calibri" w:hAnsi="Calibri" w:cs="Calibri"/>
-              </w:rPr>
-              <w:t xml:space="preserve">Separate case from: </w:t>
-            </w:r>
-            <w:proofErr w:type="gramStart"/>
-            <w:r>
-              <w:rPr>
-                <w:rFonts w:ascii="Calibri" w:hAnsi="Calibri" w:cs="Calibri"/>
-              </w:rPr>
-              <w:t xml:space="preserve">{{ </w:t>
-            </w:r>
-            <w:proofErr w:type="spellStart"/>
-            <w:r>
-              <w:rPr>
-                <w:rFonts w:ascii="Calibri" w:hAnsi="Calibri" w:cs="Calibri"/>
-              </w:rPr>
-              <w:t>comma</w:t>
-            </w:r>
-            <w:proofErr w:type="gramEnd"/>
-            <w:r>
-              <w:rPr>
-                <w:rFonts w:ascii="Calibri" w:hAnsi="Calibri" w:cs="Calibri"/>
-              </w:rPr>
-              <w:t>_list</w:t>
-            </w:r>
-            <w:proofErr w:type="spellEnd"/>
-            <w:r>
-              <w:rPr>
-                <w:rFonts w:ascii="Calibri" w:hAnsi="Calibri" w:cs="Calibri"/>
-              </w:rPr>
-              <w:t>(</w:t>
-            </w:r>
-            <w:r>
-              <w:rPr>
-                <w:rFonts w:ascii="Calibri" w:hAnsi="Calibri" w:cs="Calibri"/>
-              </w:rPr>
-              <w:t>users[0]</w:t>
-            </w:r>
-            <w:r>
-              <w:rPr>
-                <w:rFonts w:ascii="Calibri" w:hAnsi="Calibri" w:cs="Calibri"/>
-              </w:rPr>
-              <w:t>.</w:t>
-            </w:r>
-            <w:proofErr w:type="spellStart"/>
-            <w:r>
-              <w:rPr>
-                <w:rFonts w:ascii="Calibri" w:hAnsi="Calibri" w:cs="Calibri"/>
-              </w:rPr>
-              <w:t>separate_case_name_list</w:t>
-            </w:r>
-            <w:proofErr w:type="spellEnd"/>
-            <w:r>
-              <w:rPr>
-                <w:rFonts w:ascii="Calibri" w:hAnsi="Calibri" w:cs="Calibri"/>
-              </w:rPr>
-              <w:t>)</w:t>
-            </w:r>
-            <w:r>
-              <w:rPr>
-                <w:rFonts w:ascii="Calibri" w:hAnsi="Calibri" w:cs="Calibri"/>
-              </w:rPr>
-              <w:t xml:space="preserve"> }}</w:t>
-            </w:r>
-          </w:p>
-          <w:p>
-            <w:pPr>
-              <w:pStyle w:val="NoSpacing"/>
-              <w:rPr>
-                <w:rFonts w:ascii="Calibri" w:hAnsi="Calibri" w:cs="Calibri"/>
-              </w:rPr>
-            </w:pPr>
-            <w:proofErr w:type="gramStart"/>
-            <w:r>
-              <w:rPr>
-                <w:rFonts w:ascii="Calibri" w:hAnsi="Calibri" w:cs="Calibri"/>
-              </w:rPr>
-              <w:t xml:space="preserve">{{ </w:t>
-            </w:r>
-            <w:proofErr w:type="spellStart"/>
-            <w:r>
-              <w:rPr>
-                <w:rFonts w:ascii="Calibri" w:hAnsi="Calibri" w:cs="Calibri"/>
-              </w:rPr>
-              <w:t>output</w:t>
-            </w:r>
-            <w:proofErr w:type="gramEnd"/>
-            <w:r>
-              <w:rPr>
-                <w:rFonts w:ascii="Calibri" w:hAnsi="Calibri" w:cs="Calibri"/>
-              </w:rPr>
-              <w:t>_checkbox</w:t>
-            </w:r>
-            <w:proofErr w:type="spellEnd"/>
-            <w:r>
-              <w:rPr>
-                <w:rFonts w:ascii="Calibri" w:hAnsi="Calibri" w:cs="Calibri"/>
-              </w:rPr>
-              <w:t>(</w:t>
-            </w:r>
-            <w:r>
-              <w:rPr>
-                <w:rFonts w:ascii="Calibri" w:hAnsi="Calibri" w:cs="Calibri"/>
-              </w:rPr>
-              <w:t>no</w:t>
-            </w:r>
-            <w:r>
-              <w:rPr>
-                <w:rFonts w:ascii="Calibri" w:hAnsi="Calibri" w:cs="Calibri"/>
-              </w:rPr>
-              <w:t>t</w:t>
-            </w:r>
-            <w:r>
-              <w:rPr>
-                <w:rFonts w:ascii="Calibri" w:hAnsi="Calibri" w:cs="Calibri"/>
-              </w:rPr>
-              <w:t xml:space="preserve"> </w:t>
-            </w:r>
-            <w:r>
-              <w:rPr>
-                <w:rFonts w:ascii="Calibri" w:hAnsi="Calibri" w:cs="Calibri"/>
-              </w:rPr>
-              <w:t>users[0]</w:t>
-            </w:r>
-            <w:r>
-              <w:rPr>
-                <w:rFonts w:ascii="Calibri" w:hAnsi="Calibri" w:cs="Calibri"/>
-              </w:rPr>
-              <w:t>.</w:t>
-            </w:r>
-            <w:proofErr w:type="spellStart"/>
-            <w:r>
-              <w:rPr>
-                <w:rFonts w:ascii="Calibri" w:hAnsi="Calibri" w:cs="Calibri"/>
-              </w:rPr>
-              <w:t>wants_separate_case</w:t>
-            </w:r>
-            <w:proofErr w:type="spellEnd"/>
             <w:r>
               <w:rPr>
                 <w:rFonts w:ascii="Calibri" w:hAnsi="Calibri" w:cs="Calibri"/>
@@ -5000,8 +3379,7 @@
         </w:trPr>
         <w:tc>
           <w:tcPr>
-            <w:tcW w:w="3373" w:type="dxa"/>
-            <w:gridSpan w:val="2"/>
+            <w:tcW w:w="3288" w:type="dxa"/>
           </w:tcPr>
           <w:p>
             <w:pPr>
@@ -5032,7 +3410,6 @@
         <w:tc>
           <w:tcPr>
             <w:tcW w:w="7782" w:type="dxa"/>
-            <w:gridSpan w:val="2"/>
           </w:tcPr>
           <w:p>
             <w:pPr>
@@ -5041,33 +3418,11 @@
                 <w:rFonts w:ascii="Calibri" w:hAnsi="Calibri" w:cs="Calibri"/>
               </w:rPr>
             </w:pPr>
-            <w:proofErr w:type="gramStart"/>
-            <w:r>
-              <w:rPr>
-                <w:rFonts w:ascii="Calibri" w:hAnsi="Calibri" w:cs="Calibri"/>
-              </w:rPr>
-              <w:t xml:space="preserve">{{ </w:t>
-            </w:r>
-            <w:proofErr w:type="spellStart"/>
-            <w:r>
-              <w:rPr>
-                <w:rFonts w:ascii="Calibri" w:hAnsi="Calibri" w:cs="Calibri"/>
-              </w:rPr>
-              <w:t>output</w:t>
-            </w:r>
-            <w:proofErr w:type="gramEnd"/>
-            <w:r>
-              <w:rPr>
-                <w:rFonts w:ascii="Calibri" w:hAnsi="Calibri" w:cs="Calibri"/>
-              </w:rPr>
-              <w:t>_checkbox</w:t>
-            </w:r>
-            <w:proofErr w:type="spellEnd"/>
-            <w:r>
-              <w:rPr>
-                <w:rFonts w:ascii="Calibri" w:hAnsi="Calibri" w:cs="Calibri"/>
-              </w:rPr>
-              <w:t>(</w:t>
+            <w:r>
+              <w:rPr>
+                <w:rFonts w:ascii="Calibri" w:hAnsi="Calibri" w:cs="Calibri"/>
+              </w:rPr>
+              <w:t>{{ output_checkbox(</w:t>
             </w:r>
             <w:r>
               <w:rPr>
@@ -5081,14 +3436,12 @@
               </w:rPr>
               <w:t>.</w:t>
             </w:r>
-            <w:proofErr w:type="spellStart"/>
             <w:r>
               <w:rPr>
                 <w:rFonts w:ascii="Calibri" w:hAnsi="Calibri" w:cs="Calibri"/>
               </w:rPr>
               <w:t>looked_for_attorney</w:t>
             </w:r>
-            <w:proofErr w:type="spellEnd"/>
             <w:r>
               <w:rPr>
                 <w:rFonts w:ascii="Calibri" w:hAnsi="Calibri" w:cs="Calibri"/>
@@ -5109,33 +3462,11 @@
                 <w:rFonts w:ascii="Calibri" w:hAnsi="Calibri" w:cs="Calibri"/>
               </w:rPr>
             </w:pPr>
-            <w:proofErr w:type="gramStart"/>
-            <w:r>
-              <w:rPr>
-                <w:rFonts w:ascii="Calibri" w:hAnsi="Calibri" w:cs="Calibri"/>
-              </w:rPr>
-              <w:t>{{ users</w:t>
-            </w:r>
-            <w:proofErr w:type="gramEnd"/>
-            <w:r>
-              <w:rPr>
-                <w:rFonts w:ascii="Calibri" w:hAnsi="Calibri" w:cs="Calibri"/>
-              </w:rPr>
-              <w:t>[0].</w:t>
-            </w:r>
-            <w:proofErr w:type="spellStart"/>
-            <w:r>
-              <w:rPr>
-                <w:rFonts w:ascii="Calibri" w:hAnsi="Calibri" w:cs="Calibri"/>
-              </w:rPr>
-              <w:t>looked_for_attorney_details</w:t>
-            </w:r>
-            <w:proofErr w:type="spellEnd"/>
-            <w:r>
-              <w:rPr>
-                <w:rFonts w:ascii="Calibri" w:hAnsi="Calibri" w:cs="Calibri"/>
-              </w:rPr>
-              <w:t>}}</w:t>
+            <w:r>
+              <w:rPr>
+                <w:rFonts w:ascii="Calibri" w:hAnsi="Calibri" w:cs="Calibri"/>
+              </w:rPr>
+              <w:t>{{ users[0].looked_for_attorney_details}}</w:t>
             </w:r>
           </w:p>
           <w:p>
@@ -5145,33 +3476,11 @@
                 <w:rFonts w:ascii="Calibri" w:hAnsi="Calibri" w:cs="Calibri"/>
               </w:rPr>
             </w:pPr>
-            <w:proofErr w:type="gramStart"/>
-            <w:r>
-              <w:rPr>
-                <w:rFonts w:ascii="Calibri" w:hAnsi="Calibri" w:cs="Calibri"/>
-              </w:rPr>
-              <w:t xml:space="preserve">{{ </w:t>
-            </w:r>
-            <w:proofErr w:type="spellStart"/>
-            <w:r>
-              <w:rPr>
-                <w:rFonts w:ascii="Calibri" w:hAnsi="Calibri" w:cs="Calibri"/>
-              </w:rPr>
-              <w:t>output</w:t>
-            </w:r>
-            <w:proofErr w:type="gramEnd"/>
-            <w:r>
-              <w:rPr>
-                <w:rFonts w:ascii="Calibri" w:hAnsi="Calibri" w:cs="Calibri"/>
-              </w:rPr>
-              <w:t>_checkbox</w:t>
-            </w:r>
-            <w:proofErr w:type="spellEnd"/>
-            <w:r>
-              <w:rPr>
-                <w:rFonts w:ascii="Calibri" w:hAnsi="Calibri" w:cs="Calibri"/>
-              </w:rPr>
-              <w:t>(</w:t>
+            <w:r>
+              <w:rPr>
+                <w:rFonts w:ascii="Calibri" w:hAnsi="Calibri" w:cs="Calibri"/>
+              </w:rPr>
+              <w:t>{{ output_checkbox(</w:t>
             </w:r>
             <w:r>
               <w:rPr>
@@ -5191,14 +3500,12 @@
               </w:rPr>
               <w:t>.</w:t>
             </w:r>
-            <w:proofErr w:type="spellStart"/>
             <w:r>
               <w:rPr>
                 <w:rFonts w:ascii="Calibri" w:hAnsi="Calibri" w:cs="Calibri"/>
               </w:rPr>
               <w:t>looked_for_attorney</w:t>
             </w:r>
-            <w:proofErr w:type="spellEnd"/>
             <w:r>
               <w:rPr>
                 <w:rFonts w:ascii="Calibri" w:hAnsi="Calibri" w:cs="Calibri"/>
@@ -5220,8 +3527,7 @@
         </w:trPr>
         <w:tc>
           <w:tcPr>
-            <w:tcW w:w="3373" w:type="dxa"/>
-            <w:gridSpan w:val="2"/>
+            <w:tcW w:w="3288" w:type="dxa"/>
           </w:tcPr>
           <w:p>
             <w:pPr>
@@ -5240,7 +3546,6 @@
         <w:tc>
           <w:tcPr>
             <w:tcW w:w="7782" w:type="dxa"/>
-            <w:gridSpan w:val="2"/>
           </w:tcPr>
           <w:p>
             <w:pPr>
@@ -5249,55 +3554,16 @@
                 <w:rFonts w:ascii="Calibri" w:hAnsi="Calibri" w:cs="Calibri"/>
               </w:rPr>
             </w:pPr>
-            <w:proofErr w:type="gramStart"/>
-            <w:r>
-              <w:rPr>
-                <w:rFonts w:ascii="Calibri" w:hAnsi="Calibri" w:cs="Calibri"/>
-              </w:rPr>
-              <w:t>{{ users</w:t>
-            </w:r>
-            <w:proofErr w:type="gramEnd"/>
-            <w:r>
-              <w:rPr>
-                <w:rFonts w:ascii="Calibri" w:hAnsi="Calibri" w:cs="Calibri"/>
-              </w:rPr>
-              <w:t>[0].</w:t>
-            </w:r>
-            <w:proofErr w:type="spellStart"/>
-            <w:r>
-              <w:rPr>
-                <w:rFonts w:ascii="Calibri" w:hAnsi="Calibri" w:cs="Calibri"/>
-              </w:rPr>
-              <w:t>additional_notes</w:t>
-            </w:r>
-            <w:proofErr w:type="spellEnd"/>
-            <w:r>
-              <w:rPr>
-                <w:rFonts w:ascii="Calibri" w:hAnsi="Calibri" w:cs="Calibri"/>
-              </w:rPr>
-              <w:t>}}</w:t>
+            <w:r>
+              <w:rPr>
+                <w:rFonts w:ascii="Calibri" w:hAnsi="Calibri" w:cs="Calibri"/>
+              </w:rPr>
+              <w:t>{{ users[0].additional_notes}}</w:t>
             </w:r>
           </w:p>
         </w:tc>
       </w:tr>
     </w:tbl>
-    <w:p>
-      <w:pPr>
-        <w:rPr>
-          <w:rFonts w:ascii="Calibri" w:hAnsi="Calibri" w:cs="Calibri"/>
-          <w:sz w:val="22"/>
-          <w:szCs w:val="22"/>
-        </w:rPr>
-        <w:sectPr>
-          <w:headerReference w:type="default" r:id="rId11"/>
-          <w:footerReference w:type="default" r:id="rId12"/>
-          <w:pgSz w:w="12240" w:h="15840"/>
-          <w:pgMar w:top="1440" w:right="1440" w:bottom="1440" w:left="1440" w:header="720" w:footer="720" w:gutter="0"/>
-          <w:cols w:space="720"/>
-          <w:docGrid w:linePitch="360"/>
-        </w:sectPr>
-      </w:pPr>
-    </w:p>
     <w:p>
       <w:pPr>
         <w:spacing w:after="0"/>
@@ -5309,7 +3575,8 @@
       </w:pPr>
     </w:p>
     <w:sectPr>
-      <w:headerReference w:type="default" r:id="rId13"/>
+      <w:headerReference w:type="default" r:id="rId11"/>
+      <w:footerReference w:type="default" r:id="rId12"/>
       <w:type w:val="continuous"/>
       <w:pgSz w:w="12240" w:h="15840"/>
       <w:pgMar w:top="810" w:right="1440" w:bottom="1260" w:left="1440" w:header="720" w:footer="720" w:gutter="0"/>
@@ -5359,13 +3626,13 @@
         <w:noProof/>
       </w:rPr>
       <w:drawing>
-        <wp:anchor distT="0" distB="0" distL="114300" distR="114300" simplePos="0" relativeHeight="251659264" behindDoc="0" locked="0" layoutInCell="1" allowOverlap="1" wp14:anchorId="7626AADD" wp14:editId="6A88C228">
+        <wp:anchor distT="0" distB="0" distL="114300" distR="114300" simplePos="0" relativeHeight="251659264" behindDoc="0" locked="0" layoutInCell="1" allowOverlap="1" wp14:anchorId="7AEF5CCC" wp14:editId="4BC7FF10">
           <wp:simplePos x="0" y="0"/>
           <wp:positionH relativeFrom="margin">
-            <wp:align>left</wp:align>
+            <wp:posOffset>0</wp:posOffset>
           </wp:positionH>
           <wp:positionV relativeFrom="paragraph">
-            <wp:posOffset>-94584</wp:posOffset>
+            <wp:posOffset>0</wp:posOffset>
           </wp:positionV>
           <wp:extent cx="1190625" cy="565547"/>
           <wp:effectExtent l="0" t="0" r="0" b="6350"/>
@@ -5453,16 +3720,6 @@
 </file>
 
 <file path=word/header1.xml><?xml version="1.0" encoding="utf-8"?>
-<w:hdr xmlns:wpc="http://schemas.microsoft.com/office/word/2010/wordprocessingCanvas" xmlns:cx="http://schemas.microsoft.com/office/drawing/2014/chartex" xmlns:cx1="http://schemas.microsoft.com/office/drawing/2015/9/8/chartex" xmlns:cx2="http://schemas.microsoft.com/office/drawing/2015/10/21/chartex" xmlns:cx3="http://schemas.microsoft.com/office/drawing/2016/5/9/chartex" xmlns:cx4="http://schemas.microsoft.com/office/drawing/2016/5/10/chartex" xmlns:cx5="http://schemas.microsoft.com/office/drawing/2016/5/11/chartex" xmlns:cx6="http://schemas.microsoft.com/office/drawing/2016/5/12/chartex" xmlns:cx7="http://schemas.microsoft.com/office/drawing/2016/5/13/chartex" xmlns:cx8="http://schemas.microsoft.com/office/drawing/2016/5/14/chartex" xmlns:mc="http://schemas.openxmlformats.org/markup-compatibility/2006" xmlns:aink="http://schemas.microsoft.com/office/drawing/2016/ink" xmlns:am3d="http://schemas.microsoft.com/office/drawing/2017/model3d" xmlns:o="urn:schemas-microsoft-com:office:office" xmlns:oel="http://schemas.microsoft.com/office/2019/extlst" xmlns:r="http://schemas.openxmlformats.org/officeDocument/2006/relationships" xmlns:m="http://schemas.openxmlformats.org/officeDocument/2006/math" xmlns:v="urn:schemas-microsoft-com:vml" xmlns:wp14="http://schemas.microsoft.com/office/word/2010/wordprocessingDrawing" xmlns:wp="http://schemas.openxmlformats.org/drawingml/2006/wordprocessingDrawing" xmlns:w10="urn:schemas-microsoft-com:office:word" xmlns:w="http://schemas.openxmlformats.org/wordprocessingml/2006/main" xmlns:w14="http://schemas.microsoft.com/office/word/2010/wordml" xmlns:w15="http://schemas.microsoft.com/office/word/2012/wordml" xmlns:w16cex="http://schemas.microsoft.com/office/word/2018/wordml/cex" xmlns:w16cid="http://schemas.microsoft.com/office/word/2016/wordml/cid" xmlns:w16="http://schemas.microsoft.com/office/word/2018/wordml" xmlns:w16sdtdh="http://schemas.microsoft.com/office/word/2020/wordml/sdtdatahash" xmlns:w16se="http://schemas.microsoft.com/office/word/2015/wordml/symex" xmlns:wpg="http://schemas.microsoft.com/office/word/2010/wordprocessingGroup" xmlns:wpi="http://schemas.microsoft.com/office/word/2010/wordprocessingInk" xmlns:wne="http://schemas.microsoft.com/office/word/2006/wordml" xmlns:wps="http://schemas.microsoft.com/office/word/2010/wordprocessingShape" mc:Ignorable="w14 w15 w16se w16cid w16 w16cex w16sdtdh wp14">
-  <w:p>
-    <w:pPr>
-      <w:pStyle w:val="Header"/>
-    </w:pPr>
-  </w:p>
-</w:hdr>
-</file>
-
-<file path=word/header2.xml><?xml version="1.0" encoding="utf-8"?>
 <w:hdr xmlns:wpc="http://schemas.microsoft.com/office/word/2010/wordprocessingCanvas" xmlns:cx="http://schemas.microsoft.com/office/drawing/2014/chartex" xmlns:cx1="http://schemas.microsoft.com/office/drawing/2015/9/8/chartex" xmlns:cx2="http://schemas.microsoft.com/office/drawing/2015/10/21/chartex" xmlns:cx3="http://schemas.microsoft.com/office/drawing/2016/5/9/chartex" xmlns:cx4="http://schemas.microsoft.com/office/drawing/2016/5/10/chartex" xmlns:cx5="http://schemas.microsoft.com/office/drawing/2016/5/11/chartex" xmlns:cx6="http://schemas.microsoft.com/office/drawing/2016/5/12/chartex" xmlns:cx7="http://schemas.microsoft.com/office/drawing/2016/5/13/chartex" xmlns:cx8="http://schemas.microsoft.com/office/drawing/2016/5/14/chartex" xmlns:mc="http://schemas.openxmlformats.org/markup-compatibility/2006" xmlns:aink="http://schemas.microsoft.com/office/drawing/2016/ink" xmlns:am3d="http://schemas.microsoft.com/office/drawing/2017/model3d" xmlns:o="urn:schemas-microsoft-com:office:office" xmlns:oel="http://schemas.microsoft.com/office/2019/extlst" xmlns:r="http://schemas.openxmlformats.org/officeDocument/2006/relationships" xmlns:m="http://schemas.openxmlformats.org/officeDocument/2006/math" xmlns:v="urn:schemas-microsoft-com:vml" xmlns:wp14="http://schemas.microsoft.com/office/word/2010/wordprocessingDrawing" xmlns:wp="http://schemas.openxmlformats.org/drawingml/2006/wordprocessingDrawing" xmlns:w10="urn:schemas-microsoft-com:office:word" xmlns:w="http://schemas.openxmlformats.org/wordprocessingml/2006/main" xmlns:w14="http://schemas.microsoft.com/office/word/2010/wordml" xmlns:w15="http://schemas.microsoft.com/office/word/2012/wordml" xmlns:w16cex="http://schemas.microsoft.com/office/word/2018/wordml/cex" xmlns:w16cid="http://schemas.microsoft.com/office/word/2016/wordml/cid" xmlns:w16="http://schemas.microsoft.com/office/word/2018/wordml" xmlns:w16sdtdh="http://schemas.microsoft.com/office/word/2020/wordml/sdtdatahash" xmlns:w16se="http://schemas.microsoft.com/office/word/2015/wordml/symex" xmlns:wpg="http://schemas.microsoft.com/office/word/2010/wordprocessingGroup" xmlns:wpi="http://schemas.microsoft.com/office/word/2010/wordprocessingInk" xmlns:wne="http://schemas.microsoft.com/office/word/2006/wordml" xmlns:wps="http://schemas.microsoft.com/office/word/2010/wordprocessingShape" mc:Ignorable="w14 w15 w16se w16cid w16 w16cex w16sdtdh wp14">
   <w:tbl>
     <w:tblPr>

--- a/docassemble/USCISApplications/data/templates/Court_Accompaniment_Intake.docx
+++ b/docassemble/USCISApplications/data/templates/Court_Accompaniment_Intake.docx
@@ -99,6 +99,7 @@
         </w:rPr>
         <w:t xml:space="preserve">Name of volunteer/staff: </w:t>
       </w:r>
+      <w:proofErr w:type="gramStart"/>
       <w:r>
         <w:rPr>
           <w:rFonts w:ascii="Calibri" w:eastAsia="Arial" w:hAnsi="Calibri" w:cs="Calibri"/>
@@ -109,6 +110,7 @@
         </w:rPr>
         <w:t xml:space="preserve">{{ </w:t>
       </w:r>
+      <w:proofErr w:type="spellStart"/>
       <w:r>
         <w:rPr>
           <w:rFonts w:ascii="Calibri" w:eastAsia="Arial" w:hAnsi="Calibri" w:cs="Calibri"/>
@@ -117,7 +119,29 @@
           <w:sz w:val="22"/>
           <w:szCs w:val="22"/>
         </w:rPr>
-        <w:t>screener.name_full()</w:t>
+        <w:t>screener.name</w:t>
+      </w:r>
+      <w:proofErr w:type="gramEnd"/>
+      <w:r>
+        <w:rPr>
+          <w:rFonts w:ascii="Calibri" w:eastAsia="Arial" w:hAnsi="Calibri" w:cs="Calibri"/>
+          <w:b/>
+          <w:bCs/>
+          <w:sz w:val="22"/>
+          <w:szCs w:val="22"/>
+        </w:rPr>
+        <w:t>_full</w:t>
+      </w:r>
+      <w:proofErr w:type="spellEnd"/>
+      <w:r>
+        <w:rPr>
+          <w:rFonts w:ascii="Calibri" w:eastAsia="Arial" w:hAnsi="Calibri" w:cs="Calibri"/>
+          <w:b/>
+          <w:bCs/>
+          <w:sz w:val="22"/>
+          <w:szCs w:val="22"/>
+        </w:rPr>
+        <w:t>()</w:t>
       </w:r>
       <w:r>
         <w:rPr>
@@ -180,6 +204,7 @@
         </w:rPr>
         <w:t xml:space="preserve">Hearing Date: </w:t>
       </w:r>
+      <w:proofErr w:type="gramStart"/>
       <w:r>
         <w:rPr>
           <w:rFonts w:ascii="Calibri" w:eastAsia="Calibri" w:hAnsi="Calibri" w:cs="Calibri"/>
@@ -188,7 +213,62 @@
           <w:sz w:val="22"/>
           <w:szCs w:val="22"/>
         </w:rPr>
-        <w:t>{{ users[0].hearing_date.format('MM/dd/yyyy') }}</w:t>
+        <w:t>{{ users</w:t>
+      </w:r>
+      <w:proofErr w:type="gramEnd"/>
+      <w:r>
+        <w:rPr>
+          <w:rFonts w:ascii="Calibri" w:eastAsia="Calibri" w:hAnsi="Calibri" w:cs="Calibri"/>
+          <w:b/>
+          <w:bCs/>
+          <w:sz w:val="22"/>
+          <w:szCs w:val="22"/>
+        </w:rPr>
+        <w:t>[0].</w:t>
+      </w:r>
+      <w:proofErr w:type="spellStart"/>
+      <w:r>
+        <w:rPr>
+          <w:rFonts w:ascii="Calibri" w:eastAsia="Calibri" w:hAnsi="Calibri" w:cs="Calibri"/>
+          <w:b/>
+          <w:bCs/>
+          <w:sz w:val="22"/>
+          <w:szCs w:val="22"/>
+        </w:rPr>
+        <w:t>hearing_date.format</w:t>
+      </w:r>
+      <w:proofErr w:type="spellEnd"/>
+      <w:r>
+        <w:rPr>
+          <w:rFonts w:ascii="Calibri" w:eastAsia="Calibri" w:hAnsi="Calibri" w:cs="Calibri"/>
+          <w:b/>
+          <w:bCs/>
+          <w:sz w:val="22"/>
+          <w:szCs w:val="22"/>
+        </w:rPr>
+        <w:t>('MM/dd/</w:t>
+      </w:r>
+      <w:proofErr w:type="spellStart"/>
+      <w:r>
+        <w:rPr>
+          <w:rFonts w:ascii="Calibri" w:eastAsia="Calibri" w:hAnsi="Calibri" w:cs="Calibri"/>
+          <w:b/>
+          <w:bCs/>
+          <w:sz w:val="22"/>
+          <w:szCs w:val="22"/>
+        </w:rPr>
+        <w:t>yyyy</w:t>
+      </w:r>
+      <w:proofErr w:type="spellEnd"/>
+      <w:r>
+        <w:rPr>
+          <w:rFonts w:ascii="Calibri" w:eastAsia="Calibri" w:hAnsi="Calibri" w:cs="Calibri"/>
+          <w:b/>
+          <w:bCs/>
+          <w:sz w:val="22"/>
+          <w:szCs w:val="22"/>
+        </w:rPr>
+        <w:t>') }}</w:t>
       </w:r>
       <w:r>
         <w:rPr>
@@ -221,6 +301,7 @@
         </w:rPr>
         <w:t xml:space="preserve">{{ </w:t>
       </w:r>
+      <w:proofErr w:type="spellStart"/>
       <w:r>
         <w:rPr>
           <w:rFonts w:ascii="Calibri" w:eastAsia="Calibri" w:hAnsi="Calibri" w:cs="Calibri"/>
@@ -229,7 +310,18 @@
           <w:sz w:val="22"/>
           <w:szCs w:val="22"/>
         </w:rPr>
-        <w:t>format_time(</w:t>
+        <w:t>format_time</w:t>
+      </w:r>
+      <w:proofErr w:type="spellEnd"/>
+      <w:r>
+        <w:rPr>
+          <w:rFonts w:ascii="Calibri" w:eastAsia="Calibri" w:hAnsi="Calibri" w:cs="Calibri"/>
+          <w:b/>
+          <w:bCs/>
+          <w:sz w:val="22"/>
+          <w:szCs w:val="22"/>
+        </w:rPr>
+        <w:t>(</w:t>
       </w:r>
       <w:r>
         <w:rPr>
@@ -239,8 +331,9 @@
           <w:sz w:val="22"/>
           <w:szCs w:val="22"/>
         </w:rPr>
-        <w:t>users[0].hearing_time</w:t>
+        <w:t>users[0].</w:t>
       </w:r>
+      <w:proofErr w:type="spellStart"/>
       <w:r>
         <w:rPr>
           <w:rFonts w:ascii="Calibri" w:eastAsia="Calibri" w:hAnsi="Calibri" w:cs="Calibri"/>
@@ -249,7 +342,40 @@
           <w:sz w:val="22"/>
           <w:szCs w:val="22"/>
         </w:rPr>
-        <w:t>, format='h:mm a')</w:t>
+        <w:t>hearing_time</w:t>
+      </w:r>
+      <w:proofErr w:type="spellEnd"/>
+      <w:r>
+        <w:rPr>
+          <w:rFonts w:ascii="Calibri" w:eastAsia="Calibri" w:hAnsi="Calibri" w:cs="Calibri"/>
+          <w:b/>
+          <w:bCs/>
+          <w:sz w:val="22"/>
+          <w:szCs w:val="22"/>
+        </w:rPr>
+        <w:t>, format='</w:t>
+      </w:r>
+      <w:proofErr w:type="spellStart"/>
+      <w:r>
+        <w:rPr>
+          <w:rFonts w:ascii="Calibri" w:eastAsia="Calibri" w:hAnsi="Calibri" w:cs="Calibri"/>
+          <w:b/>
+          <w:bCs/>
+          <w:sz w:val="22"/>
+          <w:szCs w:val="22"/>
+        </w:rPr>
+        <w:t>h:mm</w:t>
+      </w:r>
+      <w:proofErr w:type="spellEnd"/>
+      <w:r>
+        <w:rPr>
+          <w:rFonts w:ascii="Calibri" w:eastAsia="Calibri" w:hAnsi="Calibri" w:cs="Calibri"/>
+          <w:b/>
+          <w:bCs/>
+          <w:sz w:val="22"/>
+          <w:szCs w:val="22"/>
+        </w:rPr>
+        <w:t xml:space="preserve"> a')</w:t>
       </w:r>
       <w:r>
         <w:rPr>
@@ -302,6 +428,7 @@
         </w:rPr>
         <w:t xml:space="preserve">Immigration Judge: </w:t>
       </w:r>
+      <w:proofErr w:type="gramStart"/>
       <w:r>
         <w:rPr>
           <w:rFonts w:ascii="Calibri" w:eastAsia="Calibri" w:hAnsi="Calibri" w:cs="Calibri"/>
@@ -310,7 +437,40 @@
           <w:sz w:val="22"/>
           <w:szCs w:val="22"/>
         </w:rPr>
-        <w:t>{{ immigration_judge.name_full() }}</w:t>
+        <w:t xml:space="preserve">{{ </w:t>
+      </w:r>
+      <w:proofErr w:type="spellStart"/>
+      <w:r>
+        <w:rPr>
+          <w:rFonts w:ascii="Calibri" w:eastAsia="Calibri" w:hAnsi="Calibri" w:cs="Calibri"/>
+          <w:b/>
+          <w:bCs/>
+          <w:sz w:val="22"/>
+          <w:szCs w:val="22"/>
+        </w:rPr>
+        <w:t>immigration_judge.name</w:t>
+      </w:r>
+      <w:proofErr w:type="gramEnd"/>
+      <w:r>
+        <w:rPr>
+          <w:rFonts w:ascii="Calibri" w:eastAsia="Calibri" w:hAnsi="Calibri" w:cs="Calibri"/>
+          <w:b/>
+          <w:bCs/>
+          <w:sz w:val="22"/>
+          <w:szCs w:val="22"/>
+        </w:rPr>
+        <w:t>_full</w:t>
+      </w:r>
+      <w:proofErr w:type="spellEnd"/>
+      <w:r>
+        <w:rPr>
+          <w:rFonts w:ascii="Calibri" w:eastAsia="Calibri" w:hAnsi="Calibri" w:cs="Calibri"/>
+          <w:b/>
+          <w:bCs/>
+          <w:sz w:val="22"/>
+          <w:szCs w:val="22"/>
+        </w:rPr>
+        <w:t>() }}</w:t>
       </w:r>
     </w:p>
     <w:p>
@@ -351,8 +511,63 @@
           <w:sz w:val="22"/>
           <w:szCs w:val="22"/>
         </w:rPr>
-        <w:t xml:space="preserve"> if not users[0].has_riders %}</w:t>
+        <w:t xml:space="preserve"> if not </w:t>
       </w:r>
+      <w:proofErr w:type="gramStart"/>
+      <w:r>
+        <w:rPr>
+          <w:rFonts w:ascii="Calibri" w:eastAsia="Calibri" w:hAnsi="Calibri" w:cs="Calibri"/>
+          <w:b/>
+          <w:bCs/>
+          <w:sz w:val="22"/>
+          <w:szCs w:val="22"/>
+        </w:rPr>
+        <w:t>users[</w:t>
+      </w:r>
+      <w:proofErr w:type="gramEnd"/>
+      <w:r>
+        <w:rPr>
+          <w:rFonts w:ascii="Calibri" w:eastAsia="Calibri" w:hAnsi="Calibri" w:cs="Calibri"/>
+          <w:b/>
+          <w:bCs/>
+          <w:sz w:val="22"/>
+          <w:szCs w:val="22"/>
+        </w:rPr>
+        <w:t>0].</w:t>
+      </w:r>
+      <w:proofErr w:type="spellStart"/>
+      <w:r>
+        <w:rPr>
+          <w:rFonts w:ascii="Calibri" w:eastAsia="Calibri" w:hAnsi="Calibri" w:cs="Calibri"/>
+          <w:b/>
+          <w:bCs/>
+          <w:sz w:val="22"/>
+          <w:szCs w:val="22"/>
+        </w:rPr>
+        <w:t>has_riders</w:t>
+      </w:r>
+      <w:proofErr w:type="spellEnd"/>
+      <w:r>
+        <w:rPr>
+          <w:rFonts w:ascii="Calibri" w:eastAsia="Calibri" w:hAnsi="Calibri" w:cs="Calibri"/>
+          <w:b/>
+          <w:bCs/>
+          <w:sz w:val="22"/>
+          <w:szCs w:val="22"/>
+        </w:rPr>
+        <w:t xml:space="preserve"> %}</w:t>
+      </w:r>
+    </w:p>
+    <w:p>
+      <w:pPr>
+        <w:rPr>
+          <w:rFonts w:ascii="Calibri" w:eastAsia="Calibri" w:hAnsi="Calibri" w:cs="Calibri"/>
+          <w:b/>
+          <w:bCs/>
+          <w:sz w:val="22"/>
+          <w:szCs w:val="22"/>
+        </w:rPr>
+      </w:pPr>
       <w:r>
         <w:rPr>
           <w:rFonts w:ascii="Calibri" w:eastAsia="Calibri" w:hAnsi="Calibri" w:cs="Calibri"/>
@@ -371,7 +586,48 @@
           <w:sz w:val="22"/>
           <w:szCs w:val="22"/>
         </w:rPr>
-        <w:t>N/A{% endif %}</w:t>
+        <w:t>N/A</w:t>
+      </w:r>
+    </w:p>
+    <w:p>
+      <w:pPr>
+        <w:rPr>
+          <w:rFonts w:ascii="Calibri" w:eastAsia="Calibri" w:hAnsi="Calibri" w:cs="Calibri"/>
+          <w:b/>
+          <w:bCs/>
+          <w:sz w:val="22"/>
+          <w:szCs w:val="22"/>
+        </w:rPr>
+      </w:pPr>
+      <w:r>
+        <w:rPr>
+          <w:rFonts w:ascii="Calibri" w:eastAsia="Calibri" w:hAnsi="Calibri" w:cs="Calibri"/>
+          <w:b/>
+          <w:bCs/>
+          <w:sz w:val="22"/>
+          <w:szCs w:val="22"/>
+        </w:rPr>
+        <w:t>{%</w:t>
+      </w:r>
+      <w:r>
+        <w:rPr>
+          <w:rFonts w:ascii="Calibri" w:eastAsia="Calibri" w:hAnsi="Calibri" w:cs="Calibri"/>
+          <w:b/>
+          <w:bCs/>
+          <w:sz w:val="22"/>
+          <w:szCs w:val="22"/>
+        </w:rPr>
+        <w:t>p</w:t>
+      </w:r>
+      <w:r>
+        <w:rPr>
+          <w:rFonts w:ascii="Calibri" w:eastAsia="Calibri" w:hAnsi="Calibri" w:cs="Calibri"/>
+          <w:b/>
+          <w:bCs/>
+          <w:sz w:val="22"/>
+          <w:szCs w:val="22"/>
+        </w:rPr>
+        <w:t xml:space="preserve"> endif %}</w:t>
       </w:r>
     </w:p>
     <w:p>
@@ -394,6 +650,7 @@
         </w:rPr>
         <w:t xml:space="preserve">{%p if </w:t>
       </w:r>
+      <w:proofErr w:type="gramStart"/>
       <w:r>
         <w:rPr>
           <w:rFonts w:ascii="Calibri" w:eastAsia="Calibri" w:hAnsi="Calibri" w:cs="Calibri"/>
@@ -402,8 +659,9 @@
           <w:sz w:val="22"/>
           <w:szCs w:val="22"/>
         </w:rPr>
-        <w:t>users[0].</w:t>
+        <w:t>users[</w:t>
       </w:r>
+      <w:proofErr w:type="gramEnd"/>
       <w:r>
         <w:rPr>
           <w:rFonts w:ascii="Calibri" w:eastAsia="Calibri" w:hAnsi="Calibri" w:cs="Calibri"/>
@@ -412,7 +670,29 @@
           <w:sz w:val="22"/>
           <w:szCs w:val="22"/>
         </w:rPr>
-        <w:t>has_riders %}</w:t>
+        <w:t>0].</w:t>
+      </w:r>
+      <w:proofErr w:type="spellStart"/>
+      <w:r>
+        <w:rPr>
+          <w:rFonts w:ascii="Calibri" w:eastAsia="Calibri" w:hAnsi="Calibri" w:cs="Calibri"/>
+          <w:b/>
+          <w:bCs/>
+          <w:sz w:val="22"/>
+          <w:szCs w:val="22"/>
+        </w:rPr>
+        <w:t>has_riders</w:t>
+      </w:r>
+      <w:proofErr w:type="spellEnd"/>
+      <w:r>
+        <w:rPr>
+          <w:rFonts w:ascii="Calibri" w:eastAsia="Calibri" w:hAnsi="Calibri" w:cs="Calibri"/>
+          <w:b/>
+          <w:bCs/>
+          <w:sz w:val="22"/>
+          <w:szCs w:val="22"/>
+        </w:rPr>
+        <w:t xml:space="preserve"> %}</w:t>
       </w:r>
     </w:p>
     <w:tbl>
@@ -446,13 +726,23 @@
                 <w:bCs/>
               </w:rPr>
             </w:pPr>
+            <w:proofErr w:type="spellStart"/>
             <w:r>
               <w:rPr>
                 <w:rFonts w:ascii="Calibri" w:eastAsia="Calibri" w:hAnsi="Calibri" w:cs="Calibri"/>
                 <w:b/>
                 <w:bCs/>
               </w:rPr>
-              <w:t>Additonal Riders</w:t>
+              <w:t>Additonal</w:t>
+            </w:r>
+            <w:proofErr w:type="spellEnd"/>
+            <w:r>
+              <w:rPr>
+                <w:rFonts w:ascii="Calibri" w:eastAsia="Calibri" w:hAnsi="Calibri" w:cs="Calibri"/>
+                <w:b/>
+                <w:bCs/>
+              </w:rPr>
+              <w:t xml:space="preserve"> Riders</w:t>
             </w:r>
           </w:p>
         </w:tc>
@@ -534,7 +824,21 @@
               <w:rPr>
                 <w:rFonts w:ascii="Calibri" w:eastAsia="Calibri" w:hAnsi="Calibri" w:cs="Calibri"/>
               </w:rPr>
-              <w:t>{%tr for rider in additional_riders %}</w:t>
+              <w:t xml:space="preserve">{%tr for rider in </w:t>
+            </w:r>
+            <w:proofErr w:type="spellStart"/>
+            <w:r>
+              <w:rPr>
+                <w:rFonts w:ascii="Calibri" w:eastAsia="Calibri" w:hAnsi="Calibri" w:cs="Calibri"/>
+              </w:rPr>
+              <w:t>additional_riders</w:t>
+            </w:r>
+            <w:proofErr w:type="spellEnd"/>
+            <w:r>
+              <w:rPr>
+                <w:rFonts w:ascii="Calibri" w:eastAsia="Calibri" w:hAnsi="Calibri" w:cs="Calibri"/>
+              </w:rPr>
+              <w:t xml:space="preserve"> %}</w:t>
             </w:r>
           </w:p>
         </w:tc>
@@ -577,11 +881,33 @@
                 <w:rFonts w:ascii="Calibri" w:eastAsia="Calibri" w:hAnsi="Calibri" w:cs="Calibri"/>
               </w:rPr>
             </w:pPr>
-            <w:r>
-              <w:rPr>
-                <w:rFonts w:ascii="Calibri" w:eastAsia="Calibri" w:hAnsi="Calibri" w:cs="Calibri"/>
-              </w:rPr>
-              <w:t>{{ rider.name_full() }}</w:t>
+            <w:proofErr w:type="gramStart"/>
+            <w:r>
+              <w:rPr>
+                <w:rFonts w:ascii="Calibri" w:eastAsia="Calibri" w:hAnsi="Calibri" w:cs="Calibri"/>
+              </w:rPr>
+              <w:t xml:space="preserve">{{ </w:t>
+            </w:r>
+            <w:proofErr w:type="spellStart"/>
+            <w:r>
+              <w:rPr>
+                <w:rFonts w:ascii="Calibri" w:eastAsia="Calibri" w:hAnsi="Calibri" w:cs="Calibri"/>
+              </w:rPr>
+              <w:t>rider.name</w:t>
+            </w:r>
+            <w:proofErr w:type="gramEnd"/>
+            <w:r>
+              <w:rPr>
+                <w:rFonts w:ascii="Calibri" w:eastAsia="Calibri" w:hAnsi="Calibri" w:cs="Calibri"/>
+              </w:rPr>
+              <w:t>_full</w:t>
+            </w:r>
+            <w:proofErr w:type="spellEnd"/>
+            <w:r>
+              <w:rPr>
+                <w:rFonts w:ascii="Calibri" w:eastAsia="Calibri" w:hAnsi="Calibri" w:cs="Calibri"/>
+              </w:rPr>
+              <w:t>() }}</w:t>
             </w:r>
           </w:p>
         </w:tc>
@@ -595,11 +921,33 @@
                 <w:rFonts w:ascii="Calibri" w:eastAsia="Calibri" w:hAnsi="Calibri" w:cs="Calibri"/>
               </w:rPr>
             </w:pPr>
-            <w:r>
-              <w:rPr>
-                <w:rFonts w:ascii="Calibri" w:eastAsia="Calibri" w:hAnsi="Calibri" w:cs="Calibri"/>
-              </w:rPr>
-              <w:t>{{ rider.relationship }}</w:t>
+            <w:proofErr w:type="gramStart"/>
+            <w:r>
+              <w:rPr>
+                <w:rFonts w:ascii="Calibri" w:eastAsia="Calibri" w:hAnsi="Calibri" w:cs="Calibri"/>
+              </w:rPr>
+              <w:t xml:space="preserve">{{ </w:t>
+            </w:r>
+            <w:proofErr w:type="spellStart"/>
+            <w:r>
+              <w:rPr>
+                <w:rFonts w:ascii="Calibri" w:eastAsia="Calibri" w:hAnsi="Calibri" w:cs="Calibri"/>
+              </w:rPr>
+              <w:t>rider</w:t>
+            </w:r>
+            <w:proofErr w:type="gramEnd"/>
+            <w:r>
+              <w:rPr>
+                <w:rFonts w:ascii="Calibri" w:eastAsia="Calibri" w:hAnsi="Calibri" w:cs="Calibri"/>
+              </w:rPr>
+              <w:t>.relationship</w:t>
+            </w:r>
+            <w:proofErr w:type="spellEnd"/>
+            <w:r>
+              <w:rPr>
+                <w:rFonts w:ascii="Calibri" w:eastAsia="Calibri" w:hAnsi="Calibri" w:cs="Calibri"/>
+              </w:rPr>
+              <w:t xml:space="preserve"> }}</w:t>
             </w:r>
           </w:p>
         </w:tc>
@@ -613,11 +961,33 @@
                 <w:rFonts w:ascii="Calibri" w:eastAsia="Arial" w:hAnsi="Calibri" w:cs="Calibri"/>
               </w:rPr>
             </w:pPr>
-            <w:r>
-              <w:rPr>
-                <w:rFonts w:ascii="Calibri" w:eastAsia="Calibri" w:hAnsi="Calibri" w:cs="Calibri"/>
-              </w:rPr>
-              <w:t>{{ rider.a_number }}</w:t>
+            <w:proofErr w:type="gramStart"/>
+            <w:r>
+              <w:rPr>
+                <w:rFonts w:ascii="Calibri" w:eastAsia="Calibri" w:hAnsi="Calibri" w:cs="Calibri"/>
+              </w:rPr>
+              <w:t xml:space="preserve">{{ </w:t>
+            </w:r>
+            <w:proofErr w:type="spellStart"/>
+            <w:r>
+              <w:rPr>
+                <w:rFonts w:ascii="Calibri" w:eastAsia="Calibri" w:hAnsi="Calibri" w:cs="Calibri"/>
+              </w:rPr>
+              <w:t>rider</w:t>
+            </w:r>
+            <w:proofErr w:type="gramEnd"/>
+            <w:r>
+              <w:rPr>
+                <w:rFonts w:ascii="Calibri" w:eastAsia="Calibri" w:hAnsi="Calibri" w:cs="Calibri"/>
+              </w:rPr>
+              <w:t>.a_number</w:t>
+            </w:r>
+            <w:proofErr w:type="spellEnd"/>
+            <w:r>
+              <w:rPr>
+                <w:rFonts w:ascii="Calibri" w:eastAsia="Calibri" w:hAnsi="Calibri" w:cs="Calibri"/>
+              </w:rPr>
+              <w:t xml:space="preserve"> }}</w:t>
             </w:r>
           </w:p>
         </w:tc>
@@ -640,7 +1010,21 @@
               <w:rPr>
                 <w:rFonts w:ascii="Calibri" w:eastAsia="Calibri" w:hAnsi="Calibri" w:cs="Calibri"/>
               </w:rPr>
-              <w:t>{%tr endfor %}</w:t>
+              <w:t xml:space="preserve">{%tr </w:t>
+            </w:r>
+            <w:proofErr w:type="spellStart"/>
+            <w:r>
+              <w:rPr>
+                <w:rFonts w:ascii="Calibri" w:eastAsia="Calibri" w:hAnsi="Calibri" w:cs="Calibri"/>
+              </w:rPr>
+              <w:t>endfor</w:t>
+            </w:r>
+            <w:proofErr w:type="spellEnd"/>
+            <w:r>
+              <w:rPr>
+                <w:rFonts w:ascii="Calibri" w:eastAsia="Calibri" w:hAnsi="Calibri" w:cs="Calibri"/>
+              </w:rPr>
+              <w:t xml:space="preserve"> %}</w:t>
             </w:r>
           </w:p>
         </w:tc>
@@ -775,11 +1159,19 @@
                 <w:rFonts w:ascii="Calibri" w:eastAsia="Calibri" w:hAnsi="Calibri" w:cs="Calibri"/>
               </w:rPr>
             </w:pPr>
-            <w:r>
-              <w:rPr>
-                <w:rFonts w:ascii="Calibri" w:eastAsia="Calibri" w:hAnsi="Calibri" w:cs="Calibri"/>
-              </w:rPr>
-              <w:t>{{ users[</w:t>
+            <w:proofErr w:type="gramStart"/>
+            <w:r>
+              <w:rPr>
+                <w:rFonts w:ascii="Calibri" w:eastAsia="Calibri" w:hAnsi="Calibri" w:cs="Calibri"/>
+              </w:rPr>
+              <w:t>{{ users</w:t>
+            </w:r>
+            <w:proofErr w:type="gramEnd"/>
+            <w:r>
+              <w:rPr>
+                <w:rFonts w:ascii="Calibri" w:eastAsia="Calibri" w:hAnsi="Calibri" w:cs="Calibri"/>
+              </w:rPr>
+              <w:t>[</w:t>
             </w:r>
             <w:r>
               <w:rPr>
@@ -791,7 +1183,21 @@
               <w:rPr>
                 <w:rFonts w:ascii="Calibri" w:eastAsia="Calibri" w:hAnsi="Calibri" w:cs="Calibri"/>
               </w:rPr>
-              <w:t>].name_full() }}</w:t>
+              <w:t>].</w:t>
+            </w:r>
+            <w:proofErr w:type="spellStart"/>
+            <w:r>
+              <w:rPr>
+                <w:rFonts w:ascii="Calibri" w:eastAsia="Calibri" w:hAnsi="Calibri" w:cs="Calibri"/>
+              </w:rPr>
+              <w:t>name_full</w:t>
+            </w:r>
+            <w:proofErr w:type="spellEnd"/>
+            <w:r>
+              <w:rPr>
+                <w:rFonts w:ascii="Calibri" w:eastAsia="Calibri" w:hAnsi="Calibri" w:cs="Calibri"/>
+              </w:rPr>
+              <w:t>() }}</w:t>
             </w:r>
           </w:p>
         </w:tc>
@@ -828,11 +1234,19 @@
                 <w:rFonts w:ascii="Calibri" w:eastAsia="Calibri" w:hAnsi="Calibri" w:cs="Calibri"/>
               </w:rPr>
             </w:pPr>
-            <w:r>
-              <w:rPr>
-                <w:rFonts w:ascii="Calibri" w:eastAsia="Calibri" w:hAnsi="Calibri" w:cs="Calibri"/>
-              </w:rPr>
-              <w:t>{{ users[</w:t>
+            <w:proofErr w:type="gramStart"/>
+            <w:r>
+              <w:rPr>
+                <w:rFonts w:ascii="Calibri" w:eastAsia="Calibri" w:hAnsi="Calibri" w:cs="Calibri"/>
+              </w:rPr>
+              <w:t>{{ users</w:t>
+            </w:r>
+            <w:proofErr w:type="gramEnd"/>
+            <w:r>
+              <w:rPr>
+                <w:rFonts w:ascii="Calibri" w:eastAsia="Calibri" w:hAnsi="Calibri" w:cs="Calibri"/>
+              </w:rPr>
+              <w:t>[</w:t>
             </w:r>
             <w:r>
               <w:rPr>
@@ -844,7 +1258,35 @@
               <w:rPr>
                 <w:rFonts w:ascii="Calibri" w:eastAsia="Calibri" w:hAnsi="Calibri" w:cs="Calibri"/>
               </w:rPr>
-              <w:t>].birthdate.format('MM/dd/yyyy') }}</w:t>
+              <w:t>].</w:t>
+            </w:r>
+            <w:proofErr w:type="spellStart"/>
+            <w:r>
+              <w:rPr>
+                <w:rFonts w:ascii="Calibri" w:eastAsia="Calibri" w:hAnsi="Calibri" w:cs="Calibri"/>
+              </w:rPr>
+              <w:t>birthdate.format</w:t>
+            </w:r>
+            <w:proofErr w:type="spellEnd"/>
+            <w:r>
+              <w:rPr>
+                <w:rFonts w:ascii="Calibri" w:eastAsia="Calibri" w:hAnsi="Calibri" w:cs="Calibri"/>
+              </w:rPr>
+              <w:t>('MM/dd/</w:t>
+            </w:r>
+            <w:proofErr w:type="spellStart"/>
+            <w:r>
+              <w:rPr>
+                <w:rFonts w:ascii="Calibri" w:eastAsia="Calibri" w:hAnsi="Calibri" w:cs="Calibri"/>
+              </w:rPr>
+              <w:t>yyyy</w:t>
+            </w:r>
+            <w:proofErr w:type="spellEnd"/>
+            <w:r>
+              <w:rPr>
+                <w:rFonts w:ascii="Calibri" w:eastAsia="Calibri" w:hAnsi="Calibri" w:cs="Calibri"/>
+              </w:rPr>
+              <w:t>') }}</w:t>
             </w:r>
           </w:p>
         </w:tc>
@@ -883,23 +1325,45 @@
                 <w:bCs/>
               </w:rPr>
             </w:pPr>
+            <w:proofErr w:type="gramStart"/>
             <w:r>
               <w:rPr>
                 <w:rFonts w:ascii="Calibri" w:eastAsia="Arial" w:hAnsi="Calibri" w:cs="Calibri"/>
               </w:rPr>
-              <w:t>{{ users[</w:t>
-            </w:r>
+              <w:t>{{ users</w:t>
+            </w:r>
+            <w:proofErr w:type="gramEnd"/>
             <w:r>
               <w:rPr>
                 <w:rFonts w:ascii="Calibri" w:eastAsia="Arial" w:hAnsi="Calibri" w:cs="Calibri"/>
               </w:rPr>
+              <w:t>[</w:t>
+            </w:r>
+            <w:r>
+              <w:rPr>
+                <w:rFonts w:ascii="Calibri" w:eastAsia="Arial" w:hAnsi="Calibri" w:cs="Calibri"/>
+              </w:rPr>
               <w:t>0</w:t>
             </w:r>
             <w:r>
               <w:rPr>
                 <w:rFonts w:ascii="Calibri" w:eastAsia="Arial" w:hAnsi="Calibri" w:cs="Calibri"/>
               </w:rPr>
-              <w:t>].a_number }}</w:t>
+              <w:t>].</w:t>
+            </w:r>
+            <w:proofErr w:type="spellStart"/>
+            <w:r>
+              <w:rPr>
+                <w:rFonts w:ascii="Calibri" w:eastAsia="Arial" w:hAnsi="Calibri" w:cs="Calibri"/>
+              </w:rPr>
+              <w:t>a_number</w:t>
+            </w:r>
+            <w:proofErr w:type="spellEnd"/>
+            <w:r>
+              <w:rPr>
+                <w:rFonts w:ascii="Calibri" w:eastAsia="Arial" w:hAnsi="Calibri" w:cs="Calibri"/>
+              </w:rPr>
+              <w:t xml:space="preserve"> }}</w:t>
             </w:r>
           </w:p>
         </w:tc>
@@ -936,17 +1400,33 @@
                 <w:rFonts w:ascii="Calibri" w:eastAsia="Calibri" w:hAnsi="Calibri" w:cs="Calibri"/>
               </w:rPr>
             </w:pPr>
+            <w:proofErr w:type="gramStart"/>
             <w:r>
               <w:rPr>
                 <w:rFonts w:ascii="Calibri" w:eastAsia="Calibri" w:hAnsi="Calibri" w:cs="Calibri"/>
               </w:rPr>
               <w:t xml:space="preserve">{{ </w:t>
             </w:r>
-            <w:r>
-              <w:rPr>
-                <w:rFonts w:ascii="Calibri" w:eastAsia="Calibri" w:hAnsi="Calibri" w:cs="Calibri"/>
-              </w:rPr>
-              <w:t>phone_number_formatted(</w:t>
+            <w:proofErr w:type="spellStart"/>
+            <w:r>
+              <w:rPr>
+                <w:rFonts w:ascii="Calibri" w:eastAsia="Calibri" w:hAnsi="Calibri" w:cs="Calibri"/>
+              </w:rPr>
+              <w:t>phone</w:t>
+            </w:r>
+            <w:proofErr w:type="gramEnd"/>
+            <w:r>
+              <w:rPr>
+                <w:rFonts w:ascii="Calibri" w:eastAsia="Calibri" w:hAnsi="Calibri" w:cs="Calibri"/>
+              </w:rPr>
+              <w:t>_number_formatted</w:t>
+            </w:r>
+            <w:proofErr w:type="spellEnd"/>
+            <w:r>
+              <w:rPr>
+                <w:rFonts w:ascii="Calibri" w:eastAsia="Calibri" w:hAnsi="Calibri" w:cs="Calibri"/>
+              </w:rPr>
+              <w:t>(</w:t>
             </w:r>
             <w:r>
               <w:rPr>
@@ -964,8 +1444,16 @@
               <w:rPr>
                 <w:rFonts w:ascii="Calibri" w:eastAsia="Calibri" w:hAnsi="Calibri" w:cs="Calibri"/>
               </w:rPr>
-              <w:t>].phone_number</w:t>
-            </w:r>
+              <w:t>].</w:t>
+            </w:r>
+            <w:proofErr w:type="spellStart"/>
+            <w:r>
+              <w:rPr>
+                <w:rFonts w:ascii="Calibri" w:eastAsia="Calibri" w:hAnsi="Calibri" w:cs="Calibri"/>
+              </w:rPr>
+              <w:t>phone_number</w:t>
+            </w:r>
+            <w:proofErr w:type="spellEnd"/>
             <w:r>
               <w:rPr>
                 <w:rFonts w:ascii="Calibri" w:eastAsia="Calibri" w:hAnsi="Calibri" w:cs="Calibri"/>
@@ -988,8 +1476,23 @@
               <w:rPr>
                 <w:rFonts w:ascii="Calibri" w:eastAsia="Calibri" w:hAnsi="Calibri" w:cs="Calibri"/>
               </w:rPr>
-              <w:t>{{ phone_number_formatted(users[0].</w:t>
-            </w:r>
+              <w:t xml:space="preserve">{{ </w:t>
+            </w:r>
+            <w:proofErr w:type="spellStart"/>
+            <w:r>
+              <w:rPr>
+                <w:rFonts w:ascii="Calibri" w:eastAsia="Calibri" w:hAnsi="Calibri" w:cs="Calibri"/>
+              </w:rPr>
+              <w:t>phone_number_formatted</w:t>
+            </w:r>
+            <w:proofErr w:type="spellEnd"/>
+            <w:r>
+              <w:rPr>
+                <w:rFonts w:ascii="Calibri" w:eastAsia="Calibri" w:hAnsi="Calibri" w:cs="Calibri"/>
+              </w:rPr>
+              <w:t>(users[0].</w:t>
+            </w:r>
+            <w:proofErr w:type="spellStart"/>
             <w:r>
               <w:rPr>
                 <w:rFonts w:ascii="Calibri" w:eastAsia="Calibri" w:hAnsi="Calibri" w:cs="Calibri"/>
@@ -1000,7 +1503,14 @@
               <w:rPr>
                 <w:rFonts w:ascii="Calibri" w:eastAsia="Calibri" w:hAnsi="Calibri" w:cs="Calibri"/>
               </w:rPr>
-              <w:t>_number) }}</w:t>
+              <w:t>_number</w:t>
+            </w:r>
+            <w:proofErr w:type="spellEnd"/>
+            <w:r>
+              <w:rPr>
+                <w:rFonts w:ascii="Calibri" w:eastAsia="Calibri" w:hAnsi="Calibri" w:cs="Calibri"/>
+              </w:rPr>
+              <w:t>) }}</w:t>
             </w:r>
           </w:p>
         </w:tc>
@@ -1037,11 +1547,19 @@
                 <w:rFonts w:ascii="Calibri" w:eastAsia="Calibri" w:hAnsi="Calibri" w:cs="Calibri"/>
               </w:rPr>
             </w:pPr>
-            <w:r>
-              <w:rPr>
-                <w:rFonts w:ascii="Calibri" w:eastAsia="Calibri" w:hAnsi="Calibri" w:cs="Calibri"/>
-              </w:rPr>
-              <w:t>{{ users[</w:t>
+            <w:proofErr w:type="gramStart"/>
+            <w:r>
+              <w:rPr>
+                <w:rFonts w:ascii="Calibri" w:eastAsia="Calibri" w:hAnsi="Calibri" w:cs="Calibri"/>
+              </w:rPr>
+              <w:t>{{ users</w:t>
+            </w:r>
+            <w:proofErr w:type="gramEnd"/>
+            <w:r>
+              <w:rPr>
+                <w:rFonts w:ascii="Calibri" w:eastAsia="Calibri" w:hAnsi="Calibri" w:cs="Calibri"/>
+              </w:rPr>
+              <w:t>[</w:t>
             </w:r>
             <w:r>
               <w:rPr>
@@ -1090,11 +1608,19 @@
                 <w:rFonts w:ascii="Calibri" w:eastAsia="Calibri" w:hAnsi="Calibri" w:cs="Calibri"/>
               </w:rPr>
             </w:pPr>
-            <w:r>
-              <w:rPr>
-                <w:rFonts w:ascii="Calibri" w:eastAsia="Calibri" w:hAnsi="Calibri" w:cs="Calibri"/>
-              </w:rPr>
-              <w:t>{{ users[</w:t>
+            <w:proofErr w:type="gramStart"/>
+            <w:r>
+              <w:rPr>
+                <w:rFonts w:ascii="Calibri" w:eastAsia="Calibri" w:hAnsi="Calibri" w:cs="Calibri"/>
+              </w:rPr>
+              <w:t>{{ users</w:t>
+            </w:r>
+            <w:proofErr w:type="gramEnd"/>
+            <w:r>
+              <w:rPr>
+                <w:rFonts w:ascii="Calibri" w:eastAsia="Calibri" w:hAnsi="Calibri" w:cs="Calibri"/>
+              </w:rPr>
+              <w:t>[</w:t>
             </w:r>
             <w:r>
               <w:rPr>
@@ -1106,7 +1632,21 @@
               <w:rPr>
                 <w:rFonts w:ascii="Calibri" w:eastAsia="Calibri" w:hAnsi="Calibri" w:cs="Calibri"/>
               </w:rPr>
-              <w:t>].country_of_birth }}</w:t>
+              <w:t>].</w:t>
+            </w:r>
+            <w:proofErr w:type="spellStart"/>
+            <w:r>
+              <w:rPr>
+                <w:rFonts w:ascii="Calibri" w:eastAsia="Calibri" w:hAnsi="Calibri" w:cs="Calibri"/>
+              </w:rPr>
+              <w:t>country_of_birth</w:t>
+            </w:r>
+            <w:proofErr w:type="spellEnd"/>
+            <w:r>
+              <w:rPr>
+                <w:rFonts w:ascii="Calibri" w:eastAsia="Calibri" w:hAnsi="Calibri" w:cs="Calibri"/>
+              </w:rPr>
+              <w:t xml:space="preserve"> }}</w:t>
             </w:r>
           </w:p>
         </w:tc>
@@ -1143,11 +1683,33 @@
                 <w:rFonts w:ascii="Calibri" w:eastAsia="Calibri" w:hAnsi="Calibri" w:cs="Calibri"/>
               </w:rPr>
             </w:pPr>
-            <w:r>
-              <w:rPr>
-                <w:rFonts w:ascii="Calibri" w:eastAsia="Calibri" w:hAnsi="Calibri" w:cs="Calibri"/>
-              </w:rPr>
-              <w:t>{{ comma_list(</w:t>
+            <w:proofErr w:type="gramStart"/>
+            <w:r>
+              <w:rPr>
+                <w:rFonts w:ascii="Calibri" w:eastAsia="Calibri" w:hAnsi="Calibri" w:cs="Calibri"/>
+              </w:rPr>
+              <w:t xml:space="preserve">{{ </w:t>
+            </w:r>
+            <w:proofErr w:type="spellStart"/>
+            <w:r>
+              <w:rPr>
+                <w:rFonts w:ascii="Calibri" w:eastAsia="Calibri" w:hAnsi="Calibri" w:cs="Calibri"/>
+              </w:rPr>
+              <w:t>comma</w:t>
+            </w:r>
+            <w:proofErr w:type="gramEnd"/>
+            <w:r>
+              <w:rPr>
+                <w:rFonts w:ascii="Calibri" w:eastAsia="Calibri" w:hAnsi="Calibri" w:cs="Calibri"/>
+              </w:rPr>
+              <w:t>_list</w:t>
+            </w:r>
+            <w:proofErr w:type="spellEnd"/>
+            <w:r>
+              <w:rPr>
+                <w:rFonts w:ascii="Calibri" w:eastAsia="Calibri" w:hAnsi="Calibri" w:cs="Calibri"/>
+              </w:rPr>
+              <w:t>(</w:t>
             </w:r>
             <w:r>
               <w:rPr>
@@ -1173,6 +1735,7 @@
               </w:rPr>
               <w:t>].</w:t>
             </w:r>
+            <w:proofErr w:type="spellStart"/>
             <w:r>
               <w:rPr>
                 <w:rFonts w:ascii="Calibri" w:eastAsia="Calibri" w:hAnsi="Calibri" w:cs="Calibri"/>
@@ -1185,11 +1748,26 @@
               </w:rPr>
               <w:t>_of_citizenship</w:t>
             </w:r>
-            <w:r>
-              <w:rPr>
-                <w:rFonts w:ascii="Calibri" w:eastAsia="Calibri" w:hAnsi="Calibri" w:cs="Calibri"/>
-              </w:rPr>
-              <w:t>, users[0].additional_citizenship]</w:t>
+            <w:proofErr w:type="spellEnd"/>
+            <w:r>
+              <w:rPr>
+                <w:rFonts w:ascii="Calibri" w:eastAsia="Calibri" w:hAnsi="Calibri" w:cs="Calibri"/>
+              </w:rPr>
+              <w:t>, users[0].</w:t>
+            </w:r>
+            <w:proofErr w:type="spellStart"/>
+            <w:r>
+              <w:rPr>
+                <w:rFonts w:ascii="Calibri" w:eastAsia="Calibri" w:hAnsi="Calibri" w:cs="Calibri"/>
+              </w:rPr>
+              <w:t>additional_citizenship</w:t>
+            </w:r>
+            <w:proofErr w:type="spellEnd"/>
+            <w:r>
+              <w:rPr>
+                <w:rFonts w:ascii="Calibri" w:eastAsia="Calibri" w:hAnsi="Calibri" w:cs="Calibri"/>
+              </w:rPr>
+              <w:t>]</w:t>
             </w:r>
           </w:p>
           <w:p>
@@ -1240,11 +1818,33 @@
                 <w:rFonts w:ascii="Calibri" w:eastAsia="Calibri" w:hAnsi="Calibri" w:cs="Calibri"/>
               </w:rPr>
             </w:pPr>
-            <w:r>
-              <w:rPr>
-                <w:rFonts w:ascii="Calibri" w:hAnsi="Calibri" w:cs="Calibri"/>
-              </w:rPr>
-              <w:t>{{ output_checkbox(users[</w:t>
+            <w:proofErr w:type="gramStart"/>
+            <w:r>
+              <w:rPr>
+                <w:rFonts w:ascii="Calibri" w:hAnsi="Calibri" w:cs="Calibri"/>
+              </w:rPr>
+              <w:t xml:space="preserve">{{ </w:t>
+            </w:r>
+            <w:proofErr w:type="spellStart"/>
+            <w:r>
+              <w:rPr>
+                <w:rFonts w:ascii="Calibri" w:hAnsi="Calibri" w:cs="Calibri"/>
+              </w:rPr>
+              <w:t>output</w:t>
+            </w:r>
+            <w:proofErr w:type="gramEnd"/>
+            <w:r>
+              <w:rPr>
+                <w:rFonts w:ascii="Calibri" w:hAnsi="Calibri" w:cs="Calibri"/>
+              </w:rPr>
+              <w:t>_checkbox</w:t>
+            </w:r>
+            <w:proofErr w:type="spellEnd"/>
+            <w:r>
+              <w:rPr>
+                <w:rFonts w:ascii="Calibri" w:hAnsi="Calibri" w:cs="Calibri"/>
+              </w:rPr>
+              <w:t>(users[</w:t>
             </w:r>
             <w:r>
               <w:rPr>
@@ -1258,12 +1858,14 @@
               </w:rPr>
               <w:t>].</w:t>
             </w:r>
+            <w:proofErr w:type="spellStart"/>
             <w:r>
               <w:rPr>
                 <w:rFonts w:ascii="Calibri" w:hAnsi="Calibri" w:cs="Calibri"/>
               </w:rPr>
               <w:t>fotc_first_hearing</w:t>
             </w:r>
+            <w:proofErr w:type="spellEnd"/>
             <w:r>
               <w:rPr>
                 <w:rFonts w:ascii="Calibri" w:hAnsi="Calibri" w:cs="Calibri"/>
@@ -1284,11 +1886,33 @@
                 <w:rFonts w:ascii="Calibri" w:hAnsi="Calibri" w:cs="Calibri"/>
               </w:rPr>
             </w:pPr>
-            <w:r>
-              <w:rPr>
-                <w:rFonts w:ascii="Calibri" w:hAnsi="Calibri" w:cs="Calibri"/>
-              </w:rPr>
-              <w:t>{{ output_checkbox(not users[</w:t>
+            <w:proofErr w:type="gramStart"/>
+            <w:r>
+              <w:rPr>
+                <w:rFonts w:ascii="Calibri" w:hAnsi="Calibri" w:cs="Calibri"/>
+              </w:rPr>
+              <w:t xml:space="preserve">{{ </w:t>
+            </w:r>
+            <w:proofErr w:type="spellStart"/>
+            <w:r>
+              <w:rPr>
+                <w:rFonts w:ascii="Calibri" w:hAnsi="Calibri" w:cs="Calibri"/>
+              </w:rPr>
+              <w:t>output</w:t>
+            </w:r>
+            <w:proofErr w:type="gramEnd"/>
+            <w:r>
+              <w:rPr>
+                <w:rFonts w:ascii="Calibri" w:hAnsi="Calibri" w:cs="Calibri"/>
+              </w:rPr>
+              <w:t>_checkbox</w:t>
+            </w:r>
+            <w:proofErr w:type="spellEnd"/>
+            <w:r>
+              <w:rPr>
+                <w:rFonts w:ascii="Calibri" w:hAnsi="Calibri" w:cs="Calibri"/>
+              </w:rPr>
+              <w:t>(not users[</w:t>
             </w:r>
             <w:r>
               <w:rPr>
@@ -1302,12 +1926,14 @@
               </w:rPr>
               <w:t>].</w:t>
             </w:r>
+            <w:proofErr w:type="spellStart"/>
             <w:r>
               <w:rPr>
                 <w:rFonts w:ascii="Calibri" w:hAnsi="Calibri" w:cs="Calibri"/>
               </w:rPr>
               <w:t>fotc_first_hearing</w:t>
             </w:r>
+            <w:proofErr w:type="spellEnd"/>
             <w:r>
               <w:rPr>
                 <w:rFonts w:ascii="Calibri" w:hAnsi="Calibri" w:cs="Calibri"/>
@@ -1338,6 +1964,7 @@
               </w:rPr>
               <w:t>.</w:t>
             </w:r>
+            <w:proofErr w:type="spellStart"/>
             <w:r>
               <w:rPr>
                 <w:rFonts w:ascii="Calibri" w:hAnsi="Calibri" w:cs="Calibri"/>
@@ -1348,7 +1975,28 @@
               <w:rPr>
                 <w:rFonts w:ascii="Calibri" w:hAnsi="Calibri" w:cs="Calibri"/>
               </w:rPr>
-              <w:t>.format(“MM/dd/yyyy”) }}</w:t>
+              <w:t>.format</w:t>
+            </w:r>
+            <w:proofErr w:type="spellEnd"/>
+            <w:r>
+              <w:rPr>
+                <w:rFonts w:ascii="Calibri" w:hAnsi="Calibri" w:cs="Calibri"/>
+              </w:rPr>
+              <w:t>(“MM/dd/</w:t>
+            </w:r>
+            <w:proofErr w:type="spellStart"/>
+            <w:r>
+              <w:rPr>
+                <w:rFonts w:ascii="Calibri" w:hAnsi="Calibri" w:cs="Calibri"/>
+              </w:rPr>
+              <w:t>yyyy</w:t>
+            </w:r>
+            <w:proofErr w:type="spellEnd"/>
+            <w:r>
+              <w:rPr>
+                <w:rFonts w:ascii="Calibri" w:hAnsi="Calibri" w:cs="Calibri"/>
+              </w:rPr>
+              <w:t>”) }}</w:t>
             </w:r>
           </w:p>
         </w:tc>
@@ -1400,11 +2048,19 @@
                 <w:rFonts w:ascii="Calibri" w:hAnsi="Calibri" w:cs="Calibri"/>
               </w:rPr>
             </w:pPr>
-            <w:r>
-              <w:rPr>
-                <w:rFonts w:ascii="Calibri" w:hAnsi="Calibri" w:cs="Calibri"/>
-              </w:rPr>
-              <w:t>{{ users[</w:t>
+            <w:proofErr w:type="gramStart"/>
+            <w:r>
+              <w:rPr>
+                <w:rFonts w:ascii="Calibri" w:hAnsi="Calibri" w:cs="Calibri"/>
+              </w:rPr>
+              <w:t>{{ users</w:t>
+            </w:r>
+            <w:proofErr w:type="gramEnd"/>
+            <w:r>
+              <w:rPr>
+                <w:rFonts w:ascii="Calibri" w:hAnsi="Calibri" w:cs="Calibri"/>
+              </w:rPr>
+              <w:t>[</w:t>
             </w:r>
             <w:r>
               <w:rPr>
@@ -1418,11 +2074,19 @@
               </w:rPr>
               <w:t>].</w:t>
             </w:r>
-            <w:r>
-              <w:rPr>
-                <w:rFonts w:ascii="Calibri" w:hAnsi="Calibri" w:cs="Calibri"/>
-              </w:rPr>
-              <w:t xml:space="preserve">fotc_prior_hearing_details </w:t>
+            <w:proofErr w:type="spellStart"/>
+            <w:r>
+              <w:rPr>
+                <w:rFonts w:ascii="Calibri" w:hAnsi="Calibri" w:cs="Calibri"/>
+              </w:rPr>
+              <w:t>fotc_prior_hearing_details</w:t>
+            </w:r>
+            <w:proofErr w:type="spellEnd"/>
+            <w:r>
+              <w:rPr>
+                <w:rFonts w:ascii="Calibri" w:hAnsi="Calibri" w:cs="Calibri"/>
+              </w:rPr>
+              <w:t xml:space="preserve"> </w:t>
             </w:r>
             <w:r>
               <w:rPr>
@@ -1482,6 +2146,7 @@
               <w:rPr>
                 <w:rFonts w:ascii="Calibri" w:eastAsia="Calibri" w:hAnsi="Calibri" w:cs="Calibri"/>
               </w:rPr>
+              <w:lastRenderedPageBreak/>
               <w:t>Do you have a Notice to Appear (NTA)?</w:t>
             </w:r>
           </w:p>
@@ -1497,11 +2162,33 @@
                 <w:rFonts w:ascii="Calibri" w:hAnsi="Calibri" w:cs="Calibri"/>
               </w:rPr>
             </w:pPr>
-            <w:r>
-              <w:rPr>
-                <w:rFonts w:ascii="Calibri" w:hAnsi="Calibri" w:cs="Calibri"/>
-              </w:rPr>
-              <w:t>{{ output_checkbox(</w:t>
+            <w:proofErr w:type="gramStart"/>
+            <w:r>
+              <w:rPr>
+                <w:rFonts w:ascii="Calibri" w:hAnsi="Calibri" w:cs="Calibri"/>
+              </w:rPr>
+              <w:t xml:space="preserve">{{ </w:t>
+            </w:r>
+            <w:proofErr w:type="spellStart"/>
+            <w:r>
+              <w:rPr>
+                <w:rFonts w:ascii="Calibri" w:hAnsi="Calibri" w:cs="Calibri"/>
+              </w:rPr>
+              <w:t>output</w:t>
+            </w:r>
+            <w:proofErr w:type="gramEnd"/>
+            <w:r>
+              <w:rPr>
+                <w:rFonts w:ascii="Calibri" w:hAnsi="Calibri" w:cs="Calibri"/>
+              </w:rPr>
+              <w:t>_checkbox</w:t>
+            </w:r>
+            <w:proofErr w:type="spellEnd"/>
+            <w:r>
+              <w:rPr>
+                <w:rFonts w:ascii="Calibri" w:hAnsi="Calibri" w:cs="Calibri"/>
+              </w:rPr>
+              <w:t>(</w:t>
             </w:r>
             <w:r>
               <w:rPr>
@@ -1513,7 +2200,21 @@
               <w:rPr>
                 <w:rFonts w:ascii="Calibri" w:hAnsi="Calibri" w:cs="Calibri"/>
               </w:rPr>
-              <w:t xml:space="preserve">.notice_to_appear) }} </w:t>
+              <w:t>.</w:t>
+            </w:r>
+            <w:proofErr w:type="spellStart"/>
+            <w:r>
+              <w:rPr>
+                <w:rFonts w:ascii="Calibri" w:hAnsi="Calibri" w:cs="Calibri"/>
+              </w:rPr>
+              <w:t>notice_to_appear</w:t>
+            </w:r>
+            <w:proofErr w:type="spellEnd"/>
+            <w:r>
+              <w:rPr>
+                <w:rFonts w:ascii="Calibri" w:hAnsi="Calibri" w:cs="Calibri"/>
+              </w:rPr>
+              <w:t xml:space="preserve">) }} </w:t>
             </w:r>
             <w:r>
               <w:rPr>
@@ -1529,11 +2230,33 @@
                 <w:rFonts w:ascii="Calibri" w:hAnsi="Calibri" w:cs="Calibri"/>
               </w:rPr>
             </w:pPr>
-            <w:r>
-              <w:rPr>
-                <w:rFonts w:ascii="Calibri" w:hAnsi="Calibri" w:cs="Calibri"/>
-              </w:rPr>
-              <w:t xml:space="preserve">{{ output_checkbox(not </w:t>
+            <w:proofErr w:type="gramStart"/>
+            <w:r>
+              <w:rPr>
+                <w:rFonts w:ascii="Calibri" w:hAnsi="Calibri" w:cs="Calibri"/>
+              </w:rPr>
+              <w:t xml:space="preserve">{{ </w:t>
+            </w:r>
+            <w:proofErr w:type="spellStart"/>
+            <w:r>
+              <w:rPr>
+                <w:rFonts w:ascii="Calibri" w:hAnsi="Calibri" w:cs="Calibri"/>
+              </w:rPr>
+              <w:t>output</w:t>
+            </w:r>
+            <w:proofErr w:type="gramEnd"/>
+            <w:r>
+              <w:rPr>
+                <w:rFonts w:ascii="Calibri" w:hAnsi="Calibri" w:cs="Calibri"/>
+              </w:rPr>
+              <w:t>_checkbox</w:t>
+            </w:r>
+            <w:proofErr w:type="spellEnd"/>
+            <w:r>
+              <w:rPr>
+                <w:rFonts w:ascii="Calibri" w:hAnsi="Calibri" w:cs="Calibri"/>
+              </w:rPr>
+              <w:t xml:space="preserve">(not </w:t>
             </w:r>
             <w:r>
               <w:rPr>
@@ -1545,7 +2268,21 @@
               <w:rPr>
                 <w:rFonts w:ascii="Calibri" w:hAnsi="Calibri" w:cs="Calibri"/>
               </w:rPr>
-              <w:t xml:space="preserve">.notice_to_appear) }} </w:t>
+              <w:t>.</w:t>
+            </w:r>
+            <w:proofErr w:type="spellStart"/>
+            <w:r>
+              <w:rPr>
+                <w:rFonts w:ascii="Calibri" w:hAnsi="Calibri" w:cs="Calibri"/>
+              </w:rPr>
+              <w:t>notice_to_appear</w:t>
+            </w:r>
+            <w:proofErr w:type="spellEnd"/>
+            <w:r>
+              <w:rPr>
+                <w:rFonts w:ascii="Calibri" w:hAnsi="Calibri" w:cs="Calibri"/>
+              </w:rPr>
+              <w:t xml:space="preserve">) }} </w:t>
             </w:r>
             <w:r>
               <w:rPr>
@@ -1589,11 +2326,33 @@
                 <w:rFonts w:ascii="Calibri" w:hAnsi="Calibri" w:cs="Calibri"/>
               </w:rPr>
             </w:pPr>
-            <w:r>
-              <w:rPr>
-                <w:rFonts w:ascii="Calibri" w:hAnsi="Calibri" w:cs="Calibri"/>
-              </w:rPr>
-              <w:t>{{ output_checkbox(</w:t>
+            <w:proofErr w:type="gramStart"/>
+            <w:r>
+              <w:rPr>
+                <w:rFonts w:ascii="Calibri" w:hAnsi="Calibri" w:cs="Calibri"/>
+              </w:rPr>
+              <w:t xml:space="preserve">{{ </w:t>
+            </w:r>
+            <w:proofErr w:type="spellStart"/>
+            <w:r>
+              <w:rPr>
+                <w:rFonts w:ascii="Calibri" w:hAnsi="Calibri" w:cs="Calibri"/>
+              </w:rPr>
+              <w:t>output</w:t>
+            </w:r>
+            <w:proofErr w:type="gramEnd"/>
+            <w:r>
+              <w:rPr>
+                <w:rFonts w:ascii="Calibri" w:hAnsi="Calibri" w:cs="Calibri"/>
+              </w:rPr>
+              <w:t>_checkbox</w:t>
+            </w:r>
+            <w:proofErr w:type="spellEnd"/>
+            <w:r>
+              <w:rPr>
+                <w:rFonts w:ascii="Calibri" w:hAnsi="Calibri" w:cs="Calibri"/>
+              </w:rPr>
+              <w:t>(</w:t>
             </w:r>
             <w:r>
               <w:rPr>
@@ -1607,12 +2366,14 @@
               </w:rPr>
               <w:t>.</w:t>
             </w:r>
+            <w:proofErr w:type="spellStart"/>
             <w:r>
               <w:rPr>
                 <w:rFonts w:ascii="Calibri" w:hAnsi="Calibri" w:cs="Calibri"/>
               </w:rPr>
               <w:t>notice_name</w:t>
             </w:r>
+            <w:proofErr w:type="spellEnd"/>
             <w:r>
               <w:rPr>
                 <w:rFonts w:ascii="Calibri" w:hAnsi="Calibri" w:cs="Calibri"/>
@@ -1633,11 +2394,33 @@
                 <w:rFonts w:ascii="Calibri" w:hAnsi="Calibri" w:cs="Calibri"/>
               </w:rPr>
             </w:pPr>
-            <w:r>
-              <w:rPr>
-                <w:rFonts w:ascii="Calibri" w:hAnsi="Calibri" w:cs="Calibri"/>
-              </w:rPr>
-              <w:t xml:space="preserve">{{ output_checkbox(not </w:t>
+            <w:proofErr w:type="gramStart"/>
+            <w:r>
+              <w:rPr>
+                <w:rFonts w:ascii="Calibri" w:hAnsi="Calibri" w:cs="Calibri"/>
+              </w:rPr>
+              <w:t xml:space="preserve">{{ </w:t>
+            </w:r>
+            <w:proofErr w:type="spellStart"/>
+            <w:r>
+              <w:rPr>
+                <w:rFonts w:ascii="Calibri" w:hAnsi="Calibri" w:cs="Calibri"/>
+              </w:rPr>
+              <w:t>output</w:t>
+            </w:r>
+            <w:proofErr w:type="gramEnd"/>
+            <w:r>
+              <w:rPr>
+                <w:rFonts w:ascii="Calibri" w:hAnsi="Calibri" w:cs="Calibri"/>
+              </w:rPr>
+              <w:t>_checkbox</w:t>
+            </w:r>
+            <w:proofErr w:type="spellEnd"/>
+            <w:r>
+              <w:rPr>
+                <w:rFonts w:ascii="Calibri" w:hAnsi="Calibri" w:cs="Calibri"/>
+              </w:rPr>
+              <w:t xml:space="preserve">(not </w:t>
             </w:r>
             <w:r>
               <w:rPr>
@@ -1651,12 +2434,14 @@
               </w:rPr>
               <w:t>.</w:t>
             </w:r>
+            <w:proofErr w:type="spellStart"/>
             <w:r>
               <w:rPr>
                 <w:rFonts w:ascii="Calibri" w:hAnsi="Calibri" w:cs="Calibri"/>
               </w:rPr>
               <w:t>notice_name</w:t>
             </w:r>
+            <w:proofErr w:type="spellEnd"/>
             <w:r>
               <w:rPr>
                 <w:rFonts w:ascii="Calibri" w:hAnsi="Calibri" w:cs="Calibri"/>
@@ -1690,7 +2475,6 @@
               <w:rPr>
                 <w:rFonts w:ascii="Calibri" w:eastAsia="Calibri" w:hAnsi="Calibri" w:cs="Calibri"/>
               </w:rPr>
-              <w:lastRenderedPageBreak/>
               <w:t>Is your date of birth correct on the NTA?</w:t>
             </w:r>
           </w:p>
@@ -1706,11 +2490,33 @@
                 <w:rFonts w:ascii="Calibri" w:hAnsi="Calibri" w:cs="Calibri"/>
               </w:rPr>
             </w:pPr>
-            <w:r>
-              <w:rPr>
-                <w:rFonts w:ascii="Calibri" w:hAnsi="Calibri" w:cs="Calibri"/>
-              </w:rPr>
-              <w:t>{{ output_checkbox(</w:t>
+            <w:proofErr w:type="gramStart"/>
+            <w:r>
+              <w:rPr>
+                <w:rFonts w:ascii="Calibri" w:hAnsi="Calibri" w:cs="Calibri"/>
+              </w:rPr>
+              <w:t xml:space="preserve">{{ </w:t>
+            </w:r>
+            <w:proofErr w:type="spellStart"/>
+            <w:r>
+              <w:rPr>
+                <w:rFonts w:ascii="Calibri" w:hAnsi="Calibri" w:cs="Calibri"/>
+              </w:rPr>
+              <w:t>output</w:t>
+            </w:r>
+            <w:proofErr w:type="gramEnd"/>
+            <w:r>
+              <w:rPr>
+                <w:rFonts w:ascii="Calibri" w:hAnsi="Calibri" w:cs="Calibri"/>
+              </w:rPr>
+              <w:t>_checkbox</w:t>
+            </w:r>
+            <w:proofErr w:type="spellEnd"/>
+            <w:r>
+              <w:rPr>
+                <w:rFonts w:ascii="Calibri" w:hAnsi="Calibri" w:cs="Calibri"/>
+              </w:rPr>
+              <w:t>(</w:t>
             </w:r>
             <w:r>
               <w:rPr>
@@ -1722,7 +2528,21 @@
               <w:rPr>
                 <w:rFonts w:ascii="Calibri" w:hAnsi="Calibri" w:cs="Calibri"/>
               </w:rPr>
-              <w:t xml:space="preserve">.notice_dob) }} </w:t>
+              <w:t>.</w:t>
+            </w:r>
+            <w:proofErr w:type="spellStart"/>
+            <w:r>
+              <w:rPr>
+                <w:rFonts w:ascii="Calibri" w:hAnsi="Calibri" w:cs="Calibri"/>
+              </w:rPr>
+              <w:t>notice_dob</w:t>
+            </w:r>
+            <w:proofErr w:type="spellEnd"/>
+            <w:r>
+              <w:rPr>
+                <w:rFonts w:ascii="Calibri" w:hAnsi="Calibri" w:cs="Calibri"/>
+              </w:rPr>
+              <w:t xml:space="preserve">) }} </w:t>
             </w:r>
             <w:r>
               <w:rPr>
@@ -1738,11 +2558,33 @@
                 <w:rFonts w:ascii="Calibri" w:hAnsi="Calibri" w:cs="Calibri"/>
               </w:rPr>
             </w:pPr>
-            <w:r>
-              <w:rPr>
-                <w:rFonts w:ascii="Calibri" w:hAnsi="Calibri" w:cs="Calibri"/>
-              </w:rPr>
-              <w:t xml:space="preserve">{{ output_checkbox(not </w:t>
+            <w:proofErr w:type="gramStart"/>
+            <w:r>
+              <w:rPr>
+                <w:rFonts w:ascii="Calibri" w:hAnsi="Calibri" w:cs="Calibri"/>
+              </w:rPr>
+              <w:t xml:space="preserve">{{ </w:t>
+            </w:r>
+            <w:proofErr w:type="spellStart"/>
+            <w:r>
+              <w:rPr>
+                <w:rFonts w:ascii="Calibri" w:hAnsi="Calibri" w:cs="Calibri"/>
+              </w:rPr>
+              <w:t>output</w:t>
+            </w:r>
+            <w:proofErr w:type="gramEnd"/>
+            <w:r>
+              <w:rPr>
+                <w:rFonts w:ascii="Calibri" w:hAnsi="Calibri" w:cs="Calibri"/>
+              </w:rPr>
+              <w:t>_checkbox</w:t>
+            </w:r>
+            <w:proofErr w:type="spellEnd"/>
+            <w:r>
+              <w:rPr>
+                <w:rFonts w:ascii="Calibri" w:hAnsi="Calibri" w:cs="Calibri"/>
+              </w:rPr>
+              <w:t xml:space="preserve">(not </w:t>
             </w:r>
             <w:r>
               <w:rPr>
@@ -1754,7 +2596,21 @@
               <w:rPr>
                 <w:rFonts w:ascii="Calibri" w:hAnsi="Calibri" w:cs="Calibri"/>
               </w:rPr>
-              <w:t xml:space="preserve">.notice_dob) }} </w:t>
+              <w:t>.</w:t>
+            </w:r>
+            <w:proofErr w:type="spellStart"/>
+            <w:r>
+              <w:rPr>
+                <w:rFonts w:ascii="Calibri" w:hAnsi="Calibri" w:cs="Calibri"/>
+              </w:rPr>
+              <w:t>notice_dob</w:t>
+            </w:r>
+            <w:proofErr w:type="spellEnd"/>
+            <w:r>
+              <w:rPr>
+                <w:rFonts w:ascii="Calibri" w:hAnsi="Calibri" w:cs="Calibri"/>
+              </w:rPr>
+              <w:t xml:space="preserve">) }} </w:t>
             </w:r>
             <w:r>
               <w:rPr>
@@ -1783,7 +2639,21 @@
               <w:rPr>
                 <w:rFonts w:ascii="Calibri" w:eastAsia="Calibri" w:hAnsi="Calibri" w:cs="Calibri"/>
               </w:rPr>
-              <w:t>Are all of the allegations in the NTA true?</w:t>
+              <w:t xml:space="preserve">Are </w:t>
+            </w:r>
+            <w:proofErr w:type="gramStart"/>
+            <w:r>
+              <w:rPr>
+                <w:rFonts w:ascii="Calibri" w:eastAsia="Calibri" w:hAnsi="Calibri" w:cs="Calibri"/>
+              </w:rPr>
+              <w:t>all of</w:t>
+            </w:r>
+            <w:proofErr w:type="gramEnd"/>
+            <w:r>
+              <w:rPr>
+                <w:rFonts w:ascii="Calibri" w:eastAsia="Calibri" w:hAnsi="Calibri" w:cs="Calibri"/>
+              </w:rPr>
+              <w:t xml:space="preserve"> the allegations in the NTA true?</w:t>
             </w:r>
           </w:p>
         </w:tc>
@@ -1798,11 +2668,33 @@
                 <w:rFonts w:ascii="Calibri" w:hAnsi="Calibri" w:cs="Calibri"/>
               </w:rPr>
             </w:pPr>
-            <w:r>
-              <w:rPr>
-                <w:rFonts w:ascii="Calibri" w:hAnsi="Calibri" w:cs="Calibri"/>
-              </w:rPr>
-              <w:t>{{ output_checkbox(</w:t>
+            <w:proofErr w:type="gramStart"/>
+            <w:r>
+              <w:rPr>
+                <w:rFonts w:ascii="Calibri" w:hAnsi="Calibri" w:cs="Calibri"/>
+              </w:rPr>
+              <w:t xml:space="preserve">{{ </w:t>
+            </w:r>
+            <w:proofErr w:type="spellStart"/>
+            <w:r>
+              <w:rPr>
+                <w:rFonts w:ascii="Calibri" w:hAnsi="Calibri" w:cs="Calibri"/>
+              </w:rPr>
+              <w:t>output</w:t>
+            </w:r>
+            <w:proofErr w:type="gramEnd"/>
+            <w:r>
+              <w:rPr>
+                <w:rFonts w:ascii="Calibri" w:hAnsi="Calibri" w:cs="Calibri"/>
+              </w:rPr>
+              <w:t>_checkbox</w:t>
+            </w:r>
+            <w:proofErr w:type="spellEnd"/>
+            <w:r>
+              <w:rPr>
+                <w:rFonts w:ascii="Calibri" w:hAnsi="Calibri" w:cs="Calibri"/>
+              </w:rPr>
+              <w:t>(</w:t>
             </w:r>
             <w:r>
               <w:rPr>
@@ -1814,7 +2706,14 @@
               <w:rPr>
                 <w:rFonts w:ascii="Calibri" w:hAnsi="Calibri" w:cs="Calibri"/>
               </w:rPr>
-              <w:t>.notice_</w:t>
+              <w:t>.</w:t>
+            </w:r>
+            <w:proofErr w:type="spellStart"/>
+            <w:r>
+              <w:rPr>
+                <w:rFonts w:ascii="Calibri" w:hAnsi="Calibri" w:cs="Calibri"/>
+              </w:rPr>
+              <w:t>notice_</w:t>
             </w:r>
             <w:r>
               <w:rPr>
@@ -1822,6 +2721,7 @@
               </w:rPr>
               <w:t>allegations</w:t>
             </w:r>
+            <w:proofErr w:type="spellEnd"/>
             <w:r>
               <w:rPr>
                 <w:rFonts w:ascii="Calibri" w:hAnsi="Calibri" w:cs="Calibri"/>
@@ -1842,11 +2742,33 @@
                 <w:rFonts w:ascii="Calibri" w:hAnsi="Calibri" w:cs="Calibri"/>
               </w:rPr>
             </w:pPr>
-            <w:r>
-              <w:rPr>
-                <w:rFonts w:ascii="Calibri" w:hAnsi="Calibri" w:cs="Calibri"/>
-              </w:rPr>
-              <w:t>{{ output_checkbox(</w:t>
+            <w:proofErr w:type="gramStart"/>
+            <w:r>
+              <w:rPr>
+                <w:rFonts w:ascii="Calibri" w:hAnsi="Calibri" w:cs="Calibri"/>
+              </w:rPr>
+              <w:t xml:space="preserve">{{ </w:t>
+            </w:r>
+            <w:proofErr w:type="spellStart"/>
+            <w:r>
+              <w:rPr>
+                <w:rFonts w:ascii="Calibri" w:hAnsi="Calibri" w:cs="Calibri"/>
+              </w:rPr>
+              <w:t>output</w:t>
+            </w:r>
+            <w:proofErr w:type="gramEnd"/>
+            <w:r>
+              <w:rPr>
+                <w:rFonts w:ascii="Calibri" w:hAnsi="Calibri" w:cs="Calibri"/>
+              </w:rPr>
+              <w:t>_checkbox</w:t>
+            </w:r>
+            <w:proofErr w:type="spellEnd"/>
+            <w:r>
+              <w:rPr>
+                <w:rFonts w:ascii="Calibri" w:hAnsi="Calibri" w:cs="Calibri"/>
+              </w:rPr>
+              <w:t>(</w:t>
             </w:r>
             <w:r>
               <w:rPr>
@@ -1864,7 +2786,14 @@
               <w:rPr>
                 <w:rFonts w:ascii="Calibri" w:hAnsi="Calibri" w:cs="Calibri"/>
               </w:rPr>
-              <w:t>.notice_</w:t>
+              <w:t>.</w:t>
+            </w:r>
+            <w:proofErr w:type="spellStart"/>
+            <w:r>
+              <w:rPr>
+                <w:rFonts w:ascii="Calibri" w:hAnsi="Calibri" w:cs="Calibri"/>
+              </w:rPr>
+              <w:t>notice_</w:t>
             </w:r>
             <w:r>
               <w:rPr>
@@ -1872,6 +2801,7 @@
               </w:rPr>
               <w:t>allegations</w:t>
             </w:r>
+            <w:proofErr w:type="spellEnd"/>
             <w:r>
               <w:rPr>
                 <w:rFonts w:ascii="Calibri" w:hAnsi="Calibri" w:cs="Calibri"/>
@@ -1904,6 +2834,40 @@
               </w:rPr>
               <w:t xml:space="preserve">{% if not </w:t>
             </w:r>
+            <w:proofErr w:type="gramStart"/>
+            <w:r>
+              <w:rPr>
+                <w:rFonts w:ascii="Calibri" w:hAnsi="Calibri" w:cs="Calibri"/>
+              </w:rPr>
+              <w:t>users[</w:t>
+            </w:r>
+            <w:proofErr w:type="gramEnd"/>
+            <w:r>
+              <w:rPr>
+                <w:rFonts w:ascii="Calibri" w:hAnsi="Calibri" w:cs="Calibri"/>
+              </w:rPr>
+              <w:t>0]</w:t>
+            </w:r>
+            <w:r>
+              <w:rPr>
+                <w:rFonts w:ascii="Calibri" w:hAnsi="Calibri" w:cs="Calibri"/>
+              </w:rPr>
+              <w:t>.</w:t>
+            </w:r>
+            <w:proofErr w:type="spellStart"/>
+            <w:r>
+              <w:rPr>
+                <w:rFonts w:ascii="Calibri" w:hAnsi="Calibri" w:cs="Calibri"/>
+              </w:rPr>
+              <w:t>notice_allegations</w:t>
+            </w:r>
+            <w:proofErr w:type="spellEnd"/>
+            <w:r>
+              <w:rPr>
+                <w:rFonts w:ascii="Calibri" w:hAnsi="Calibri" w:cs="Calibri"/>
+              </w:rPr>
+              <w:t xml:space="preserve"> %}{{ </w:t>
+            </w:r>
             <w:r>
               <w:rPr>
                 <w:rFonts w:ascii="Calibri" w:hAnsi="Calibri" w:cs="Calibri"/>
@@ -1914,19 +2878,21 @@
               <w:rPr>
                 <w:rFonts w:ascii="Calibri" w:hAnsi="Calibri" w:cs="Calibri"/>
               </w:rPr>
-              <w:t xml:space="preserve">.notice_allegations %}{{ </w:t>
-            </w:r>
-            <w:r>
-              <w:rPr>
-                <w:rFonts w:ascii="Calibri" w:hAnsi="Calibri" w:cs="Calibri"/>
-              </w:rPr>
-              <w:t>users[0]</w:t>
-            </w:r>
-            <w:r>
-              <w:rPr>
-                <w:rFonts w:ascii="Calibri" w:hAnsi="Calibri" w:cs="Calibri"/>
-              </w:rPr>
-              <w:t>.notice_allegations_details }}{% endif %}</w:t>
+              <w:t>.</w:t>
+            </w:r>
+            <w:proofErr w:type="spellStart"/>
+            <w:r>
+              <w:rPr>
+                <w:rFonts w:ascii="Calibri" w:hAnsi="Calibri" w:cs="Calibri"/>
+              </w:rPr>
+              <w:t>notice_allegations_details</w:t>
+            </w:r>
+            <w:proofErr w:type="spellEnd"/>
+            <w:r>
+              <w:rPr>
+                <w:rFonts w:ascii="Calibri" w:hAnsi="Calibri" w:cs="Calibri"/>
+              </w:rPr>
+              <w:t xml:space="preserve"> }}{% endif %}</w:t>
             </w:r>
           </w:p>
         </w:tc>
@@ -1964,11 +2930,33 @@
                 <w:rFonts w:ascii="Calibri" w:hAnsi="Calibri" w:cs="Calibri"/>
               </w:rPr>
             </w:pPr>
-            <w:r>
-              <w:rPr>
-                <w:rFonts w:ascii="Calibri" w:hAnsi="Calibri" w:cs="Calibri"/>
-              </w:rPr>
-              <w:t>{{ output_checkbox(</w:t>
+            <w:proofErr w:type="gramStart"/>
+            <w:r>
+              <w:rPr>
+                <w:rFonts w:ascii="Calibri" w:hAnsi="Calibri" w:cs="Calibri"/>
+              </w:rPr>
+              <w:t xml:space="preserve">{{ </w:t>
+            </w:r>
+            <w:proofErr w:type="spellStart"/>
+            <w:r>
+              <w:rPr>
+                <w:rFonts w:ascii="Calibri" w:hAnsi="Calibri" w:cs="Calibri"/>
+              </w:rPr>
+              <w:t>output</w:t>
+            </w:r>
+            <w:proofErr w:type="gramEnd"/>
+            <w:r>
+              <w:rPr>
+                <w:rFonts w:ascii="Calibri" w:hAnsi="Calibri" w:cs="Calibri"/>
+              </w:rPr>
+              <w:t>_checkbox</w:t>
+            </w:r>
+            <w:proofErr w:type="spellEnd"/>
+            <w:r>
+              <w:rPr>
+                <w:rFonts w:ascii="Calibri" w:hAnsi="Calibri" w:cs="Calibri"/>
+              </w:rPr>
+              <w:t>(</w:t>
             </w:r>
             <w:r>
               <w:rPr>
@@ -1980,7 +2968,14 @@
               <w:rPr>
                 <w:rFonts w:ascii="Calibri" w:hAnsi="Calibri" w:cs="Calibri"/>
               </w:rPr>
-              <w:t>.notice_</w:t>
+              <w:t>.</w:t>
+            </w:r>
+            <w:proofErr w:type="spellStart"/>
+            <w:r>
+              <w:rPr>
+                <w:rFonts w:ascii="Calibri" w:hAnsi="Calibri" w:cs="Calibri"/>
+              </w:rPr>
+              <w:t>notice_</w:t>
             </w:r>
             <w:r>
               <w:rPr>
@@ -1988,6 +2983,7 @@
               </w:rPr>
               <w:t>hearing</w:t>
             </w:r>
+            <w:proofErr w:type="spellEnd"/>
             <w:r>
               <w:rPr>
                 <w:rFonts w:ascii="Calibri" w:hAnsi="Calibri" w:cs="Calibri"/>
@@ -2008,11 +3004,33 @@
                 <w:rFonts w:ascii="Calibri" w:hAnsi="Calibri" w:cs="Calibri"/>
               </w:rPr>
             </w:pPr>
-            <w:r>
-              <w:rPr>
-                <w:rFonts w:ascii="Calibri" w:hAnsi="Calibri" w:cs="Calibri"/>
-              </w:rPr>
-              <w:t>{{ output_checkbox(</w:t>
+            <w:proofErr w:type="gramStart"/>
+            <w:r>
+              <w:rPr>
+                <w:rFonts w:ascii="Calibri" w:hAnsi="Calibri" w:cs="Calibri"/>
+              </w:rPr>
+              <w:t xml:space="preserve">{{ </w:t>
+            </w:r>
+            <w:proofErr w:type="spellStart"/>
+            <w:r>
+              <w:rPr>
+                <w:rFonts w:ascii="Calibri" w:hAnsi="Calibri" w:cs="Calibri"/>
+              </w:rPr>
+              <w:t>output</w:t>
+            </w:r>
+            <w:proofErr w:type="gramEnd"/>
+            <w:r>
+              <w:rPr>
+                <w:rFonts w:ascii="Calibri" w:hAnsi="Calibri" w:cs="Calibri"/>
+              </w:rPr>
+              <w:t>_checkbox</w:t>
+            </w:r>
+            <w:proofErr w:type="spellEnd"/>
+            <w:r>
+              <w:rPr>
+                <w:rFonts w:ascii="Calibri" w:hAnsi="Calibri" w:cs="Calibri"/>
+              </w:rPr>
+              <w:t>(</w:t>
             </w:r>
             <w:r>
               <w:rPr>
@@ -2030,7 +3048,14 @@
               <w:rPr>
                 <w:rFonts w:ascii="Calibri" w:hAnsi="Calibri" w:cs="Calibri"/>
               </w:rPr>
-              <w:t>.notice_</w:t>
+              <w:t>.</w:t>
+            </w:r>
+            <w:proofErr w:type="spellStart"/>
+            <w:r>
+              <w:rPr>
+                <w:rFonts w:ascii="Calibri" w:hAnsi="Calibri" w:cs="Calibri"/>
+              </w:rPr>
+              <w:t>notice_</w:t>
             </w:r>
             <w:r>
               <w:rPr>
@@ -2038,6 +3063,7 @@
               </w:rPr>
               <w:t>hearing</w:t>
             </w:r>
+            <w:proofErr w:type="spellEnd"/>
             <w:r>
               <w:rPr>
                 <w:rFonts w:ascii="Calibri" w:hAnsi="Calibri" w:cs="Calibri"/>
@@ -2117,11 +3143,33 @@
                 <w:bCs/>
               </w:rPr>
             </w:pPr>
-            <w:r>
-              <w:rPr>
-                <w:rFonts w:ascii="Calibri" w:eastAsia="Calibri" w:hAnsi="Calibri" w:cs="Calibri"/>
-              </w:rPr>
-              <w:t>{{ users[0].address_block() }}</w:t>
+            <w:proofErr w:type="gramStart"/>
+            <w:r>
+              <w:rPr>
+                <w:rFonts w:ascii="Calibri" w:eastAsia="Calibri" w:hAnsi="Calibri" w:cs="Calibri"/>
+              </w:rPr>
+              <w:t>{{ users</w:t>
+            </w:r>
+            <w:proofErr w:type="gramEnd"/>
+            <w:r>
+              <w:rPr>
+                <w:rFonts w:ascii="Calibri" w:eastAsia="Calibri" w:hAnsi="Calibri" w:cs="Calibri"/>
+              </w:rPr>
+              <w:t>[0].</w:t>
+            </w:r>
+            <w:proofErr w:type="spellStart"/>
+            <w:r>
+              <w:rPr>
+                <w:rFonts w:ascii="Calibri" w:eastAsia="Calibri" w:hAnsi="Calibri" w:cs="Calibri"/>
+              </w:rPr>
+              <w:t>address_block</w:t>
+            </w:r>
+            <w:proofErr w:type="spellEnd"/>
+            <w:r>
+              <w:rPr>
+                <w:rFonts w:ascii="Calibri" w:eastAsia="Calibri" w:hAnsi="Calibri" w:cs="Calibri"/>
+              </w:rPr>
+              <w:t>() }}</w:t>
             </w:r>
           </w:p>
         </w:tc>
@@ -2159,11 +3207,33 @@
                 <w:rFonts w:ascii="Calibri" w:hAnsi="Calibri" w:cs="Calibri"/>
               </w:rPr>
             </w:pPr>
-            <w:r>
-              <w:rPr>
-                <w:rFonts w:ascii="Calibri" w:hAnsi="Calibri" w:cs="Calibri"/>
-              </w:rPr>
-              <w:t>{{ output_checkbox(</w:t>
+            <w:proofErr w:type="gramStart"/>
+            <w:r>
+              <w:rPr>
+                <w:rFonts w:ascii="Calibri" w:hAnsi="Calibri" w:cs="Calibri"/>
+              </w:rPr>
+              <w:t xml:space="preserve">{{ </w:t>
+            </w:r>
+            <w:proofErr w:type="spellStart"/>
+            <w:r>
+              <w:rPr>
+                <w:rFonts w:ascii="Calibri" w:hAnsi="Calibri" w:cs="Calibri"/>
+              </w:rPr>
+              <w:t>output</w:t>
+            </w:r>
+            <w:proofErr w:type="gramEnd"/>
+            <w:r>
+              <w:rPr>
+                <w:rFonts w:ascii="Calibri" w:hAnsi="Calibri" w:cs="Calibri"/>
+              </w:rPr>
+              <w:t>_checkbox</w:t>
+            </w:r>
+            <w:proofErr w:type="spellEnd"/>
+            <w:r>
+              <w:rPr>
+                <w:rFonts w:ascii="Calibri" w:hAnsi="Calibri" w:cs="Calibri"/>
+              </w:rPr>
+              <w:t>(</w:t>
             </w:r>
             <w:r>
               <w:rPr>
@@ -2177,12 +3247,14 @@
               </w:rPr>
               <w:t>.</w:t>
             </w:r>
+            <w:proofErr w:type="spellStart"/>
             <w:r>
               <w:rPr>
                 <w:rFonts w:ascii="Calibri" w:hAnsi="Calibri" w:cs="Calibri"/>
               </w:rPr>
               <w:t>moved_since</w:t>
             </w:r>
+            <w:proofErr w:type="spellEnd"/>
             <w:r>
               <w:rPr>
                 <w:rFonts w:ascii="Calibri" w:hAnsi="Calibri" w:cs="Calibri"/>
@@ -2203,11 +3275,33 @@
                 <w:rFonts w:ascii="Calibri" w:hAnsi="Calibri" w:cs="Calibri"/>
               </w:rPr>
             </w:pPr>
-            <w:r>
-              <w:rPr>
-                <w:rFonts w:ascii="Calibri" w:hAnsi="Calibri" w:cs="Calibri"/>
-              </w:rPr>
-              <w:t>{{ output_checkbox(</w:t>
+            <w:proofErr w:type="gramStart"/>
+            <w:r>
+              <w:rPr>
+                <w:rFonts w:ascii="Calibri" w:hAnsi="Calibri" w:cs="Calibri"/>
+              </w:rPr>
+              <w:t xml:space="preserve">{{ </w:t>
+            </w:r>
+            <w:proofErr w:type="spellStart"/>
+            <w:r>
+              <w:rPr>
+                <w:rFonts w:ascii="Calibri" w:hAnsi="Calibri" w:cs="Calibri"/>
+              </w:rPr>
+              <w:t>output</w:t>
+            </w:r>
+            <w:proofErr w:type="gramEnd"/>
+            <w:r>
+              <w:rPr>
+                <w:rFonts w:ascii="Calibri" w:hAnsi="Calibri" w:cs="Calibri"/>
+              </w:rPr>
+              <w:t>_checkbox</w:t>
+            </w:r>
+            <w:proofErr w:type="spellEnd"/>
+            <w:r>
+              <w:rPr>
+                <w:rFonts w:ascii="Calibri" w:hAnsi="Calibri" w:cs="Calibri"/>
+              </w:rPr>
+              <w:t>(</w:t>
             </w:r>
             <w:r>
               <w:rPr>
@@ -2227,12 +3321,14 @@
               </w:rPr>
               <w:t>.</w:t>
             </w:r>
+            <w:proofErr w:type="spellStart"/>
             <w:r>
               <w:rPr>
                 <w:rFonts w:ascii="Calibri" w:hAnsi="Calibri" w:cs="Calibri"/>
               </w:rPr>
               <w:t>moved_since</w:t>
             </w:r>
+            <w:proofErr w:type="spellEnd"/>
             <w:r>
               <w:rPr>
                 <w:rFonts w:ascii="Calibri" w:hAnsi="Calibri" w:cs="Calibri"/>
@@ -2281,11 +3377,33 @@
                 <w:rFonts w:ascii="Calibri" w:hAnsi="Calibri" w:cs="Calibri"/>
               </w:rPr>
             </w:pPr>
-            <w:r>
-              <w:rPr>
-                <w:rFonts w:ascii="Calibri" w:hAnsi="Calibri" w:cs="Calibri"/>
-              </w:rPr>
-              <w:t>{{ output_checkbox(</w:t>
+            <w:proofErr w:type="gramStart"/>
+            <w:r>
+              <w:rPr>
+                <w:rFonts w:ascii="Calibri" w:hAnsi="Calibri" w:cs="Calibri"/>
+              </w:rPr>
+              <w:t xml:space="preserve">{{ </w:t>
+            </w:r>
+            <w:proofErr w:type="spellStart"/>
+            <w:r>
+              <w:rPr>
+                <w:rFonts w:ascii="Calibri" w:hAnsi="Calibri" w:cs="Calibri"/>
+              </w:rPr>
+              <w:t>output</w:t>
+            </w:r>
+            <w:proofErr w:type="gramEnd"/>
+            <w:r>
+              <w:rPr>
+                <w:rFonts w:ascii="Calibri" w:hAnsi="Calibri" w:cs="Calibri"/>
+              </w:rPr>
+              <w:t>_checkbox</w:t>
+            </w:r>
+            <w:proofErr w:type="spellEnd"/>
+            <w:r>
+              <w:rPr>
+                <w:rFonts w:ascii="Calibri" w:hAnsi="Calibri" w:cs="Calibri"/>
+              </w:rPr>
+              <w:t>(</w:t>
             </w:r>
             <w:r>
               <w:rPr>
@@ -2299,12 +3417,14 @@
               </w:rPr>
               <w:t>.</w:t>
             </w:r>
+            <w:proofErr w:type="spellStart"/>
             <w:r>
               <w:rPr>
                 <w:rFonts w:ascii="Calibri" w:hAnsi="Calibri" w:cs="Calibri"/>
               </w:rPr>
               <w:t>immigration_application</w:t>
             </w:r>
+            <w:proofErr w:type="spellEnd"/>
             <w:r>
               <w:rPr>
                 <w:rFonts w:ascii="Calibri" w:hAnsi="Calibri" w:cs="Calibri"/>
@@ -2322,7 +3442,34 @@
                 <w:rFonts w:ascii="Calibri" w:hAnsi="Calibri" w:cs="Calibri"/>
               </w:rPr>
               <w:br/>
-              <w:t>{{ users[0].other_immigration_applications }}</w:t>
+            </w:r>
+            <w:proofErr w:type="gramStart"/>
+            <w:r>
+              <w:rPr>
+                <w:rFonts w:ascii="Calibri" w:hAnsi="Calibri" w:cs="Calibri"/>
+              </w:rPr>
+              <w:t>{{ users</w:t>
+            </w:r>
+            <w:proofErr w:type="gramEnd"/>
+            <w:r>
+              <w:rPr>
+                <w:rFonts w:ascii="Calibri" w:hAnsi="Calibri" w:cs="Calibri"/>
+              </w:rPr>
+              <w:t>[0].</w:t>
+            </w:r>
+            <w:proofErr w:type="spellStart"/>
+            <w:r>
+              <w:rPr>
+                <w:rFonts w:ascii="Calibri" w:hAnsi="Calibri" w:cs="Calibri"/>
+              </w:rPr>
+              <w:t>other_immigration_applications</w:t>
+            </w:r>
+            <w:proofErr w:type="spellEnd"/>
+            <w:r>
+              <w:rPr>
+                <w:rFonts w:ascii="Calibri" w:hAnsi="Calibri" w:cs="Calibri"/>
+              </w:rPr>
+              <w:t xml:space="preserve"> }}</w:t>
             </w:r>
           </w:p>
           <w:p>
@@ -2332,11 +3479,33 @@
                 <w:rFonts w:ascii="Calibri" w:hAnsi="Calibri" w:cs="Calibri"/>
               </w:rPr>
             </w:pPr>
-            <w:r>
-              <w:rPr>
-                <w:rFonts w:ascii="Calibri" w:hAnsi="Calibri" w:cs="Calibri"/>
-              </w:rPr>
-              <w:t>{{ output_checkbox(</w:t>
+            <w:proofErr w:type="gramStart"/>
+            <w:r>
+              <w:rPr>
+                <w:rFonts w:ascii="Calibri" w:hAnsi="Calibri" w:cs="Calibri"/>
+              </w:rPr>
+              <w:t xml:space="preserve">{{ </w:t>
+            </w:r>
+            <w:proofErr w:type="spellStart"/>
+            <w:r>
+              <w:rPr>
+                <w:rFonts w:ascii="Calibri" w:hAnsi="Calibri" w:cs="Calibri"/>
+              </w:rPr>
+              <w:t>output</w:t>
+            </w:r>
+            <w:proofErr w:type="gramEnd"/>
+            <w:r>
+              <w:rPr>
+                <w:rFonts w:ascii="Calibri" w:hAnsi="Calibri" w:cs="Calibri"/>
+              </w:rPr>
+              <w:t>_checkbox</w:t>
+            </w:r>
+            <w:proofErr w:type="spellEnd"/>
+            <w:r>
+              <w:rPr>
+                <w:rFonts w:ascii="Calibri" w:hAnsi="Calibri" w:cs="Calibri"/>
+              </w:rPr>
+              <w:t>(</w:t>
             </w:r>
             <w:r>
               <w:rPr>
@@ -2360,13 +3529,29 @@
               <w:rPr>
                 <w:rFonts w:ascii="Calibri" w:hAnsi="Calibri" w:cs="Calibri"/>
               </w:rPr>
-              <w:t xml:space="preserve"> immigration_application</w:t>
-            </w:r>
-            <w:r>
-              <w:rPr>
-                <w:rFonts w:ascii="Calibri" w:hAnsi="Calibri" w:cs="Calibri"/>
-              </w:rPr>
-              <w:t xml:space="preserve">) }} </w:t>
+              <w:t xml:space="preserve"> </w:t>
+            </w:r>
+            <w:proofErr w:type="spellStart"/>
+            <w:r>
+              <w:rPr>
+                <w:rFonts w:ascii="Calibri" w:hAnsi="Calibri" w:cs="Calibri"/>
+              </w:rPr>
+              <w:t>immigration_application</w:t>
+            </w:r>
+            <w:proofErr w:type="spellEnd"/>
+            <w:proofErr w:type="gramStart"/>
+            <w:r>
+              <w:rPr>
+                <w:rFonts w:ascii="Calibri" w:hAnsi="Calibri" w:cs="Calibri"/>
+              </w:rPr>
+              <w:t>) }</w:t>
+            </w:r>
+            <w:proofErr w:type="gramEnd"/>
+            <w:r>
+              <w:rPr>
+                <w:rFonts w:ascii="Calibri" w:hAnsi="Calibri" w:cs="Calibri"/>
+              </w:rPr>
+              <w:t xml:space="preserve">} </w:t>
             </w:r>
             <w:r>
               <w:rPr>
@@ -2410,11 +3595,33 @@
                 <w:rFonts w:ascii="Calibri" w:hAnsi="Calibri" w:cs="Calibri"/>
               </w:rPr>
             </w:pPr>
-            <w:r>
-              <w:rPr>
-                <w:rFonts w:ascii="Calibri" w:hAnsi="Calibri" w:cs="Calibri"/>
-              </w:rPr>
-              <w:t>{{ output_checkbox(</w:t>
+            <w:proofErr w:type="gramStart"/>
+            <w:r>
+              <w:rPr>
+                <w:rFonts w:ascii="Calibri" w:hAnsi="Calibri" w:cs="Calibri"/>
+              </w:rPr>
+              <w:t xml:space="preserve">{{ </w:t>
+            </w:r>
+            <w:proofErr w:type="spellStart"/>
+            <w:r>
+              <w:rPr>
+                <w:rFonts w:ascii="Calibri" w:hAnsi="Calibri" w:cs="Calibri"/>
+              </w:rPr>
+              <w:t>output</w:t>
+            </w:r>
+            <w:proofErr w:type="gramEnd"/>
+            <w:r>
+              <w:rPr>
+                <w:rFonts w:ascii="Calibri" w:hAnsi="Calibri" w:cs="Calibri"/>
+              </w:rPr>
+              <w:t>_checkbox</w:t>
+            </w:r>
+            <w:proofErr w:type="spellEnd"/>
+            <w:r>
+              <w:rPr>
+                <w:rFonts w:ascii="Calibri" w:hAnsi="Calibri" w:cs="Calibri"/>
+              </w:rPr>
+              <w:t>(</w:t>
             </w:r>
             <w:r>
               <w:rPr>
@@ -2428,12 +3635,14 @@
               </w:rPr>
               <w:t>.</w:t>
             </w:r>
+            <w:proofErr w:type="spellStart"/>
             <w:r>
               <w:rPr>
                 <w:rFonts w:ascii="Calibri" w:hAnsi="Calibri" w:cs="Calibri"/>
               </w:rPr>
               <w:t>screened_for_relief</w:t>
             </w:r>
+            <w:proofErr w:type="spellEnd"/>
             <w:r>
               <w:rPr>
                 <w:rFonts w:ascii="Calibri" w:hAnsi="Calibri" w:cs="Calibri"/>
@@ -2454,11 +3663,33 @@
                 <w:rFonts w:ascii="Calibri" w:hAnsi="Calibri" w:cs="Calibri"/>
               </w:rPr>
             </w:pPr>
-            <w:r>
-              <w:rPr>
-                <w:rFonts w:ascii="Calibri" w:hAnsi="Calibri" w:cs="Calibri"/>
-              </w:rPr>
-              <w:t>{{ output_checkbox(</w:t>
+            <w:proofErr w:type="gramStart"/>
+            <w:r>
+              <w:rPr>
+                <w:rFonts w:ascii="Calibri" w:hAnsi="Calibri" w:cs="Calibri"/>
+              </w:rPr>
+              <w:t xml:space="preserve">{{ </w:t>
+            </w:r>
+            <w:proofErr w:type="spellStart"/>
+            <w:r>
+              <w:rPr>
+                <w:rFonts w:ascii="Calibri" w:hAnsi="Calibri" w:cs="Calibri"/>
+              </w:rPr>
+              <w:t>output</w:t>
+            </w:r>
+            <w:proofErr w:type="gramEnd"/>
+            <w:r>
+              <w:rPr>
+                <w:rFonts w:ascii="Calibri" w:hAnsi="Calibri" w:cs="Calibri"/>
+              </w:rPr>
+              <w:t>_checkbox</w:t>
+            </w:r>
+            <w:proofErr w:type="spellEnd"/>
+            <w:r>
+              <w:rPr>
+                <w:rFonts w:ascii="Calibri" w:hAnsi="Calibri" w:cs="Calibri"/>
+              </w:rPr>
+              <w:t>(</w:t>
             </w:r>
             <w:r>
               <w:rPr>
@@ -2478,12 +3709,14 @@
               </w:rPr>
               <w:t>.</w:t>
             </w:r>
+            <w:proofErr w:type="spellStart"/>
             <w:r>
               <w:rPr>
                 <w:rFonts w:ascii="Calibri" w:hAnsi="Calibri" w:cs="Calibri"/>
               </w:rPr>
               <w:t>screened_for_relief</w:t>
             </w:r>
+            <w:proofErr w:type="spellEnd"/>
             <w:r>
               <w:rPr>
                 <w:rFonts w:ascii="Calibri" w:hAnsi="Calibri" w:cs="Calibri"/>
@@ -2532,11 +3765,33 @@
                 <w:rFonts w:ascii="Calibri" w:hAnsi="Calibri" w:cs="Calibri"/>
               </w:rPr>
             </w:pPr>
-            <w:r>
-              <w:rPr>
-                <w:rFonts w:ascii="Calibri" w:hAnsi="Calibri" w:cs="Calibri"/>
-              </w:rPr>
-              <w:t>{{ output_checkbox(</w:t>
+            <w:proofErr w:type="gramStart"/>
+            <w:r>
+              <w:rPr>
+                <w:rFonts w:ascii="Calibri" w:hAnsi="Calibri" w:cs="Calibri"/>
+              </w:rPr>
+              <w:t xml:space="preserve">{{ </w:t>
+            </w:r>
+            <w:proofErr w:type="spellStart"/>
+            <w:r>
+              <w:rPr>
+                <w:rFonts w:ascii="Calibri" w:hAnsi="Calibri" w:cs="Calibri"/>
+              </w:rPr>
+              <w:t>output</w:t>
+            </w:r>
+            <w:proofErr w:type="gramEnd"/>
+            <w:r>
+              <w:rPr>
+                <w:rFonts w:ascii="Calibri" w:hAnsi="Calibri" w:cs="Calibri"/>
+              </w:rPr>
+              <w:t>_checkbox</w:t>
+            </w:r>
+            <w:proofErr w:type="spellEnd"/>
+            <w:r>
+              <w:rPr>
+                <w:rFonts w:ascii="Calibri" w:hAnsi="Calibri" w:cs="Calibri"/>
+              </w:rPr>
+              <w:t>(</w:t>
             </w:r>
             <w:r>
               <w:rPr>
@@ -2550,12 +3805,14 @@
               </w:rPr>
               <w:t>.</w:t>
             </w:r>
+            <w:proofErr w:type="spellStart"/>
             <w:r>
               <w:rPr>
                 <w:rFonts w:ascii="Calibri" w:hAnsi="Calibri" w:cs="Calibri"/>
               </w:rPr>
               <w:t>application_processing</w:t>
             </w:r>
+            <w:proofErr w:type="spellEnd"/>
             <w:r>
               <w:rPr>
                 <w:rFonts w:ascii="Calibri" w:hAnsi="Calibri" w:cs="Calibri"/>
@@ -2576,11 +3833,33 @@
                 <w:rFonts w:ascii="Calibri" w:hAnsi="Calibri" w:cs="Calibri"/>
               </w:rPr>
             </w:pPr>
-            <w:r>
-              <w:rPr>
-                <w:rFonts w:ascii="Calibri" w:hAnsi="Calibri" w:cs="Calibri"/>
-              </w:rPr>
-              <w:t>{{ users[0].application_status }}</w:t>
+            <w:proofErr w:type="gramStart"/>
+            <w:r>
+              <w:rPr>
+                <w:rFonts w:ascii="Calibri" w:hAnsi="Calibri" w:cs="Calibri"/>
+              </w:rPr>
+              <w:t>{{ users</w:t>
+            </w:r>
+            <w:proofErr w:type="gramEnd"/>
+            <w:r>
+              <w:rPr>
+                <w:rFonts w:ascii="Calibri" w:hAnsi="Calibri" w:cs="Calibri"/>
+              </w:rPr>
+              <w:t>[0].</w:t>
+            </w:r>
+            <w:proofErr w:type="spellStart"/>
+            <w:r>
+              <w:rPr>
+                <w:rFonts w:ascii="Calibri" w:hAnsi="Calibri" w:cs="Calibri"/>
+              </w:rPr>
+              <w:t>application_status</w:t>
+            </w:r>
+            <w:proofErr w:type="spellEnd"/>
+            <w:r>
+              <w:rPr>
+                <w:rFonts w:ascii="Calibri" w:hAnsi="Calibri" w:cs="Calibri"/>
+              </w:rPr>
+              <w:t xml:space="preserve"> }}</w:t>
             </w:r>
           </w:p>
           <w:p>
@@ -2590,11 +3869,33 @@
                 <w:rFonts w:ascii="Calibri" w:hAnsi="Calibri" w:cs="Calibri"/>
               </w:rPr>
             </w:pPr>
-            <w:r>
-              <w:rPr>
-                <w:rFonts w:ascii="Calibri" w:hAnsi="Calibri" w:cs="Calibri"/>
-              </w:rPr>
-              <w:t>{{ output_checkbox(</w:t>
+            <w:proofErr w:type="gramStart"/>
+            <w:r>
+              <w:rPr>
+                <w:rFonts w:ascii="Calibri" w:hAnsi="Calibri" w:cs="Calibri"/>
+              </w:rPr>
+              <w:t xml:space="preserve">{{ </w:t>
+            </w:r>
+            <w:proofErr w:type="spellStart"/>
+            <w:r>
+              <w:rPr>
+                <w:rFonts w:ascii="Calibri" w:hAnsi="Calibri" w:cs="Calibri"/>
+              </w:rPr>
+              <w:t>output</w:t>
+            </w:r>
+            <w:proofErr w:type="gramEnd"/>
+            <w:r>
+              <w:rPr>
+                <w:rFonts w:ascii="Calibri" w:hAnsi="Calibri" w:cs="Calibri"/>
+              </w:rPr>
+              <w:t>_checkbox</w:t>
+            </w:r>
+            <w:proofErr w:type="spellEnd"/>
+            <w:r>
+              <w:rPr>
+                <w:rFonts w:ascii="Calibri" w:hAnsi="Calibri" w:cs="Calibri"/>
+              </w:rPr>
+              <w:t>(</w:t>
             </w:r>
             <w:r>
               <w:rPr>
@@ -2614,12 +3915,14 @@
               </w:rPr>
               <w:t>.</w:t>
             </w:r>
+            <w:proofErr w:type="spellStart"/>
             <w:r>
               <w:rPr>
                 <w:rFonts w:ascii="Calibri" w:hAnsi="Calibri" w:cs="Calibri"/>
               </w:rPr>
               <w:t>application_processing</w:t>
             </w:r>
+            <w:proofErr w:type="spellEnd"/>
             <w:r>
               <w:rPr>
                 <w:rFonts w:ascii="Calibri" w:hAnsi="Calibri" w:cs="Calibri"/>
@@ -2668,11 +3971,33 @@
                 <w:rFonts w:ascii="Calibri" w:eastAsia="Calibri" w:hAnsi="Calibri" w:cs="Calibri"/>
               </w:rPr>
             </w:pPr>
-            <w:r>
-              <w:rPr>
-                <w:rFonts w:ascii="Calibri" w:hAnsi="Calibri" w:cs="Calibri"/>
-              </w:rPr>
-              <w:t>{{ output_checkbox(</w:t>
+            <w:proofErr w:type="gramStart"/>
+            <w:r>
+              <w:rPr>
+                <w:rFonts w:ascii="Calibri" w:hAnsi="Calibri" w:cs="Calibri"/>
+              </w:rPr>
+              <w:t xml:space="preserve">{{ </w:t>
+            </w:r>
+            <w:proofErr w:type="spellStart"/>
+            <w:r>
+              <w:rPr>
+                <w:rFonts w:ascii="Calibri" w:hAnsi="Calibri" w:cs="Calibri"/>
+              </w:rPr>
+              <w:t>output</w:t>
+            </w:r>
+            <w:proofErr w:type="gramEnd"/>
+            <w:r>
+              <w:rPr>
+                <w:rFonts w:ascii="Calibri" w:hAnsi="Calibri" w:cs="Calibri"/>
+              </w:rPr>
+              <w:t>_checkbox</w:t>
+            </w:r>
+            <w:proofErr w:type="spellEnd"/>
+            <w:r>
+              <w:rPr>
+                <w:rFonts w:ascii="Calibri" w:hAnsi="Calibri" w:cs="Calibri"/>
+              </w:rPr>
+              <w:t>(</w:t>
             </w:r>
             <w:r>
               <w:rPr>
@@ -2686,12 +4011,14 @@
               </w:rPr>
               <w:t>.</w:t>
             </w:r>
+            <w:proofErr w:type="spellStart"/>
             <w:r>
               <w:rPr>
                 <w:rFonts w:ascii="Calibri" w:hAnsi="Calibri" w:cs="Calibri"/>
               </w:rPr>
               <w:t>asylum_clock_running</w:t>
             </w:r>
+            <w:proofErr w:type="spellEnd"/>
             <w:r>
               <w:rPr>
                 <w:rFonts w:ascii="Calibri" w:hAnsi="Calibri" w:cs="Calibri"/>
@@ -2712,11 +4039,33 @@
                 <w:rFonts w:ascii="Calibri" w:hAnsi="Calibri" w:cs="Calibri"/>
               </w:rPr>
             </w:pPr>
-            <w:r>
-              <w:rPr>
-                <w:rFonts w:ascii="Calibri" w:hAnsi="Calibri" w:cs="Calibri"/>
-              </w:rPr>
-              <w:t>{{ output_checkbox(</w:t>
+            <w:proofErr w:type="gramStart"/>
+            <w:r>
+              <w:rPr>
+                <w:rFonts w:ascii="Calibri" w:hAnsi="Calibri" w:cs="Calibri"/>
+              </w:rPr>
+              <w:t xml:space="preserve">{{ </w:t>
+            </w:r>
+            <w:proofErr w:type="spellStart"/>
+            <w:r>
+              <w:rPr>
+                <w:rFonts w:ascii="Calibri" w:hAnsi="Calibri" w:cs="Calibri"/>
+              </w:rPr>
+              <w:t>output</w:t>
+            </w:r>
+            <w:proofErr w:type="gramEnd"/>
+            <w:r>
+              <w:rPr>
+                <w:rFonts w:ascii="Calibri" w:hAnsi="Calibri" w:cs="Calibri"/>
+              </w:rPr>
+              <w:t>_checkbox</w:t>
+            </w:r>
+            <w:proofErr w:type="spellEnd"/>
+            <w:r>
+              <w:rPr>
+                <w:rFonts w:ascii="Calibri" w:hAnsi="Calibri" w:cs="Calibri"/>
+              </w:rPr>
+              <w:t>(</w:t>
             </w:r>
             <w:r>
               <w:rPr>
@@ -2740,13 +4089,29 @@
               <w:rPr>
                 <w:rFonts w:ascii="Calibri" w:hAnsi="Calibri" w:cs="Calibri"/>
               </w:rPr>
-              <w:t xml:space="preserve"> asylum_clock_running</w:t>
-            </w:r>
-            <w:r>
-              <w:rPr>
-                <w:rFonts w:ascii="Calibri" w:hAnsi="Calibri" w:cs="Calibri"/>
-              </w:rPr>
-              <w:t xml:space="preserve">) }} </w:t>
+              <w:t xml:space="preserve"> </w:t>
+            </w:r>
+            <w:proofErr w:type="spellStart"/>
+            <w:r>
+              <w:rPr>
+                <w:rFonts w:ascii="Calibri" w:hAnsi="Calibri" w:cs="Calibri"/>
+              </w:rPr>
+              <w:t>asylum_clock_running</w:t>
+            </w:r>
+            <w:proofErr w:type="spellEnd"/>
+            <w:proofErr w:type="gramStart"/>
+            <w:r>
+              <w:rPr>
+                <w:rFonts w:ascii="Calibri" w:hAnsi="Calibri" w:cs="Calibri"/>
+              </w:rPr>
+              <w:t>) }</w:t>
+            </w:r>
+            <w:proofErr w:type="gramEnd"/>
+            <w:r>
+              <w:rPr>
+                <w:rFonts w:ascii="Calibri" w:hAnsi="Calibri" w:cs="Calibri"/>
+              </w:rPr>
+              <w:t xml:space="preserve">} </w:t>
             </w:r>
             <w:r>
               <w:rPr>
@@ -2790,11 +4155,33 @@
                 <w:rFonts w:ascii="Calibri" w:hAnsi="Calibri" w:cs="Calibri"/>
               </w:rPr>
             </w:pPr>
-            <w:r>
-              <w:rPr>
-                <w:rFonts w:ascii="Calibri" w:hAnsi="Calibri" w:cs="Calibri"/>
-              </w:rPr>
-              <w:t>{{ output_checkbox(</w:t>
+            <w:proofErr w:type="gramStart"/>
+            <w:r>
+              <w:rPr>
+                <w:rFonts w:ascii="Calibri" w:hAnsi="Calibri" w:cs="Calibri"/>
+              </w:rPr>
+              <w:t xml:space="preserve">{{ </w:t>
+            </w:r>
+            <w:proofErr w:type="spellStart"/>
+            <w:r>
+              <w:rPr>
+                <w:rFonts w:ascii="Calibri" w:hAnsi="Calibri" w:cs="Calibri"/>
+              </w:rPr>
+              <w:t>output</w:t>
+            </w:r>
+            <w:proofErr w:type="gramEnd"/>
+            <w:r>
+              <w:rPr>
+                <w:rFonts w:ascii="Calibri" w:hAnsi="Calibri" w:cs="Calibri"/>
+              </w:rPr>
+              <w:t>_checkbox</w:t>
+            </w:r>
+            <w:proofErr w:type="spellEnd"/>
+            <w:r>
+              <w:rPr>
+                <w:rFonts w:ascii="Calibri" w:hAnsi="Calibri" w:cs="Calibri"/>
+              </w:rPr>
+              <w:t>(</w:t>
             </w:r>
             <w:r>
               <w:rPr>
@@ -2808,12 +4195,14 @@
               </w:rPr>
               <w:t>.</w:t>
             </w:r>
+            <w:proofErr w:type="spellStart"/>
             <w:r>
               <w:rPr>
                 <w:rFonts w:ascii="Calibri" w:hAnsi="Calibri" w:cs="Calibri"/>
               </w:rPr>
               <w:t>derivative_clock_running</w:t>
             </w:r>
+            <w:proofErr w:type="spellEnd"/>
           </w:p>
           <w:p>
             <w:pPr>
@@ -2822,11 +4211,19 @@
                 <w:rFonts w:ascii="Calibri" w:hAnsi="Calibri" w:cs="Calibri"/>
               </w:rPr>
             </w:pPr>
-            <w:r>
-              <w:rPr>
-                <w:rFonts w:ascii="Calibri" w:hAnsi="Calibri" w:cs="Calibri"/>
-              </w:rPr>
-              <w:t xml:space="preserve">) }} </w:t>
+            <w:proofErr w:type="gramStart"/>
+            <w:r>
+              <w:rPr>
+                <w:rFonts w:ascii="Calibri" w:hAnsi="Calibri" w:cs="Calibri"/>
+              </w:rPr>
+              <w:t>) }</w:t>
+            </w:r>
+            <w:proofErr w:type="gramEnd"/>
+            <w:r>
+              <w:rPr>
+                <w:rFonts w:ascii="Calibri" w:hAnsi="Calibri" w:cs="Calibri"/>
+              </w:rPr>
+              <w:t xml:space="preserve">} </w:t>
             </w:r>
             <w:r>
               <w:rPr>
@@ -2842,11 +4239,33 @@
                 <w:rFonts w:ascii="Calibri" w:hAnsi="Calibri" w:cs="Calibri"/>
               </w:rPr>
             </w:pPr>
-            <w:r>
-              <w:rPr>
-                <w:rFonts w:ascii="Calibri" w:hAnsi="Calibri" w:cs="Calibri"/>
-              </w:rPr>
-              <w:t>{{ output_checkbox(</w:t>
+            <w:proofErr w:type="gramStart"/>
+            <w:r>
+              <w:rPr>
+                <w:rFonts w:ascii="Calibri" w:hAnsi="Calibri" w:cs="Calibri"/>
+              </w:rPr>
+              <w:t xml:space="preserve">{{ </w:t>
+            </w:r>
+            <w:proofErr w:type="spellStart"/>
+            <w:r>
+              <w:rPr>
+                <w:rFonts w:ascii="Calibri" w:hAnsi="Calibri" w:cs="Calibri"/>
+              </w:rPr>
+              <w:t>output</w:t>
+            </w:r>
+            <w:proofErr w:type="gramEnd"/>
+            <w:r>
+              <w:rPr>
+                <w:rFonts w:ascii="Calibri" w:hAnsi="Calibri" w:cs="Calibri"/>
+              </w:rPr>
+              <w:t>_checkbox</w:t>
+            </w:r>
+            <w:proofErr w:type="spellEnd"/>
+            <w:r>
+              <w:rPr>
+                <w:rFonts w:ascii="Calibri" w:hAnsi="Calibri" w:cs="Calibri"/>
+              </w:rPr>
+              <w:t>(</w:t>
             </w:r>
             <w:r>
               <w:rPr>
@@ -2866,12 +4285,14 @@
               </w:rPr>
               <w:t>.</w:t>
             </w:r>
+            <w:proofErr w:type="spellStart"/>
             <w:r>
               <w:rPr>
                 <w:rFonts w:ascii="Calibri" w:hAnsi="Calibri" w:cs="Calibri"/>
               </w:rPr>
               <w:t>derivative_clock_running</w:t>
             </w:r>
+            <w:proofErr w:type="spellEnd"/>
           </w:p>
           <w:p>
             <w:pPr>
@@ -2880,11 +4301,19 @@
                 <w:rFonts w:ascii="Calibri" w:hAnsi="Calibri" w:cs="Calibri"/>
               </w:rPr>
             </w:pPr>
-            <w:r>
-              <w:rPr>
-                <w:rFonts w:ascii="Calibri" w:hAnsi="Calibri" w:cs="Calibri"/>
-              </w:rPr>
-              <w:t xml:space="preserve">) }} </w:t>
+            <w:proofErr w:type="gramStart"/>
+            <w:r>
+              <w:rPr>
+                <w:rFonts w:ascii="Calibri" w:hAnsi="Calibri" w:cs="Calibri"/>
+              </w:rPr>
+              <w:t>) }</w:t>
+            </w:r>
+            <w:proofErr w:type="gramEnd"/>
+            <w:r>
+              <w:rPr>
+                <w:rFonts w:ascii="Calibri" w:hAnsi="Calibri" w:cs="Calibri"/>
+              </w:rPr>
+              <w:t xml:space="preserve">} </w:t>
             </w:r>
             <w:r>
               <w:rPr>
@@ -2892,11 +4321,33 @@
               </w:rPr>
               <w:t xml:space="preserve">No – Who? </w:t>
             </w:r>
-            <w:r>
-              <w:rPr>
-                <w:rFonts w:ascii="Calibri" w:hAnsi="Calibri" w:cs="Calibri"/>
-              </w:rPr>
-              <w:t>{{ users[0].derivative_clock_who }}</w:t>
+            <w:proofErr w:type="gramStart"/>
+            <w:r>
+              <w:rPr>
+                <w:rFonts w:ascii="Calibri" w:hAnsi="Calibri" w:cs="Calibri"/>
+              </w:rPr>
+              <w:t>{{ users</w:t>
+            </w:r>
+            <w:proofErr w:type="gramEnd"/>
+            <w:r>
+              <w:rPr>
+                <w:rFonts w:ascii="Calibri" w:hAnsi="Calibri" w:cs="Calibri"/>
+              </w:rPr>
+              <w:t>[0].</w:t>
+            </w:r>
+            <w:proofErr w:type="spellStart"/>
+            <w:r>
+              <w:rPr>
+                <w:rFonts w:ascii="Calibri" w:hAnsi="Calibri" w:cs="Calibri"/>
+              </w:rPr>
+              <w:t>derivative_clock_who</w:t>
+            </w:r>
+            <w:proofErr w:type="spellEnd"/>
+            <w:r>
+              <w:rPr>
+                <w:rFonts w:ascii="Calibri" w:hAnsi="Calibri" w:cs="Calibri"/>
+              </w:rPr>
+              <w:t xml:space="preserve"> }}</w:t>
             </w:r>
           </w:p>
         </w:tc>
@@ -2958,11 +4409,33 @@
                 <w:rFonts w:ascii="Calibri" w:hAnsi="Calibri" w:cs="Calibri"/>
               </w:rPr>
             </w:pPr>
-            <w:r>
-              <w:rPr>
-                <w:rFonts w:ascii="Calibri" w:hAnsi="Calibri" w:cs="Calibri"/>
-              </w:rPr>
-              <w:t>{{ output_checkbox(</w:t>
+            <w:proofErr w:type="gramStart"/>
+            <w:r>
+              <w:rPr>
+                <w:rFonts w:ascii="Calibri" w:hAnsi="Calibri" w:cs="Calibri"/>
+              </w:rPr>
+              <w:t xml:space="preserve">{{ </w:t>
+            </w:r>
+            <w:proofErr w:type="spellStart"/>
+            <w:r>
+              <w:rPr>
+                <w:rFonts w:ascii="Calibri" w:hAnsi="Calibri" w:cs="Calibri"/>
+              </w:rPr>
+              <w:t>output</w:t>
+            </w:r>
+            <w:proofErr w:type="gramEnd"/>
+            <w:r>
+              <w:rPr>
+                <w:rFonts w:ascii="Calibri" w:hAnsi="Calibri" w:cs="Calibri"/>
+              </w:rPr>
+              <w:t>_checkbox</w:t>
+            </w:r>
+            <w:proofErr w:type="spellEnd"/>
+            <w:r>
+              <w:rPr>
+                <w:rFonts w:ascii="Calibri" w:hAnsi="Calibri" w:cs="Calibri"/>
+              </w:rPr>
+              <w:t>(</w:t>
             </w:r>
             <w:r>
               <w:rPr>
@@ -2976,12 +4449,14 @@
               </w:rPr>
               <w:t>.</w:t>
             </w:r>
+            <w:proofErr w:type="spellStart"/>
             <w:r>
               <w:rPr>
                 <w:rFonts w:ascii="Calibri" w:hAnsi="Calibri" w:cs="Calibri"/>
               </w:rPr>
               <w:t>family_has_separate_case</w:t>
             </w:r>
+            <w:proofErr w:type="spellEnd"/>
             <w:r>
               <w:rPr>
                 <w:rFonts w:ascii="Calibri" w:hAnsi="Calibri" w:cs="Calibri"/>
@@ -3028,11 +4503,33 @@
               </w:rPr>
               <w:t xml:space="preserve">          </w:t>
             </w:r>
-            <w:r>
-              <w:rPr>
-                <w:rFonts w:ascii="Calibri" w:hAnsi="Calibri" w:cs="Calibri"/>
-              </w:rPr>
-              <w:t>{{ output_checkbox(</w:t>
+            <w:proofErr w:type="gramStart"/>
+            <w:r>
+              <w:rPr>
+                <w:rFonts w:ascii="Calibri" w:hAnsi="Calibri" w:cs="Calibri"/>
+              </w:rPr>
+              <w:t xml:space="preserve">{{ </w:t>
+            </w:r>
+            <w:proofErr w:type="spellStart"/>
+            <w:r>
+              <w:rPr>
+                <w:rFonts w:ascii="Calibri" w:hAnsi="Calibri" w:cs="Calibri"/>
+              </w:rPr>
+              <w:t>output</w:t>
+            </w:r>
+            <w:proofErr w:type="gramEnd"/>
+            <w:r>
+              <w:rPr>
+                <w:rFonts w:ascii="Calibri" w:hAnsi="Calibri" w:cs="Calibri"/>
+              </w:rPr>
+              <w:t>_checkbox</w:t>
+            </w:r>
+            <w:proofErr w:type="spellEnd"/>
+            <w:r>
+              <w:rPr>
+                <w:rFonts w:ascii="Calibri" w:hAnsi="Calibri" w:cs="Calibri"/>
+              </w:rPr>
+              <w:t>(</w:t>
             </w:r>
             <w:r>
               <w:rPr>
@@ -3046,12 +4543,14 @@
               </w:rPr>
               <w:t>.</w:t>
             </w:r>
+            <w:proofErr w:type="spellStart"/>
             <w:r>
               <w:rPr>
                 <w:rFonts w:ascii="Calibri" w:hAnsi="Calibri" w:cs="Calibri"/>
               </w:rPr>
               <w:t>wants_consolidation</w:t>
             </w:r>
+            <w:proofErr w:type="spellEnd"/>
             <w:r>
               <w:rPr>
                 <w:rFonts w:ascii="Calibri" w:hAnsi="Calibri" w:cs="Calibri"/>
@@ -3080,7 +4579,21 @@
               <w:rPr>
                 <w:rFonts w:ascii="Calibri" w:hAnsi="Calibri" w:cs="Calibri"/>
               </w:rPr>
-              <w:t>{{ output_checkbox(</w:t>
+              <w:t xml:space="preserve">{{ </w:t>
+            </w:r>
+            <w:proofErr w:type="spellStart"/>
+            <w:r>
+              <w:rPr>
+                <w:rFonts w:ascii="Calibri" w:hAnsi="Calibri" w:cs="Calibri"/>
+              </w:rPr>
+              <w:t>output_checkbox</w:t>
+            </w:r>
+            <w:proofErr w:type="spellEnd"/>
+            <w:r>
+              <w:rPr>
+                <w:rFonts w:ascii="Calibri" w:hAnsi="Calibri" w:cs="Calibri"/>
+              </w:rPr>
+              <w:t>(</w:t>
             </w:r>
             <w:r>
               <w:rPr>
@@ -3104,13 +4617,29 @@
               <w:rPr>
                 <w:rFonts w:ascii="Calibri" w:hAnsi="Calibri" w:cs="Calibri"/>
               </w:rPr>
-              <w:t xml:space="preserve"> wants_consolidation</w:t>
-            </w:r>
-            <w:r>
-              <w:rPr>
-                <w:rFonts w:ascii="Calibri" w:hAnsi="Calibri" w:cs="Calibri"/>
-              </w:rPr>
-              <w:t xml:space="preserve">) }} </w:t>
+              <w:t xml:space="preserve"> </w:t>
+            </w:r>
+            <w:proofErr w:type="spellStart"/>
+            <w:r>
+              <w:rPr>
+                <w:rFonts w:ascii="Calibri" w:hAnsi="Calibri" w:cs="Calibri"/>
+              </w:rPr>
+              <w:t>wants_consolidation</w:t>
+            </w:r>
+            <w:proofErr w:type="spellEnd"/>
+            <w:proofErr w:type="gramStart"/>
+            <w:r>
+              <w:rPr>
+                <w:rFonts w:ascii="Calibri" w:hAnsi="Calibri" w:cs="Calibri"/>
+              </w:rPr>
+              <w:t>) }</w:t>
+            </w:r>
+            <w:proofErr w:type="gramEnd"/>
+            <w:r>
+              <w:rPr>
+                <w:rFonts w:ascii="Calibri" w:hAnsi="Calibri" w:cs="Calibri"/>
+              </w:rPr>
+              <w:t xml:space="preserve">} </w:t>
             </w:r>
             <w:r>
               <w:rPr>
@@ -3126,11 +4655,33 @@
                 <w:rFonts w:ascii="Calibri" w:hAnsi="Calibri" w:cs="Calibri"/>
               </w:rPr>
             </w:pPr>
-            <w:r>
-              <w:rPr>
-                <w:rFonts w:ascii="Calibri" w:hAnsi="Calibri" w:cs="Calibri"/>
-              </w:rPr>
-              <w:t>{{ output_checkbox(</w:t>
+            <w:proofErr w:type="gramStart"/>
+            <w:r>
+              <w:rPr>
+                <w:rFonts w:ascii="Calibri" w:hAnsi="Calibri" w:cs="Calibri"/>
+              </w:rPr>
+              <w:t xml:space="preserve">{{ </w:t>
+            </w:r>
+            <w:proofErr w:type="spellStart"/>
+            <w:r>
+              <w:rPr>
+                <w:rFonts w:ascii="Calibri" w:hAnsi="Calibri" w:cs="Calibri"/>
+              </w:rPr>
+              <w:t>output</w:t>
+            </w:r>
+            <w:proofErr w:type="gramEnd"/>
+            <w:r>
+              <w:rPr>
+                <w:rFonts w:ascii="Calibri" w:hAnsi="Calibri" w:cs="Calibri"/>
+              </w:rPr>
+              <w:t>_checkbox</w:t>
+            </w:r>
+            <w:proofErr w:type="spellEnd"/>
+            <w:r>
+              <w:rPr>
+                <w:rFonts w:ascii="Calibri" w:hAnsi="Calibri" w:cs="Calibri"/>
+              </w:rPr>
+              <w:t>(</w:t>
             </w:r>
             <w:r>
               <w:rPr>
@@ -3150,12 +4701,14 @@
               </w:rPr>
               <w:t>.</w:t>
             </w:r>
+            <w:proofErr w:type="spellStart"/>
             <w:r>
               <w:rPr>
                 <w:rFonts w:ascii="Calibri" w:hAnsi="Calibri" w:cs="Calibri"/>
               </w:rPr>
               <w:t>family_has_separate_case</w:t>
             </w:r>
+            <w:proofErr w:type="spellEnd"/>
             <w:r>
               <w:rPr>
                 <w:rFonts w:ascii="Calibri" w:hAnsi="Calibri" w:cs="Calibri"/>
@@ -3216,11 +4769,33 @@
                 <w:rFonts w:ascii="Calibri" w:hAnsi="Calibri" w:cs="Calibri"/>
               </w:rPr>
             </w:pPr>
-            <w:r>
-              <w:rPr>
-                <w:rFonts w:ascii="Calibri" w:hAnsi="Calibri" w:cs="Calibri"/>
-              </w:rPr>
-              <w:t>{{ output_checkbox(</w:t>
+            <w:proofErr w:type="gramStart"/>
+            <w:r>
+              <w:rPr>
+                <w:rFonts w:ascii="Calibri" w:hAnsi="Calibri" w:cs="Calibri"/>
+              </w:rPr>
+              <w:t xml:space="preserve">{{ </w:t>
+            </w:r>
+            <w:proofErr w:type="spellStart"/>
+            <w:r>
+              <w:rPr>
+                <w:rFonts w:ascii="Calibri" w:hAnsi="Calibri" w:cs="Calibri"/>
+              </w:rPr>
+              <w:t>output</w:t>
+            </w:r>
+            <w:proofErr w:type="gramEnd"/>
+            <w:r>
+              <w:rPr>
+                <w:rFonts w:ascii="Calibri" w:hAnsi="Calibri" w:cs="Calibri"/>
+              </w:rPr>
+              <w:t>_checkbox</w:t>
+            </w:r>
+            <w:proofErr w:type="spellEnd"/>
+            <w:r>
+              <w:rPr>
+                <w:rFonts w:ascii="Calibri" w:hAnsi="Calibri" w:cs="Calibri"/>
+              </w:rPr>
+              <w:t>(</w:t>
             </w:r>
             <w:r>
               <w:rPr>
@@ -3234,12 +4809,14 @@
               </w:rPr>
               <w:t>.</w:t>
             </w:r>
+            <w:proofErr w:type="spellStart"/>
             <w:r>
               <w:rPr>
                 <w:rFonts w:ascii="Calibri" w:hAnsi="Calibri" w:cs="Calibri"/>
               </w:rPr>
               <w:t>wants_separate_case</w:t>
             </w:r>
+            <w:proofErr w:type="spellEnd"/>
             <w:r>
               <w:rPr>
                 <w:rFonts w:ascii="Calibri" w:hAnsi="Calibri" w:cs="Calibri"/>
@@ -3272,17 +4849,33 @@
               </w:rPr>
               <w:t xml:space="preserve">Separate case from: </w:t>
             </w:r>
+            <w:proofErr w:type="gramStart"/>
             <w:r>
               <w:rPr>
                 <w:rFonts w:ascii="Calibri" w:hAnsi="Calibri" w:cs="Calibri"/>
               </w:rPr>
               <w:t xml:space="preserve">{{ </w:t>
             </w:r>
-            <w:r>
-              <w:rPr>
-                <w:rFonts w:ascii="Calibri" w:hAnsi="Calibri" w:cs="Calibri"/>
-              </w:rPr>
-              <w:t>comma_list(</w:t>
+            <w:proofErr w:type="spellStart"/>
+            <w:r>
+              <w:rPr>
+                <w:rFonts w:ascii="Calibri" w:hAnsi="Calibri" w:cs="Calibri"/>
+              </w:rPr>
+              <w:t>comma</w:t>
+            </w:r>
+            <w:proofErr w:type="gramEnd"/>
+            <w:r>
+              <w:rPr>
+                <w:rFonts w:ascii="Calibri" w:hAnsi="Calibri" w:cs="Calibri"/>
+              </w:rPr>
+              <w:t>_list</w:t>
+            </w:r>
+            <w:proofErr w:type="spellEnd"/>
+            <w:r>
+              <w:rPr>
+                <w:rFonts w:ascii="Calibri" w:hAnsi="Calibri" w:cs="Calibri"/>
+              </w:rPr>
+              <w:t>(</w:t>
             </w:r>
             <w:r>
               <w:rPr>
@@ -3294,8 +4887,16 @@
               <w:rPr>
                 <w:rFonts w:ascii="Calibri" w:hAnsi="Calibri" w:cs="Calibri"/>
               </w:rPr>
-              <w:t>.separate_case_name_list</w:t>
-            </w:r>
+              <w:t>.</w:t>
+            </w:r>
+            <w:proofErr w:type="spellStart"/>
+            <w:r>
+              <w:rPr>
+                <w:rFonts w:ascii="Calibri" w:hAnsi="Calibri" w:cs="Calibri"/>
+              </w:rPr>
+              <w:t>separate_case_name_list</w:t>
+            </w:r>
+            <w:proofErr w:type="spellEnd"/>
             <w:r>
               <w:rPr>
                 <w:rFonts w:ascii="Calibri" w:hAnsi="Calibri" w:cs="Calibri"/>
@@ -3316,11 +4917,33 @@
                 <w:rFonts w:ascii="Calibri" w:hAnsi="Calibri" w:cs="Calibri"/>
               </w:rPr>
             </w:pPr>
-            <w:r>
-              <w:rPr>
-                <w:rFonts w:ascii="Calibri" w:hAnsi="Calibri" w:cs="Calibri"/>
-              </w:rPr>
-              <w:t>{{ output_checkbox(</w:t>
+            <w:proofErr w:type="gramStart"/>
+            <w:r>
+              <w:rPr>
+                <w:rFonts w:ascii="Calibri" w:hAnsi="Calibri" w:cs="Calibri"/>
+              </w:rPr>
+              <w:t xml:space="preserve">{{ </w:t>
+            </w:r>
+            <w:proofErr w:type="spellStart"/>
+            <w:r>
+              <w:rPr>
+                <w:rFonts w:ascii="Calibri" w:hAnsi="Calibri" w:cs="Calibri"/>
+              </w:rPr>
+              <w:t>output</w:t>
+            </w:r>
+            <w:proofErr w:type="gramEnd"/>
+            <w:r>
+              <w:rPr>
+                <w:rFonts w:ascii="Calibri" w:hAnsi="Calibri" w:cs="Calibri"/>
+              </w:rPr>
+              <w:t>_checkbox</w:t>
+            </w:r>
+            <w:proofErr w:type="spellEnd"/>
+            <w:r>
+              <w:rPr>
+                <w:rFonts w:ascii="Calibri" w:hAnsi="Calibri" w:cs="Calibri"/>
+              </w:rPr>
+              <w:t>(</w:t>
             </w:r>
             <w:r>
               <w:rPr>
@@ -3352,12 +4975,14 @@
               </w:rPr>
               <w:t>.</w:t>
             </w:r>
+            <w:proofErr w:type="spellStart"/>
             <w:r>
               <w:rPr>
                 <w:rFonts w:ascii="Calibri" w:hAnsi="Calibri" w:cs="Calibri"/>
               </w:rPr>
               <w:t>wants_separate_case</w:t>
             </w:r>
+            <w:proofErr w:type="spellEnd"/>
             <w:r>
               <w:rPr>
                 <w:rFonts w:ascii="Calibri" w:hAnsi="Calibri" w:cs="Calibri"/>
@@ -3418,11 +5043,33 @@
                 <w:rFonts w:ascii="Calibri" w:hAnsi="Calibri" w:cs="Calibri"/>
               </w:rPr>
             </w:pPr>
-            <w:r>
-              <w:rPr>
-                <w:rFonts w:ascii="Calibri" w:hAnsi="Calibri" w:cs="Calibri"/>
-              </w:rPr>
-              <w:t>{{ output_checkbox(</w:t>
+            <w:proofErr w:type="gramStart"/>
+            <w:r>
+              <w:rPr>
+                <w:rFonts w:ascii="Calibri" w:hAnsi="Calibri" w:cs="Calibri"/>
+              </w:rPr>
+              <w:t xml:space="preserve">{{ </w:t>
+            </w:r>
+            <w:proofErr w:type="spellStart"/>
+            <w:r>
+              <w:rPr>
+                <w:rFonts w:ascii="Calibri" w:hAnsi="Calibri" w:cs="Calibri"/>
+              </w:rPr>
+              <w:t>output</w:t>
+            </w:r>
+            <w:proofErr w:type="gramEnd"/>
+            <w:r>
+              <w:rPr>
+                <w:rFonts w:ascii="Calibri" w:hAnsi="Calibri" w:cs="Calibri"/>
+              </w:rPr>
+              <w:t>_checkbox</w:t>
+            </w:r>
+            <w:proofErr w:type="spellEnd"/>
+            <w:r>
+              <w:rPr>
+                <w:rFonts w:ascii="Calibri" w:hAnsi="Calibri" w:cs="Calibri"/>
+              </w:rPr>
+              <w:t>(</w:t>
             </w:r>
             <w:r>
               <w:rPr>
@@ -3436,12 +5083,14 @@
               </w:rPr>
               <w:t>.</w:t>
             </w:r>
+            <w:proofErr w:type="spellStart"/>
             <w:r>
               <w:rPr>
                 <w:rFonts w:ascii="Calibri" w:hAnsi="Calibri" w:cs="Calibri"/>
               </w:rPr>
               <w:t>looked_for_attorney</w:t>
             </w:r>
+            <w:proofErr w:type="spellEnd"/>
             <w:r>
               <w:rPr>
                 <w:rFonts w:ascii="Calibri" w:hAnsi="Calibri" w:cs="Calibri"/>
@@ -3462,11 +5111,33 @@
                 <w:rFonts w:ascii="Calibri" w:hAnsi="Calibri" w:cs="Calibri"/>
               </w:rPr>
             </w:pPr>
-            <w:r>
-              <w:rPr>
-                <w:rFonts w:ascii="Calibri" w:hAnsi="Calibri" w:cs="Calibri"/>
-              </w:rPr>
-              <w:t>{{ users[0].looked_for_attorney_details}}</w:t>
+            <w:proofErr w:type="gramStart"/>
+            <w:r>
+              <w:rPr>
+                <w:rFonts w:ascii="Calibri" w:hAnsi="Calibri" w:cs="Calibri"/>
+              </w:rPr>
+              <w:t>{{ users</w:t>
+            </w:r>
+            <w:proofErr w:type="gramEnd"/>
+            <w:r>
+              <w:rPr>
+                <w:rFonts w:ascii="Calibri" w:hAnsi="Calibri" w:cs="Calibri"/>
+              </w:rPr>
+              <w:t>[0].</w:t>
+            </w:r>
+            <w:proofErr w:type="spellStart"/>
+            <w:r>
+              <w:rPr>
+                <w:rFonts w:ascii="Calibri" w:hAnsi="Calibri" w:cs="Calibri"/>
+              </w:rPr>
+              <w:t>looked_for_attorney_details</w:t>
+            </w:r>
+            <w:proofErr w:type="spellEnd"/>
+            <w:r>
+              <w:rPr>
+                <w:rFonts w:ascii="Calibri" w:hAnsi="Calibri" w:cs="Calibri"/>
+              </w:rPr>
+              <w:t>}}</w:t>
             </w:r>
           </w:p>
           <w:p>
@@ -3476,11 +5147,33 @@
                 <w:rFonts w:ascii="Calibri" w:hAnsi="Calibri" w:cs="Calibri"/>
               </w:rPr>
             </w:pPr>
-            <w:r>
-              <w:rPr>
-                <w:rFonts w:ascii="Calibri" w:hAnsi="Calibri" w:cs="Calibri"/>
-              </w:rPr>
-              <w:t>{{ output_checkbox(</w:t>
+            <w:proofErr w:type="gramStart"/>
+            <w:r>
+              <w:rPr>
+                <w:rFonts w:ascii="Calibri" w:hAnsi="Calibri" w:cs="Calibri"/>
+              </w:rPr>
+              <w:t xml:space="preserve">{{ </w:t>
+            </w:r>
+            <w:proofErr w:type="spellStart"/>
+            <w:r>
+              <w:rPr>
+                <w:rFonts w:ascii="Calibri" w:hAnsi="Calibri" w:cs="Calibri"/>
+              </w:rPr>
+              <w:t>output</w:t>
+            </w:r>
+            <w:proofErr w:type="gramEnd"/>
+            <w:r>
+              <w:rPr>
+                <w:rFonts w:ascii="Calibri" w:hAnsi="Calibri" w:cs="Calibri"/>
+              </w:rPr>
+              <w:t>_checkbox</w:t>
+            </w:r>
+            <w:proofErr w:type="spellEnd"/>
+            <w:r>
+              <w:rPr>
+                <w:rFonts w:ascii="Calibri" w:hAnsi="Calibri" w:cs="Calibri"/>
+              </w:rPr>
+              <w:t>(</w:t>
             </w:r>
             <w:r>
               <w:rPr>
@@ -3500,12 +5193,14 @@
               </w:rPr>
               <w:t>.</w:t>
             </w:r>
+            <w:proofErr w:type="spellStart"/>
             <w:r>
               <w:rPr>
                 <w:rFonts w:ascii="Calibri" w:hAnsi="Calibri" w:cs="Calibri"/>
               </w:rPr>
               <w:t>looked_for_attorney</w:t>
             </w:r>
+            <w:proofErr w:type="spellEnd"/>
             <w:r>
               <w:rPr>
                 <w:rFonts w:ascii="Calibri" w:hAnsi="Calibri" w:cs="Calibri"/>
@@ -3554,11 +5249,33 @@
                 <w:rFonts w:ascii="Calibri" w:hAnsi="Calibri" w:cs="Calibri"/>
               </w:rPr>
             </w:pPr>
-            <w:r>
-              <w:rPr>
-                <w:rFonts w:ascii="Calibri" w:hAnsi="Calibri" w:cs="Calibri"/>
-              </w:rPr>
-              <w:t>{{ users[0].additional_notes}}</w:t>
+            <w:proofErr w:type="gramStart"/>
+            <w:r>
+              <w:rPr>
+                <w:rFonts w:ascii="Calibri" w:hAnsi="Calibri" w:cs="Calibri"/>
+              </w:rPr>
+              <w:t>{{ users</w:t>
+            </w:r>
+            <w:proofErr w:type="gramEnd"/>
+            <w:r>
+              <w:rPr>
+                <w:rFonts w:ascii="Calibri" w:hAnsi="Calibri" w:cs="Calibri"/>
+              </w:rPr>
+              <w:t>[0].</w:t>
+            </w:r>
+            <w:proofErr w:type="spellStart"/>
+            <w:r>
+              <w:rPr>
+                <w:rFonts w:ascii="Calibri" w:hAnsi="Calibri" w:cs="Calibri"/>
+              </w:rPr>
+              <w:t>additional_notes</w:t>
+            </w:r>
+            <w:proofErr w:type="spellEnd"/>
+            <w:r>
+              <w:rPr>
+                <w:rFonts w:ascii="Calibri" w:hAnsi="Calibri" w:cs="Calibri"/>
+              </w:rPr>
+              <w:t>}}</w:t>
             </w:r>
           </w:p>
         </w:tc>
